--- a/Thesis/docx_export/BAB_3_METODOLOGI_PENELITIAN.docx
+++ b/Thesis/docx_export/BAB_3_METODOLOGI_PENELITIAN.docx
@@ -358,7 +358,22 @@
           <w:rFonts w:ascii="Arial" w:hAnsi="Arial"/>
           <w:sz w:val="20"/>
         </w:rPr>
-        <w:t xml:space="preserve"> Pixhawk 2.4.8, perakitan kabel komunikasi tether Ethernet Fathom-X, serta pengujian </w:t>
+        <w:t xml:space="preserve"> Pixhawk 2.4.8, perakitan kabel komunikasi </w:t>
+      </w:r>
+      <w:r>
+        <w:rPr>
+          <w:rFonts w:ascii="Arial" w:hAnsi="Arial"/>
+          <w:i/>
+          <w:sz w:val="20"/>
+        </w:rPr>
+        <w:t>tether</w:t>
+      </w:r>
+      <w:r>
+        <w:rPr>
+          <w:rFonts w:ascii="Arial" w:hAnsi="Arial"/>
+          <w:sz w:val="20"/>
+        </w:rPr>
+        <w:t xml:space="preserve"> Ethernet Fathom-X, serta pengujian </w:t>
       </w:r>
       <w:r>
         <w:rPr>
@@ -1346,7 +1361,7 @@
       <w:r>
         <w:rPr>
           <w:rFonts w:ascii="Arial" w:hAnsi="Arial"/>
-          <w:i/>
+          <w:b/>
           <w:sz w:val="20"/>
         </w:rPr>
         <w:t>underactuated</w:t>
@@ -1361,7 +1376,7 @@
       <w:r>
         <w:rPr>
           <w:rFonts w:ascii="Arial" w:hAnsi="Arial"/>
-          <w:i/>
+          <w:b/>
           <w:sz w:val="20"/>
         </w:rPr>
         <w:t>yaw</w:t>
@@ -1376,7 +1391,7 @@
       <w:r>
         <w:rPr>
           <w:rFonts w:ascii="Arial" w:hAnsi="Arial"/>
-          <w:i/>
+          <w:b/>
           <w:sz w:val="20"/>
         </w:rPr>
         <w:t>pitch-hold</w:t>
@@ -1405,7 +1420,7 @@
       <w:r>
         <w:rPr>
           <w:rFonts w:ascii="Arial" w:hAnsi="Arial"/>
-          <w:i/>
+          <w:b/>
           <w:sz w:val="20"/>
         </w:rPr>
         <w:t>over-actuated</w:t>
@@ -1461,7 +1476,7 @@
       <w:r>
         <w:rPr>
           <w:rFonts w:ascii="Arial" w:hAnsi="Arial"/>
-          <w:i/>
+          <w:b/>
           <w:sz w:val="20"/>
         </w:rPr>
         <w:t>gimbal lock</w:t>
@@ -1604,28 +1619,129 @@
           <w:i/>
           <w:sz w:val="20"/>
         </w:rPr>
-        <w:t>Topside/Onboard Visual Target Kalman Filter</w:t>
-      </w:r>
-      <w:r>
-        <w:rPr>
-          <w:rFonts w:ascii="Arial" w:hAnsi="Arial"/>
-          <w:sz w:val="20"/>
-        </w:rPr>
-        <w:t xml:space="preserve"> (</w:t>
+        <w:t xml:space="preserve">Topside/Onboard Visual Target </w:t>
+      </w:r>
+      <w:r>
+        <w:rPr>
+          <w:rFonts w:ascii="Arial" w:hAnsi="Arial"/>
+          <w:sz w:val="20"/>
+        </w:rPr>
+        <w:t>Kalman Filter</w:t>
+      </w:r>
+      <w:r>
+        <w:rPr>
+          <w:rFonts w:ascii="Arial" w:hAnsi="Arial"/>
+          <w:b/>
+          <w:sz w:val="20"/>
+        </w:rPr>
+        <w:t xml:space="preserve"> (`AUVVisualKalmanFilter`): Penapis linier diskrit 8-dimensi berbasis model percepatan derau putih kontinu (</w:t>
+      </w:r>
+      <w:r>
+        <w:rPr>
+          <w:rFonts w:ascii="Arial" w:hAnsi="Arial"/>
+          <w:sz w:val="20"/>
+        </w:rPr>
+        <w:t>Continuous White Noise Acceleration</w:t>
+      </w:r>
+      <w:r>
+        <w:rPr>
+          <w:rFonts w:ascii="Arial" w:hAnsi="Arial"/>
+          <w:b/>
+          <w:sz w:val="20"/>
+        </w:rPr>
+        <w:t xml:space="preserve"> / CWNA) dengan kovariansi adaptif berbobot skor konfidensi YOLO $$\mathbf{R}_k(</w:t>
+        <w:tab/>
+        <w:t xml:space="preserve">ext{conf})$$, validasi jarak inovasi Mahalanobis $$\chi^2(4)$$, dan mekanisme propagasi </w:t>
+      </w:r>
+      <w:r>
+        <w:rPr>
+          <w:rFonts w:ascii="Arial" w:hAnsi="Arial"/>
+          <w:sz w:val="20"/>
+        </w:rPr>
+        <w:t>dead-reckoning** saat terjadi oklusi visual [16], [17], [25].</w:t>
+      </w:r>
+    </w:p>
+    <w:p>
+      <w:pPr>
+        <w:spacing w:after="60"/>
+        <w:ind w:left="567" w:hanging="283"/>
+      </w:pPr>
+      <w:r>
+        <w:rPr>
+          <w:rFonts w:ascii="Arial" w:hAnsi="Arial"/>
+        </w:rPr>
+        <w:t xml:space="preserve">•  </w:t>
+      </w:r>
+      <w:r>
+        <w:rPr>
+          <w:rFonts w:ascii="Arial" w:hAnsi="Arial"/>
+          <w:i/>
+          <w:sz w:val="20"/>
+        </w:rPr>
+        <w:t xml:space="preserve">Subsea Hydrodynamic Dynamics </w:t>
+      </w:r>
+      <w:r>
+        <w:rPr>
+          <w:rFonts w:ascii="Arial" w:hAnsi="Arial"/>
+          <w:sz w:val="20"/>
+        </w:rPr>
+        <w:t>Extended Kalman Filter*</w:t>
+      </w:r>
+      <w:r>
+        <w:rPr>
+          <w:rFonts w:ascii="Arial" w:hAnsi="Arial"/>
+          <w:i/>
+          <w:sz w:val="20"/>
+        </w:rPr>
+        <w:t xml:space="preserve"> (`AUVDynamicsKalmanFilter`): Penapis non-linier 6-DOF yang menggabungkan pembacaan sensor inersia Pixhawk dan sensor tekanan kedalaman dengan model kinetika Fossen, dilengkapi pengamat gangguan arus laut (</w:t>
+      </w:r>
+      <w:r>
+        <w:rPr>
+          <w:rFonts w:ascii="Arial" w:hAnsi="Arial"/>
+          <w:sz w:val="20"/>
+        </w:rPr>
+        <w:t>ocean current disturbance observer*) [7], [18], [29].</w:t>
+      </w:r>
+    </w:p>
+    <w:p>
+      <w:pPr>
+        <w:spacing w:after="60"/>
+        <w:ind w:left="567" w:hanging="340"/>
+      </w:pPr>
+      <w:r>
+        <w:rPr>
+          <w:b/>
+        </w:rPr>
+        <w:t xml:space="preserve">4.  </w:t>
+      </w:r>
+      <w:r>
+        <w:rPr>
+          <w:rFonts w:ascii="Arial" w:hAnsi="Arial"/>
+          <w:b/>
+          <w:sz w:val="20"/>
+        </w:rPr>
+        <w:t>Fase IV (Simulasi Software-In-The-Loop / SITL)</w:t>
+      </w:r>
+      <w:r>
+        <w:rPr>
+          <w:rFonts w:ascii="Arial" w:hAnsi="Arial"/>
+          <w:sz w:val="20"/>
+        </w:rPr>
+        <w:t>: Membangun lingkungan simulasi virtual presisi tinggi memanfaatkan simulator Gazebo Harmonic (</w:t>
       </w:r>
       <w:r>
         <w:rPr>
           <w:rFonts w:ascii="Consolas" w:hAnsi="Consolas"/>
           <w:sz w:val="19"/>
         </w:rPr>
-        <w:t>AUVVisualKalmanFilter</w:t>
-      </w:r>
-      <w:r>
-        <w:rPr>
-          <w:rFonts w:ascii="Arial" w:hAnsi="Arial"/>
-          <w:sz w:val="20"/>
-        </w:rPr>
-        <w:t>): Penapis linier diskrit 8-dimensi berbasis model percepatan derau putih kontinu (</w:t>
+        <w:t>gz-sim 8.14</w:t>
+      </w:r>
+      <w:r>
+        <w:rPr>
+          <w:rFonts w:ascii="Arial" w:hAnsi="Arial"/>
+          <w:sz w:val="20"/>
+        </w:rPr>
+        <w:t xml:space="preserve">) dan </w:t>
       </w:r>
       <w:r>
         <w:rPr>
@@ -1633,44 +1749,14 @@
           <w:i/>
           <w:sz w:val="20"/>
         </w:rPr>
-        <w:t>Continuous White Noise Acceleration</w:t>
-      </w:r>
-      <w:r>
-        <w:rPr>
-          <w:rFonts w:ascii="Arial" w:hAnsi="Arial"/>
-          <w:sz w:val="20"/>
-        </w:rPr>
-        <w:t xml:space="preserve"> / CWNA) dengan kovariansi adaptif berbobot skor konfidensi YOLO </w:t>
-      </w:r>
-      <w:r>
-        <w:rPr>
-          <w:rFonts w:ascii="Arial" w:hAnsi="Arial"/>
-          <w:sz w:val="20"/>
-        </w:rPr>
-        <w:t>$$\mathbf{R}_k(</w:t>
-        <w:tab/>
-        <w:t>ext{conf})$$</w:t>
-      </w:r>
-      <w:r>
-        <w:rPr>
-          <w:rFonts w:ascii="Arial" w:hAnsi="Arial"/>
-          <w:sz w:val="20"/>
-        </w:rPr>
-        <w:t xml:space="preserve">, validasi jarak inovasi Mahalanobis </w:t>
-      </w:r>
-      <w:r>
-        <w:rPr>
-          <w:rFonts w:ascii="Arial" w:hAnsi="Arial"/>
-          <w:sz w:val="20"/>
-        </w:rPr>
-        <w:t>$$\chi^2(4)$$</w:t>
-      </w:r>
-      <w:r>
-        <w:rPr>
-          <w:rFonts w:ascii="Arial" w:hAnsi="Arial"/>
-          <w:sz w:val="20"/>
-        </w:rPr>
-        <w:t xml:space="preserve">, dan mekanisme propagasi </w:t>
+        <w:t>Robot Operating System</w:t>
+      </w:r>
+      <w:r>
+        <w:rPr>
+          <w:rFonts w:ascii="Arial" w:hAnsi="Arial"/>
+          <w:sz w:val="20"/>
+        </w:rPr>
+        <w:t xml:space="preserve"> (ROS 2 Jazzy Jalisco) [14], [31]. Wahana BlueROV2 Heavy dimodelkan dalam format </w:t>
       </w:r>
       <w:r>
         <w:rPr>
@@ -1678,82 +1764,55 @@
           <w:i/>
           <w:sz w:val="20"/>
         </w:rPr>
-        <w:t>dead-reckoning</w:t>
-      </w:r>
-      <w:r>
-        <w:rPr>
-          <w:rFonts w:ascii="Arial" w:hAnsi="Arial"/>
-          <w:sz w:val="20"/>
-        </w:rPr>
-        <w:t xml:space="preserve"> saat terjadi oklusi visual [16], [17], [25].</w:t>
+        <w:t>Simulation Description Format</w:t>
+      </w:r>
+      <w:r>
+        <w:rPr>
+          <w:rFonts w:ascii="Arial" w:hAnsi="Arial"/>
+          <w:sz w:val="20"/>
+        </w:rPr>
+        <w:t xml:space="preserve"> (SDF) lengkap dengan plugin hidrodinamika dan daya apung. Sistem kendali dieksekusi melalui ArduSub SITL dengan model </w:t>
+      </w:r>
+      <w:r>
+        <w:rPr>
+          <w:rFonts w:ascii="Arial" w:hAnsi="Arial"/>
+          <w:i/>
+          <w:sz w:val="20"/>
+        </w:rPr>
+        <w:t>frame</w:t>
+      </w:r>
+      <w:r>
+        <w:rPr>
+          <w:rFonts w:ascii="Arial" w:hAnsi="Arial"/>
+          <w:sz w:val="20"/>
+        </w:rPr>
+        <w:t xml:space="preserve"> </w:t>
+      </w:r>
+      <w:r>
+        <w:rPr>
+          <w:rFonts w:ascii="Consolas" w:hAnsi="Consolas"/>
+          <w:sz w:val="19"/>
+        </w:rPr>
+        <w:t>vectored_6dof</w:t>
+      </w:r>
+      <w:r>
+        <w:rPr>
+          <w:rFonts w:ascii="Arial" w:hAnsi="Arial"/>
+          <w:sz w:val="20"/>
+        </w:rPr>
+        <w:t xml:space="preserve"> yang berkomunikasi dua arah via protokol JSON/UDP [21].</w:t>
       </w:r>
     </w:p>
     <w:p>
       <w:pPr>
         <w:spacing w:after="60"/>
-        <w:ind w:left="567" w:hanging="283"/>
-      </w:pPr>
-      <w:r>
-        <w:rPr>
-          <w:rFonts w:ascii="Arial" w:hAnsi="Arial"/>
-        </w:rPr>
-        <w:t xml:space="preserve">•  </w:t>
-      </w:r>
-      <w:r>
-        <w:rPr>
-          <w:rFonts w:ascii="Arial" w:hAnsi="Arial"/>
-          <w:i/>
-          <w:sz w:val="20"/>
-        </w:rPr>
-        <w:t>Subsea Hydrodynamic Dynamics Extended Kalman Filter</w:t>
-      </w:r>
-      <w:r>
-        <w:rPr>
-          <w:rFonts w:ascii="Arial" w:hAnsi="Arial"/>
-          <w:sz w:val="20"/>
-        </w:rPr>
-        <w:t xml:space="preserve"> (</w:t>
-      </w:r>
-      <w:r>
-        <w:rPr>
-          <w:rFonts w:ascii="Consolas" w:hAnsi="Consolas"/>
-          <w:sz w:val="19"/>
-        </w:rPr>
-        <w:t>AUVDynamicsKalmanFilter</w:t>
-      </w:r>
-      <w:r>
-        <w:rPr>
-          <w:rFonts w:ascii="Arial" w:hAnsi="Arial"/>
-          <w:sz w:val="20"/>
-        </w:rPr>
-        <w:t>): Penapis non-linier 6-DOF yang menggabungkan pembacaan sensor inersia Pixhawk dan sensor tekanan kedalaman dengan model kinetika Fossen, dilengkapi pengamat gangguan arus laut (</w:t>
-      </w:r>
-      <w:r>
-        <w:rPr>
-          <w:rFonts w:ascii="Arial" w:hAnsi="Arial"/>
-          <w:i/>
-          <w:sz w:val="20"/>
-        </w:rPr>
-        <w:t>ocean current disturbance observer</w:t>
-      </w:r>
-      <w:r>
-        <w:rPr>
-          <w:rFonts w:ascii="Arial" w:hAnsi="Arial"/>
-          <w:sz w:val="20"/>
-        </w:rPr>
-        <w:t>) [7], [18], [29].</w:t>
-      </w:r>
-    </w:p>
-    <w:p>
-      <w:pPr>
-        <w:spacing w:after="60"/>
         <w:ind w:left="567" w:hanging="340"/>
       </w:pPr>
       <w:r>
         <w:rPr>
           <w:b/>
         </w:rPr>
-        <w:t xml:space="preserve">4.  </w:t>
+        <w:t xml:space="preserve">5.  </w:t>
       </w:r>
       <w:r>
         <w:rPr>
@@ -1761,119 +1820,19 @@
           <w:b/>
           <w:sz w:val="20"/>
         </w:rPr>
-        <w:t>Fase IV (Simulasi Software-In-The-Loop / SITL)</w:t>
-      </w:r>
-      <w:r>
-        <w:rPr>
-          <w:rFonts w:ascii="Arial" w:hAnsi="Arial"/>
-          <w:sz w:val="20"/>
-        </w:rPr>
-        <w:t>: Membangun lingkungan simulasi virtual presisi tinggi memanfaatkan simulator Gazebo Harmonic (</w:t>
-      </w:r>
-      <w:r>
-        <w:rPr>
-          <w:rFonts w:ascii="Consolas" w:hAnsi="Consolas"/>
-          <w:sz w:val="19"/>
-        </w:rPr>
-        <w:t>gz-sim 8.14</w:t>
-      </w:r>
-      <w:r>
-        <w:rPr>
-          <w:rFonts w:ascii="Arial" w:hAnsi="Arial"/>
-          <w:sz w:val="20"/>
-        </w:rPr>
-        <w:t xml:space="preserve">) dan </w:t>
-      </w:r>
-      <w:r>
-        <w:rPr>
-          <w:rFonts w:ascii="Arial" w:hAnsi="Arial"/>
-          <w:i/>
-          <w:sz w:val="20"/>
-        </w:rPr>
-        <w:t>Robot Operating System</w:t>
-      </w:r>
-      <w:r>
-        <w:rPr>
-          <w:rFonts w:ascii="Arial" w:hAnsi="Arial"/>
-          <w:sz w:val="20"/>
-        </w:rPr>
-        <w:t xml:space="preserve"> (ROS 2 Jazzy Jalisco) [14], [31]. Wahana BlueROV2 Heavy dimodelkan dalam format </w:t>
-      </w:r>
-      <w:r>
-        <w:rPr>
-          <w:rFonts w:ascii="Arial" w:hAnsi="Arial"/>
-          <w:i/>
-          <w:sz w:val="20"/>
-        </w:rPr>
-        <w:t>Simulation Description Format</w:t>
-      </w:r>
-      <w:r>
-        <w:rPr>
-          <w:rFonts w:ascii="Arial" w:hAnsi="Arial"/>
-          <w:sz w:val="20"/>
-        </w:rPr>
-        <w:t xml:space="preserve"> (SDF) lengkap dengan plugin hidrodinamika dan daya apung. Sistem kendali dieksekusi melalui ArduSub SITL dengan model </w:t>
-      </w:r>
-      <w:r>
-        <w:rPr>
-          <w:rFonts w:ascii="Arial" w:hAnsi="Arial"/>
-          <w:i/>
-          <w:sz w:val="20"/>
-        </w:rPr>
-        <w:t>frame</w:t>
-      </w:r>
-      <w:r>
-        <w:rPr>
-          <w:rFonts w:ascii="Arial" w:hAnsi="Arial"/>
-          <w:sz w:val="20"/>
-        </w:rPr>
-        <w:t xml:space="preserve"> </w:t>
-      </w:r>
-      <w:r>
-        <w:rPr>
-          <w:rFonts w:ascii="Consolas" w:hAnsi="Consolas"/>
-          <w:sz w:val="19"/>
-        </w:rPr>
-        <w:t>vectored_6dof</w:t>
-      </w:r>
-      <w:r>
-        <w:rPr>
-          <w:rFonts w:ascii="Arial" w:hAnsi="Arial"/>
-          <w:sz w:val="20"/>
-        </w:rPr>
-        <w:t xml:space="preserve"> yang berkomunikasi dua arah via protokol JSON/UDP [21].</w:t>
-      </w:r>
-    </w:p>
-    <w:p>
-      <w:pPr>
-        <w:spacing w:after="60"/>
-        <w:ind w:left="567" w:hanging="340"/>
-      </w:pPr>
-      <w:r>
-        <w:rPr>
+        <w:t>Fase V (Integrasi Hardware-In-The-Loop / HITL)</w:t>
+      </w:r>
+      <w:r>
+        <w:rPr>
+          <w:rFonts w:ascii="Arial" w:hAnsi="Arial"/>
+          <w:sz w:val="20"/>
+        </w:rPr>
+        <w:t xml:space="preserve">: Mengintegrasikan perangkat keras fisik wahana ke dalam lingkungan komputasi permukaan melalui kabel tether Ethernet subsea [2], [14]. </w:t>
+      </w:r>
+      <w:r>
+        <w:rPr>
+          <w:rFonts w:ascii="Arial" w:hAnsi="Arial"/>
           <w:b/>
-        </w:rPr>
-        <w:t xml:space="preserve">5.  </w:t>
-      </w:r>
-      <w:r>
-        <w:rPr>
-          <w:rFonts w:ascii="Arial" w:hAnsi="Arial"/>
-          <w:b/>
-          <w:sz w:val="20"/>
-        </w:rPr>
-        <w:t>Fase V (Integrasi Hardware-In-The-Loop / HITL)</w:t>
-      </w:r>
-      <w:r>
-        <w:rPr>
-          <w:rFonts w:ascii="Arial" w:hAnsi="Arial"/>
-          <w:sz w:val="20"/>
-        </w:rPr>
-        <w:t xml:space="preserve">: Mengintegrasikan perangkat keras fisik wahana ke dalam lingkungan komputasi permukaan melalui kabel tether Ethernet subsea [2], [14]. </w:t>
-      </w:r>
-      <w:r>
-        <w:rPr>
-          <w:rFonts w:ascii="Arial" w:hAnsi="Arial"/>
-          <w:i/>
           <w:sz w:val="20"/>
         </w:rPr>
         <w:t>Companion computer</w:t>
@@ -1987,7 +1946,7 @@
           <w:rFonts w:ascii="Arial" w:hAnsi="Arial"/>
           <w:sz w:val="20"/>
         </w:rPr>
-        <w:t>: Menjalankan serangkaian eksperimen terukur untuk mengevaluasi akurasi pelacakan visual target, kemampuan penapisan derau frekuensi tinggi, ketahanan terhadap oklusi target temporer, akurasi rekonstruksi kecepatan bodi 6-DOF, mitigasi momen Munk, serta latensi komputasi waktu nyata (</w:t>
+        <w:t>: Menjalankan serangkaian eksperimen terukur untuk mengevaluasi akurasi pelacakan visual target, kemampuan penapisan derau frekuensi tinggi, ketahanan terhadap oklusi target temporer, akurasi rekonstruksi kecepatan bodi 6-DOF, mitigasi momen Munk, serta latensi komputasi waktu nyata (*</w:t>
       </w:r>
       <w:r>
         <w:rPr>
@@ -1995,14 +1954,14 @@
           <w:i/>
           <w:sz w:val="20"/>
         </w:rPr>
-        <w:t>real-time execution profiling</w:t>
-      </w:r>
-      <w:r>
-        <w:rPr>
-          <w:rFonts w:ascii="Arial" w:hAnsi="Arial"/>
-          <w:sz w:val="20"/>
-        </w:rPr>
-        <w:t>).</w:t>
+        <w:t>real-time</w:t>
+      </w:r>
+      <w:r>
+        <w:rPr>
+          <w:rFonts w:ascii="Arial" w:hAnsi="Arial"/>
+          <w:sz w:val="20"/>
+        </w:rPr>
+        <w:t xml:space="preserve"> execution profiling*).</w:t>
       </w:r>
     </w:p>
     <w:p>
@@ -2049,7 +2008,7 @@
       <w:r>
         <w:rPr>
           <w:rFonts w:ascii="Arial" w:hAnsi="Arial"/>
-          <w:i/>
+          <w:b/>
           <w:sz w:val="20"/>
         </w:rPr>
         <w:t>over-actuated</w:t>
@@ -2064,7 +2023,7 @@
       <w:r>
         <w:rPr>
           <w:rFonts w:ascii="Arial" w:hAnsi="Arial"/>
-          <w:i/>
+          <w:b/>
           <w:sz w:val="20"/>
         </w:rPr>
         <w:t>rigid-body</w:t>
@@ -2079,7 +2038,7 @@
       <w:r>
         <w:rPr>
           <w:rFonts w:ascii="Arial" w:hAnsi="Arial"/>
-          <w:i/>
+          <w:b/>
           <w:sz w:val="20"/>
         </w:rPr>
         <w:t>added mass</w:t>
@@ -2094,7 +2053,7 @@
       <w:r>
         <w:rPr>
           <w:rFonts w:ascii="Arial" w:hAnsi="Arial"/>
-          <w:i/>
+          <w:b/>
           <w:sz w:val="20"/>
         </w:rPr>
         <w:t>hydrodynamic damping</w:t>
@@ -2109,7 +2068,7 @@
       <w:r>
         <w:rPr>
           <w:rFonts w:ascii="Arial" w:hAnsi="Arial"/>
-          <w:i/>
+          <w:b/>
           <w:sz w:val="20"/>
         </w:rPr>
         <w:t>restoring forces</w:t>
@@ -2132,7 +2091,24 @@
           <w:b/>
           <w:sz w:val="20"/>
         </w:rPr>
-        <w:t>3.3.1 Parameter Fisik dan Properti Benda Tegar (Rigid-Body Properties)</w:t>
+        <w:t>3.3.1 Parameter Fisik dan Properti Benda Tegar (*</w:t>
+      </w:r>
+      <w:r>
+        <w:rPr>
+          <w:rFonts w:ascii="Arial" w:hAnsi="Arial"/>
+          <w:b/>
+          <w:i/>
+          <w:sz w:val="20"/>
+        </w:rPr>
+        <w:t>Rigid-Body</w:t>
+      </w:r>
+      <w:r>
+        <w:rPr>
+          <w:rFonts w:ascii="Arial" w:hAnsi="Arial"/>
+          <w:b/>
+          <w:sz w:val="20"/>
+        </w:rPr>
+        <w:t xml:space="preserve"> Properties*)</w:t>
       </w:r>
     </w:p>
     <w:p>
@@ -2189,7 +2165,15 @@
           <w:b/>
           <w:sz w:val="19"/>
         </w:rPr>
-        <w:t>Tabel 3.1 Parameter Fisik dan Properti Benda Tegar Wahana BlueROV2 Heavy</w:t>
+        <w:t>Tabel 3.1</w:t>
+      </w:r>
+      <w:r>
+        <w:rPr>
+          <w:rFonts w:ascii="Arial" w:hAnsi="Arial"/>
+          <w:b/>
+          <w:sz w:val="19"/>
+        </w:rPr>
+        <w:t xml:space="preserve"> Parameter Fisik dan Properti Benda Tegar Wahana BlueROV2 Heavy</w:t>
       </w:r>
     </w:p>
     <w:tbl>
@@ -2215,6 +2199,12 @@
               <w:bottom w:val="single" w:sz="4" w:space="0" w:color="CCCCCC"/>
               <w:right w:val="single" w:sz="4" w:space="0" w:color="CCCCCC"/>
             </w:tcBorders>
+            <w:tcMar>
+              <w:top w:w="60" w:type="dxa"/>
+              <w:bottom w:w="60" w:type="dxa"/>
+              <w:left w:w="100" w:type="dxa"/>
+              <w:right w:w="100" w:type="dxa"/>
+            </w:tcMar>
             <w:shd w:fill="EAEFF5"/>
           </w:tcPr>
           <w:p>
@@ -2240,6 +2230,12 @@
               <w:bottom w:val="single" w:sz="4" w:space="0" w:color="CCCCCC"/>
               <w:right w:val="single" w:sz="4" w:space="0" w:color="CCCCCC"/>
             </w:tcBorders>
+            <w:tcMar>
+              <w:top w:w="60" w:type="dxa"/>
+              <w:bottom w:w="60" w:type="dxa"/>
+              <w:left w:w="100" w:type="dxa"/>
+              <w:right w:w="100" w:type="dxa"/>
+            </w:tcMar>
             <w:shd w:fill="EAEFF5"/>
           </w:tcPr>
           <w:p>
@@ -2265,6 +2261,12 @@
               <w:bottom w:val="single" w:sz="4" w:space="0" w:color="CCCCCC"/>
               <w:right w:val="single" w:sz="4" w:space="0" w:color="CCCCCC"/>
             </w:tcBorders>
+            <w:tcMar>
+              <w:top w:w="60" w:type="dxa"/>
+              <w:bottom w:w="60" w:type="dxa"/>
+              <w:left w:w="100" w:type="dxa"/>
+              <w:right w:w="100" w:type="dxa"/>
+            </w:tcMar>
             <w:shd w:fill="EAEFF5"/>
           </w:tcPr>
           <w:p>
@@ -2290,6 +2292,12 @@
               <w:bottom w:val="single" w:sz="4" w:space="0" w:color="CCCCCC"/>
               <w:right w:val="single" w:sz="4" w:space="0" w:color="CCCCCC"/>
             </w:tcBorders>
+            <w:tcMar>
+              <w:top w:w="60" w:type="dxa"/>
+              <w:bottom w:w="60" w:type="dxa"/>
+              <w:left w:w="100" w:type="dxa"/>
+              <w:right w:w="100" w:type="dxa"/>
+            </w:tcMar>
             <w:shd w:fill="EAEFF5"/>
           </w:tcPr>
           <w:p>
@@ -2315,6 +2323,12 @@
               <w:bottom w:val="single" w:sz="4" w:space="0" w:color="CCCCCC"/>
               <w:right w:val="single" w:sz="4" w:space="0" w:color="CCCCCC"/>
             </w:tcBorders>
+            <w:tcMar>
+              <w:top w:w="60" w:type="dxa"/>
+              <w:bottom w:w="60" w:type="dxa"/>
+              <w:left w:w="100" w:type="dxa"/>
+              <w:right w:w="100" w:type="dxa"/>
+            </w:tcMar>
             <w:shd w:fill="EAEFF5"/>
           </w:tcPr>
           <w:p>
@@ -2342,6 +2356,12 @@
               <w:bottom w:val="single" w:sz="4" w:space="0" w:color="CCCCCC"/>
               <w:right w:val="single" w:sz="4" w:space="0" w:color="CCCCCC"/>
             </w:tcBorders>
+            <w:tcMar>
+              <w:top w:w="60" w:type="dxa"/>
+              <w:bottom w:w="60" w:type="dxa"/>
+              <w:left w:w="100" w:type="dxa"/>
+              <w:right w:w="100" w:type="dxa"/>
+            </w:tcMar>
           </w:tcPr>
           <w:p>
             <w:pPr>
@@ -2365,6 +2385,12 @@
               <w:bottom w:val="single" w:sz="4" w:space="0" w:color="CCCCCC"/>
               <w:right w:val="single" w:sz="4" w:space="0" w:color="CCCCCC"/>
             </w:tcBorders>
+            <w:tcMar>
+              <w:top w:w="60" w:type="dxa"/>
+              <w:bottom w:w="60" w:type="dxa"/>
+              <w:left w:w="100" w:type="dxa"/>
+              <w:right w:w="100" w:type="dxa"/>
+            </w:tcMar>
           </w:tcPr>
           <w:p>
             <w:pPr>
@@ -2388,6 +2414,12 @@
               <w:bottom w:val="single" w:sz="4" w:space="0" w:color="CCCCCC"/>
               <w:right w:val="single" w:sz="4" w:space="0" w:color="CCCCCC"/>
             </w:tcBorders>
+            <w:tcMar>
+              <w:top w:w="60" w:type="dxa"/>
+              <w:bottom w:w="60" w:type="dxa"/>
+              <w:left w:w="100" w:type="dxa"/>
+              <w:right w:w="100" w:type="dxa"/>
+            </w:tcMar>
           </w:tcPr>
           <w:p>
             <w:pPr>
@@ -2411,6 +2443,12 @@
               <w:bottom w:val="single" w:sz="4" w:space="0" w:color="CCCCCC"/>
               <w:right w:val="single" w:sz="4" w:space="0" w:color="CCCCCC"/>
             </w:tcBorders>
+            <w:tcMar>
+              <w:top w:w="60" w:type="dxa"/>
+              <w:bottom w:w="60" w:type="dxa"/>
+              <w:left w:w="100" w:type="dxa"/>
+              <w:right w:w="100" w:type="dxa"/>
+            </w:tcMar>
           </w:tcPr>
           <w:p>
             <w:pPr>
@@ -2436,6 +2474,12 @@
               <w:bottom w:val="single" w:sz="4" w:space="0" w:color="CCCCCC"/>
               <w:right w:val="single" w:sz="4" w:space="0" w:color="CCCCCC"/>
             </w:tcBorders>
+            <w:tcMar>
+              <w:top w:w="60" w:type="dxa"/>
+              <w:bottom w:w="60" w:type="dxa"/>
+              <w:left w:w="100" w:type="dxa"/>
+              <w:right w:w="100" w:type="dxa"/>
+            </w:tcMar>
           </w:tcPr>
           <w:p>
             <w:pPr>
@@ -2461,6 +2505,12 @@
               <w:bottom w:val="single" w:sz="4" w:space="0" w:color="CCCCCC"/>
               <w:right w:val="single" w:sz="4" w:space="0" w:color="CCCCCC"/>
             </w:tcBorders>
+            <w:tcMar>
+              <w:top w:w="60" w:type="dxa"/>
+              <w:bottom w:w="60" w:type="dxa"/>
+              <w:left w:w="100" w:type="dxa"/>
+              <w:right w:w="100" w:type="dxa"/>
+            </w:tcMar>
           </w:tcPr>
           <w:p>
             <w:pPr>
@@ -2499,6 +2549,12 @@
               <w:bottom w:val="single" w:sz="4" w:space="0" w:color="CCCCCC"/>
               <w:right w:val="single" w:sz="4" w:space="0" w:color="CCCCCC"/>
             </w:tcBorders>
+            <w:tcMar>
+              <w:top w:w="60" w:type="dxa"/>
+              <w:bottom w:w="60" w:type="dxa"/>
+              <w:left w:w="100" w:type="dxa"/>
+              <w:right w:w="100" w:type="dxa"/>
+            </w:tcMar>
           </w:tcPr>
           <w:p>
             <w:pPr>
@@ -2522,6 +2578,12 @@
               <w:bottom w:val="single" w:sz="4" w:space="0" w:color="CCCCCC"/>
               <w:right w:val="single" w:sz="4" w:space="0" w:color="CCCCCC"/>
             </w:tcBorders>
+            <w:tcMar>
+              <w:top w:w="60" w:type="dxa"/>
+              <w:bottom w:w="60" w:type="dxa"/>
+              <w:left w:w="100" w:type="dxa"/>
+              <w:right w:w="100" w:type="dxa"/>
+            </w:tcMar>
           </w:tcPr>
           <w:p>
             <w:pPr>
@@ -2545,6 +2607,12 @@
               <w:bottom w:val="single" w:sz="4" w:space="0" w:color="CCCCCC"/>
               <w:right w:val="single" w:sz="4" w:space="0" w:color="CCCCCC"/>
             </w:tcBorders>
+            <w:tcMar>
+              <w:top w:w="60" w:type="dxa"/>
+              <w:bottom w:w="60" w:type="dxa"/>
+              <w:left w:w="100" w:type="dxa"/>
+              <w:right w:w="100" w:type="dxa"/>
+            </w:tcMar>
           </w:tcPr>
           <w:p>
             <w:pPr>
@@ -2570,6 +2638,12 @@
               <w:bottom w:val="single" w:sz="4" w:space="0" w:color="CCCCCC"/>
               <w:right w:val="single" w:sz="4" w:space="0" w:color="CCCCCC"/>
             </w:tcBorders>
+            <w:tcMar>
+              <w:top w:w="60" w:type="dxa"/>
+              <w:bottom w:w="60" w:type="dxa"/>
+              <w:left w:w="100" w:type="dxa"/>
+              <w:right w:w="100" w:type="dxa"/>
+            </w:tcMar>
           </w:tcPr>
           <w:p>
             <w:pPr>
@@ -2595,6 +2669,12 @@
               <w:bottom w:val="single" w:sz="4" w:space="0" w:color="CCCCCC"/>
               <w:right w:val="single" w:sz="4" w:space="0" w:color="CCCCCC"/>
             </w:tcBorders>
+            <w:tcMar>
+              <w:top w:w="60" w:type="dxa"/>
+              <w:bottom w:w="60" w:type="dxa"/>
+              <w:left w:w="100" w:type="dxa"/>
+              <w:right w:w="100" w:type="dxa"/>
+            </w:tcMar>
           </w:tcPr>
           <w:p>
             <w:pPr>
@@ -2633,6 +2713,12 @@
               <w:bottom w:val="single" w:sz="4" w:space="0" w:color="CCCCCC"/>
               <w:right w:val="single" w:sz="4" w:space="0" w:color="CCCCCC"/>
             </w:tcBorders>
+            <w:tcMar>
+              <w:top w:w="60" w:type="dxa"/>
+              <w:bottom w:w="60" w:type="dxa"/>
+              <w:left w:w="100" w:type="dxa"/>
+              <w:right w:w="100" w:type="dxa"/>
+            </w:tcMar>
           </w:tcPr>
           <w:p>
             <w:pPr>
@@ -2656,6 +2742,12 @@
               <w:bottom w:val="single" w:sz="4" w:space="0" w:color="CCCCCC"/>
               <w:right w:val="single" w:sz="4" w:space="0" w:color="CCCCCC"/>
             </w:tcBorders>
+            <w:tcMar>
+              <w:top w:w="60" w:type="dxa"/>
+              <w:bottom w:w="60" w:type="dxa"/>
+              <w:left w:w="100" w:type="dxa"/>
+              <w:right w:w="100" w:type="dxa"/>
+            </w:tcMar>
           </w:tcPr>
           <w:p>
             <w:pPr>
@@ -2679,6 +2771,12 @@
               <w:bottom w:val="single" w:sz="4" w:space="0" w:color="CCCCCC"/>
               <w:right w:val="single" w:sz="4" w:space="0" w:color="CCCCCC"/>
             </w:tcBorders>
+            <w:tcMar>
+              <w:top w:w="60" w:type="dxa"/>
+              <w:bottom w:w="60" w:type="dxa"/>
+              <w:left w:w="100" w:type="dxa"/>
+              <w:right w:w="100" w:type="dxa"/>
+            </w:tcMar>
           </w:tcPr>
           <w:p>
             <w:pPr>
@@ -2704,6 +2802,12 @@
               <w:bottom w:val="single" w:sz="4" w:space="0" w:color="CCCCCC"/>
               <w:right w:val="single" w:sz="4" w:space="0" w:color="CCCCCC"/>
             </w:tcBorders>
+            <w:tcMar>
+              <w:top w:w="60" w:type="dxa"/>
+              <w:bottom w:w="60" w:type="dxa"/>
+              <w:left w:w="100" w:type="dxa"/>
+              <w:right w:w="100" w:type="dxa"/>
+            </w:tcMar>
           </w:tcPr>
           <w:p>
             <w:pPr>
@@ -2729,6 +2833,12 @@
               <w:bottom w:val="single" w:sz="4" w:space="0" w:color="CCCCCC"/>
               <w:right w:val="single" w:sz="4" w:space="0" w:color="CCCCCC"/>
             </w:tcBorders>
+            <w:tcMar>
+              <w:top w:w="60" w:type="dxa"/>
+              <w:bottom w:w="60" w:type="dxa"/>
+              <w:left w:w="100" w:type="dxa"/>
+              <w:right w:w="100" w:type="dxa"/>
+            </w:tcMar>
           </w:tcPr>
           <w:p>
             <w:pPr>
@@ -2767,6 +2877,12 @@
               <w:bottom w:val="single" w:sz="4" w:space="0" w:color="CCCCCC"/>
               <w:right w:val="single" w:sz="4" w:space="0" w:color="CCCCCC"/>
             </w:tcBorders>
+            <w:tcMar>
+              <w:top w:w="60" w:type="dxa"/>
+              <w:bottom w:w="60" w:type="dxa"/>
+              <w:left w:w="100" w:type="dxa"/>
+              <w:right w:w="100" w:type="dxa"/>
+            </w:tcMar>
           </w:tcPr>
           <w:p>
             <w:pPr>
@@ -2790,6 +2906,12 @@
               <w:bottom w:val="single" w:sz="4" w:space="0" w:color="CCCCCC"/>
               <w:right w:val="single" w:sz="4" w:space="0" w:color="CCCCCC"/>
             </w:tcBorders>
+            <w:tcMar>
+              <w:top w:w="60" w:type="dxa"/>
+              <w:bottom w:w="60" w:type="dxa"/>
+              <w:left w:w="100" w:type="dxa"/>
+              <w:right w:w="100" w:type="dxa"/>
+            </w:tcMar>
           </w:tcPr>
           <w:p>
             <w:pPr>
@@ -2813,6 +2935,12 @@
               <w:bottom w:val="single" w:sz="4" w:space="0" w:color="CCCCCC"/>
               <w:right w:val="single" w:sz="4" w:space="0" w:color="CCCCCC"/>
             </w:tcBorders>
+            <w:tcMar>
+              <w:top w:w="60" w:type="dxa"/>
+              <w:bottom w:w="60" w:type="dxa"/>
+              <w:left w:w="100" w:type="dxa"/>
+              <w:right w:w="100" w:type="dxa"/>
+            </w:tcMar>
           </w:tcPr>
           <w:p>
             <w:pPr>
@@ -2838,6 +2966,12 @@
               <w:bottom w:val="single" w:sz="4" w:space="0" w:color="CCCCCC"/>
               <w:right w:val="single" w:sz="4" w:space="0" w:color="CCCCCC"/>
             </w:tcBorders>
+            <w:tcMar>
+              <w:top w:w="60" w:type="dxa"/>
+              <w:bottom w:w="60" w:type="dxa"/>
+              <w:left w:w="100" w:type="dxa"/>
+              <w:right w:w="100" w:type="dxa"/>
+            </w:tcMar>
           </w:tcPr>
           <w:p>
             <w:pPr>
@@ -2939,6 +3073,12 @@
               <w:bottom w:val="single" w:sz="4" w:space="0" w:color="CCCCCC"/>
               <w:right w:val="single" w:sz="4" w:space="0" w:color="CCCCCC"/>
             </w:tcBorders>
+            <w:tcMar>
+              <w:top w:w="60" w:type="dxa"/>
+              <w:bottom w:w="60" w:type="dxa"/>
+              <w:left w:w="100" w:type="dxa"/>
+              <w:right w:w="100" w:type="dxa"/>
+            </w:tcMar>
             <w:shd w:fill="EAEFF5"/>
           </w:tcPr>
           <w:p>
@@ -2964,6 +3104,12 @@
               <w:bottom w:val="single" w:sz="4" w:space="0" w:color="CCCCCC"/>
               <w:right w:val="single" w:sz="4" w:space="0" w:color="CCCCCC"/>
             </w:tcBorders>
+            <w:tcMar>
+              <w:top w:w="60" w:type="dxa"/>
+              <w:bottom w:w="60" w:type="dxa"/>
+              <w:left w:w="100" w:type="dxa"/>
+              <w:right w:w="100" w:type="dxa"/>
+            </w:tcMar>
             <w:shd w:fill="EAEFF5"/>
           </w:tcPr>
           <w:p>
@@ -2989,6 +3135,12 @@
               <w:bottom w:val="single" w:sz="4" w:space="0" w:color="CCCCCC"/>
               <w:right w:val="single" w:sz="4" w:space="0" w:color="CCCCCC"/>
             </w:tcBorders>
+            <w:tcMar>
+              <w:top w:w="60" w:type="dxa"/>
+              <w:bottom w:w="60" w:type="dxa"/>
+              <w:left w:w="100" w:type="dxa"/>
+              <w:right w:w="100" w:type="dxa"/>
+            </w:tcMar>
             <w:shd w:fill="EAEFF5"/>
           </w:tcPr>
           <w:p>
@@ -3014,6 +3166,12 @@
               <w:bottom w:val="single" w:sz="4" w:space="0" w:color="CCCCCC"/>
               <w:right w:val="single" w:sz="4" w:space="0" w:color="CCCCCC"/>
             </w:tcBorders>
+            <w:tcMar>
+              <w:top w:w="60" w:type="dxa"/>
+              <w:bottom w:w="60" w:type="dxa"/>
+              <w:left w:w="100" w:type="dxa"/>
+              <w:right w:w="100" w:type="dxa"/>
+            </w:tcMar>
             <w:shd w:fill="EAEFF5"/>
           </w:tcPr>
           <w:p>
@@ -3041,6 +3199,12 @@
               <w:bottom w:val="single" w:sz="4" w:space="0" w:color="CCCCCC"/>
               <w:right w:val="single" w:sz="4" w:space="0" w:color="CCCCCC"/>
             </w:tcBorders>
+            <w:tcMar>
+              <w:top w:w="60" w:type="dxa"/>
+              <w:bottom w:w="60" w:type="dxa"/>
+              <w:left w:w="100" w:type="dxa"/>
+              <w:right w:w="100" w:type="dxa"/>
+            </w:tcMar>
             <w:shd w:fill="EAEFF5"/>
           </w:tcPr>
           <w:p>
@@ -3084,6 +3248,12 @@
               <w:bottom w:val="single" w:sz="4" w:space="0" w:color="CCCCCC"/>
               <w:right w:val="single" w:sz="4" w:space="0" w:color="CCCCCC"/>
             </w:tcBorders>
+            <w:tcMar>
+              <w:top w:w="60" w:type="dxa"/>
+              <w:bottom w:w="60" w:type="dxa"/>
+              <w:left w:w="100" w:type="dxa"/>
+              <w:right w:w="100" w:type="dxa"/>
+            </w:tcMar>
           </w:tcPr>
           <w:p>
             <w:pPr>
@@ -3107,6 +3277,12 @@
               <w:bottom w:val="single" w:sz="4" w:space="0" w:color="CCCCCC"/>
               <w:right w:val="single" w:sz="4" w:space="0" w:color="CCCCCC"/>
             </w:tcBorders>
+            <w:tcMar>
+              <w:top w:w="60" w:type="dxa"/>
+              <w:bottom w:w="60" w:type="dxa"/>
+              <w:left w:w="100" w:type="dxa"/>
+              <w:right w:w="100" w:type="dxa"/>
+            </w:tcMar>
           </w:tcPr>
           <w:p>
             <w:pPr>
@@ -3130,6 +3306,12 @@
               <w:bottom w:val="single" w:sz="4" w:space="0" w:color="CCCCCC"/>
               <w:right w:val="single" w:sz="4" w:space="0" w:color="CCCCCC"/>
             </w:tcBorders>
+            <w:tcMar>
+              <w:top w:w="60" w:type="dxa"/>
+              <w:bottom w:w="60" w:type="dxa"/>
+              <w:left w:w="100" w:type="dxa"/>
+              <w:right w:w="100" w:type="dxa"/>
+            </w:tcMar>
           </w:tcPr>
           <w:p>
             <w:pPr>
@@ -3153,6 +3335,12 @@
               <w:bottom w:val="single" w:sz="4" w:space="0" w:color="CCCCCC"/>
               <w:right w:val="single" w:sz="4" w:space="0" w:color="CCCCCC"/>
             </w:tcBorders>
+            <w:tcMar>
+              <w:top w:w="60" w:type="dxa"/>
+              <w:bottom w:w="60" w:type="dxa"/>
+              <w:left w:w="100" w:type="dxa"/>
+              <w:right w:w="100" w:type="dxa"/>
+            </w:tcMar>
           </w:tcPr>
           <w:p>
             <w:pPr>
@@ -3178,6 +3366,12 @@
               <w:bottom w:val="single" w:sz="4" w:space="0" w:color="CCCCCC"/>
               <w:right w:val="single" w:sz="4" w:space="0" w:color="CCCCCC"/>
             </w:tcBorders>
+            <w:tcMar>
+              <w:top w:w="60" w:type="dxa"/>
+              <w:bottom w:w="60" w:type="dxa"/>
+              <w:left w:w="100" w:type="dxa"/>
+              <w:right w:w="100" w:type="dxa"/>
+            </w:tcMar>
           </w:tcPr>
           <w:p>
             <w:pPr>
@@ -3203,6 +3397,12 @@
               <w:bottom w:val="single" w:sz="4" w:space="0" w:color="CCCCCC"/>
               <w:right w:val="single" w:sz="4" w:space="0" w:color="CCCCCC"/>
             </w:tcBorders>
+            <w:tcMar>
+              <w:top w:w="60" w:type="dxa"/>
+              <w:bottom w:w="60" w:type="dxa"/>
+              <w:left w:w="100" w:type="dxa"/>
+              <w:right w:w="100" w:type="dxa"/>
+            </w:tcMar>
           </w:tcPr>
           <w:p>
             <w:pPr>
@@ -3226,6 +3426,12 @@
               <w:bottom w:val="single" w:sz="4" w:space="0" w:color="CCCCCC"/>
               <w:right w:val="single" w:sz="4" w:space="0" w:color="CCCCCC"/>
             </w:tcBorders>
+            <w:tcMar>
+              <w:top w:w="60" w:type="dxa"/>
+              <w:bottom w:w="60" w:type="dxa"/>
+              <w:left w:w="100" w:type="dxa"/>
+              <w:right w:w="100" w:type="dxa"/>
+            </w:tcMar>
           </w:tcPr>
           <w:p>
             <w:pPr>
@@ -3249,6 +3455,12 @@
               <w:bottom w:val="single" w:sz="4" w:space="0" w:color="CCCCCC"/>
               <w:right w:val="single" w:sz="4" w:space="0" w:color="CCCCCC"/>
             </w:tcBorders>
+            <w:tcMar>
+              <w:top w:w="60" w:type="dxa"/>
+              <w:bottom w:w="60" w:type="dxa"/>
+              <w:left w:w="100" w:type="dxa"/>
+              <w:right w:w="100" w:type="dxa"/>
+            </w:tcMar>
           </w:tcPr>
           <w:p>
             <w:pPr>
@@ -3272,6 +3484,12 @@
               <w:bottom w:val="single" w:sz="4" w:space="0" w:color="CCCCCC"/>
               <w:right w:val="single" w:sz="4" w:space="0" w:color="CCCCCC"/>
             </w:tcBorders>
+            <w:tcMar>
+              <w:top w:w="60" w:type="dxa"/>
+              <w:bottom w:w="60" w:type="dxa"/>
+              <w:left w:w="100" w:type="dxa"/>
+              <w:right w:w="100" w:type="dxa"/>
+            </w:tcMar>
           </w:tcPr>
           <w:p>
             <w:pPr>
@@ -3299,6 +3517,12 @@
               <w:bottom w:val="single" w:sz="4" w:space="0" w:color="CCCCCC"/>
               <w:right w:val="single" w:sz="4" w:space="0" w:color="CCCCCC"/>
             </w:tcBorders>
+            <w:tcMar>
+              <w:top w:w="60" w:type="dxa"/>
+              <w:bottom w:w="60" w:type="dxa"/>
+              <w:left w:w="100" w:type="dxa"/>
+              <w:right w:w="100" w:type="dxa"/>
+            </w:tcMar>
           </w:tcPr>
           <w:p>
             <w:pPr>
@@ -3324,6 +3548,12 @@
               <w:bottom w:val="single" w:sz="4" w:space="0" w:color="CCCCCC"/>
               <w:right w:val="single" w:sz="4" w:space="0" w:color="CCCCCC"/>
             </w:tcBorders>
+            <w:tcMar>
+              <w:top w:w="60" w:type="dxa"/>
+              <w:bottom w:w="60" w:type="dxa"/>
+              <w:left w:w="100" w:type="dxa"/>
+              <w:right w:w="100" w:type="dxa"/>
+            </w:tcMar>
           </w:tcPr>
           <w:p>
             <w:pPr>
@@ -3347,6 +3577,12 @@
               <w:bottom w:val="single" w:sz="4" w:space="0" w:color="CCCCCC"/>
               <w:right w:val="single" w:sz="4" w:space="0" w:color="CCCCCC"/>
             </w:tcBorders>
+            <w:tcMar>
+              <w:top w:w="60" w:type="dxa"/>
+              <w:bottom w:w="60" w:type="dxa"/>
+              <w:left w:w="100" w:type="dxa"/>
+              <w:right w:w="100" w:type="dxa"/>
+            </w:tcMar>
           </w:tcPr>
           <w:p>
             <w:pPr>
@@ -3370,6 +3606,12 @@
               <w:bottom w:val="single" w:sz="4" w:space="0" w:color="CCCCCC"/>
               <w:right w:val="single" w:sz="4" w:space="0" w:color="CCCCCC"/>
             </w:tcBorders>
+            <w:tcMar>
+              <w:top w:w="60" w:type="dxa"/>
+              <w:bottom w:w="60" w:type="dxa"/>
+              <w:left w:w="100" w:type="dxa"/>
+              <w:right w:w="100" w:type="dxa"/>
+            </w:tcMar>
           </w:tcPr>
           <w:p>
             <w:pPr>
@@ -3393,6 +3635,12 @@
               <w:bottom w:val="single" w:sz="4" w:space="0" w:color="CCCCCC"/>
               <w:right w:val="single" w:sz="4" w:space="0" w:color="CCCCCC"/>
             </w:tcBorders>
+            <w:tcMar>
+              <w:top w:w="60" w:type="dxa"/>
+              <w:bottom w:w="60" w:type="dxa"/>
+              <w:left w:w="100" w:type="dxa"/>
+              <w:right w:w="100" w:type="dxa"/>
+            </w:tcMar>
           </w:tcPr>
           <w:p>
             <w:pPr>
@@ -3420,6 +3668,12 @@
               <w:bottom w:val="single" w:sz="4" w:space="0" w:color="CCCCCC"/>
               <w:right w:val="single" w:sz="4" w:space="0" w:color="CCCCCC"/>
             </w:tcBorders>
+            <w:tcMar>
+              <w:top w:w="60" w:type="dxa"/>
+              <w:bottom w:w="60" w:type="dxa"/>
+              <w:left w:w="100" w:type="dxa"/>
+              <w:right w:w="100" w:type="dxa"/>
+            </w:tcMar>
           </w:tcPr>
           <w:p>
             <w:pPr>
@@ -3445,6 +3699,12 @@
               <w:bottom w:val="single" w:sz="4" w:space="0" w:color="CCCCCC"/>
               <w:right w:val="single" w:sz="4" w:space="0" w:color="CCCCCC"/>
             </w:tcBorders>
+            <w:tcMar>
+              <w:top w:w="60" w:type="dxa"/>
+              <w:bottom w:w="60" w:type="dxa"/>
+              <w:left w:w="100" w:type="dxa"/>
+              <w:right w:w="100" w:type="dxa"/>
+            </w:tcMar>
           </w:tcPr>
           <w:p>
             <w:pPr>
@@ -3468,6 +3728,12 @@
               <w:bottom w:val="single" w:sz="4" w:space="0" w:color="CCCCCC"/>
               <w:right w:val="single" w:sz="4" w:space="0" w:color="CCCCCC"/>
             </w:tcBorders>
+            <w:tcMar>
+              <w:top w:w="60" w:type="dxa"/>
+              <w:bottom w:w="60" w:type="dxa"/>
+              <w:left w:w="100" w:type="dxa"/>
+              <w:right w:w="100" w:type="dxa"/>
+            </w:tcMar>
           </w:tcPr>
           <w:p>
             <w:pPr>
@@ -3491,6 +3757,12 @@
               <w:bottom w:val="single" w:sz="4" w:space="0" w:color="CCCCCC"/>
               <w:right w:val="single" w:sz="4" w:space="0" w:color="CCCCCC"/>
             </w:tcBorders>
+            <w:tcMar>
+              <w:top w:w="60" w:type="dxa"/>
+              <w:bottom w:w="60" w:type="dxa"/>
+              <w:left w:w="100" w:type="dxa"/>
+              <w:right w:w="100" w:type="dxa"/>
+            </w:tcMar>
           </w:tcPr>
           <w:p>
             <w:pPr>
@@ -3514,6 +3786,12 @@
               <w:bottom w:val="single" w:sz="4" w:space="0" w:color="CCCCCC"/>
               <w:right w:val="single" w:sz="4" w:space="0" w:color="CCCCCC"/>
             </w:tcBorders>
+            <w:tcMar>
+              <w:top w:w="60" w:type="dxa"/>
+              <w:bottom w:w="60" w:type="dxa"/>
+              <w:left w:w="100" w:type="dxa"/>
+              <w:right w:w="100" w:type="dxa"/>
+            </w:tcMar>
           </w:tcPr>
           <w:p>
             <w:pPr>
@@ -3541,6 +3819,12 @@
               <w:bottom w:val="single" w:sz="4" w:space="0" w:color="CCCCCC"/>
               <w:right w:val="single" w:sz="4" w:space="0" w:color="CCCCCC"/>
             </w:tcBorders>
+            <w:tcMar>
+              <w:top w:w="60" w:type="dxa"/>
+              <w:bottom w:w="60" w:type="dxa"/>
+              <w:left w:w="100" w:type="dxa"/>
+              <w:right w:w="100" w:type="dxa"/>
+            </w:tcMar>
           </w:tcPr>
           <w:p>
             <w:pPr>
@@ -3703,6 +3987,12 @@
               <w:bottom w:val="single" w:sz="4" w:space="0" w:color="CCCCCC"/>
               <w:right w:val="single" w:sz="4" w:space="0" w:color="CCCCCC"/>
             </w:tcBorders>
+            <w:tcMar>
+              <w:top w:w="60" w:type="dxa"/>
+              <w:bottom w:w="60" w:type="dxa"/>
+              <w:left w:w="100" w:type="dxa"/>
+              <w:right w:w="100" w:type="dxa"/>
+            </w:tcMar>
             <w:shd w:fill="EAEFF5"/>
           </w:tcPr>
           <w:p>
@@ -3728,6 +4018,12 @@
               <w:bottom w:val="single" w:sz="4" w:space="0" w:color="CCCCCC"/>
               <w:right w:val="single" w:sz="4" w:space="0" w:color="CCCCCC"/>
             </w:tcBorders>
+            <w:tcMar>
+              <w:top w:w="60" w:type="dxa"/>
+              <w:bottom w:w="60" w:type="dxa"/>
+              <w:left w:w="100" w:type="dxa"/>
+              <w:right w:w="100" w:type="dxa"/>
+            </w:tcMar>
             <w:shd w:fill="EAEFF5"/>
           </w:tcPr>
           <w:p>
@@ -3753,6 +4049,12 @@
               <w:bottom w:val="single" w:sz="4" w:space="0" w:color="CCCCCC"/>
               <w:right w:val="single" w:sz="4" w:space="0" w:color="CCCCCC"/>
             </w:tcBorders>
+            <w:tcMar>
+              <w:top w:w="60" w:type="dxa"/>
+              <w:bottom w:w="60" w:type="dxa"/>
+              <w:left w:w="100" w:type="dxa"/>
+              <w:right w:w="100" w:type="dxa"/>
+            </w:tcMar>
             <w:shd w:fill="EAEFF5"/>
           </w:tcPr>
           <w:p>
@@ -3778,6 +4080,12 @@
               <w:bottom w:val="single" w:sz="4" w:space="0" w:color="CCCCCC"/>
               <w:right w:val="single" w:sz="4" w:space="0" w:color="CCCCCC"/>
             </w:tcBorders>
+            <w:tcMar>
+              <w:top w:w="60" w:type="dxa"/>
+              <w:bottom w:w="60" w:type="dxa"/>
+              <w:left w:w="100" w:type="dxa"/>
+              <w:right w:w="100" w:type="dxa"/>
+            </w:tcMar>
             <w:shd w:fill="EAEFF5"/>
           </w:tcPr>
           <w:p>
@@ -3805,6 +4113,12 @@
               <w:bottom w:val="single" w:sz="4" w:space="0" w:color="CCCCCC"/>
               <w:right w:val="single" w:sz="4" w:space="0" w:color="CCCCCC"/>
             </w:tcBorders>
+            <w:tcMar>
+              <w:top w:w="60" w:type="dxa"/>
+              <w:bottom w:w="60" w:type="dxa"/>
+              <w:left w:w="100" w:type="dxa"/>
+              <w:right w:w="100" w:type="dxa"/>
+            </w:tcMar>
             <w:shd w:fill="EAEFF5"/>
           </w:tcPr>
           <w:p>
@@ -3870,7 +4184,7 @@
           <w:rFonts w:ascii="Arial" w:hAnsi="Arial"/>
           <w:sz w:val="20"/>
         </w:rPr>
-        <w:t>Gaya apung total (</w:t>
+        <w:t>Gaya apung total (*</w:t>
       </w:r>
       <w:r>
         <w:rPr>
@@ -3878,14 +4192,14 @@
           <w:i/>
           <w:sz w:val="20"/>
         </w:rPr>
-        <w:t>buoyancy force</w:t>
-      </w:r>
-      <w:r>
-        <w:rPr>
-          <w:rFonts w:ascii="Arial" w:hAnsi="Arial"/>
-          <w:sz w:val="20"/>
-        </w:rPr>
-        <w:t>) pada air tawar dan air laut adalah:</w:t>
+        <w:t>buoyancy</w:t>
+      </w:r>
+      <w:r>
+        <w:rPr>
+          <w:rFonts w:ascii="Arial" w:hAnsi="Arial"/>
+          <w:sz w:val="20"/>
+        </w:rPr>
+        <w:t xml:space="preserve"> force*) pada air tawar dan air laut adalah:</w:t>
       </w:r>
     </w:p>
     <w:p>
@@ -4025,46 +4339,33 @@
           <w:i/>
           <w:sz w:val="20"/>
         </w:rPr>
-        <w:t>positive buoyancy</w:t>
-      </w:r>
-      <w:r>
-        <w:rPr>
-          <w:rFonts w:ascii="Arial" w:hAnsi="Arial"/>
-          <w:sz w:val="20"/>
-        </w:rPr>
-        <w:t xml:space="preserve">) yang terukur sebesar </w:t>
-      </w:r>
-      <w:r>
-        <w:rPr>
-          <w:rFonts w:ascii="Arial" w:hAnsi="Arial"/>
-          <w:sz w:val="20"/>
-        </w:rPr>
-        <w:t>$$+1.962</w:t>
+        <w:t xml:space="preserve">positive </w:t>
+      </w:r>
+      <w:r>
+        <w:rPr>
+          <w:rFonts w:ascii="Arial" w:hAnsi="Arial"/>
+          <w:sz w:val="20"/>
+        </w:rPr>
+        <w:t>buoyancy*</w:t>
+      </w:r>
+      <w:r>
+        <w:rPr>
+          <w:rFonts w:ascii="Arial" w:hAnsi="Arial"/>
+          <w:i/>
+          <w:sz w:val="20"/>
+        </w:rPr>
+        <w:t>) yang terukur sebesar $$+1.962</w:t>
         <w:tab/>
-        <w:t>ext{ N}$$</w:t>
-      </w:r>
-      <w:r>
-        <w:rPr>
-          <w:rFonts w:ascii="Arial" w:hAnsi="Arial"/>
-          <w:sz w:val="20"/>
-        </w:rPr>
-        <w:t xml:space="preserve"> (pada air tawar) dan </w:t>
-      </w:r>
-      <w:r>
-        <w:rPr>
-          <w:rFonts w:ascii="Arial" w:hAnsi="Arial"/>
-          <w:sz w:val="20"/>
-        </w:rPr>
-        <w:t>$$+5.198</w:t>
+        <w:t>ext{ N}$$ (pada air tawar) dan $$+5.198</w:t>
         <w:tab/>
-        <w:t>ext{ N}$$</w:t>
-      </w:r>
-      <w:r>
-        <w:rPr>
-          <w:rFonts w:ascii="Arial" w:hAnsi="Arial"/>
-          <w:sz w:val="20"/>
-        </w:rPr>
-        <w:t xml:space="preserve"> (pada air laut). Karakteristik </w:t>
+        <w:t xml:space="preserve">ext{ N}$$ (pada air laut). Karakteristik </w:t>
+      </w:r>
+      <w:r>
+        <w:rPr>
+          <w:rFonts w:ascii="Arial" w:hAnsi="Arial"/>
+          <w:sz w:val="20"/>
+        </w:rPr>
+        <w:t xml:space="preserve">positive </w:t>
       </w:r>
       <w:r>
         <w:rPr>
@@ -4072,11 +4373,12 @@
           <w:i/>
           <w:sz w:val="20"/>
         </w:rPr>
-        <w:t>positive buoyancy</w:t>
-      </w:r>
-      <w:r>
-        <w:rPr>
-          <w:rFonts w:ascii="Arial" w:hAnsi="Arial"/>
+        <w:t>buoyancy</w:t>
+      </w:r>
+      <w:r>
+        <w:rPr>
+          <w:rFonts w:ascii="Arial" w:hAnsi="Arial"/>
+          <w:i/>
           <w:sz w:val="20"/>
         </w:rPr>
         <w:t xml:space="preserve"> ini merupakan persyaratan keselamatan esensial pada robotika bawah air (</w:t>
@@ -4087,14 +4389,14 @@
           <w:i/>
           <w:sz w:val="20"/>
         </w:rPr>
-        <w:t>fail-safe design</w:t>
-      </w:r>
-      <w:r>
-        <w:rPr>
-          <w:rFonts w:ascii="Arial" w:hAnsi="Arial"/>
-          <w:sz w:val="20"/>
-        </w:rPr>
-        <w:t>), sehingga wahana akan mengapung secara pasif ke permukaan apabila terjadi kegagalan daya baterai total [3], [7].</w:t>
+        <w:t>fail-safe</w:t>
+      </w:r>
+      <w:r>
+        <w:rPr>
+          <w:rFonts w:ascii="Arial" w:hAnsi="Arial"/>
+          <w:sz w:val="20"/>
+        </w:rPr>
+        <w:t xml:space="preserve"> design*), sehingga wahana akan mengapung secara pasif ke permukaan apabila terjadi kegagalan daya baterai total [3], [7].</w:t>
       </w:r>
     </w:p>
     <w:p>
@@ -4161,7 +4463,7 @@
       <w:r>
         <w:rPr>
           <w:rFonts w:ascii="Arial" w:hAnsi="Arial"/>
-          <w:i/>
+          <w:b/>
           <w:sz w:val="20"/>
         </w:rPr>
         <w:t>Roll</w:t>
@@ -4190,7 +4492,7 @@
       <w:r>
         <w:rPr>
           <w:rFonts w:ascii="Arial" w:hAnsi="Arial"/>
-          <w:i/>
+          <w:b/>
           <w:sz w:val="20"/>
         </w:rPr>
         <w:t>Pitch</w:t>
@@ -4415,7 +4717,24 @@
           <w:b/>
           <w:sz w:val="20"/>
         </w:rPr>
-        <w:t>3.3.2 Estimasi Derivatif Massa Tambah Hidrodinamika (Hydrodynamic Added Mass)</w:t>
+        <w:t>3.3.2 Estimasi Derivatif Massa Tambah Hidrodinamika (</w:t>
+      </w:r>
+      <w:r>
+        <w:rPr>
+          <w:rFonts w:ascii="Arial" w:hAnsi="Arial"/>
+          <w:b/>
+          <w:i/>
+          <w:sz w:val="20"/>
+        </w:rPr>
+        <w:t xml:space="preserve">Hydrodynamic </w:t>
+      </w:r>
+      <w:r>
+        <w:rPr>
+          <w:rFonts w:ascii="Arial" w:hAnsi="Arial"/>
+          <w:b/>
+          <w:sz w:val="20"/>
+        </w:rPr>
+        <w:t>Added Mass**)</w:t>
       </w:r>
     </w:p>
     <w:p>
@@ -4531,7 +4850,15 @@
           <w:b/>
           <w:sz w:val="19"/>
         </w:rPr>
-        <w:t>Tabel 3.2 Koefisien Derivatif Massa Tambah Hidrodinamika Wahana</w:t>
+        <w:t>Tabel 3.2</w:t>
+      </w:r>
+      <w:r>
+        <w:rPr>
+          <w:rFonts w:ascii="Arial" w:hAnsi="Arial"/>
+          <w:b/>
+          <w:sz w:val="19"/>
+        </w:rPr>
+        <w:t xml:space="preserve"> Koefisien Derivatif Massa Tambah Hidrodinamika Wahana</w:t>
       </w:r>
     </w:p>
     <w:tbl>
@@ -4557,6 +4884,12 @@
               <w:bottom w:val="single" w:sz="4" w:space="0" w:color="CCCCCC"/>
               <w:right w:val="single" w:sz="4" w:space="0" w:color="CCCCCC"/>
             </w:tcBorders>
+            <w:tcMar>
+              <w:top w:w="60" w:type="dxa"/>
+              <w:bottom w:w="60" w:type="dxa"/>
+              <w:left w:w="100" w:type="dxa"/>
+              <w:right w:w="100" w:type="dxa"/>
+            </w:tcMar>
             <w:shd w:fill="EAEFF5"/>
           </w:tcPr>
           <w:p>
@@ -4582,6 +4915,12 @@
               <w:bottom w:val="single" w:sz="4" w:space="0" w:color="CCCCCC"/>
               <w:right w:val="single" w:sz="4" w:space="0" w:color="CCCCCC"/>
             </w:tcBorders>
+            <w:tcMar>
+              <w:top w:w="60" w:type="dxa"/>
+              <w:bottom w:w="60" w:type="dxa"/>
+              <w:left w:w="100" w:type="dxa"/>
+              <w:right w:w="100" w:type="dxa"/>
+            </w:tcMar>
             <w:shd w:fill="EAEFF5"/>
           </w:tcPr>
           <w:p>
@@ -4607,6 +4946,12 @@
               <w:bottom w:val="single" w:sz="4" w:space="0" w:color="CCCCCC"/>
               <w:right w:val="single" w:sz="4" w:space="0" w:color="CCCCCC"/>
             </w:tcBorders>
+            <w:tcMar>
+              <w:top w:w="60" w:type="dxa"/>
+              <w:bottom w:w="60" w:type="dxa"/>
+              <w:left w:w="100" w:type="dxa"/>
+              <w:right w:w="100" w:type="dxa"/>
+            </w:tcMar>
             <w:shd w:fill="EAEFF5"/>
           </w:tcPr>
           <w:p>
@@ -4632,6 +4977,12 @@
               <w:bottom w:val="single" w:sz="4" w:space="0" w:color="CCCCCC"/>
               <w:right w:val="single" w:sz="4" w:space="0" w:color="CCCCCC"/>
             </w:tcBorders>
+            <w:tcMar>
+              <w:top w:w="60" w:type="dxa"/>
+              <w:bottom w:w="60" w:type="dxa"/>
+              <w:left w:w="100" w:type="dxa"/>
+              <w:right w:w="100" w:type="dxa"/>
+            </w:tcMar>
             <w:shd w:fill="EAEFF5"/>
           </w:tcPr>
           <w:p>
@@ -4657,6 +5008,12 @@
               <w:bottom w:val="single" w:sz="4" w:space="0" w:color="CCCCCC"/>
               <w:right w:val="single" w:sz="4" w:space="0" w:color="CCCCCC"/>
             </w:tcBorders>
+            <w:tcMar>
+              <w:top w:w="60" w:type="dxa"/>
+              <w:bottom w:w="60" w:type="dxa"/>
+              <w:left w:w="100" w:type="dxa"/>
+              <w:right w:w="100" w:type="dxa"/>
+            </w:tcMar>
             <w:shd w:fill="EAEFF5"/>
           </w:tcPr>
           <w:p>
@@ -4684,6 +5041,12 @@
               <w:bottom w:val="single" w:sz="4" w:space="0" w:color="CCCCCC"/>
               <w:right w:val="single" w:sz="4" w:space="0" w:color="CCCCCC"/>
             </w:tcBorders>
+            <w:tcMar>
+              <w:top w:w="60" w:type="dxa"/>
+              <w:bottom w:w="60" w:type="dxa"/>
+              <w:left w:w="100" w:type="dxa"/>
+              <w:right w:w="100" w:type="dxa"/>
+            </w:tcMar>
           </w:tcPr>
           <w:p>
             <w:pPr>
@@ -4707,6 +5070,12 @@
               <w:bottom w:val="single" w:sz="4" w:space="0" w:color="CCCCCC"/>
               <w:right w:val="single" w:sz="4" w:space="0" w:color="CCCCCC"/>
             </w:tcBorders>
+            <w:tcMar>
+              <w:top w:w="60" w:type="dxa"/>
+              <w:bottom w:w="60" w:type="dxa"/>
+              <w:left w:w="100" w:type="dxa"/>
+              <w:right w:w="100" w:type="dxa"/>
+            </w:tcMar>
           </w:tcPr>
           <w:p>
             <w:pPr>
@@ -4730,6 +5099,12 @@
               <w:bottom w:val="single" w:sz="4" w:space="0" w:color="CCCCCC"/>
               <w:right w:val="single" w:sz="4" w:space="0" w:color="CCCCCC"/>
             </w:tcBorders>
+            <w:tcMar>
+              <w:top w:w="60" w:type="dxa"/>
+              <w:bottom w:w="60" w:type="dxa"/>
+              <w:left w:w="100" w:type="dxa"/>
+              <w:right w:w="100" w:type="dxa"/>
+            </w:tcMar>
           </w:tcPr>
           <w:p>
             <w:pPr>
@@ -4753,6 +5128,12 @@
               <w:bottom w:val="single" w:sz="4" w:space="0" w:color="CCCCCC"/>
               <w:right w:val="single" w:sz="4" w:space="0" w:color="CCCCCC"/>
             </w:tcBorders>
+            <w:tcMar>
+              <w:top w:w="60" w:type="dxa"/>
+              <w:bottom w:w="60" w:type="dxa"/>
+              <w:left w:w="100" w:type="dxa"/>
+              <w:right w:w="100" w:type="dxa"/>
+            </w:tcMar>
           </w:tcPr>
           <w:p>
             <w:pPr>
@@ -4778,6 +5159,12 @@
               <w:bottom w:val="single" w:sz="4" w:space="0" w:color="CCCCCC"/>
               <w:right w:val="single" w:sz="4" w:space="0" w:color="CCCCCC"/>
             </w:tcBorders>
+            <w:tcMar>
+              <w:top w:w="60" w:type="dxa"/>
+              <w:bottom w:w="60" w:type="dxa"/>
+              <w:left w:w="100" w:type="dxa"/>
+              <w:right w:w="100" w:type="dxa"/>
+            </w:tcMar>
           </w:tcPr>
           <w:p>
             <w:pPr>
@@ -4803,6 +5190,12 @@
               <w:bottom w:val="single" w:sz="4" w:space="0" w:color="CCCCCC"/>
               <w:right w:val="single" w:sz="4" w:space="0" w:color="CCCCCC"/>
             </w:tcBorders>
+            <w:tcMar>
+              <w:top w:w="60" w:type="dxa"/>
+              <w:bottom w:w="60" w:type="dxa"/>
+              <w:left w:w="100" w:type="dxa"/>
+              <w:right w:w="100" w:type="dxa"/>
+            </w:tcMar>
           </w:tcPr>
           <w:p>
             <w:pPr>
@@ -4826,6 +5219,12 @@
               <w:bottom w:val="single" w:sz="4" w:space="0" w:color="CCCCCC"/>
               <w:right w:val="single" w:sz="4" w:space="0" w:color="CCCCCC"/>
             </w:tcBorders>
+            <w:tcMar>
+              <w:top w:w="60" w:type="dxa"/>
+              <w:bottom w:w="60" w:type="dxa"/>
+              <w:left w:w="100" w:type="dxa"/>
+              <w:right w:w="100" w:type="dxa"/>
+            </w:tcMar>
           </w:tcPr>
           <w:p>
             <w:pPr>
@@ -4849,6 +5248,12 @@
               <w:bottom w:val="single" w:sz="4" w:space="0" w:color="CCCCCC"/>
               <w:right w:val="single" w:sz="4" w:space="0" w:color="CCCCCC"/>
             </w:tcBorders>
+            <w:tcMar>
+              <w:top w:w="60" w:type="dxa"/>
+              <w:bottom w:w="60" w:type="dxa"/>
+              <w:left w:w="100" w:type="dxa"/>
+              <w:right w:w="100" w:type="dxa"/>
+            </w:tcMar>
           </w:tcPr>
           <w:p>
             <w:pPr>
@@ -4872,6 +5277,12 @@
               <w:bottom w:val="single" w:sz="4" w:space="0" w:color="CCCCCC"/>
               <w:right w:val="single" w:sz="4" w:space="0" w:color="CCCCCC"/>
             </w:tcBorders>
+            <w:tcMar>
+              <w:top w:w="60" w:type="dxa"/>
+              <w:bottom w:w="60" w:type="dxa"/>
+              <w:left w:w="100" w:type="dxa"/>
+              <w:right w:w="100" w:type="dxa"/>
+            </w:tcMar>
           </w:tcPr>
           <w:p>
             <w:pPr>
@@ -4897,6 +5308,12 @@
               <w:bottom w:val="single" w:sz="4" w:space="0" w:color="CCCCCC"/>
               <w:right w:val="single" w:sz="4" w:space="0" w:color="CCCCCC"/>
             </w:tcBorders>
+            <w:tcMar>
+              <w:top w:w="60" w:type="dxa"/>
+              <w:bottom w:w="60" w:type="dxa"/>
+              <w:left w:w="100" w:type="dxa"/>
+              <w:right w:w="100" w:type="dxa"/>
+            </w:tcMar>
           </w:tcPr>
           <w:p>
             <w:pPr>
@@ -4922,6 +5339,12 @@
               <w:bottom w:val="single" w:sz="4" w:space="0" w:color="CCCCCC"/>
               <w:right w:val="single" w:sz="4" w:space="0" w:color="CCCCCC"/>
             </w:tcBorders>
+            <w:tcMar>
+              <w:top w:w="60" w:type="dxa"/>
+              <w:bottom w:w="60" w:type="dxa"/>
+              <w:left w:w="100" w:type="dxa"/>
+              <w:right w:w="100" w:type="dxa"/>
+            </w:tcMar>
           </w:tcPr>
           <w:p>
             <w:pPr>
@@ -4945,6 +5368,12 @@
               <w:bottom w:val="single" w:sz="4" w:space="0" w:color="CCCCCC"/>
               <w:right w:val="single" w:sz="4" w:space="0" w:color="CCCCCC"/>
             </w:tcBorders>
+            <w:tcMar>
+              <w:top w:w="60" w:type="dxa"/>
+              <w:bottom w:w="60" w:type="dxa"/>
+              <w:left w:w="100" w:type="dxa"/>
+              <w:right w:w="100" w:type="dxa"/>
+            </w:tcMar>
           </w:tcPr>
           <w:p>
             <w:pPr>
@@ -4968,6 +5397,12 @@
               <w:bottom w:val="single" w:sz="4" w:space="0" w:color="CCCCCC"/>
               <w:right w:val="single" w:sz="4" w:space="0" w:color="CCCCCC"/>
             </w:tcBorders>
+            <w:tcMar>
+              <w:top w:w="60" w:type="dxa"/>
+              <w:bottom w:w="60" w:type="dxa"/>
+              <w:left w:w="100" w:type="dxa"/>
+              <w:right w:w="100" w:type="dxa"/>
+            </w:tcMar>
           </w:tcPr>
           <w:p>
             <w:pPr>
@@ -4991,6 +5426,12 @@
               <w:bottom w:val="single" w:sz="4" w:space="0" w:color="CCCCCC"/>
               <w:right w:val="single" w:sz="4" w:space="0" w:color="CCCCCC"/>
             </w:tcBorders>
+            <w:tcMar>
+              <w:top w:w="60" w:type="dxa"/>
+              <w:bottom w:w="60" w:type="dxa"/>
+              <w:left w:w="100" w:type="dxa"/>
+              <w:right w:w="100" w:type="dxa"/>
+            </w:tcMar>
           </w:tcPr>
           <w:p>
             <w:pPr>
@@ -5016,6 +5457,12 @@
               <w:bottom w:val="single" w:sz="4" w:space="0" w:color="CCCCCC"/>
               <w:right w:val="single" w:sz="4" w:space="0" w:color="CCCCCC"/>
             </w:tcBorders>
+            <w:tcMar>
+              <w:top w:w="60" w:type="dxa"/>
+              <w:bottom w:w="60" w:type="dxa"/>
+              <w:left w:w="100" w:type="dxa"/>
+              <w:right w:w="100" w:type="dxa"/>
+            </w:tcMar>
           </w:tcPr>
           <w:p>
             <w:pPr>
@@ -5041,6 +5488,12 @@
               <w:bottom w:val="single" w:sz="4" w:space="0" w:color="CCCCCC"/>
               <w:right w:val="single" w:sz="4" w:space="0" w:color="CCCCCC"/>
             </w:tcBorders>
+            <w:tcMar>
+              <w:top w:w="60" w:type="dxa"/>
+              <w:bottom w:w="60" w:type="dxa"/>
+              <w:left w:w="100" w:type="dxa"/>
+              <w:right w:w="100" w:type="dxa"/>
+            </w:tcMar>
           </w:tcPr>
           <w:p>
             <w:pPr>
@@ -5064,6 +5517,12 @@
               <w:bottom w:val="single" w:sz="4" w:space="0" w:color="CCCCCC"/>
               <w:right w:val="single" w:sz="4" w:space="0" w:color="CCCCCC"/>
             </w:tcBorders>
+            <w:tcMar>
+              <w:top w:w="60" w:type="dxa"/>
+              <w:bottom w:w="60" w:type="dxa"/>
+              <w:left w:w="100" w:type="dxa"/>
+              <w:right w:w="100" w:type="dxa"/>
+            </w:tcMar>
           </w:tcPr>
           <w:p>
             <w:pPr>
@@ -5087,6 +5546,12 @@
               <w:bottom w:val="single" w:sz="4" w:space="0" w:color="CCCCCC"/>
               <w:right w:val="single" w:sz="4" w:space="0" w:color="CCCCCC"/>
             </w:tcBorders>
+            <w:tcMar>
+              <w:top w:w="60" w:type="dxa"/>
+              <w:bottom w:w="60" w:type="dxa"/>
+              <w:left w:w="100" w:type="dxa"/>
+              <w:right w:w="100" w:type="dxa"/>
+            </w:tcMar>
           </w:tcPr>
           <w:p>
             <w:pPr>
@@ -5110,6 +5575,12 @@
               <w:bottom w:val="single" w:sz="4" w:space="0" w:color="CCCCCC"/>
               <w:right w:val="single" w:sz="4" w:space="0" w:color="CCCCCC"/>
             </w:tcBorders>
+            <w:tcMar>
+              <w:top w:w="60" w:type="dxa"/>
+              <w:bottom w:w="60" w:type="dxa"/>
+              <w:left w:w="100" w:type="dxa"/>
+              <w:right w:w="100" w:type="dxa"/>
+            </w:tcMar>
           </w:tcPr>
           <w:p>
             <w:pPr>
@@ -5137,6 +5608,12 @@
               <w:bottom w:val="single" w:sz="4" w:space="0" w:color="CCCCCC"/>
               <w:right w:val="single" w:sz="4" w:space="0" w:color="CCCCCC"/>
             </w:tcBorders>
+            <w:tcMar>
+              <w:top w:w="60" w:type="dxa"/>
+              <w:bottom w:w="60" w:type="dxa"/>
+              <w:left w:w="100" w:type="dxa"/>
+              <w:right w:w="100" w:type="dxa"/>
+            </w:tcMar>
           </w:tcPr>
           <w:p>
             <w:pPr>
@@ -5162,6 +5639,12 @@
               <w:bottom w:val="single" w:sz="4" w:space="0" w:color="CCCCCC"/>
               <w:right w:val="single" w:sz="4" w:space="0" w:color="CCCCCC"/>
             </w:tcBorders>
+            <w:tcMar>
+              <w:top w:w="60" w:type="dxa"/>
+              <w:bottom w:w="60" w:type="dxa"/>
+              <w:left w:w="100" w:type="dxa"/>
+              <w:right w:w="100" w:type="dxa"/>
+            </w:tcMar>
           </w:tcPr>
           <w:p>
             <w:pPr>
@@ -5185,6 +5668,12 @@
               <w:bottom w:val="single" w:sz="4" w:space="0" w:color="CCCCCC"/>
               <w:right w:val="single" w:sz="4" w:space="0" w:color="CCCCCC"/>
             </w:tcBorders>
+            <w:tcMar>
+              <w:top w:w="60" w:type="dxa"/>
+              <w:bottom w:w="60" w:type="dxa"/>
+              <w:left w:w="100" w:type="dxa"/>
+              <w:right w:w="100" w:type="dxa"/>
+            </w:tcMar>
           </w:tcPr>
           <w:p>
             <w:pPr>
@@ -5208,6 +5697,12 @@
               <w:bottom w:val="single" w:sz="4" w:space="0" w:color="CCCCCC"/>
               <w:right w:val="single" w:sz="4" w:space="0" w:color="CCCCCC"/>
             </w:tcBorders>
+            <w:tcMar>
+              <w:top w:w="60" w:type="dxa"/>
+              <w:bottom w:w="60" w:type="dxa"/>
+              <w:left w:w="100" w:type="dxa"/>
+              <w:right w:w="100" w:type="dxa"/>
+            </w:tcMar>
           </w:tcPr>
           <w:p>
             <w:pPr>
@@ -5231,6 +5726,12 @@
               <w:bottom w:val="single" w:sz="4" w:space="0" w:color="CCCCCC"/>
               <w:right w:val="single" w:sz="4" w:space="0" w:color="CCCCCC"/>
             </w:tcBorders>
+            <w:tcMar>
+              <w:top w:w="60" w:type="dxa"/>
+              <w:bottom w:w="60" w:type="dxa"/>
+              <w:left w:w="100" w:type="dxa"/>
+              <w:right w:w="100" w:type="dxa"/>
+            </w:tcMar>
           </w:tcPr>
           <w:p>
             <w:pPr>
@@ -5258,6 +5759,12 @@
               <w:bottom w:val="single" w:sz="4" w:space="0" w:color="CCCCCC"/>
               <w:right w:val="single" w:sz="4" w:space="0" w:color="CCCCCC"/>
             </w:tcBorders>
+            <w:tcMar>
+              <w:top w:w="60" w:type="dxa"/>
+              <w:bottom w:w="60" w:type="dxa"/>
+              <w:left w:w="100" w:type="dxa"/>
+              <w:right w:w="100" w:type="dxa"/>
+            </w:tcMar>
           </w:tcPr>
           <w:p>
             <w:pPr>
@@ -5283,6 +5790,12 @@
               <w:bottom w:val="single" w:sz="4" w:space="0" w:color="CCCCCC"/>
               <w:right w:val="single" w:sz="4" w:space="0" w:color="CCCCCC"/>
             </w:tcBorders>
+            <w:tcMar>
+              <w:top w:w="60" w:type="dxa"/>
+              <w:bottom w:w="60" w:type="dxa"/>
+              <w:left w:w="100" w:type="dxa"/>
+              <w:right w:w="100" w:type="dxa"/>
+            </w:tcMar>
           </w:tcPr>
           <w:p>
             <w:pPr>
@@ -5306,6 +5819,12 @@
               <w:bottom w:val="single" w:sz="4" w:space="0" w:color="CCCCCC"/>
               <w:right w:val="single" w:sz="4" w:space="0" w:color="CCCCCC"/>
             </w:tcBorders>
+            <w:tcMar>
+              <w:top w:w="60" w:type="dxa"/>
+              <w:bottom w:w="60" w:type="dxa"/>
+              <w:left w:w="100" w:type="dxa"/>
+              <w:right w:w="100" w:type="dxa"/>
+            </w:tcMar>
           </w:tcPr>
           <w:p>
             <w:pPr>
@@ -5329,6 +5848,12 @@
               <w:bottom w:val="single" w:sz="4" w:space="0" w:color="CCCCCC"/>
               <w:right w:val="single" w:sz="4" w:space="0" w:color="CCCCCC"/>
             </w:tcBorders>
+            <w:tcMar>
+              <w:top w:w="60" w:type="dxa"/>
+              <w:bottom w:w="60" w:type="dxa"/>
+              <w:left w:w="100" w:type="dxa"/>
+              <w:right w:w="100" w:type="dxa"/>
+            </w:tcMar>
           </w:tcPr>
           <w:p>
             <w:pPr>
@@ -5352,6 +5877,12 @@
               <w:bottom w:val="single" w:sz="4" w:space="0" w:color="CCCCCC"/>
               <w:right w:val="single" w:sz="4" w:space="0" w:color="CCCCCC"/>
             </w:tcBorders>
+            <w:tcMar>
+              <w:top w:w="60" w:type="dxa"/>
+              <w:bottom w:w="60" w:type="dxa"/>
+              <w:left w:w="100" w:type="dxa"/>
+              <w:right w:w="100" w:type="dxa"/>
+            </w:tcMar>
           </w:tcPr>
           <w:p>
             <w:pPr>
@@ -5379,6 +5910,12 @@
               <w:bottom w:val="single" w:sz="4" w:space="0" w:color="CCCCCC"/>
               <w:right w:val="single" w:sz="4" w:space="0" w:color="CCCCCC"/>
             </w:tcBorders>
+            <w:tcMar>
+              <w:top w:w="60" w:type="dxa"/>
+              <w:bottom w:w="60" w:type="dxa"/>
+              <w:left w:w="100" w:type="dxa"/>
+              <w:right w:w="100" w:type="dxa"/>
+            </w:tcMar>
           </w:tcPr>
           <w:p>
             <w:pPr>
@@ -5492,7 +6029,7 @@
       <w:r>
         <w:rPr>
           <w:rFonts w:ascii="Arial" w:hAnsi="Arial"/>
-          <w:i/>
+          <w:b/>
           <w:sz w:val="20"/>
         </w:rPr>
         <w:t>sway</w:t>
@@ -5535,7 +6072,7 @@
       <w:r>
         <w:rPr>
           <w:rFonts w:ascii="Arial" w:hAnsi="Arial"/>
-          <w:i/>
+          <w:b/>
           <w:sz w:val="20"/>
         </w:rPr>
         <w:t>yaw</w:t>
@@ -5960,7 +6497,15 @@
           <w:b/>
           <w:sz w:val="19"/>
         </w:rPr>
-        <w:t>Tabel 3.3 Koefisien Redaman Hidrodinamika Linier dan Kuadratik Wahana</w:t>
+        <w:t>Tabel 3.3</w:t>
+      </w:r>
+      <w:r>
+        <w:rPr>
+          <w:rFonts w:ascii="Arial" w:hAnsi="Arial"/>
+          <w:b/>
+          <w:sz w:val="19"/>
+        </w:rPr>
+        <w:t xml:space="preserve"> Koefisien Redaman Hidrodinamika Linier dan Kuadratik Wahana</w:t>
       </w:r>
     </w:p>
     <w:tbl>
@@ -5988,6 +6533,12 @@
               <w:bottom w:val="single" w:sz="4" w:space="0" w:color="CCCCCC"/>
               <w:right w:val="single" w:sz="4" w:space="0" w:color="CCCCCC"/>
             </w:tcBorders>
+            <w:tcMar>
+              <w:top w:w="60" w:type="dxa"/>
+              <w:bottom w:w="60" w:type="dxa"/>
+              <w:left w:w="100" w:type="dxa"/>
+              <w:right w:w="100" w:type="dxa"/>
+            </w:tcMar>
             <w:shd w:fill="EAEFF5"/>
           </w:tcPr>
           <w:p>
@@ -6013,6 +6564,12 @@
               <w:bottom w:val="single" w:sz="4" w:space="0" w:color="CCCCCC"/>
               <w:right w:val="single" w:sz="4" w:space="0" w:color="CCCCCC"/>
             </w:tcBorders>
+            <w:tcMar>
+              <w:top w:w="60" w:type="dxa"/>
+              <w:bottom w:w="60" w:type="dxa"/>
+              <w:left w:w="100" w:type="dxa"/>
+              <w:right w:w="100" w:type="dxa"/>
+            </w:tcMar>
             <w:shd w:fill="EAEFF5"/>
           </w:tcPr>
           <w:p>
@@ -6038,6 +6595,12 @@
               <w:bottom w:val="single" w:sz="4" w:space="0" w:color="CCCCCC"/>
               <w:right w:val="single" w:sz="4" w:space="0" w:color="CCCCCC"/>
             </w:tcBorders>
+            <w:tcMar>
+              <w:top w:w="60" w:type="dxa"/>
+              <w:bottom w:w="60" w:type="dxa"/>
+              <w:left w:w="100" w:type="dxa"/>
+              <w:right w:w="100" w:type="dxa"/>
+            </w:tcMar>
             <w:shd w:fill="EAEFF5"/>
           </w:tcPr>
           <w:p>
@@ -6081,6 +6644,12 @@
               <w:bottom w:val="single" w:sz="4" w:space="0" w:color="CCCCCC"/>
               <w:right w:val="single" w:sz="4" w:space="0" w:color="CCCCCC"/>
             </w:tcBorders>
+            <w:tcMar>
+              <w:top w:w="60" w:type="dxa"/>
+              <w:bottom w:w="60" w:type="dxa"/>
+              <w:left w:w="100" w:type="dxa"/>
+              <w:right w:w="100" w:type="dxa"/>
+            </w:tcMar>
             <w:shd w:fill="EAEFF5"/>
           </w:tcPr>
           <w:p>
@@ -6106,6 +6675,12 @@
               <w:bottom w:val="single" w:sz="4" w:space="0" w:color="CCCCCC"/>
               <w:right w:val="single" w:sz="4" w:space="0" w:color="CCCCCC"/>
             </w:tcBorders>
+            <w:tcMar>
+              <w:top w:w="60" w:type="dxa"/>
+              <w:bottom w:w="60" w:type="dxa"/>
+              <w:left w:w="100" w:type="dxa"/>
+              <w:right w:w="100" w:type="dxa"/>
+            </w:tcMar>
             <w:shd w:fill="EAEFF5"/>
           </w:tcPr>
           <w:p>
@@ -6149,6 +6724,12 @@
               <w:bottom w:val="single" w:sz="4" w:space="0" w:color="CCCCCC"/>
               <w:right w:val="single" w:sz="4" w:space="0" w:color="CCCCCC"/>
             </w:tcBorders>
+            <w:tcMar>
+              <w:top w:w="60" w:type="dxa"/>
+              <w:bottom w:w="60" w:type="dxa"/>
+              <w:left w:w="100" w:type="dxa"/>
+              <w:right w:w="100" w:type="dxa"/>
+            </w:tcMar>
             <w:shd w:fill="EAEFF5"/>
           </w:tcPr>
           <w:p>
@@ -6166,6 +6747,12 @@
               <w:bottom w:val="single" w:sz="4" w:space="0" w:color="CCCCCC"/>
               <w:right w:val="single" w:sz="4" w:space="0" w:color="CCCCCC"/>
             </w:tcBorders>
+            <w:tcMar>
+              <w:top w:w="60" w:type="dxa"/>
+              <w:bottom w:w="60" w:type="dxa"/>
+              <w:left w:w="100" w:type="dxa"/>
+              <w:right w:w="100" w:type="dxa"/>
+            </w:tcMar>
             <w:shd w:fill="EAEFF5"/>
           </w:tcPr>
           <w:p>
@@ -6185,6 +6772,12 @@
               <w:bottom w:val="single" w:sz="4" w:space="0" w:color="CCCCCC"/>
               <w:right w:val="single" w:sz="4" w:space="0" w:color="CCCCCC"/>
             </w:tcBorders>
+            <w:tcMar>
+              <w:top w:w="60" w:type="dxa"/>
+              <w:bottom w:w="60" w:type="dxa"/>
+              <w:left w:w="100" w:type="dxa"/>
+              <w:right w:w="100" w:type="dxa"/>
+            </w:tcMar>
           </w:tcPr>
           <w:p>
             <w:pPr>
@@ -6222,6 +6815,12 @@
               <w:bottom w:val="single" w:sz="4" w:space="0" w:color="CCCCCC"/>
               <w:right w:val="single" w:sz="4" w:space="0" w:color="CCCCCC"/>
             </w:tcBorders>
+            <w:tcMar>
+              <w:top w:w="60" w:type="dxa"/>
+              <w:bottom w:w="60" w:type="dxa"/>
+              <w:left w:w="100" w:type="dxa"/>
+              <w:right w:w="100" w:type="dxa"/>
+            </w:tcMar>
           </w:tcPr>
           <w:p>
             <w:pPr>
@@ -6245,6 +6844,12 @@
               <w:bottom w:val="single" w:sz="4" w:space="0" w:color="CCCCCC"/>
               <w:right w:val="single" w:sz="4" w:space="0" w:color="CCCCCC"/>
             </w:tcBorders>
+            <w:tcMar>
+              <w:top w:w="60" w:type="dxa"/>
+              <w:bottom w:w="60" w:type="dxa"/>
+              <w:left w:w="100" w:type="dxa"/>
+              <w:right w:w="100" w:type="dxa"/>
+            </w:tcMar>
           </w:tcPr>
           <w:p>
             <w:pPr>
@@ -6272,6 +6877,12 @@
               <w:bottom w:val="single" w:sz="4" w:space="0" w:color="CCCCCC"/>
               <w:right w:val="single" w:sz="4" w:space="0" w:color="CCCCCC"/>
             </w:tcBorders>
+            <w:tcMar>
+              <w:top w:w="60" w:type="dxa"/>
+              <w:bottom w:w="60" w:type="dxa"/>
+              <w:left w:w="100" w:type="dxa"/>
+              <w:right w:w="100" w:type="dxa"/>
+            </w:tcMar>
           </w:tcPr>
           <w:p>
             <w:pPr>
@@ -6295,6 +6906,12 @@
               <w:bottom w:val="single" w:sz="4" w:space="0" w:color="CCCCCC"/>
               <w:right w:val="single" w:sz="4" w:space="0" w:color="CCCCCC"/>
             </w:tcBorders>
+            <w:tcMar>
+              <w:top w:w="60" w:type="dxa"/>
+              <w:bottom w:w="60" w:type="dxa"/>
+              <w:left w:w="100" w:type="dxa"/>
+              <w:right w:w="100" w:type="dxa"/>
+            </w:tcMar>
           </w:tcPr>
           <w:p>
             <w:pPr>
@@ -6318,6 +6935,12 @@
               <w:bottom w:val="single" w:sz="4" w:space="0" w:color="CCCCCC"/>
               <w:right w:val="single" w:sz="4" w:space="0" w:color="CCCCCC"/>
             </w:tcBorders>
+            <w:tcMar>
+              <w:top w:w="60" w:type="dxa"/>
+              <w:bottom w:w="60" w:type="dxa"/>
+              <w:left w:w="100" w:type="dxa"/>
+              <w:right w:w="100" w:type="dxa"/>
+            </w:tcMar>
           </w:tcPr>
           <w:p>
             <w:pPr>
@@ -6341,6 +6964,12 @@
               <w:bottom w:val="single" w:sz="4" w:space="0" w:color="CCCCCC"/>
               <w:right w:val="single" w:sz="4" w:space="0" w:color="CCCCCC"/>
             </w:tcBorders>
+            <w:tcMar>
+              <w:top w:w="60" w:type="dxa"/>
+              <w:bottom w:w="60" w:type="dxa"/>
+              <w:left w:w="100" w:type="dxa"/>
+              <w:right w:w="100" w:type="dxa"/>
+            </w:tcMar>
           </w:tcPr>
           <w:p>
             <w:pPr>
@@ -6372,6 +7001,12 @@
               <w:bottom w:val="single" w:sz="4" w:space="0" w:color="CCCCCC"/>
               <w:right w:val="single" w:sz="4" w:space="0" w:color="CCCCCC"/>
             </w:tcBorders>
+            <w:tcMar>
+              <w:top w:w="60" w:type="dxa"/>
+              <w:bottom w:w="60" w:type="dxa"/>
+              <w:left w:w="100" w:type="dxa"/>
+              <w:right w:w="100" w:type="dxa"/>
+            </w:tcMar>
           </w:tcPr>
           <w:p>
             <w:pPr>
@@ -6409,6 +7044,12 @@
               <w:bottom w:val="single" w:sz="4" w:space="0" w:color="CCCCCC"/>
               <w:right w:val="single" w:sz="4" w:space="0" w:color="CCCCCC"/>
             </w:tcBorders>
+            <w:tcMar>
+              <w:top w:w="60" w:type="dxa"/>
+              <w:bottom w:w="60" w:type="dxa"/>
+              <w:left w:w="100" w:type="dxa"/>
+              <w:right w:w="100" w:type="dxa"/>
+            </w:tcMar>
           </w:tcPr>
           <w:p>
             <w:pPr>
@@ -6432,6 +7073,12 @@
               <w:bottom w:val="single" w:sz="4" w:space="0" w:color="CCCCCC"/>
               <w:right w:val="single" w:sz="4" w:space="0" w:color="CCCCCC"/>
             </w:tcBorders>
+            <w:tcMar>
+              <w:top w:w="60" w:type="dxa"/>
+              <w:bottom w:w="60" w:type="dxa"/>
+              <w:left w:w="100" w:type="dxa"/>
+              <w:right w:w="100" w:type="dxa"/>
+            </w:tcMar>
           </w:tcPr>
           <w:p>
             <w:pPr>
@@ -6459,6 +7106,12 @@
               <w:bottom w:val="single" w:sz="4" w:space="0" w:color="CCCCCC"/>
               <w:right w:val="single" w:sz="4" w:space="0" w:color="CCCCCC"/>
             </w:tcBorders>
+            <w:tcMar>
+              <w:top w:w="60" w:type="dxa"/>
+              <w:bottom w:w="60" w:type="dxa"/>
+              <w:left w:w="100" w:type="dxa"/>
+              <w:right w:w="100" w:type="dxa"/>
+            </w:tcMar>
           </w:tcPr>
           <w:p>
             <w:pPr>
@@ -6482,6 +7135,12 @@
               <w:bottom w:val="single" w:sz="4" w:space="0" w:color="CCCCCC"/>
               <w:right w:val="single" w:sz="4" w:space="0" w:color="CCCCCC"/>
             </w:tcBorders>
+            <w:tcMar>
+              <w:top w:w="60" w:type="dxa"/>
+              <w:bottom w:w="60" w:type="dxa"/>
+              <w:left w:w="100" w:type="dxa"/>
+              <w:right w:w="100" w:type="dxa"/>
+            </w:tcMar>
           </w:tcPr>
           <w:p>
             <w:pPr>
@@ -6505,6 +7164,12 @@
               <w:bottom w:val="single" w:sz="4" w:space="0" w:color="CCCCCC"/>
               <w:right w:val="single" w:sz="4" w:space="0" w:color="CCCCCC"/>
             </w:tcBorders>
+            <w:tcMar>
+              <w:top w:w="60" w:type="dxa"/>
+              <w:bottom w:w="60" w:type="dxa"/>
+              <w:left w:w="100" w:type="dxa"/>
+              <w:right w:w="100" w:type="dxa"/>
+            </w:tcMar>
           </w:tcPr>
           <w:p>
             <w:pPr>
@@ -6528,6 +7193,12 @@
               <w:bottom w:val="single" w:sz="4" w:space="0" w:color="CCCCCC"/>
               <w:right w:val="single" w:sz="4" w:space="0" w:color="CCCCCC"/>
             </w:tcBorders>
+            <w:tcMar>
+              <w:top w:w="60" w:type="dxa"/>
+              <w:bottom w:w="60" w:type="dxa"/>
+              <w:left w:w="100" w:type="dxa"/>
+              <w:right w:w="100" w:type="dxa"/>
+            </w:tcMar>
           </w:tcPr>
           <w:p>
             <w:pPr>
@@ -6559,6 +7230,12 @@
               <w:bottom w:val="single" w:sz="4" w:space="0" w:color="CCCCCC"/>
               <w:right w:val="single" w:sz="4" w:space="0" w:color="CCCCCC"/>
             </w:tcBorders>
+            <w:tcMar>
+              <w:top w:w="60" w:type="dxa"/>
+              <w:bottom w:w="60" w:type="dxa"/>
+              <w:left w:w="100" w:type="dxa"/>
+              <w:right w:w="100" w:type="dxa"/>
+            </w:tcMar>
           </w:tcPr>
           <w:p>
             <w:pPr>
@@ -6596,6 +7273,12 @@
               <w:bottom w:val="single" w:sz="4" w:space="0" w:color="CCCCCC"/>
               <w:right w:val="single" w:sz="4" w:space="0" w:color="CCCCCC"/>
             </w:tcBorders>
+            <w:tcMar>
+              <w:top w:w="60" w:type="dxa"/>
+              <w:bottom w:w="60" w:type="dxa"/>
+              <w:left w:w="100" w:type="dxa"/>
+              <w:right w:w="100" w:type="dxa"/>
+            </w:tcMar>
           </w:tcPr>
           <w:p>
             <w:pPr>
@@ -6619,6 +7302,12 @@
               <w:bottom w:val="single" w:sz="4" w:space="0" w:color="CCCCCC"/>
               <w:right w:val="single" w:sz="4" w:space="0" w:color="CCCCCC"/>
             </w:tcBorders>
+            <w:tcMar>
+              <w:top w:w="60" w:type="dxa"/>
+              <w:bottom w:w="60" w:type="dxa"/>
+              <w:left w:w="100" w:type="dxa"/>
+              <w:right w:w="100" w:type="dxa"/>
+            </w:tcMar>
           </w:tcPr>
           <w:p>
             <w:pPr>
@@ -6646,6 +7335,12 @@
               <w:bottom w:val="single" w:sz="4" w:space="0" w:color="CCCCCC"/>
               <w:right w:val="single" w:sz="4" w:space="0" w:color="CCCCCC"/>
             </w:tcBorders>
+            <w:tcMar>
+              <w:top w:w="60" w:type="dxa"/>
+              <w:bottom w:w="60" w:type="dxa"/>
+              <w:left w:w="100" w:type="dxa"/>
+              <w:right w:w="100" w:type="dxa"/>
+            </w:tcMar>
           </w:tcPr>
           <w:p>
             <w:pPr>
@@ -6669,6 +7364,12 @@
               <w:bottom w:val="single" w:sz="4" w:space="0" w:color="CCCCCC"/>
               <w:right w:val="single" w:sz="4" w:space="0" w:color="CCCCCC"/>
             </w:tcBorders>
+            <w:tcMar>
+              <w:top w:w="60" w:type="dxa"/>
+              <w:bottom w:w="60" w:type="dxa"/>
+              <w:left w:w="100" w:type="dxa"/>
+              <w:right w:w="100" w:type="dxa"/>
+            </w:tcMar>
           </w:tcPr>
           <w:p>
             <w:pPr>
@@ -6692,6 +7393,12 @@
               <w:bottom w:val="single" w:sz="4" w:space="0" w:color="CCCCCC"/>
               <w:right w:val="single" w:sz="4" w:space="0" w:color="CCCCCC"/>
             </w:tcBorders>
+            <w:tcMar>
+              <w:top w:w="60" w:type="dxa"/>
+              <w:bottom w:w="60" w:type="dxa"/>
+              <w:left w:w="100" w:type="dxa"/>
+              <w:right w:w="100" w:type="dxa"/>
+            </w:tcMar>
           </w:tcPr>
           <w:p>
             <w:pPr>
@@ -6715,6 +7422,12 @@
               <w:bottom w:val="single" w:sz="4" w:space="0" w:color="CCCCCC"/>
               <w:right w:val="single" w:sz="4" w:space="0" w:color="CCCCCC"/>
             </w:tcBorders>
+            <w:tcMar>
+              <w:top w:w="60" w:type="dxa"/>
+              <w:bottom w:w="60" w:type="dxa"/>
+              <w:left w:w="100" w:type="dxa"/>
+              <w:right w:w="100" w:type="dxa"/>
+            </w:tcMar>
           </w:tcPr>
           <w:p>
             <w:pPr>
@@ -6746,6 +7459,12 @@
               <w:bottom w:val="single" w:sz="4" w:space="0" w:color="CCCCCC"/>
               <w:right w:val="single" w:sz="4" w:space="0" w:color="CCCCCC"/>
             </w:tcBorders>
+            <w:tcMar>
+              <w:top w:w="60" w:type="dxa"/>
+              <w:bottom w:w="60" w:type="dxa"/>
+              <w:left w:w="100" w:type="dxa"/>
+              <w:right w:w="100" w:type="dxa"/>
+            </w:tcMar>
           </w:tcPr>
           <w:p>
             <w:pPr>
@@ -6783,6 +7502,12 @@
               <w:bottom w:val="single" w:sz="4" w:space="0" w:color="CCCCCC"/>
               <w:right w:val="single" w:sz="4" w:space="0" w:color="CCCCCC"/>
             </w:tcBorders>
+            <w:tcMar>
+              <w:top w:w="60" w:type="dxa"/>
+              <w:bottom w:w="60" w:type="dxa"/>
+              <w:left w:w="100" w:type="dxa"/>
+              <w:right w:w="100" w:type="dxa"/>
+            </w:tcMar>
           </w:tcPr>
           <w:p>
             <w:pPr>
@@ -6806,6 +7531,12 @@
               <w:bottom w:val="single" w:sz="4" w:space="0" w:color="CCCCCC"/>
               <w:right w:val="single" w:sz="4" w:space="0" w:color="CCCCCC"/>
             </w:tcBorders>
+            <w:tcMar>
+              <w:top w:w="60" w:type="dxa"/>
+              <w:bottom w:w="60" w:type="dxa"/>
+              <w:left w:w="100" w:type="dxa"/>
+              <w:right w:w="100" w:type="dxa"/>
+            </w:tcMar>
           </w:tcPr>
           <w:p>
             <w:pPr>
@@ -6835,6 +7566,12 @@
               <w:bottom w:val="single" w:sz="4" w:space="0" w:color="CCCCCC"/>
               <w:right w:val="single" w:sz="4" w:space="0" w:color="CCCCCC"/>
             </w:tcBorders>
+            <w:tcMar>
+              <w:top w:w="60" w:type="dxa"/>
+              <w:bottom w:w="60" w:type="dxa"/>
+              <w:left w:w="100" w:type="dxa"/>
+              <w:right w:w="100" w:type="dxa"/>
+            </w:tcMar>
           </w:tcPr>
           <w:p>
             <w:pPr>
@@ -6858,6 +7595,12 @@
               <w:bottom w:val="single" w:sz="4" w:space="0" w:color="CCCCCC"/>
               <w:right w:val="single" w:sz="4" w:space="0" w:color="CCCCCC"/>
             </w:tcBorders>
+            <w:tcMar>
+              <w:top w:w="60" w:type="dxa"/>
+              <w:bottom w:w="60" w:type="dxa"/>
+              <w:left w:w="100" w:type="dxa"/>
+              <w:right w:w="100" w:type="dxa"/>
+            </w:tcMar>
           </w:tcPr>
           <w:p>
             <w:pPr>
@@ -6881,6 +7624,12 @@
               <w:bottom w:val="single" w:sz="4" w:space="0" w:color="CCCCCC"/>
               <w:right w:val="single" w:sz="4" w:space="0" w:color="CCCCCC"/>
             </w:tcBorders>
+            <w:tcMar>
+              <w:top w:w="60" w:type="dxa"/>
+              <w:bottom w:w="60" w:type="dxa"/>
+              <w:left w:w="100" w:type="dxa"/>
+              <w:right w:w="100" w:type="dxa"/>
+            </w:tcMar>
           </w:tcPr>
           <w:p>
             <w:pPr>
@@ -6904,6 +7653,12 @@
               <w:bottom w:val="single" w:sz="4" w:space="0" w:color="CCCCCC"/>
               <w:right w:val="single" w:sz="4" w:space="0" w:color="CCCCCC"/>
             </w:tcBorders>
+            <w:tcMar>
+              <w:top w:w="60" w:type="dxa"/>
+              <w:bottom w:w="60" w:type="dxa"/>
+              <w:left w:w="100" w:type="dxa"/>
+              <w:right w:w="100" w:type="dxa"/>
+            </w:tcMar>
           </w:tcPr>
           <w:p>
             <w:pPr>
@@ -6937,6 +7692,12 @@
               <w:bottom w:val="single" w:sz="4" w:space="0" w:color="CCCCCC"/>
               <w:right w:val="single" w:sz="4" w:space="0" w:color="CCCCCC"/>
             </w:tcBorders>
+            <w:tcMar>
+              <w:top w:w="60" w:type="dxa"/>
+              <w:bottom w:w="60" w:type="dxa"/>
+              <w:left w:w="100" w:type="dxa"/>
+              <w:right w:w="100" w:type="dxa"/>
+            </w:tcMar>
           </w:tcPr>
           <w:p>
             <w:pPr>
@@ -6974,6 +7735,12 @@
               <w:bottom w:val="single" w:sz="4" w:space="0" w:color="CCCCCC"/>
               <w:right w:val="single" w:sz="4" w:space="0" w:color="CCCCCC"/>
             </w:tcBorders>
+            <w:tcMar>
+              <w:top w:w="60" w:type="dxa"/>
+              <w:bottom w:w="60" w:type="dxa"/>
+              <w:left w:w="100" w:type="dxa"/>
+              <w:right w:w="100" w:type="dxa"/>
+            </w:tcMar>
           </w:tcPr>
           <w:p>
             <w:pPr>
@@ -6997,6 +7764,12 @@
               <w:bottom w:val="single" w:sz="4" w:space="0" w:color="CCCCCC"/>
               <w:right w:val="single" w:sz="4" w:space="0" w:color="CCCCCC"/>
             </w:tcBorders>
+            <w:tcMar>
+              <w:top w:w="60" w:type="dxa"/>
+              <w:bottom w:w="60" w:type="dxa"/>
+              <w:left w:w="100" w:type="dxa"/>
+              <w:right w:w="100" w:type="dxa"/>
+            </w:tcMar>
           </w:tcPr>
           <w:p>
             <w:pPr>
@@ -7026,6 +7799,12 @@
               <w:bottom w:val="single" w:sz="4" w:space="0" w:color="CCCCCC"/>
               <w:right w:val="single" w:sz="4" w:space="0" w:color="CCCCCC"/>
             </w:tcBorders>
+            <w:tcMar>
+              <w:top w:w="60" w:type="dxa"/>
+              <w:bottom w:w="60" w:type="dxa"/>
+              <w:left w:w="100" w:type="dxa"/>
+              <w:right w:w="100" w:type="dxa"/>
+            </w:tcMar>
           </w:tcPr>
           <w:p>
             <w:pPr>
@@ -7049,6 +7828,12 @@
               <w:bottom w:val="single" w:sz="4" w:space="0" w:color="CCCCCC"/>
               <w:right w:val="single" w:sz="4" w:space="0" w:color="CCCCCC"/>
             </w:tcBorders>
+            <w:tcMar>
+              <w:top w:w="60" w:type="dxa"/>
+              <w:bottom w:w="60" w:type="dxa"/>
+              <w:left w:w="100" w:type="dxa"/>
+              <w:right w:w="100" w:type="dxa"/>
+            </w:tcMar>
           </w:tcPr>
           <w:p>
             <w:pPr>
@@ -7072,6 +7857,12 @@
               <w:bottom w:val="single" w:sz="4" w:space="0" w:color="CCCCCC"/>
               <w:right w:val="single" w:sz="4" w:space="0" w:color="CCCCCC"/>
             </w:tcBorders>
+            <w:tcMar>
+              <w:top w:w="60" w:type="dxa"/>
+              <w:bottom w:w="60" w:type="dxa"/>
+              <w:left w:w="100" w:type="dxa"/>
+              <w:right w:w="100" w:type="dxa"/>
+            </w:tcMar>
           </w:tcPr>
           <w:p>
             <w:pPr>
@@ -7095,6 +7886,12 @@
               <w:bottom w:val="single" w:sz="4" w:space="0" w:color="CCCCCC"/>
               <w:right w:val="single" w:sz="4" w:space="0" w:color="CCCCCC"/>
             </w:tcBorders>
+            <w:tcMar>
+              <w:top w:w="60" w:type="dxa"/>
+              <w:bottom w:w="60" w:type="dxa"/>
+              <w:left w:w="100" w:type="dxa"/>
+              <w:right w:w="100" w:type="dxa"/>
+            </w:tcMar>
           </w:tcPr>
           <w:p>
             <w:pPr>
@@ -7128,6 +7925,12 @@
               <w:bottom w:val="single" w:sz="4" w:space="0" w:color="CCCCCC"/>
               <w:right w:val="single" w:sz="4" w:space="0" w:color="CCCCCC"/>
             </w:tcBorders>
+            <w:tcMar>
+              <w:top w:w="60" w:type="dxa"/>
+              <w:bottom w:w="60" w:type="dxa"/>
+              <w:left w:w="100" w:type="dxa"/>
+              <w:right w:w="100" w:type="dxa"/>
+            </w:tcMar>
           </w:tcPr>
           <w:p>
             <w:pPr>
@@ -7165,6 +7968,12 @@
               <w:bottom w:val="single" w:sz="4" w:space="0" w:color="CCCCCC"/>
               <w:right w:val="single" w:sz="4" w:space="0" w:color="CCCCCC"/>
             </w:tcBorders>
+            <w:tcMar>
+              <w:top w:w="60" w:type="dxa"/>
+              <w:bottom w:w="60" w:type="dxa"/>
+              <w:left w:w="100" w:type="dxa"/>
+              <w:right w:w="100" w:type="dxa"/>
+            </w:tcMar>
           </w:tcPr>
           <w:p>
             <w:pPr>
@@ -7188,6 +7997,12 @@
               <w:bottom w:val="single" w:sz="4" w:space="0" w:color="CCCCCC"/>
               <w:right w:val="single" w:sz="4" w:space="0" w:color="CCCCCC"/>
             </w:tcBorders>
+            <w:tcMar>
+              <w:top w:w="60" w:type="dxa"/>
+              <w:bottom w:w="60" w:type="dxa"/>
+              <w:left w:w="100" w:type="dxa"/>
+              <w:right w:w="100" w:type="dxa"/>
+            </w:tcMar>
           </w:tcPr>
           <w:p>
             <w:pPr>
@@ -7217,6 +8032,12 @@
               <w:bottom w:val="single" w:sz="4" w:space="0" w:color="CCCCCC"/>
               <w:right w:val="single" w:sz="4" w:space="0" w:color="CCCCCC"/>
             </w:tcBorders>
+            <w:tcMar>
+              <w:top w:w="60" w:type="dxa"/>
+              <w:bottom w:w="60" w:type="dxa"/>
+              <w:left w:w="100" w:type="dxa"/>
+              <w:right w:w="100" w:type="dxa"/>
+            </w:tcMar>
           </w:tcPr>
           <w:p>
             <w:pPr>
@@ -7240,6 +8061,12 @@
               <w:bottom w:val="single" w:sz="4" w:space="0" w:color="CCCCCC"/>
               <w:right w:val="single" w:sz="4" w:space="0" w:color="CCCCCC"/>
             </w:tcBorders>
+            <w:tcMar>
+              <w:top w:w="60" w:type="dxa"/>
+              <w:bottom w:w="60" w:type="dxa"/>
+              <w:left w:w="100" w:type="dxa"/>
+              <w:right w:w="100" w:type="dxa"/>
+            </w:tcMar>
           </w:tcPr>
           <w:p>
             <w:pPr>
@@ -7263,6 +8090,12 @@
               <w:bottom w:val="single" w:sz="4" w:space="0" w:color="CCCCCC"/>
               <w:right w:val="single" w:sz="4" w:space="0" w:color="CCCCCC"/>
             </w:tcBorders>
+            <w:tcMar>
+              <w:top w:w="60" w:type="dxa"/>
+              <w:bottom w:w="60" w:type="dxa"/>
+              <w:left w:w="100" w:type="dxa"/>
+              <w:right w:w="100" w:type="dxa"/>
+            </w:tcMar>
           </w:tcPr>
           <w:p>
             <w:pPr>
@@ -7286,6 +8119,12 @@
               <w:bottom w:val="single" w:sz="4" w:space="0" w:color="CCCCCC"/>
               <w:right w:val="single" w:sz="4" w:space="0" w:color="CCCCCC"/>
             </w:tcBorders>
+            <w:tcMar>
+              <w:top w:w="60" w:type="dxa"/>
+              <w:bottom w:w="60" w:type="dxa"/>
+              <w:left w:w="100" w:type="dxa"/>
+              <w:right w:w="100" w:type="dxa"/>
+            </w:tcMar>
           </w:tcPr>
           <w:p>
             <w:pPr>
@@ -7333,7 +8172,7 @@
           <w:b/>
           <w:sz w:val="20"/>
         </w:rPr>
-        <w:t xml:space="preserve">$$\mathbf{T}{6 </w:t>
+        <w:t xml:space="preserve">$$\mathbf{T}_{6 </w:t>
         <w:tab/>
         <w:t>imes 8}$$</w:t>
       </w:r>
@@ -7433,7 +8272,7 @@
       <w:r>
         <w:rPr>
           <w:rFonts w:ascii="Arial" w:hAnsi="Arial"/>
-          <w:i/>
+          <w:b/>
           <w:sz w:val="20"/>
         </w:rPr>
         <w:t>Surge</w:t>
@@ -7448,7 +8287,7 @@
       <w:r>
         <w:rPr>
           <w:rFonts w:ascii="Arial" w:hAnsi="Arial"/>
-          <w:i/>
+          <w:b/>
           <w:sz w:val="20"/>
         </w:rPr>
         <w:t>Sway</w:t>
@@ -7463,7 +8302,7 @@
       <w:r>
         <w:rPr>
           <w:rFonts w:ascii="Arial" w:hAnsi="Arial"/>
-          <w:i/>
+          <w:b/>
           <w:sz w:val="20"/>
         </w:rPr>
         <w:t>Yaw</w:t>
@@ -7519,7 +8358,7 @@
       <w:r>
         <w:rPr>
           <w:rFonts w:ascii="Arial" w:hAnsi="Arial"/>
-          <w:i/>
+          <w:b/>
           <w:sz w:val="20"/>
         </w:rPr>
         <w:t>Heave</w:t>
@@ -7534,7 +8373,7 @@
       <w:r>
         <w:rPr>
           <w:rFonts w:ascii="Arial" w:hAnsi="Arial"/>
-          <w:i/>
+          <w:b/>
           <w:sz w:val="20"/>
         </w:rPr>
         <w:t>Roll</w:t>
@@ -7549,7 +8388,7 @@
       <w:r>
         <w:rPr>
           <w:rFonts w:ascii="Arial" w:hAnsi="Arial"/>
-          <w:i/>
+          <w:b/>
           <w:sz w:val="20"/>
         </w:rPr>
         <w:t>Pitch</w:t>
@@ -7628,7 +8467,15 @@
           <w:b/>
           <w:sz w:val="19"/>
         </w:rPr>
-        <w:t>Tabel 3.4 Posisi Spasial dan Vektor Satuan Gaya Dorong 8-Pendorong BlueROV2 Heavy</w:t>
+        <w:t>Tabel 3.4</w:t>
+      </w:r>
+      <w:r>
+        <w:rPr>
+          <w:rFonts w:ascii="Arial" w:hAnsi="Arial"/>
+          <w:b/>
+          <w:sz w:val="19"/>
+        </w:rPr>
+        <w:t xml:space="preserve"> Posisi Spasial dan Vektor Satuan Gaya Dorong 8-Pendorong BlueROV2 Heavy</w:t>
       </w:r>
     </w:p>
     <w:tbl>
@@ -7655,6 +8502,12 @@
               <w:bottom w:val="single" w:sz="4" w:space="0" w:color="CCCCCC"/>
               <w:right w:val="single" w:sz="4" w:space="0" w:color="CCCCCC"/>
             </w:tcBorders>
+            <w:tcMar>
+              <w:top w:w="60" w:type="dxa"/>
+              <w:bottom w:w="60" w:type="dxa"/>
+              <w:left w:w="100" w:type="dxa"/>
+              <w:right w:w="100" w:type="dxa"/>
+            </w:tcMar>
             <w:shd w:fill="EAEFF5"/>
           </w:tcPr>
           <w:p>
@@ -7680,6 +8533,12 @@
               <w:bottom w:val="single" w:sz="4" w:space="0" w:color="CCCCCC"/>
               <w:right w:val="single" w:sz="4" w:space="0" w:color="CCCCCC"/>
             </w:tcBorders>
+            <w:tcMar>
+              <w:top w:w="60" w:type="dxa"/>
+              <w:bottom w:w="60" w:type="dxa"/>
+              <w:left w:w="100" w:type="dxa"/>
+              <w:right w:w="100" w:type="dxa"/>
+            </w:tcMar>
             <w:shd w:fill="EAEFF5"/>
           </w:tcPr>
           <w:p>
@@ -7715,6 +8574,12 @@
               <w:bottom w:val="single" w:sz="4" w:space="0" w:color="CCCCCC"/>
               <w:right w:val="single" w:sz="4" w:space="0" w:color="CCCCCC"/>
             </w:tcBorders>
+            <w:tcMar>
+              <w:top w:w="60" w:type="dxa"/>
+              <w:bottom w:w="60" w:type="dxa"/>
+              <w:left w:w="100" w:type="dxa"/>
+              <w:right w:w="100" w:type="dxa"/>
+            </w:tcMar>
             <w:shd w:fill="EAEFF5"/>
           </w:tcPr>
           <w:p>
@@ -7750,6 +8615,12 @@
               <w:bottom w:val="single" w:sz="4" w:space="0" w:color="CCCCCC"/>
               <w:right w:val="single" w:sz="4" w:space="0" w:color="CCCCCC"/>
             </w:tcBorders>
+            <w:tcMar>
+              <w:top w:w="60" w:type="dxa"/>
+              <w:bottom w:w="60" w:type="dxa"/>
+              <w:left w:w="100" w:type="dxa"/>
+              <w:right w:w="100" w:type="dxa"/>
+            </w:tcMar>
             <w:shd w:fill="EAEFF5"/>
           </w:tcPr>
           <w:p>
@@ -7785,6 +8656,12 @@
               <w:bottom w:val="single" w:sz="4" w:space="0" w:color="CCCCCC"/>
               <w:right w:val="single" w:sz="4" w:space="0" w:color="CCCCCC"/>
             </w:tcBorders>
+            <w:tcMar>
+              <w:top w:w="60" w:type="dxa"/>
+              <w:bottom w:w="60" w:type="dxa"/>
+              <w:left w:w="100" w:type="dxa"/>
+              <w:right w:w="100" w:type="dxa"/>
+            </w:tcMar>
             <w:shd w:fill="EAEFF5"/>
           </w:tcPr>
           <w:p>
@@ -7818,6 +8695,12 @@
               <w:bottom w:val="single" w:sz="4" w:space="0" w:color="CCCCCC"/>
               <w:right w:val="single" w:sz="4" w:space="0" w:color="CCCCCC"/>
             </w:tcBorders>
+            <w:tcMar>
+              <w:top w:w="60" w:type="dxa"/>
+              <w:bottom w:w="60" w:type="dxa"/>
+              <w:left w:w="100" w:type="dxa"/>
+              <w:right w:w="100" w:type="dxa"/>
+            </w:tcMar>
             <w:shd w:fill="EAEFF5"/>
           </w:tcPr>
           <w:p>
@@ -7845,6 +8728,12 @@
               <w:bottom w:val="single" w:sz="4" w:space="0" w:color="CCCCCC"/>
               <w:right w:val="single" w:sz="4" w:space="0" w:color="CCCCCC"/>
             </w:tcBorders>
+            <w:tcMar>
+              <w:top w:w="60" w:type="dxa"/>
+              <w:bottom w:w="60" w:type="dxa"/>
+              <w:left w:w="100" w:type="dxa"/>
+              <w:right w:w="100" w:type="dxa"/>
+            </w:tcMar>
           </w:tcPr>
           <w:p>
             <w:pPr>
@@ -7868,6 +8757,12 @@
               <w:bottom w:val="single" w:sz="4" w:space="0" w:color="CCCCCC"/>
               <w:right w:val="single" w:sz="4" w:space="0" w:color="CCCCCC"/>
             </w:tcBorders>
+            <w:tcMar>
+              <w:top w:w="60" w:type="dxa"/>
+              <w:bottom w:w="60" w:type="dxa"/>
+              <w:left w:w="100" w:type="dxa"/>
+              <w:right w:w="100" w:type="dxa"/>
+            </w:tcMar>
           </w:tcPr>
           <w:p>
             <w:pPr>
@@ -7891,6 +8786,12 @@
               <w:bottom w:val="single" w:sz="4" w:space="0" w:color="CCCCCC"/>
               <w:right w:val="single" w:sz="4" w:space="0" w:color="CCCCCC"/>
             </w:tcBorders>
+            <w:tcMar>
+              <w:top w:w="60" w:type="dxa"/>
+              <w:bottom w:w="60" w:type="dxa"/>
+              <w:left w:w="100" w:type="dxa"/>
+              <w:right w:w="100" w:type="dxa"/>
+            </w:tcMar>
           </w:tcPr>
           <w:p>
             <w:pPr>
@@ -7914,6 +8815,12 @@
               <w:bottom w:val="single" w:sz="4" w:space="0" w:color="CCCCCC"/>
               <w:right w:val="single" w:sz="4" w:space="0" w:color="CCCCCC"/>
             </w:tcBorders>
+            <w:tcMar>
+              <w:top w:w="60" w:type="dxa"/>
+              <w:bottom w:w="60" w:type="dxa"/>
+              <w:left w:w="100" w:type="dxa"/>
+              <w:right w:w="100" w:type="dxa"/>
+            </w:tcMar>
           </w:tcPr>
           <w:p>
             <w:pPr>
@@ -7937,6 +8844,12 @@
               <w:bottom w:val="single" w:sz="4" w:space="0" w:color="CCCCCC"/>
               <w:right w:val="single" w:sz="4" w:space="0" w:color="CCCCCC"/>
             </w:tcBorders>
+            <w:tcMar>
+              <w:top w:w="60" w:type="dxa"/>
+              <w:bottom w:w="60" w:type="dxa"/>
+              <w:left w:w="100" w:type="dxa"/>
+              <w:right w:w="100" w:type="dxa"/>
+            </w:tcMar>
           </w:tcPr>
           <w:p>
             <w:pPr>
@@ -7960,6 +8873,12 @@
               <w:bottom w:val="single" w:sz="4" w:space="0" w:color="CCCCCC"/>
               <w:right w:val="single" w:sz="4" w:space="0" w:color="CCCCCC"/>
             </w:tcBorders>
+            <w:tcMar>
+              <w:top w:w="60" w:type="dxa"/>
+              <w:bottom w:w="60" w:type="dxa"/>
+              <w:left w:w="100" w:type="dxa"/>
+              <w:right w:w="100" w:type="dxa"/>
+            </w:tcMar>
           </w:tcPr>
           <w:p>
             <w:pPr>
@@ -7985,6 +8904,12 @@
               <w:bottom w:val="single" w:sz="4" w:space="0" w:color="CCCCCC"/>
               <w:right w:val="single" w:sz="4" w:space="0" w:color="CCCCCC"/>
             </w:tcBorders>
+            <w:tcMar>
+              <w:top w:w="60" w:type="dxa"/>
+              <w:bottom w:w="60" w:type="dxa"/>
+              <w:left w:w="100" w:type="dxa"/>
+              <w:right w:w="100" w:type="dxa"/>
+            </w:tcMar>
           </w:tcPr>
           <w:p>
             <w:pPr>
@@ -8008,6 +8933,12 @@
               <w:bottom w:val="single" w:sz="4" w:space="0" w:color="CCCCCC"/>
               <w:right w:val="single" w:sz="4" w:space="0" w:color="CCCCCC"/>
             </w:tcBorders>
+            <w:tcMar>
+              <w:top w:w="60" w:type="dxa"/>
+              <w:bottom w:w="60" w:type="dxa"/>
+              <w:left w:w="100" w:type="dxa"/>
+              <w:right w:w="100" w:type="dxa"/>
+            </w:tcMar>
           </w:tcPr>
           <w:p>
             <w:pPr>
@@ -8031,6 +8962,12 @@
               <w:bottom w:val="single" w:sz="4" w:space="0" w:color="CCCCCC"/>
               <w:right w:val="single" w:sz="4" w:space="0" w:color="CCCCCC"/>
             </w:tcBorders>
+            <w:tcMar>
+              <w:top w:w="60" w:type="dxa"/>
+              <w:bottom w:w="60" w:type="dxa"/>
+              <w:left w:w="100" w:type="dxa"/>
+              <w:right w:w="100" w:type="dxa"/>
+            </w:tcMar>
           </w:tcPr>
           <w:p>
             <w:pPr>
@@ -8054,6 +8991,12 @@
               <w:bottom w:val="single" w:sz="4" w:space="0" w:color="CCCCCC"/>
               <w:right w:val="single" w:sz="4" w:space="0" w:color="CCCCCC"/>
             </w:tcBorders>
+            <w:tcMar>
+              <w:top w:w="60" w:type="dxa"/>
+              <w:bottom w:w="60" w:type="dxa"/>
+              <w:left w:w="100" w:type="dxa"/>
+              <w:right w:w="100" w:type="dxa"/>
+            </w:tcMar>
           </w:tcPr>
           <w:p>
             <w:pPr>
@@ -8077,6 +9020,12 @@
               <w:bottom w:val="single" w:sz="4" w:space="0" w:color="CCCCCC"/>
               <w:right w:val="single" w:sz="4" w:space="0" w:color="CCCCCC"/>
             </w:tcBorders>
+            <w:tcMar>
+              <w:top w:w="60" w:type="dxa"/>
+              <w:bottom w:w="60" w:type="dxa"/>
+              <w:left w:w="100" w:type="dxa"/>
+              <w:right w:w="100" w:type="dxa"/>
+            </w:tcMar>
           </w:tcPr>
           <w:p>
             <w:pPr>
@@ -8100,6 +9049,12 @@
               <w:bottom w:val="single" w:sz="4" w:space="0" w:color="CCCCCC"/>
               <w:right w:val="single" w:sz="4" w:space="0" w:color="CCCCCC"/>
             </w:tcBorders>
+            <w:tcMar>
+              <w:top w:w="60" w:type="dxa"/>
+              <w:bottom w:w="60" w:type="dxa"/>
+              <w:left w:w="100" w:type="dxa"/>
+              <w:right w:w="100" w:type="dxa"/>
+            </w:tcMar>
           </w:tcPr>
           <w:p>
             <w:pPr>
@@ -8125,6 +9080,12 @@
               <w:bottom w:val="single" w:sz="4" w:space="0" w:color="CCCCCC"/>
               <w:right w:val="single" w:sz="4" w:space="0" w:color="CCCCCC"/>
             </w:tcBorders>
+            <w:tcMar>
+              <w:top w:w="60" w:type="dxa"/>
+              <w:bottom w:w="60" w:type="dxa"/>
+              <w:left w:w="100" w:type="dxa"/>
+              <w:right w:w="100" w:type="dxa"/>
+            </w:tcMar>
           </w:tcPr>
           <w:p>
             <w:pPr>
@@ -8148,6 +9109,12 @@
               <w:bottom w:val="single" w:sz="4" w:space="0" w:color="CCCCCC"/>
               <w:right w:val="single" w:sz="4" w:space="0" w:color="CCCCCC"/>
             </w:tcBorders>
+            <w:tcMar>
+              <w:top w:w="60" w:type="dxa"/>
+              <w:bottom w:w="60" w:type="dxa"/>
+              <w:left w:w="100" w:type="dxa"/>
+              <w:right w:w="100" w:type="dxa"/>
+            </w:tcMar>
           </w:tcPr>
           <w:p>
             <w:pPr>
@@ -8171,6 +9138,12 @@
               <w:bottom w:val="single" w:sz="4" w:space="0" w:color="CCCCCC"/>
               <w:right w:val="single" w:sz="4" w:space="0" w:color="CCCCCC"/>
             </w:tcBorders>
+            <w:tcMar>
+              <w:top w:w="60" w:type="dxa"/>
+              <w:bottom w:w="60" w:type="dxa"/>
+              <w:left w:w="100" w:type="dxa"/>
+              <w:right w:w="100" w:type="dxa"/>
+            </w:tcMar>
           </w:tcPr>
           <w:p>
             <w:pPr>
@@ -8194,6 +9167,12 @@
               <w:bottom w:val="single" w:sz="4" w:space="0" w:color="CCCCCC"/>
               <w:right w:val="single" w:sz="4" w:space="0" w:color="CCCCCC"/>
             </w:tcBorders>
+            <w:tcMar>
+              <w:top w:w="60" w:type="dxa"/>
+              <w:bottom w:w="60" w:type="dxa"/>
+              <w:left w:w="100" w:type="dxa"/>
+              <w:right w:w="100" w:type="dxa"/>
+            </w:tcMar>
           </w:tcPr>
           <w:p>
             <w:pPr>
@@ -8217,6 +9196,12 @@
               <w:bottom w:val="single" w:sz="4" w:space="0" w:color="CCCCCC"/>
               <w:right w:val="single" w:sz="4" w:space="0" w:color="CCCCCC"/>
             </w:tcBorders>
+            <w:tcMar>
+              <w:top w:w="60" w:type="dxa"/>
+              <w:bottom w:w="60" w:type="dxa"/>
+              <w:left w:w="100" w:type="dxa"/>
+              <w:right w:w="100" w:type="dxa"/>
+            </w:tcMar>
           </w:tcPr>
           <w:p>
             <w:pPr>
@@ -8240,6 +9225,12 @@
               <w:bottom w:val="single" w:sz="4" w:space="0" w:color="CCCCCC"/>
               <w:right w:val="single" w:sz="4" w:space="0" w:color="CCCCCC"/>
             </w:tcBorders>
+            <w:tcMar>
+              <w:top w:w="60" w:type="dxa"/>
+              <w:bottom w:w="60" w:type="dxa"/>
+              <w:left w:w="100" w:type="dxa"/>
+              <w:right w:w="100" w:type="dxa"/>
+            </w:tcMar>
           </w:tcPr>
           <w:p>
             <w:pPr>
@@ -8265,6 +9256,12 @@
               <w:bottom w:val="single" w:sz="4" w:space="0" w:color="CCCCCC"/>
               <w:right w:val="single" w:sz="4" w:space="0" w:color="CCCCCC"/>
             </w:tcBorders>
+            <w:tcMar>
+              <w:top w:w="60" w:type="dxa"/>
+              <w:bottom w:w="60" w:type="dxa"/>
+              <w:left w:w="100" w:type="dxa"/>
+              <w:right w:w="100" w:type="dxa"/>
+            </w:tcMar>
           </w:tcPr>
           <w:p>
             <w:pPr>
@@ -8288,6 +9285,12 @@
               <w:bottom w:val="single" w:sz="4" w:space="0" w:color="CCCCCC"/>
               <w:right w:val="single" w:sz="4" w:space="0" w:color="CCCCCC"/>
             </w:tcBorders>
+            <w:tcMar>
+              <w:top w:w="60" w:type="dxa"/>
+              <w:bottom w:w="60" w:type="dxa"/>
+              <w:left w:w="100" w:type="dxa"/>
+              <w:right w:w="100" w:type="dxa"/>
+            </w:tcMar>
           </w:tcPr>
           <w:p>
             <w:pPr>
@@ -8311,6 +9314,12 @@
               <w:bottom w:val="single" w:sz="4" w:space="0" w:color="CCCCCC"/>
               <w:right w:val="single" w:sz="4" w:space="0" w:color="CCCCCC"/>
             </w:tcBorders>
+            <w:tcMar>
+              <w:top w:w="60" w:type="dxa"/>
+              <w:bottom w:w="60" w:type="dxa"/>
+              <w:left w:w="100" w:type="dxa"/>
+              <w:right w:w="100" w:type="dxa"/>
+            </w:tcMar>
           </w:tcPr>
           <w:p>
             <w:pPr>
@@ -8334,6 +9343,12 @@
               <w:bottom w:val="single" w:sz="4" w:space="0" w:color="CCCCCC"/>
               <w:right w:val="single" w:sz="4" w:space="0" w:color="CCCCCC"/>
             </w:tcBorders>
+            <w:tcMar>
+              <w:top w:w="60" w:type="dxa"/>
+              <w:bottom w:w="60" w:type="dxa"/>
+              <w:left w:w="100" w:type="dxa"/>
+              <w:right w:w="100" w:type="dxa"/>
+            </w:tcMar>
           </w:tcPr>
           <w:p>
             <w:pPr>
@@ -8357,6 +9372,12 @@
               <w:bottom w:val="single" w:sz="4" w:space="0" w:color="CCCCCC"/>
               <w:right w:val="single" w:sz="4" w:space="0" w:color="CCCCCC"/>
             </w:tcBorders>
+            <w:tcMar>
+              <w:top w:w="60" w:type="dxa"/>
+              <w:bottom w:w="60" w:type="dxa"/>
+              <w:left w:w="100" w:type="dxa"/>
+              <w:right w:w="100" w:type="dxa"/>
+            </w:tcMar>
           </w:tcPr>
           <w:p>
             <w:pPr>
@@ -8380,6 +9401,12 @@
               <w:bottom w:val="single" w:sz="4" w:space="0" w:color="CCCCCC"/>
               <w:right w:val="single" w:sz="4" w:space="0" w:color="CCCCCC"/>
             </w:tcBorders>
+            <w:tcMar>
+              <w:top w:w="60" w:type="dxa"/>
+              <w:bottom w:w="60" w:type="dxa"/>
+              <w:left w:w="100" w:type="dxa"/>
+              <w:right w:w="100" w:type="dxa"/>
+            </w:tcMar>
           </w:tcPr>
           <w:p>
             <w:pPr>
@@ -8405,6 +9432,12 @@
               <w:bottom w:val="single" w:sz="4" w:space="0" w:color="CCCCCC"/>
               <w:right w:val="single" w:sz="4" w:space="0" w:color="CCCCCC"/>
             </w:tcBorders>
+            <w:tcMar>
+              <w:top w:w="60" w:type="dxa"/>
+              <w:bottom w:w="60" w:type="dxa"/>
+              <w:left w:w="100" w:type="dxa"/>
+              <w:right w:w="100" w:type="dxa"/>
+            </w:tcMar>
           </w:tcPr>
           <w:p>
             <w:pPr>
@@ -8428,6 +9461,12 @@
               <w:bottom w:val="single" w:sz="4" w:space="0" w:color="CCCCCC"/>
               <w:right w:val="single" w:sz="4" w:space="0" w:color="CCCCCC"/>
             </w:tcBorders>
+            <w:tcMar>
+              <w:top w:w="60" w:type="dxa"/>
+              <w:bottom w:w="60" w:type="dxa"/>
+              <w:left w:w="100" w:type="dxa"/>
+              <w:right w:w="100" w:type="dxa"/>
+            </w:tcMar>
           </w:tcPr>
           <w:p>
             <w:pPr>
@@ -8451,6 +9490,12 @@
               <w:bottom w:val="single" w:sz="4" w:space="0" w:color="CCCCCC"/>
               <w:right w:val="single" w:sz="4" w:space="0" w:color="CCCCCC"/>
             </w:tcBorders>
+            <w:tcMar>
+              <w:top w:w="60" w:type="dxa"/>
+              <w:bottom w:w="60" w:type="dxa"/>
+              <w:left w:w="100" w:type="dxa"/>
+              <w:right w:w="100" w:type="dxa"/>
+            </w:tcMar>
           </w:tcPr>
           <w:p>
             <w:pPr>
@@ -8474,6 +9519,12 @@
               <w:bottom w:val="single" w:sz="4" w:space="0" w:color="CCCCCC"/>
               <w:right w:val="single" w:sz="4" w:space="0" w:color="CCCCCC"/>
             </w:tcBorders>
+            <w:tcMar>
+              <w:top w:w="60" w:type="dxa"/>
+              <w:bottom w:w="60" w:type="dxa"/>
+              <w:left w:w="100" w:type="dxa"/>
+              <w:right w:w="100" w:type="dxa"/>
+            </w:tcMar>
           </w:tcPr>
           <w:p>
             <w:pPr>
@@ -8497,6 +9548,12 @@
               <w:bottom w:val="single" w:sz="4" w:space="0" w:color="CCCCCC"/>
               <w:right w:val="single" w:sz="4" w:space="0" w:color="CCCCCC"/>
             </w:tcBorders>
+            <w:tcMar>
+              <w:top w:w="60" w:type="dxa"/>
+              <w:bottom w:w="60" w:type="dxa"/>
+              <w:left w:w="100" w:type="dxa"/>
+              <w:right w:w="100" w:type="dxa"/>
+            </w:tcMar>
           </w:tcPr>
           <w:p>
             <w:pPr>
@@ -8520,6 +9577,12 @@
               <w:bottom w:val="single" w:sz="4" w:space="0" w:color="CCCCCC"/>
               <w:right w:val="single" w:sz="4" w:space="0" w:color="CCCCCC"/>
             </w:tcBorders>
+            <w:tcMar>
+              <w:top w:w="60" w:type="dxa"/>
+              <w:bottom w:w="60" w:type="dxa"/>
+              <w:left w:w="100" w:type="dxa"/>
+              <w:right w:w="100" w:type="dxa"/>
+            </w:tcMar>
           </w:tcPr>
           <w:p>
             <w:pPr>
@@ -8545,6 +9608,12 @@
               <w:bottom w:val="single" w:sz="4" w:space="0" w:color="CCCCCC"/>
               <w:right w:val="single" w:sz="4" w:space="0" w:color="CCCCCC"/>
             </w:tcBorders>
+            <w:tcMar>
+              <w:top w:w="60" w:type="dxa"/>
+              <w:bottom w:w="60" w:type="dxa"/>
+              <w:left w:w="100" w:type="dxa"/>
+              <w:right w:w="100" w:type="dxa"/>
+            </w:tcMar>
           </w:tcPr>
           <w:p>
             <w:pPr>
@@ -8568,6 +9637,12 @@
               <w:bottom w:val="single" w:sz="4" w:space="0" w:color="CCCCCC"/>
               <w:right w:val="single" w:sz="4" w:space="0" w:color="CCCCCC"/>
             </w:tcBorders>
+            <w:tcMar>
+              <w:top w:w="60" w:type="dxa"/>
+              <w:bottom w:w="60" w:type="dxa"/>
+              <w:left w:w="100" w:type="dxa"/>
+              <w:right w:w="100" w:type="dxa"/>
+            </w:tcMar>
           </w:tcPr>
           <w:p>
             <w:pPr>
@@ -8591,6 +9666,12 @@
               <w:bottom w:val="single" w:sz="4" w:space="0" w:color="CCCCCC"/>
               <w:right w:val="single" w:sz="4" w:space="0" w:color="CCCCCC"/>
             </w:tcBorders>
+            <w:tcMar>
+              <w:top w:w="60" w:type="dxa"/>
+              <w:bottom w:w="60" w:type="dxa"/>
+              <w:left w:w="100" w:type="dxa"/>
+              <w:right w:w="100" w:type="dxa"/>
+            </w:tcMar>
           </w:tcPr>
           <w:p>
             <w:pPr>
@@ -8614,6 +9695,12 @@
               <w:bottom w:val="single" w:sz="4" w:space="0" w:color="CCCCCC"/>
               <w:right w:val="single" w:sz="4" w:space="0" w:color="CCCCCC"/>
             </w:tcBorders>
+            <w:tcMar>
+              <w:top w:w="60" w:type="dxa"/>
+              <w:bottom w:w="60" w:type="dxa"/>
+              <w:left w:w="100" w:type="dxa"/>
+              <w:right w:w="100" w:type="dxa"/>
+            </w:tcMar>
           </w:tcPr>
           <w:p>
             <w:pPr>
@@ -8637,6 +9724,12 @@
               <w:bottom w:val="single" w:sz="4" w:space="0" w:color="CCCCCC"/>
               <w:right w:val="single" w:sz="4" w:space="0" w:color="CCCCCC"/>
             </w:tcBorders>
+            <w:tcMar>
+              <w:top w:w="60" w:type="dxa"/>
+              <w:bottom w:w="60" w:type="dxa"/>
+              <w:left w:w="100" w:type="dxa"/>
+              <w:right w:w="100" w:type="dxa"/>
+            </w:tcMar>
           </w:tcPr>
           <w:p>
             <w:pPr>
@@ -8660,6 +9753,12 @@
               <w:bottom w:val="single" w:sz="4" w:space="0" w:color="CCCCCC"/>
               <w:right w:val="single" w:sz="4" w:space="0" w:color="CCCCCC"/>
             </w:tcBorders>
+            <w:tcMar>
+              <w:top w:w="60" w:type="dxa"/>
+              <w:bottom w:w="60" w:type="dxa"/>
+              <w:left w:w="100" w:type="dxa"/>
+              <w:right w:w="100" w:type="dxa"/>
+            </w:tcMar>
           </w:tcPr>
           <w:p>
             <w:pPr>
@@ -8685,6 +9784,12 @@
               <w:bottom w:val="single" w:sz="4" w:space="0" w:color="CCCCCC"/>
               <w:right w:val="single" w:sz="4" w:space="0" w:color="CCCCCC"/>
             </w:tcBorders>
+            <w:tcMar>
+              <w:top w:w="60" w:type="dxa"/>
+              <w:bottom w:w="60" w:type="dxa"/>
+              <w:left w:w="100" w:type="dxa"/>
+              <w:right w:w="100" w:type="dxa"/>
+            </w:tcMar>
           </w:tcPr>
           <w:p>
             <w:pPr>
@@ -8708,6 +9813,12 @@
               <w:bottom w:val="single" w:sz="4" w:space="0" w:color="CCCCCC"/>
               <w:right w:val="single" w:sz="4" w:space="0" w:color="CCCCCC"/>
             </w:tcBorders>
+            <w:tcMar>
+              <w:top w:w="60" w:type="dxa"/>
+              <w:bottom w:w="60" w:type="dxa"/>
+              <w:left w:w="100" w:type="dxa"/>
+              <w:right w:w="100" w:type="dxa"/>
+            </w:tcMar>
           </w:tcPr>
           <w:p>
             <w:pPr>
@@ -8731,6 +9842,12 @@
               <w:bottom w:val="single" w:sz="4" w:space="0" w:color="CCCCCC"/>
               <w:right w:val="single" w:sz="4" w:space="0" w:color="CCCCCC"/>
             </w:tcBorders>
+            <w:tcMar>
+              <w:top w:w="60" w:type="dxa"/>
+              <w:bottom w:w="60" w:type="dxa"/>
+              <w:left w:w="100" w:type="dxa"/>
+              <w:right w:w="100" w:type="dxa"/>
+            </w:tcMar>
           </w:tcPr>
           <w:p>
             <w:pPr>
@@ -8754,6 +9871,12 @@
               <w:bottom w:val="single" w:sz="4" w:space="0" w:color="CCCCCC"/>
               <w:right w:val="single" w:sz="4" w:space="0" w:color="CCCCCC"/>
             </w:tcBorders>
+            <w:tcMar>
+              <w:top w:w="60" w:type="dxa"/>
+              <w:bottom w:w="60" w:type="dxa"/>
+              <w:left w:w="100" w:type="dxa"/>
+              <w:right w:w="100" w:type="dxa"/>
+            </w:tcMar>
           </w:tcPr>
           <w:p>
             <w:pPr>
@@ -8777,6 +9900,12 @@
               <w:bottom w:val="single" w:sz="4" w:space="0" w:color="CCCCCC"/>
               <w:right w:val="single" w:sz="4" w:space="0" w:color="CCCCCC"/>
             </w:tcBorders>
+            <w:tcMar>
+              <w:top w:w="60" w:type="dxa"/>
+              <w:bottom w:w="60" w:type="dxa"/>
+              <w:left w:w="100" w:type="dxa"/>
+              <w:right w:w="100" w:type="dxa"/>
+            </w:tcMar>
           </w:tcPr>
           <w:p>
             <w:pPr>
@@ -8800,6 +9929,12 @@
               <w:bottom w:val="single" w:sz="4" w:space="0" w:color="CCCCCC"/>
               <w:right w:val="single" w:sz="4" w:space="0" w:color="CCCCCC"/>
             </w:tcBorders>
+            <w:tcMar>
+              <w:top w:w="60" w:type="dxa"/>
+              <w:bottom w:w="60" w:type="dxa"/>
+              <w:left w:w="100" w:type="dxa"/>
+              <w:right w:w="100" w:type="dxa"/>
+            </w:tcMar>
           </w:tcPr>
           <w:p>
             <w:pPr>
@@ -8825,6 +9960,12 @@
               <w:bottom w:val="single" w:sz="4" w:space="0" w:color="CCCCCC"/>
               <w:right w:val="single" w:sz="4" w:space="0" w:color="CCCCCC"/>
             </w:tcBorders>
+            <w:tcMar>
+              <w:top w:w="60" w:type="dxa"/>
+              <w:bottom w:w="60" w:type="dxa"/>
+              <w:left w:w="100" w:type="dxa"/>
+              <w:right w:w="100" w:type="dxa"/>
+            </w:tcMar>
           </w:tcPr>
           <w:p>
             <w:pPr>
@@ -8848,6 +9989,12 @@
               <w:bottom w:val="single" w:sz="4" w:space="0" w:color="CCCCCC"/>
               <w:right w:val="single" w:sz="4" w:space="0" w:color="CCCCCC"/>
             </w:tcBorders>
+            <w:tcMar>
+              <w:top w:w="60" w:type="dxa"/>
+              <w:bottom w:w="60" w:type="dxa"/>
+              <w:left w:w="100" w:type="dxa"/>
+              <w:right w:w="100" w:type="dxa"/>
+            </w:tcMar>
           </w:tcPr>
           <w:p>
             <w:pPr>
@@ -8871,6 +10018,12 @@
               <w:bottom w:val="single" w:sz="4" w:space="0" w:color="CCCCCC"/>
               <w:right w:val="single" w:sz="4" w:space="0" w:color="CCCCCC"/>
             </w:tcBorders>
+            <w:tcMar>
+              <w:top w:w="60" w:type="dxa"/>
+              <w:bottom w:w="60" w:type="dxa"/>
+              <w:left w:w="100" w:type="dxa"/>
+              <w:right w:w="100" w:type="dxa"/>
+            </w:tcMar>
           </w:tcPr>
           <w:p>
             <w:pPr>
@@ -8894,6 +10047,12 @@
               <w:bottom w:val="single" w:sz="4" w:space="0" w:color="CCCCCC"/>
               <w:right w:val="single" w:sz="4" w:space="0" w:color="CCCCCC"/>
             </w:tcBorders>
+            <w:tcMar>
+              <w:top w:w="60" w:type="dxa"/>
+              <w:bottom w:w="60" w:type="dxa"/>
+              <w:left w:w="100" w:type="dxa"/>
+              <w:right w:w="100" w:type="dxa"/>
+            </w:tcMar>
           </w:tcPr>
           <w:p>
             <w:pPr>
@@ -8917,6 +10076,12 @@
               <w:bottom w:val="single" w:sz="4" w:space="0" w:color="CCCCCC"/>
               <w:right w:val="single" w:sz="4" w:space="0" w:color="CCCCCC"/>
             </w:tcBorders>
+            <w:tcMar>
+              <w:top w:w="60" w:type="dxa"/>
+              <w:bottom w:w="60" w:type="dxa"/>
+              <w:left w:w="100" w:type="dxa"/>
+              <w:right w:w="100" w:type="dxa"/>
+            </w:tcMar>
           </w:tcPr>
           <w:p>
             <w:pPr>
@@ -8940,6 +10105,12 @@
               <w:bottom w:val="single" w:sz="4" w:space="0" w:color="CCCCCC"/>
               <w:right w:val="single" w:sz="4" w:space="0" w:color="CCCCCC"/>
             </w:tcBorders>
+            <w:tcMar>
+              <w:top w:w="60" w:type="dxa"/>
+              <w:bottom w:w="60" w:type="dxa"/>
+              <w:left w:w="100" w:type="dxa"/>
+              <w:right w:w="100" w:type="dxa"/>
+            </w:tcMar>
           </w:tcPr>
           <w:p>
             <w:pPr>
@@ -9196,7 +10367,7 @@
       <w:r>
         <w:rPr>
           <w:rFonts w:ascii="Arial" w:hAnsi="Arial"/>
-          <w:i/>
+          <w:b/>
           <w:sz w:val="20"/>
         </w:rPr>
         <w:t>Yaw</w:t>
@@ -9270,7 +10441,7 @@
       <w:r>
         <w:rPr>
           <w:rFonts w:ascii="Arial" w:hAnsi="Arial"/>
-          <w:i/>
+          <w:b/>
           <w:sz w:val="20"/>
         </w:rPr>
         <w:t>over-actuated</w:t>
@@ -9313,7 +10484,7 @@
       <w:r>
         <w:rPr>
           <w:rFonts w:ascii="Arial" w:hAnsi="Arial"/>
-          <w:i/>
+          <w:b/>
           <w:sz w:val="20"/>
         </w:rPr>
         <w:t>real-time</w:t>
@@ -9638,17 +10809,32 @@
       <w:r>
         <w:rPr>
           <w:rFonts w:ascii="Arial" w:hAnsi="Arial"/>
+          <w:b/>
+          <w:sz w:val="20"/>
+        </w:rPr>
+        <w:t>Software-In-The-Loop</w:t>
+      </w:r>
+      <w:r>
+        <w:rPr>
+          <w:rFonts w:ascii="Arial" w:hAnsi="Arial"/>
+          <w:sz w:val="20"/>
+        </w:rPr>
+        <w:t xml:space="preserve"> (SITL) dibangun untuk memvalidasi algoritma estimasi </w:t>
+      </w:r>
+      <w:r>
+        <w:rPr>
+          <w:rFonts w:ascii="Arial" w:hAnsi="Arial"/>
           <w:i/>
           <w:sz w:val="20"/>
         </w:rPr>
-        <w:t>Software-In-The-Loop</w:t>
-      </w:r>
-      <w:r>
-        <w:rPr>
-          <w:rFonts w:ascii="Arial" w:hAnsi="Arial"/>
-          <w:sz w:val="20"/>
-        </w:rPr>
-        <w:t xml:space="preserve"> (SITL) dibangun untuk memvalidasi algoritma estimasi </w:t>
+        <w:t xml:space="preserve">Dual </w:t>
+      </w:r>
+      <w:r>
+        <w:rPr>
+          <w:rFonts w:ascii="Arial" w:hAnsi="Arial"/>
+          <w:sz w:val="20"/>
+        </w:rPr>
+        <w:t>Kalman Filter*</w:t>
       </w:r>
       <w:r>
         <w:rPr>
@@ -9656,28 +10842,21 @@
           <w:i/>
           <w:sz w:val="20"/>
         </w:rPr>
-        <w:t>Dual Kalman Filter</w:t>
-      </w:r>
-      <w:r>
-        <w:rPr>
-          <w:rFonts w:ascii="Arial" w:hAnsi="Arial"/>
-          <w:sz w:val="20"/>
-        </w:rPr>
         <w:t xml:space="preserve"> dan kinematika/dinamika 6-DOF secara komprehensif di lingkungan simulasi hidrodinamika virtual sebelum diimplementasikan pada perangkat keras fisik, sejalan dengan metodologi </w:t>
       </w:r>
       <w:r>
         <w:rPr>
           <w:rFonts w:ascii="Arial" w:hAnsi="Arial"/>
+          <w:sz w:val="20"/>
+        </w:rPr>
+        <w:t>simulation-driven</w:t>
+      </w:r>
+      <w:r>
+        <w:rPr>
+          <w:rFonts w:ascii="Arial" w:hAnsi="Arial"/>
           <w:i/>
           <w:sz w:val="20"/>
         </w:rPr>
-        <w:t>simulation-driven</w:t>
-      </w:r>
-      <w:r>
-        <w:rPr>
-          <w:rFonts w:ascii="Arial" w:hAnsi="Arial"/>
-          <w:sz w:val="20"/>
-        </w:rPr>
         <w:t xml:space="preserve"> dan validasi </w:t>
       </w:r>
       <w:r>
@@ -9693,7 +10872,7 @@
           <w:rFonts w:ascii="Arial" w:hAnsi="Arial"/>
           <w:sz w:val="20"/>
         </w:rPr>
-        <w:t xml:space="preserve"> yang dirumuskan oleh Karras dkk. (2024) serta Mari dkk. (2026) [14], [15], [19], [21], [31].</w:t>
+        <w:t>* yang dirumuskan oleh Karras dkk. (2024) serta Mari dkk. (2026) [14], [15], [19], [21], [31].</w:t>
       </w:r>
     </w:p>
     <w:p>
@@ -10058,7 +11237,7 @@
           <w:b/>
           <w:sz w:val="20"/>
         </w:rPr>
-        <w:t>vectored6dof</w:t>
+        <w:t>vectored_6dof</w:t>
       </w:r>
       <w:r>
         <w:rPr>
@@ -10153,7 +11332,7 @@
           <w:rFonts w:ascii="Arial" w:hAnsi="Arial"/>
           <w:sz w:val="20"/>
         </w:rPr>
-        <w:t xml:space="preserve"> secara khusus mengonfigurasi ArduSub untuk menggunakan kerangka alokasi 8-pendorong dengan kendali aktif 6 derajat kebebasan penuh [21]. ArduSub SITL menjalankan estimator navigasi internal EKF3, loop kendali PID untuk penstabilan sudut orientasi (</w:t>
+        <w:t xml:space="preserve"> secara khusus mengonfigurasi ArduSub untuk menggunakan kerangka alokasi 8-pendorong dengan kendali aktif 6 derajat kebebasan penuh [21]. ArduSub SITL menjalankan estimator navigasi internal EKF3, loop kendali PID untuk penstabilan sudut orientasi (*</w:t>
       </w:r>
       <w:r>
         <w:rPr>
@@ -10161,14 +11340,14 @@
           <w:i/>
           <w:sz w:val="20"/>
         </w:rPr>
-        <w:t>attitude controller</w:t>
-      </w:r>
-      <w:r>
-        <w:rPr>
-          <w:rFonts w:ascii="Arial" w:hAnsi="Arial"/>
-          <w:sz w:val="20"/>
-        </w:rPr>
-        <w:t>), dan matriks alokasi pendorong untuk menghasilkan sinyal kendali motor pendorong.</w:t>
+        <w:t>attitude</w:t>
+      </w:r>
+      <w:r>
+        <w:rPr>
+          <w:rFonts w:ascii="Arial" w:hAnsi="Arial"/>
+          <w:sz w:val="20"/>
+        </w:rPr>
+        <w:t xml:space="preserve"> controller*), dan matriks alokasi pendorong untuk menghasilkan sinyal kendali motor pendorong.</w:t>
       </w:r>
     </w:p>
     <w:p>
@@ -10189,7 +11368,7 @@
           <w:b/>
           <w:sz w:val="20"/>
         </w:rPr>
-        <w:t>rosgzbridge</w:t>
+        <w:t>ros_gz_bridge</w:t>
       </w:r>
       <w:r>
         <w:rPr>
@@ -10292,7 +11471,7 @@
       <w:r>
         <w:rPr>
           <w:rFonts w:ascii="Arial" w:hAnsi="Arial"/>
-          <w:i/>
+          <w:b/>
           <w:sz w:val="20"/>
         </w:rPr>
         <w:t>ground truth</w:t>
@@ -10419,7 +11598,7 @@
       <w:r>
         <w:rPr>
           <w:rFonts w:ascii="Arial" w:hAnsi="Arial"/>
-          <w:i/>
+          <w:b/>
           <w:sz w:val="20"/>
         </w:rPr>
         <w:t>real-time</w:t>
@@ -10461,7 +11640,7 @@
       <w:r>
         <w:rPr>
           <w:rFonts w:ascii="Arial" w:hAnsi="Arial"/>
-          <w:i/>
+          <w:b/>
           <w:sz w:val="20"/>
         </w:rPr>
         <w:t>Hardware-In-The-Loop</w:t>
@@ -10476,7 +11655,7 @@
       <w:r>
         <w:rPr>
           <w:rFonts w:ascii="Arial" w:hAnsi="Arial"/>
-          <w:i/>
+          <w:b/>
           <w:sz w:val="20"/>
         </w:rPr>
         <w:t>flight controller</w:t>
@@ -10491,7 +11670,7 @@
       <w:r>
         <w:rPr>
           <w:rFonts w:ascii="Arial" w:hAnsi="Arial"/>
-          <w:i/>
+          <w:b/>
           <w:sz w:val="20"/>
         </w:rPr>
         <w:t>companion computer</w:t>
@@ -10655,7 +11834,15 @@
           <w:b/>
           <w:sz w:val="19"/>
         </w:rPr>
-        <w:t>Tabel 3.5 Spesifikasi Komponen Perangkat Keras Arsitektur HITL</w:t>
+        <w:t>Tabel 3.5</w:t>
+      </w:r>
+      <w:r>
+        <w:rPr>
+          <w:rFonts w:ascii="Arial" w:hAnsi="Arial"/>
+          <w:b/>
+          <w:sz w:val="19"/>
+        </w:rPr>
+        <w:t xml:space="preserve"> Spesifikasi Komponen Perangkat Keras Arsitektur HITL</w:t>
       </w:r>
     </w:p>
     <w:tbl>
@@ -10673,13 +11860,19 @@
       <w:tr>
         <w:tc>
           <w:tcPr>
-            <w:tcW w:type="dxa" w:w="1856"/>
+            <w:tcW w:type="dxa" w:w="1857"/>
             <w:tcBorders>
               <w:top w:val="single" w:sz="4" w:space="0" w:color="CCCCCC"/>
               <w:left w:val="single" w:sz="4" w:space="0" w:color="CCCCCC"/>
               <w:bottom w:val="single" w:sz="4" w:space="0" w:color="CCCCCC"/>
               <w:right w:val="single" w:sz="4" w:space="0" w:color="CCCCCC"/>
             </w:tcBorders>
+            <w:tcMar>
+              <w:top w:w="60" w:type="dxa"/>
+              <w:bottom w:w="60" w:type="dxa"/>
+              <w:left w:w="100" w:type="dxa"/>
+              <w:right w:w="100" w:type="dxa"/>
+            </w:tcMar>
             <w:shd w:fill="EAEFF5"/>
           </w:tcPr>
           <w:p>
@@ -10698,13 +11891,19 @@
         </w:tc>
         <w:tc>
           <w:tcPr>
-            <w:tcW w:type="dxa" w:w="1856"/>
+            <w:tcW w:type="dxa" w:w="1857"/>
             <w:tcBorders>
               <w:top w:val="single" w:sz="4" w:space="0" w:color="CCCCCC"/>
               <w:left w:val="single" w:sz="4" w:space="0" w:color="CCCCCC"/>
               <w:bottom w:val="single" w:sz="4" w:space="0" w:color="CCCCCC"/>
               <w:right w:val="single" w:sz="4" w:space="0" w:color="CCCCCC"/>
             </w:tcBorders>
+            <w:tcMar>
+              <w:top w:w="60" w:type="dxa"/>
+              <w:bottom w:w="60" w:type="dxa"/>
+              <w:left w:w="100" w:type="dxa"/>
+              <w:right w:w="100" w:type="dxa"/>
+            </w:tcMar>
             <w:shd w:fill="EAEFF5"/>
           </w:tcPr>
           <w:p>
@@ -10723,13 +11922,19 @@
         </w:tc>
         <w:tc>
           <w:tcPr>
-            <w:tcW w:type="dxa" w:w="1856"/>
+            <w:tcW w:type="dxa" w:w="1857"/>
             <w:tcBorders>
               <w:top w:val="single" w:sz="4" w:space="0" w:color="CCCCCC"/>
               <w:left w:val="single" w:sz="4" w:space="0" w:color="CCCCCC"/>
               <w:bottom w:val="single" w:sz="4" w:space="0" w:color="CCCCCC"/>
               <w:right w:val="single" w:sz="4" w:space="0" w:color="CCCCCC"/>
             </w:tcBorders>
+            <w:tcMar>
+              <w:top w:w="60" w:type="dxa"/>
+              <w:bottom w:w="60" w:type="dxa"/>
+              <w:left w:w="100" w:type="dxa"/>
+              <w:right w:w="100" w:type="dxa"/>
+            </w:tcMar>
             <w:shd w:fill="EAEFF5"/>
           </w:tcPr>
           <w:p>
@@ -10748,13 +11953,19 @@
         </w:tc>
         <w:tc>
           <w:tcPr>
-            <w:tcW w:type="dxa" w:w="1856"/>
+            <w:tcW w:type="dxa" w:w="1857"/>
             <w:tcBorders>
               <w:top w:val="single" w:sz="4" w:space="0" w:color="CCCCCC"/>
               <w:left w:val="single" w:sz="4" w:space="0" w:color="CCCCCC"/>
               <w:bottom w:val="single" w:sz="4" w:space="0" w:color="CCCCCC"/>
               <w:right w:val="single" w:sz="4" w:space="0" w:color="CCCCCC"/>
             </w:tcBorders>
+            <w:tcMar>
+              <w:top w:w="60" w:type="dxa"/>
+              <w:bottom w:w="60" w:type="dxa"/>
+              <w:left w:w="100" w:type="dxa"/>
+              <w:right w:w="100" w:type="dxa"/>
+            </w:tcMar>
             <w:shd w:fill="EAEFF5"/>
           </w:tcPr>
           <w:p>
@@ -10775,13 +11986,19 @@
       <w:tr>
         <w:tc>
           <w:tcPr>
-            <w:tcW w:type="dxa" w:w="1856"/>
+            <w:tcW w:type="dxa" w:w="1857"/>
             <w:tcBorders>
               <w:top w:val="single" w:sz="4" w:space="0" w:color="CCCCCC"/>
               <w:left w:val="single" w:sz="4" w:space="0" w:color="CCCCCC"/>
               <w:bottom w:val="single" w:sz="4" w:space="0" w:color="CCCCCC"/>
               <w:right w:val="single" w:sz="4" w:space="0" w:color="CCCCCC"/>
             </w:tcBorders>
+            <w:tcMar>
+              <w:top w:w="60" w:type="dxa"/>
+              <w:bottom w:w="60" w:type="dxa"/>
+              <w:left w:w="100" w:type="dxa"/>
+              <w:right w:w="100" w:type="dxa"/>
+            </w:tcMar>
           </w:tcPr>
           <w:p>
             <w:pPr>
@@ -10790,7 +12007,7 @@
             <w:r>
               <w:rPr>
                 <w:rFonts w:ascii="Arial" w:hAnsi="Arial"/>
-                <w:i/>
+                <w:b/>
                 <w:sz w:val="17"/>
               </w:rPr>
               <w:t>Flight Controller</w:t>
@@ -10799,13 +12016,19 @@
         </w:tc>
         <w:tc>
           <w:tcPr>
-            <w:tcW w:type="dxa" w:w="1856"/>
+            <w:tcW w:type="dxa" w:w="1857"/>
             <w:tcBorders>
               <w:top w:val="single" w:sz="4" w:space="0" w:color="CCCCCC"/>
               <w:left w:val="single" w:sz="4" w:space="0" w:color="CCCCCC"/>
               <w:bottom w:val="single" w:sz="4" w:space="0" w:color="CCCCCC"/>
               <w:right w:val="single" w:sz="4" w:space="0" w:color="CCCCCC"/>
             </w:tcBorders>
+            <w:tcMar>
+              <w:top w:w="60" w:type="dxa"/>
+              <w:bottom w:w="60" w:type="dxa"/>
+              <w:left w:w="100" w:type="dxa"/>
+              <w:right w:w="100" w:type="dxa"/>
+            </w:tcMar>
           </w:tcPr>
           <w:p>
             <w:pPr>
@@ -10822,13 +12045,19 @@
         </w:tc>
         <w:tc>
           <w:tcPr>
-            <w:tcW w:type="dxa" w:w="1856"/>
+            <w:tcW w:type="dxa" w:w="1857"/>
             <w:tcBorders>
               <w:top w:val="single" w:sz="4" w:space="0" w:color="CCCCCC"/>
               <w:left w:val="single" w:sz="4" w:space="0" w:color="CCCCCC"/>
               <w:bottom w:val="single" w:sz="4" w:space="0" w:color="CCCCCC"/>
               <w:right w:val="single" w:sz="4" w:space="0" w:color="CCCCCC"/>
             </w:tcBorders>
+            <w:tcMar>
+              <w:top w:w="60" w:type="dxa"/>
+              <w:bottom w:w="60" w:type="dxa"/>
+              <w:left w:w="100" w:type="dxa"/>
+              <w:right w:w="100" w:type="dxa"/>
+            </w:tcMar>
           </w:tcPr>
           <w:p>
             <w:pPr>
@@ -10859,13 +12088,19 @@
         </w:tc>
         <w:tc>
           <w:tcPr>
-            <w:tcW w:type="dxa" w:w="1856"/>
+            <w:tcW w:type="dxa" w:w="1857"/>
             <w:tcBorders>
               <w:top w:val="single" w:sz="4" w:space="0" w:color="CCCCCC"/>
               <w:left w:val="single" w:sz="4" w:space="0" w:color="CCCCCC"/>
               <w:bottom w:val="single" w:sz="4" w:space="0" w:color="CCCCCC"/>
               <w:right w:val="single" w:sz="4" w:space="0" w:color="CCCCCC"/>
             </w:tcBorders>
+            <w:tcMar>
+              <w:top w:w="60" w:type="dxa"/>
+              <w:bottom w:w="60" w:type="dxa"/>
+              <w:left w:w="100" w:type="dxa"/>
+              <w:right w:w="100" w:type="dxa"/>
+            </w:tcMar>
           </w:tcPr>
           <w:p>
             <w:pPr>
@@ -10884,13 +12119,19 @@
       <w:tr>
         <w:tc>
           <w:tcPr>
-            <w:tcW w:type="dxa" w:w="1856"/>
+            <w:tcW w:type="dxa" w:w="1857"/>
             <w:tcBorders>
               <w:top w:val="single" w:sz="4" w:space="0" w:color="CCCCCC"/>
               <w:left w:val="single" w:sz="4" w:space="0" w:color="CCCCCC"/>
               <w:bottom w:val="single" w:sz="4" w:space="0" w:color="CCCCCC"/>
               <w:right w:val="single" w:sz="4" w:space="0" w:color="CCCCCC"/>
             </w:tcBorders>
+            <w:tcMar>
+              <w:top w:w="60" w:type="dxa"/>
+              <w:bottom w:w="60" w:type="dxa"/>
+              <w:left w:w="100" w:type="dxa"/>
+              <w:right w:w="100" w:type="dxa"/>
+            </w:tcMar>
           </w:tcPr>
           <w:p>
             <w:pPr>
@@ -10899,7 +12140,7 @@
             <w:r>
               <w:rPr>
                 <w:rFonts w:ascii="Arial" w:hAnsi="Arial"/>
-                <w:i/>
+                <w:b/>
                 <w:sz w:val="17"/>
               </w:rPr>
               <w:t>Companion Computer</w:t>
@@ -10908,13 +12149,19 @@
         </w:tc>
         <w:tc>
           <w:tcPr>
-            <w:tcW w:type="dxa" w:w="1856"/>
+            <w:tcW w:type="dxa" w:w="1857"/>
             <w:tcBorders>
               <w:top w:val="single" w:sz="4" w:space="0" w:color="CCCCCC"/>
               <w:left w:val="single" w:sz="4" w:space="0" w:color="CCCCCC"/>
               <w:bottom w:val="single" w:sz="4" w:space="0" w:color="CCCCCC"/>
               <w:right w:val="single" w:sz="4" w:space="0" w:color="CCCCCC"/>
             </w:tcBorders>
+            <w:tcMar>
+              <w:top w:w="60" w:type="dxa"/>
+              <w:bottom w:w="60" w:type="dxa"/>
+              <w:left w:w="100" w:type="dxa"/>
+              <w:right w:w="100" w:type="dxa"/>
+            </w:tcMar>
           </w:tcPr>
           <w:p>
             <w:pPr>
@@ -10931,13 +12178,19 @@
         </w:tc>
         <w:tc>
           <w:tcPr>
-            <w:tcW w:type="dxa" w:w="1856"/>
+            <w:tcW w:type="dxa" w:w="1857"/>
             <w:tcBorders>
               <w:top w:val="single" w:sz="4" w:space="0" w:color="CCCCCC"/>
               <w:left w:val="single" w:sz="4" w:space="0" w:color="CCCCCC"/>
               <w:bottom w:val="single" w:sz="4" w:space="0" w:color="CCCCCC"/>
               <w:right w:val="single" w:sz="4" w:space="0" w:color="CCCCCC"/>
             </w:tcBorders>
+            <w:tcMar>
+              <w:top w:w="60" w:type="dxa"/>
+              <w:bottom w:w="60" w:type="dxa"/>
+              <w:left w:w="100" w:type="dxa"/>
+              <w:right w:w="100" w:type="dxa"/>
+            </w:tcMar>
           </w:tcPr>
           <w:p>
             <w:pPr>
@@ -10954,13 +12207,19 @@
         </w:tc>
         <w:tc>
           <w:tcPr>
-            <w:tcW w:type="dxa" w:w="1856"/>
+            <w:tcW w:type="dxa" w:w="1857"/>
             <w:tcBorders>
               <w:top w:val="single" w:sz="4" w:space="0" w:color="CCCCCC"/>
               <w:left w:val="single" w:sz="4" w:space="0" w:color="CCCCCC"/>
               <w:bottom w:val="single" w:sz="4" w:space="0" w:color="CCCCCC"/>
               <w:right w:val="single" w:sz="4" w:space="0" w:color="CCCCCC"/>
             </w:tcBorders>
+            <w:tcMar>
+              <w:top w:w="60" w:type="dxa"/>
+              <w:bottom w:w="60" w:type="dxa"/>
+              <w:left w:w="100" w:type="dxa"/>
+              <w:right w:w="100" w:type="dxa"/>
+            </w:tcMar>
           </w:tcPr>
           <w:p>
             <w:pPr>
@@ -10979,13 +12238,19 @@
       <w:tr>
         <w:tc>
           <w:tcPr>
-            <w:tcW w:type="dxa" w:w="1856"/>
+            <w:tcW w:type="dxa" w:w="1857"/>
             <w:tcBorders>
               <w:top w:val="single" w:sz="4" w:space="0" w:color="CCCCCC"/>
               <w:left w:val="single" w:sz="4" w:space="0" w:color="CCCCCC"/>
               <w:bottom w:val="single" w:sz="4" w:space="0" w:color="CCCCCC"/>
               <w:right w:val="single" w:sz="4" w:space="0" w:color="CCCCCC"/>
             </w:tcBorders>
+            <w:tcMar>
+              <w:top w:w="60" w:type="dxa"/>
+              <w:bottom w:w="60" w:type="dxa"/>
+              <w:left w:w="100" w:type="dxa"/>
+              <w:right w:w="100" w:type="dxa"/>
+            </w:tcMar>
           </w:tcPr>
           <w:p>
             <w:pPr>
@@ -11002,13 +12267,19 @@
         </w:tc>
         <w:tc>
           <w:tcPr>
-            <w:tcW w:type="dxa" w:w="1856"/>
+            <w:tcW w:type="dxa" w:w="1857"/>
             <w:tcBorders>
               <w:top w:val="single" w:sz="4" w:space="0" w:color="CCCCCC"/>
               <w:left w:val="single" w:sz="4" w:space="0" w:color="CCCCCC"/>
               <w:bottom w:val="single" w:sz="4" w:space="0" w:color="CCCCCC"/>
               <w:right w:val="single" w:sz="4" w:space="0" w:color="CCCCCC"/>
             </w:tcBorders>
+            <w:tcMar>
+              <w:top w:w="60" w:type="dxa"/>
+              <w:bottom w:w="60" w:type="dxa"/>
+              <w:left w:w="100" w:type="dxa"/>
+              <w:right w:w="100" w:type="dxa"/>
+            </w:tcMar>
           </w:tcPr>
           <w:p>
             <w:pPr>
@@ -11025,13 +12296,19 @@
         </w:tc>
         <w:tc>
           <w:tcPr>
-            <w:tcW w:type="dxa" w:w="1856"/>
+            <w:tcW w:type="dxa" w:w="1857"/>
             <w:tcBorders>
               <w:top w:val="single" w:sz="4" w:space="0" w:color="CCCCCC"/>
               <w:left w:val="single" w:sz="4" w:space="0" w:color="CCCCCC"/>
               <w:bottom w:val="single" w:sz="4" w:space="0" w:color="CCCCCC"/>
               <w:right w:val="single" w:sz="4" w:space="0" w:color="CCCCCC"/>
             </w:tcBorders>
+            <w:tcMar>
+              <w:top w:w="60" w:type="dxa"/>
+              <w:bottom w:w="60" w:type="dxa"/>
+              <w:left w:w="100" w:type="dxa"/>
+              <w:right w:w="100" w:type="dxa"/>
+            </w:tcMar>
           </w:tcPr>
           <w:p>
             <w:pPr>
@@ -11062,13 +12339,19 @@
         </w:tc>
         <w:tc>
           <w:tcPr>
-            <w:tcW w:type="dxa" w:w="1856"/>
+            <w:tcW w:type="dxa" w:w="1857"/>
             <w:tcBorders>
               <w:top w:val="single" w:sz="4" w:space="0" w:color="CCCCCC"/>
               <w:left w:val="single" w:sz="4" w:space="0" w:color="CCCCCC"/>
               <w:bottom w:val="single" w:sz="4" w:space="0" w:color="CCCCCC"/>
               <w:right w:val="single" w:sz="4" w:space="0" w:color="CCCCCC"/>
             </w:tcBorders>
+            <w:tcMar>
+              <w:top w:w="60" w:type="dxa"/>
+              <w:bottom w:w="60" w:type="dxa"/>
+              <w:left w:w="100" w:type="dxa"/>
+              <w:right w:w="100" w:type="dxa"/>
+            </w:tcMar>
           </w:tcPr>
           <w:p>
             <w:pPr>
@@ -11096,13 +12379,19 @@
       <w:tr>
         <w:tc>
           <w:tcPr>
-            <w:tcW w:type="dxa" w:w="1856"/>
+            <w:tcW w:type="dxa" w:w="1857"/>
             <w:tcBorders>
               <w:top w:val="single" w:sz="4" w:space="0" w:color="CCCCCC"/>
               <w:left w:val="single" w:sz="4" w:space="0" w:color="CCCCCC"/>
               <w:bottom w:val="single" w:sz="4" w:space="0" w:color="CCCCCC"/>
               <w:right w:val="single" w:sz="4" w:space="0" w:color="CCCCCC"/>
             </w:tcBorders>
+            <w:tcMar>
+              <w:top w:w="60" w:type="dxa"/>
+              <w:bottom w:w="60" w:type="dxa"/>
+              <w:left w:w="100" w:type="dxa"/>
+              <w:right w:w="100" w:type="dxa"/>
+            </w:tcMar>
           </w:tcPr>
           <w:p>
             <w:pPr>
@@ -11119,13 +12408,19 @@
         </w:tc>
         <w:tc>
           <w:tcPr>
-            <w:tcW w:type="dxa" w:w="1856"/>
+            <w:tcW w:type="dxa" w:w="1857"/>
             <w:tcBorders>
               <w:top w:val="single" w:sz="4" w:space="0" w:color="CCCCCC"/>
               <w:left w:val="single" w:sz="4" w:space="0" w:color="CCCCCC"/>
               <w:bottom w:val="single" w:sz="4" w:space="0" w:color="CCCCCC"/>
               <w:right w:val="single" w:sz="4" w:space="0" w:color="CCCCCC"/>
             </w:tcBorders>
+            <w:tcMar>
+              <w:top w:w="60" w:type="dxa"/>
+              <w:bottom w:w="60" w:type="dxa"/>
+              <w:left w:w="100" w:type="dxa"/>
+              <w:right w:w="100" w:type="dxa"/>
+            </w:tcMar>
           </w:tcPr>
           <w:p>
             <w:pPr>
@@ -11142,13 +12437,19 @@
         </w:tc>
         <w:tc>
           <w:tcPr>
-            <w:tcW w:type="dxa" w:w="1856"/>
+            <w:tcW w:type="dxa" w:w="1857"/>
             <w:tcBorders>
               <w:top w:val="single" w:sz="4" w:space="0" w:color="CCCCCC"/>
               <w:left w:val="single" w:sz="4" w:space="0" w:color="CCCCCC"/>
               <w:bottom w:val="single" w:sz="4" w:space="0" w:color="CCCCCC"/>
               <w:right w:val="single" w:sz="4" w:space="0" w:color="CCCCCC"/>
             </w:tcBorders>
+            <w:tcMar>
+              <w:top w:w="60" w:type="dxa"/>
+              <w:bottom w:w="60" w:type="dxa"/>
+              <w:left w:w="100" w:type="dxa"/>
+              <w:right w:w="100" w:type="dxa"/>
+            </w:tcMar>
           </w:tcPr>
           <w:p>
             <w:pPr>
@@ -11165,13 +12466,19 @@
         </w:tc>
         <w:tc>
           <w:tcPr>
-            <w:tcW w:type="dxa" w:w="1856"/>
+            <w:tcW w:type="dxa" w:w="1857"/>
             <w:tcBorders>
               <w:top w:val="single" w:sz="4" w:space="0" w:color="CCCCCC"/>
               <w:left w:val="single" w:sz="4" w:space="0" w:color="CCCCCC"/>
               <w:bottom w:val="single" w:sz="4" w:space="0" w:color="CCCCCC"/>
               <w:right w:val="single" w:sz="4" w:space="0" w:color="CCCCCC"/>
             </w:tcBorders>
+            <w:tcMar>
+              <w:top w:w="60" w:type="dxa"/>
+              <w:bottom w:w="60" w:type="dxa"/>
+              <w:left w:w="100" w:type="dxa"/>
+              <w:right w:w="100" w:type="dxa"/>
+            </w:tcMar>
           </w:tcPr>
           <w:p>
             <w:pPr>
@@ -11206,13 +12513,19 @@
       <w:tr>
         <w:tc>
           <w:tcPr>
-            <w:tcW w:type="dxa" w:w="1856"/>
+            <w:tcW w:type="dxa" w:w="1857"/>
             <w:tcBorders>
               <w:top w:val="single" w:sz="4" w:space="0" w:color="CCCCCC"/>
               <w:left w:val="single" w:sz="4" w:space="0" w:color="CCCCCC"/>
               <w:bottom w:val="single" w:sz="4" w:space="0" w:color="CCCCCC"/>
               <w:right w:val="single" w:sz="4" w:space="0" w:color="CCCCCC"/>
             </w:tcBorders>
+            <w:tcMar>
+              <w:top w:w="60" w:type="dxa"/>
+              <w:bottom w:w="60" w:type="dxa"/>
+              <w:left w:w="100" w:type="dxa"/>
+              <w:right w:w="100" w:type="dxa"/>
+            </w:tcMar>
           </w:tcPr>
           <w:p>
             <w:pPr>
@@ -11229,13 +12542,19 @@
         </w:tc>
         <w:tc>
           <w:tcPr>
-            <w:tcW w:type="dxa" w:w="1856"/>
+            <w:tcW w:type="dxa" w:w="1857"/>
             <w:tcBorders>
               <w:top w:val="single" w:sz="4" w:space="0" w:color="CCCCCC"/>
               <w:left w:val="single" w:sz="4" w:space="0" w:color="CCCCCC"/>
               <w:bottom w:val="single" w:sz="4" w:space="0" w:color="CCCCCC"/>
               <w:right w:val="single" w:sz="4" w:space="0" w:color="CCCCCC"/>
             </w:tcBorders>
+            <w:tcMar>
+              <w:top w:w="60" w:type="dxa"/>
+              <w:bottom w:w="60" w:type="dxa"/>
+              <w:left w:w="100" w:type="dxa"/>
+              <w:right w:w="100" w:type="dxa"/>
+            </w:tcMar>
           </w:tcPr>
           <w:p>
             <w:pPr>
@@ -11252,13 +12571,19 @@
         </w:tc>
         <w:tc>
           <w:tcPr>
-            <w:tcW w:type="dxa" w:w="1856"/>
+            <w:tcW w:type="dxa" w:w="1857"/>
             <w:tcBorders>
               <w:top w:val="single" w:sz="4" w:space="0" w:color="CCCCCC"/>
               <w:left w:val="single" w:sz="4" w:space="0" w:color="CCCCCC"/>
               <w:bottom w:val="single" w:sz="4" w:space="0" w:color="CCCCCC"/>
               <w:right w:val="single" w:sz="4" w:space="0" w:color="CCCCCC"/>
             </w:tcBorders>
+            <w:tcMar>
+              <w:top w:w="60" w:type="dxa"/>
+              <w:bottom w:w="60" w:type="dxa"/>
+              <w:left w:w="100" w:type="dxa"/>
+              <w:right w:w="100" w:type="dxa"/>
+            </w:tcMar>
           </w:tcPr>
           <w:p>
             <w:pPr>
@@ -11275,13 +12600,19 @@
         </w:tc>
         <w:tc>
           <w:tcPr>
-            <w:tcW w:type="dxa" w:w="1856"/>
+            <w:tcW w:type="dxa" w:w="1857"/>
             <w:tcBorders>
               <w:top w:val="single" w:sz="4" w:space="0" w:color="CCCCCC"/>
               <w:left w:val="single" w:sz="4" w:space="0" w:color="CCCCCC"/>
               <w:bottom w:val="single" w:sz="4" w:space="0" w:color="CCCCCC"/>
               <w:right w:val="single" w:sz="4" w:space="0" w:color="CCCCCC"/>
             </w:tcBorders>
+            <w:tcMar>
+              <w:top w:w="60" w:type="dxa"/>
+              <w:bottom w:w="60" w:type="dxa"/>
+              <w:left w:w="100" w:type="dxa"/>
+              <w:right w:w="100" w:type="dxa"/>
+            </w:tcMar>
           </w:tcPr>
           <w:p>
             <w:pPr>
@@ -11308,13 +12639,19 @@
       <w:tr>
         <w:tc>
           <w:tcPr>
-            <w:tcW w:type="dxa" w:w="1856"/>
+            <w:tcW w:type="dxa" w:w="1857"/>
             <w:tcBorders>
               <w:top w:val="single" w:sz="4" w:space="0" w:color="CCCCCC"/>
               <w:left w:val="single" w:sz="4" w:space="0" w:color="CCCCCC"/>
               <w:bottom w:val="single" w:sz="4" w:space="0" w:color="CCCCCC"/>
               <w:right w:val="single" w:sz="4" w:space="0" w:color="CCCCCC"/>
             </w:tcBorders>
+            <w:tcMar>
+              <w:top w:w="60" w:type="dxa"/>
+              <w:bottom w:w="60" w:type="dxa"/>
+              <w:left w:w="100" w:type="dxa"/>
+              <w:right w:w="100" w:type="dxa"/>
+            </w:tcMar>
           </w:tcPr>
           <w:p>
             <w:pPr>
@@ -11331,13 +12668,19 @@
         </w:tc>
         <w:tc>
           <w:tcPr>
-            <w:tcW w:type="dxa" w:w="1856"/>
+            <w:tcW w:type="dxa" w:w="1857"/>
             <w:tcBorders>
               <w:top w:val="single" w:sz="4" w:space="0" w:color="CCCCCC"/>
               <w:left w:val="single" w:sz="4" w:space="0" w:color="CCCCCC"/>
               <w:bottom w:val="single" w:sz="4" w:space="0" w:color="CCCCCC"/>
               <w:right w:val="single" w:sz="4" w:space="0" w:color="CCCCCC"/>
             </w:tcBorders>
+            <w:tcMar>
+              <w:top w:w="60" w:type="dxa"/>
+              <w:bottom w:w="60" w:type="dxa"/>
+              <w:left w:w="100" w:type="dxa"/>
+              <w:right w:w="100" w:type="dxa"/>
+            </w:tcMar>
           </w:tcPr>
           <w:p>
             <w:pPr>
@@ -11354,13 +12697,19 @@
         </w:tc>
         <w:tc>
           <w:tcPr>
-            <w:tcW w:type="dxa" w:w="1856"/>
+            <w:tcW w:type="dxa" w:w="1857"/>
             <w:tcBorders>
               <w:top w:val="single" w:sz="4" w:space="0" w:color="CCCCCC"/>
               <w:left w:val="single" w:sz="4" w:space="0" w:color="CCCCCC"/>
               <w:bottom w:val="single" w:sz="4" w:space="0" w:color="CCCCCC"/>
               <w:right w:val="single" w:sz="4" w:space="0" w:color="CCCCCC"/>
             </w:tcBorders>
+            <w:tcMar>
+              <w:top w:w="60" w:type="dxa"/>
+              <w:bottom w:w="60" w:type="dxa"/>
+              <w:left w:w="100" w:type="dxa"/>
+              <w:right w:w="100" w:type="dxa"/>
+            </w:tcMar>
           </w:tcPr>
           <w:p>
             <w:pPr>
@@ -11377,13 +12726,19 @@
         </w:tc>
         <w:tc>
           <w:tcPr>
-            <w:tcW w:type="dxa" w:w="1856"/>
+            <w:tcW w:type="dxa" w:w="1857"/>
             <w:tcBorders>
               <w:top w:val="single" w:sz="4" w:space="0" w:color="CCCCCC"/>
               <w:left w:val="single" w:sz="4" w:space="0" w:color="CCCCCC"/>
               <w:bottom w:val="single" w:sz="4" w:space="0" w:color="CCCCCC"/>
               <w:right w:val="single" w:sz="4" w:space="0" w:color="CCCCCC"/>
             </w:tcBorders>
+            <w:tcMar>
+              <w:top w:w="60" w:type="dxa"/>
+              <w:bottom w:w="60" w:type="dxa"/>
+              <w:left w:w="100" w:type="dxa"/>
+              <w:right w:w="100" w:type="dxa"/>
+            </w:tcMar>
           </w:tcPr>
           <w:p>
             <w:pPr>
@@ -11402,13 +12757,19 @@
       <w:tr>
         <w:tc>
           <w:tcPr>
-            <w:tcW w:type="dxa" w:w="1856"/>
+            <w:tcW w:type="dxa" w:w="1857"/>
             <w:tcBorders>
               <w:top w:val="single" w:sz="4" w:space="0" w:color="CCCCCC"/>
               <w:left w:val="single" w:sz="4" w:space="0" w:color="CCCCCC"/>
               <w:bottom w:val="single" w:sz="4" w:space="0" w:color="CCCCCC"/>
               <w:right w:val="single" w:sz="4" w:space="0" w:color="CCCCCC"/>
             </w:tcBorders>
+            <w:tcMar>
+              <w:top w:w="60" w:type="dxa"/>
+              <w:bottom w:w="60" w:type="dxa"/>
+              <w:left w:w="100" w:type="dxa"/>
+              <w:right w:w="100" w:type="dxa"/>
+            </w:tcMar>
           </w:tcPr>
           <w:p>
             <w:pPr>
@@ -11425,13 +12786,19 @@
         </w:tc>
         <w:tc>
           <w:tcPr>
-            <w:tcW w:type="dxa" w:w="1856"/>
+            <w:tcW w:type="dxa" w:w="1857"/>
             <w:tcBorders>
               <w:top w:val="single" w:sz="4" w:space="0" w:color="CCCCCC"/>
               <w:left w:val="single" w:sz="4" w:space="0" w:color="CCCCCC"/>
               <w:bottom w:val="single" w:sz="4" w:space="0" w:color="CCCCCC"/>
               <w:right w:val="single" w:sz="4" w:space="0" w:color="CCCCCC"/>
             </w:tcBorders>
+            <w:tcMar>
+              <w:top w:w="60" w:type="dxa"/>
+              <w:bottom w:w="60" w:type="dxa"/>
+              <w:left w:w="100" w:type="dxa"/>
+              <w:right w:w="100" w:type="dxa"/>
+            </w:tcMar>
           </w:tcPr>
           <w:p>
             <w:pPr>
@@ -11448,13 +12815,19 @@
         </w:tc>
         <w:tc>
           <w:tcPr>
-            <w:tcW w:type="dxa" w:w="1856"/>
+            <w:tcW w:type="dxa" w:w="1857"/>
             <w:tcBorders>
               <w:top w:val="single" w:sz="4" w:space="0" w:color="CCCCCC"/>
               <w:left w:val="single" w:sz="4" w:space="0" w:color="CCCCCC"/>
               <w:bottom w:val="single" w:sz="4" w:space="0" w:color="CCCCCC"/>
               <w:right w:val="single" w:sz="4" w:space="0" w:color="CCCCCC"/>
             </w:tcBorders>
+            <w:tcMar>
+              <w:top w:w="60" w:type="dxa"/>
+              <w:bottom w:w="60" w:type="dxa"/>
+              <w:left w:w="100" w:type="dxa"/>
+              <w:right w:w="100" w:type="dxa"/>
+            </w:tcMar>
           </w:tcPr>
           <w:p>
             <w:pPr>
@@ -11489,13 +12862,19 @@
         </w:tc>
         <w:tc>
           <w:tcPr>
-            <w:tcW w:type="dxa" w:w="1856"/>
+            <w:tcW w:type="dxa" w:w="1857"/>
             <w:tcBorders>
               <w:top w:val="single" w:sz="4" w:space="0" w:color="CCCCCC"/>
               <w:left w:val="single" w:sz="4" w:space="0" w:color="CCCCCC"/>
               <w:bottom w:val="single" w:sz="4" w:space="0" w:color="CCCCCC"/>
               <w:right w:val="single" w:sz="4" w:space="0" w:color="CCCCCC"/>
             </w:tcBorders>
+            <w:tcMar>
+              <w:top w:w="60" w:type="dxa"/>
+              <w:bottom w:w="60" w:type="dxa"/>
+              <w:left w:w="100" w:type="dxa"/>
+              <w:right w:w="100" w:type="dxa"/>
+            </w:tcMar>
           </w:tcPr>
           <w:p>
             <w:pPr>
@@ -11511,7 +12890,7 @@
             <w:r>
               <w:rPr>
                 <w:rFonts w:ascii="Arial" w:hAnsi="Arial"/>
-                <w:i/>
+                <w:b/>
                 <w:sz w:val="17"/>
               </w:rPr>
               <w:t>over-actuated</w:t>
@@ -11545,13 +12924,19 @@
       <w:tr>
         <w:tc>
           <w:tcPr>
-            <w:tcW w:type="dxa" w:w="1856"/>
+            <w:tcW w:type="dxa" w:w="1857"/>
             <w:tcBorders>
               <w:top w:val="single" w:sz="4" w:space="0" w:color="CCCCCC"/>
               <w:left w:val="single" w:sz="4" w:space="0" w:color="CCCCCC"/>
               <w:bottom w:val="single" w:sz="4" w:space="0" w:color="CCCCCC"/>
               <w:right w:val="single" w:sz="4" w:space="0" w:color="CCCCCC"/>
             </w:tcBorders>
+            <w:tcMar>
+              <w:top w:w="60" w:type="dxa"/>
+              <w:bottom w:w="60" w:type="dxa"/>
+              <w:left w:w="100" w:type="dxa"/>
+              <w:right w:w="100" w:type="dxa"/>
+            </w:tcMar>
           </w:tcPr>
           <w:p>
             <w:pPr>
@@ -11568,13 +12953,19 @@
         </w:tc>
         <w:tc>
           <w:tcPr>
-            <w:tcW w:type="dxa" w:w="1856"/>
+            <w:tcW w:type="dxa" w:w="1857"/>
             <w:tcBorders>
               <w:top w:val="single" w:sz="4" w:space="0" w:color="CCCCCC"/>
               <w:left w:val="single" w:sz="4" w:space="0" w:color="CCCCCC"/>
               <w:bottom w:val="single" w:sz="4" w:space="0" w:color="CCCCCC"/>
               <w:right w:val="single" w:sz="4" w:space="0" w:color="CCCCCC"/>
             </w:tcBorders>
+            <w:tcMar>
+              <w:top w:w="60" w:type="dxa"/>
+              <w:bottom w:w="60" w:type="dxa"/>
+              <w:left w:w="100" w:type="dxa"/>
+              <w:right w:w="100" w:type="dxa"/>
+            </w:tcMar>
           </w:tcPr>
           <w:p>
             <w:pPr>
@@ -11591,13 +12982,19 @@
         </w:tc>
         <w:tc>
           <w:tcPr>
-            <w:tcW w:type="dxa" w:w="1856"/>
+            <w:tcW w:type="dxa" w:w="1857"/>
             <w:tcBorders>
               <w:top w:val="single" w:sz="4" w:space="0" w:color="CCCCCC"/>
               <w:left w:val="single" w:sz="4" w:space="0" w:color="CCCCCC"/>
               <w:bottom w:val="single" w:sz="4" w:space="0" w:color="CCCCCC"/>
               <w:right w:val="single" w:sz="4" w:space="0" w:color="CCCCCC"/>
             </w:tcBorders>
+            <w:tcMar>
+              <w:top w:w="60" w:type="dxa"/>
+              <w:bottom w:w="60" w:type="dxa"/>
+              <w:left w:w="100" w:type="dxa"/>
+              <w:right w:w="100" w:type="dxa"/>
+            </w:tcMar>
           </w:tcPr>
           <w:p>
             <w:pPr>
@@ -11614,13 +13011,19 @@
         </w:tc>
         <w:tc>
           <w:tcPr>
-            <w:tcW w:type="dxa" w:w="1856"/>
+            <w:tcW w:type="dxa" w:w="1857"/>
             <w:tcBorders>
               <w:top w:val="single" w:sz="4" w:space="0" w:color="CCCCCC"/>
               <w:left w:val="single" w:sz="4" w:space="0" w:color="CCCCCC"/>
               <w:bottom w:val="single" w:sz="4" w:space="0" w:color="CCCCCC"/>
               <w:right w:val="single" w:sz="4" w:space="0" w:color="CCCCCC"/>
             </w:tcBorders>
+            <w:tcMar>
+              <w:top w:w="60" w:type="dxa"/>
+              <w:bottom w:w="60" w:type="dxa"/>
+              <w:left w:w="100" w:type="dxa"/>
+              <w:right w:w="100" w:type="dxa"/>
+            </w:tcMar>
           </w:tcPr>
           <w:p>
             <w:pPr>
@@ -11683,7 +13086,7 @@
           <w:i/>
           <w:sz w:val="19"/>
         </w:rPr>
-        <w:t>[Gambar 3.3. Papan Pengendali Penerbangan (*Flight Controller*) Pixhawk 2.4.8]</w:t>
+        <w:t>[Gambar 3.3. Papan Pengendali Penerbangan (**Flight Controller**) Pixhawk 2.4.8]</w:t>
       </w:r>
     </w:p>
     <w:p>
@@ -11698,7 +13101,7 @@
           <w:i/>
           <w:sz w:val="19"/>
         </w:rPr>
-        <w:t>[Gambar 3.4. Komputer Pendamping (*Companion Computer*) Raspberry Pi 4B]</w:t>
+        <w:t>[Gambar 3.4. Komputer Pendamping (**Companion Computer**) Raspberry Pi 4B]</w:t>
       </w:r>
     </w:p>
     <w:p>
@@ -11713,7 +13116,7 @@
           <w:i/>
           <w:sz w:val="19"/>
         </w:rPr>
-        <w:t>[Gambar 3.5. Modul Pengendali Kecepatan Elektronik (*Basic Electronic Speed Controller* / ESC)]</w:t>
+        <w:t>[Gambar 3.5. Modul Pengendali Kecepatan Elektronik (*Basic *Electronic Speed Controller** / ESC)]</w:t>
       </w:r>
     </w:p>
     <w:p>
@@ -11728,7 +13131,7 @@
           <w:i/>
           <w:sz w:val="19"/>
         </w:rPr>
-        <w:t>[Gambar 3.6. Motor Pendorong (*Thruster*) T200]</w:t>
+        <w:t>[Gambar 3.6. Motor Pendorong (**Thruster**) T200]</w:t>
       </w:r>
     </w:p>
     <w:p>
@@ -11756,7 +13159,24 @@
           <w:b/>
           <w:sz w:val="20"/>
         </w:rPr>
-        <w:t>3.5.2 Aliran Data Telemetri Cepat (Low-Latency Telemetry Bridge)</w:t>
+        <w:t>3.5.2 Aliran Data Telemetri Cepat (*</w:t>
+      </w:r>
+      <w:r>
+        <w:rPr>
+          <w:rFonts w:ascii="Arial" w:hAnsi="Arial"/>
+          <w:b/>
+          <w:i/>
+          <w:sz w:val="20"/>
+        </w:rPr>
+        <w:t>Low-Latency</w:t>
+      </w:r>
+      <w:r>
+        <w:rPr>
+          <w:rFonts w:ascii="Arial" w:hAnsi="Arial"/>
+          <w:b/>
+          <w:sz w:val="20"/>
+        </w:rPr>
+        <w:t xml:space="preserve"> Telemetry Bridge*)</w:t>
       </w:r>
     </w:p>
     <w:p>
@@ -12541,7 +13961,7 @@
       <w:r>
         <w:rPr>
           <w:rFonts w:ascii="Arial" w:hAnsi="Arial"/>
-          <w:i/>
+          <w:b/>
           <w:sz w:val="20"/>
         </w:rPr>
         <w:t>bounding box</w:t>
@@ -12586,14 +14006,14 @@
           <w:i/>
           <w:sz w:val="20"/>
         </w:rPr>
-        <w:t>detection confidence score</w:t>
-      </w:r>
-      <w:r>
-        <w:rPr>
-          <w:rFonts w:ascii="Arial" w:hAnsi="Arial"/>
-          <w:sz w:val="20"/>
-        </w:rPr>
-        <w:t xml:space="preserve">) </w:t>
+        <w:t xml:space="preserve">detection </w:t>
+      </w:r>
+      <w:r>
+        <w:rPr>
+          <w:rFonts w:ascii="Arial" w:hAnsi="Arial"/>
+          <w:sz w:val="20"/>
+        </w:rPr>
+        <w:t xml:space="preserve">confidence score**) </w:t>
       </w:r>
       <w:r>
         <w:rPr>
@@ -12647,10 +14067,25 @@
         <w:rPr>
           <w:rFonts w:ascii="Arial" w:hAnsi="Arial"/>
           <w:b/>
-          <w:i/>
-          <w:sz w:val="20"/>
-        </w:rPr>
-        <w:t>1. Topside Visual Target Kalman Filter (`AUVVisualKalmanFilter`)</w:t>
+          <w:sz w:val="20"/>
+        </w:rPr>
+        <w:t>1. Topside Visual Target Kalman Filter (</w:t>
+      </w:r>
+      <w:r>
+        <w:rPr>
+          <w:rFonts w:ascii="Arial" w:hAnsi="Arial"/>
+          <w:b/>
+          <w:sz w:val="20"/>
+        </w:rPr>
+        <w:t>AUVVisualKalmanFilter</w:t>
+      </w:r>
+      <w:r>
+        <w:rPr>
+          <w:rFonts w:ascii="Arial" w:hAnsi="Arial"/>
+          <w:b/>
+          <w:sz w:val="20"/>
+        </w:rPr>
+        <w:t>)</w:t>
       </w:r>
     </w:p>
     <w:p>
@@ -12684,7 +14119,7 @@
       <w:r>
         <w:rPr>
           <w:rFonts w:ascii="Arial" w:hAnsi="Arial"/>
-          <w:i/>
+          <w:b/>
           <w:sz w:val="20"/>
         </w:rPr>
         <w:t>jitter</w:t>
@@ -12769,7 +14204,7 @@
       <w:r>
         <w:rPr>
           <w:rFonts w:ascii="Arial" w:hAnsi="Arial"/>
-          <w:i/>
+          <w:b/>
           <w:sz w:val="20"/>
         </w:rPr>
         <w:t>bounding box</w:t>
@@ -12869,7 +14304,7 @@
       <w:r>
         <w:rPr>
           <w:rFonts w:ascii="Arial" w:hAnsi="Arial"/>
-          <w:i/>
+          <w:b/>
           <w:sz w:val="20"/>
         </w:rPr>
         <w:t>Continuous White Noise Acceleration</w:t>
@@ -13112,14 +14547,7 @@
       <w:r>
         <w:rPr>
           <w:rFonts w:ascii="Arial" w:hAnsi="Arial"/>
-          <w:i/>
-          <w:sz w:val="20"/>
-        </w:rPr>
-      </w:r>
-      <w:r>
-        <w:rPr>
-          <w:rFonts w:ascii="Arial" w:hAnsi="Arial"/>
-          <w:i/>
+          <w:b/>
           <w:sz w:val="20"/>
         </w:rPr>
         <w:t>Validasi Inovasi Jarak Mahalanobis (</w:t>
@@ -13134,7 +14562,7 @@
       <w:r>
         <w:rPr>
           <w:rFonts w:ascii="Arial" w:hAnsi="Arial"/>
-          <w:i/>
+          <w:b/>
           <w:sz w:val="20"/>
         </w:rPr>
         <w:t>)</w:t>
@@ -13144,7 +14572,7 @@
           <w:rFonts w:ascii="Arial" w:hAnsi="Arial"/>
           <w:sz w:val="20"/>
         </w:rPr>
-        <w:t>*:</w:t>
+        <w:t>:</w:t>
       </w:r>
     </w:p>
     <w:p>
@@ -13373,7 +14801,7 @@
       <w:r>
         <w:rPr>
           <w:rFonts w:ascii="Arial" w:hAnsi="Arial"/>
-          <w:i/>
+          <w:b/>
           <w:sz w:val="20"/>
         </w:rPr>
         <w:t>dead-reckoning</w:t>
@@ -13434,10 +14862,25 @@
         <w:rPr>
           <w:rFonts w:ascii="Arial" w:hAnsi="Arial"/>
           <w:b/>
-          <w:i/>
-          <w:sz w:val="20"/>
-        </w:rPr>
-        <w:t>2. Subsea Hydrodynamic Dynamics EKF (`AUVDynamicsKalmanFilter`)</w:t>
+          <w:sz w:val="20"/>
+        </w:rPr>
+        <w:t>2. Subsea Hydrodynamic Dynamics EKF (</w:t>
+      </w:r>
+      <w:r>
+        <w:rPr>
+          <w:rFonts w:ascii="Arial" w:hAnsi="Arial"/>
+          <w:b/>
+          <w:sz w:val="20"/>
+        </w:rPr>
+        <w:t>AUVDynamicsKalmanFilter</w:t>
+      </w:r>
+      <w:r>
+        <w:rPr>
+          <w:rFonts w:ascii="Arial" w:hAnsi="Arial"/>
+          <w:b/>
+          <w:sz w:val="20"/>
+        </w:rPr>
+        <w:t>)</w:t>
       </w:r>
     </w:p>
     <w:p>
@@ -13488,7 +14931,7 @@
       <w:r>
         <w:rPr>
           <w:rFonts w:ascii="Arial" w:hAnsi="Arial"/>
-          <w:i/>
+          <w:b/>
           <w:sz w:val="20"/>
         </w:rPr>
         <w:t>companion computer</w:t>
@@ -14345,7 +15788,7 @@
       <w:r>
         <w:rPr>
           <w:rFonts w:ascii="Arial" w:hAnsi="Arial"/>
-          <w:i/>
+          <w:b/>
           <w:sz w:val="20"/>
         </w:rPr>
         <w:t>ground truth</w:t>
@@ -14460,39 +15903,32 @@
       <w:r>
         <w:rPr>
           <w:rFonts w:ascii="Arial" w:hAnsi="Arial"/>
+          <w:b/>
+          <w:sz w:val="20"/>
+        </w:rPr>
+        <w:t>Uji Akselerasi Lurus (</w:t>
+      </w:r>
+      <w:r>
+        <w:rPr>
+          <w:rFonts w:ascii="Arial" w:hAnsi="Arial"/>
+          <w:sz w:val="20"/>
+        </w:rPr>
+        <w:t>Surge</w:t>
+      </w:r>
+      <w:r>
+        <w:rPr>
+          <w:rFonts w:ascii="Arial" w:hAnsi="Arial"/>
           <w:i/>
           <w:sz w:val="20"/>
         </w:rPr>
-      </w:r>
-      <w:r>
-        <w:rPr>
-          <w:rFonts w:ascii="Arial" w:hAnsi="Arial"/>
-          <w:i/>
-          <w:sz w:val="20"/>
-        </w:rPr>
-        <w:t>Uji Akselerasi Lurus (</w:t>
-      </w:r>
-      <w:r>
-        <w:rPr>
-          <w:rFonts w:ascii="Arial" w:hAnsi="Arial"/>
-          <w:sz w:val="20"/>
-        </w:rPr>
-        <w:t>Surge Acceleration</w:t>
-      </w:r>
-      <w:r>
-        <w:rPr>
-          <w:rFonts w:ascii="Arial" w:hAnsi="Arial"/>
-          <w:i/>
-          <w:sz w:val="20"/>
-        </w:rPr>
-        <w:t>)</w:t>
-      </w:r>
-      <w:r>
-        <w:rPr>
-          <w:rFonts w:ascii="Arial" w:hAnsi="Arial"/>
-          <w:sz w:val="20"/>
-        </w:rPr>
-        <w:t xml:space="preserve">*: Wahana dipercepat dari diam hingga mencapai kecepatan jelajah </w:t>
+        <w:t xml:space="preserve"> Acceleration</w:t>
+      </w:r>
+      <w:r>
+        <w:rPr>
+          <w:rFonts w:ascii="Arial" w:hAnsi="Arial"/>
+          <w:sz w:val="20"/>
+        </w:rPr>
+        <w:t xml:space="preserve">)**: Wahana dipercepat dari diam hingga mencapai kecepatan jelajah </w:t>
       </w:r>
       <w:r>
         <w:rPr>
@@ -14623,7 +16059,22 @@
           <w:rFonts w:ascii="Arial" w:hAnsi="Arial"/>
           <w:sz w:val="20"/>
         </w:rPr>
-        <w:t>Active Pitch-Hold Tracking</w:t>
+        <w:t xml:space="preserve">Active </w:t>
+      </w:r>
+      <w:r>
+        <w:rPr>
+          <w:rFonts w:ascii="Arial" w:hAnsi="Arial"/>
+          <w:i/>
+          <w:sz w:val="20"/>
+        </w:rPr>
+        <w:t>Pitch-Hold</w:t>
+      </w:r>
+      <w:r>
+        <w:rPr>
+          <w:rFonts w:ascii="Arial" w:hAnsi="Arial"/>
+          <w:sz w:val="20"/>
+        </w:rPr>
+        <w:t xml:space="preserve"> Tracking</w:t>
       </w:r>
       <w:r>
         <w:rPr>
@@ -14840,7 +16291,7 @@
       <w:r>
         <w:rPr>
           <w:rFonts w:ascii="Arial" w:hAnsi="Arial"/>
-          <w:i/>
+          <w:b/>
           <w:sz w:val="20"/>
         </w:rPr>
         <w:t>over-actuated</w:t>
@@ -14855,7 +16306,7 @@
       <w:r>
         <w:rPr>
           <w:rFonts w:ascii="Arial" w:hAnsi="Arial"/>
-          <w:i/>
+          <w:b/>
           <w:sz w:val="20"/>
         </w:rPr>
         <w:t>underactuated</w:t>
@@ -14878,7 +16329,24 @@
           <w:b/>
           <w:sz w:val="20"/>
         </w:rPr>
-        <w:t>3.6.3 Skenario 3: Analisis Waktu Komputasi dan Latensi Waktu Nyata (Real-Time Profiling)</w:t>
+        <w:t>3.6.3 Skenario 3: Analisis Waktu Komputasi dan Latensi Waktu Nyata (*</w:t>
+      </w:r>
+      <w:r>
+        <w:rPr>
+          <w:rFonts w:ascii="Arial" w:hAnsi="Arial"/>
+          <w:b/>
+          <w:i/>
+          <w:sz w:val="20"/>
+        </w:rPr>
+        <w:t>Real-Time</w:t>
+      </w:r>
+      <w:r>
+        <w:rPr>
+          <w:rFonts w:ascii="Arial" w:hAnsi="Arial"/>
+          <w:b/>
+          <w:sz w:val="20"/>
+        </w:rPr>
+        <w:t xml:space="preserve"> Profiling*)</w:t>
       </w:r>
     </w:p>
     <w:p>
@@ -14907,7 +16375,7 @@
           <w:rFonts w:ascii="Arial" w:hAnsi="Arial"/>
           <w:sz w:val="20"/>
         </w:rPr>
-        <w:t xml:space="preserve"> dan </w:t>
+        <w:t xml:space="preserve"> dan *</w:t>
       </w:r>
       <w:r>
         <w:rPr>
@@ -14915,11 +16383,19 @@
           <w:i/>
           <w:sz w:val="20"/>
         </w:rPr>
-        <w:t>companion computer ARM</w:t>
-      </w:r>
-      <w:r>
-        <w:rPr>
-          <w:rFonts w:ascii="Arial" w:hAnsi="Arial"/>
+        <w:t>companion computer</w:t>
+      </w:r>
+      <w:r>
+        <w:rPr>
+          <w:rFonts w:ascii="Arial" w:hAnsi="Arial"/>
+          <w:sz w:val="20"/>
+        </w:rPr>
+        <w:t xml:space="preserve"> ARM</w:t>
+      </w:r>
+      <w:r>
+        <w:rPr>
+          <w:rFonts w:ascii="Arial" w:hAnsi="Arial"/>
+          <w:i/>
           <w:sz w:val="20"/>
         </w:rPr>
         <w:t>) agar memenuhi standar operasi deterministik tanpa keterlambatan (</w:t>
@@ -14927,17 +16403,24 @@
       <w:r>
         <w:rPr>
           <w:rFonts w:ascii="Arial" w:hAnsi="Arial"/>
+          <w:sz w:val="20"/>
+        </w:rPr>
+        <w:t xml:space="preserve">zero-lag </w:t>
+      </w:r>
+      <w:r>
+        <w:rPr>
+          <w:rFonts w:ascii="Arial" w:hAnsi="Arial"/>
           <w:i/>
           <w:sz w:val="20"/>
         </w:rPr>
-        <w:t>zero-lag real-time constraint</w:t>
-      </w:r>
-      <w:r>
-        <w:rPr>
-          <w:rFonts w:ascii="Arial" w:hAnsi="Arial"/>
-          <w:sz w:val="20"/>
-        </w:rPr>
-        <w:t xml:space="preserve">) pada laju penyegaran </w:t>
+        <w:t>real-time</w:t>
+      </w:r>
+      <w:r>
+        <w:rPr>
+          <w:rFonts w:ascii="Arial" w:hAnsi="Arial"/>
+          <w:sz w:val="20"/>
+        </w:rPr>
+        <w:t xml:space="preserve"> constraint*) pada laju penyegaran </w:t>
       </w:r>
       <w:r>
         <w:rPr>
@@ -15265,7 +16748,7 @@
       <w:r>
         <w:rPr>
           <w:rFonts w:ascii="Arial" w:hAnsi="Arial"/>
-          <w:i/>
+          <w:b/>
           <w:sz w:val="20"/>
         </w:rPr>
         <w:t>jitter</w:t>
@@ -15280,7 +16763,7 @@
       <w:r>
         <w:rPr>
           <w:rFonts w:ascii="Arial" w:hAnsi="Arial"/>
-          <w:i/>
+          <w:b/>
           <w:sz w:val="20"/>
         </w:rPr>
         <w:t>worst-case execution time</w:t>
@@ -15328,10 +16811,26 @@
         <w:rPr>
           <w:rFonts w:ascii="Arial" w:hAnsi="Arial"/>
           <w:b/>
+          <w:sz w:val="20"/>
+        </w:rPr>
+        <w:t xml:space="preserve">1. </w:t>
+      </w:r>
+      <w:r>
+        <w:rPr>
+          <w:rFonts w:ascii="Arial" w:hAnsi="Arial"/>
+          <w:b/>
           <w:i/>
           <w:sz w:val="20"/>
         </w:rPr>
-        <w:t>1. Root Mean Square Error (RMSE)</w:t>
+        <w:t>Root Mean Square Error</w:t>
+      </w:r>
+      <w:r>
+        <w:rPr>
+          <w:rFonts w:ascii="Arial" w:hAnsi="Arial"/>
+          <w:b/>
+          <w:sz w:val="20"/>
+        </w:rPr>
+        <w:t xml:space="preserve"> (RMSE)</w:t>
       </w:r>
     </w:p>
     <w:p>
@@ -15350,7 +16849,7 @@
       <w:r>
         <w:rPr>
           <w:rFonts w:ascii="Arial" w:hAnsi="Arial"/>
-          <w:i/>
+          <w:b/>
           <w:sz w:val="20"/>
         </w:rPr>
         <w:t>ground truth</w:t>
@@ -15403,10 +16902,26 @@
         <w:rPr>
           <w:rFonts w:ascii="Arial" w:hAnsi="Arial"/>
           <w:b/>
+          <w:sz w:val="20"/>
+        </w:rPr>
+        <w:t xml:space="preserve">2. </w:t>
+      </w:r>
+      <w:r>
+        <w:rPr>
+          <w:rFonts w:ascii="Arial" w:hAnsi="Arial"/>
+          <w:b/>
           <w:i/>
           <w:sz w:val="20"/>
         </w:rPr>
-        <w:t>2. Mean Absolute Error (MAE)</w:t>
+        <w:t>Mean Absolute Error</w:t>
+      </w:r>
+      <w:r>
+        <w:rPr>
+          <w:rFonts w:ascii="Arial" w:hAnsi="Arial"/>
+          <w:b/>
+          <w:sz w:val="20"/>
+        </w:rPr>
+        <w:t xml:space="preserve"> (MAE)</w:t>
       </w:r>
     </w:p>
     <w:p>
@@ -15425,7 +16940,7 @@
       <w:r>
         <w:rPr>
           <w:rFonts w:ascii="Arial" w:hAnsi="Arial"/>
-          <w:i/>
+          <w:b/>
           <w:sz w:val="20"/>
         </w:rPr>
         <w:t>outliers</w:t>
@@ -15478,10 +16993,26 @@
         <w:rPr>
           <w:rFonts w:ascii="Arial" w:hAnsi="Arial"/>
           <w:b/>
+          <w:sz w:val="20"/>
+        </w:rPr>
+        <w:t xml:space="preserve">3. </w:t>
+      </w:r>
+      <w:r>
+        <w:rPr>
+          <w:rFonts w:ascii="Arial" w:hAnsi="Arial"/>
+          <w:b/>
           <w:i/>
           <w:sz w:val="20"/>
         </w:rPr>
-        <w:t>3. Tracking Success Rate (TSR)</w:t>
+        <w:t>Tracking Success Rate</w:t>
+      </w:r>
+      <w:r>
+        <w:rPr>
+          <w:rFonts w:ascii="Arial" w:hAnsi="Arial"/>
+          <w:b/>
+          <w:sz w:val="20"/>
+        </w:rPr>
+        <w:t xml:space="preserve"> (TSR)</w:t>
       </w:r>
     </w:p>
     <w:p>
@@ -15576,12 +17107,44 @@
         <w:rPr>
           <w:rFonts w:ascii="Arial" w:hAnsi="Arial"/>
           <w:b/>
+          <w:sz w:val="20"/>
+        </w:rPr>
+        <w:t>4. Waktu Pemulihan Oklusi (</w:t>
+      </w:r>
+      <w:r>
+        <w:rPr>
+          <w:rFonts w:ascii="Arial" w:hAnsi="Arial"/>
+          <w:b/>
           <w:i/>
           <w:sz w:val="20"/>
         </w:rPr>
-        <w:t>4. Waktu Pemulihan Oklusi (Occlusion Recovery Time / $$t{</w:t>
+        <w:t>Occlusion Recovery Time</w:t>
+      </w:r>
+      <w:r>
+        <w:rPr>
+          <w:rFonts w:ascii="Arial" w:hAnsi="Arial"/>
+          <w:b/>
+          <w:sz w:val="20"/>
+        </w:rPr>
+        <w:t xml:space="preserve"> / </w:t>
+      </w:r>
+      <w:r>
+        <w:rPr>
+          <w:rFonts w:ascii="Arial" w:hAnsi="Arial"/>
+          <w:b/>
+          <w:sz w:val="20"/>
+        </w:rPr>
+        <w:t>$$t_{</w:t>
         <w:tab/>
-        <w:t>ext{rec}}$$)</w:t>
+        <w:t>ext{rec}}$$</w:t>
+      </w:r>
+      <w:r>
+        <w:rPr>
+          <w:rFonts w:ascii="Arial" w:hAnsi="Arial"/>
+          <w:b/>
+          <w:sz w:val="20"/>
+        </w:rPr>
+        <w:t>)</w:t>
       </w:r>
     </w:p>
     <w:p>

--- a/Thesis/docx_export/BAB_3_METODOLOGI_PENELITIAN.docx
+++ b/Thesis/docx_export/BAB_3_METODOLOGI_PENELITIAN.docx
@@ -13086,7 +13086,7 @@
           <w:i/>
           <w:sz w:val="19"/>
         </w:rPr>
-        <w:t>[Gambar 3.3. Papan Pengendali Penerbangan (**Flight Controller**) Pixhawk 2.4.8]</w:t>
+        <w:t>[Gambar 3.3. Papan Pengendali Penerbangan (*Flight Controller*) Pixhawk 2.4.8]</w:t>
       </w:r>
     </w:p>
     <w:p>
@@ -13101,7 +13101,7 @@
           <w:i/>
           <w:sz w:val="19"/>
         </w:rPr>
-        <w:t>[Gambar 3.4. Komputer Pendamping (**Companion Computer**) Raspberry Pi 4B]</w:t>
+        <w:t>[Gambar 3.4. Komputer Pendamping (*Companion Computer*) Raspberry Pi 4B]</w:t>
       </w:r>
     </w:p>
     <w:p>
@@ -13116,7 +13116,7 @@
           <w:i/>
           <w:sz w:val="19"/>
         </w:rPr>
-        <w:t>[Gambar 3.5. Modul Pengendali Kecepatan Elektronik (*Basic *Electronic Speed Controller** / ESC)]</w:t>
+        <w:t>[Gambar 3.5. Modul Pengendali Kecepatan Elektronik (*Basic Electronic Speed Controller* / ESC)]</w:t>
       </w:r>
     </w:p>
     <w:p>
@@ -13131,7 +13131,7 @@
           <w:i/>
           <w:sz w:val="19"/>
         </w:rPr>
-        <w:t>[Gambar 3.6. Motor Pendorong (**Thruster**) T200]</w:t>
+        <w:t>[Gambar 3.6. Motor Pendorong (*Thruster*) T200]</w:t>
       </w:r>
     </w:p>
     <w:p>

--- a/Thesis/docx_export/BAB_3_METODOLOGI_PENELITIAN.docx
+++ b/Thesis/docx_export/BAB_3_METODOLOGI_PENELITIAN.docx
@@ -84,7 +84,7 @@
           <w:i/>
           <w:sz w:val="19"/>
         </w:rPr>
-        <w:t>: Sarjana (S1) Teknik Mekatronika — Departemen Teknik Mesin</w:t>
+        <w:t>: Sarjana (S1) Departemen Teknik Mesin</w:t>
       </w:r>
     </w:p>
     <w:p>
@@ -811,7 +811,7 @@
           <w:rFonts w:ascii="Arial" w:hAnsi="Arial"/>
           <w:sz w:val="20"/>
         </w:rPr>
-        <w:t>Untuk menjaga fokus analisis teknik mekatronika dan memastikan ketercapaian target ilmiah, ditetapkan batasan dan asumsi penelitian sebagai berikut:</w:t>
+        <w:t>Untuk menjaga fokus analisis teknik mesin pada sistem wahana otonom dan memastikan ketercapaian target ilmiah, ditetapkan batasan dan asumsi penelitian sebagai berikut:</w:t>
       </w:r>
     </w:p>
     <w:p>

--- a/Thesis/docx_export/BAB_3_METODOLOGI_PENELITIAN.docx
+++ b/Thesis/docx_export/BAB_3_METODOLOGI_PENELITIAN.docx
@@ -26,11 +26,33 @@
       <w:r>
         <w:rPr>
           <w:rFonts w:ascii="Arial" w:hAnsi="Arial"/>
+          <w:i/>
+          <w:sz w:val="19"/>
+        </w:rPr>
+        <w:t>Penulis</w:t>
+      </w:r>
+      <w:r>
+        <w:rPr>
+          <w:rFonts w:ascii="Arial" w:hAnsi="Arial"/>
+          <w:i/>
+          <w:sz w:val="19"/>
+        </w:rPr>
+        <w:t>: Radhi Shafeeq</w:t>
+      </w:r>
+    </w:p>
+    <w:p>
+      <w:pPr>
+        <w:spacing w:after="80"/>
+        <w:ind w:left="680"/>
+      </w:pPr>
+      <w:r>
+        <w:rPr>
+          <w:rFonts w:ascii="Arial" w:hAnsi="Arial"/>
           <w:b/>
           <w:i/>
           <w:sz w:val="19"/>
         </w:rPr>
-        <w:t>Penulis</w:t>
+        <w:t>NIM</w:t>
       </w:r>
       <w:r>
         <w:rPr>
@@ -38,7 +60,7 @@
           <w:i/>
           <w:sz w:val="19"/>
         </w:rPr>
-        <w:t>: Radhi Shafeeq</w:t>
+        <w:t>: D021201000</w:t>
       </w:r>
     </w:p>
     <w:p>
@@ -53,7 +75,7 @@
           <w:i/>
           <w:sz w:val="19"/>
         </w:rPr>
-        <w:t>NIM</w:t>
+        <w:t>Program Studi</w:t>
       </w:r>
       <w:r>
         <w:rPr>
@@ -61,7 +83,7 @@
           <w:i/>
           <w:sz w:val="19"/>
         </w:rPr>
-        <w:t>: D021201000</w:t>
+        <w:t>: Sarjana (S1) Departemen Teknik Mesin</w:t>
       </w:r>
     </w:p>
     <w:p>
@@ -76,7 +98,7 @@
           <w:i/>
           <w:sz w:val="19"/>
         </w:rPr>
-        <w:t>Program Studi</w:t>
+        <w:t>Fakultas</w:t>
       </w:r>
       <w:r>
         <w:rPr>
@@ -84,7 +106,7 @@
           <w:i/>
           <w:sz w:val="19"/>
         </w:rPr>
-        <w:t>: Sarjana (S1) Departemen Teknik Mesin</w:t>
+        <w:t>: Fakultas Teknik, Universitas Hasanuddin</w:t>
       </w:r>
     </w:p>
     <w:p>
@@ -95,11 +117,10 @@
       <w:r>
         <w:rPr>
           <w:rFonts w:ascii="Arial" w:hAnsi="Arial"/>
-          <w:b/>
           <w:i/>
           <w:sz w:val="19"/>
         </w:rPr>
-        <w:t>Fakultas</w:t>
+        <w:t>Format Penulisan</w:t>
       </w:r>
       <w:r>
         <w:rPr>
@@ -107,7 +128,7 @@
           <w:i/>
           <w:sz w:val="19"/>
         </w:rPr>
-        <w:t>: Fakultas Teknik, Universitas Hasanuddin</w:t>
+        <w:t>: Sesuai dengan Pedoman Tugas Akhir Mahasiswa Fakultas Teknik Universitas Hasanuddin</w:t>
       </w:r>
     </w:p>
     <w:p>
@@ -118,11 +139,10 @@
       <w:r>
         <w:rPr>
           <w:rFonts w:ascii="Arial" w:hAnsi="Arial"/>
-          <w:b/>
           <w:i/>
           <w:sz w:val="19"/>
         </w:rPr>
-        <w:t>Format Penulisan</w:t>
+        <w:t>Standar Notasi</w:t>
       </w:r>
       <w:r>
         <w:rPr>
@@ -130,30 +150,29 @@
           <w:i/>
           <w:sz w:val="19"/>
         </w:rPr>
-        <w:t xml:space="preserve">: Sesuai dengan </w:t>
-      </w:r>
+        <w:t>: Society of Naval Architects and Marine Engineers (SNAME, 1950) &amp; Fossen (2021)</w:t>
+      </w:r>
+    </w:p>
+    <w:p>
+      <w:pPr>
+        <w:spacing w:after="80"/>
+        <w:ind w:left="680"/>
+      </w:pPr>
       <w:r>
         <w:rPr>
           <w:rFonts w:ascii="Arial" w:hAnsi="Arial"/>
           <w:i/>
           <w:sz w:val="19"/>
         </w:rPr>
-        <w:t>Pedoman Tugas Akhir Mahasiswa Fakultas Teknik Universitas Hasanuddin</w:t>
-      </w:r>
-    </w:p>
-    <w:p>
-      <w:pPr>
-        <w:spacing w:after="80"/>
-        <w:ind w:left="680"/>
-      </w:pPr>
-      <w:r>
-        <w:rPr>
-          <w:rFonts w:ascii="Arial" w:hAnsi="Arial"/>
-          <w:b/>
+        <w:t>Format Matematis</w:t>
+      </w:r>
+      <w:r>
+        <w:rPr>
+          <w:rFonts w:ascii="Arial" w:hAnsi="Arial"/>
           <w:i/>
           <w:sz w:val="19"/>
         </w:rPr>
-        <w:t>Standar Notasi</w:t>
+        <w:t xml:space="preserve">: Seluruh persamaan dan variabel skalar/vektor/matriks diformat secara ketat menggunakan delimitasi </w:t>
       </w:r>
       <w:r>
         <w:rPr>
@@ -161,62 +180,15 @@
           <w:i/>
           <w:sz w:val="19"/>
         </w:rPr>
-        <w:t>: Society of Naval Architects and Marine Engineers (SNAME, 1950) &amp; Fossen (2021)</w:t>
-      </w:r>
-    </w:p>
-    <w:p>
-      <w:pPr>
-        <w:spacing w:after="80"/>
-        <w:ind w:left="680"/>
-      </w:pPr>
-      <w:r>
-        <w:rPr>
-          <w:rFonts w:ascii="Arial" w:hAnsi="Arial"/>
-          <w:b/>
+        <w:t>$$...$$</w:t>
+      </w:r>
+      <w:r>
+        <w:rPr>
+          <w:rFonts w:ascii="Arial" w:hAnsi="Arial"/>
           <w:i/>
           <w:sz w:val="19"/>
         </w:rPr>
-        <w:t>Format Matematis</w:t>
-      </w:r>
-      <w:r>
-        <w:rPr>
-          <w:rFonts w:ascii="Arial" w:hAnsi="Arial"/>
-          <w:i/>
-          <w:sz w:val="19"/>
-        </w:rPr>
-        <w:t xml:space="preserve">: Seluruh persamaan dan variabel skalar/vektor/matriks diformat secara ketat menggunakan delimitasi </w:t>
-      </w:r>
-      <w:r>
-        <w:rPr>
-          <w:rFonts w:ascii="Arial" w:hAnsi="Arial"/>
-          <w:i/>
-          <w:sz w:val="19"/>
-        </w:rPr>
-        <w:t>$$...$$</w:t>
-      </w:r>
-      <w:r>
-        <w:rPr>
-          <w:rFonts w:ascii="Arial" w:hAnsi="Arial"/>
-          <w:i/>
-          <w:sz w:val="19"/>
-        </w:rPr>
-        <w:t xml:space="preserve"> untuk kompatibilitas penuh dengan pengaya Google Docs </w:t>
-      </w:r>
-      <w:r>
-        <w:rPr>
-          <w:rFonts w:ascii="Arial" w:hAnsi="Arial"/>
-          <w:i/>
-          <w:sz w:val="19"/>
-        </w:rPr>
-        <w:t>Auto-LaTeX Equations</w:t>
-      </w:r>
-      <w:r>
-        <w:rPr>
-          <w:rFonts w:ascii="Arial" w:hAnsi="Arial"/>
-          <w:i/>
-          <w:sz w:val="19"/>
-        </w:rPr>
-        <w:t>.</w:t>
+        <w:t xml:space="preserve"> untuk kompatibilitas penuh dengan pengaya Google Docs Auto-LaTeX Equations.</w:t>
       </w:r>
     </w:p>
     <w:p>
@@ -286,22 +258,7 @@
           <w:rFonts w:ascii="Arial" w:hAnsi="Arial"/>
           <w:sz w:val="20"/>
         </w:rPr>
-        <w:t xml:space="preserve"> (6-DOF) </w:t>
-      </w:r>
-      <w:r>
-        <w:rPr>
-          <w:rFonts w:ascii="Arial" w:hAnsi="Arial"/>
-          <w:i/>
-          <w:sz w:val="20"/>
-        </w:rPr>
-        <w:t>over-actuated</w:t>
-      </w:r>
-      <w:r>
-        <w:rPr>
-          <w:rFonts w:ascii="Arial" w:hAnsi="Arial"/>
-          <w:sz w:val="20"/>
-        </w:rPr>
-        <w:t xml:space="preserve"> 8-pendorong ini dilaksanakan di:</w:t>
+        <w:t xml:space="preserve"> (6-DOF) over-actuated 8-pendorong ini dilaksanakan di:</w:t>
       </w:r>
     </w:p>
     <w:p>
@@ -318,7 +275,7 @@
       <w:r>
         <w:rPr>
           <w:rFonts w:ascii="Arial" w:hAnsi="Arial"/>
-          <w:b/>
+          <w:i/>
           <w:sz w:val="20"/>
         </w:rPr>
         <w:t>Laboratorium Mekatronika dan Robotika</w:t>
@@ -328,7 +285,7 @@
           <w:rFonts w:ascii="Arial" w:hAnsi="Arial"/>
           <w:sz w:val="20"/>
         </w:rPr>
-        <w:t>, Departemen Teknik Mesin, Fakultas Teknik, Universitas Hasanuddin, Kampus Terpadu Fakultas Teknik Unhas, Gowa, Sulawesi Selatan. Fasilitas laboratorium digunakan untuk pengembangan modul komputasi tepi (</w:t>
+        <w:t>, Departemen Teknik Mesin, Fakultas Teknik, Universitas Hasanuddin, Kampus Terpadu Fakultas Teknik Unhas, Gowa, Sulawesi Selatan. Fasilitas laboratorium digunakan untuk pengembangan modul komputasi tepi (companion computer</w:t>
       </w:r>
       <w:r>
         <w:rPr>
@@ -336,14 +293,14 @@
           <w:i/>
           <w:sz w:val="20"/>
         </w:rPr>
-        <w:t>companion computer</w:t>
-      </w:r>
-      <w:r>
-        <w:rPr>
-          <w:rFonts w:ascii="Arial" w:hAnsi="Arial"/>
-          <w:sz w:val="20"/>
-        </w:rPr>
-        <w:t xml:space="preserve"> Raspberry Pi 4B), integrasi sensor inersia dan sensor tekanan subsea pada </w:t>
+        <w:t>Raspberry Pi 4B), integrasi sensor inersia dan sensor tekanan subsea pada</w:t>
+      </w:r>
+      <w:r>
+        <w:rPr>
+          <w:rFonts w:ascii="Arial" w:hAnsi="Arial"/>
+          <w:sz w:val="20"/>
+        </w:rPr>
+        <w:t>flight controller</w:t>
       </w:r>
       <w:r>
         <w:rPr>
@@ -351,14 +308,14 @@
           <w:i/>
           <w:sz w:val="20"/>
         </w:rPr>
-        <w:t>flight controller</w:t>
-      </w:r>
-      <w:r>
-        <w:rPr>
-          <w:rFonts w:ascii="Arial" w:hAnsi="Arial"/>
-          <w:sz w:val="20"/>
-        </w:rPr>
-        <w:t xml:space="preserve"> Pixhawk 2.4.8, perakitan kabel komunikasi </w:t>
+        <w:t>Pixhawk 2.4.8, perakitan kabel komunikasi</w:t>
+      </w:r>
+      <w:r>
+        <w:rPr>
+          <w:rFonts w:ascii="Arial" w:hAnsi="Arial"/>
+          <w:sz w:val="20"/>
+        </w:rPr>
+        <w:t>tether</w:t>
       </w:r>
       <w:r>
         <w:rPr>
@@ -366,29 +323,14 @@
           <w:i/>
           <w:sz w:val="20"/>
         </w:rPr>
-        <w:t>tether</w:t>
-      </w:r>
-      <w:r>
-        <w:rPr>
-          <w:rFonts w:ascii="Arial" w:hAnsi="Arial"/>
-          <w:sz w:val="20"/>
-        </w:rPr>
-        <w:t xml:space="preserve"> Ethernet Fathom-X, serta pengujian </w:t>
-      </w:r>
-      <w:r>
-        <w:rPr>
-          <w:rFonts w:ascii="Arial" w:hAnsi="Arial"/>
-          <w:i/>
-          <w:sz w:val="20"/>
-        </w:rPr>
-        <w:t>Hardware-In-The-Loop</w:t>
-      </w:r>
-      <w:r>
-        <w:rPr>
-          <w:rFonts w:ascii="Arial" w:hAnsi="Arial"/>
-          <w:sz w:val="20"/>
-        </w:rPr>
-        <w:t xml:space="preserve"> (HITL).</w:t>
+        <w:t>Ethernet Fathom-X, serta pengujian</w:t>
+      </w:r>
+      <w:r>
+        <w:rPr>
+          <w:rFonts w:ascii="Arial" w:hAnsi="Arial"/>
+          <w:sz w:val="20"/>
+        </w:rPr>
+        <w:t>Hardware-In-The-Loop (HITL).</w:t>
       </w:r>
     </w:p>
     <w:p>
@@ -405,7 +347,7 @@
       <w:r>
         <w:rPr>
           <w:rFonts w:ascii="Arial" w:hAnsi="Arial"/>
-          <w:b/>
+          <w:i/>
           <w:sz w:val="20"/>
         </w:rPr>
         <w:t>Fasilitas Komputasi GPU dan Simulasi Topside</w:t>
@@ -415,7 +357,7 @@
           <w:rFonts w:ascii="Arial" w:hAnsi="Arial"/>
           <w:sz w:val="20"/>
         </w:rPr>
-        <w:t xml:space="preserve">, digunakan untuk eksekusi simulasi lingkungan hidrodinamika virtual </w:t>
+        <w:t>, digunakan untuk eksekusi simulasi lingkungan hidrodinamika virtual Software-In-The-Loop</w:t>
       </w:r>
       <w:r>
         <w:rPr>
@@ -423,14 +365,14 @@
           <w:i/>
           <w:sz w:val="20"/>
         </w:rPr>
-        <w:t>Software-In-The-Loop</w:t>
-      </w:r>
-      <w:r>
-        <w:rPr>
-          <w:rFonts w:ascii="Arial" w:hAnsi="Arial"/>
-          <w:sz w:val="20"/>
-        </w:rPr>
-        <w:t xml:space="preserve"> (SITL) berbasis robotik Gazebo Harmonic dan ROS 2 Jazzy Jalisco, akselerasi jaringan syaraf tiruan </w:t>
+        <w:t>(SITL) berbasis robotik Gazebo Harmonic dan ROS 2 Jazzy Jalisco, akselerasi jaringan syaraf tiruan</w:t>
+      </w:r>
+      <w:r>
+        <w:rPr>
+          <w:rFonts w:ascii="Arial" w:hAnsi="Arial"/>
+          <w:sz w:val="20"/>
+        </w:rPr>
+        <w:t>deep learning</w:t>
       </w:r>
       <w:r>
         <w:rPr>
@@ -438,29 +380,14 @@
           <w:i/>
           <w:sz w:val="20"/>
         </w:rPr>
-        <w:t>deep learning</w:t>
-      </w:r>
-      <w:r>
-        <w:rPr>
-          <w:rFonts w:ascii="Arial" w:hAnsi="Arial"/>
-          <w:sz w:val="20"/>
-        </w:rPr>
-        <w:t xml:space="preserve"> YOLO26 / YOLO-World, serta komputasi penapis </w:t>
-      </w:r>
-      <w:r>
-        <w:rPr>
-          <w:rFonts w:ascii="Arial" w:hAnsi="Arial"/>
-          <w:i/>
-          <w:sz w:val="20"/>
-        </w:rPr>
-        <w:t>8D Visual Target Kalman Filter</w:t>
-      </w:r>
-      <w:r>
-        <w:rPr>
-          <w:rFonts w:ascii="Arial" w:hAnsi="Arial"/>
-          <w:sz w:val="20"/>
-        </w:rPr>
-        <w:t>.</w:t>
+        <w:t>YOLO26 / YOLO-World, serta komputasi penapis</w:t>
+      </w:r>
+      <w:r>
+        <w:rPr>
+          <w:rFonts w:ascii="Arial" w:hAnsi="Arial"/>
+          <w:sz w:val="20"/>
+        </w:rPr>
+        <w:t>8D Visual Target Kalman Filter.</w:t>
       </w:r>
     </w:p>
     <w:p>
@@ -504,7 +431,7 @@
       <w:r>
         <w:rPr>
           <w:rFonts w:ascii="Arial" w:hAnsi="Arial"/>
-          <w:b/>
+          <w:i/>
           <w:sz w:val="20"/>
         </w:rPr>
         <w:t>Bulan 1</w:t>
@@ -514,22 +441,7 @@
           <w:rFonts w:ascii="Arial" w:hAnsi="Arial"/>
           <w:sz w:val="20"/>
         </w:rPr>
-        <w:t>: Studi literatur komprehensif, perumusan persamaan gerak 6-DOF (</w:t>
-      </w:r>
-      <w:r>
-        <w:rPr>
-          <w:rFonts w:ascii="Arial" w:hAnsi="Arial"/>
-          <w:i/>
-          <w:sz w:val="20"/>
-        </w:rPr>
-        <w:t>kinematics and dynamics</w:t>
-      </w:r>
-      <w:r>
-        <w:rPr>
-          <w:rFonts w:ascii="Arial" w:hAnsi="Arial"/>
-          <w:sz w:val="20"/>
-        </w:rPr>
-        <w:t>), dan identifikasi parameter fisik serta hidrodinamika BlueROV2 Heavy retrofit.</w:t>
+        <w:t>: Studi literatur komprehensif, perumusan persamaan gerak 6-DOF (kinematics and dynamics), dan identifikasi parameter fisik serta hidrodinamika BlueROV2 Heavy retrofit.</w:t>
       </w:r>
     </w:p>
     <w:p>
@@ -546,7 +458,7 @@
       <w:r>
         <w:rPr>
           <w:rFonts w:ascii="Arial" w:hAnsi="Arial"/>
-          <w:b/>
+          <w:i/>
           <w:sz w:val="20"/>
         </w:rPr>
         <w:t>Bulan 2</w:t>
@@ -554,24 +466,17 @@
       <w:r>
         <w:rPr>
           <w:rFonts w:ascii="Arial" w:hAnsi="Arial"/>
-          <w:sz w:val="20"/>
-        </w:rPr>
-        <w:t xml:space="preserve">: Perancangan algoritma stokastik </w:t>
-      </w:r>
-      <w:r>
-        <w:rPr>
-          <w:rFonts w:ascii="Arial" w:hAnsi="Arial"/>
           <w:i/>
           <w:sz w:val="20"/>
         </w:rPr>
-        <w:t>Dual Kalman Filter</w:t>
-      </w:r>
-      <w:r>
-        <w:rPr>
-          <w:rFonts w:ascii="Arial" w:hAnsi="Arial"/>
-          <w:sz w:val="20"/>
-        </w:rPr>
-        <w:t xml:space="preserve"> (penapis penjejak visual 8D berbasis CWNA dan penapis penaksir dinamika EKF 6-DOF).</w:t>
+        <w:t>: Perancangan algoritma stokastik</w:t>
+      </w:r>
+      <w:r>
+        <w:rPr>
+          <w:rFonts w:ascii="Arial" w:hAnsi="Arial"/>
+          <w:sz w:val="20"/>
+        </w:rPr>
+        <w:t>Dual Kalman Filter (penapis penjejak visual 8D berbasis CWNA dan penapis penaksir dinamika EKF 6-DOF).</w:t>
       </w:r>
     </w:p>
     <w:p>
@@ -588,7 +493,6 @@
       <w:r>
         <w:rPr>
           <w:rFonts w:ascii="Arial" w:hAnsi="Arial"/>
-          <w:b/>
           <w:sz w:val="20"/>
         </w:rPr>
         <w:t>Bulan 3</w:t>
@@ -596,39 +500,32 @@
       <w:r>
         <w:rPr>
           <w:rFonts w:ascii="Arial" w:hAnsi="Arial"/>
-          <w:sz w:val="20"/>
-        </w:rPr>
-        <w:t xml:space="preserve">: Pembangunan lingkungan simulasi </w:t>
-      </w:r>
-      <w:r>
-        <w:rPr>
-          <w:rFonts w:ascii="Arial" w:hAnsi="Arial"/>
           <w:i/>
           <w:sz w:val="20"/>
         </w:rPr>
+        <w:t>: Pembangunan lingkungan simulasi</w:t>
+      </w:r>
+      <w:r>
+        <w:rPr>
+          <w:rFonts w:ascii="Arial" w:hAnsi="Arial"/>
+          <w:sz w:val="20"/>
+        </w:rPr>
         <w:t>Software-In-The-Loop</w:t>
       </w:r>
       <w:r>
         <w:rPr>
           <w:rFonts w:ascii="Arial" w:hAnsi="Arial"/>
-          <w:sz w:val="20"/>
-        </w:rPr>
-        <w:t xml:space="preserve"> (SITL) mengintegrasikan Gazebo Harmonic, ArduSub </w:t>
-      </w:r>
-      <w:r>
-        <w:rPr>
-          <w:rFonts w:ascii="Arial" w:hAnsi="Arial"/>
           <w:i/>
           <w:sz w:val="20"/>
         </w:rPr>
-        <w:t>vectored_6dof</w:t>
-      </w:r>
-      <w:r>
-        <w:rPr>
-          <w:rFonts w:ascii="Arial" w:hAnsi="Arial"/>
-          <w:sz w:val="20"/>
-        </w:rPr>
-        <w:t>, dan jembatan data ROS 2.</w:t>
+        <w:t>(SITL) mengintegrasikan Gazebo Harmonic, ArduSub</w:t>
+      </w:r>
+      <w:r>
+        <w:rPr>
+          <w:rFonts w:ascii="Arial" w:hAnsi="Arial"/>
+          <w:sz w:val="20"/>
+        </w:rPr>
+        <w:t>vectored_6dof, dan jembatan data ROS 2.</w:t>
       </w:r>
     </w:p>
     <w:p>
@@ -645,7 +542,7 @@
       <w:r>
         <w:rPr>
           <w:rFonts w:ascii="Arial" w:hAnsi="Arial"/>
-          <w:b/>
+          <w:i/>
           <w:sz w:val="20"/>
         </w:rPr>
         <w:t>Bulan 4</w:t>
@@ -655,7 +552,7 @@
           <w:rFonts w:ascii="Arial" w:hAnsi="Arial"/>
           <w:sz w:val="20"/>
         </w:rPr>
-        <w:t xml:space="preserve">: Pengembangan integrasi </w:t>
+        <w:t>: Pengembangan integrasi Hardware-In-The-Loop</w:t>
       </w:r>
       <w:r>
         <w:rPr>
@@ -663,14 +560,14 @@
           <w:i/>
           <w:sz w:val="20"/>
         </w:rPr>
-        <w:t>Hardware-In-The-Loop</w:t>
-      </w:r>
-      <w:r>
-        <w:rPr>
-          <w:rFonts w:ascii="Arial" w:hAnsi="Arial"/>
-          <w:sz w:val="20"/>
-        </w:rPr>
-        <w:t xml:space="preserve"> (HITL) antara stasiun permukaan (</w:t>
+        <w:t>(HITL) antara stasiun permukaan (</w:t>
+      </w:r>
+      <w:r>
+        <w:rPr>
+          <w:rFonts w:ascii="Arial" w:hAnsi="Arial"/>
+          <w:sz w:val="20"/>
+        </w:rPr>
+        <w:t>topside workstation</w:t>
       </w:r>
       <w:r>
         <w:rPr>
@@ -678,14 +575,14 @@
           <w:i/>
           <w:sz w:val="20"/>
         </w:rPr>
-        <w:t>topside workstation</w:t>
-      </w:r>
-      <w:r>
-        <w:rPr>
-          <w:rFonts w:ascii="Arial" w:hAnsi="Arial"/>
-          <w:sz w:val="20"/>
-        </w:rPr>
-        <w:t xml:space="preserve"> RTX GPU), </w:t>
+        <w:t>RTX GPU),</w:t>
+      </w:r>
+      <w:r>
+        <w:rPr>
+          <w:rFonts w:ascii="Arial" w:hAnsi="Arial"/>
+          <w:sz w:val="20"/>
+        </w:rPr>
+        <w:t>companion computer</w:t>
       </w:r>
       <w:r>
         <w:rPr>
@@ -693,29 +590,14 @@
           <w:i/>
           <w:sz w:val="20"/>
         </w:rPr>
-        <w:t>companion computer</w:t>
-      </w:r>
-      <w:r>
-        <w:rPr>
-          <w:rFonts w:ascii="Arial" w:hAnsi="Arial"/>
-          <w:sz w:val="20"/>
-        </w:rPr>
-        <w:t xml:space="preserve"> Raspberry Pi 4B (BlueOS), dan </w:t>
-      </w:r>
-      <w:r>
-        <w:rPr>
-          <w:rFonts w:ascii="Arial" w:hAnsi="Arial"/>
-          <w:i/>
-          <w:sz w:val="20"/>
-        </w:rPr>
-        <w:t>flight controller</w:t>
-      </w:r>
-      <w:r>
-        <w:rPr>
-          <w:rFonts w:ascii="Arial" w:hAnsi="Arial"/>
-          <w:sz w:val="20"/>
-        </w:rPr>
-        <w:t xml:space="preserve"> Pixhawk 2.4.8 melalui protokol MAVLink dan REST API.</w:t>
+        <w:t>Raspberry Pi 4B (BlueOS), dan</w:t>
+      </w:r>
+      <w:r>
+        <w:rPr>
+          <w:rFonts w:ascii="Arial" w:hAnsi="Arial"/>
+          <w:sz w:val="20"/>
+        </w:rPr>
+        <w:t>flight controller Pixhawk 2.4.8 melalui protokol MAVLink dan REST API.</w:t>
       </w:r>
     </w:p>
     <w:p>
@@ -732,7 +614,7 @@
       <w:r>
         <w:rPr>
           <w:rFonts w:ascii="Arial" w:hAnsi="Arial"/>
-          <w:b/>
+          <w:i/>
           <w:sz w:val="20"/>
         </w:rPr>
         <w:t>Bulan 5</w:t>
@@ -759,7 +641,7 @@
       <w:r>
         <w:rPr>
           <w:rFonts w:ascii="Arial" w:hAnsi="Arial"/>
-          <w:b/>
+          <w:i/>
           <w:sz w:val="20"/>
         </w:rPr>
         <w:t>Bulan 6</w:t>
@@ -769,22 +651,7 @@
           <w:rFonts w:ascii="Arial" w:hAnsi="Arial"/>
           <w:sz w:val="20"/>
         </w:rPr>
-        <w:t>: Analisis data kuantitatif, komputasi metrik evaluasi galat (</w:t>
-      </w:r>
-      <w:r>
-        <w:rPr>
-          <w:rFonts w:ascii="Arial" w:hAnsi="Arial"/>
-          <w:i/>
-          <w:sz w:val="20"/>
-        </w:rPr>
-        <w:t>Root Mean Square Error</w:t>
-      </w:r>
-      <w:r>
-        <w:rPr>
-          <w:rFonts w:ascii="Arial" w:hAnsi="Arial"/>
-          <w:sz w:val="20"/>
-        </w:rPr>
-        <w:t xml:space="preserve"> / RMSE), penyusunan laporan naskah skripsi, dan penyiapan publikasi ilmiah.</w:t>
+        <w:t>: Analisis data kuantitatif, komputasi metrik evaluasi galat (Root Mean Square Error / RMSE), penyusunan laporan naskah skripsi, dan penyiapan publikasi ilmiah.</w:t>
       </w:r>
     </w:p>
     <w:p>
@@ -828,7 +695,7 @@
       <w:r>
         <w:rPr>
           <w:rFonts w:ascii="Arial" w:hAnsi="Arial"/>
-          <w:b/>
+          <w:i/>
           <w:sz w:val="20"/>
         </w:rPr>
         <w:t>Model Wahana</w:t>
@@ -838,7 +705,7 @@
           <w:rFonts w:ascii="Arial" w:hAnsi="Arial"/>
           <w:sz w:val="20"/>
         </w:rPr>
-        <w:t xml:space="preserve">: Wahana yang diteliti menggunakan geometri kerangka </w:t>
+        <w:t>: Wahana yang diteliti menggunakan geometri kerangka retrofit</w:t>
       </w:r>
       <w:r>
         <w:rPr>
@@ -846,29 +713,14 @@
           <w:i/>
           <w:sz w:val="20"/>
         </w:rPr>
-        <w:t>retrofit</w:t>
-      </w:r>
-      <w:r>
-        <w:rPr>
-          <w:rFonts w:ascii="Arial" w:hAnsi="Arial"/>
-          <w:sz w:val="20"/>
-        </w:rPr>
-        <w:t xml:space="preserve"> BlueROV2 Heavy [3], [21]. Sistem propulsi terdiri atas 8 unit pendorong elektro-mekanis tanpa sikat (</w:t>
-      </w:r>
-      <w:r>
-        <w:rPr>
-          <w:rFonts w:ascii="Arial" w:hAnsi="Arial"/>
-          <w:i/>
-          <w:sz w:val="20"/>
-        </w:rPr>
-        <w:t>brushless DC thrusters</w:t>
-      </w:r>
-      <w:r>
-        <w:rPr>
-          <w:rFonts w:ascii="Arial" w:hAnsi="Arial"/>
-          <w:sz w:val="20"/>
-        </w:rPr>
-        <w:t xml:space="preserve">) Blue Robotics T200, yang dikonfigurasikan menjadi 4 pendorong horizontal bersudut vektor </w:t>
+        <w:t>BlueROV2 Heavy [3], [21]. Sistem propulsi terdiri atas 8 unit pendorong elektro-mekanis tanpa sikat (</w:t>
+      </w:r>
+      <w:r>
+        <w:rPr>
+          <w:rFonts w:ascii="Arial" w:hAnsi="Arial"/>
+          <w:sz w:val="20"/>
+        </w:rPr>
+        <w:t xml:space="preserve">brushless DC thrusters) Blue Robotics T200, yang dikonfigurasikan menjadi 4 pendorong horizontal bersudut vektor </w:t>
       </w:r>
       <w:r>
         <w:rPr>
@@ -899,7 +751,7 @@
       <w:r>
         <w:rPr>
           <w:rFonts w:ascii="Arial" w:hAnsi="Arial"/>
-          <w:b/>
+          <w:i/>
           <w:sz w:val="20"/>
         </w:rPr>
         <w:t>Karakteristik Fluida Kerja</w:t>
@@ -909,22 +761,7 @@
           <w:rFonts w:ascii="Arial" w:hAnsi="Arial"/>
           <w:sz w:val="20"/>
         </w:rPr>
-        <w:t>: Media fluida diasumsikan sebagai fluida inkompresibel tak terbatas (</w:t>
-      </w:r>
-      <w:r>
-        <w:rPr>
-          <w:rFonts w:ascii="Arial" w:hAnsi="Arial"/>
-          <w:i/>
-          <w:sz w:val="20"/>
-        </w:rPr>
-        <w:t>unbounded incompressible fluid</w:t>
-      </w:r>
-      <w:r>
-        <w:rPr>
-          <w:rFonts w:ascii="Arial" w:hAnsi="Arial"/>
-          <w:sz w:val="20"/>
-        </w:rPr>
-        <w:t>) homogen dengan densitas air tawar nominal $$</w:t>
+        <w:t>: Media fluida diasumsikan sebagai fluida inkompresibel tak terbatas (unbounded incompressible fluid) homogen dengan densitas air tawar nominal $$</w:t>
       </w:r>
     </w:p>
     <w:p>
@@ -980,7 +817,7 @@
       <w:r>
         <w:rPr>
           <w:rFonts w:ascii="Arial" w:hAnsi="Arial"/>
-          <w:b/>
+          <w:i/>
           <w:sz w:val="20"/>
         </w:rPr>
         <w:t>Rezim Kecepatan Operasi</w:t>
@@ -1006,22 +843,7 @@
         </w:rPr>
         <w:t>u}| \le 1.5</w:t>
         <w:tab/>
-        <w:t>ext{ m/s}$$), di mana gelombang permukaan dan efek batas dinding dapat diabaikan (</w:t>
-      </w:r>
-      <w:r>
-        <w:rPr>
-          <w:rFonts w:ascii="Arial" w:hAnsi="Arial"/>
-          <w:i/>
-          <w:sz w:val="20"/>
-        </w:rPr>
-        <w:t>deep-water assumption</w:t>
-      </w:r>
-      <w:r>
-        <w:rPr>
-          <w:rFonts w:ascii="Arial" w:hAnsi="Arial"/>
-          <w:sz w:val="20"/>
-        </w:rPr>
-        <w:t>).</w:t>
+        <w:t>ext{ m/s}$$), di mana gelombang permukaan dan efek batas dinding dapat diabaikan (deep-water assumption).</w:t>
       </w:r>
     </w:p>
     <w:p>
@@ -1041,6 +863,14 @@
           <w:i/>
           <w:sz w:val="20"/>
         </w:rPr>
+        <w:t>Gangguan Arus Laut (</w:t>
+      </w:r>
+      <w:r>
+        <w:rPr>
+          <w:rFonts w:ascii="Arial" w:hAnsi="Arial"/>
+          <w:sz w:val="20"/>
+        </w:rPr>
+        <w:t>Ocean Currents)</w:t>
       </w:r>
       <w:r>
         <w:rPr>
@@ -1048,29 +878,6 @@
           <w:i/>
           <w:sz w:val="20"/>
         </w:rPr>
-        <w:t>Gangguan Arus Laut (</w:t>
-      </w:r>
-      <w:r>
-        <w:rPr>
-          <w:rFonts w:ascii="Arial" w:hAnsi="Arial"/>
-          <w:sz w:val="20"/>
-        </w:rPr>
-        <w:t>Ocean Currents</w:t>
-      </w:r>
-      <w:r>
-        <w:rPr>
-          <w:rFonts w:ascii="Arial" w:hAnsi="Arial"/>
-          <w:i/>
-          <w:sz w:val="20"/>
-        </w:rPr>
-        <w:t>)</w:t>
-      </w:r>
-      <w:r>
-        <w:rPr>
-          <w:rFonts w:ascii="Arial" w:hAnsi="Arial"/>
-          <w:i/>
-          <w:sz w:val="20"/>
-        </w:rPr>
         <w:t>: Arus laut dimodelkan sebagai aliran irasional dan konstan atau bervariasi lambat (</w:t>
       </w:r>
       <w:r>
@@ -1078,7 +885,7 @@
           <w:rFonts w:ascii="Arial" w:hAnsi="Arial"/>
           <w:sz w:val="20"/>
         </w:rPr>
-        <w:t>slowly-varying horizontal current*) relatif terhadap waktu dalam kerangka bumi:</w:t>
+        <w:t>slowly-varying horizontal current) relatif terhadap waktu dalam kerangka bumi:</w:t>
       </w:r>
     </w:p>
     <w:p>
@@ -1108,7 +915,7 @@
       <w:r>
         <w:rPr>
           <w:rFonts w:ascii="Arial" w:hAnsi="Arial"/>
-          <w:b/>
+          <w:i/>
           <w:sz w:val="20"/>
         </w:rPr>
         <w:t>Kondisi Optik Bawah Air</w:t>
@@ -1118,7 +925,7 @@
           <w:rFonts w:ascii="Arial" w:hAnsi="Arial"/>
           <w:sz w:val="20"/>
         </w:rPr>
-        <w:t>: Citra visual monokuler dari kamera diasumsikan mengalami degradasi kontras, penyerapan spektral, dan hamburan cahaya (</w:t>
+        <w:t>: Citra visual monokuler dari kamera diasumsikan mengalami degradasi kontras, penyerapan spektral, dan hamburan cahaya (scattering</w:t>
       </w:r>
       <w:r>
         <w:rPr>
@@ -1126,29 +933,14 @@
           <w:i/>
           <w:sz w:val="20"/>
         </w:rPr>
-        <w:t>scattering</w:t>
-      </w:r>
-      <w:r>
-        <w:rPr>
-          <w:rFonts w:ascii="Arial" w:hAnsi="Arial"/>
-          <w:sz w:val="20"/>
-        </w:rPr>
-        <w:t xml:space="preserve">) khas lingkungan perairan, yang dimitigasi secara komputasional melalui algoritma prapemrosesan </w:t>
-      </w:r>
-      <w:r>
-        <w:rPr>
-          <w:rFonts w:ascii="Arial" w:hAnsi="Arial"/>
-          <w:i/>
-          <w:sz w:val="20"/>
-        </w:rPr>
-        <w:t>Contrast Limited Adaptive Histogram Equalization</w:t>
-      </w:r>
-      <w:r>
-        <w:rPr>
-          <w:rFonts w:ascii="Arial" w:hAnsi="Arial"/>
-          <w:sz w:val="20"/>
-        </w:rPr>
-        <w:t xml:space="preserve"> (CLAHE) [2], [14].</w:t>
+        <w:t>) khas lingkungan perairan, yang dimitigasi secara komputasional melalui algoritma prapemrosesan</w:t>
+      </w:r>
+      <w:r>
+        <w:rPr>
+          <w:rFonts w:ascii="Arial" w:hAnsi="Arial"/>
+          <w:sz w:val="20"/>
+        </w:rPr>
+        <w:t>Contrast Limited Adaptive Histogram Equalization (CLAHE) [2], [14].</w:t>
       </w:r>
     </w:p>
     <w:p>
@@ -1175,22 +967,7 @@
           <w:rFonts w:ascii="Arial" w:hAnsi="Arial"/>
           <w:sz w:val="20"/>
         </w:rPr>
-        <w:t>Metodologi penelitian ini dirancang dengan pendekatan rekayasa sistem mekatronika tertutup (</w:t>
-      </w:r>
-      <w:r>
-        <w:rPr>
-          <w:rFonts w:ascii="Arial" w:hAnsi="Arial"/>
-          <w:i/>
-          <w:sz w:val="20"/>
-        </w:rPr>
-        <w:t>closed-loop mechatronic systems engineering</w:t>
-      </w:r>
-      <w:r>
-        <w:rPr>
-          <w:rFonts w:ascii="Arial" w:hAnsi="Arial"/>
-          <w:sz w:val="20"/>
-        </w:rPr>
-        <w:t>). Alur penelitian disusun ke dalam enam fase utama yang saling terhubung secara terstruktur, sebagaimana divisualisasikan pada diagram alir di bawah ini:</w:t>
+        <w:t>Metodologi penelitian ini dirancang dengan pendekatan rekayasa sistem mekatronika tertutup (closed-loop mechatronic systems engineering). Alur penelitian disusun ke dalam enam fase utama yang saling terhubung secara terstruktur, sebagaimana divisualisasikan pada diagram alir di bawah ini:</w:t>
       </w:r>
     </w:p>
     <w:p>
@@ -1346,7 +1123,7 @@
       <w:r>
         <w:rPr>
           <w:rFonts w:ascii="Arial" w:hAnsi="Arial"/>
-          <w:b/>
+          <w:i/>
           <w:sz w:val="20"/>
         </w:rPr>
         <w:t>Fase I (Studi Pendahuluan)</w:t>
@@ -1354,14 +1131,15 @@
       <w:r>
         <w:rPr>
           <w:rFonts w:ascii="Arial" w:hAnsi="Arial"/>
-          <w:sz w:val="20"/>
-        </w:rPr>
-        <w:t xml:space="preserve">: Mengidentifikasi keterbatasan mendasar pada wahana konvensional </w:t>
-      </w:r>
-      <w:r>
-        <w:rPr>
-          <w:rFonts w:ascii="Arial" w:hAnsi="Arial"/>
-          <w:b/>
+          <w:i/>
+          <w:sz w:val="20"/>
+        </w:rPr>
+        <w:t>: Mengidentifikasi keterbatasan mendasar pada wahana konvensional</w:t>
+      </w:r>
+      <w:r>
+        <w:rPr>
+          <w:rFonts w:ascii="Arial" w:hAnsi="Arial"/>
+          <w:i/>
           <w:sz w:val="20"/>
         </w:rPr>
         <w:t>underactuated</w:t>
@@ -1369,14 +1147,15 @@
       <w:r>
         <w:rPr>
           <w:rFonts w:ascii="Arial" w:hAnsi="Arial"/>
-          <w:sz w:val="20"/>
-        </w:rPr>
-        <w:t xml:space="preserve"> 6-pendorong, khususnya fenomena kopling silang momen Munk hidrodinamika yang mendestabilisasi gerak </w:t>
-      </w:r>
-      <w:r>
-        <w:rPr>
-          <w:rFonts w:ascii="Arial" w:hAnsi="Arial"/>
-          <w:b/>
+          <w:i/>
+          <w:sz w:val="20"/>
+        </w:rPr>
+        <w:t>6-pendorong, khususnya fenomena kopling silang momen Munk hidrodinamika yang mendestabilisasi gerak</w:t>
+      </w:r>
+      <w:r>
+        <w:rPr>
+          <w:rFonts w:ascii="Arial" w:hAnsi="Arial"/>
+          <w:i/>
           <w:sz w:val="20"/>
         </w:rPr>
         <w:t>yaw</w:t>
@@ -1384,14 +1163,15 @@
       <w:r>
         <w:rPr>
           <w:rFonts w:ascii="Arial" w:hAnsi="Arial"/>
-          <w:sz w:val="20"/>
-        </w:rPr>
-        <w:t xml:space="preserve"> dan ketidakmampuan manuver </w:t>
-      </w:r>
-      <w:r>
-        <w:rPr>
-          <w:rFonts w:ascii="Arial" w:hAnsi="Arial"/>
-          <w:b/>
+          <w:i/>
+          <w:sz w:val="20"/>
+        </w:rPr>
+        <w:t>dan ketidakmampuan manuver</w:t>
+      </w:r>
+      <w:r>
+        <w:rPr>
+          <w:rFonts w:ascii="Arial" w:hAnsi="Arial"/>
+          <w:i/>
           <w:sz w:val="20"/>
         </w:rPr>
         <w:t>pitch-hold</w:t>
@@ -1399,28 +1179,15 @@
       <w:r>
         <w:rPr>
           <w:rFonts w:ascii="Arial" w:hAnsi="Arial"/>
-          <w:sz w:val="20"/>
-        </w:rPr>
-        <w:t xml:space="preserve"> aktif [7], [6], [32], [40], [34]. Studi literatur dipusatkan pada publikasi mutakhir (</w:t>
-      </w:r>
-      <w:r>
-        <w:rPr>
-          <w:rFonts w:ascii="Arial" w:hAnsi="Arial"/>
-          <w:sz w:val="20"/>
-        </w:rPr>
-        <w:t>$$\ge 2021$$</w:t>
-      </w:r>
-      <w:r>
-        <w:rPr>
-          <w:rFonts w:ascii="Arial" w:hAnsi="Arial"/>
-          <w:sz w:val="20"/>
-        </w:rPr>
-        <w:t xml:space="preserve">) di bidang estimasi parameter hidrodinamika [1], penapis Bayesian [25], dan kendali wahana </w:t>
-      </w:r>
-      <w:r>
-        <w:rPr>
-          <w:rFonts w:ascii="Arial" w:hAnsi="Arial"/>
-          <w:b/>
+          <w:i/>
+          <w:sz w:val="20"/>
+        </w:rPr>
+        <w:t>aktif [7], [6], [32], [40], [34]. Studi literatur dipusatkan pada publikasi mutakhir ($$\ge 2021$$) di bidang estimasi parameter hidrodinamika [1], penapis Bayesian [25], dan kendali wahana</w:t>
+      </w:r>
+      <w:r>
+        <w:rPr>
+          <w:rFonts w:ascii="Arial" w:hAnsi="Arial"/>
+          <w:i/>
           <w:sz w:val="20"/>
         </w:rPr>
         <w:t>over-actuated</w:t>
@@ -1589,7 +1356,7 @@
       <w:r>
         <w:rPr>
           <w:rFonts w:ascii="Arial" w:hAnsi="Arial"/>
-          <w:b/>
+          <w:i/>
           <w:sz w:val="20"/>
         </w:rPr>
         <w:t>Fase III (Perancangan Arsitektur Dual Kalman Filter)</w:t>
@@ -1616,17 +1383,24 @@
       <w:r>
         <w:rPr>
           <w:rFonts w:ascii="Arial" w:hAnsi="Arial"/>
+          <w:sz w:val="20"/>
+        </w:rPr>
+        <w:t>Topside/Onboard Visual Target Kalman Filter</w:t>
+      </w:r>
+      <w:r>
+        <w:rPr>
+          <w:rFonts w:ascii="Arial" w:hAnsi="Arial"/>
           <w:i/>
           <w:sz w:val="20"/>
         </w:rPr>
-        <w:t xml:space="preserve">Topside/Onboard Visual Target </w:t>
-      </w:r>
-      <w:r>
-        <w:rPr>
-          <w:rFonts w:ascii="Arial" w:hAnsi="Arial"/>
-          <w:sz w:val="20"/>
-        </w:rPr>
-        <w:t>Kalman Filter</w:t>
+        <w:t>(`AUVVisualKalmanFilter`): Penapis linier diskrit 8-dimensi berbasis model percepatan derau putih kontinu (</w:t>
+      </w:r>
+      <w:r>
+        <w:rPr>
+          <w:rFonts w:ascii="Arial" w:hAnsi="Arial"/>
+          <w:sz w:val="20"/>
+        </w:rPr>
+        <w:t>Continuous White Noise Acceleration</w:t>
       </w:r>
       <w:r>
         <w:rPr>
@@ -1634,31 +1408,16 @@
           <w:b/>
           <w:sz w:val="20"/>
         </w:rPr>
-        <w:t xml:space="preserve"> (`AUVVisualKalmanFilter`): Penapis linier diskrit 8-dimensi berbasis model percepatan derau putih kontinu (</w:t>
-      </w:r>
-      <w:r>
-        <w:rPr>
-          <w:rFonts w:ascii="Arial" w:hAnsi="Arial"/>
-          <w:sz w:val="20"/>
-        </w:rPr>
-        <w:t>Continuous White Noise Acceleration</w:t>
-      </w:r>
-      <w:r>
-        <w:rPr>
-          <w:rFonts w:ascii="Arial" w:hAnsi="Arial"/>
-          <w:b/>
-          <w:sz w:val="20"/>
-        </w:rPr>
-        <w:t xml:space="preserve"> / CWNA) dengan kovariansi adaptif berbobot skor konfidensi YOLO $$\mathbf{R}_k(</w:t>
+        <w:t>/ CWNA) dengan kovariansi adaptif berbobot skor konfidensi YOLO $$\mathbf{R}_k(</w:t>
         <w:tab/>
-        <w:t xml:space="preserve">ext{conf})$$, validasi jarak inovasi Mahalanobis $$\chi^2(4)$$, dan mekanisme propagasi </w:t>
-      </w:r>
-      <w:r>
-        <w:rPr>
-          <w:rFonts w:ascii="Arial" w:hAnsi="Arial"/>
-          <w:sz w:val="20"/>
-        </w:rPr>
-        <w:t>dead-reckoning** saat terjadi oklusi visual [16], [17], [25].</w:t>
+        <w:t>ext{conf})$$, validasi jarak inovasi Mahalanobis $$\chi^2(4)$$, dan mekanisme propagasi</w:t>
+      </w:r>
+      <w:r>
+        <w:rPr>
+          <w:rFonts w:ascii="Arial" w:hAnsi="Arial"/>
+          <w:sz w:val="20"/>
+        </w:rPr>
+        <w:t>dead-reckoning saat terjadi oklusi visual [16], [17], [25].</w:t>
       </w:r>
     </w:p>
     <w:p>
@@ -1675,32 +1434,24 @@
       <w:r>
         <w:rPr>
           <w:rFonts w:ascii="Arial" w:hAnsi="Arial"/>
+          <w:sz w:val="20"/>
+        </w:rPr>
+        <w:t>Subsea Hydrodynamic Dynamics Extended Kalman Filter</w:t>
+      </w:r>
+      <w:r>
+        <w:rPr>
+          <w:rFonts w:ascii="Arial" w:hAnsi="Arial"/>
           <w:i/>
           <w:sz w:val="20"/>
         </w:rPr>
-        <w:t xml:space="preserve">Subsea Hydrodynamic Dynamics </w:t>
-      </w:r>
-      <w:r>
-        <w:rPr>
-          <w:rFonts w:ascii="Arial" w:hAnsi="Arial"/>
-          <w:sz w:val="20"/>
-        </w:rPr>
-        <w:t>Extended Kalman Filter*</w:t>
-      </w:r>
-      <w:r>
-        <w:rPr>
-          <w:rFonts w:ascii="Arial" w:hAnsi="Arial"/>
-          <w:i/>
-          <w:sz w:val="20"/>
-        </w:rPr>
-        <w:t xml:space="preserve"> (`AUVDynamicsKalmanFilter`): Penapis non-linier 6-DOF yang menggabungkan pembacaan sensor inersia Pixhawk dan sensor tekanan kedalaman dengan model kinetika Fossen, dilengkapi pengamat gangguan arus laut (</w:t>
-      </w:r>
-      <w:r>
-        <w:rPr>
-          <w:rFonts w:ascii="Arial" w:hAnsi="Arial"/>
-          <w:sz w:val="20"/>
-        </w:rPr>
-        <w:t>ocean current disturbance observer*) [7], [18], [29].</w:t>
+        <w:t>(`AUVDynamicsKalmanFilter`): Penapis non-linier 6-DOF yang menggabungkan pembacaan sensor inersia Pixhawk dan sensor tekanan kedalaman dengan model kinetika Fossen, dilengkapi pengamat gangguan arus laut (</w:t>
+      </w:r>
+      <w:r>
+        <w:rPr>
+          <w:rFonts w:ascii="Arial" w:hAnsi="Arial"/>
+          <w:sz w:val="20"/>
+        </w:rPr>
+        <w:t>ocean current disturbance observer) [7], [18], [29].</w:t>
       </w:r>
     </w:p>
     <w:p>
@@ -1717,7 +1468,7 @@
       <w:r>
         <w:rPr>
           <w:rFonts w:ascii="Arial" w:hAnsi="Arial"/>
-          <w:b/>
+          <w:i/>
           <w:sz w:val="20"/>
         </w:rPr>
         <w:t>Fase IV (Simulasi Software-In-The-Loop / SITL)</w:t>
@@ -1741,7 +1492,7 @@
           <w:rFonts w:ascii="Arial" w:hAnsi="Arial"/>
           <w:sz w:val="20"/>
         </w:rPr>
-        <w:t xml:space="preserve">) dan </w:t>
+        <w:t>) dan Robot Operating System</w:t>
       </w:r>
       <w:r>
         <w:rPr>
@@ -1749,14 +1500,14 @@
           <w:i/>
           <w:sz w:val="20"/>
         </w:rPr>
-        <w:t>Robot Operating System</w:t>
-      </w:r>
-      <w:r>
-        <w:rPr>
-          <w:rFonts w:ascii="Arial" w:hAnsi="Arial"/>
-          <w:sz w:val="20"/>
-        </w:rPr>
-        <w:t xml:space="preserve"> (ROS 2 Jazzy Jalisco) [14], [31]. Wahana BlueROV2 Heavy dimodelkan dalam format </w:t>
+        <w:t>(ROS 2 Jazzy Jalisco) [14], [31]. Wahana BlueROV2 Heavy dimodelkan dalam format</w:t>
+      </w:r>
+      <w:r>
+        <w:rPr>
+          <w:rFonts w:ascii="Arial" w:hAnsi="Arial"/>
+          <w:sz w:val="20"/>
+        </w:rPr>
+        <w:t>Simulation Description Format</w:t>
       </w:r>
       <w:r>
         <w:rPr>
@@ -1764,29 +1515,14 @@
           <w:i/>
           <w:sz w:val="20"/>
         </w:rPr>
-        <w:t>Simulation Description Format</w:t>
-      </w:r>
-      <w:r>
-        <w:rPr>
-          <w:rFonts w:ascii="Arial" w:hAnsi="Arial"/>
-          <w:sz w:val="20"/>
-        </w:rPr>
-        <w:t xml:space="preserve"> (SDF) lengkap dengan plugin hidrodinamika dan daya apung. Sistem kendali dieksekusi melalui ArduSub SITL dengan model </w:t>
-      </w:r>
-      <w:r>
-        <w:rPr>
-          <w:rFonts w:ascii="Arial" w:hAnsi="Arial"/>
-          <w:i/>
-          <w:sz w:val="20"/>
-        </w:rPr>
-        <w:t>frame</w:t>
-      </w:r>
-      <w:r>
-        <w:rPr>
-          <w:rFonts w:ascii="Arial" w:hAnsi="Arial"/>
-          <w:sz w:val="20"/>
-        </w:rPr>
-        <w:t xml:space="preserve"> </w:t>
+        <w:t>(SDF) lengkap dengan plugin hidrodinamika dan daya apung. Sistem kendali dieksekusi melalui ArduSub SITL dengan model</w:t>
+      </w:r>
+      <w:r>
+        <w:rPr>
+          <w:rFonts w:ascii="Arial" w:hAnsi="Arial"/>
+          <w:sz w:val="20"/>
+        </w:rPr>
+        <w:t xml:space="preserve">frame </w:t>
       </w:r>
       <w:r>
         <w:rPr>
@@ -1817,7 +1553,7 @@
       <w:r>
         <w:rPr>
           <w:rFonts w:ascii="Arial" w:hAnsi="Arial"/>
-          <w:b/>
+          <w:i/>
           <w:sz w:val="20"/>
         </w:rPr>
         <w:t>Fase V (Integrasi Hardware-In-The-Loop / HITL)</w:t>
@@ -1825,14 +1561,15 @@
       <w:r>
         <w:rPr>
           <w:rFonts w:ascii="Arial" w:hAnsi="Arial"/>
-          <w:sz w:val="20"/>
-        </w:rPr>
-        <w:t xml:space="preserve">: Mengintegrasikan perangkat keras fisik wahana ke dalam lingkungan komputasi permukaan melalui kabel tether Ethernet subsea [2], [14]. </w:t>
-      </w:r>
-      <w:r>
-        <w:rPr>
-          <w:rFonts w:ascii="Arial" w:hAnsi="Arial"/>
-          <w:b/>
+          <w:i/>
+          <w:sz w:val="20"/>
+        </w:rPr>
+        <w:t>: Mengintegrasikan perangkat keras fisik wahana ke dalam lingkungan komputasi permukaan melalui kabel tether Ethernet subsea [2], [14].</w:t>
+      </w:r>
+      <w:r>
+        <w:rPr>
+          <w:rFonts w:ascii="Arial" w:hAnsi="Arial"/>
+          <w:i/>
           <w:sz w:val="20"/>
         </w:rPr>
         <w:t>Companion computer</w:t>
@@ -1842,7 +1579,7 @@
           <w:rFonts w:ascii="Arial" w:hAnsi="Arial"/>
           <w:sz w:val="20"/>
         </w:rPr>
-        <w:t xml:space="preserve"> Raspberry Pi 4B menjalankan BlueOS untuk mengalirkan citra kamera terkompresi H.264 melalui protokol UDP dan mengekspos telemetri sensor internal Pixhawk 2.4.8 (IMU MPU6000/LSM303D) serta sensor tekanan subsea Bar30 MS5837 melalui BlueOS </w:t>
+        <w:t xml:space="preserve"> Raspberry Pi 4B menjalankan BlueOS untuk mengalirkan citra kamera terkompresi H.264 melalui protokol UDP dan mengekspos telemetri sensor internal Pixhawk 2.4.8 (IMU MPU6000/LSM303D) serta sensor tekanan subsea Bar30 MS5837 melalui BlueOS mavlink2rest</w:t>
       </w:r>
       <w:r>
         <w:rPr>
@@ -1850,46 +1587,18 @@
           <w:i/>
           <w:sz w:val="20"/>
         </w:rPr>
-        <w:t>mavlink2rest</w:t>
-      </w:r>
-      <w:r>
-        <w:rPr>
-          <w:rFonts w:ascii="Arial" w:hAnsi="Arial"/>
-          <w:sz w:val="20"/>
-        </w:rPr>
-        <w:t xml:space="preserve"> REST API pada frekuensi </w:t>
-      </w:r>
-      <w:r>
-        <w:rPr>
-          <w:rFonts w:ascii="Arial" w:hAnsi="Arial"/>
-          <w:sz w:val="20"/>
-        </w:rPr>
-        <w:t>$$50</w:t>
+        <w:t>REST API pada frekuensi $$50</w:t>
         <w:tab/>
-        <w:t>ext{ Hz}$$</w:t>
-      </w:r>
-      <w:r>
-        <w:rPr>
-          <w:rFonts w:ascii="Arial" w:hAnsi="Arial"/>
-          <w:sz w:val="20"/>
-        </w:rPr>
-        <w:t xml:space="preserve"> (</w:t>
-      </w:r>
-      <w:r>
-        <w:rPr>
-          <w:rFonts w:ascii="Arial" w:hAnsi="Arial"/>
-          <w:sz w:val="20"/>
-        </w:rPr>
-        <w:t>$$\Delta t = 20</w:t>
+        <w:t>ext{ Hz}$$ ($$\Delta t = 20</w:t>
         <w:tab/>
-        <w:t>ext{ ms}$$</w:t>
-      </w:r>
-      <w:r>
-        <w:rPr>
-          <w:rFonts w:ascii="Arial" w:hAnsi="Arial"/>
-          <w:sz w:val="20"/>
-        </w:rPr>
-        <w:t>). Komputer permukaan (</w:t>
+        <w:t>ext{ ms}$$). Komputer permukaan (</w:t>
+      </w:r>
+      <w:r>
+        <w:rPr>
+          <w:rFonts w:ascii="Arial" w:hAnsi="Arial"/>
+          <w:sz w:val="20"/>
+        </w:rPr>
+        <w:t>topside</w:t>
       </w:r>
       <w:r>
         <w:rPr>
@@ -1897,29 +1606,14 @@
           <w:i/>
           <w:sz w:val="20"/>
         </w:rPr>
-        <w:t>topside</w:t>
-      </w:r>
-      <w:r>
-        <w:rPr>
-          <w:rFonts w:ascii="Arial" w:hAnsi="Arial"/>
-          <w:sz w:val="20"/>
-        </w:rPr>
-        <w:t xml:space="preserve">) memproses deteksi objek YOLO26 World dan mengeksekusi penapis visual 8D, lalu mengirimkan setpoint kendali </w:t>
-      </w:r>
-      <w:r>
-        <w:rPr>
-          <w:rFonts w:ascii="Arial" w:hAnsi="Arial"/>
-          <w:i/>
-          <w:sz w:val="20"/>
-        </w:rPr>
-        <w:t>visual servoing</w:t>
-      </w:r>
-      <w:r>
-        <w:rPr>
-          <w:rFonts w:ascii="Arial" w:hAnsi="Arial"/>
-          <w:sz w:val="20"/>
-        </w:rPr>
-        <w:t xml:space="preserve"> kembali ke wahana melalui MAVLink.</w:t>
+        <w:t>) memproses deteksi objek YOLO26 World dan mengeksekusi penapis visual 8D, lalu mengirimkan setpoint kendali</w:t>
+      </w:r>
+      <w:r>
+        <w:rPr>
+          <w:rFonts w:ascii="Arial" w:hAnsi="Arial"/>
+          <w:sz w:val="20"/>
+        </w:rPr>
+        <w:t>visual servoing kembali ke wahana melalui MAVLink.</w:t>
       </w:r>
     </w:p>
     <w:p>
@@ -1936,7 +1630,7 @@
       <w:r>
         <w:rPr>
           <w:rFonts w:ascii="Arial" w:hAnsi="Arial"/>
-          <w:b/>
+          <w:i/>
           <w:sz w:val="20"/>
         </w:rPr>
         <w:t>Fase VI (Pengujian, Validasi, dan Evaluasi Kinerja)</w:t>
@@ -1946,22 +1640,7 @@
           <w:rFonts w:ascii="Arial" w:hAnsi="Arial"/>
           <w:sz w:val="20"/>
         </w:rPr>
-        <w:t>: Menjalankan serangkaian eksperimen terukur untuk mengevaluasi akurasi pelacakan visual target, kemampuan penapisan derau frekuensi tinggi, ketahanan terhadap oklusi target temporer, akurasi rekonstruksi kecepatan bodi 6-DOF, mitigasi momen Munk, serta latensi komputasi waktu nyata (*</w:t>
-      </w:r>
-      <w:r>
-        <w:rPr>
-          <w:rFonts w:ascii="Arial" w:hAnsi="Arial"/>
-          <w:i/>
-          <w:sz w:val="20"/>
-        </w:rPr>
-        <w:t>real-time</w:t>
-      </w:r>
-      <w:r>
-        <w:rPr>
-          <w:rFonts w:ascii="Arial" w:hAnsi="Arial"/>
-          <w:sz w:val="20"/>
-        </w:rPr>
-        <w:t xml:space="preserve"> execution profiling*).</w:t>
+        <w:t>: Menjalankan serangkaian eksperimen terukur untuk mengevaluasi akurasi pelacakan visual target, kemampuan penapisan derau frekuensi tinggi, ketahanan terhadap oklusi target temporer, akurasi rekonstruksi kecepatan bodi 6-DOF, mitigasi momen Munk, serta latensi komputasi waktu nyata (real-time execution profiling).</w:t>
       </w:r>
     </w:p>
     <w:p>
@@ -1996,19 +1675,11 @@
           <w:i/>
           <w:sz w:val="20"/>
         </w:rPr>
-        <w:t>AUVDynamicsKalmanFilter</w:t>
-      </w:r>
-      <w:r>
-        <w:rPr>
-          <w:rFonts w:ascii="Arial" w:hAnsi="Arial"/>
-          <w:sz w:val="20"/>
-        </w:rPr>
-        <w:t xml:space="preserve">) dan alokasi gaya dorong </w:t>
-      </w:r>
-      <w:r>
-        <w:rPr>
-          <w:rFonts w:ascii="Arial" w:hAnsi="Arial"/>
-          <w:b/>
+        <w:t>AUVDynamicsKalmanFilter) dan alokasi gaya dorong</w:t>
+      </w:r>
+      <w:r>
+        <w:rPr>
+          <w:rFonts w:ascii="Arial" w:hAnsi="Arial"/>
           <w:sz w:val="20"/>
         </w:rPr>
         <w:t>over-actuated</w:t>
@@ -2016,14 +1687,14 @@
       <w:r>
         <w:rPr>
           <w:rFonts w:ascii="Arial" w:hAnsi="Arial"/>
-          <w:sz w:val="20"/>
-        </w:rPr>
-        <w:t xml:space="preserve"> bergantung mutlak pada akurasi parameter fisik dan koefisien hidrodinamika wahana. Sub-bab ini merangkum identifikasi numerik dari parameter benda tegar (</w:t>
-      </w:r>
-      <w:r>
-        <w:rPr>
-          <w:rFonts w:ascii="Arial" w:hAnsi="Arial"/>
-          <w:b/>
+          <w:i/>
+          <w:sz w:val="20"/>
+        </w:rPr>
+        <w:t>bergantung mutlak pada akurasi parameter fisik dan koefisien hidrodinamika wahana. Sub-bab ini merangkum identifikasi numerik dari parameter benda tegar (</w:t>
+      </w:r>
+      <w:r>
+        <w:rPr>
+          <w:rFonts w:ascii="Arial" w:hAnsi="Arial"/>
           <w:sz w:val="20"/>
         </w:rPr>
         <w:t>rigid-body</w:t>
@@ -2031,6 +1702,7 @@
       <w:r>
         <w:rPr>
           <w:rFonts w:ascii="Arial" w:hAnsi="Arial"/>
+          <w:i/>
           <w:sz w:val="20"/>
         </w:rPr>
         <w:t>), massa tambah hidrodinamika (</w:t>
@@ -2038,7 +1710,6 @@
       <w:r>
         <w:rPr>
           <w:rFonts w:ascii="Arial" w:hAnsi="Arial"/>
-          <w:b/>
           <w:sz w:val="20"/>
         </w:rPr>
         <w:t>added mass</w:t>
@@ -2046,6 +1717,7 @@
       <w:r>
         <w:rPr>
           <w:rFonts w:ascii="Arial" w:hAnsi="Arial"/>
+          <w:i/>
           <w:sz w:val="20"/>
         </w:rPr>
         <w:t>), redaman fluida (</w:t>
@@ -2053,7 +1725,6 @@
       <w:r>
         <w:rPr>
           <w:rFonts w:ascii="Arial" w:hAnsi="Arial"/>
-          <w:b/>
           <w:sz w:val="20"/>
         </w:rPr>
         <w:t>hydrodynamic damping</w:t>
@@ -2061,6 +1732,7 @@
       <w:r>
         <w:rPr>
           <w:rFonts w:ascii="Arial" w:hAnsi="Arial"/>
+          <w:i/>
           <w:sz w:val="20"/>
         </w:rPr>
         <w:t>), gaya pemulih hidrostatis (</w:t>
@@ -2068,17 +1740,9 @@
       <w:r>
         <w:rPr>
           <w:rFonts w:ascii="Arial" w:hAnsi="Arial"/>
-          <w:b/>
-          <w:sz w:val="20"/>
-        </w:rPr>
-        <w:t>restoring forces</w:t>
-      </w:r>
-      <w:r>
-        <w:rPr>
-          <w:rFonts w:ascii="Arial" w:hAnsi="Arial"/>
-          <w:sz w:val="20"/>
-        </w:rPr>
-        <w:t>), serta geometri alokasi pendorong 8-motor BlueROV2 Heavy [1], [3], [7], [34].</w:t>
+          <w:sz w:val="20"/>
+        </w:rPr>
+        <w:t>restoring forces), serta geometri alokasi pendorong 8-motor BlueROV2 Heavy [1], [3], [7], [34].</w:t>
       </w:r>
     </w:p>
     <w:p>
@@ -2091,24 +1755,7 @@
           <w:b/>
           <w:sz w:val="20"/>
         </w:rPr>
-        <w:t>3.3.1 Parameter Fisik dan Properti Benda Tegar (*</w:t>
-      </w:r>
-      <w:r>
-        <w:rPr>
-          <w:rFonts w:ascii="Arial" w:hAnsi="Arial"/>
-          <w:b/>
-          <w:i/>
-          <w:sz w:val="20"/>
-        </w:rPr>
-        <w:t>Rigid-Body</w:t>
-      </w:r>
-      <w:r>
-        <w:rPr>
-          <w:rFonts w:ascii="Arial" w:hAnsi="Arial"/>
-          <w:b/>
-          <w:sz w:val="20"/>
-        </w:rPr>
-        <w:t xml:space="preserve"> Properties*)</w:t>
+        <w:t>3.3.1 Parameter Fisik dan Properti Benda Tegar (Rigid-Body Properties)</w:t>
       </w:r>
     </w:p>
     <w:p>
@@ -2137,41 +1784,27 @@
           <w:rFonts w:ascii="Arial" w:hAnsi="Arial"/>
           <w:sz w:val="20"/>
         </w:rPr>
-        <w:t xml:space="preserve"> BlueROV2 Heavy berbahan dasar tabung akrilik tahan tekanan tinggi dengan rangka struktural </w:t>
-      </w:r>
-      <w:r>
-        <w:rPr>
-          <w:rFonts w:ascii="Arial" w:hAnsi="Arial"/>
-          <w:i/>
-          <w:sz w:val="20"/>
-        </w:rPr>
-        <w:t>High-Density Polyethylene</w:t>
-      </w:r>
-      <w:r>
-        <w:rPr>
-          <w:rFonts w:ascii="Arial" w:hAnsi="Arial"/>
-          <w:sz w:val="20"/>
-        </w:rPr>
-        <w:t xml:space="preserve"> (HDPE) [3]. Parameter massa total, dimensi fisik, dan posisi pusat massa/apung ditabulasikan pada Tabel 3.1.</w:t>
+        <w:t xml:space="preserve"> BlueROV2 Heavy berbahan dasar tabung akrilik tahan tekanan tinggi dengan rangka struktural High-Density Polyethylene (HDPE) [3]. Parameter massa total, dimensi fisik, dan posisi pusat massa/apung ditabulasikan pada Tabel 3.1.</w:t>
       </w:r>
     </w:p>
     <w:p>
       <w:pPr>
-        <w:spacing w:before="160" w:after="60"/>
-      </w:pPr>
-      <w:r>
-        <w:rPr>
-          <w:rFonts w:ascii="Arial" w:hAnsi="Arial"/>
-          <w:b/>
-          <w:sz w:val="19"/>
+        <w:spacing w:after="80" w:line="276" w:lineRule="auto"/>
+        <w:ind w:firstLine="567"/>
+        <w:jc w:val="both"/>
+      </w:pPr>
+      <w:r>
+        <w:rPr>
+          <w:rFonts w:ascii="Arial" w:hAnsi="Arial"/>
+          <w:i/>
+          <w:sz w:val="20"/>
         </w:rPr>
         <w:t>Tabel 3.1</w:t>
       </w:r>
       <w:r>
         <w:rPr>
           <w:rFonts w:ascii="Arial" w:hAnsi="Arial"/>
-          <w:b/>
-          <w:sz w:val="19"/>
+          <w:sz w:val="20"/>
         </w:rPr>
         <w:t xml:space="preserve"> Parameter Fisik dan Properti Benda Tegar Wahana BlueROV2 Heavy</w:t>
       </w:r>
@@ -2521,22 +2154,7 @@
                 <w:rFonts w:ascii="Arial" w:hAnsi="Arial"/>
                 <w:sz w:val="17"/>
               </w:rPr>
-              <w:t>Panjang Total (</w:t>
-            </w:r>
-            <w:r>
-              <w:rPr>
-                <w:rFonts w:ascii="Arial" w:hAnsi="Arial"/>
-                <w:i/>
-                <w:sz w:val="17"/>
-              </w:rPr>
-              <w:t>Length</w:t>
-            </w:r>
-            <w:r>
-              <w:rPr>
-                <w:rFonts w:ascii="Arial" w:hAnsi="Arial"/>
-                <w:sz w:val="17"/>
-              </w:rPr>
-              <w:t>)</w:t>
+              <w:t>Panjang Total (Length)</w:t>
             </w:r>
           </w:p>
         </w:tc>
@@ -4184,7 +3802,7 @@
           <w:rFonts w:ascii="Arial" w:hAnsi="Arial"/>
           <w:sz w:val="20"/>
         </w:rPr>
-        <w:t>Gaya apung total (*</w:t>
+        <w:t>Gaya apung total (</w:t>
       </w:r>
       <w:r>
         <w:rPr>
@@ -4192,14 +3810,14 @@
           <w:i/>
           <w:sz w:val="20"/>
         </w:rPr>
-        <w:t>buoyancy</w:t>
-      </w:r>
-      <w:r>
-        <w:rPr>
-          <w:rFonts w:ascii="Arial" w:hAnsi="Arial"/>
-          <w:sz w:val="20"/>
-        </w:rPr>
-        <w:t xml:space="preserve"> force*) pada air tawar dan air laut adalah:</w:t>
+        <w:t>buoyancy force</w:t>
+      </w:r>
+      <w:r>
+        <w:rPr>
+          <w:rFonts w:ascii="Arial" w:hAnsi="Arial"/>
+          <w:sz w:val="20"/>
+        </w:rPr>
+        <w:t>) pada air tawar dan air laut adalah:</w:t>
       </w:r>
     </w:p>
     <w:p>
@@ -4339,14 +3957,46 @@
           <w:i/>
           <w:sz w:val="20"/>
         </w:rPr>
-        <w:t xml:space="preserve">positive </w:t>
-      </w:r>
-      <w:r>
-        <w:rPr>
-          <w:rFonts w:ascii="Arial" w:hAnsi="Arial"/>
-          <w:sz w:val="20"/>
-        </w:rPr>
-        <w:t>buoyancy*</w:t>
+        <w:t>positive buoyancy</w:t>
+      </w:r>
+      <w:r>
+        <w:rPr>
+          <w:rFonts w:ascii="Arial" w:hAnsi="Arial"/>
+          <w:sz w:val="20"/>
+        </w:rPr>
+        <w:t xml:space="preserve">) yang terukur sebesar </w:t>
+      </w:r>
+      <w:r>
+        <w:rPr>
+          <w:rFonts w:ascii="Arial" w:hAnsi="Arial"/>
+          <w:sz w:val="20"/>
+        </w:rPr>
+        <w:t>$$+1.962</w:t>
+        <w:tab/>
+        <w:t>ext{ N}$$</w:t>
+      </w:r>
+      <w:r>
+        <w:rPr>
+          <w:rFonts w:ascii="Arial" w:hAnsi="Arial"/>
+          <w:sz w:val="20"/>
+        </w:rPr>
+        <w:t xml:space="preserve"> (pada air tawar) dan </w:t>
+      </w:r>
+      <w:r>
+        <w:rPr>
+          <w:rFonts w:ascii="Arial" w:hAnsi="Arial"/>
+          <w:sz w:val="20"/>
+        </w:rPr>
+        <w:t>$$+5.198</w:t>
+        <w:tab/>
+        <w:t>ext{ N}$$</w:t>
+      </w:r>
+      <w:r>
+        <w:rPr>
+          <w:rFonts w:ascii="Arial" w:hAnsi="Arial"/>
+          <w:sz w:val="20"/>
+        </w:rPr>
+        <w:t xml:space="preserve"> (pada air laut). Karakteristik </w:t>
       </w:r>
       <w:r>
         <w:rPr>
@@ -4354,49 +4004,14 @@
           <w:i/>
           <w:sz w:val="20"/>
         </w:rPr>
-        <w:t>) yang terukur sebesar $$+1.962</w:t>
-        <w:tab/>
-        <w:t>ext{ N}$$ (pada air tawar) dan $$+5.198</w:t>
-        <w:tab/>
-        <w:t xml:space="preserve">ext{ N}$$ (pada air laut). Karakteristik </w:t>
-      </w:r>
-      <w:r>
-        <w:rPr>
-          <w:rFonts w:ascii="Arial" w:hAnsi="Arial"/>
-          <w:sz w:val="20"/>
-        </w:rPr>
-        <w:t xml:space="preserve">positive </w:t>
-      </w:r>
-      <w:r>
-        <w:rPr>
-          <w:rFonts w:ascii="Arial" w:hAnsi="Arial"/>
-          <w:i/>
-          <w:sz w:val="20"/>
-        </w:rPr>
-        <w:t>buoyancy</w:t>
-      </w:r>
-      <w:r>
-        <w:rPr>
-          <w:rFonts w:ascii="Arial" w:hAnsi="Arial"/>
-          <w:i/>
-          <w:sz w:val="20"/>
-        </w:rPr>
-        <w:t xml:space="preserve"> ini merupakan persyaratan keselamatan esensial pada robotika bawah air (</w:t>
-      </w:r>
-      <w:r>
-        <w:rPr>
-          <w:rFonts w:ascii="Arial" w:hAnsi="Arial"/>
-          <w:i/>
-          <w:sz w:val="20"/>
-        </w:rPr>
-        <w:t>fail-safe</w:t>
-      </w:r>
-      <w:r>
-        <w:rPr>
-          <w:rFonts w:ascii="Arial" w:hAnsi="Arial"/>
-          <w:sz w:val="20"/>
-        </w:rPr>
-        <w:t xml:space="preserve"> design*), sehingga wahana akan mengapung secara pasif ke permukaan apabila terjadi kegagalan daya baterai total [3], [7].</w:t>
+        <w:t>positive buoyancy</w:t>
+      </w:r>
+      <w:r>
+        <w:rPr>
+          <w:rFonts w:ascii="Arial" w:hAnsi="Arial"/>
+          <w:sz w:val="20"/>
+        </w:rPr>
+        <w:t xml:space="preserve"> ini merupakan persyaratan keselamatan esensial pada robotika bawah air (fail-safe design), sehingga wahana akan mengapung secara pasif ke permukaan apabila terjadi kegagalan daya baterai total [3], [7].</w:t>
       </w:r>
     </w:p>
     <w:p>
@@ -4463,7 +4078,7 @@
       <w:r>
         <w:rPr>
           <w:rFonts w:ascii="Arial" w:hAnsi="Arial"/>
-          <w:b/>
+          <w:i/>
           <w:sz w:val="20"/>
         </w:rPr>
         <w:t>Roll</w:t>
@@ -4471,28 +4086,15 @@
       <w:r>
         <w:rPr>
           <w:rFonts w:ascii="Arial" w:hAnsi="Arial"/>
-          <w:sz w:val="20"/>
-        </w:rPr>
-        <w:t xml:space="preserve"> (</w:t>
-      </w:r>
-      <w:r>
-        <w:rPr>
-          <w:rFonts w:ascii="Arial" w:hAnsi="Arial"/>
-          <w:sz w:val="20"/>
-        </w:rPr>
-        <w:t>$$\phi$$</w:t>
-      </w:r>
-      <w:r>
-        <w:rPr>
-          <w:rFonts w:ascii="Arial" w:hAnsi="Arial"/>
-          <w:sz w:val="20"/>
-        </w:rPr>
-        <w:t xml:space="preserve">) dan </w:t>
-      </w:r>
-      <w:r>
-        <w:rPr>
-          <w:rFonts w:ascii="Arial" w:hAnsi="Arial"/>
-          <w:b/>
+          <w:i/>
+          <w:sz w:val="20"/>
+        </w:rPr>
+        <w:t>($$\phi$$) dan</w:t>
+      </w:r>
+      <w:r>
+        <w:rPr>
+          <w:rFonts w:ascii="Arial" w:hAnsi="Arial"/>
+          <w:i/>
           <w:sz w:val="20"/>
         </w:rPr>
         <w:t>Pitch</w:t>
@@ -4717,24 +4319,7 @@
           <w:b/>
           <w:sz w:val="20"/>
         </w:rPr>
-        <w:t>3.3.2 Estimasi Derivatif Massa Tambah Hidrodinamika (</w:t>
-      </w:r>
-      <w:r>
-        <w:rPr>
-          <w:rFonts w:ascii="Arial" w:hAnsi="Arial"/>
-          <w:b/>
-          <w:i/>
-          <w:sz w:val="20"/>
-        </w:rPr>
-        <w:t xml:space="preserve">Hydrodynamic </w:t>
-      </w:r>
-      <w:r>
-        <w:rPr>
-          <w:rFonts w:ascii="Arial" w:hAnsi="Arial"/>
-          <w:b/>
-          <w:sz w:val="20"/>
-        </w:rPr>
-        <w:t>Added Mass**)</w:t>
+        <w:t>3.3.2 Estimasi Derivatif Massa Tambah Hidrodinamika (Hydrodynamic Added Mass)</w:t>
       </w:r>
     </w:p>
     <w:p>
@@ -4778,22 +4363,7 @@
           <w:rFonts w:ascii="Arial" w:hAnsi="Arial"/>
           <w:sz w:val="20"/>
         </w:rPr>
-        <w:t xml:space="preserve"> mendekati simetris), suku-suku kopling silang di luar diagonal bernilai sangat kecil dibandingkan suku diagonal utamanya [31], [34]. Derivatif massa tambah hidrodinamika ditentukan berdasarkan hasil identifikasi eksperimental PMM dan analisis komputasi fluida (CFD) yang telah divalidasi oleh pengujian eksperimental </w:t>
-      </w:r>
-      <w:r>
-        <w:rPr>
-          <w:rFonts w:ascii="Arial" w:hAnsi="Arial"/>
-          <w:i/>
-          <w:sz w:val="20"/>
-        </w:rPr>
-        <w:t>Planar Motion Mechanism</w:t>
-      </w:r>
-      <w:r>
-        <w:rPr>
-          <w:rFonts w:ascii="Arial" w:hAnsi="Arial"/>
-          <w:sz w:val="20"/>
-        </w:rPr>
-        <w:t xml:space="preserve"> (PMM) dan survei literatur wahana kelas BlueROV2 [1], [4], [7], [12], [26], [28], [31], [34], [37]:</w:t>
+        <w:t xml:space="preserve"> mendekati simetris), suku-suku kopling silang di luar diagonal bernilai sangat kecil dibandingkan suku diagonal utamanya [31], [34]. Derivatif massa tambah hidrodinamika ditentukan berdasarkan hasil identifikasi eksperimental PMM dan analisis komputasi fluida (CFD) yang telah divalidasi oleh pengujian eksperimental Planar Motion Mechanism (PMM) dan survei literatur wahana kelas BlueROV2 [1], [4], [7], [12], [26], [28], [31], [34], [37]:</w:t>
       </w:r>
     </w:p>
     <w:p>
@@ -4842,21 +4412,22 @@
     </w:p>
     <w:p>
       <w:pPr>
-        <w:spacing w:before="160" w:after="60"/>
-      </w:pPr>
-      <w:r>
-        <w:rPr>
-          <w:rFonts w:ascii="Arial" w:hAnsi="Arial"/>
-          <w:b/>
-          <w:sz w:val="19"/>
+        <w:spacing w:after="80" w:line="276" w:lineRule="auto"/>
+        <w:ind w:firstLine="567"/>
+        <w:jc w:val="both"/>
+      </w:pPr>
+      <w:r>
+        <w:rPr>
+          <w:rFonts w:ascii="Arial" w:hAnsi="Arial"/>
+          <w:i/>
+          <w:sz w:val="20"/>
         </w:rPr>
         <w:t>Tabel 3.2</w:t>
       </w:r>
       <w:r>
         <w:rPr>
           <w:rFonts w:ascii="Arial" w:hAnsi="Arial"/>
-          <w:b/>
-          <w:sz w:val="19"/>
+          <w:sz w:val="20"/>
         </w:rPr>
         <w:t xml:space="preserve"> Koefisien Derivatif Massa Tambah Hidrodinamika Wahana</w:t>
       </w:r>
@@ -6072,7 +5643,7 @@
       <w:r>
         <w:rPr>
           <w:rFonts w:ascii="Arial" w:hAnsi="Arial"/>
-          <w:b/>
+          <w:i/>
           <w:sz w:val="20"/>
         </w:rPr>
         <w:t>yaw</w:t>
@@ -6296,7 +5867,7 @@
           <w:rFonts w:ascii="Arial" w:hAnsi="Arial"/>
           <w:sz w:val="20"/>
         </w:rPr>
-        <w:t>) untuk aliran laminer kecepatan rendah dan redaman bentuk kuadratik non-linier (</w:t>
+        <w:t>) untuk aliran laminer kecepatan rendah dan redaman bentuk kuadratik non-linier (quadratic form drag</w:t>
       </w:r>
       <w:r>
         <w:rPr>
@@ -6304,43 +5875,14 @@
           <w:i/>
           <w:sz w:val="20"/>
         </w:rPr>
-        <w:t>quadratic form drag</w:t>
-      </w:r>
-      <w:r>
-        <w:rPr>
-          <w:rFonts w:ascii="Arial" w:hAnsi="Arial"/>
-          <w:sz w:val="20"/>
-        </w:rPr>
-        <w:t xml:space="preserve"> </w:t>
-      </w:r>
-      <w:r>
-        <w:rPr>
-          <w:rFonts w:ascii="Arial" w:hAnsi="Arial"/>
-          <w:sz w:val="20"/>
-        </w:rPr>
-        <w:t>$$\mathbf{D}_{NL}$$</w:t>
-      </w:r>
-      <w:r>
-        <w:rPr>
-          <w:rFonts w:ascii="Arial" w:hAnsi="Arial"/>
-          <w:sz w:val="20"/>
-        </w:rPr>
-        <w:t>) akibat pusaran turbulen (</w:t>
-      </w:r>
-      <w:r>
-        <w:rPr>
-          <w:rFonts w:ascii="Arial" w:hAnsi="Arial"/>
-          <w:i/>
-          <w:sz w:val="20"/>
-        </w:rPr>
-        <w:t>vortex shedding</w:t>
-      </w:r>
-      <w:r>
-        <w:rPr>
-          <w:rFonts w:ascii="Arial" w:hAnsi="Arial"/>
-          <w:sz w:val="20"/>
-        </w:rPr>
-        <w:t>) di sekitar struktur kerangka terbuka [7], [31], [34]:</w:t>
+        <w:t>$$\mathbf{D}_{NL}$$) akibat pusaran turbulen (</w:t>
+      </w:r>
+      <w:r>
+        <w:rPr>
+          <w:rFonts w:ascii="Arial" w:hAnsi="Arial"/>
+          <w:sz w:val="20"/>
+        </w:rPr>
+        <w:t>vortex shedding) di sekitar struktur kerangka terbuka [7], [31], [34]:</w:t>
       </w:r>
     </w:p>
     <w:p>
@@ -6489,21 +6031,22 @@
     </w:p>
     <w:p>
       <w:pPr>
-        <w:spacing w:before="160" w:after="60"/>
-      </w:pPr>
-      <w:r>
-        <w:rPr>
-          <w:rFonts w:ascii="Arial" w:hAnsi="Arial"/>
-          <w:b/>
-          <w:sz w:val="19"/>
+        <w:spacing w:after="80" w:line="276" w:lineRule="auto"/>
+        <w:ind w:firstLine="567"/>
+        <w:jc w:val="both"/>
+      </w:pPr>
+      <w:r>
+        <w:rPr>
+          <w:rFonts w:ascii="Arial" w:hAnsi="Arial"/>
+          <w:i/>
+          <w:sz w:val="20"/>
         </w:rPr>
         <w:t>Tabel 3.3</w:t>
       </w:r>
       <w:r>
         <w:rPr>
           <w:rFonts w:ascii="Arial" w:hAnsi="Arial"/>
-          <w:b/>
-          <w:sz w:val="19"/>
+          <w:sz w:val="20"/>
         </w:rPr>
         <w:t xml:space="preserve"> Koefisien Redaman Hidrodinamika Linier dan Kuadratik Wahana</w:t>
       </w:r>
@@ -10367,7 +9910,7 @@
       <w:r>
         <w:rPr>
           <w:rFonts w:ascii="Arial" w:hAnsi="Arial"/>
-          <w:b/>
+          <w:i/>
           <w:sz w:val="20"/>
         </w:rPr>
         <w:t>Yaw</w:t>
@@ -10484,7 +10027,7 @@
       <w:r>
         <w:rPr>
           <w:rFonts w:ascii="Arial" w:hAnsi="Arial"/>
-          <w:b/>
+          <w:i/>
           <w:sz w:val="20"/>
         </w:rPr>
         <w:t>real-time</w:t>
@@ -10582,22 +10125,7 @@
           <w:rFonts w:ascii="Arial" w:hAnsi="Arial"/>
           <w:sz w:val="20"/>
         </w:rPr>
-        <w:t>) dengan zona mati (</w:t>
-      </w:r>
-      <w:r>
-        <w:rPr>
-          <w:rFonts w:ascii="Arial" w:hAnsi="Arial"/>
-          <w:i/>
-          <w:sz w:val="20"/>
-        </w:rPr>
-        <w:t>deadband</w:t>
-      </w:r>
-      <w:r>
-        <w:rPr>
-          <w:rFonts w:ascii="Arial" w:hAnsi="Arial"/>
-          <w:sz w:val="20"/>
-        </w:rPr>
-        <w:t xml:space="preserve">) nominal </w:t>
+        <w:t xml:space="preserve">) dengan zona mati (deadband) nominal </w:t>
       </w:r>
       <w:r>
         <w:rPr>
@@ -10809,7 +10337,7 @@
       <w:r>
         <w:rPr>
           <w:rFonts w:ascii="Arial" w:hAnsi="Arial"/>
-          <w:b/>
+          <w:i/>
           <w:sz w:val="20"/>
         </w:rPr>
         <w:t>Software-In-The-Loop</w:t>
@@ -10817,24 +10345,17 @@
       <w:r>
         <w:rPr>
           <w:rFonts w:ascii="Arial" w:hAnsi="Arial"/>
-          <w:sz w:val="20"/>
-        </w:rPr>
-        <w:t xml:space="preserve"> (SITL) dibangun untuk memvalidasi algoritma estimasi </w:t>
-      </w:r>
-      <w:r>
-        <w:rPr>
-          <w:rFonts w:ascii="Arial" w:hAnsi="Arial"/>
           <w:i/>
           <w:sz w:val="20"/>
         </w:rPr>
-        <w:t xml:space="preserve">Dual </w:t>
-      </w:r>
-      <w:r>
-        <w:rPr>
-          <w:rFonts w:ascii="Arial" w:hAnsi="Arial"/>
-          <w:sz w:val="20"/>
-        </w:rPr>
-        <w:t>Kalman Filter*</w:t>
+        <w:t>(SITL) dibangun untuk memvalidasi algoritma estimasi</w:t>
+      </w:r>
+      <w:r>
+        <w:rPr>
+          <w:rFonts w:ascii="Arial" w:hAnsi="Arial"/>
+          <w:sz w:val="20"/>
+        </w:rPr>
+        <w:t xml:space="preserve">Dual Kalman Filter dan kinematika/dinamika 6-DOF secara komprehensif di lingkungan simulasi hidrodinamika virtual sebelum diimplementasikan pada perangkat keras fisik, sejalan dengan metodologi </w:t>
       </w:r>
       <w:r>
         <w:rPr>
@@ -10842,37 +10363,14 @@
           <w:i/>
           <w:sz w:val="20"/>
         </w:rPr>
-        <w:t xml:space="preserve"> dan kinematika/dinamika 6-DOF secara komprehensif di lingkungan simulasi hidrodinamika virtual sebelum diimplementasikan pada perangkat keras fisik, sejalan dengan metodologi </w:t>
-      </w:r>
-      <w:r>
-        <w:rPr>
-          <w:rFonts w:ascii="Arial" w:hAnsi="Arial"/>
-          <w:sz w:val="20"/>
-        </w:rPr>
-        <w:t>simulation-driven</w:t>
-      </w:r>
-      <w:r>
-        <w:rPr>
-          <w:rFonts w:ascii="Arial" w:hAnsi="Arial"/>
-          <w:i/>
-          <w:sz w:val="20"/>
-        </w:rPr>
-        <w:t xml:space="preserve"> dan validasi </w:t>
-      </w:r>
-      <w:r>
-        <w:rPr>
-          <w:rFonts w:ascii="Arial" w:hAnsi="Arial"/>
-          <w:i/>
-          <w:sz w:val="20"/>
-        </w:rPr>
-        <w:t>digital twin</w:t>
-      </w:r>
-      <w:r>
-        <w:rPr>
-          <w:rFonts w:ascii="Arial" w:hAnsi="Arial"/>
-          <w:sz w:val="20"/>
-        </w:rPr>
-        <w:t>* yang dirumuskan oleh Karras dkk. (2024) serta Mari dkk. (2026) [14], [15], [19], [21], [31].</w:t>
+        <w:t>simulation-driven dan validasi</w:t>
+      </w:r>
+      <w:r>
+        <w:rPr>
+          <w:rFonts w:ascii="Arial" w:hAnsi="Arial"/>
+          <w:sz w:val="20"/>
+        </w:rPr>
+        <w:t>digital twin yang dirumuskan oleh Karras dkk. (2024) serta Mari dkk. (2026) [14], [15], [19], [21], [31].</w:t>
       </w:r>
     </w:p>
     <w:p>
@@ -11002,7 +10500,7 @@
           <w:rFonts w:ascii="Arial" w:hAnsi="Arial"/>
           <w:sz w:val="20"/>
         </w:rPr>
-        <w:t xml:space="preserve"> versi 8.14) di bawah sistem operasi Ubuntu 24.04.4 LTS (Noble Numbat) [31]. Wahana BlueROV2 Heavy direpresentasikan dalam berkas deskripsi robotik </w:t>
+        <w:t xml:space="preserve"> versi 8.14) di bawah sistem operasi Ubuntu 24.04.4 LTS (Noble Numbat) [31]. Wahana BlueROV2 Heavy direpresentasikan dalam berkas deskripsi robotik Simulation Description Format</w:t>
       </w:r>
       <w:r>
         <w:rPr>
@@ -11010,29 +10508,14 @@
           <w:i/>
           <w:sz w:val="20"/>
         </w:rPr>
-        <w:t>Simulation Description Format</w:t>
-      </w:r>
-      <w:r>
-        <w:rPr>
-          <w:rFonts w:ascii="Arial" w:hAnsi="Arial"/>
-          <w:sz w:val="20"/>
-        </w:rPr>
-        <w:t xml:space="preserve"> (SDF) yang mendefinisikan geometri visual, geometri tumbukan (</w:t>
-      </w:r>
-      <w:r>
-        <w:rPr>
-          <w:rFonts w:ascii="Arial" w:hAnsi="Arial"/>
-          <w:i/>
-          <w:sz w:val="20"/>
-        </w:rPr>
-        <w:t>collision mesh</w:t>
-      </w:r>
-      <w:r>
-        <w:rPr>
-          <w:rFonts w:ascii="Arial" w:hAnsi="Arial"/>
-          <w:sz w:val="20"/>
-        </w:rPr>
-        <w:t>), properti inersia, serta plugin fisika fluida:</w:t>
+        <w:t>(SDF) yang mendefinisikan geometri visual, geometri tumbukan (</w:t>
+      </w:r>
+      <w:r>
+        <w:rPr>
+          <w:rFonts w:ascii="Arial" w:hAnsi="Arial"/>
+          <w:sz w:val="20"/>
+        </w:rPr>
+        <w:t>collision mesh), properti inersia, serta plugin fisika fluida:</w:t>
       </w:r>
     </w:p>
     <w:p>
@@ -11049,7 +10532,7 @@
       <w:r>
         <w:rPr>
           <w:rFonts w:ascii="Arial" w:hAnsi="Arial"/>
-          <w:b/>
+          <w:i/>
           <w:sz w:val="20"/>
         </w:rPr>
         <w:t>Plugin Daya Apung (`gz-sim-buoyancy-system`)</w:t>
@@ -11076,7 +10559,7 @@
       <w:r>
         <w:rPr>
           <w:rFonts w:ascii="Arial" w:hAnsi="Arial"/>
-          <w:b/>
+          <w:i/>
           <w:sz w:val="20"/>
         </w:rPr>
         <w:t>Plugin Hidrodinamika (`gz-sim-hydrodynamics-system`)</w:t>
@@ -11086,22 +10569,7 @@
           <w:rFonts w:ascii="Arial" w:hAnsi="Arial"/>
           <w:sz w:val="20"/>
         </w:rPr>
-        <w:t>: Mengimplementasikan model persamaan gerak Fossen (2021) secara langsung di dalam inti mesin fisika (</w:t>
-      </w:r>
-      <w:r>
-        <w:rPr>
-          <w:rFonts w:ascii="Arial" w:hAnsi="Arial"/>
-          <w:i/>
-          <w:sz w:val="20"/>
-        </w:rPr>
-        <w:t>physics engine</w:t>
-      </w:r>
-      <w:r>
-        <w:rPr>
-          <w:rFonts w:ascii="Arial" w:hAnsi="Arial"/>
-          <w:sz w:val="20"/>
-        </w:rPr>
-        <w:t>) Gazebo [7]. Parameter massa tambah (</w:t>
+        <w:t>: Mengimplementasikan model persamaan gerak Fossen (2021) secara langsung di dalam inti mesin fisika (physics engine) Gazebo [7]. Parameter massa tambah (</w:t>
       </w:r>
       <w:r>
         <w:rPr>
@@ -11146,7 +10614,7 @@
       <w:r>
         <w:rPr>
           <w:rFonts w:ascii="Arial" w:hAnsi="Arial"/>
-          <w:b/>
+          <w:i/>
           <w:sz w:val="20"/>
         </w:rPr>
         <w:t>Plugin `ardupilot_gazebo`</w:t>
@@ -11156,22 +10624,7 @@
           <w:rFonts w:ascii="Arial" w:hAnsi="Arial"/>
           <w:sz w:val="20"/>
         </w:rPr>
-        <w:t>: Bertindak sebagai jembatan komunikasi antara model fisik Gazebo dan perangkat lunak autopilot ArduSub [21]. Plugin ini membaca kecepatan putar motor pendorong dari paket JSON ArduSub, menerapkannya sebagai vektor gaya dorong pada model wahana di Gazebo, membaca kembali data sensor virtual (IMU, barometer tekanan kedalaman), dan mengirimkannya kembali ke ArduSub dengan sinkronisasi waktu langkah (</w:t>
-      </w:r>
-      <w:r>
-        <w:rPr>
-          <w:rFonts w:ascii="Arial" w:hAnsi="Arial"/>
-          <w:i/>
-          <w:sz w:val="20"/>
-        </w:rPr>
-        <w:t>lockstep simulation</w:t>
-      </w:r>
-      <w:r>
-        <w:rPr>
-          <w:rFonts w:ascii="Arial" w:hAnsi="Arial"/>
-          <w:sz w:val="20"/>
-        </w:rPr>
-        <w:t xml:space="preserve">) pada frekuensi </w:t>
+        <w:t xml:space="preserve">: Bertindak sebagai jembatan komunikasi antara model fisik Gazebo dan perangkat lunak autopilot ArduSub [21]. Plugin ini membaca kecepatan putar motor pendorong dari paket JSON ArduSub, menerapkannya sebagai vektor gaya dorong pada model wahana di Gazebo, membaca kembali data sensor virtual (IMU, barometer tekanan kedalaman), dan mengirimkannya kembali ke ArduSub dengan sinkronisasi waktu langkah (lockstep simulation) pada frekuensi </w:t>
       </w:r>
       <w:r>
         <w:rPr>
@@ -11332,7 +10785,7 @@
           <w:rFonts w:ascii="Arial" w:hAnsi="Arial"/>
           <w:sz w:val="20"/>
         </w:rPr>
-        <w:t xml:space="preserve"> secara khusus mengonfigurasi ArduSub untuk menggunakan kerangka alokasi 8-pendorong dengan kendali aktif 6 derajat kebebasan penuh [21]. ArduSub SITL menjalankan estimator navigasi internal EKF3, loop kendali PID untuk penstabilan sudut orientasi (*</w:t>
+        <w:t xml:space="preserve"> secara khusus mengonfigurasi ArduSub untuk menggunakan kerangka alokasi 8-pendorong dengan kendali aktif 6 derajat kebebasan penuh [21]. ArduSub SITL menjalankan estimator navigasi internal EKF3, loop kendali PID untuk penstabilan sudut orientasi (</w:t>
       </w:r>
       <w:r>
         <w:rPr>
@@ -11340,14 +10793,14 @@
           <w:i/>
           <w:sz w:val="20"/>
         </w:rPr>
-        <w:t>attitude</w:t>
-      </w:r>
-      <w:r>
-        <w:rPr>
-          <w:rFonts w:ascii="Arial" w:hAnsi="Arial"/>
-          <w:sz w:val="20"/>
-        </w:rPr>
-        <w:t xml:space="preserve"> controller*), dan matriks alokasi pendorong untuk menghasilkan sinyal kendali motor pendorong.</w:t>
+        <w:t>attitude controller</w:t>
+      </w:r>
+      <w:r>
+        <w:rPr>
+          <w:rFonts w:ascii="Arial" w:hAnsi="Arial"/>
+          <w:sz w:val="20"/>
+        </w:rPr>
+        <w:t>), dan matriks alokasi pendorong untuk menghasilkan sinyal kendali motor pendorong.</w:t>
       </w:r>
     </w:p>
     <w:p>
@@ -11390,22 +10843,7 @@
           <w:rFonts w:ascii="Arial" w:hAnsi="Arial"/>
           <w:sz w:val="20"/>
         </w:rPr>
-        <w:t xml:space="preserve">Untuk memfasilitasi pertukaran data antara simulator Gazebo Harmonic dan ekosistem komputasi robotika, diimplementasikan jembatan komunikasi </w:t>
-      </w:r>
-      <w:r>
-        <w:rPr>
-          <w:rFonts w:ascii="Arial" w:hAnsi="Arial"/>
-          <w:i/>
-          <w:sz w:val="20"/>
-        </w:rPr>
-        <w:t>ros_gz_bridge</w:t>
-      </w:r>
-      <w:r>
-        <w:rPr>
-          <w:rFonts w:ascii="Arial" w:hAnsi="Arial"/>
-          <w:sz w:val="20"/>
-        </w:rPr>
-        <w:t xml:space="preserve"> pada distribusi ROS 2 Jazzy Jalisco [14]:</w:t>
+        <w:t>Untuk memfasilitasi pertukaran data antara simulator Gazebo Harmonic dan ekosistem komputasi robotika, diimplementasikan jembatan komunikasi ros_gz_bridge pada distribusi ROS 2 Jazzy Jalisco [14]:</w:t>
       </w:r>
     </w:p>
     <w:p>
@@ -11471,7 +10909,7 @@
       <w:r>
         <w:rPr>
           <w:rFonts w:ascii="Arial" w:hAnsi="Arial"/>
-          <w:b/>
+          <w:i/>
           <w:sz w:val="20"/>
         </w:rPr>
         <w:t>ground truth</w:t>
@@ -11655,7 +11093,7 @@
       <w:r>
         <w:rPr>
           <w:rFonts w:ascii="Arial" w:hAnsi="Arial"/>
-          <w:b/>
+          <w:i/>
           <w:sz w:val="20"/>
         </w:rPr>
         <w:t>flight controller</w:t>
@@ -11663,14 +11101,15 @@
       <w:r>
         <w:rPr>
           <w:rFonts w:ascii="Arial" w:hAnsi="Arial"/>
-          <w:sz w:val="20"/>
-        </w:rPr>
-        <w:t xml:space="preserve"> Pixhawk 2.4.8, </w:t>
-      </w:r>
-      <w:r>
-        <w:rPr>
-          <w:rFonts w:ascii="Arial" w:hAnsi="Arial"/>
-          <w:b/>
+          <w:i/>
+          <w:sz w:val="20"/>
+        </w:rPr>
+        <w:t>Pixhawk 2.4.8,</w:t>
+      </w:r>
+      <w:r>
+        <w:rPr>
+          <w:rFonts w:ascii="Arial" w:hAnsi="Arial"/>
+          <w:i/>
           <w:sz w:val="20"/>
         </w:rPr>
         <w:t>companion computer</w:t>
@@ -12140,7 +11579,7 @@
             <w:r>
               <w:rPr>
                 <w:rFonts w:ascii="Arial" w:hAnsi="Arial"/>
-                <w:b/>
+                <w:i/>
                 <w:sz w:val="17"/>
               </w:rPr>
               <w:t>Companion Computer</w:t>
@@ -12623,15 +12062,7 @@
                 <w:rFonts w:ascii="Arial" w:hAnsi="Arial"/>
                 <w:sz w:val="17"/>
               </w:rPr>
-              <w:t xml:space="preserve">Kamera uji alternatif resolusi tinggi dengan lensa </w:t>
-            </w:r>
-            <w:r>
-              <w:rPr>
-                <w:rFonts w:ascii="Arial" w:hAnsi="Arial"/>
-                <w:i/>
-                <w:sz w:val="17"/>
-              </w:rPr>
-              <w:t>wide-angle</w:t>
+              <w:t>Kamera uji alternatif resolusi tinggi dengan lensa wide-angle</w:t>
             </w:r>
           </w:p>
         </w:tc>
@@ -12890,7 +12321,7 @@
             <w:r>
               <w:rPr>
                 <w:rFonts w:ascii="Arial" w:hAnsi="Arial"/>
-                <w:b/>
+                <w:i/>
                 <w:sz w:val="17"/>
               </w:rPr>
               <w:t>over-actuated</w:t>
@@ -13067,18 +12498,18 @@
       <w:r>
         <w:rPr>
           <w:rFonts w:ascii="Arial" w:hAnsi="Arial"/>
+        </w:rPr>
+        <w:t>[</w:t>
+      </w:r>
+      <w:r>
+        <w:rPr>
+          <w:rFonts w:ascii="Arial" w:hAnsi="Arial"/>
           <w:b/>
           <w:i/>
           <w:sz w:val="19"/>
         </w:rPr>
-        <w:t>[Gambar 3.2. Rangka (*Frame*) dan Lambung Tekanan (*Pressure Hull*) Tipe BlueROV2 Heavy]</w:t>
-      </w:r>
-    </w:p>
-    <w:p>
-      <w:pPr>
-        <w:spacing w:before="160" w:after="120"/>
-        <w:jc w:val="center"/>
-      </w:pPr>
+        <w:t>Gambar 3.2. Rangka (Frame</w:t>
+      </w:r>
       <w:r>
         <w:rPr>
           <w:rFonts w:ascii="Arial" w:hAnsi="Arial"/>
@@ -13086,14 +12517,8 @@
           <w:i/>
           <w:sz w:val="19"/>
         </w:rPr>
-        <w:t>[Gambar 3.3. Papan Pengendali Penerbangan (*Flight Controller*) Pixhawk 2.4.8]</w:t>
-      </w:r>
-    </w:p>
-    <w:p>
-      <w:pPr>
-        <w:spacing w:before="160" w:after="120"/>
-        <w:jc w:val="center"/>
-      </w:pPr>
+        <w:t>) dan Lambung Tekanan (</w:t>
+      </w:r>
       <w:r>
         <w:rPr>
           <w:rFonts w:ascii="Arial" w:hAnsi="Arial"/>
@@ -13101,7 +12526,13 @@
           <w:i/>
           <w:sz w:val="19"/>
         </w:rPr>
-        <w:t>[Gambar 3.4. Komputer Pendamping (*Companion Computer*) Raspberry Pi 4B]</w:t>
+        <w:t>Pressure Hull) Tipe BlueROV2 Heavy</w:t>
+      </w:r>
+      <w:r>
+        <w:rPr>
+          <w:rFonts w:ascii="Arial" w:hAnsi="Arial"/>
+        </w:rPr>
+        <w:t>]</w:t>
       </w:r>
     </w:p>
     <w:p>
@@ -13109,6 +12540,12 @@
         <w:spacing w:before="160" w:after="120"/>
         <w:jc w:val="center"/>
       </w:pPr>
+      <w:r>
+        <w:rPr>
+          <w:rFonts w:ascii="Arial" w:hAnsi="Arial"/>
+        </w:rPr>
+        <w:t>[</w:t>
+      </w:r>
       <w:r>
         <w:rPr>
           <w:rFonts w:ascii="Arial" w:hAnsi="Arial"/>
@@ -13116,14 +12553,8 @@
           <w:i/>
           <w:sz w:val="19"/>
         </w:rPr>
-        <w:t>[Gambar 3.5. Modul Pengendali Kecepatan Elektronik (*Basic Electronic Speed Controller* / ESC)]</w:t>
-      </w:r>
-    </w:p>
-    <w:p>
-      <w:pPr>
-        <w:spacing w:before="160" w:after="120"/>
-        <w:jc w:val="center"/>
-      </w:pPr>
+        <w:t>Gambar 3.3. Papan Pengendali Penerbangan (</w:t>
+      </w:r>
       <w:r>
         <w:rPr>
           <w:rFonts w:ascii="Arial" w:hAnsi="Arial"/>
@@ -13131,14 +12562,8 @@
           <w:i/>
           <w:sz w:val="19"/>
         </w:rPr>
-        <w:t>[Gambar 3.6. Motor Pendorong (*Thruster*) T200]</w:t>
-      </w:r>
-    </w:p>
-    <w:p>
-      <w:pPr>
-        <w:spacing w:before="160" w:after="120"/>
-        <w:jc w:val="center"/>
-      </w:pPr>
+        <w:t>Flight Controller</w:t>
+      </w:r>
       <w:r>
         <w:rPr>
           <w:rFonts w:ascii="Arial" w:hAnsi="Arial"/>
@@ -13146,37 +12571,188 @@
           <w:i/>
           <w:sz w:val="19"/>
         </w:rPr>
-        <w:t>[Gambar 3.7. Sumber Daya Utama Baterai Li-Po 4S 14.8V]</w:t>
+        <w:t>) Pixhawk 2.4.8</w:t>
+      </w:r>
+      <w:r>
+        <w:rPr>
+          <w:rFonts w:ascii="Arial" w:hAnsi="Arial"/>
+        </w:rPr>
+        <w:t>]</w:t>
       </w:r>
     </w:p>
     <w:p>
       <w:pPr>
-        <w:spacing w:before="160" w:after="40"/>
-      </w:pPr>
-      <w:r>
-        <w:rPr>
-          <w:rFonts w:ascii="Arial" w:hAnsi="Arial"/>
-          <w:b/>
-          <w:sz w:val="20"/>
-        </w:rPr>
-        <w:t>3.5.2 Aliran Data Telemetri Cepat (*</w:t>
+        <w:spacing w:before="160" w:after="120"/>
+        <w:jc w:val="center"/>
+      </w:pPr>
+      <w:r>
+        <w:rPr>
+          <w:rFonts w:ascii="Arial" w:hAnsi="Arial"/>
+        </w:rPr>
+        <w:t>[</w:t>
       </w:r>
       <w:r>
         <w:rPr>
           <w:rFonts w:ascii="Arial" w:hAnsi="Arial"/>
           <w:b/>
           <w:i/>
-          <w:sz w:val="20"/>
-        </w:rPr>
-        <w:t>Low-Latency</w:t>
+          <w:sz w:val="19"/>
+        </w:rPr>
+        <w:t>Gambar 3.4. Komputer Pendamping (</w:t>
       </w:r>
       <w:r>
         <w:rPr>
           <w:rFonts w:ascii="Arial" w:hAnsi="Arial"/>
           <w:b/>
-          <w:sz w:val="20"/>
-        </w:rPr>
-        <w:t xml:space="preserve"> Telemetry Bridge*)</w:t>
+          <w:i/>
+          <w:sz w:val="19"/>
+        </w:rPr>
+        <w:t>Companion Computer</w:t>
+      </w:r>
+      <w:r>
+        <w:rPr>
+          <w:rFonts w:ascii="Arial" w:hAnsi="Arial"/>
+          <w:b/>
+          <w:i/>
+          <w:sz w:val="19"/>
+        </w:rPr>
+        <w:t>) Raspberry Pi 4B</w:t>
+      </w:r>
+      <w:r>
+        <w:rPr>
+          <w:rFonts w:ascii="Arial" w:hAnsi="Arial"/>
+        </w:rPr>
+        <w:t>]</w:t>
+      </w:r>
+    </w:p>
+    <w:p>
+      <w:pPr>
+        <w:spacing w:before="160" w:after="120"/>
+        <w:jc w:val="center"/>
+      </w:pPr>
+      <w:r>
+        <w:rPr>
+          <w:rFonts w:ascii="Arial" w:hAnsi="Arial"/>
+        </w:rPr>
+        <w:t>[</w:t>
+      </w:r>
+      <w:r>
+        <w:rPr>
+          <w:rFonts w:ascii="Arial" w:hAnsi="Arial"/>
+          <w:b/>
+          <w:i/>
+          <w:sz w:val="19"/>
+        </w:rPr>
+        <w:t>Gambar 3.5. Modul Pengendali Kecepatan Elektronik (</w:t>
+      </w:r>
+      <w:r>
+        <w:rPr>
+          <w:rFonts w:ascii="Arial" w:hAnsi="Arial"/>
+          <w:b/>
+          <w:i/>
+          <w:sz w:val="19"/>
+        </w:rPr>
+        <w:t>Basic Electronic Speed Controller</w:t>
+      </w:r>
+      <w:r>
+        <w:rPr>
+          <w:rFonts w:ascii="Arial" w:hAnsi="Arial"/>
+          <w:b/>
+          <w:i/>
+          <w:sz w:val="19"/>
+        </w:rPr>
+        <w:t xml:space="preserve"> / ESC)</w:t>
+      </w:r>
+      <w:r>
+        <w:rPr>
+          <w:rFonts w:ascii="Arial" w:hAnsi="Arial"/>
+        </w:rPr>
+        <w:t>]</w:t>
+      </w:r>
+    </w:p>
+    <w:p>
+      <w:pPr>
+        <w:spacing w:before="160" w:after="120"/>
+        <w:jc w:val="center"/>
+      </w:pPr>
+      <w:r>
+        <w:rPr>
+          <w:rFonts w:ascii="Arial" w:hAnsi="Arial"/>
+        </w:rPr>
+        <w:t>[</w:t>
+      </w:r>
+      <w:r>
+        <w:rPr>
+          <w:rFonts w:ascii="Arial" w:hAnsi="Arial"/>
+          <w:b/>
+          <w:i/>
+          <w:sz w:val="19"/>
+        </w:rPr>
+        <w:t>Gambar 3.6. Motor Pendorong (</w:t>
+      </w:r>
+      <w:r>
+        <w:rPr>
+          <w:rFonts w:ascii="Arial" w:hAnsi="Arial"/>
+          <w:b/>
+          <w:i/>
+          <w:sz w:val="19"/>
+        </w:rPr>
+        <w:t>Thruster</w:t>
+      </w:r>
+      <w:r>
+        <w:rPr>
+          <w:rFonts w:ascii="Arial" w:hAnsi="Arial"/>
+          <w:b/>
+          <w:i/>
+          <w:sz w:val="19"/>
+        </w:rPr>
+        <w:t>) T200</w:t>
+      </w:r>
+      <w:r>
+        <w:rPr>
+          <w:rFonts w:ascii="Arial" w:hAnsi="Arial"/>
+        </w:rPr>
+        <w:t>]</w:t>
+      </w:r>
+    </w:p>
+    <w:p>
+      <w:pPr>
+        <w:spacing w:before="160" w:after="120"/>
+        <w:jc w:val="center"/>
+      </w:pPr>
+      <w:r>
+        <w:rPr>
+          <w:rFonts w:ascii="Arial" w:hAnsi="Arial"/>
+        </w:rPr>
+        <w:t>[</w:t>
+      </w:r>
+      <w:r>
+        <w:rPr>
+          <w:rFonts w:ascii="Arial" w:hAnsi="Arial"/>
+          <w:b/>
+          <w:i/>
+          <w:sz w:val="19"/>
+        </w:rPr>
+        <w:t>Gambar 3.7. Sumber Daya Utama Baterai Li-Po 4S 14.8V</w:t>
+      </w:r>
+      <w:r>
+        <w:rPr>
+          <w:rFonts w:ascii="Arial" w:hAnsi="Arial"/>
+        </w:rPr>
+        <w:t>]</w:t>
+      </w:r>
+    </w:p>
+    <w:p>
+      <w:pPr>
+        <w:spacing w:before="160" w:after="40"/>
+      </w:pPr>
+      <w:r>
+        <w:rPr>
+          <w:rFonts w:ascii="Arial" w:hAnsi="Arial"/>
+          <w:b/>
+          <w:sz w:val="20"/>
+        </w:rPr>
+        <w:t>3.5.2 Aliran Data Telemetri Cepat (Low-Latency Telemetry Bridge)</w:t>
       </w:r>
     </w:p>
     <w:p>
@@ -13237,7 +12813,7 @@
       <w:r>
         <w:rPr>
           <w:rFonts w:ascii="Arial" w:hAnsi="Arial"/>
-          <w:b/>
+          <w:i/>
           <w:sz w:val="20"/>
         </w:rPr>
         <w:t>Akuisisi Data IMU dan Tekanan</w:t>
@@ -13275,7 +12851,7 @@
           <w:rFonts w:ascii="Arial" w:hAnsi="Arial"/>
           <w:sz w:val="20"/>
         </w:rPr>
-        <w:t xml:space="preserve">](file:///home/radhi/Documents/AUV_GitHub_Upload/auv_dynamics_hil_node.py) melakukan </w:t>
+        <w:t>](file:///home/radhi/Documents/AUV_GitHub_Upload/auv_dynamics_hil_node.py) melakukan polling</w:t>
       </w:r>
       <w:r>
         <w:rPr>
@@ -13283,43 +12859,14 @@
           <w:i/>
           <w:sz w:val="20"/>
         </w:rPr>
-        <w:t>polling</w:t>
-      </w:r>
-      <w:r>
-        <w:rPr>
-          <w:rFonts w:ascii="Arial" w:hAnsi="Arial"/>
-          <w:sz w:val="20"/>
-        </w:rPr>
-        <w:t xml:space="preserve"> data JSON pada endpoint </w:t>
-      </w:r>
-      <w:r>
-        <w:rPr>
-          <w:rFonts w:ascii="Consolas" w:hAnsi="Consolas"/>
-          <w:sz w:val="19"/>
-        </w:rPr>
-        <w:t>http://192.168.2.2:6040/mavlink/vehicles/1/components/1/messages</w:t>
-      </w:r>
-      <w:r>
-        <w:rPr>
-          <w:rFonts w:ascii="Arial" w:hAnsi="Arial"/>
-          <w:sz w:val="20"/>
-        </w:rPr>
-        <w:t xml:space="preserve"> dengan batas waktu (</w:t>
-      </w:r>
-      <w:r>
-        <w:rPr>
-          <w:rFonts w:ascii="Arial" w:hAnsi="Arial"/>
-          <w:i/>
-          <w:sz w:val="20"/>
-        </w:rPr>
-        <w:t>timeout</w:t>
-      </w:r>
-      <w:r>
-        <w:rPr>
-          <w:rFonts w:ascii="Arial" w:hAnsi="Arial"/>
-          <w:sz w:val="20"/>
-        </w:rPr>
-        <w:t xml:space="preserve">) </w:t>
+        <w:t>data JSON pada endpoint `http://192.168.2.2:6040/mavlink/vehicles/1/components/1/messages` dengan batas waktu (</w:t>
+      </w:r>
+      <w:r>
+        <w:rPr>
+          <w:rFonts w:ascii="Arial" w:hAnsi="Arial"/>
+          <w:sz w:val="20"/>
+        </w:rPr>
+        <w:t xml:space="preserve">timeout) </w:t>
       </w:r>
       <w:r>
         <w:rPr>
@@ -13352,7 +12899,7 @@
       <w:r>
         <w:rPr>
           <w:rFonts w:ascii="Arial" w:hAnsi="Arial"/>
-          <w:b/>
+          <w:i/>
           <w:sz w:val="20"/>
         </w:rPr>
         <w:t>Pengekstrakkan Pesan MAVLink</w:t>
@@ -13675,7 +13222,7 @@
       <w:r>
         <w:rPr>
           <w:rFonts w:ascii="Arial" w:hAnsi="Arial"/>
-          <w:b/>
+          <w:i/>
           <w:sz w:val="20"/>
         </w:rPr>
         <w:t>Prapemrosesan Peningkatan Kontras Adaptif (CLAHE)</w:t>
@@ -13685,7 +13232,7 @@
           <w:rFonts w:ascii="Arial" w:hAnsi="Arial"/>
           <w:sz w:val="20"/>
         </w:rPr>
-        <w:t>: Citra RGB yang diterima didegradasi oleh partikel air dikonversi ke ruang warna CIE LAB. Saluran kecerahan (</w:t>
+        <w:t>: Citra RGB yang diterima didegradasi oleh partikel air dikonversi ke ruang warna CIE LAB. Saluran kecerahan (Luminance channel</w:t>
       </w:r>
       <w:r>
         <w:rPr>
@@ -13693,28 +13240,14 @@
           <w:i/>
           <w:sz w:val="20"/>
         </w:rPr>
-        <w:t>Luminance channel</w:t>
-      </w:r>
-      <w:r>
-        <w:rPr>
-          <w:rFonts w:ascii="Arial" w:hAnsi="Arial"/>
-          <w:sz w:val="20"/>
-        </w:rPr>
-        <w:t xml:space="preserve"> </w:t>
-      </w:r>
-      <w:r>
-        <w:rPr>
-          <w:rFonts w:ascii="Arial" w:hAnsi="Arial"/>
-          <w:sz w:val="20"/>
-        </w:rPr>
-        <w:t>$$L$$</w:t>
-      </w:r>
-      <w:r>
-        <w:rPr>
-          <w:rFonts w:ascii="Arial" w:hAnsi="Arial"/>
-          <w:sz w:val="20"/>
-        </w:rPr>
-        <w:t>) ditingkatkan menggunakan operator CLAHE (</w:t>
+        <w:t>$$L$$) ditingkatkan menggunakan operator CLAHE (</w:t>
+      </w:r>
+      <w:r>
+        <w:rPr>
+          <w:rFonts w:ascii="Arial" w:hAnsi="Arial"/>
+          <w:sz w:val="20"/>
+        </w:rPr>
+        <w:t>Contrast Limited Adaptive Histogram Equalization</w:t>
       </w:r>
       <w:r>
         <w:rPr>
@@ -13722,58 +13255,29 @@
           <w:i/>
           <w:sz w:val="20"/>
         </w:rPr>
-        <w:t>Contrast Limited Adaptive Histogram Equalization</w:t>
-      </w:r>
-      <w:r>
-        <w:rPr>
-          <w:rFonts w:ascii="Arial" w:hAnsi="Arial"/>
-          <w:sz w:val="20"/>
-        </w:rPr>
         <w:t>) dengan parameter ambang klip (</w:t>
       </w:r>
       <w:r>
         <w:rPr>
           <w:rFonts w:ascii="Arial" w:hAnsi="Arial"/>
+          <w:sz w:val="20"/>
+        </w:rPr>
+        <w:t>clip limit</w:t>
+      </w:r>
+      <w:r>
+        <w:rPr>
+          <w:rFonts w:ascii="Arial" w:hAnsi="Arial"/>
           <w:i/>
           <w:sz w:val="20"/>
         </w:rPr>
-        <w:t>clip limit</w:t>
-      </w:r>
-      <w:r>
-        <w:rPr>
-          <w:rFonts w:ascii="Arial" w:hAnsi="Arial"/>
-          <w:sz w:val="20"/>
-        </w:rPr>
-        <w:t xml:space="preserve">) </w:t>
-      </w:r>
-      <w:r>
-        <w:rPr>
-          <w:rFonts w:ascii="Arial" w:hAnsi="Arial"/>
-          <w:sz w:val="20"/>
-        </w:rPr>
-        <w:t>$$2.5$$</w:t>
-      </w:r>
-      <w:r>
-        <w:rPr>
-          <w:rFonts w:ascii="Arial" w:hAnsi="Arial"/>
-          <w:sz w:val="20"/>
-        </w:rPr>
-        <w:t xml:space="preserve"> dan ukuran kisi ubin (</w:t>
-      </w:r>
-      <w:r>
-        <w:rPr>
-          <w:rFonts w:ascii="Arial" w:hAnsi="Arial"/>
-          <w:i/>
-          <w:sz w:val="20"/>
-        </w:rPr>
-        <w:t>tile grid size</w:t>
-      </w:r>
-      <w:r>
-        <w:rPr>
-          <w:rFonts w:ascii="Arial" w:hAnsi="Arial"/>
-          <w:sz w:val="20"/>
-        </w:rPr>
-        <w:t xml:space="preserve">) </w:t>
+        <w:t>) $$2.5$$ dan ukuran kisi ubin (</w:t>
+      </w:r>
+      <w:r>
+        <w:rPr>
+          <w:rFonts w:ascii="Arial" w:hAnsi="Arial"/>
+          <w:sz w:val="20"/>
+        </w:rPr>
+        <w:t xml:space="preserve">tile grid size) </w:t>
       </w:r>
       <w:r>
         <w:rPr>
@@ -13868,22 +13372,7 @@
           <w:rFonts w:ascii="Arial" w:hAnsi="Arial"/>
           <w:sz w:val="20"/>
         </w:rPr>
-        <w:t>, lalu dikonversi kembali ke ruang warna BGR. Algoritma ini secara drastis meningkatkan ketajaman tepi (</w:t>
-      </w:r>
-      <w:r>
-        <w:rPr>
-          <w:rFonts w:ascii="Arial" w:hAnsi="Arial"/>
-          <w:i/>
-          <w:sz w:val="20"/>
-        </w:rPr>
-        <w:t>edge sharpness</w:t>
-      </w:r>
-      <w:r>
-        <w:rPr>
-          <w:rFonts w:ascii="Arial" w:hAnsi="Arial"/>
-          <w:sz w:val="20"/>
-        </w:rPr>
-        <w:t>) target bawah air dan menetralkan kabut warna hijau/biru tanpa memperkuat derau latar belakang [2].</w:t>
+        <w:t>, lalu dikonversi kembali ke ruang warna BGR. Algoritma ini secara drastis meningkatkan ketajaman tepi (edge sharpness) target bawah air dan menetralkan kabut warna hijau/biru tanpa memperkuat derau latar belakang [2].</w:t>
       </w:r>
     </w:p>
     <w:p>
@@ -13900,7 +13389,7 @@
       <w:r>
         <w:rPr>
           <w:rFonts w:ascii="Arial" w:hAnsi="Arial"/>
-          <w:b/>
+          <w:i/>
           <w:sz w:val="20"/>
         </w:rPr>
         <w:t>Inferensi Deteksi Objek YOLO26 World</w:t>
@@ -13910,7 +13399,7 @@
           <w:rFonts w:ascii="Arial" w:hAnsi="Arial"/>
           <w:sz w:val="20"/>
         </w:rPr>
-        <w:t xml:space="preserve">: Citra yang telah ditingkatkan diumpankan ke arsitektur jaringan syaraf tiruan </w:t>
+        <w:t>: Citra yang telah ditingkatkan diumpankan ke arsitektur jaringan syaraf tiruan YOLO26 World</w:t>
       </w:r>
       <w:r>
         <w:rPr>
@@ -13918,29 +13407,14 @@
           <w:i/>
           <w:sz w:val="20"/>
         </w:rPr>
-        <w:t>YOLO26 World</w:t>
-      </w:r>
-      <w:r>
-        <w:rPr>
-          <w:rFonts w:ascii="Arial" w:hAnsi="Arial"/>
-          <w:sz w:val="20"/>
-        </w:rPr>
-        <w:t xml:space="preserve"> (atau model kustom </w:t>
-      </w:r>
-      <w:r>
-        <w:rPr>
-          <w:rFonts w:ascii="Arial" w:hAnsi="Arial"/>
-          <w:i/>
-          <w:sz w:val="20"/>
-        </w:rPr>
-        <w:t>fine-tuned</w:t>
-      </w:r>
-      <w:r>
-        <w:rPr>
-          <w:rFonts w:ascii="Arial" w:hAnsi="Arial"/>
-          <w:sz w:val="20"/>
-        </w:rPr>
-        <w:t xml:space="preserve"> 11 kelas bawah air) pada resolusi spasial </w:t>
+        <w:t>(atau model kustom</w:t>
+      </w:r>
+      <w:r>
+        <w:rPr>
+          <w:rFonts w:ascii="Arial" w:hAnsi="Arial"/>
+          <w:sz w:val="20"/>
+        </w:rPr>
+        <w:t xml:space="preserve">fine-tuned 11 kelas bawah air) pada resolusi spasial </w:t>
       </w:r>
       <w:r>
         <w:rPr>
@@ -13961,7 +13435,7 @@
       <w:r>
         <w:rPr>
           <w:rFonts w:ascii="Arial" w:hAnsi="Arial"/>
-          <w:b/>
+          <w:i/>
           <w:sz w:val="20"/>
         </w:rPr>
         <w:t>bounding box</w:t>
@@ -13998,22 +13472,7 @@
           <w:rFonts w:ascii="Arial" w:hAnsi="Arial"/>
           <w:sz w:val="20"/>
         </w:rPr>
-        <w:t>beserta skor keyakinan deteksi (</w:t>
-      </w:r>
-      <w:r>
-        <w:rPr>
-          <w:rFonts w:ascii="Arial" w:hAnsi="Arial"/>
-          <w:i/>
-          <w:sz w:val="20"/>
-        </w:rPr>
-        <w:t xml:space="preserve">detection </w:t>
-      </w:r>
-      <w:r>
-        <w:rPr>
-          <w:rFonts w:ascii="Arial" w:hAnsi="Arial"/>
-          <w:sz w:val="20"/>
-        </w:rPr>
-        <w:t xml:space="preserve">confidence score**) </w:t>
+        <w:t xml:space="preserve">beserta skor keyakinan deteksi (detection confidence score) </w:t>
       </w:r>
       <w:r>
         <w:rPr>
@@ -14119,7 +13578,7 @@
       <w:r>
         <w:rPr>
           <w:rFonts w:ascii="Arial" w:hAnsi="Arial"/>
-          <w:b/>
+          <w:i/>
           <w:sz w:val="20"/>
         </w:rPr>
         <w:t>jitter</w:t>
@@ -14304,7 +13763,7 @@
       <w:r>
         <w:rPr>
           <w:rFonts w:ascii="Arial" w:hAnsi="Arial"/>
-          <w:b/>
+          <w:i/>
           <w:sz w:val="20"/>
         </w:rPr>
         <w:t>Continuous White Noise Acceleration</w:t>
@@ -14547,7 +14006,7 @@
       <w:r>
         <w:rPr>
           <w:rFonts w:ascii="Arial" w:hAnsi="Arial"/>
-          <w:b/>
+          <w:i/>
           <w:sz w:val="20"/>
         </w:rPr>
         <w:t>Validasi Inovasi Jarak Mahalanobis (</w:t>
@@ -14562,7 +14021,7 @@
       <w:r>
         <w:rPr>
           <w:rFonts w:ascii="Arial" w:hAnsi="Arial"/>
-          <w:b/>
+          <w:i/>
           <w:sz w:val="20"/>
         </w:rPr>
         <w:t>)</w:t>
@@ -14672,22 +14131,7 @@
           <w:rFonts w:ascii="Arial" w:hAnsi="Arial"/>
           <w:sz w:val="20"/>
         </w:rPr>
-        <w:t>Deteksi palsu yang melompat melebihi ambang batas ini secara otomatis ditolak (</w:t>
-      </w:r>
-      <w:r>
-        <w:rPr>
-          <w:rFonts w:ascii="Arial" w:hAnsi="Arial"/>
-          <w:i/>
-          <w:sz w:val="20"/>
-        </w:rPr>
-        <w:t>rejected</w:t>
-      </w:r>
-      <w:r>
-        <w:rPr>
-          <w:rFonts w:ascii="Arial" w:hAnsi="Arial"/>
-          <w:sz w:val="20"/>
-        </w:rPr>
-        <w:t>) untuk mencegah deviasi lintasan.</w:t>
+        <w:t>Deteksi palsu yang melompat melebihi ambang batas ini secara otomatis ditolak (rejected) untuk mencegah deviasi lintasan.</w:t>
       </w:r>
     </w:p>
     <w:p>
@@ -14707,13 +14151,6 @@
           <w:i/>
           <w:sz w:val="20"/>
         </w:rPr>
-      </w:r>
-      <w:r>
-        <w:rPr>
-          <w:rFonts w:ascii="Arial" w:hAnsi="Arial"/>
-          <w:i/>
-          <w:sz w:val="20"/>
-        </w:rPr>
         <w:t>Mekanisme Penjembatan Oklusi (</w:t>
       </w:r>
       <w:r>
@@ -14721,22 +14158,7 @@
           <w:rFonts w:ascii="Arial" w:hAnsi="Arial"/>
           <w:sz w:val="20"/>
         </w:rPr>
-        <w:t>Occlusion Bridging</w:t>
-      </w:r>
-      <w:r>
-        <w:rPr>
-          <w:rFonts w:ascii="Arial" w:hAnsi="Arial"/>
-          <w:i/>
-          <w:sz w:val="20"/>
-        </w:rPr>
-        <w:t>)</w:t>
-      </w:r>
-      <w:r>
-        <w:rPr>
-          <w:rFonts w:ascii="Arial" w:hAnsi="Arial"/>
-          <w:sz w:val="20"/>
-        </w:rPr>
-        <w:t>*:</w:t>
+        <w:t>Occlusion Bridging):</w:t>
       </w:r>
     </w:p>
     <w:p>
@@ -15161,7 +14583,7 @@
           <w:rFonts w:ascii="Arial" w:hAnsi="Arial"/>
           <w:sz w:val="20"/>
         </w:rPr>
-        <w:t>-\mathbf{M}^{-1}\left( \mathbf{C}^*(\hat{\boldsymbol{</w:t>
+        <w:t>-\mathbf{M}^{-1}\left( \mathbf{C}^(\hat{\boldsymbol{</w:t>
       </w:r>
     </w:p>
     <w:p>
@@ -15175,7 +14597,7 @@
           <w:rFonts w:ascii="Arial" w:hAnsi="Arial"/>
           <w:sz w:val="20"/>
         </w:rPr>
-        <w:t>u}}_r) + \mathbf{D}^*(\hat{\boldsymbol{</w:t>
+        <w:t>u}}_r) + \mathbf{D}^(\hat{\boldsymbol{</w:t>
       </w:r>
     </w:p>
     <w:p>
@@ -15265,7 +14687,7 @@
           <w:rFonts w:ascii="Arial" w:hAnsi="Arial"/>
           <w:sz w:val="20"/>
         </w:rPr>
-        <w:t>$$\mathbf{D}^*(\hat{\boldsymbol{</w:t>
+        <w:t>$$\mathbf{D}^(\hat{\boldsymbol{</w:t>
       </w:r>
     </w:p>
     <w:p>
@@ -15309,7 +14731,7 @@
           <w:rFonts w:ascii="Arial" w:hAnsi="Arial"/>
           <w:sz w:val="20"/>
         </w:rPr>
-        <w:t>dan suku kopling silang momen Munk terefleksikan pada baris ke-6 matriks $$\mathbf{C}^*(\hat{\boldsymbol{</w:t>
+        <w:t>dan suku kopling silang momen Munk terefleksikan pada baris ke-6 matriks $$\mathbf{C}^(\hat{\boldsymbol{</w:t>
       </w:r>
     </w:p>
     <w:p>
@@ -15340,7 +14762,7 @@
       <w:r>
         <w:rPr>
           <w:rFonts w:ascii="Arial" w:hAnsi="Arial"/>
-          <w:b/>
+          <w:i/>
           <w:sz w:val="20"/>
         </w:rPr>
         <w:t>Diskritisasi Matriks Fundamental Transisi</w:t>
@@ -15449,22 +14871,7 @@
           <w:rFonts w:ascii="Arial" w:hAnsi="Arial"/>
           <w:sz w:val="20"/>
         </w:rPr>
-        <w:t xml:space="preserve">Skenario ini bertujuan menguji akurasi pelacakan visual penapis </w:t>
-      </w:r>
-      <w:r>
-        <w:rPr>
-          <w:rFonts w:ascii="Arial" w:hAnsi="Arial"/>
-          <w:i/>
-          <w:sz w:val="20"/>
-        </w:rPr>
-        <w:t>AUVVisualKalmanFilter</w:t>
-      </w:r>
-      <w:r>
-        <w:rPr>
-          <w:rFonts w:ascii="Arial" w:hAnsi="Arial"/>
-          <w:sz w:val="20"/>
-        </w:rPr>
-        <w:t xml:space="preserve"> dalam meredam derau deteksi YOLO dan mempertahankan penjejakan target saat terjadi kehilangan deteksi visual sementara [2], [14], [25].</w:t>
+        <w:t>Skenario ini bertujuan menguji akurasi pelacakan visual penapis AUVVisualKalmanFilter dalam meredam derau deteksi YOLO dan mempertahankan penjejakan target saat terjadi kehilangan deteksi visual sementara [2], [14], [25].</w:t>
       </w:r>
     </w:p>
     <w:p>
@@ -15481,7 +14888,7 @@
       <w:r>
         <w:rPr>
           <w:rFonts w:ascii="Arial" w:hAnsi="Arial"/>
-          <w:b/>
+          <w:i/>
           <w:sz w:val="20"/>
         </w:rPr>
         <w:t>Prosedur Pengujian</w:t>
@@ -15510,22 +14917,7 @@
           <w:rFonts w:ascii="Arial" w:hAnsi="Arial"/>
           <w:sz w:val="20"/>
         </w:rPr>
-        <w:t xml:space="preserve">Wahana AUV diposisikan mengapung di depan target visual referensi (misalnya pelampung bawah air </w:t>
-      </w:r>
-      <w:r>
-        <w:rPr>
-          <w:rFonts w:ascii="Arial" w:hAnsi="Arial"/>
-          <w:i/>
-          <w:sz w:val="20"/>
-        </w:rPr>
-        <w:t>underwater buoy</w:t>
-      </w:r>
-      <w:r>
-        <w:rPr>
-          <w:rFonts w:ascii="Arial" w:hAnsi="Arial"/>
-          <w:sz w:val="20"/>
-        </w:rPr>
-        <w:t xml:space="preserve"> atau penanda berstruktur) pada jarak observasi nominal </w:t>
+        <w:t xml:space="preserve">Wahana AUV diposisikan mengapung di depan target visual referensi (misalnya pelampung bawah air underwater buoy atau penanda berstruktur) pada jarak observasi nominal </w:t>
       </w:r>
       <w:r>
         <w:rPr>
@@ -15605,7 +14997,7 @@
       <w:r>
         <w:rPr>
           <w:rFonts w:ascii="Arial" w:hAnsi="Arial"/>
-          <w:b/>
+          <w:i/>
           <w:sz w:val="20"/>
         </w:rPr>
         <w:t>Injeksi Derau Pengukuran Sintetis</w:t>
@@ -15681,7 +15073,7 @@
       <w:r>
         <w:rPr>
           <w:rFonts w:ascii="Arial" w:hAnsi="Arial"/>
-          <w:b/>
+          <w:i/>
           <w:sz w:val="20"/>
         </w:rPr>
         <w:t>Simulasi Oklusi Visual Temporer</w:t>
@@ -15768,27 +15160,12 @@
           <w:rFonts w:ascii="Arial" w:hAnsi="Arial"/>
           <w:sz w:val="20"/>
         </w:rPr>
-        <w:t>Sinyal trajektori hasil penapisan Kalman dibandingkan secara kuantitatif terhadap sinyal koordinat deteksi mentah (</w:t>
+        <w:t>Sinyal trajektori hasil penapisan Kalman dibandingkan secara kuantitatif terhadap sinyal koordinat deteksi mentah (raw YOLO detection) dan posisi kebenaran dasar (</w:t>
       </w:r>
       <w:r>
         <w:rPr>
           <w:rFonts w:ascii="Arial" w:hAnsi="Arial"/>
           <w:i/>
-          <w:sz w:val="20"/>
-        </w:rPr>
-        <w:t>raw YOLO detection</w:t>
-      </w:r>
-      <w:r>
-        <w:rPr>
-          <w:rFonts w:ascii="Arial" w:hAnsi="Arial"/>
-          <w:sz w:val="20"/>
-        </w:rPr>
-        <w:t>) dan posisi kebenaran dasar (</w:t>
-      </w:r>
-      <w:r>
-        <w:rPr>
-          <w:rFonts w:ascii="Arial" w:hAnsi="Arial"/>
-          <w:b/>
           <w:sz w:val="20"/>
         </w:rPr>
         <w:t>ground truth</w:t>
@@ -15825,22 +15202,7 @@
           <w:rFonts w:ascii="Arial" w:hAnsi="Arial"/>
           <w:sz w:val="20"/>
         </w:rPr>
-        <w:t xml:space="preserve">Skenario ini dirancang untuk memvalidasi performa penapis non-linier </w:t>
-      </w:r>
-      <w:r>
-        <w:rPr>
-          <w:rFonts w:ascii="Arial" w:hAnsi="Arial"/>
-          <w:i/>
-          <w:sz w:val="20"/>
-        </w:rPr>
-        <w:t>AUVDynamicsKalmanFilter</w:t>
-      </w:r>
-      <w:r>
-        <w:rPr>
-          <w:rFonts w:ascii="Arial" w:hAnsi="Arial"/>
-          <w:sz w:val="20"/>
-        </w:rPr>
-        <w:t xml:space="preserve"> dalam mengestimasi kecepatan relatif wahana terhadap fluida, mengamati kecepatan arus laut, serta mengevaluasi kompensasi aktif momen Munk hidrodinamika oleh sistem alokasi 8-pendorong [7], [21], [32], [34].</w:t>
+        <w:t>Skenario ini dirancang untuk memvalidasi performa penapis non-linier AUVDynamicsKalmanFilter dalam mengestimasi kecepatan relatif wahana terhadap fluida, mengamati kecepatan arus laut, serta mengevaluasi kompensasi aktif momen Munk hidrodinamika oleh sistem alokasi 8-pendorong [7], [21], [32], [34].</w:t>
       </w:r>
     </w:p>
     <w:p>
@@ -15857,7 +15219,7 @@
       <w:r>
         <w:rPr>
           <w:rFonts w:ascii="Arial" w:hAnsi="Arial"/>
-          <w:b/>
+          <w:i/>
           <w:sz w:val="20"/>
         </w:rPr>
         <w:t>Prosedur Pengujian</w:t>
@@ -15903,32 +15265,17 @@
       <w:r>
         <w:rPr>
           <w:rFonts w:ascii="Arial" w:hAnsi="Arial"/>
-          <w:b/>
-          <w:sz w:val="20"/>
-        </w:rPr>
-        <w:t>Uji Akselerasi Lurus (</w:t>
-      </w:r>
-      <w:r>
-        <w:rPr>
-          <w:rFonts w:ascii="Arial" w:hAnsi="Arial"/>
-          <w:sz w:val="20"/>
-        </w:rPr>
-        <w:t>Surge</w:t>
-      </w:r>
-      <w:r>
-        <w:rPr>
-          <w:rFonts w:ascii="Arial" w:hAnsi="Arial"/>
           <w:i/>
           <w:sz w:val="20"/>
         </w:rPr>
-        <w:t xml:space="preserve"> Acceleration</w:t>
-      </w:r>
-      <w:r>
-        <w:rPr>
-          <w:rFonts w:ascii="Arial" w:hAnsi="Arial"/>
-          <w:sz w:val="20"/>
-        </w:rPr>
-        <w:t xml:space="preserve">)**: Wahana dipercepat dari diam hingga mencapai kecepatan jelajah </w:t>
+        <w:t>Uji Akselerasi Lurus (Surge Acceleration)</w:t>
+      </w:r>
+      <w:r>
+        <w:rPr>
+          <w:rFonts w:ascii="Arial" w:hAnsi="Arial"/>
+          <w:sz w:val="20"/>
+        </w:rPr>
+        <w:t xml:space="preserve">: Wahana dipercepat dari diam hingga mencapai kecepatan jelajah </w:t>
       </w:r>
       <w:r>
         <w:rPr>
@@ -15964,36 +15311,14 @@
           <w:i/>
           <w:sz w:val="20"/>
         </w:rPr>
-      </w:r>
-      <w:r>
-        <w:rPr>
-          <w:rFonts w:ascii="Arial" w:hAnsi="Arial"/>
-          <w:i/>
-          <w:sz w:val="20"/>
-        </w:rPr>
-        <w:t>Uji Belok Terkopling (</w:t>
-      </w:r>
-      <w:r>
-        <w:rPr>
-          <w:rFonts w:ascii="Arial" w:hAnsi="Arial"/>
-          <w:sz w:val="20"/>
-        </w:rPr>
-        <w:t>Coupled Turning Circle</w:t>
-      </w:r>
-      <w:r>
-        <w:rPr>
-          <w:rFonts w:ascii="Arial" w:hAnsi="Arial"/>
-          <w:i/>
-          <w:sz w:val="20"/>
-        </w:rPr>
-        <w:t>)</w:t>
-      </w:r>
-      <w:r>
-        <w:rPr>
-          <w:rFonts w:ascii="Arial" w:hAnsi="Arial"/>
-          <w:sz w:val="20"/>
-        </w:rPr>
-        <w:t xml:space="preserve">*: Wahana diberi perintah kecepatan sudut yaw </w:t>
+        <w:t>Uji Belok Terkopling (Coupled Turning Circle)</w:t>
+      </w:r>
+      <w:r>
+        <w:rPr>
+          <w:rFonts w:ascii="Arial" w:hAnsi="Arial"/>
+          <w:sz w:val="20"/>
+        </w:rPr>
+        <w:t xml:space="preserve">: Wahana diberi perintah kecepatan sudut yaw </w:t>
       </w:r>
       <w:r>
         <w:rPr>
@@ -16045,61 +15370,30 @@
           <w:i/>
           <w:sz w:val="20"/>
         </w:rPr>
-      </w:r>
-      <w:r>
-        <w:rPr>
-          <w:rFonts w:ascii="Arial" w:hAnsi="Arial"/>
-          <w:i/>
-          <w:sz w:val="20"/>
-        </w:rPr>
-        <w:t>Uji Stabilitas Pitch Aktif (</w:t>
-      </w:r>
-      <w:r>
-        <w:rPr>
-          <w:rFonts w:ascii="Arial" w:hAnsi="Arial"/>
-          <w:sz w:val="20"/>
-        </w:rPr>
-        <w:t xml:space="preserve">Active </w:t>
-      </w:r>
-      <w:r>
-        <w:rPr>
-          <w:rFonts w:ascii="Arial" w:hAnsi="Arial"/>
-          <w:i/>
-          <w:sz w:val="20"/>
-        </w:rPr>
-        <w:t>Pitch-Hold</w:t>
-      </w:r>
-      <w:r>
-        <w:rPr>
-          <w:rFonts w:ascii="Arial" w:hAnsi="Arial"/>
-          <w:sz w:val="20"/>
-        </w:rPr>
-        <w:t xml:space="preserve"> Tracking</w:t>
-      </w:r>
-      <w:r>
-        <w:rPr>
-          <w:rFonts w:ascii="Arial" w:hAnsi="Arial"/>
-          <w:i/>
-          <w:sz w:val="20"/>
-        </w:rPr>
-        <w:t>)</w:t>
-      </w:r>
-      <w:r>
-        <w:rPr>
-          <w:rFonts w:ascii="Arial" w:hAnsi="Arial"/>
-          <w:i/>
-          <w:sz w:val="20"/>
-        </w:rPr>
-        <w:t>: Wahana diarahkan mempertahankan sudut tukik tertentu ($$</w:t>
+        <w:t>Uji Stabilitas Pitch Aktif (Active Pitch-Hold Tracking)</w:t>
+      </w:r>
+      <w:r>
+        <w:rPr>
+          <w:rFonts w:ascii="Arial" w:hAnsi="Arial"/>
+          <w:sz w:val="20"/>
+        </w:rPr>
+        <w:t>: Wahana diarahkan mempertahankan sudut tukik tertentu (</w:t>
+      </w:r>
+      <w:r>
+        <w:rPr>
+          <w:rFonts w:ascii="Arial" w:hAnsi="Arial"/>
+          <w:sz w:val="20"/>
+        </w:rPr>
+        <w:t>$$</w:t>
         <w:tab/>
-        <w:t>heta = -15^\circ$$) untuk inspeksi dasar perairan sembari bermanuver melintang (</w:t>
-      </w:r>
-      <w:r>
-        <w:rPr>
-          <w:rFonts w:ascii="Arial" w:hAnsi="Arial"/>
-          <w:sz w:val="20"/>
-        </w:rPr>
-        <w:t>swaying*).</w:t>
+        <w:t>heta = -15^\circ$$</w:t>
+      </w:r>
+      <w:r>
+        <w:rPr>
+          <w:rFonts w:ascii="Arial" w:hAnsi="Arial"/>
+          <w:sz w:val="20"/>
+        </w:rPr>
+        <w:t>) untuk inspeksi dasar perairan sembari bermanuver melintang (swaying).</w:t>
       </w:r>
     </w:p>
     <w:p>
@@ -16119,13 +15413,6 @@
           <w:i/>
           <w:sz w:val="20"/>
         </w:rPr>
-      </w:r>
-      <w:r>
-        <w:rPr>
-          <w:rFonts w:ascii="Arial" w:hAnsi="Arial"/>
-          <w:i/>
-          <w:sz w:val="20"/>
-        </w:rPr>
         <w:t>Injeksi Gangguan Arus Laut (</w:t>
       </w:r>
       <w:r>
@@ -16133,22 +15420,7 @@
           <w:rFonts w:ascii="Arial" w:hAnsi="Arial"/>
           <w:sz w:val="20"/>
         </w:rPr>
-        <w:t>Ocean Current Disturbance</w:t>
-      </w:r>
-      <w:r>
-        <w:rPr>
-          <w:rFonts w:ascii="Arial" w:hAnsi="Arial"/>
-          <w:i/>
-          <w:sz w:val="20"/>
-        </w:rPr>
-        <w:t>)</w:t>
-      </w:r>
-      <w:r>
-        <w:rPr>
-          <w:rFonts w:ascii="Arial" w:hAnsi="Arial"/>
-          <w:sz w:val="20"/>
-        </w:rPr>
-        <w:t>*: Pada detik ke-</w:t>
+        <w:t>Ocean Current Disturbance): Pada detik ke-</w:t>
       </w:r>
       <w:r>
         <w:rPr>
@@ -16306,7 +15578,7 @@
       <w:r>
         <w:rPr>
           <w:rFonts w:ascii="Arial" w:hAnsi="Arial"/>
-          <w:b/>
+          <w:i/>
           <w:sz w:val="20"/>
         </w:rPr>
         <w:t>underactuated</w:t>
@@ -16329,24 +15601,7 @@
           <w:b/>
           <w:sz w:val="20"/>
         </w:rPr>
-        <w:t>3.6.3 Skenario 3: Analisis Waktu Komputasi dan Latensi Waktu Nyata (*</w:t>
-      </w:r>
-      <w:r>
-        <w:rPr>
-          <w:rFonts w:ascii="Arial" w:hAnsi="Arial"/>
-          <w:b/>
-          <w:i/>
-          <w:sz w:val="20"/>
-        </w:rPr>
-        <w:t>Real-Time</w:t>
-      </w:r>
-      <w:r>
-        <w:rPr>
-          <w:rFonts w:ascii="Arial" w:hAnsi="Arial"/>
-          <w:b/>
-          <w:sz w:val="20"/>
-        </w:rPr>
-        <w:t xml:space="preserve"> Profiling*)</w:t>
+        <w:t>3.6.3 Skenario 3: Analisis Waktu Komputasi dan Latensi Waktu Nyata (Real-Time Profiling)</w:t>
       </w:r>
     </w:p>
     <w:p>
@@ -16368,14 +15623,14 @@
           <w:i/>
           <w:sz w:val="20"/>
         </w:rPr>
-        <w:t>topside GPU</w:t>
-      </w:r>
-      <w:r>
-        <w:rPr>
-          <w:rFonts w:ascii="Arial" w:hAnsi="Arial"/>
-          <w:sz w:val="20"/>
-        </w:rPr>
-        <w:t xml:space="preserve"> dan *</w:t>
+        <w:t>topside GPU dan</w:t>
+      </w:r>
+      <w:r>
+        <w:rPr>
+          <w:rFonts w:ascii="Arial" w:hAnsi="Arial"/>
+          <w:sz w:val="20"/>
+        </w:rPr>
+        <w:t>companion computer</w:t>
       </w:r>
       <w:r>
         <w:rPr>
@@ -16383,14 +15638,14 @@
           <w:i/>
           <w:sz w:val="20"/>
         </w:rPr>
-        <w:t>companion computer</w:t>
-      </w:r>
-      <w:r>
-        <w:rPr>
-          <w:rFonts w:ascii="Arial" w:hAnsi="Arial"/>
-          <w:sz w:val="20"/>
-        </w:rPr>
-        <w:t xml:space="preserve"> ARM</w:t>
+        <w:t>ARM</w:t>
+      </w:r>
+      <w:r>
+        <w:rPr>
+          <w:rFonts w:ascii="Arial" w:hAnsi="Arial"/>
+          <w:sz w:val="20"/>
+        </w:rPr>
+        <w:t>) agar memenuhi standar operasi deterministik tanpa keterlambatan (</w:t>
       </w:r>
       <w:r>
         <w:rPr>
@@ -16398,29 +15653,14 @@
           <w:i/>
           <w:sz w:val="20"/>
         </w:rPr>
-        <w:t>) agar memenuhi standar operasi deterministik tanpa keterlambatan (</w:t>
-      </w:r>
-      <w:r>
-        <w:rPr>
-          <w:rFonts w:ascii="Arial" w:hAnsi="Arial"/>
-          <w:sz w:val="20"/>
-        </w:rPr>
-        <w:t xml:space="preserve">zero-lag </w:t>
-      </w:r>
-      <w:r>
-        <w:rPr>
-          <w:rFonts w:ascii="Arial" w:hAnsi="Arial"/>
-          <w:i/>
-          <w:sz w:val="20"/>
-        </w:rPr>
-        <w:t>real-time</w:t>
-      </w:r>
-      <w:r>
-        <w:rPr>
-          <w:rFonts w:ascii="Arial" w:hAnsi="Arial"/>
-          <w:sz w:val="20"/>
-        </w:rPr>
-        <w:t xml:space="preserve"> constraint*) pada laju penyegaran </w:t>
+        <w:t>zero-lag</w:t>
+      </w:r>
+      <w:r>
+        <w:rPr>
+          <w:rFonts w:ascii="Arial" w:hAnsi="Arial"/>
+          <w:sz w:val="20"/>
+        </w:rPr>
+        <w:t xml:space="preserve">real-time constraint) pada laju penyegaran </w:t>
       </w:r>
       <w:r>
         <w:rPr>
@@ -16469,7 +15709,7 @@
       <w:r>
         <w:rPr>
           <w:rFonts w:ascii="Arial" w:hAnsi="Arial"/>
-          <w:b/>
+          <w:i/>
           <w:sz w:val="20"/>
         </w:rPr>
         <w:t>Prosedur Pengujian</w:t>
@@ -16498,22 +15738,7 @@
           <w:rFonts w:ascii="Arial" w:hAnsi="Arial"/>
           <w:sz w:val="20"/>
         </w:rPr>
-        <w:t xml:space="preserve">Menggunakan modul pewaktu presisi tinggi </w:t>
-      </w:r>
-      <w:r>
-        <w:rPr>
-          <w:rFonts w:ascii="Arial" w:hAnsi="Arial"/>
-          <w:i/>
-          <w:sz w:val="20"/>
-        </w:rPr>
-        <w:t>hardware timer</w:t>
-      </w:r>
-      <w:r>
-        <w:rPr>
-          <w:rFonts w:ascii="Arial" w:hAnsi="Arial"/>
-          <w:sz w:val="20"/>
-        </w:rPr>
-        <w:t xml:space="preserve"> Python (</w:t>
+        <w:t>Menggunakan modul pewaktu presisi tinggi hardware timer Python (</w:t>
       </w:r>
       <w:r>
         <w:rPr>
@@ -16736,19 +15961,11 @@
           <w:i/>
           <w:sz w:val="20"/>
         </w:rPr>
-        <w:t>mean execution time</w:t>
-      </w:r>
-      <w:r>
-        <w:rPr>
-          <w:rFonts w:ascii="Arial" w:hAnsi="Arial"/>
-          <w:sz w:val="20"/>
-        </w:rPr>
-        <w:t>), deviasi standar (</w:t>
-      </w:r>
-      <w:r>
-        <w:rPr>
-          <w:rFonts w:ascii="Arial" w:hAnsi="Arial"/>
-          <w:b/>
+        <w:t>mean execution time), deviasi standar (</w:t>
+      </w:r>
+      <w:r>
+        <w:rPr>
+          <w:rFonts w:ascii="Arial" w:hAnsi="Arial"/>
           <w:sz w:val="20"/>
         </w:rPr>
         <w:t>jitter</w:t>
@@ -16756,6 +15973,7 @@
       <w:r>
         <w:rPr>
           <w:rFonts w:ascii="Arial" w:hAnsi="Arial"/>
+          <w:i/>
           <w:sz w:val="20"/>
         </w:rPr>
         <w:t>), dan waktu eksekusi terburuk (</w:t>
@@ -16763,17 +15981,9 @@
       <w:r>
         <w:rPr>
           <w:rFonts w:ascii="Arial" w:hAnsi="Arial"/>
-          <w:b/>
-          <w:sz w:val="20"/>
-        </w:rPr>
-        <w:t>worst-case execution time</w:t>
-      </w:r>
-      <w:r>
-        <w:rPr>
-          <w:rFonts w:ascii="Arial" w:hAnsi="Arial"/>
-          <w:sz w:val="20"/>
-        </w:rPr>
-        <w:t xml:space="preserve"> / WCET).</w:t>
+          <w:sz w:val="20"/>
+        </w:rPr>
+        <w:t>worst-case execution time / WCET).</w:t>
       </w:r>
     </w:p>
     <w:p>
@@ -16813,24 +16023,7 @@
           <w:b/>
           <w:sz w:val="20"/>
         </w:rPr>
-        <w:t xml:space="preserve">1. </w:t>
-      </w:r>
-      <w:r>
-        <w:rPr>
-          <w:rFonts w:ascii="Arial" w:hAnsi="Arial"/>
-          <w:b/>
-          <w:i/>
-          <w:sz w:val="20"/>
-        </w:rPr>
-        <w:t>Root Mean Square Error</w:t>
-      </w:r>
-      <w:r>
-        <w:rPr>
-          <w:rFonts w:ascii="Arial" w:hAnsi="Arial"/>
-          <w:b/>
-          <w:sz w:val="20"/>
-        </w:rPr>
-        <w:t xml:space="preserve"> (RMSE)</w:t>
+        <w:t>1. Root Mean Square Error (RMSE)</w:t>
       </w:r>
     </w:p>
     <w:p>
@@ -16849,7 +16042,7 @@
       <w:r>
         <w:rPr>
           <w:rFonts w:ascii="Arial" w:hAnsi="Arial"/>
-          <w:b/>
+          <w:i/>
           <w:sz w:val="20"/>
         </w:rPr>
         <w:t>ground truth</w:t>
@@ -16904,24 +16097,7 @@
           <w:b/>
           <w:sz w:val="20"/>
         </w:rPr>
-        <w:t xml:space="preserve">2. </w:t>
-      </w:r>
-      <w:r>
-        <w:rPr>
-          <w:rFonts w:ascii="Arial" w:hAnsi="Arial"/>
-          <w:b/>
-          <w:i/>
-          <w:sz w:val="20"/>
-        </w:rPr>
-        <w:t>Mean Absolute Error</w:t>
-      </w:r>
-      <w:r>
-        <w:rPr>
-          <w:rFonts w:ascii="Arial" w:hAnsi="Arial"/>
-          <w:b/>
-          <w:sz w:val="20"/>
-        </w:rPr>
-        <w:t xml:space="preserve"> (MAE)</w:t>
+        <w:t>2. Mean Absolute Error (MAE)</w:t>
       </w:r>
     </w:p>
     <w:p>
@@ -16940,7 +16116,7 @@
       <w:r>
         <w:rPr>
           <w:rFonts w:ascii="Arial" w:hAnsi="Arial"/>
-          <w:b/>
+          <w:i/>
           <w:sz w:val="20"/>
         </w:rPr>
         <w:t>outliers</w:t>
@@ -16995,24 +16171,7 @@
           <w:b/>
           <w:sz w:val="20"/>
         </w:rPr>
-        <w:t xml:space="preserve">3. </w:t>
-      </w:r>
-      <w:r>
-        <w:rPr>
-          <w:rFonts w:ascii="Arial" w:hAnsi="Arial"/>
-          <w:b/>
-          <w:i/>
-          <w:sz w:val="20"/>
-        </w:rPr>
-        <w:t>Tracking Success Rate</w:t>
-      </w:r>
-      <w:r>
-        <w:rPr>
-          <w:rFonts w:ascii="Arial" w:hAnsi="Arial"/>
-          <w:b/>
-          <w:sz w:val="20"/>
-        </w:rPr>
-        <w:t xml:space="preserve"> (TSR)</w:t>
+        <w:t>3. Tracking Success Rate (TSR)</w:t>
       </w:r>
     </w:p>
     <w:p>
@@ -17109,24 +16268,7 @@
           <w:b/>
           <w:sz w:val="20"/>
         </w:rPr>
-        <w:t>4. Waktu Pemulihan Oklusi (</w:t>
-      </w:r>
-      <w:r>
-        <w:rPr>
-          <w:rFonts w:ascii="Arial" w:hAnsi="Arial"/>
-          <w:b/>
-          <w:i/>
-          <w:sz w:val="20"/>
-        </w:rPr>
-        <w:t>Occlusion Recovery Time</w:t>
-      </w:r>
-      <w:r>
-        <w:rPr>
-          <w:rFonts w:ascii="Arial" w:hAnsi="Arial"/>
-          <w:b/>
-          <w:sz w:val="20"/>
-        </w:rPr>
-        <w:t xml:space="preserve"> / </w:t>
+        <w:t xml:space="preserve">4. Waktu Pemulihan Oklusi (Occlusion Recovery Time / </w:t>
       </w:r>
       <w:r>
         <w:rPr>
@@ -17206,7 +16348,7 @@
       <w:r>
         <w:rPr>
           <w:rFonts w:ascii="Arial" w:hAnsi="Arial"/>
-          <w:b/>
+          <w:i/>
           <w:sz w:val="20"/>
         </w:rPr>
         <w:t>[1]</w:t>
@@ -17216,22 +16358,7 @@
           <w:rFonts w:ascii="Arial" w:hAnsi="Arial"/>
           <w:sz w:val="20"/>
         </w:rPr>
-        <w:t xml:space="preserve"> Ahmed, F., Xiang, X., Jiang, C., &amp; Wang, Y. (2023). </w:t>
-      </w:r>
-      <w:r>
-        <w:rPr>
-          <w:rFonts w:ascii="Arial" w:hAnsi="Arial"/>
-          <w:i/>
-          <w:sz w:val="20"/>
-        </w:rPr>
-        <w:t>Survey on Traditional and AI-Based Estimation Techniques for Hydrodynamic Coefficients of Autonomous Underwater Vehicle</w:t>
-      </w:r>
-      <w:r>
-        <w:rPr>
-          <w:rFonts w:ascii="Arial" w:hAnsi="Arial"/>
-          <w:sz w:val="20"/>
-        </w:rPr>
-        <w:t>. Ocean Engineering, 268, 113300. https://doi.org/10.1016/j.oceaneng.2023.113300</w:t>
+        <w:t xml:space="preserve"> Ahmed, F., Xiang, X., Jiang, C., &amp; Wang, Y. (2023). Survey on Traditional and AI-Based Estimation Techniques for Hydrodynamic Coefficients of Autonomous Underwater Vehicle. Ocean Engineering, 268, 113300. https://doi.org/10.1016/j.oceaneng.2023.113300</w:t>
       </w:r>
     </w:p>
     <w:p>
@@ -17248,7 +16375,7 @@
       <w:r>
         <w:rPr>
           <w:rFonts w:ascii="Arial" w:hAnsi="Arial"/>
-          <w:b/>
+          <w:i/>
           <w:sz w:val="20"/>
         </w:rPr>
         <w:t>[2]</w:t>
@@ -17258,22 +16385,7 @@
           <w:rFonts w:ascii="Arial" w:hAnsi="Arial"/>
           <w:sz w:val="20"/>
         </w:rPr>
-        <w:t xml:space="preserve"> Alinei-Poiană, T., Rețe, D., Martinovici, D., Maer, V. M., &amp; Bușoniu, L. (2024). </w:t>
-      </w:r>
-      <w:r>
-        <w:rPr>
-          <w:rFonts w:ascii="Arial" w:hAnsi="Arial"/>
-          <w:i/>
-          <w:sz w:val="20"/>
-        </w:rPr>
-        <w:t>A BlueROV2-Based Platform for Underwater Mapping Experiments</w:t>
-      </w:r>
-      <w:r>
-        <w:rPr>
-          <w:rFonts w:ascii="Arial" w:hAnsi="Arial"/>
-          <w:sz w:val="20"/>
-        </w:rPr>
-        <w:t>. IFAC-PapersOnLine, 58(20), 470–475. https://doi.org/10.1016/j.ifacol.2024.10.098</w:t>
+        <w:t xml:space="preserve"> Alinei-Poiană, T., Rețe, D., Martinovici, D., Maer, V. M., &amp; Bușoniu, L. (2024). A BlueROV2-Based Platform for Underwater Mapping Experiments. IFAC-PapersOnLine, 58(20), 470–475. https://doi.org/10.1016/j.ifacol.2024.10.098</w:t>
       </w:r>
     </w:p>
     <w:p>
@@ -17290,7 +16402,7 @@
       <w:r>
         <w:rPr>
           <w:rFonts w:ascii="Arial" w:hAnsi="Arial"/>
-          <w:b/>
+          <w:i/>
           <w:sz w:val="20"/>
         </w:rPr>
         <w:t>[3]</w:t>
@@ -17300,22 +16412,7 @@
           <w:rFonts w:ascii="Arial" w:hAnsi="Arial"/>
           <w:sz w:val="20"/>
         </w:rPr>
-        <w:t xml:space="preserve"> Blue Robotics (2024). </w:t>
-      </w:r>
-      <w:r>
-        <w:rPr>
-          <w:rFonts w:ascii="Arial" w:hAnsi="Arial"/>
-          <w:i/>
-          <w:sz w:val="20"/>
-        </w:rPr>
-        <w:t>BlueROV2 Heavy Configuration Retrofit Operating Guide and Technical Specifications</w:t>
-      </w:r>
-      <w:r>
-        <w:rPr>
-          <w:rFonts w:ascii="Arial" w:hAnsi="Arial"/>
-          <w:sz w:val="20"/>
-        </w:rPr>
-        <w:t>. Blue Robotics Inc., Torrance, CA, USA.</w:t>
+        <w:t xml:space="preserve"> Blue Robotics (2024). BlueROV2 Heavy Configuration Retrofit Operating Guide and Technical Specifications. Blue Robotics Inc., Torrance, CA, USA.</w:t>
       </w:r>
     </w:p>
     <w:p>
@@ -17332,7 +16429,7 @@
       <w:r>
         <w:rPr>
           <w:rFonts w:ascii="Arial" w:hAnsi="Arial"/>
-          <w:b/>
+          <w:i/>
           <w:sz w:val="20"/>
         </w:rPr>
         <w:t>[4]</w:t>
@@ -17342,22 +16439,7 @@
           <w:rFonts w:ascii="Arial" w:hAnsi="Arial"/>
           <w:sz w:val="20"/>
         </w:rPr>
-        <w:t xml:space="preserve"> de Moraes, C. C., Faltinsen, O. M., Esperança, P. T. T., Sphaier, S. H., &amp; Lugni, C. (2025). </w:t>
-      </w:r>
-      <w:r>
-        <w:rPr>
-          <w:rFonts w:ascii="Arial" w:hAnsi="Arial"/>
-          <w:i/>
-          <w:sz w:val="20"/>
-        </w:rPr>
-        <w:t>Free-Surface Interaction of a Fully Appendaged AUV: An Experimental Study Using the Planar Motion Mechanism Method for Calculating Hydrodynamic Coefficients</w:t>
-      </w:r>
-      <w:r>
-        <w:rPr>
-          <w:rFonts w:ascii="Arial" w:hAnsi="Arial"/>
-          <w:sz w:val="20"/>
-        </w:rPr>
-        <w:t>. Ocean Engineering, 324, 120562. https://doi.org/10.1016/j.oceaneng.2025.120562</w:t>
+        <w:t xml:space="preserve"> de Moraes, C. C., Faltinsen, O. M., Esperança, P. T. T., Sphaier, S. H., &amp; Lugni, C. (2025). Free-Surface Interaction of a Fully Appendaged AUV: An Experimental Study Using the Planar Motion Mechanism Method for Calculating Hydrodynamic Coefficients. Ocean Engineering, 324, 120562. https://doi.org/10.1016/j.oceaneng.2025.120562</w:t>
       </w:r>
     </w:p>
     <w:p>
@@ -17374,7 +16456,7 @@
       <w:r>
         <w:rPr>
           <w:rFonts w:ascii="Arial" w:hAnsi="Arial"/>
-          <w:b/>
+          <w:i/>
           <w:sz w:val="20"/>
         </w:rPr>
         <w:t>[5]</w:t>
@@ -17384,22 +16466,7 @@
           <w:rFonts w:ascii="Arial" w:hAnsi="Arial"/>
           <w:sz w:val="20"/>
         </w:rPr>
-        <w:t xml:space="preserve"> Det Norske Veritas (DNV) (2021). </w:t>
-      </w:r>
-      <w:r>
-        <w:rPr>
-          <w:rFonts w:ascii="Arial" w:hAnsi="Arial"/>
-          <w:i/>
-          <w:sz w:val="20"/>
-        </w:rPr>
-        <w:t>Environmental Conditions and Environmental Loads / Modelling and Analysis of Marine Operations</w:t>
-      </w:r>
-      <w:r>
-        <w:rPr>
-          <w:rFonts w:ascii="Arial" w:hAnsi="Arial"/>
-          <w:sz w:val="20"/>
-        </w:rPr>
-        <w:t>. Recommended Practice DNVGL-RP-N103, Oslo, Norway.</w:t>
+        <w:t xml:space="preserve"> Det Norske Veritas (DNV) (2021). Environmental Conditions and Environmental Loads / Modelling and Analysis of Marine Operations. Recommended Practice DNVGL-RP-N103, Oslo, Norway.</w:t>
       </w:r>
     </w:p>
     <w:p>
@@ -17416,7 +16483,7 @@
       <w:r>
         <w:rPr>
           <w:rFonts w:ascii="Arial" w:hAnsi="Arial"/>
-          <w:b/>
+          <w:i/>
           <w:sz w:val="20"/>
         </w:rPr>
         <w:t>[6]</w:t>
@@ -17426,22 +16493,7 @@
           <w:rFonts w:ascii="Arial" w:hAnsi="Arial"/>
           <w:sz w:val="20"/>
         </w:rPr>
-        <w:t xml:space="preserve"> Fan, Y., Dong, H., Zhao, X., &amp; Denissenko, P. (2024). </w:t>
-      </w:r>
-      <w:r>
-        <w:rPr>
-          <w:rFonts w:ascii="Arial" w:hAnsi="Arial"/>
-          <w:i/>
-          <w:sz w:val="20"/>
-        </w:rPr>
-        <w:t>Path-Following Control of Unmanned Underwater Vehicle Based on an Improved TD3 Deep Reinforcement Learning</w:t>
-      </w:r>
-      <w:r>
-        <w:rPr>
-          <w:rFonts w:ascii="Arial" w:hAnsi="Arial"/>
-          <w:sz w:val="20"/>
-        </w:rPr>
-        <w:t>. IEEE Transactions on Control Systems Technology, 32(5), 1904–1919. https://doi.org/10.1109/TCST.2024.3382741</w:t>
+        <w:t xml:space="preserve"> Fan, Y., Dong, H., Zhao, X., &amp; Denissenko, P. (2024). Path-Following Control of Unmanned Underwater Vehicle Based on an Improved TD3 Deep Reinforcement Learning. IEEE Transactions on Control Systems Technology, 32(5), 1904–1919. https://doi.org/10.1109/TCST.2024.3382741</w:t>
       </w:r>
     </w:p>
     <w:p>
@@ -17458,7 +16510,7 @@
       <w:r>
         <w:rPr>
           <w:rFonts w:ascii="Arial" w:hAnsi="Arial"/>
-          <w:b/>
+          <w:i/>
           <w:sz w:val="20"/>
         </w:rPr>
         <w:t>[7]</w:t>
@@ -17468,22 +16520,7 @@
           <w:rFonts w:ascii="Arial" w:hAnsi="Arial"/>
           <w:sz w:val="20"/>
         </w:rPr>
-        <w:t xml:space="preserve"> Fossen, T. I. (2021). </w:t>
-      </w:r>
-      <w:r>
-        <w:rPr>
-          <w:rFonts w:ascii="Arial" w:hAnsi="Arial"/>
-          <w:i/>
-          <w:sz w:val="20"/>
-        </w:rPr>
-        <w:t>Handbook of Marine Craft Hydrodynamics and Motion Control</w:t>
-      </w:r>
-      <w:r>
-        <w:rPr>
-          <w:rFonts w:ascii="Arial" w:hAnsi="Arial"/>
-          <w:sz w:val="20"/>
-        </w:rPr>
-        <w:t>. John Wiley &amp; Sons, 2nd Edition, Hoboken, NJ, USA.</w:t>
+        <w:t xml:space="preserve"> Fossen, T. I. (2021). Handbook of Marine Craft Hydrodynamics and Motion Control. John Wiley &amp; Sons, 2nd Edition, Hoboken, NJ, USA.</w:t>
       </w:r>
     </w:p>
     <w:p>
@@ -17500,7 +16537,7 @@
       <w:r>
         <w:rPr>
           <w:rFonts w:ascii="Arial" w:hAnsi="Arial"/>
-          <w:b/>
+          <w:i/>
           <w:sz w:val="20"/>
         </w:rPr>
         <w:t>[8]</w:t>
@@ -17510,22 +16547,7 @@
           <w:rFonts w:ascii="Arial" w:hAnsi="Arial"/>
           <w:sz w:val="20"/>
         </w:rPr>
-        <w:t xml:space="preserve"> Franchi, M., Ridolfi, A., &amp; Allotta, B. (2022). </w:t>
-      </w:r>
-      <w:r>
-        <w:rPr>
-          <w:rFonts w:ascii="Arial" w:hAnsi="Arial"/>
-          <w:i/>
-          <w:sz w:val="20"/>
-        </w:rPr>
-        <w:t>Tethered Multi-Robot Systems in Marine Environments: A Review</w:t>
-      </w:r>
-      <w:r>
-        <w:rPr>
-          <w:rFonts w:ascii="Arial" w:hAnsi="Arial"/>
-          <w:sz w:val="20"/>
-        </w:rPr>
-        <w:t>. Current Robotics Reports, 3(4), 229–239. https://doi.org/10.1007/s43154-022-00091-x</w:t>
+        <w:t xml:space="preserve"> Franchi, M., Ridolfi, A., &amp; Allotta, B. (2022). Tethered Multi-Robot Systems in Marine Environments: A Review. Current Robotics Reports, 3(4), 229–239. https://doi.org/10.1007/s43154-022-00091-x</w:t>
       </w:r>
     </w:p>
     <w:p>
@@ -17542,7 +16564,7 @@
       <w:r>
         <w:rPr>
           <w:rFonts w:ascii="Arial" w:hAnsi="Arial"/>
-          <w:b/>
+          <w:i/>
           <w:sz w:val="20"/>
         </w:rPr>
         <w:t>[9]</w:t>
@@ -17552,22 +16574,7 @@
           <w:rFonts w:ascii="Arial" w:hAnsi="Arial"/>
           <w:sz w:val="20"/>
         </w:rPr>
-        <w:t xml:space="preserve"> Gaggero, P., Corradini, F., &amp; Fossen, T. I. (2024). </w:t>
-      </w:r>
-      <w:r>
-        <w:rPr>
-          <w:rFonts w:ascii="Arial" w:hAnsi="Arial"/>
-          <w:i/>
-          <w:sz w:val="20"/>
-        </w:rPr>
-        <w:t>Tracking Data of a Remotely Operated Vehicle and Its Tether Using a Motion Capture System and a Tension Sensor</w:t>
-      </w:r>
-      <w:r>
-        <w:rPr>
-          <w:rFonts w:ascii="Arial" w:hAnsi="Arial"/>
-          <w:sz w:val="20"/>
-        </w:rPr>
-        <w:t>. Scientific Data, 11, 482. https://doi.org/10.1038/s41597-024-03297-7</w:t>
+        <w:t xml:space="preserve"> Gaggero, P., Corradini, F., &amp; Fossen, T. I. (2024). Tracking Data of a Remotely Operated Vehicle and Its Tether Using a Motion Capture System and a Tension Sensor. Scientific Data, 11, 482. https://doi.org/10.1038/s41597-024-03297-7</w:t>
       </w:r>
     </w:p>
     <w:p>
@@ -17584,7 +16591,7 @@
       <w:r>
         <w:rPr>
           <w:rFonts w:ascii="Arial" w:hAnsi="Arial"/>
-          <w:b/>
+          <w:i/>
           <w:sz w:val="20"/>
         </w:rPr>
         <w:t>[11]</w:t>
@@ -17594,22 +16601,7 @@
           <w:rFonts w:ascii="Arial" w:hAnsi="Arial"/>
           <w:sz w:val="20"/>
         </w:rPr>
-        <w:t xml:space="preserve"> Gieraths, M., Kuchelmeister, F., &amp; Albiez, J. (2023). </w:t>
-      </w:r>
-      <w:r>
-        <w:rPr>
-          <w:rFonts w:ascii="Arial" w:hAnsi="Arial"/>
-          <w:i/>
-          <w:sz w:val="20"/>
-        </w:rPr>
-        <w:t>Modular Hardware Architecture for the Development of Underwater Vehicles Based on Systems Engineering</w:t>
-      </w:r>
-      <w:r>
-        <w:rPr>
-          <w:rFonts w:ascii="Arial" w:hAnsi="Arial"/>
-          <w:sz w:val="20"/>
-        </w:rPr>
-        <w:t>. Sensors, 23(17), 7481. https://doi.org/10.3390/s23177481</w:t>
+        <w:t xml:space="preserve"> Gieraths, M., Kuchelmeister, F., &amp; Albiez, J. (2023). Modular Hardware Architecture for the Development of Underwater Vehicles Based on Systems Engineering. Sensors, 23(17), 7481. https://doi.org/10.3390/s23177481</w:t>
       </w:r>
     </w:p>
     <w:p>
@@ -17626,7 +16618,7 @@
       <w:r>
         <w:rPr>
           <w:rFonts w:ascii="Arial" w:hAnsi="Arial"/>
-          <w:b/>
+          <w:i/>
           <w:sz w:val="20"/>
         </w:rPr>
         <w:t>[12]</w:t>
@@ -17636,22 +16628,7 @@
           <w:rFonts w:ascii="Arial" w:hAnsi="Arial"/>
           <w:sz w:val="20"/>
         </w:rPr>
-        <w:t xml:space="preserve"> Hong, L., Wang, X., &amp; Zhang, D. (2024). </w:t>
-      </w:r>
-      <w:r>
-        <w:rPr>
-          <w:rFonts w:ascii="Arial" w:hAnsi="Arial"/>
-          <w:i/>
-          <w:sz w:val="20"/>
-        </w:rPr>
-        <w:t>CFD-Based Hydrodynamic Performance Investigation of Autonomous Underwater Vehicles: A Survey</w:t>
-      </w:r>
-      <w:r>
-        <w:rPr>
-          <w:rFonts w:ascii="Arial" w:hAnsi="Arial"/>
-          <w:sz w:val="20"/>
-        </w:rPr>
-        <w:t>. Ocean Engineering, 305, 117911. https://doi.org/10.1016/j.oceaneng.2024.117911</w:t>
+        <w:t xml:space="preserve"> Hong, L., Wang, X., &amp; Zhang, D. (2024). CFD-Based Hydrodynamic Performance Investigation of Autonomous Underwater Vehicles: A Survey. Ocean Engineering, 305, 117911. https://doi.org/10.1016/j.oceaneng.2024.117911</w:t>
       </w:r>
     </w:p>
     <w:p>
@@ -17668,7 +16645,7 @@
       <w:r>
         <w:rPr>
           <w:rFonts w:ascii="Arial" w:hAnsi="Arial"/>
-          <w:b/>
+          <w:i/>
           <w:sz w:val="20"/>
         </w:rPr>
         <w:t>[14]</w:t>
@@ -17678,22 +16655,7 @@
           <w:rFonts w:ascii="Arial" w:hAnsi="Arial"/>
           <w:sz w:val="20"/>
         </w:rPr>
-        <w:t xml:space="preserve"> Ismail, W. M., Hassan, A. E., Abdelhady, N. M., Hassan, N. A., Maged, S. A., &amp; Abdulhasieb, H. M. (2021). </w:t>
-      </w:r>
-      <w:r>
-        <w:rPr>
-          <w:rFonts w:ascii="Arial" w:hAnsi="Arial"/>
-          <w:i/>
-          <w:sz w:val="20"/>
-        </w:rPr>
-        <w:t>Design of Affordable Hybrid Underwater Vehicle Platform Using ArduSub &amp; Robot Operating System (ROS) for Marine Robotics Research</w:t>
-      </w:r>
-      <w:r>
-        <w:rPr>
-          <w:rFonts w:ascii="Arial" w:hAnsi="Arial"/>
-          <w:sz w:val="20"/>
-        </w:rPr>
-        <w:t>. In Proceedings of the 5th IUGRC International Undergraduate Research Conference, Cairo, Egypt, pp. 96–102.</w:t>
+        <w:t xml:space="preserve"> Ismail, W. M., Hassan, A. E., Abdelhady, N. M., Hassan, N. A., Maged, S. A., &amp; Abdulhasieb, H. M. (2021). Design of Affordable Hybrid Underwater Vehicle Platform Using ArduSub &amp; Robot Operating System (ROS) for Marine Robotics Research. In Proceedings of the 5th IUGRC International Undergraduate Research Conference, Cairo, Egypt, pp. 96–102.</w:t>
       </w:r>
     </w:p>
     <w:p>
@@ -17710,7 +16672,7 @@
       <w:r>
         <w:rPr>
           <w:rFonts w:ascii="Arial" w:hAnsi="Arial"/>
-          <w:b/>
+          <w:i/>
           <w:sz w:val="20"/>
         </w:rPr>
         <w:t>[15]</w:t>
@@ -17720,22 +16682,7 @@
           <w:rFonts w:ascii="Arial" w:hAnsi="Arial"/>
           <w:sz w:val="20"/>
         </w:rPr>
-        <w:t xml:space="preserve"> Karras, A. A., Charalampous, K., &amp; Kyriakopoulos, K. J. (2024). </w:t>
-      </w:r>
-      <w:r>
-        <w:rPr>
-          <w:rFonts w:ascii="Arial" w:hAnsi="Arial"/>
-          <w:i/>
-          <w:sz w:val="20"/>
-        </w:rPr>
-        <w:t>From Virtual Waters to Real Oceans: A Simulation-Driven Approach to ROV Control System Design</w:t>
-      </w:r>
-      <w:r>
-        <w:rPr>
-          <w:rFonts w:ascii="Arial" w:hAnsi="Arial"/>
-          <w:sz w:val="20"/>
-        </w:rPr>
-        <w:t>. Journal of Marine Science and Engineering, 12(11), 1957. https://doi.org/10.3390/jmse12111957</w:t>
+        <w:t xml:space="preserve"> Karras, A. A., Charalampous, K., &amp; Kyriakopoulos, K. J. (2024). From Virtual Waters to Real Oceans: A Simulation-Driven Approach to ROV Control System Design. Journal of Marine Science and Engineering, 12(11), 1957. https://doi.org/10.3390/jmse12111957</w:t>
       </w:r>
     </w:p>
     <w:p>
@@ -17752,7 +16699,7 @@
       <w:r>
         <w:rPr>
           <w:rFonts w:ascii="Arial" w:hAnsi="Arial"/>
-          <w:b/>
+          <w:i/>
           <w:sz w:val="20"/>
         </w:rPr>
         <w:t>[16]</w:t>
@@ -17762,22 +16709,7 @@
           <w:rFonts w:ascii="Arial" w:hAnsi="Arial"/>
           <w:sz w:val="20"/>
         </w:rPr>
-        <w:t xml:space="preserve"> Khalid, A., Sarwat, A., &amp; Riggs, H. (Eds.). (2024). </w:t>
-      </w:r>
-      <w:r>
-        <w:rPr>
-          <w:rFonts w:ascii="Arial" w:hAnsi="Arial"/>
-          <w:i/>
-          <w:sz w:val="20"/>
-        </w:rPr>
-        <w:t>Applications and Optimizations of Kalman Filter and Their Variants</w:t>
-      </w:r>
-      <w:r>
-        <w:rPr>
-          <w:rFonts w:ascii="Arial" w:hAnsi="Arial"/>
-          <w:sz w:val="20"/>
-        </w:rPr>
-        <w:t>. IntechOpen, London, UK. https://doi.org/10.5772/intechopen.109154</w:t>
+        <w:t xml:space="preserve"> Khalid, A., Sarwat, A., &amp; Riggs, H. (Eds.). (2024). Applications and Optimizations of Kalman Filter and Their Variants. IntechOpen, London, UK. https://doi.org/10.5772/intechopen.109154</w:t>
       </w:r>
     </w:p>
     <w:p>
@@ -17794,7 +16726,7 @@
       <w:r>
         <w:rPr>
           <w:rFonts w:ascii="Arial" w:hAnsi="Arial"/>
-          <w:b/>
+          <w:i/>
           <w:sz w:val="20"/>
         </w:rPr>
         <w:t>[17]</w:t>
@@ -17804,22 +16736,7 @@
           <w:rFonts w:ascii="Arial" w:hAnsi="Arial"/>
           <w:sz w:val="20"/>
         </w:rPr>
-        <w:t xml:space="preserve"> Kim, Y. V. (Ed.). (2023). </w:t>
-      </w:r>
-      <w:r>
-        <w:rPr>
-          <w:rFonts w:ascii="Arial" w:hAnsi="Arial"/>
-          <w:i/>
-          <w:sz w:val="20"/>
-        </w:rPr>
-        <w:t>Kalman Filter - Engineering Applications</w:t>
-      </w:r>
-      <w:r>
-        <w:rPr>
-          <w:rFonts w:ascii="Arial" w:hAnsi="Arial"/>
-          <w:sz w:val="20"/>
-        </w:rPr>
-        <w:t>. IntechOpen, London, UK. https://doi.org/10.5772/intechopen.100722</w:t>
+        <w:t xml:space="preserve"> Kim, Y. V. (Ed.). (2023). Kalman Filter - Engineering Applications. IntechOpen, London, UK. https://doi.org/10.5772/intechopen.100722</w:t>
       </w:r>
     </w:p>
     <w:p>
@@ -17836,7 +16753,7 @@
       <w:r>
         <w:rPr>
           <w:rFonts w:ascii="Arial" w:hAnsi="Arial"/>
-          <w:b/>
+          <w:i/>
           <w:sz w:val="20"/>
         </w:rPr>
         <w:t>[18]</w:t>
@@ -17846,22 +16763,7 @@
           <w:rFonts w:ascii="Arial" w:hAnsi="Arial"/>
           <w:sz w:val="20"/>
         </w:rPr>
-        <w:t xml:space="preserve"> Llorente-Vidrio, D., Chavez-Galaviz, J., Fuentes-Aguilar, R. Q., Chairez, I., &amp; Mahmoudian, N. (2025). </w:t>
-      </w:r>
-      <w:r>
-        <w:rPr>
-          <w:rFonts w:ascii="Arial" w:hAnsi="Arial"/>
-          <w:i/>
-          <w:sz w:val="20"/>
-        </w:rPr>
-        <w:t>Robust Sliding-Mode Control of an Underwater ROV via Neural Differential Identification of Model Uncertainties</w:t>
-      </w:r>
-      <w:r>
-        <w:rPr>
-          <w:rFonts w:ascii="Arial" w:hAnsi="Arial"/>
-          <w:sz w:val="20"/>
-        </w:rPr>
-        <w:t>. Ocean Engineering, 341, 122728. https://doi.org/10.1016/j.oceaneng.2025.122728</w:t>
+        <w:t xml:space="preserve"> Llorente-Vidrio, D., Chavez-Galaviz, J., Fuentes-Aguilar, R. Q., Chairez, I., &amp; Mahmoudian, N. (2025). Robust Sliding-Mode Control of an Underwater ROV via Neural Differential Identification of Model Uncertainties. Ocean Engineering, 341, 122728. https://doi.org/10.1016/j.oceaneng.2025.122728</w:t>
       </w:r>
     </w:p>
     <w:p>
@@ -17878,7 +16780,7 @@
       <w:r>
         <w:rPr>
           <w:rFonts w:ascii="Arial" w:hAnsi="Arial"/>
-          <w:b/>
+          <w:i/>
           <w:sz w:val="20"/>
         </w:rPr>
         <w:t>[19]</w:t>
@@ -17888,22 +16790,7 @@
           <w:rFonts w:ascii="Arial" w:hAnsi="Arial"/>
           <w:sz w:val="20"/>
         </w:rPr>
-        <w:t xml:space="preserve"> Mari, Z., Nawaf, M. M., &amp; Drap, P. (2026). </w:t>
-      </w:r>
-      <w:r>
-        <w:rPr>
-          <w:rFonts w:ascii="Arial" w:hAnsi="Arial"/>
-          <w:i/>
-          <w:sz w:val="20"/>
-        </w:rPr>
-        <w:t>Deep Reinforcement Learning for Autonomous Underwater Navigation: A Comparative Study with DWA and Digital Twin Validation</w:t>
-      </w:r>
-      <w:r>
-        <w:rPr>
-          <w:rFonts w:ascii="Arial" w:hAnsi="Arial"/>
-          <w:sz w:val="20"/>
-        </w:rPr>
-        <w:t>. Sensors, 26(2), 512. https://doi.org/10.3390/s26020512</w:t>
+        <w:t xml:space="preserve"> Mari, Z., Nawaf, M. M., &amp; Drap, P. (2026). Deep Reinforcement Learning for Autonomous Underwater Navigation: A Comparative Study with DWA and Digital Twin Validation. Sensors, 26(2), 512. https://doi.org/10.3390/s26020512</w:t>
       </w:r>
     </w:p>
     <w:p>
@@ -17920,7 +16807,7 @@
       <w:r>
         <w:rPr>
           <w:rFonts w:ascii="Arial" w:hAnsi="Arial"/>
-          <w:b/>
+          <w:i/>
           <w:sz w:val="20"/>
         </w:rPr>
         <w:t>[20]</w:t>
@@ -17930,22 +16817,7 @@
           <w:rFonts w:ascii="Arial" w:hAnsi="Arial"/>
           <w:sz w:val="20"/>
         </w:rPr>
-        <w:t xml:space="preserve"> McIvor, E., Sklivanitis, G., &amp; Pados, D. A. (2024). </w:t>
-      </w:r>
-      <w:r>
-        <w:rPr>
-          <w:rFonts w:ascii="Arial" w:hAnsi="Arial"/>
-          <w:i/>
-          <w:sz w:val="20"/>
-        </w:rPr>
-        <w:t>A Generalizable Entity-Component-System Architecture for Underwater ROV Control</w:t>
-      </w:r>
-      <w:r>
-        <w:rPr>
-          <w:rFonts w:ascii="Arial" w:hAnsi="Arial"/>
-          <w:sz w:val="20"/>
-        </w:rPr>
-        <w:t>. In IEEE/OES OCEANS 2024 - Singapore, pp. 1–7. https://doi.org/10.1109/OCEANS51537.2024.10682121</w:t>
+        <w:t xml:space="preserve"> McIvor, E., Sklivanitis, G., &amp; Pados, D. A. (2024). A Generalizable Entity-Component-System Architecture for Underwater ROV Control. In IEEE/OES OCEANS 2024 - Singapore, pp. 1–7. https://doi.org/10.1109/OCEANS51537.2024.10682121</w:t>
       </w:r>
     </w:p>
     <w:p>
@@ -17962,7 +16834,7 @@
       <w:r>
         <w:rPr>
           <w:rFonts w:ascii="Arial" w:hAnsi="Arial"/>
-          <w:b/>
+          <w:i/>
           <w:sz w:val="20"/>
         </w:rPr>
         <w:t>[21]</w:t>
@@ -17972,22 +16844,7 @@
           <w:rFonts w:ascii="Arial" w:hAnsi="Arial"/>
           <w:sz w:val="20"/>
         </w:rPr>
-        <w:t xml:space="preserve"> Ng, P., &amp; Krieg, M. (2024). </w:t>
-      </w:r>
-      <w:r>
-        <w:rPr>
-          <w:rFonts w:ascii="Arial" w:hAnsi="Arial"/>
-          <w:i/>
-          <w:sz w:val="20"/>
-        </w:rPr>
-        <w:t>Modifications to ArduSub That Improve BlueROV SITL Accuracy and Design of Hybrid Autopilot</w:t>
-      </w:r>
-      <w:r>
-        <w:rPr>
-          <w:rFonts w:ascii="Arial" w:hAnsi="Arial"/>
-          <w:sz w:val="20"/>
-        </w:rPr>
-        <w:t>. Applied Sciences, 14(17), 7453. https://doi.org/10.3390/app14177453</w:t>
+        <w:t xml:space="preserve"> Ng, P., &amp; Krieg, M. (2024). Modifications to ArduSub That Improve BlueROV SITL Accuracy and Design of Hybrid Autopilot. Applied Sciences, 14(17), 7453. https://doi.org/10.3390/app14177453</w:t>
       </w:r>
     </w:p>
     <w:p>
@@ -18004,7 +16861,7 @@
       <w:r>
         <w:rPr>
           <w:rFonts w:ascii="Arial" w:hAnsi="Arial"/>
-          <w:b/>
+          <w:i/>
           <w:sz w:val="20"/>
         </w:rPr>
         <w:t>[25]</w:t>
@@ -18014,22 +16871,7 @@
           <w:rFonts w:ascii="Arial" w:hAnsi="Arial"/>
           <w:sz w:val="20"/>
         </w:rPr>
-        <w:t xml:space="preserve"> Särkkä, S., &amp; Svensson, L. (2023). </w:t>
-      </w:r>
-      <w:r>
-        <w:rPr>
-          <w:rFonts w:ascii="Arial" w:hAnsi="Arial"/>
-          <w:i/>
-          <w:sz w:val="20"/>
-        </w:rPr>
-        <w:t>Bayesian Filtering and Smoothing</w:t>
-      </w:r>
-      <w:r>
-        <w:rPr>
-          <w:rFonts w:ascii="Arial" w:hAnsi="Arial"/>
-          <w:sz w:val="20"/>
-        </w:rPr>
-        <w:t>. Cambridge University Press, 2nd Edition, Cambridge, UK. https://doi.org/10.1017/9781108910002</w:t>
+        <w:t xml:space="preserve"> Särkkä, S., &amp; Svensson, L. (2023). Bayesian Filtering and Smoothing. Cambridge University Press, 2nd Edition, Cambridge, UK. https://doi.org/10.1017/9781108910002</w:t>
       </w:r>
     </w:p>
     <w:p>
@@ -18046,7 +16888,7 @@
       <w:r>
         <w:rPr>
           <w:rFonts w:ascii="Arial" w:hAnsi="Arial"/>
-          <w:b/>
+          <w:i/>
           <w:sz w:val="20"/>
         </w:rPr>
         <w:t>[26]</w:t>
@@ -18056,22 +16898,7 @@
           <w:rFonts w:ascii="Arial" w:hAnsi="Arial"/>
           <w:sz w:val="20"/>
         </w:rPr>
-        <w:t xml:space="preserve"> Song, P., Wei, Z., Zhang, J., &amp; Wang, X. (2023). </w:t>
-      </w:r>
-      <w:r>
-        <w:rPr>
-          <w:rFonts w:ascii="Arial" w:hAnsi="Arial"/>
-          <w:i/>
-          <w:sz w:val="20"/>
-        </w:rPr>
-        <w:t>Multi-Objective Shape Optimization of Autonomous Underwater Vehicle by Coupling CFD Simulation with Genetic Algorithm</w:t>
-      </w:r>
-      <w:r>
-        <w:rPr>
-          <w:rFonts w:ascii="Arial" w:hAnsi="Arial"/>
-          <w:sz w:val="20"/>
-        </w:rPr>
-        <w:t>. Ocean Engineering, 280, 114686. https://doi.org/10.1016/j.oceaneng.2023.114686</w:t>
+        <w:t xml:space="preserve"> Song, P., Wei, Z., Zhang, J., &amp; Wang, X. (2023). Multi-Objective Shape Optimization of Autonomous Underwater Vehicle by Coupling CFD Simulation with Genetic Algorithm. Ocean Engineering, 280, 114686. https://doi.org/10.1016/j.oceaneng.2023.114686</w:t>
       </w:r>
     </w:p>
     <w:p>
@@ -18088,7 +16915,7 @@
       <w:r>
         <w:rPr>
           <w:rFonts w:ascii="Arial" w:hAnsi="Arial"/>
-          <w:b/>
+          <w:i/>
           <w:sz w:val="20"/>
         </w:rPr>
         <w:t>[28]</w:t>
@@ -18098,22 +16925,7 @@
           <w:rFonts w:ascii="Arial" w:hAnsi="Arial"/>
           <w:sz w:val="20"/>
         </w:rPr>
-        <w:t xml:space="preserve"> Sun, Y., Wang, X., Zhang, Y., &amp; Chen, G. (2022). </w:t>
-      </w:r>
-      <w:r>
-        <w:rPr>
-          <w:rFonts w:ascii="Arial" w:hAnsi="Arial"/>
-          <w:i/>
-          <w:sz w:val="20"/>
-        </w:rPr>
-        <w:t>Nonlinear Dynamics of Novel Flight-Style Autonomous Underwater Vehicle with Bow Wings, Part I: ASE and CFD Based Estimations of Hydrodynamic Coefficients; Part II: Nonlinear Dynamic Modeling and Experimental Validations</w:t>
-      </w:r>
-      <w:r>
-        <w:rPr>
-          <w:rFonts w:ascii="Arial" w:hAnsi="Arial"/>
-          <w:sz w:val="20"/>
-        </w:rPr>
-        <w:t>. Ocean Engineering, 266, 112836. https://doi.org/10.1016/j.oceaneng.2022.112836</w:t>
+        <w:t xml:space="preserve"> Sun, Y., Wang, X., Zhang, Y., &amp; Chen, G. (2022). Nonlinear Dynamics of Novel Flight-Style Autonomous Underwater Vehicle with Bow Wings, Part I: ASE and CFD Based Estimations of Hydrodynamic Coefficients; Part II: Nonlinear Dynamic Modeling and Experimental Validations. Ocean Engineering, 266, 112836. https://doi.org/10.1016/j.oceaneng.2022.112836</w:t>
       </w:r>
     </w:p>
     <w:p>
@@ -18130,7 +16942,7 @@
       <w:r>
         <w:rPr>
           <w:rFonts w:ascii="Arial" w:hAnsi="Arial"/>
-          <w:b/>
+          <w:i/>
           <w:sz w:val="20"/>
         </w:rPr>
         <w:t>[29]</w:t>
@@ -18140,7 +16952,7 @@
           <w:rFonts w:ascii="Arial" w:hAnsi="Arial"/>
           <w:sz w:val="20"/>
         </w:rPr>
-        <w:t xml:space="preserve"> Ulin-Avila, E., &amp; Ponce-Hernandez, J. (2021). </w:t>
+        <w:t xml:space="preserve"> Ulin-Avila, E., &amp; Ponce-Hernandez, J. (2021). Kalman Filter Estimation and Its Implementation</w:t>
       </w:r>
       <w:r>
         <w:rPr>
@@ -18148,29 +16960,14 @@
           <w:i/>
           <w:sz w:val="20"/>
         </w:rPr>
-        <w:t>Kalman Filter Estimation and Its Implementation</w:t>
-      </w:r>
-      <w:r>
-        <w:rPr>
-          <w:rFonts w:ascii="Arial" w:hAnsi="Arial"/>
-          <w:sz w:val="20"/>
-        </w:rPr>
-        <w:t xml:space="preserve">. In </w:t>
-      </w:r>
-      <w:r>
-        <w:rPr>
-          <w:rFonts w:ascii="Arial" w:hAnsi="Arial"/>
-          <w:i/>
-          <w:sz w:val="20"/>
-        </w:rPr>
-        <w:t>Adaptive Filtering - Recent Advances and Practical Implementation</w:t>
-      </w:r>
-      <w:r>
-        <w:rPr>
-          <w:rFonts w:ascii="Arial" w:hAnsi="Arial"/>
-          <w:sz w:val="20"/>
-        </w:rPr>
-        <w:t>, IntechOpen, London, UK. https://doi.org/10.5772/intechopen.97406</w:t>
+        <w:t>. In</w:t>
+      </w:r>
+      <w:r>
+        <w:rPr>
+          <w:rFonts w:ascii="Arial" w:hAnsi="Arial"/>
+          <w:sz w:val="20"/>
+        </w:rPr>
+        <w:t>Adaptive Filtering - Recent Advances and Practical Implementation, IntechOpen, London, UK. https://doi.org/10.5772/intechopen.97406</w:t>
       </w:r>
     </w:p>
     <w:p>
@@ -18187,7 +16984,7 @@
       <w:r>
         <w:rPr>
           <w:rFonts w:ascii="Arial" w:hAnsi="Arial"/>
-          <w:b/>
+          <w:i/>
           <w:sz w:val="20"/>
         </w:rPr>
         <w:t>[30]</w:t>
@@ -18197,22 +16994,7 @@
           <w:rFonts w:ascii="Arial" w:hAnsi="Arial"/>
           <w:sz w:val="20"/>
         </w:rPr>
-        <w:t xml:space="preserve"> Vögele, C., Schilling, M., &amp; Hildebrandt, M. (2022). </w:t>
-      </w:r>
-      <w:r>
-        <w:rPr>
-          <w:rFonts w:ascii="Arial" w:hAnsi="Arial"/>
-          <w:i/>
-          <w:sz w:val="20"/>
-        </w:rPr>
-        <w:t>Modularis: Modular Underwater Robot for Rapid Development and Validation of Autonomous Systems</w:t>
-      </w:r>
-      <w:r>
-        <w:rPr>
-          <w:rFonts w:ascii="Arial" w:hAnsi="Arial"/>
-          <w:sz w:val="20"/>
-        </w:rPr>
-        <w:t>. In 2022 IEEE International Conference on Robotics and Biomimetics (ROBIO), pp. 2004–2010. https://doi.org/10.1109/ROBIO54168.2022.10011985</w:t>
+        <w:t xml:space="preserve"> Vögele, C., Schilling, M., &amp; Hildebrandt, M. (2022). Modularis: Modular Underwater Robot for Rapid Development and Validation of Autonomous Systems. In 2022 IEEE International Conference on Robotics and Biomimetics (ROBIO), pp. 2004–2010. https://doi.org/10.1109/ROBIO54168.2022.10011985</w:t>
       </w:r>
     </w:p>
     <w:p>
@@ -18229,7 +17011,7 @@
       <w:r>
         <w:rPr>
           <w:rFonts w:ascii="Arial" w:hAnsi="Arial"/>
-          <w:b/>
+          <w:i/>
           <w:sz w:val="20"/>
         </w:rPr>
         <w:t>[31]</w:t>
@@ -18239,22 +17021,7 @@
           <w:rFonts w:ascii="Arial" w:hAnsi="Arial"/>
           <w:sz w:val="20"/>
         </w:rPr>
-        <w:t xml:space="preserve"> von Benzon, M., Sørensen, F. F., Uth, E., Jouffroy, J., Liniger, J., &amp; Pedersen, S. (2022). </w:t>
-      </w:r>
-      <w:r>
-        <w:rPr>
-          <w:rFonts w:ascii="Arial" w:hAnsi="Arial"/>
-          <w:i/>
-          <w:sz w:val="20"/>
-        </w:rPr>
-        <w:t>An Open-Source Benchmark Simulator: Control of a BlueROV2 Underwater Robot</w:t>
-      </w:r>
-      <w:r>
-        <w:rPr>
-          <w:rFonts w:ascii="Arial" w:hAnsi="Arial"/>
-          <w:sz w:val="20"/>
-        </w:rPr>
-        <w:t>. Journal of Marine Science and Engineering, 10(12), 1898. https://doi.org/10.3390/jmse10121898</w:t>
+        <w:t xml:space="preserve"> von Benzon, M., Sørensen, F. F., Uth, E., Jouffroy, J., Liniger, J., &amp; Pedersen, S. (2022). An Open-Source Benchmark Simulator: Control of a BlueROV2 Underwater Robot. Journal of Marine Science and Engineering, 10(12), 1898. https://doi.org/10.3390/jmse10121898</w:t>
       </w:r>
     </w:p>
     <w:p>
@@ -18271,7 +17038,7 @@
       <w:r>
         <w:rPr>
           <w:rFonts w:ascii="Arial" w:hAnsi="Arial"/>
-          <w:b/>
+          <w:i/>
           <w:sz w:val="20"/>
         </w:rPr>
         <w:t>[32]</w:t>
@@ -18281,22 +17048,7 @@
           <w:rFonts w:ascii="Arial" w:hAnsi="Arial"/>
           <w:sz w:val="20"/>
         </w:rPr>
-        <w:t xml:space="preserve"> Vu, M. T., Le, T. H., Thanh, H. L. N. N., Huynh, T. T., Van, M., Hoang, Q. D., &amp; Do, T. D. (2021). </w:t>
-      </w:r>
-      <w:r>
-        <w:rPr>
-          <w:rFonts w:ascii="Arial" w:hAnsi="Arial"/>
-          <w:i/>
-          <w:sz w:val="20"/>
-        </w:rPr>
-        <w:t>Robust Position Control of an Over-Actuated Underwater Vehicle Under Model Uncertainties and Ocean Current Effects Using Dynamic Sliding Mode Surface and Optimal Allocation Control</w:t>
-      </w:r>
-      <w:r>
-        <w:rPr>
-          <w:rFonts w:ascii="Arial" w:hAnsi="Arial"/>
-          <w:sz w:val="20"/>
-        </w:rPr>
-        <w:t>. Sensors, 21(3), 747. https://doi.org/10.3390/s21030747</w:t>
+        <w:t xml:space="preserve"> Vu, M. T., Le, T. H., Thanh, H. L. N. N., Huynh, T. T., Van, M., Hoang, Q. D., &amp; Do, T. D. (2021). Robust Position Control of an Over-Actuated Underwater Vehicle Under Model Uncertainties and Ocean Current Effects Using Dynamic Sliding Mode Surface and Optimal Allocation Control. Sensors, 21(3), 747. https://doi.org/10.3390/s21030747</w:t>
       </w:r>
     </w:p>
     <w:p>
@@ -18313,7 +17065,7 @@
       <w:r>
         <w:rPr>
           <w:rFonts w:ascii="Arial" w:hAnsi="Arial"/>
-          <w:b/>
+          <w:i/>
           <w:sz w:val="20"/>
         </w:rPr>
         <w:t>[34]</w:t>
@@ -18323,22 +17075,7 @@
           <w:rFonts w:ascii="Arial" w:hAnsi="Arial"/>
           <w:sz w:val="20"/>
         </w:rPr>
-        <w:t xml:space="preserve"> Wei, X., Du, H., Yan, T., &amp; He, B. (2025). </w:t>
-      </w:r>
-      <w:r>
-        <w:rPr>
-          <w:rFonts w:ascii="Arial" w:hAnsi="Arial"/>
-          <w:i/>
-          <w:sz w:val="20"/>
-        </w:rPr>
-        <w:t>A Solution Method for Hydrodynamic Coefficients of Autonomous Underwater Vehicle Using Multi-Degree-of-Freedom Coupled Motion Data</w:t>
-      </w:r>
-      <w:r>
-        <w:rPr>
-          <w:rFonts w:ascii="Arial" w:hAnsi="Arial"/>
-          <w:sz w:val="20"/>
-        </w:rPr>
-        <w:t>. Ocean Engineering, 341, 122653. https://doi.org/10.1016/j.oceaneng.2025.122653</w:t>
+        <w:t xml:space="preserve"> Wei, X., Du, H., Yan, T., &amp; He, B. (2025). A Solution Method for Hydrodynamic Coefficients of Autonomous Underwater Vehicle Using Multi-Degree-of-Freedom Coupled Motion Data. Ocean Engineering, 341, 122653. https://doi.org/10.1016/j.oceaneng.2025.122653</w:t>
       </w:r>
     </w:p>
     <w:p>
@@ -18355,7 +17092,7 @@
       <w:r>
         <w:rPr>
           <w:rFonts w:ascii="Arial" w:hAnsi="Arial"/>
-          <w:b/>
+          <w:i/>
           <w:sz w:val="20"/>
         </w:rPr>
         <w:t>[35]</w:t>
@@ -18365,22 +17102,7 @@
           <w:rFonts w:ascii="Arial" w:hAnsi="Arial"/>
           <w:sz w:val="20"/>
         </w:rPr>
-        <w:t xml:space="preserve"> Westman, E., Kaess, M., &amp; Hollinger, G. A. (2021). </w:t>
-      </w:r>
-      <w:r>
-        <w:rPr>
-          <w:rFonts w:ascii="Arial" w:hAnsi="Arial"/>
-          <w:i/>
-          <w:sz w:val="20"/>
-        </w:rPr>
-        <w:t>Towards Modular and Accessible AUV Systems</w:t>
-      </w:r>
-      <w:r>
-        <w:rPr>
-          <w:rFonts w:ascii="Arial" w:hAnsi="Arial"/>
-          <w:sz w:val="20"/>
-        </w:rPr>
-        <w:t>. In 2021 IEEE Aerospace Conference (50100), pp. 1–10. https://doi.org/10.1109/AERO50100.2021.9438312</w:t>
+        <w:t xml:space="preserve"> Westman, E., Kaess, M., &amp; Hollinger, G. A. (2021). Towards Modular and Accessible AUV Systems. In 2021 IEEE Aerospace Conference (50100), pp. 1–10. https://doi.org/10.1109/AERO50100.2021.9438312</w:t>
       </w:r>
     </w:p>
     <w:p>
@@ -18397,7 +17119,7 @@
       <w:r>
         <w:rPr>
           <w:rFonts w:ascii="Arial" w:hAnsi="Arial"/>
-          <w:b/>
+          <w:i/>
           <w:sz w:val="20"/>
         </w:rPr>
         <w:t>[36]</w:t>
@@ -18407,22 +17129,7 @@
           <w:rFonts w:ascii="Arial" w:hAnsi="Arial"/>
           <w:sz w:val="20"/>
         </w:rPr>
-        <w:t xml:space="preserve"> Widhalm, D., Ohnsted, C., Knutson, C., Kutzke, D., Singh, S., Mukherjee, R., Schwidder, G., Wu, Y.-K., &amp; Sattar, J. (2025). </w:t>
-      </w:r>
-      <w:r>
-        <w:rPr>
-          <w:rFonts w:ascii="Arial" w:hAnsi="Arial"/>
-          <w:i/>
-          <w:sz w:val="20"/>
-        </w:rPr>
-        <w:t>Design and Development of the MeCO Open-Source Autonomous Underwater Vehicle</w:t>
-      </w:r>
-      <w:r>
-        <w:rPr>
-          <w:rFonts w:ascii="Arial" w:hAnsi="Arial"/>
-          <w:sz w:val="20"/>
-        </w:rPr>
-        <w:t>. In IEEE/RSJ International Conference on Intelligent Robots and Systems (IROS).</w:t>
+        <w:t xml:space="preserve"> Widhalm, D., Ohnsted, C., Knutson, C., Kutzke, D., Singh, S., Mukherjee, R., Schwidder, G., Wu, Y.-K., &amp; Sattar, J. (2025). Design and Development of the MeCO Open-Source Autonomous Underwater Vehicle. In IEEE/RSJ International Conference on Intelligent Robots and Systems (IROS).</w:t>
       </w:r>
     </w:p>
     <w:p>
@@ -18439,7 +17146,7 @@
       <w:r>
         <w:rPr>
           <w:rFonts w:ascii="Arial" w:hAnsi="Arial"/>
-          <w:b/>
+          <w:i/>
           <w:sz w:val="20"/>
         </w:rPr>
         <w:t>[37]</w:t>
@@ -18449,22 +17156,7 @@
           <w:rFonts w:ascii="Arial" w:hAnsi="Arial"/>
           <w:sz w:val="20"/>
         </w:rPr>
-        <w:t xml:space="preserve"> Xia, T., Liu, S., Wang, T., Li, J., Lin, W., Zhang, B., Cai, Y., &amp; Xu, W. (2025). </w:t>
-      </w:r>
-      <w:r>
-        <w:rPr>
-          <w:rFonts w:ascii="Arial" w:hAnsi="Arial"/>
-          <w:i/>
-          <w:sz w:val="20"/>
-        </w:rPr>
-        <w:t>Experimental and Numerical Analysis on Two-Way Hull–Propeller Coupled Effect of a Fully-Actuated AUV</w:t>
-      </w:r>
-      <w:r>
-        <w:rPr>
-          <w:rFonts w:ascii="Arial" w:hAnsi="Arial"/>
-          <w:sz w:val="20"/>
-        </w:rPr>
-        <w:t>. Ocean Engineering, 321, 120288. https://doi.org/10.1016/j.oceaneng.2025.120288</w:t>
+        <w:t xml:space="preserve"> Xia, T., Liu, S., Wang, T., Li, J., Lin, W., Zhang, B., Cai, Y., &amp; Xu, W. (2025). Experimental and Numerical Analysis on Two-Way Hull–Propeller Coupled Effect of a Fully-Actuated AUV. Ocean Engineering, 321, 120288. https://doi.org/10.1016/j.oceaneng.2025.120288</w:t>
       </w:r>
     </w:p>
     <w:p>
@@ -18481,7 +17173,7 @@
       <w:r>
         <w:rPr>
           <w:rFonts w:ascii="Arial" w:hAnsi="Arial"/>
-          <w:b/>
+          <w:i/>
           <w:sz w:val="20"/>
         </w:rPr>
         <w:t>[40]</w:t>
@@ -18491,22 +17183,7 @@
           <w:rFonts w:ascii="Arial" w:hAnsi="Arial"/>
           <w:sz w:val="20"/>
         </w:rPr>
-        <w:t xml:space="preserve"> Zhang, Y., Zhang, J., Guo, Z., Zhang, L., &amp; Shang, Y. (2025). </w:t>
-      </w:r>
-      <w:r>
-        <w:rPr>
-          <w:rFonts w:ascii="Arial" w:hAnsi="Arial"/>
-          <w:i/>
-          <w:sz w:val="20"/>
-        </w:rPr>
-        <w:t>An Adaptive NMPC for ROVs Trajectory Tracking with Environmental Disturbances and Model Uncertainties</w:t>
-      </w:r>
-      <w:r>
-        <w:rPr>
-          <w:rFonts w:ascii="Arial" w:hAnsi="Arial"/>
-          <w:sz w:val="20"/>
-        </w:rPr>
-        <w:t>. Brodogradnja, 76(1), 1–25. https://doi.org/10.21278/brod76101</w:t>
+        <w:t xml:space="preserve"> Zhang, Y., Zhang, J., Guo, Z., Zhang, L., &amp; Shang, Y. (2025). An Adaptive NMPC for ROVs Trajectory Tracking with Environmental Disturbances and Model Uncertainties. Brodogradnja, 76(1), 1–25. https://doi.org/10.21278/brod76101</w:t>
       </w:r>
     </w:p>
     <w:p>
@@ -18523,7 +17200,7 @@
       <w:r>
         <w:rPr>
           <w:rFonts w:ascii="Arial" w:hAnsi="Arial"/>
-          <w:b/>
+          <w:i/>
           <w:sz w:val="20"/>
         </w:rPr>
         <w:t>[41]</w:t>
@@ -18533,22 +17210,7 @@
           <w:rFonts w:ascii="Arial" w:hAnsi="Arial"/>
           <w:sz w:val="20"/>
         </w:rPr>
-        <w:t xml:space="preserve"> Zuluaga, C. A., Aristizábal, L. M., Rúa, S., Franco, D. A., Osorio, D. A., &amp; Vásquez, R. E. (2022). </w:t>
-      </w:r>
-      <w:r>
-        <w:rPr>
-          <w:rFonts w:ascii="Arial" w:hAnsi="Arial"/>
-          <w:i/>
-          <w:sz w:val="20"/>
-        </w:rPr>
-        <w:t>Development of a Modular Software Architecture for Underwater Vehicles Using Systems Engineering</w:t>
-      </w:r>
-      <w:r>
-        <w:rPr>
-          <w:rFonts w:ascii="Arial" w:hAnsi="Arial"/>
-          <w:sz w:val="20"/>
-        </w:rPr>
-        <w:t>. Journal of Marine Science and Engineering, 10(9), 1276. https://doi.org/10.3390/jmse10091276</w:t>
+        <w:t xml:space="preserve"> Zuluaga, C. A., Aristizábal, L. M., Rúa, S., Franco, D. A., Osorio, D. A., &amp; Vásquez, R. E. (2022). Development of a Modular Software Architecture for Underwater Vehicles Using Systems Engineering. Journal of Marine Science and Engineering, 10(9), 1276. https://doi.org/10.3390/jmse10091276</w:t>
       </w:r>
     </w:p>
     <w:sectPr>

--- a/Thesis/docx_export/BAB_3_METODOLOGI_PENELITIAN.docx
+++ b/Thesis/docx_export/BAB_3_METODOLOGI_PENELITIAN.docx
@@ -20,175 +20,110 @@
     </w:p>
     <w:p>
       <w:pPr>
-        <w:spacing w:after="80"/>
+        <w:spacing w:after="80" w:line="276" w:lineRule="auto"/>
         <w:ind w:left="680"/>
       </w:pPr>
       <w:r>
         <w:rPr>
           <w:rFonts w:ascii="Arial" w:hAnsi="Arial"/>
+          <w:b w:val="0"/>
           <w:i/>
           <w:sz w:val="19"/>
         </w:rPr>
-        <w:t>Penulis</w:t>
-      </w:r>
-      <w:r>
-        <w:rPr>
-          <w:rFonts w:ascii="Arial" w:hAnsi="Arial"/>
+        <w:t>Penulis: MUH. RADHI SYAFIQ GHANIM. S</w:t>
+      </w:r>
+    </w:p>
+    <w:p>
+      <w:pPr>
+        <w:spacing w:after="80" w:line="276" w:lineRule="auto"/>
+        <w:ind w:left="680"/>
+      </w:pPr>
+      <w:r>
+        <w:rPr>
+          <w:rFonts w:ascii="Arial" w:hAnsi="Arial"/>
+          <w:b w:val="0"/>
           <w:i/>
           <w:sz w:val="19"/>
         </w:rPr>
-        <w:t>: Radhi Shafeeq</w:t>
+        <w:t>NIM: D021201006</w:t>
       </w:r>
     </w:p>
     <w:p>
       <w:pPr>
-        <w:spacing w:after="80"/>
+        <w:spacing w:after="80" w:line="276" w:lineRule="auto"/>
         <w:ind w:left="680"/>
       </w:pPr>
       <w:r>
         <w:rPr>
           <w:rFonts w:ascii="Arial" w:hAnsi="Arial"/>
-          <w:b/>
+          <w:b w:val="0"/>
           <w:i/>
           <w:sz w:val="19"/>
         </w:rPr>
-        <w:t>NIM</w:t>
-      </w:r>
-      <w:r>
-        <w:rPr>
-          <w:rFonts w:ascii="Arial" w:hAnsi="Arial"/>
+        <w:t>Departemen: Departemen Teknik Mesin, Fakultas Teknik, Universitas Hasanuddin</w:t>
+      </w:r>
+    </w:p>
+    <w:p>
+      <w:pPr>
+        <w:spacing w:after="80" w:line="276" w:lineRule="auto"/>
+        <w:ind w:left="680"/>
+      </w:pPr>
+      <w:r>
+        <w:rPr>
+          <w:rFonts w:ascii="Arial" w:hAnsi="Arial"/>
+          <w:b w:val="0"/>
           <w:i/>
           <w:sz w:val="19"/>
         </w:rPr>
-        <w:t>: D021201000</w:t>
+        <w:t>Format Penulisan: Sesuai dengan Pedoman Tugas Akhir Mahasiswa Sarjana (S1) Universitas Hasanuddin</w:t>
       </w:r>
     </w:p>
     <w:p>
       <w:pPr>
-        <w:spacing w:after="80"/>
+        <w:spacing w:after="80" w:line="276" w:lineRule="auto"/>
         <w:ind w:left="680"/>
       </w:pPr>
       <w:r>
         <w:rPr>
           <w:rFonts w:ascii="Arial" w:hAnsi="Arial"/>
-          <w:b/>
+          <w:b w:val="0"/>
           <w:i/>
           <w:sz w:val="19"/>
         </w:rPr>
-        <w:t>Program Studi</w:t>
-      </w:r>
-      <w:r>
-        <w:rPr>
-          <w:rFonts w:ascii="Arial" w:hAnsi="Arial"/>
+        <w:t>Standar Notasi: Society of Naval Architects and Marine Engineers (SNAME, 1950) &amp; Fossen (2021)</w:t>
+      </w:r>
+    </w:p>
+    <w:p>
+      <w:pPr>
+        <w:spacing w:after="80" w:line="276" w:lineRule="auto"/>
+        <w:ind w:left="680"/>
+      </w:pPr>
+      <w:r>
+        <w:rPr>
+          <w:rFonts w:ascii="Arial" w:hAnsi="Arial"/>
+          <w:b w:val="0"/>
           <w:i/>
           <w:sz w:val="19"/>
         </w:rPr>
-        <w:t>: Sarjana (S1) Departemen Teknik Mesin</w:t>
-      </w:r>
-    </w:p>
-    <w:p>
-      <w:pPr>
-        <w:spacing w:after="80"/>
-        <w:ind w:left="680"/>
-      </w:pPr>
-      <w:r>
-        <w:rPr>
-          <w:rFonts w:ascii="Arial" w:hAnsi="Arial"/>
-          <w:b/>
+        <w:t xml:space="preserve">Format Matematis: Seluruh persamaan dan simbol variabel diformat menggunakan delimitasi </w:t>
+      </w:r>
+      <w:r>
+        <w:rPr>
+          <w:rFonts w:ascii="Arial" w:hAnsi="Arial"/>
+          <w:b w:val="0"/>
           <w:i/>
           <w:sz w:val="19"/>
         </w:rPr>
-        <w:t>Fakultas</w:t>
-      </w:r>
-      <w:r>
-        <w:rPr>
-          <w:rFonts w:ascii="Arial" w:hAnsi="Arial"/>
+        <w:t>$$...$$</w:t>
+      </w:r>
+      <w:r>
+        <w:rPr>
+          <w:rFonts w:ascii="Arial" w:hAnsi="Arial"/>
+          <w:b w:val="0"/>
           <w:i/>
           <w:sz w:val="19"/>
         </w:rPr>
-        <w:t>: Fakultas Teknik, Universitas Hasanuddin</w:t>
-      </w:r>
-    </w:p>
-    <w:p>
-      <w:pPr>
-        <w:spacing w:after="80"/>
-        <w:ind w:left="680"/>
-      </w:pPr>
-      <w:r>
-        <w:rPr>
-          <w:rFonts w:ascii="Arial" w:hAnsi="Arial"/>
-          <w:i/>
-          <w:sz w:val="19"/>
-        </w:rPr>
-        <w:t>Format Penulisan</w:t>
-      </w:r>
-      <w:r>
-        <w:rPr>
-          <w:rFonts w:ascii="Arial" w:hAnsi="Arial"/>
-          <w:i/>
-          <w:sz w:val="19"/>
-        </w:rPr>
-        <w:t>: Sesuai dengan Pedoman Tugas Akhir Mahasiswa Fakultas Teknik Universitas Hasanuddin</w:t>
-      </w:r>
-    </w:p>
-    <w:p>
-      <w:pPr>
-        <w:spacing w:after="80"/>
-        <w:ind w:left="680"/>
-      </w:pPr>
-      <w:r>
-        <w:rPr>
-          <w:rFonts w:ascii="Arial" w:hAnsi="Arial"/>
-          <w:i/>
-          <w:sz w:val="19"/>
-        </w:rPr>
-        <w:t>Standar Notasi</w:t>
-      </w:r>
-      <w:r>
-        <w:rPr>
-          <w:rFonts w:ascii="Arial" w:hAnsi="Arial"/>
-          <w:i/>
-          <w:sz w:val="19"/>
-        </w:rPr>
-        <w:t>: Society of Naval Architects and Marine Engineers (SNAME, 1950) &amp; Fossen (2021)</w:t>
-      </w:r>
-    </w:p>
-    <w:p>
-      <w:pPr>
-        <w:spacing w:after="80"/>
-        <w:ind w:left="680"/>
-      </w:pPr>
-      <w:r>
-        <w:rPr>
-          <w:rFonts w:ascii="Arial" w:hAnsi="Arial"/>
-          <w:i/>
-          <w:sz w:val="19"/>
-        </w:rPr>
-        <w:t>Format Matematis</w:t>
-      </w:r>
-      <w:r>
-        <w:rPr>
-          <w:rFonts w:ascii="Arial" w:hAnsi="Arial"/>
-          <w:i/>
-          <w:sz w:val="19"/>
-        </w:rPr>
-        <w:t xml:space="preserve">: Seluruh persamaan dan variabel skalar/vektor/matriks diformat secara ketat menggunakan delimitasi </w:t>
-      </w:r>
-      <w:r>
-        <w:rPr>
-          <w:rFonts w:ascii="Arial" w:hAnsi="Arial"/>
-          <w:i/>
-          <w:sz w:val="19"/>
-        </w:rPr>
-        <w:t>$$...$$</w:t>
-      </w:r>
-      <w:r>
-        <w:rPr>
-          <w:rFonts w:ascii="Arial" w:hAnsi="Arial"/>
-          <w:i/>
-          <w:sz w:val="19"/>
-        </w:rPr>
-        <w:t xml:space="preserve"> untuk kompatibilitas penuh dengan pengaya Google Docs Auto-LaTeX Equations.</w:t>
+        <w:t xml:space="preserve"> untuk Google Docs Auto-LaTeX Equations.</w:t>
       </w:r>
     </w:p>
     <w:p>
@@ -263,18 +198,21 @@
     </w:p>
     <w:p>
       <w:pPr>
-        <w:spacing w:after="60"/>
+        <w:spacing w:after="60" w:line="276" w:lineRule="auto"/>
         <w:ind w:left="567" w:hanging="340"/>
       </w:pPr>
       <w:r>
         <w:rPr>
-          <w:b/>
+          <w:rFonts w:ascii="Arial" w:hAnsi="Arial"/>
+          <w:b w:val="0"/>
+          <w:sz w:val="20"/>
         </w:rPr>
         <w:t xml:space="preserve">1.  </w:t>
       </w:r>
       <w:r>
         <w:rPr>
           <w:rFonts w:ascii="Arial" w:hAnsi="Arial"/>
+          <w:b w:val="0"/>
           <w:i/>
           <w:sz w:val="20"/>
         </w:rPr>
@@ -283,6 +221,7 @@
       <w:r>
         <w:rPr>
           <w:rFonts w:ascii="Arial" w:hAnsi="Arial"/>
+          <w:b w:val="0"/>
           <w:sz w:val="20"/>
         </w:rPr>
         <w:t>, Departemen Teknik Mesin, Fakultas Teknik, Universitas Hasanuddin, Kampus Terpadu Fakultas Teknik Unhas, Gowa, Sulawesi Selatan. Fasilitas laboratorium digunakan untuk pengembangan modul komputasi tepi (companion computer</w:t>
@@ -290,6 +229,7 @@
       <w:r>
         <w:rPr>
           <w:rFonts w:ascii="Arial" w:hAnsi="Arial"/>
+          <w:b w:val="0"/>
           <w:i/>
           <w:sz w:val="20"/>
         </w:rPr>
@@ -298,6 +238,7 @@
       <w:r>
         <w:rPr>
           <w:rFonts w:ascii="Arial" w:hAnsi="Arial"/>
+          <w:b w:val="0"/>
           <w:sz w:val="20"/>
         </w:rPr>
         <w:t>flight controller</w:t>
@@ -305,6 +246,7 @@
       <w:r>
         <w:rPr>
           <w:rFonts w:ascii="Arial" w:hAnsi="Arial"/>
+          <w:b w:val="0"/>
           <w:i/>
           <w:sz w:val="20"/>
         </w:rPr>
@@ -313,6 +255,7 @@
       <w:r>
         <w:rPr>
           <w:rFonts w:ascii="Arial" w:hAnsi="Arial"/>
+          <w:b w:val="0"/>
           <w:sz w:val="20"/>
         </w:rPr>
         <w:t>tether</w:t>
@@ -320,6 +263,7 @@
       <w:r>
         <w:rPr>
           <w:rFonts w:ascii="Arial" w:hAnsi="Arial"/>
+          <w:b w:val="0"/>
           <w:i/>
           <w:sz w:val="20"/>
         </w:rPr>
@@ -328,6 +272,7 @@
       <w:r>
         <w:rPr>
           <w:rFonts w:ascii="Arial" w:hAnsi="Arial"/>
+          <w:b w:val="0"/>
           <w:sz w:val="20"/>
         </w:rPr>
         <w:t>Hardware-In-The-Loop (HITL).</w:t>
@@ -335,18 +280,21 @@
     </w:p>
     <w:p>
       <w:pPr>
-        <w:spacing w:after="60"/>
+        <w:spacing w:after="60" w:line="276" w:lineRule="auto"/>
         <w:ind w:left="567" w:hanging="340"/>
       </w:pPr>
       <w:r>
         <w:rPr>
-          <w:b/>
+          <w:rFonts w:ascii="Arial" w:hAnsi="Arial"/>
+          <w:b w:val="0"/>
+          <w:sz w:val="20"/>
         </w:rPr>
         <w:t xml:space="preserve">2.  </w:t>
       </w:r>
       <w:r>
         <w:rPr>
           <w:rFonts w:ascii="Arial" w:hAnsi="Arial"/>
+          <w:b w:val="0"/>
           <w:i/>
           <w:sz w:val="20"/>
         </w:rPr>
@@ -355,6 +303,7 @@
       <w:r>
         <w:rPr>
           <w:rFonts w:ascii="Arial" w:hAnsi="Arial"/>
+          <w:b w:val="0"/>
           <w:sz w:val="20"/>
         </w:rPr>
         <w:t>, digunakan untuk eksekusi simulasi lingkungan hidrodinamika virtual Software-In-The-Loop</w:t>
@@ -362,6 +311,7 @@
       <w:r>
         <w:rPr>
           <w:rFonts w:ascii="Arial" w:hAnsi="Arial"/>
+          <w:b w:val="0"/>
           <w:i/>
           <w:sz w:val="20"/>
         </w:rPr>
@@ -370,6 +320,7 @@
       <w:r>
         <w:rPr>
           <w:rFonts w:ascii="Arial" w:hAnsi="Arial"/>
+          <w:b w:val="0"/>
           <w:sz w:val="20"/>
         </w:rPr>
         <w:t>deep learning</w:t>
@@ -377,6 +328,7 @@
       <w:r>
         <w:rPr>
           <w:rFonts w:ascii="Arial" w:hAnsi="Arial"/>
+          <w:b w:val="0"/>
           <w:i/>
           <w:sz w:val="20"/>
         </w:rPr>
@@ -385,6 +337,7 @@
       <w:r>
         <w:rPr>
           <w:rFonts w:ascii="Arial" w:hAnsi="Arial"/>
+          <w:b w:val="0"/>
           <w:sz w:val="20"/>
         </w:rPr>
         <w:t>8D Visual Target Kalman Filter.</w:t>
@@ -414,244 +367,342 @@
           <w:rFonts w:ascii="Arial" w:hAnsi="Arial"/>
           <w:sz w:val="20"/>
         </w:rPr>
-        <w:t>Pelaksanaan penelitian berlangsung selama kurun waktu enam bulan pada Tahun Akademik 2024/2025 (September 2024 hingga Februari 2025). Tahapan penelitian dijadwalkan secara runtut meliputi:</w:t>
+        <w:t>Pelaksanaan penelitian tugas akhir ini dijadwalkan berlangsung selama kurun waktu enam bulan pada Tahun Akademik 2026/2027 (September 2026 hingga Februari 2027). Rincian tahapan pelaksanaan penelitian disusun ke dalam jadwal kerja bulanan sebagai berikut:</w:t>
       </w:r>
     </w:p>
     <w:p>
       <w:pPr>
-        <w:spacing w:after="60"/>
+        <w:spacing w:after="60" w:line="276" w:lineRule="auto"/>
         <w:ind w:left="567" w:hanging="283"/>
       </w:pPr>
       <w:r>
         <w:rPr>
           <w:rFonts w:ascii="Arial" w:hAnsi="Arial"/>
+          <w:b w:val="0"/>
+          <w:sz w:val="20"/>
         </w:rPr>
         <w:t xml:space="preserve">•  </w:t>
       </w:r>
       <w:r>
         <w:rPr>
           <w:rFonts w:ascii="Arial" w:hAnsi="Arial"/>
-          <w:i/>
-          <w:sz w:val="20"/>
-        </w:rPr>
-        <w:t>Bulan 1</w:t>
-      </w:r>
-      <w:r>
-        <w:rPr>
-          <w:rFonts w:ascii="Arial" w:hAnsi="Arial"/>
-          <w:sz w:val="20"/>
-        </w:rPr>
-        <w:t>: Studi literatur komprehensif, perumusan persamaan gerak 6-DOF (kinematics and dynamics), dan identifikasi parameter fisik serta hidrodinamika BlueROV2 Heavy retrofit.</w:t>
+          <w:b w:val="0"/>
+          <w:sz w:val="20"/>
+        </w:rPr>
+        <w:t>Bulan 1 (September 2026): Studi literatur komprehensif, perumusan formulasi matematis kinematika dan dinamika 6-DOF, serta perancangan geometri kerangka wahana.</w:t>
       </w:r>
     </w:p>
     <w:p>
       <w:pPr>
-        <w:spacing w:after="60"/>
+        <w:spacing w:after="60" w:line="276" w:lineRule="auto"/>
         <w:ind w:left="567" w:hanging="283"/>
       </w:pPr>
       <w:r>
         <w:rPr>
           <w:rFonts w:ascii="Arial" w:hAnsi="Arial"/>
+          <w:b w:val="0"/>
+          <w:sz w:val="20"/>
         </w:rPr>
         <w:t xml:space="preserve">•  </w:t>
       </w:r>
       <w:r>
         <w:rPr>
           <w:rFonts w:ascii="Arial" w:hAnsi="Arial"/>
+          <w:b w:val="0"/>
+          <w:sz w:val="20"/>
+        </w:rPr>
+        <w:t>Bulan 2 (Oktober 2026): Fabrikasi kerangka kustom (</w:t>
+      </w:r>
+      <w:r>
+        <w:rPr>
+          <w:rFonts w:ascii="Arial" w:hAnsi="Arial"/>
+          <w:b w:val="0"/>
           <w:i/>
           <w:sz w:val="20"/>
         </w:rPr>
-        <w:t>Bulan 2</w:t>
-      </w:r>
-      <w:r>
-        <w:rPr>
-          <w:rFonts w:ascii="Arial" w:hAnsi="Arial"/>
+        <w:t>custom frame</w:t>
+      </w:r>
+      <w:r>
+        <w:rPr>
+          <w:rFonts w:ascii="Arial" w:hAnsi="Arial"/>
+          <w:b w:val="0"/>
+          <w:sz w:val="20"/>
+        </w:rPr>
+        <w:t>), perakitan tabung lambung silinder akrilik kedap air (</w:t>
+      </w:r>
+      <w:r>
+        <w:rPr>
+          <w:rFonts w:ascii="Arial" w:hAnsi="Arial"/>
+          <w:b w:val="0"/>
           <w:i/>
           <w:sz w:val="20"/>
         </w:rPr>
-        <w:t>: Perancangan algoritma stokastik</w:t>
-      </w:r>
-      <w:r>
-        <w:rPr>
-          <w:rFonts w:ascii="Arial" w:hAnsi="Arial"/>
-          <w:sz w:val="20"/>
-        </w:rPr>
-        <w:t>Dual Kalman Filter (penapis penjejak visual 8D berbasis CWNA dan penapis penaksir dinamika EKF 6-DOF).</w:t>
+        <w:t>custom hull</w:t>
+      </w:r>
+      <w:r>
+        <w:rPr>
+          <w:rFonts w:ascii="Arial" w:hAnsi="Arial"/>
+          <w:b w:val="0"/>
+          <w:sz w:val="20"/>
+        </w:rPr>
+        <w:t>), instalasi 8 motor pendorong BLDC, 8 unit ESC EMAX BLHeli 30A, dan kalibrasi sensor kedalaman MS5837.</w:t>
       </w:r>
     </w:p>
     <w:p>
       <w:pPr>
-        <w:spacing w:after="60"/>
+        <w:spacing w:after="60" w:line="276" w:lineRule="auto"/>
         <w:ind w:left="567" w:hanging="283"/>
       </w:pPr>
       <w:r>
         <w:rPr>
           <w:rFonts w:ascii="Arial" w:hAnsi="Arial"/>
+          <w:b w:val="0"/>
+          <w:sz w:val="20"/>
         </w:rPr>
         <w:t xml:space="preserve">•  </w:t>
       </w:r>
       <w:r>
         <w:rPr>
           <w:rFonts w:ascii="Arial" w:hAnsi="Arial"/>
-          <w:sz w:val="20"/>
-        </w:rPr>
-        <w:t>Bulan 3</w:t>
-      </w:r>
-      <w:r>
-        <w:rPr>
-          <w:rFonts w:ascii="Arial" w:hAnsi="Arial"/>
+          <w:b w:val="0"/>
+          <w:sz w:val="20"/>
+        </w:rPr>
+        <w:t xml:space="preserve">Bulan 3 (November 2026): Perancangan dan integrasi arsitektur komputasi perangkat keras </w:t>
+      </w:r>
+      <w:r>
+        <w:rPr>
+          <w:rFonts w:ascii="Arial" w:hAnsi="Arial"/>
+          <w:b w:val="0"/>
           <w:i/>
           <w:sz w:val="20"/>
         </w:rPr>
-        <w:t>: Pembangunan lingkungan simulasi</w:t>
-      </w:r>
-      <w:r>
-        <w:rPr>
-          <w:rFonts w:ascii="Arial" w:hAnsi="Arial"/>
-          <w:sz w:val="20"/>
-        </w:rPr>
-        <w:t>Software-In-The-Loop</w:t>
-      </w:r>
-      <w:r>
-        <w:rPr>
-          <w:rFonts w:ascii="Arial" w:hAnsi="Arial"/>
+        <w:t>companion computer</w:t>
+      </w:r>
+      <w:r>
+        <w:rPr>
+          <w:rFonts w:ascii="Arial" w:hAnsi="Arial"/>
+          <w:b w:val="0"/>
+          <w:sz w:val="20"/>
+        </w:rPr>
+        <w:t xml:space="preserve"> Raspberry Pi 4B, </w:t>
+      </w:r>
+      <w:r>
+        <w:rPr>
+          <w:rFonts w:ascii="Arial" w:hAnsi="Arial"/>
+          <w:b w:val="0"/>
           <w:i/>
           <w:sz w:val="20"/>
         </w:rPr>
-        <w:t>(SITL) mengintegrasikan Gazebo Harmonic, ArduSub</w:t>
-      </w:r>
-      <w:r>
-        <w:rPr>
-          <w:rFonts w:ascii="Arial" w:hAnsi="Arial"/>
-          <w:sz w:val="20"/>
-        </w:rPr>
-        <w:t>vectored_6dof, dan jembatan data ROS 2.</w:t>
+        <w:t>flight controller</w:t>
+      </w:r>
+      <w:r>
+        <w:rPr>
+          <w:rFonts w:ascii="Arial" w:hAnsi="Arial"/>
+          <w:b w:val="0"/>
+          <w:sz w:val="20"/>
+        </w:rPr>
+        <w:t xml:space="preserve"> Pixhawk 2.4.8 (ArduSub </w:t>
+      </w:r>
+      <w:r>
+        <w:rPr>
+          <w:rFonts w:ascii="Consolas" w:hAnsi="Consolas"/>
+          <w:b w:val="0"/>
+          <w:sz w:val="19"/>
+        </w:rPr>
+        <w:t>vectored_6dof</w:t>
+      </w:r>
+      <w:r>
+        <w:rPr>
+          <w:rFonts w:ascii="Arial" w:hAnsi="Arial"/>
+          <w:b w:val="0"/>
+          <w:sz w:val="20"/>
+        </w:rPr>
+        <w:t xml:space="preserve">), serta pengujian jalur </w:t>
+      </w:r>
+      <w:r>
+        <w:rPr>
+          <w:rFonts w:ascii="Arial" w:hAnsi="Arial"/>
+          <w:b w:val="0"/>
+          <w:i/>
+          <w:sz w:val="20"/>
+        </w:rPr>
+        <w:t>tether</w:t>
+      </w:r>
+      <w:r>
+        <w:rPr>
+          <w:rFonts w:ascii="Arial" w:hAnsi="Arial"/>
+          <w:b w:val="0"/>
+          <w:sz w:val="20"/>
+        </w:rPr>
+        <w:t xml:space="preserve"> Ethernet.</w:t>
       </w:r>
     </w:p>
     <w:p>
       <w:pPr>
-        <w:spacing w:after="60"/>
+        <w:spacing w:after="60" w:line="276" w:lineRule="auto"/>
         <w:ind w:left="567" w:hanging="283"/>
       </w:pPr>
       <w:r>
         <w:rPr>
           <w:rFonts w:ascii="Arial" w:hAnsi="Arial"/>
+          <w:b w:val="0"/>
+          <w:sz w:val="20"/>
         </w:rPr>
         <w:t xml:space="preserve">•  </w:t>
       </w:r>
       <w:r>
         <w:rPr>
           <w:rFonts w:ascii="Arial" w:hAnsi="Arial"/>
+          <w:b w:val="0"/>
+          <w:sz w:val="20"/>
+        </w:rPr>
+        <w:t xml:space="preserve">Bulan 4 (Desember 2026): Pengembangan algoritma </w:t>
+      </w:r>
+      <w:r>
+        <w:rPr>
+          <w:rFonts w:ascii="Arial" w:hAnsi="Arial"/>
+          <w:b w:val="0"/>
           <w:i/>
           <w:sz w:val="20"/>
         </w:rPr>
-        <w:t>Bulan 4</w:t>
-      </w:r>
-      <w:r>
-        <w:rPr>
-          <w:rFonts w:ascii="Arial" w:hAnsi="Arial"/>
-          <w:sz w:val="20"/>
-        </w:rPr>
-        <w:t>: Pengembangan integrasi Hardware-In-The-Loop</w:t>
-      </w:r>
-      <w:r>
-        <w:rPr>
-          <w:rFonts w:ascii="Arial" w:hAnsi="Arial"/>
+        <w:t>Dual Kalman Filter</w:t>
+      </w:r>
+      <w:r>
+        <w:rPr>
+          <w:rFonts w:ascii="Arial" w:hAnsi="Arial"/>
+          <w:b w:val="0"/>
+          <w:sz w:val="20"/>
+        </w:rPr>
+        <w:t xml:space="preserve"> (</w:t>
+      </w:r>
+      <w:r>
+        <w:rPr>
+          <w:rFonts w:ascii="Arial" w:hAnsi="Arial"/>
+          <w:b w:val="0"/>
           <w:i/>
           <w:sz w:val="20"/>
         </w:rPr>
-        <w:t>(HITL) antara stasiun permukaan (</w:t>
-      </w:r>
-      <w:r>
-        <w:rPr>
-          <w:rFonts w:ascii="Arial" w:hAnsi="Arial"/>
-          <w:sz w:val="20"/>
-        </w:rPr>
-        <w:t>topside workstation</w:t>
-      </w:r>
-      <w:r>
-        <w:rPr>
-          <w:rFonts w:ascii="Arial" w:hAnsi="Arial"/>
+        <w:t>Topside Visual Kalman Filter</w:t>
+      </w:r>
+      <w:r>
+        <w:rPr>
+          <w:rFonts w:ascii="Arial" w:hAnsi="Arial"/>
+          <w:b w:val="0"/>
+          <w:sz w:val="20"/>
+        </w:rPr>
+        <w:t xml:space="preserve"> 8D pada laptop berakselerasi GPU NVIDIA dan </w:t>
+      </w:r>
+      <w:r>
+        <w:rPr>
+          <w:rFonts w:ascii="Arial" w:hAnsi="Arial"/>
+          <w:b w:val="0"/>
           <w:i/>
           <w:sz w:val="20"/>
         </w:rPr>
-        <w:t>RTX GPU),</w:t>
-      </w:r>
-      <w:r>
-        <w:rPr>
-          <w:rFonts w:ascii="Arial" w:hAnsi="Arial"/>
-          <w:sz w:val="20"/>
-        </w:rPr>
-        <w:t>companion computer</w:t>
-      </w:r>
-      <w:r>
-        <w:rPr>
-          <w:rFonts w:ascii="Arial" w:hAnsi="Arial"/>
+        <w:t>Subsea AUVDynamicsKalmanFilter</w:t>
+      </w:r>
+      <w:r>
+        <w:rPr>
+          <w:rFonts w:ascii="Arial" w:hAnsi="Arial"/>
+          <w:b w:val="0"/>
+          <w:sz w:val="20"/>
+        </w:rPr>
+        <w:t xml:space="preserve"> 6-DOF pada RPi 4B) serta simulasi </w:t>
+      </w:r>
+      <w:r>
+        <w:rPr>
+          <w:rFonts w:ascii="Arial" w:hAnsi="Arial"/>
+          <w:b w:val="0"/>
           <w:i/>
           <w:sz w:val="20"/>
         </w:rPr>
-        <w:t>Raspberry Pi 4B (BlueOS), dan</w:t>
-      </w:r>
-      <w:r>
-        <w:rPr>
-          <w:rFonts w:ascii="Arial" w:hAnsi="Arial"/>
-          <w:sz w:val="20"/>
-        </w:rPr>
-        <w:t>flight controller Pixhawk 2.4.8 melalui protokol MAVLink dan REST API.</w:t>
+        <w:t>Software-In-The-Loop</w:t>
+      </w:r>
+      <w:r>
+        <w:rPr>
+          <w:rFonts w:ascii="Arial" w:hAnsi="Arial"/>
+          <w:b w:val="0"/>
+          <w:sz w:val="20"/>
+        </w:rPr>
+        <w:t xml:space="preserve"> (SITL) Gazebo Harmonic.</w:t>
       </w:r>
     </w:p>
     <w:p>
       <w:pPr>
-        <w:spacing w:after="60"/>
+        <w:spacing w:after="60" w:line="276" w:lineRule="auto"/>
         <w:ind w:left="567" w:hanging="283"/>
       </w:pPr>
       <w:r>
         <w:rPr>
           <w:rFonts w:ascii="Arial" w:hAnsi="Arial"/>
+          <w:b w:val="0"/>
+          <w:sz w:val="20"/>
         </w:rPr>
         <w:t xml:space="preserve">•  </w:t>
       </w:r>
       <w:r>
         <w:rPr>
           <w:rFonts w:ascii="Arial" w:hAnsi="Arial"/>
+          <w:b w:val="0"/>
+          <w:sz w:val="20"/>
+        </w:rPr>
+        <w:t xml:space="preserve">Bulan 5 (Januari 2027): Pengujian eksperimental terpadu </w:t>
+      </w:r>
+      <w:r>
+        <w:rPr>
+          <w:rFonts w:ascii="Arial" w:hAnsi="Arial"/>
+          <w:b w:val="0"/>
           <w:i/>
           <w:sz w:val="20"/>
         </w:rPr>
-        <w:t>Bulan 5</w:t>
-      </w:r>
-      <w:r>
-        <w:rPr>
-          <w:rFonts w:ascii="Arial" w:hAnsi="Arial"/>
-          <w:sz w:val="20"/>
-        </w:rPr>
-        <w:t>: Pelaksanaan protokol eksperimen komparatif (uji penjejakan target visual, penolakan derau deteksi, simulasi oklusi visual, dan rekonstruksi kecepatan bodi di bawah gangguan arus laut).</w:t>
+        <w:t>Hardware-In-The-Loop</w:t>
+      </w:r>
+      <w:r>
+        <w:rPr>
+          <w:rFonts w:ascii="Arial" w:hAnsi="Arial"/>
+          <w:b w:val="0"/>
+          <w:sz w:val="20"/>
+        </w:rPr>
+        <w:t xml:space="preserve"> (HITL) di tangki uji perairan Laboratorium Mekatronika dan Robotika, evaluasi ketahanan pelacakan target visual (</w:t>
+      </w:r>
+      <w:r>
+        <w:rPr>
+          <w:rFonts w:ascii="Arial" w:hAnsi="Arial"/>
+          <w:b w:val="0"/>
+          <w:i/>
+          <w:sz w:val="20"/>
+        </w:rPr>
+        <w:t>tracking</w:t>
+      </w:r>
+      <w:r>
+        <w:rPr>
+          <w:rFonts w:ascii="Arial" w:hAnsi="Arial"/>
+          <w:b w:val="0"/>
+          <w:sz w:val="20"/>
+        </w:rPr>
+        <w:t xml:space="preserve"> YOLO), dan analisis penolakan gangguan arus laut.</w:t>
       </w:r>
     </w:p>
     <w:p>
       <w:pPr>
-        <w:spacing w:after="60"/>
+        <w:spacing w:after="60" w:line="276" w:lineRule="auto"/>
         <w:ind w:left="567" w:hanging="283"/>
       </w:pPr>
       <w:r>
         <w:rPr>
           <w:rFonts w:ascii="Arial" w:hAnsi="Arial"/>
+          <w:b w:val="0"/>
+          <w:sz w:val="20"/>
         </w:rPr>
         <w:t xml:space="preserve">•  </w:t>
       </w:r>
       <w:r>
         <w:rPr>
           <w:rFonts w:ascii="Arial" w:hAnsi="Arial"/>
-          <w:i/>
-          <w:sz w:val="20"/>
-        </w:rPr>
-        <w:t>Bulan 6</w:t>
-      </w:r>
-      <w:r>
-        <w:rPr>
-          <w:rFonts w:ascii="Arial" w:hAnsi="Arial"/>
-          <w:sz w:val="20"/>
-        </w:rPr>
-        <w:t>: Analisis data kuantitatif, komputasi metrik evaluasi galat (Root Mean Square Error / RMSE), penyusunan laporan naskah skripsi, dan penyiapan publikasi ilmiah.</w:t>
+          <w:b w:val="0"/>
+          <w:sz w:val="20"/>
+        </w:rPr>
+        <w:t>Bulan 6 (Februari 2027): Analisis data kuantitatif komprehensif, kalkulasi metrik evaluasi galat (RMSE dan MAE), penyusunan laporan naskah skripsi, dan penyelesaian administrasi tugas akhir.</w:t>
       </w:r>
     </w:p>
     <w:p>
@@ -683,48 +734,80 @@
     </w:p>
     <w:p>
       <w:pPr>
-        <w:spacing w:after="60"/>
+        <w:spacing w:after="60" w:line="276" w:lineRule="auto"/>
         <w:ind w:left="567" w:hanging="340"/>
       </w:pPr>
       <w:r>
         <w:rPr>
-          <w:b/>
+          <w:rFonts w:ascii="Arial" w:hAnsi="Arial"/>
+          <w:b w:val="0"/>
+          <w:sz w:val="20"/>
         </w:rPr>
         <w:t xml:space="preserve">1.  </w:t>
       </w:r>
       <w:r>
         <w:rPr>
           <w:rFonts w:ascii="Arial" w:hAnsi="Arial"/>
+          <w:b w:val="0"/>
+          <w:sz w:val="20"/>
+        </w:rPr>
+        <w:t>Model Wahana: Wahana yang diteliti menggunakan kerangka kustom dan lambung silinder akrilik (</w:t>
+      </w:r>
+      <w:r>
+        <w:rPr>
+          <w:rFonts w:ascii="Arial" w:hAnsi="Arial"/>
+          <w:b w:val="0"/>
           <w:i/>
           <w:sz w:val="20"/>
         </w:rPr>
-        <w:t>Model Wahana</w:t>
-      </w:r>
-      <w:r>
-        <w:rPr>
-          <w:rFonts w:ascii="Arial" w:hAnsi="Arial"/>
-          <w:sz w:val="20"/>
-        </w:rPr>
-        <w:t>: Wahana yang diteliti menggunakan geometri kerangka retrofit</w:t>
-      </w:r>
-      <w:r>
-        <w:rPr>
-          <w:rFonts w:ascii="Arial" w:hAnsi="Arial"/>
+        <w:t>custom-made AUV hull and frame</w:t>
+      </w:r>
+      <w:r>
+        <w:rPr>
+          <w:rFonts w:ascii="Arial" w:hAnsi="Arial"/>
+          <w:b w:val="0"/>
+          <w:sz w:val="20"/>
+        </w:rPr>
+        <w:t xml:space="preserve">) untuk sistem </w:t>
+      </w:r>
+      <w:r>
+        <w:rPr>
+          <w:rFonts w:ascii="Arial" w:hAnsi="Arial"/>
+          <w:b w:val="0"/>
           <w:i/>
           <w:sz w:val="20"/>
         </w:rPr>
-        <w:t>BlueROV2 Heavy [3], [21]. Sistem propulsi terdiri atas 8 unit pendorong elektro-mekanis tanpa sikat (</w:t>
-      </w:r>
-      <w:r>
-        <w:rPr>
-          <w:rFonts w:ascii="Arial" w:hAnsi="Arial"/>
-          <w:sz w:val="20"/>
-        </w:rPr>
-        <w:t xml:space="preserve">brushless DC thrusters) Blue Robotics T200, yang dikonfigurasikan menjadi 4 pendorong horizontal bersudut vektor </w:t>
-      </w:r>
-      <w:r>
-        <w:rPr>
-          <w:rFonts w:ascii="Arial" w:hAnsi="Arial"/>
+        <w:t>Over-Actuated 8-Thruster 6-DOF Vectored AUV</w:t>
+      </w:r>
+      <w:r>
+        <w:rPr>
+          <w:rFonts w:ascii="Arial" w:hAnsi="Arial"/>
+          <w:b w:val="0"/>
+          <w:sz w:val="20"/>
+        </w:rPr>
+        <w:t>. Sistem propulsi terdiri atas 8 unit motor pendorong tanpa sikat bawah air (</w:t>
+      </w:r>
+      <w:r>
+        <w:rPr>
+          <w:rFonts w:ascii="Arial" w:hAnsi="Arial"/>
+          <w:b w:val="0"/>
+          <w:i/>
+          <w:sz w:val="20"/>
+        </w:rPr>
+        <w:t>BLDC underwater thrusters</w:t>
+      </w:r>
+      <w:r>
+        <w:rPr>
+          <w:rFonts w:ascii="Arial" w:hAnsi="Arial"/>
+          <w:b w:val="0"/>
+          <w:sz w:val="20"/>
+        </w:rPr>
+        <w:t xml:space="preserve">) 12–24V yang dikonfigurasikan menjadi 4 pendorong horizontal bersudut vektor </w:t>
+      </w:r>
+      <w:r>
+        <w:rPr>
+          <w:rFonts w:ascii="Arial" w:hAnsi="Arial"/>
+          <w:b w:val="0"/>
           <w:sz w:val="20"/>
         </w:rPr>
         <w:t>$$45^\circ$$</w:t>
@@ -732,25 +815,29 @@
       <w:r>
         <w:rPr>
           <w:rFonts w:ascii="Arial" w:hAnsi="Arial"/>
-          <w:sz w:val="20"/>
-        </w:rPr>
-        <w:t xml:space="preserve"> dan 4 pendorong vertikal independen pada empat sudut kerangka.</w:t>
+          <w:b w:val="0"/>
+          <w:sz w:val="20"/>
+        </w:rPr>
+        <w:t xml:space="preserve"> dan 4 pendorong vertikal independen pada empat sudut kerangka. Motor pendorong komersial ini dipilih karena ketersediaannya di pasar Indonesia, menggantikan motor Blue Robotics BLDC Underwater Thruster yang tidak tersedia di dalam negeri [3], [21].</w:t>
       </w:r>
     </w:p>
     <w:p>
       <w:pPr>
-        <w:spacing w:after="60"/>
+        <w:spacing w:after="60" w:line="276" w:lineRule="auto"/>
         <w:ind w:left="567" w:hanging="340"/>
       </w:pPr>
       <w:r>
         <w:rPr>
-          <w:b/>
+          <w:rFonts w:ascii="Arial" w:hAnsi="Arial"/>
+          <w:b w:val="0"/>
+          <w:sz w:val="20"/>
         </w:rPr>
         <w:t xml:space="preserve">2.  </w:t>
       </w:r>
       <w:r>
         <w:rPr>
           <w:rFonts w:ascii="Arial" w:hAnsi="Arial"/>
+          <w:b w:val="0"/>
           <w:i/>
           <w:sz w:val="20"/>
         </w:rPr>
@@ -759,6 +846,7 @@
       <w:r>
         <w:rPr>
           <w:rFonts w:ascii="Arial" w:hAnsi="Arial"/>
+          <w:b w:val="0"/>
           <w:sz w:val="20"/>
         </w:rPr>
         <w:t>: Media fluida diasumsikan sebagai fluida inkompresibel tak terbatas (unbounded incompressible fluid) homogen dengan densitas air tawar nominal $$</w:t>
@@ -805,18 +893,21 @@
     </w:p>
     <w:p>
       <w:pPr>
-        <w:spacing w:after="60"/>
+        <w:spacing w:after="60" w:line="276" w:lineRule="auto"/>
         <w:ind w:left="567" w:hanging="340"/>
       </w:pPr>
       <w:r>
         <w:rPr>
-          <w:b/>
+          <w:rFonts w:ascii="Arial" w:hAnsi="Arial"/>
+          <w:b w:val="0"/>
+          <w:sz w:val="20"/>
         </w:rPr>
         <w:t xml:space="preserve">3.  </w:t>
       </w:r>
       <w:r>
         <w:rPr>
           <w:rFonts w:ascii="Arial" w:hAnsi="Arial"/>
+          <w:b w:val="0"/>
           <w:i/>
           <w:sz w:val="20"/>
         </w:rPr>
@@ -825,6 +916,7 @@
       <w:r>
         <w:rPr>
           <w:rFonts w:ascii="Arial" w:hAnsi="Arial"/>
+          <w:b w:val="0"/>
           <w:sz w:val="20"/>
         </w:rPr>
         <w:t>: Kecepatan linier translasi wahana dibatasi pada rentang kecepatan rendah hingga sedang ($$|\boldsymbol{</w:t>
@@ -848,18 +940,21 @@
     </w:p>
     <w:p>
       <w:pPr>
-        <w:spacing w:after="60"/>
+        <w:spacing w:after="60" w:line="276" w:lineRule="auto"/>
         <w:ind w:left="567" w:hanging="340"/>
       </w:pPr>
       <w:r>
         <w:rPr>
-          <w:b/>
+          <w:rFonts w:ascii="Arial" w:hAnsi="Arial"/>
+          <w:b w:val="0"/>
+          <w:sz w:val="20"/>
         </w:rPr>
         <w:t xml:space="preserve">4.  </w:t>
       </w:r>
       <w:r>
         <w:rPr>
           <w:rFonts w:ascii="Arial" w:hAnsi="Arial"/>
+          <w:b w:val="0"/>
           <w:i/>
           <w:sz w:val="20"/>
         </w:rPr>
@@ -868,6 +963,7 @@
       <w:r>
         <w:rPr>
           <w:rFonts w:ascii="Arial" w:hAnsi="Arial"/>
+          <w:b w:val="0"/>
           <w:sz w:val="20"/>
         </w:rPr>
         <w:t>Ocean Currents)</w:t>
@@ -875,6 +971,7 @@
       <w:r>
         <w:rPr>
           <w:rFonts w:ascii="Arial" w:hAnsi="Arial"/>
+          <w:b w:val="0"/>
           <w:i/>
           <w:sz w:val="20"/>
         </w:rPr>
@@ -883,6 +980,7 @@
       <w:r>
         <w:rPr>
           <w:rFonts w:ascii="Arial" w:hAnsi="Arial"/>
+          <w:b w:val="0"/>
           <w:sz w:val="20"/>
         </w:rPr>
         <w:t>slowly-varying horizontal current) relatif terhadap waktu dalam kerangka bumi:</w:t>
@@ -903,18 +1001,21 @@
     </w:p>
     <w:p>
       <w:pPr>
-        <w:spacing w:after="60"/>
+        <w:spacing w:after="60" w:line="276" w:lineRule="auto"/>
         <w:ind w:left="567" w:hanging="340"/>
       </w:pPr>
       <w:r>
         <w:rPr>
-          <w:b/>
+          <w:rFonts w:ascii="Arial" w:hAnsi="Arial"/>
+          <w:b w:val="0"/>
+          <w:sz w:val="20"/>
         </w:rPr>
         <w:t xml:space="preserve">5.  </w:t>
       </w:r>
       <w:r>
         <w:rPr>
           <w:rFonts w:ascii="Arial" w:hAnsi="Arial"/>
+          <w:b w:val="0"/>
           <w:i/>
           <w:sz w:val="20"/>
         </w:rPr>
@@ -923,6 +1024,7 @@
       <w:r>
         <w:rPr>
           <w:rFonts w:ascii="Arial" w:hAnsi="Arial"/>
+          <w:b w:val="0"/>
           <w:sz w:val="20"/>
         </w:rPr>
         <w:t>: Citra visual monokuler dari kamera diasumsikan mengalami degradasi kontras, penyerapan spektral, dan hamburan cahaya (scattering</w:t>
@@ -930,6 +1032,7 @@
       <w:r>
         <w:rPr>
           <w:rFonts w:ascii="Arial" w:hAnsi="Arial"/>
+          <w:b w:val="0"/>
           <w:i/>
           <w:sz w:val="20"/>
         </w:rPr>
@@ -938,6 +1041,7 @@
       <w:r>
         <w:rPr>
           <w:rFonts w:ascii="Arial" w:hAnsi="Arial"/>
+          <w:b w:val="0"/>
           <w:sz w:val="20"/>
         </w:rPr>
         <w:t>Contrast Limited Adaptive Histogram Equalization (CLAHE) [2], [14].</w:t>
@@ -1111,18 +1215,21 @@
     </w:p>
     <w:p>
       <w:pPr>
-        <w:spacing w:after="60"/>
+        <w:spacing w:after="60" w:line="276" w:lineRule="auto"/>
         <w:ind w:left="567" w:hanging="340"/>
       </w:pPr>
       <w:r>
         <w:rPr>
-          <w:b/>
+          <w:rFonts w:ascii="Arial" w:hAnsi="Arial"/>
+          <w:b w:val="0"/>
+          <w:sz w:val="20"/>
         </w:rPr>
         <w:t xml:space="preserve">1.  </w:t>
       </w:r>
       <w:r>
         <w:rPr>
           <w:rFonts w:ascii="Arial" w:hAnsi="Arial"/>
+          <w:b w:val="0"/>
           <w:i/>
           <w:sz w:val="20"/>
         </w:rPr>
@@ -1131,70 +1238,91 @@
       <w:r>
         <w:rPr>
           <w:rFonts w:ascii="Arial" w:hAnsi="Arial"/>
+          <w:b w:val="0"/>
+          <w:sz w:val="20"/>
+        </w:rPr>
+        <w:t xml:space="preserve">: Mengidentifikasi keterbatasan mendasar pada wahana konvensional </w:t>
+      </w:r>
+      <w:r>
+        <w:rPr>
+          <w:rFonts w:ascii="Arial" w:hAnsi="Arial"/>
+          <w:b w:val="0"/>
           <w:i/>
           <w:sz w:val="20"/>
         </w:rPr>
-        <w:t>: Mengidentifikasi keterbatasan mendasar pada wahana konvensional</w:t>
-      </w:r>
-      <w:r>
-        <w:rPr>
-          <w:rFonts w:ascii="Arial" w:hAnsi="Arial"/>
+        <w:t>underactuated</w:t>
+      </w:r>
+      <w:r>
+        <w:rPr>
+          <w:rFonts w:ascii="Arial" w:hAnsi="Arial"/>
+          <w:b w:val="0"/>
+          <w:sz w:val="20"/>
+        </w:rPr>
+        <w:t xml:space="preserve"> 6-pendorong, khususnya fenomena kopling silang momen Munk hidrodinamika yang mendestabilisasi gerak </w:t>
+      </w:r>
+      <w:r>
+        <w:rPr>
+          <w:rFonts w:ascii="Arial" w:hAnsi="Arial"/>
+          <w:b w:val="0"/>
           <w:i/>
           <w:sz w:val="20"/>
         </w:rPr>
-        <w:t>underactuated</w:t>
-      </w:r>
-      <w:r>
-        <w:rPr>
-          <w:rFonts w:ascii="Arial" w:hAnsi="Arial"/>
+        <w:t>yaw</w:t>
+      </w:r>
+      <w:r>
+        <w:rPr>
+          <w:rFonts w:ascii="Arial" w:hAnsi="Arial"/>
+          <w:b w:val="0"/>
+          <w:sz w:val="20"/>
+        </w:rPr>
+        <w:t xml:space="preserve"> dan ketidakmampuan manuver </w:t>
+      </w:r>
+      <w:r>
+        <w:rPr>
+          <w:rFonts w:ascii="Arial" w:hAnsi="Arial"/>
+          <w:b w:val="0"/>
           <w:i/>
           <w:sz w:val="20"/>
         </w:rPr>
-        <w:t>6-pendorong, khususnya fenomena kopling silang momen Munk hidrodinamika yang mendestabilisasi gerak</w:t>
-      </w:r>
-      <w:r>
-        <w:rPr>
-          <w:rFonts w:ascii="Arial" w:hAnsi="Arial"/>
+        <w:t>pitch-hold</w:t>
+      </w:r>
+      <w:r>
+        <w:rPr>
+          <w:rFonts w:ascii="Arial" w:hAnsi="Arial"/>
+          <w:b w:val="0"/>
+          <w:sz w:val="20"/>
+        </w:rPr>
+        <w:t xml:space="preserve"> aktif [7], [6], [32], [40], [34]. Studi literatur dipusatkan pada publikasi mutakhir (</w:t>
+      </w:r>
+      <w:r>
+        <w:rPr>
+          <w:rFonts w:ascii="Arial" w:hAnsi="Arial"/>
+          <w:b w:val="0"/>
+          <w:sz w:val="20"/>
+        </w:rPr>
+        <w:t>$$\ge 2021$$</w:t>
+      </w:r>
+      <w:r>
+        <w:rPr>
+          <w:rFonts w:ascii="Arial" w:hAnsi="Arial"/>
+          <w:b w:val="0"/>
+          <w:sz w:val="20"/>
+        </w:rPr>
+        <w:t xml:space="preserve">) di bidang estimasi parameter hidrodinamika [1], penapis Bayesian [25], dan kendali wahana </w:t>
+      </w:r>
+      <w:r>
+        <w:rPr>
+          <w:rFonts w:ascii="Arial" w:hAnsi="Arial"/>
+          <w:b w:val="0"/>
           <w:i/>
           <w:sz w:val="20"/>
         </w:rPr>
-        <w:t>yaw</w:t>
-      </w:r>
-      <w:r>
-        <w:rPr>
-          <w:rFonts w:ascii="Arial" w:hAnsi="Arial"/>
-          <w:i/>
-          <w:sz w:val="20"/>
-        </w:rPr>
-        <w:t>dan ketidakmampuan manuver</w:t>
-      </w:r>
-      <w:r>
-        <w:rPr>
-          <w:rFonts w:ascii="Arial" w:hAnsi="Arial"/>
-          <w:i/>
-          <w:sz w:val="20"/>
-        </w:rPr>
-        <w:t>pitch-hold</w:t>
-      </w:r>
-      <w:r>
-        <w:rPr>
-          <w:rFonts w:ascii="Arial" w:hAnsi="Arial"/>
-          <w:i/>
-          <w:sz w:val="20"/>
-        </w:rPr>
-        <w:t>aktif [7], [6], [32], [40], [34]. Studi literatur dipusatkan pada publikasi mutakhir ($$\ge 2021$$) di bidang estimasi parameter hidrodinamika [1], penapis Bayesian [25], dan kendali wahana</w:t>
-      </w:r>
-      <w:r>
-        <w:rPr>
-          <w:rFonts w:ascii="Arial" w:hAnsi="Arial"/>
-          <w:i/>
-          <w:sz w:val="20"/>
-        </w:rPr>
         <w:t>over-actuated</w:t>
       </w:r>
       <w:r>
         <w:rPr>
           <w:rFonts w:ascii="Arial" w:hAnsi="Arial"/>
+          <w:b w:val="0"/>
           <w:sz w:val="20"/>
         </w:rPr>
         <w:t xml:space="preserve"> [21], [32].</w:t>
@@ -1202,19 +1330,22 @@
     </w:p>
     <w:p>
       <w:pPr>
-        <w:spacing w:after="60"/>
+        <w:spacing w:after="60" w:line="276" w:lineRule="auto"/>
         <w:ind w:left="567" w:hanging="340"/>
       </w:pPr>
       <w:r>
         <w:rPr>
-          <w:b/>
+          <w:rFonts w:ascii="Arial" w:hAnsi="Arial"/>
+          <w:b w:val="0"/>
+          <w:sz w:val="20"/>
         </w:rPr>
         <w:t xml:space="preserve">2.  </w:t>
       </w:r>
       <w:r>
         <w:rPr>
           <w:rFonts w:ascii="Arial" w:hAnsi="Arial"/>
-          <w:b/>
+          <w:b w:val="0"/>
+          <w:i/>
           <w:sz w:val="20"/>
         </w:rPr>
         <w:t>Fase II (Pemodelan Matematis Rigorous)</w:t>
@@ -1222,6 +1353,7 @@
       <w:r>
         <w:rPr>
           <w:rFonts w:ascii="Arial" w:hAnsi="Arial"/>
+          <w:b w:val="0"/>
           <w:sz w:val="20"/>
         </w:rPr>
         <w:t xml:space="preserve">: Menurunkan model analitis lengkap gerak wahana bawah air 6-DOF berdasarkan standar SNAME (1950) dan Fossen (2021) [7]. Formulasi meliputi transformasi rotasi </w:t>
@@ -1229,6 +1361,7 @@
       <w:r>
         <w:rPr>
           <w:rFonts w:ascii="Arial" w:hAnsi="Arial"/>
+          <w:b w:val="0"/>
           <w:sz w:val="20"/>
         </w:rPr>
         <w:t>$$SO(3)$$</w:t>
@@ -1236,6 +1369,7 @@
       <w:r>
         <w:rPr>
           <w:rFonts w:ascii="Arial" w:hAnsi="Arial"/>
+          <w:b w:val="0"/>
           <w:sz w:val="20"/>
         </w:rPr>
         <w:t xml:space="preserve">, perumusan kinematika kuaternion bebas </w:t>
@@ -1243,7 +1377,8 @@
       <w:r>
         <w:rPr>
           <w:rFonts w:ascii="Arial" w:hAnsi="Arial"/>
-          <w:b/>
+          <w:b w:val="0"/>
+          <w:i/>
           <w:sz w:val="20"/>
         </w:rPr>
         <w:t>gimbal lock</w:t>
@@ -1251,6 +1386,7 @@
       <w:r>
         <w:rPr>
           <w:rFonts w:ascii="Arial" w:hAnsi="Arial"/>
+          <w:b w:val="0"/>
           <w:sz w:val="20"/>
         </w:rPr>
         <w:t xml:space="preserve">, pemodelan tensor inersia total </w:t>
@@ -1258,6 +1394,7 @@
       <w:r>
         <w:rPr>
           <w:rFonts w:ascii="Arial" w:hAnsi="Arial"/>
+          <w:b w:val="0"/>
           <w:sz w:val="20"/>
         </w:rPr>
         <w:t>$$\mathbf{M}$$</w:t>
@@ -1265,6 +1402,7 @@
       <w:r>
         <w:rPr>
           <w:rFonts w:ascii="Arial" w:hAnsi="Arial"/>
+          <w:b w:val="0"/>
           <w:sz w:val="20"/>
         </w:rPr>
         <w:t>, tensor Coriolis $$\mathbf{C}(\boldsymbol{</w:t>
@@ -1344,18 +1482,21 @@
     </w:p>
     <w:p>
       <w:pPr>
-        <w:spacing w:after="60"/>
+        <w:spacing w:after="60" w:line="276" w:lineRule="auto"/>
         <w:ind w:left="567" w:hanging="340"/>
       </w:pPr>
       <w:r>
         <w:rPr>
-          <w:b/>
+          <w:rFonts w:ascii="Arial" w:hAnsi="Arial"/>
+          <w:b w:val="0"/>
+          <w:sz w:val="20"/>
         </w:rPr>
         <w:t xml:space="preserve">3.  </w:t>
       </w:r>
       <w:r>
         <w:rPr>
           <w:rFonts w:ascii="Arial" w:hAnsi="Arial"/>
+          <w:b w:val="0"/>
           <w:i/>
           <w:sz w:val="20"/>
         </w:rPr>
@@ -1364,6 +1505,7 @@
       <w:r>
         <w:rPr>
           <w:rFonts w:ascii="Arial" w:hAnsi="Arial"/>
+          <w:b w:val="0"/>
           <w:sz w:val="20"/>
         </w:rPr>
         <w:t>: Merancang dua modul penapis optimal yang bekerja secara komplementer:</w:t>
@@ -1371,18 +1513,21 @@
     </w:p>
     <w:p>
       <w:pPr>
-        <w:spacing w:after="60"/>
+        <w:spacing w:after="60" w:line="276" w:lineRule="auto"/>
         <w:ind w:left="567" w:hanging="283"/>
       </w:pPr>
       <w:r>
         <w:rPr>
           <w:rFonts w:ascii="Arial" w:hAnsi="Arial"/>
+          <w:b w:val="0"/>
+          <w:sz w:val="20"/>
         </w:rPr>
         <w:t xml:space="preserve">•  </w:t>
       </w:r>
       <w:r>
         <w:rPr>
           <w:rFonts w:ascii="Arial" w:hAnsi="Arial"/>
+          <w:b w:val="0"/>
           <w:sz w:val="20"/>
         </w:rPr>
         <w:t>Topside/Onboard Visual Target Kalman Filter</w:t>
@@ -1390,6 +1535,7 @@
       <w:r>
         <w:rPr>
           <w:rFonts w:ascii="Arial" w:hAnsi="Arial"/>
+          <w:b w:val="0"/>
           <w:i/>
           <w:sz w:val="20"/>
         </w:rPr>
@@ -1398,6 +1544,7 @@
       <w:r>
         <w:rPr>
           <w:rFonts w:ascii="Arial" w:hAnsi="Arial"/>
+          <w:b w:val="0"/>
           <w:sz w:val="20"/>
         </w:rPr>
         <w:t>Continuous White Noise Acceleration</w:t>
@@ -1405,7 +1552,8 @@
       <w:r>
         <w:rPr>
           <w:rFonts w:ascii="Arial" w:hAnsi="Arial"/>
-          <w:b/>
+          <w:b w:val="0"/>
+          <w:i/>
           <w:sz w:val="20"/>
         </w:rPr>
         <w:t>/ CWNA) dengan kovariansi adaptif berbobot skor konfidensi YOLO $$\mathbf{R}_k(</w:t>
@@ -1415,6 +1563,7 @@
       <w:r>
         <w:rPr>
           <w:rFonts w:ascii="Arial" w:hAnsi="Arial"/>
+          <w:b w:val="0"/>
           <w:sz w:val="20"/>
         </w:rPr>
         <w:t>dead-reckoning saat terjadi oklusi visual [16], [17], [25].</w:t>
@@ -1422,18 +1571,21 @@
     </w:p>
     <w:p>
       <w:pPr>
-        <w:spacing w:after="60"/>
+        <w:spacing w:after="60" w:line="276" w:lineRule="auto"/>
         <w:ind w:left="567" w:hanging="283"/>
       </w:pPr>
       <w:r>
         <w:rPr>
           <w:rFonts w:ascii="Arial" w:hAnsi="Arial"/>
+          <w:b w:val="0"/>
+          <w:sz w:val="20"/>
         </w:rPr>
         <w:t xml:space="preserve">•  </w:t>
       </w:r>
       <w:r>
         <w:rPr>
           <w:rFonts w:ascii="Arial" w:hAnsi="Arial"/>
+          <w:b w:val="0"/>
           <w:sz w:val="20"/>
         </w:rPr>
         <w:t>Subsea Hydrodynamic Dynamics Extended Kalman Filter</w:t>
@@ -1441,6 +1593,7 @@
       <w:r>
         <w:rPr>
           <w:rFonts w:ascii="Arial" w:hAnsi="Arial"/>
+          <w:b w:val="0"/>
           <w:i/>
           <w:sz w:val="20"/>
         </w:rPr>
@@ -1449,6 +1602,7 @@
       <w:r>
         <w:rPr>
           <w:rFonts w:ascii="Arial" w:hAnsi="Arial"/>
+          <w:b w:val="0"/>
           <w:sz w:val="20"/>
         </w:rPr>
         <w:t>ocean current disturbance observer) [7], [18], [29].</w:t>
@@ -1456,18 +1610,21 @@
     </w:p>
     <w:p>
       <w:pPr>
-        <w:spacing w:after="60"/>
+        <w:spacing w:after="60" w:line="276" w:lineRule="auto"/>
         <w:ind w:left="567" w:hanging="340"/>
       </w:pPr>
       <w:r>
         <w:rPr>
-          <w:b/>
+          <w:rFonts w:ascii="Arial" w:hAnsi="Arial"/>
+          <w:b w:val="0"/>
+          <w:sz w:val="20"/>
         </w:rPr>
         <w:t xml:space="preserve">4.  </w:t>
       </w:r>
       <w:r>
         <w:rPr>
           <w:rFonts w:ascii="Arial" w:hAnsi="Arial"/>
+          <w:b w:val="0"/>
           <w:i/>
           <w:sz w:val="20"/>
         </w:rPr>
@@ -1476,6 +1633,7 @@
       <w:r>
         <w:rPr>
           <w:rFonts w:ascii="Arial" w:hAnsi="Arial"/>
+          <w:b w:val="0"/>
           <w:sz w:val="20"/>
         </w:rPr>
         <w:t>: Membangun lingkungan simulasi virtual presisi tinggi memanfaatkan simulator Gazebo Harmonic (</w:t>
@@ -1483,6 +1641,7 @@
       <w:r>
         <w:rPr>
           <w:rFonts w:ascii="Consolas" w:hAnsi="Consolas"/>
+          <w:b w:val="0"/>
           <w:sz w:val="19"/>
         </w:rPr>
         <w:t>gz-sim 8.14</w:t>
@@ -1490,6 +1649,7 @@
       <w:r>
         <w:rPr>
           <w:rFonts w:ascii="Arial" w:hAnsi="Arial"/>
+          <w:b w:val="0"/>
           <w:sz w:val="20"/>
         </w:rPr>
         <w:t>) dan Robot Operating System</w:t>
@@ -1497,6 +1657,7 @@
       <w:r>
         <w:rPr>
           <w:rFonts w:ascii="Arial" w:hAnsi="Arial"/>
+          <w:b w:val="0"/>
           <w:i/>
           <w:sz w:val="20"/>
         </w:rPr>
@@ -1505,6 +1666,7 @@
       <w:r>
         <w:rPr>
           <w:rFonts w:ascii="Arial" w:hAnsi="Arial"/>
+          <w:b w:val="0"/>
           <w:sz w:val="20"/>
         </w:rPr>
         <w:t>Simulation Description Format</w:t>
@@ -1512,6 +1674,7 @@
       <w:r>
         <w:rPr>
           <w:rFonts w:ascii="Arial" w:hAnsi="Arial"/>
+          <w:b w:val="0"/>
           <w:i/>
           <w:sz w:val="20"/>
         </w:rPr>
@@ -1520,6 +1683,7 @@
       <w:r>
         <w:rPr>
           <w:rFonts w:ascii="Arial" w:hAnsi="Arial"/>
+          <w:b w:val="0"/>
           <w:sz w:val="20"/>
         </w:rPr>
         <w:t xml:space="preserve">frame </w:t>
@@ -1527,6 +1691,7 @@
       <w:r>
         <w:rPr>
           <w:rFonts w:ascii="Consolas" w:hAnsi="Consolas"/>
+          <w:b w:val="0"/>
           <w:sz w:val="19"/>
         </w:rPr>
         <w:t>vectored_6dof</w:t>
@@ -1534,6 +1699,7 @@
       <w:r>
         <w:rPr>
           <w:rFonts w:ascii="Arial" w:hAnsi="Arial"/>
+          <w:b w:val="0"/>
           <w:sz w:val="20"/>
         </w:rPr>
         <w:t xml:space="preserve"> yang berkomunikasi dua arah via protokol JSON/UDP [21].</w:t>
@@ -1541,18 +1707,21 @@
     </w:p>
     <w:p>
       <w:pPr>
-        <w:spacing w:after="60"/>
+        <w:spacing w:after="60" w:line="276" w:lineRule="auto"/>
         <w:ind w:left="567" w:hanging="340"/>
       </w:pPr>
       <w:r>
         <w:rPr>
-          <w:b/>
+          <w:rFonts w:ascii="Arial" w:hAnsi="Arial"/>
+          <w:b w:val="0"/>
+          <w:sz w:val="20"/>
         </w:rPr>
         <w:t xml:space="preserve">5.  </w:t>
       </w:r>
       <w:r>
         <w:rPr>
           <w:rFonts w:ascii="Arial" w:hAnsi="Arial"/>
+          <w:b w:val="0"/>
           <w:i/>
           <w:sz w:val="20"/>
         </w:rPr>
@@ -1561,22 +1730,24 @@
       <w:r>
         <w:rPr>
           <w:rFonts w:ascii="Arial" w:hAnsi="Arial"/>
+          <w:b w:val="0"/>
+          <w:sz w:val="20"/>
+        </w:rPr>
+        <w:t xml:space="preserve">: Mengintegrasikan perangkat keras fisik wahana ke dalam lingkungan komputasi permukaan melalui kabel tether Ethernet subsea [2], [14]. </w:t>
+      </w:r>
+      <w:r>
+        <w:rPr>
+          <w:rFonts w:ascii="Arial" w:hAnsi="Arial"/>
+          <w:b w:val="0"/>
           <w:i/>
           <w:sz w:val="20"/>
         </w:rPr>
-        <w:t>: Mengintegrasikan perangkat keras fisik wahana ke dalam lingkungan komputasi permukaan melalui kabel tether Ethernet subsea [2], [14].</w:t>
-      </w:r>
-      <w:r>
-        <w:rPr>
-          <w:rFonts w:ascii="Arial" w:hAnsi="Arial"/>
-          <w:i/>
-          <w:sz w:val="20"/>
-        </w:rPr>
         <w:t>Companion computer</w:t>
       </w:r>
       <w:r>
         <w:rPr>
           <w:rFonts w:ascii="Arial" w:hAnsi="Arial"/>
+          <w:b w:val="0"/>
           <w:sz w:val="20"/>
         </w:rPr>
         <w:t xml:space="preserve"> Raspberry Pi 4B menjalankan BlueOS untuk mengalirkan citra kamera terkompresi H.264 melalui protokol UDP dan mengekspos telemetri sensor internal Pixhawk 2.4.8 (IMU MPU6000/LSM303D) serta sensor tekanan subsea Bar30 MS5837 melalui BlueOS mavlink2rest</w:t>
@@ -1584,6 +1755,7 @@
       <w:r>
         <w:rPr>
           <w:rFonts w:ascii="Arial" w:hAnsi="Arial"/>
+          <w:b w:val="0"/>
           <w:i/>
           <w:sz w:val="20"/>
         </w:rPr>
@@ -1596,6 +1768,7 @@
       <w:r>
         <w:rPr>
           <w:rFonts w:ascii="Arial" w:hAnsi="Arial"/>
+          <w:b w:val="0"/>
           <w:sz w:val="20"/>
         </w:rPr>
         <w:t>topside</w:t>
@@ -1603,6 +1776,7 @@
       <w:r>
         <w:rPr>
           <w:rFonts w:ascii="Arial" w:hAnsi="Arial"/>
+          <w:b w:val="0"/>
           <w:i/>
           <w:sz w:val="20"/>
         </w:rPr>
@@ -1611,6 +1785,7 @@
       <w:r>
         <w:rPr>
           <w:rFonts w:ascii="Arial" w:hAnsi="Arial"/>
+          <w:b w:val="0"/>
           <w:sz w:val="20"/>
         </w:rPr>
         <w:t>visual servoing kembali ke wahana melalui MAVLink.</w:t>
@@ -1618,18 +1793,21 @@
     </w:p>
     <w:p>
       <w:pPr>
-        <w:spacing w:after="60"/>
+        <w:spacing w:after="60" w:line="276" w:lineRule="auto"/>
         <w:ind w:left="567" w:hanging="340"/>
       </w:pPr>
       <w:r>
         <w:rPr>
-          <w:b/>
+          <w:rFonts w:ascii="Arial" w:hAnsi="Arial"/>
+          <w:b w:val="0"/>
+          <w:sz w:val="20"/>
         </w:rPr>
         <w:t xml:space="preserve">6.  </w:t>
       </w:r>
       <w:r>
         <w:rPr>
           <w:rFonts w:ascii="Arial" w:hAnsi="Arial"/>
+          <w:b w:val="0"/>
           <w:i/>
           <w:sz w:val="20"/>
         </w:rPr>
@@ -1638,6 +1816,7 @@
       <w:r>
         <w:rPr>
           <w:rFonts w:ascii="Arial" w:hAnsi="Arial"/>
+          <w:b w:val="0"/>
           <w:sz w:val="20"/>
         </w:rPr>
         <w:t>: Menjalankan serangkaian eksperimen terukur untuk mengevaluasi akurasi pelacakan visual target, kemampuan penapisan derau frekuensi tinggi, ketahanan terhadap oklusi target temporer, akurasi rekonstruksi kecepatan bodi 6-DOF, mitigasi momen Munk, serta latensi komputasi waktu nyata (real-time execution profiling).</w:t>
@@ -2003,6 +2182,7 @@
             <w:r>
               <w:rPr>
                 <w:rFonts w:ascii="Arial" w:hAnsi="Arial"/>
+                <w:b w:val="0"/>
                 <w:sz w:val="17"/>
               </w:rPr>
               <w:t>Massa Total Wahana</w:t>
@@ -2032,6 +2212,7 @@
             <w:r>
               <w:rPr>
                 <w:rFonts w:ascii="Arial" w:hAnsi="Arial"/>
+                <w:b w:val="0"/>
                 <w:sz w:val="17"/>
               </w:rPr>
               <w:t>$$m$$</w:t>
@@ -2061,6 +2242,7 @@
             <w:r>
               <w:rPr>
                 <w:rFonts w:ascii="Arial" w:hAnsi="Arial"/>
+                <w:b w:val="0"/>
                 <w:sz w:val="17"/>
               </w:rPr>
               <w:t>$$13.00$$</w:t>
@@ -2090,6 +2272,7 @@
             <w:r>
               <w:rPr>
                 <w:rFonts w:ascii="Arial" w:hAnsi="Arial"/>
+                <w:b w:val="0"/>
                 <w:sz w:val="17"/>
               </w:rPr>
               <w:t>$$</w:t>
@@ -2121,6 +2304,7 @@
             <w:r>
               <w:rPr>
                 <w:rFonts w:ascii="Arial" w:hAnsi="Arial"/>
+                <w:b w:val="0"/>
                 <w:sz w:val="17"/>
               </w:rPr>
               <w:t>Pengukuran timbangan digital presisi [3]</w:t>
@@ -2152,6 +2336,7 @@
             <w:r>
               <w:rPr>
                 <w:rFonts w:ascii="Arial" w:hAnsi="Arial"/>
+                <w:b w:val="0"/>
                 <w:sz w:val="17"/>
               </w:rPr>
               <w:t>Panjang Total (Length)</w:t>
@@ -2181,6 +2366,7 @@
             <w:r>
               <w:rPr>
                 <w:rFonts w:ascii="Arial" w:hAnsi="Arial"/>
+                <w:b w:val="0"/>
                 <w:sz w:val="17"/>
               </w:rPr>
               <w:t>$$L$$</w:t>
@@ -2210,6 +2396,7 @@
             <w:r>
               <w:rPr>
                 <w:rFonts w:ascii="Arial" w:hAnsi="Arial"/>
+                <w:b w:val="0"/>
                 <w:sz w:val="17"/>
               </w:rPr>
               <w:t>$$0.457$$</w:t>
@@ -2239,6 +2426,7 @@
             <w:r>
               <w:rPr>
                 <w:rFonts w:ascii="Arial" w:hAnsi="Arial"/>
+                <w:b w:val="0"/>
                 <w:sz w:val="17"/>
               </w:rPr>
               <w:t>$$</w:t>
@@ -2270,6 +2458,7 @@
             <w:r>
               <w:rPr>
                 <w:rFonts w:ascii="Arial" w:hAnsi="Arial"/>
+                <w:b w:val="0"/>
                 <w:sz w:val="17"/>
               </w:rPr>
               <w:t>Pengukuran fisik geometri kerangka</w:t>
@@ -2301,6 +2490,7 @@
             <w:r>
               <w:rPr>
                 <w:rFonts w:ascii="Arial" w:hAnsi="Arial"/>
+                <w:b w:val="0"/>
                 <w:sz w:val="17"/>
               </w:rPr>
               <w:t>Lebar Total (</w:t>
@@ -2308,6 +2498,7 @@
             <w:r>
               <w:rPr>
                 <w:rFonts w:ascii="Arial" w:hAnsi="Arial"/>
+                <w:b w:val="0"/>
                 <w:i/>
                 <w:sz w:val="17"/>
               </w:rPr>
@@ -2316,6 +2507,7 @@
             <w:r>
               <w:rPr>
                 <w:rFonts w:ascii="Arial" w:hAnsi="Arial"/>
+                <w:b w:val="0"/>
                 <w:sz w:val="17"/>
               </w:rPr>
               <w:t>)</w:t>
@@ -2345,6 +2537,7 @@
             <w:r>
               <w:rPr>
                 <w:rFonts w:ascii="Arial" w:hAnsi="Arial"/>
+                <w:b w:val="0"/>
                 <w:sz w:val="17"/>
               </w:rPr>
               <w:t>$$W$$</w:t>
@@ -2374,6 +2567,7 @@
             <w:r>
               <w:rPr>
                 <w:rFonts w:ascii="Arial" w:hAnsi="Arial"/>
+                <w:b w:val="0"/>
                 <w:sz w:val="17"/>
               </w:rPr>
               <w:t>$$0.338$$</w:t>
@@ -2403,6 +2597,7 @@
             <w:r>
               <w:rPr>
                 <w:rFonts w:ascii="Arial" w:hAnsi="Arial"/>
+                <w:b w:val="0"/>
                 <w:sz w:val="17"/>
               </w:rPr>
               <w:t>$$</w:t>
@@ -2434,6 +2629,7 @@
             <w:r>
               <w:rPr>
                 <w:rFonts w:ascii="Arial" w:hAnsi="Arial"/>
+                <w:b w:val="0"/>
                 <w:sz w:val="17"/>
               </w:rPr>
               <w:t>Pengukuran fisik geometri kerangka</w:t>
@@ -2465,6 +2661,7 @@
             <w:r>
               <w:rPr>
                 <w:rFonts w:ascii="Arial" w:hAnsi="Arial"/>
+                <w:b w:val="0"/>
                 <w:sz w:val="17"/>
               </w:rPr>
               <w:t>Tinggi Total (</w:t>
@@ -2472,6 +2669,7 @@
             <w:r>
               <w:rPr>
                 <w:rFonts w:ascii="Arial" w:hAnsi="Arial"/>
+                <w:b w:val="0"/>
                 <w:i/>
                 <w:sz w:val="17"/>
               </w:rPr>
@@ -2480,6 +2678,7 @@
             <w:r>
               <w:rPr>
                 <w:rFonts w:ascii="Arial" w:hAnsi="Arial"/>
+                <w:b w:val="0"/>
                 <w:sz w:val="17"/>
               </w:rPr>
               <w:t>)</w:t>
@@ -2509,6 +2708,7 @@
             <w:r>
               <w:rPr>
                 <w:rFonts w:ascii="Arial" w:hAnsi="Arial"/>
+                <w:b w:val="0"/>
                 <w:sz w:val="17"/>
               </w:rPr>
               <w:t>$$H$$</w:t>
@@ -2538,6 +2738,7 @@
             <w:r>
               <w:rPr>
                 <w:rFonts w:ascii="Arial" w:hAnsi="Arial"/>
+                <w:b w:val="0"/>
                 <w:sz w:val="17"/>
               </w:rPr>
               <w:t>$$0.254$$</w:t>
@@ -2567,6 +2768,7 @@
             <w:r>
               <w:rPr>
                 <w:rFonts w:ascii="Arial" w:hAnsi="Arial"/>
+                <w:b w:val="0"/>
                 <w:sz w:val="17"/>
               </w:rPr>
               <w:t>$$</w:t>
@@ -2598,6 +2800,7 @@
             <w:r>
               <w:rPr>
                 <w:rFonts w:ascii="Arial" w:hAnsi="Arial"/>
+                <w:b w:val="0"/>
                 <w:sz w:val="17"/>
               </w:rPr>
               <w:t>Pengukuran fisik geometri kerangka</w:t>
@@ -2880,6 +3083,7 @@
             <w:r>
               <w:rPr>
                 <w:rFonts w:ascii="Arial" w:hAnsi="Arial"/>
+                <w:b w:val="0"/>
                 <w:sz w:val="17"/>
               </w:rPr>
               <w:t>Posisi Pusat Gravitasi (CG)</w:t>
@@ -2909,6 +3113,7 @@
             <w:r>
               <w:rPr>
                 <w:rFonts w:ascii="Arial" w:hAnsi="Arial"/>
+                <w:b w:val="0"/>
                 <w:sz w:val="17"/>
               </w:rPr>
               <w:t>$$\mathbf{r}_g = [x_g, y_g, z_g]^T$$</w:t>
@@ -2938,6 +3143,7 @@
             <w:r>
               <w:rPr>
                 <w:rFonts w:ascii="Arial" w:hAnsi="Arial"/>
+                <w:b w:val="0"/>
                 <w:sz w:val="17"/>
               </w:rPr>
               <w:t>$$[0.00, 0.00, 0.02]^T$$</w:t>
@@ -2967,6 +3173,7 @@
             <w:r>
               <w:rPr>
                 <w:rFonts w:ascii="Arial" w:hAnsi="Arial"/>
+                <w:b w:val="0"/>
                 <w:sz w:val="17"/>
               </w:rPr>
               <w:t>$$</w:t>
@@ -2998,6 +3205,7 @@
             <w:r>
               <w:rPr>
                 <w:rFonts w:ascii="Arial" w:hAnsi="Arial"/>
+                <w:b w:val="0"/>
                 <w:sz w:val="17"/>
               </w:rPr>
               <w:t>Analisis distribusi massa ballast bawah [3], [31]</w:t>
@@ -3029,6 +3237,7 @@
             <w:r>
               <w:rPr>
                 <w:rFonts w:ascii="Arial" w:hAnsi="Arial"/>
+                <w:b w:val="0"/>
                 <w:sz w:val="17"/>
               </w:rPr>
               <w:t>Momen Inersia Roll Benda Tegar</w:t>
@@ -3058,6 +3267,7 @@
             <w:r>
               <w:rPr>
                 <w:rFonts w:ascii="Arial" w:hAnsi="Arial"/>
+                <w:b w:val="0"/>
                 <w:sz w:val="17"/>
               </w:rPr>
               <w:t>$$I_{xx}$$</w:t>
@@ -3087,6 +3297,7 @@
             <w:r>
               <w:rPr>
                 <w:rFonts w:ascii="Arial" w:hAnsi="Arial"/>
+                <w:b w:val="0"/>
                 <w:sz w:val="17"/>
               </w:rPr>
               <w:t>$$0.160$$</w:t>
@@ -3116,6 +3327,7 @@
             <w:r>
               <w:rPr>
                 <w:rFonts w:ascii="Arial" w:hAnsi="Arial"/>
+                <w:b w:val="0"/>
                 <w:sz w:val="17"/>
               </w:rPr>
               <w:t>$$</w:t>
@@ -3149,6 +3361,7 @@
             <w:r>
               <w:rPr>
                 <w:rFonts w:ascii="Arial" w:hAnsi="Arial"/>
+                <w:b w:val="0"/>
                 <w:sz w:val="17"/>
               </w:rPr>
               <w:t>Analisis CAD &amp; estimasi semi-empiris [31]</w:t>
@@ -3180,6 +3393,7 @@
             <w:r>
               <w:rPr>
                 <w:rFonts w:ascii="Arial" w:hAnsi="Arial"/>
+                <w:b w:val="0"/>
                 <w:sz w:val="17"/>
               </w:rPr>
               <w:t>Momen Inersia Pitch Benda Tegar</w:t>
@@ -3209,6 +3423,7 @@
             <w:r>
               <w:rPr>
                 <w:rFonts w:ascii="Arial" w:hAnsi="Arial"/>
+                <w:b w:val="0"/>
                 <w:sz w:val="17"/>
               </w:rPr>
               <w:t>$$I_{yy}$$</w:t>
@@ -3238,6 +3453,7 @@
             <w:r>
               <w:rPr>
                 <w:rFonts w:ascii="Arial" w:hAnsi="Arial"/>
+                <w:b w:val="0"/>
                 <w:sz w:val="17"/>
               </w:rPr>
               <w:t>$$0.240$$</w:t>
@@ -3267,6 +3483,7 @@
             <w:r>
               <w:rPr>
                 <w:rFonts w:ascii="Arial" w:hAnsi="Arial"/>
+                <w:b w:val="0"/>
                 <w:sz w:val="17"/>
               </w:rPr>
               <w:t>$$</w:t>
@@ -3300,6 +3517,7 @@
             <w:r>
               <w:rPr>
                 <w:rFonts w:ascii="Arial" w:hAnsi="Arial"/>
+                <w:b w:val="0"/>
                 <w:sz w:val="17"/>
               </w:rPr>
               <w:t>Analisis CAD &amp; estimasi semi-empiris [31]</w:t>
@@ -3331,6 +3549,7 @@
             <w:r>
               <w:rPr>
                 <w:rFonts w:ascii="Arial" w:hAnsi="Arial"/>
+                <w:b w:val="0"/>
                 <w:sz w:val="17"/>
               </w:rPr>
               <w:t>Momen Inersia Yaw Benda Tegar</w:t>
@@ -3360,6 +3579,7 @@
             <w:r>
               <w:rPr>
                 <w:rFonts w:ascii="Arial" w:hAnsi="Arial"/>
+                <w:b w:val="0"/>
                 <w:sz w:val="17"/>
               </w:rPr>
               <w:t>$$I_{zz}$$</w:t>
@@ -3389,6 +3609,7 @@
             <w:r>
               <w:rPr>
                 <w:rFonts w:ascii="Arial" w:hAnsi="Arial"/>
+                <w:b w:val="0"/>
                 <w:sz w:val="17"/>
               </w:rPr>
               <w:t>$$0.280$$</w:t>
@@ -3418,6 +3639,7 @@
             <w:r>
               <w:rPr>
                 <w:rFonts w:ascii="Arial" w:hAnsi="Arial"/>
+                <w:b w:val="0"/>
                 <w:sz w:val="17"/>
               </w:rPr>
               <w:t>$$</w:t>
@@ -3451,6 +3673,7 @@
             <w:r>
               <w:rPr>
                 <w:rFonts w:ascii="Arial" w:hAnsi="Arial"/>
+                <w:b w:val="0"/>
                 <w:sz w:val="17"/>
               </w:rPr>
               <w:t>Analisis CAD &amp; estimasi semi-empiris [31]</w:t>
@@ -4086,10 +4309,23 @@
       <w:r>
         <w:rPr>
           <w:rFonts w:ascii="Arial" w:hAnsi="Arial"/>
-          <w:i/>
-          <w:sz w:val="20"/>
-        </w:rPr>
-        <w:t>($$\phi$$) dan</w:t>
+          <w:sz w:val="20"/>
+        </w:rPr>
+        <w:t xml:space="preserve"> (</w:t>
+      </w:r>
+      <w:r>
+        <w:rPr>
+          <w:rFonts w:ascii="Arial" w:hAnsi="Arial"/>
+          <w:sz w:val="20"/>
+        </w:rPr>
+        <w:t>$$\phi$$</w:t>
+      </w:r>
+      <w:r>
+        <w:rPr>
+          <w:rFonts w:ascii="Arial" w:hAnsi="Arial"/>
+          <w:sz w:val="20"/>
+        </w:rPr>
+        <w:t xml:space="preserve">) dan </w:t>
       </w:r>
       <w:r>
         <w:rPr>
@@ -4626,6 +4862,7 @@
             <w:r>
               <w:rPr>
                 <w:rFonts w:ascii="Arial" w:hAnsi="Arial"/>
+                <w:b w:val="0"/>
                 <w:sz w:val="17"/>
               </w:rPr>
               <w:t>Massa Tambah Surge</w:t>
@@ -4655,6 +4892,7 @@
             <w:r>
               <w:rPr>
                 <w:rFonts w:ascii="Arial" w:hAnsi="Arial"/>
+                <w:b w:val="0"/>
                 <w:sz w:val="17"/>
               </w:rPr>
               <w:t>$$X_{\dot{u}}$$</w:t>
@@ -4684,6 +4922,7 @@
             <w:r>
               <w:rPr>
                 <w:rFonts w:ascii="Arial" w:hAnsi="Arial"/>
+                <w:b w:val="0"/>
                 <w:sz w:val="17"/>
               </w:rPr>
               <w:t>$$-5.50$$</w:t>
@@ -4713,6 +4952,7 @@
             <w:r>
               <w:rPr>
                 <w:rFonts w:ascii="Arial" w:hAnsi="Arial"/>
+                <w:b w:val="0"/>
                 <w:sz w:val="17"/>
               </w:rPr>
               <w:t>$$</w:t>
@@ -4744,6 +4984,7 @@
             <w:r>
               <w:rPr>
                 <w:rFonts w:ascii="Arial" w:hAnsi="Arial"/>
+                <w:b w:val="0"/>
                 <w:sz w:val="17"/>
               </w:rPr>
               <w:t>Fluida terakselerasi penampang frontal ramping</w:t>
@@ -4775,6 +5016,7 @@
             <w:r>
               <w:rPr>
                 <w:rFonts w:ascii="Arial" w:hAnsi="Arial"/>
+                <w:b w:val="0"/>
                 <w:sz w:val="17"/>
               </w:rPr>
               <w:t>Massa Tambah Sway</w:t>
@@ -4804,6 +5046,7 @@
             <w:r>
               <w:rPr>
                 <w:rFonts w:ascii="Arial" w:hAnsi="Arial"/>
+                <w:b w:val="0"/>
                 <w:sz w:val="17"/>
               </w:rPr>
               <w:t>$$Y_{\dot{v}}$$</w:t>
@@ -4833,6 +5076,7 @@
             <w:r>
               <w:rPr>
                 <w:rFonts w:ascii="Arial" w:hAnsi="Arial"/>
+                <w:b w:val="0"/>
                 <w:sz w:val="17"/>
               </w:rPr>
               <w:t>$$-12.70$$</w:t>
@@ -4862,6 +5106,7 @@
             <w:r>
               <w:rPr>
                 <w:rFonts w:ascii="Arial" w:hAnsi="Arial"/>
+                <w:b w:val="0"/>
                 <w:sz w:val="17"/>
               </w:rPr>
               <w:t>$$</w:t>
@@ -4893,6 +5138,7 @@
             <w:r>
               <w:rPr>
                 <w:rFonts w:ascii="Arial" w:hAnsi="Arial"/>
+                <w:b w:val="0"/>
                 <w:sz w:val="17"/>
               </w:rPr>
               <w:t>Fluida terakselerasi penampang samping tabung ganda</w:t>
@@ -4924,6 +5170,7 @@
             <w:r>
               <w:rPr>
                 <w:rFonts w:ascii="Arial" w:hAnsi="Arial"/>
+                <w:b w:val="0"/>
                 <w:sz w:val="17"/>
               </w:rPr>
               <w:t>Massa Tambah Heave</w:t>
@@ -4953,6 +5200,7 @@
             <w:r>
               <w:rPr>
                 <w:rFonts w:ascii="Arial" w:hAnsi="Arial"/>
+                <w:b w:val="0"/>
                 <w:sz w:val="17"/>
               </w:rPr>
               <w:t>$$Z_{\dot{w}}$$</w:t>
@@ -4982,6 +5230,7 @@
             <w:r>
               <w:rPr>
                 <w:rFonts w:ascii="Arial" w:hAnsi="Arial"/>
+                <w:b w:val="0"/>
                 <w:sz w:val="17"/>
               </w:rPr>
               <w:t>$$-14.60$$</w:t>
@@ -5011,6 +5260,7 @@
             <w:r>
               <w:rPr>
                 <w:rFonts w:ascii="Arial" w:hAnsi="Arial"/>
+                <w:b w:val="0"/>
                 <w:sz w:val="17"/>
               </w:rPr>
               <w:t>$$</w:t>
@@ -5042,6 +5292,7 @@
             <w:r>
               <w:rPr>
                 <w:rFonts w:ascii="Arial" w:hAnsi="Arial"/>
+                <w:b w:val="0"/>
                 <w:sz w:val="17"/>
               </w:rPr>
               <w:t>Fluida terakselerasi penampang datar atas/bawah</w:t>
@@ -5073,6 +5324,7 @@
             <w:r>
               <w:rPr>
                 <w:rFonts w:ascii="Arial" w:hAnsi="Arial"/>
+                <w:b w:val="0"/>
                 <w:sz w:val="17"/>
               </w:rPr>
               <w:t>Momen Tambah Roll</w:t>
@@ -5102,6 +5354,7 @@
             <w:r>
               <w:rPr>
                 <w:rFonts w:ascii="Arial" w:hAnsi="Arial"/>
+                <w:b w:val="0"/>
                 <w:sz w:val="17"/>
               </w:rPr>
               <w:t>$$K_{\dot{p}}$$</w:t>
@@ -5131,6 +5384,7 @@
             <w:r>
               <w:rPr>
                 <w:rFonts w:ascii="Arial" w:hAnsi="Arial"/>
+                <w:b w:val="0"/>
                 <w:sz w:val="17"/>
               </w:rPr>
               <w:t>$$-0.12$$</w:t>
@@ -5160,6 +5414,7 @@
             <w:r>
               <w:rPr>
                 <w:rFonts w:ascii="Arial" w:hAnsi="Arial"/>
+                <w:b w:val="0"/>
                 <w:sz w:val="17"/>
               </w:rPr>
               <w:t>$$</w:t>
@@ -5193,6 +5448,7 @@
             <w:r>
               <w:rPr>
                 <w:rFonts w:ascii="Arial" w:hAnsi="Arial"/>
+                <w:b w:val="0"/>
                 <w:sz w:val="17"/>
               </w:rPr>
               <w:t>Kelembaman rotasi fluida mengelilingi sumbu longitudinal</w:t>
@@ -5224,6 +5480,7 @@
             <w:r>
               <w:rPr>
                 <w:rFonts w:ascii="Arial" w:hAnsi="Arial"/>
+                <w:b w:val="0"/>
                 <w:sz w:val="17"/>
               </w:rPr>
               <w:t>Momen Tambah Pitch</w:t>
@@ -5253,6 +5510,7 @@
             <w:r>
               <w:rPr>
                 <w:rFonts w:ascii="Arial" w:hAnsi="Arial"/>
+                <w:b w:val="0"/>
                 <w:sz w:val="17"/>
               </w:rPr>
               <w:t>$$M_{\dot{q}}$$</w:t>
@@ -5282,6 +5540,7 @@
             <w:r>
               <w:rPr>
                 <w:rFonts w:ascii="Arial" w:hAnsi="Arial"/>
+                <w:b w:val="0"/>
                 <w:sz w:val="17"/>
               </w:rPr>
               <w:t>$$-0.25$$</w:t>
@@ -5311,6 +5570,7 @@
             <w:r>
               <w:rPr>
                 <w:rFonts w:ascii="Arial" w:hAnsi="Arial"/>
+                <w:b w:val="0"/>
                 <w:sz w:val="17"/>
               </w:rPr>
               <w:t>$$</w:t>
@@ -5344,6 +5604,7 @@
             <w:r>
               <w:rPr>
                 <w:rFonts w:ascii="Arial" w:hAnsi="Arial"/>
+                <w:b w:val="0"/>
                 <w:sz w:val="17"/>
               </w:rPr>
               <w:t>Kelembaman rotasi fluida mengelilingi sumbu transversal</w:t>
@@ -5375,6 +5636,7 @@
             <w:r>
               <w:rPr>
                 <w:rFonts w:ascii="Arial" w:hAnsi="Arial"/>
+                <w:b w:val="0"/>
                 <w:sz w:val="17"/>
               </w:rPr>
               <w:t>Momen Tambah Yaw</w:t>
@@ -5404,6 +5666,7 @@
             <w:r>
               <w:rPr>
                 <w:rFonts w:ascii="Arial" w:hAnsi="Arial"/>
+                <w:b w:val="0"/>
                 <w:sz w:val="17"/>
               </w:rPr>
               <w:t>$$N_{\dot{r}}$$</w:t>
@@ -5433,6 +5696,7 @@
             <w:r>
               <w:rPr>
                 <w:rFonts w:ascii="Arial" w:hAnsi="Arial"/>
+                <w:b w:val="0"/>
                 <w:sz w:val="17"/>
               </w:rPr>
               <w:t>$$-0.27$$</w:t>
@@ -5462,6 +5726,7 @@
             <w:r>
               <w:rPr>
                 <w:rFonts w:ascii="Arial" w:hAnsi="Arial"/>
+                <w:b w:val="0"/>
                 <w:sz w:val="17"/>
               </w:rPr>
               <w:t>$$</w:t>
@@ -5495,6 +5760,7 @@
             <w:r>
               <w:rPr>
                 <w:rFonts w:ascii="Arial" w:hAnsi="Arial"/>
+                <w:b w:val="0"/>
                 <w:sz w:val="17"/>
               </w:rPr>
               <w:t>Kelembaman rotasi fluida mengelilingi sumbu vertikal</w:t>
@@ -5600,7 +5866,7 @@
       <w:r>
         <w:rPr>
           <w:rFonts w:ascii="Arial" w:hAnsi="Arial"/>
-          <w:b/>
+          <w:i/>
           <w:sz w:val="20"/>
         </w:rPr>
         <w:t>sway</w:t>
@@ -6329,6 +6595,7 @@
             <w:r>
               <w:rPr>
                 <w:rFonts w:ascii="Arial" w:hAnsi="Arial"/>
+                <w:b w:val="0"/>
                 <w:sz w:val="17"/>
               </w:rPr>
               <w:t>Surge (</w:t>
@@ -6336,6 +6603,7 @@
             <w:r>
               <w:rPr>
                 <w:rFonts w:ascii="Arial" w:hAnsi="Arial"/>
+                <w:b w:val="0"/>
                 <w:sz w:val="17"/>
               </w:rPr>
               <w:t>$$u$$</w:t>
@@ -6343,6 +6611,7 @@
             <w:r>
               <w:rPr>
                 <w:rFonts w:ascii="Arial" w:hAnsi="Arial"/>
+                <w:b w:val="0"/>
                 <w:sz w:val="17"/>
               </w:rPr>
               <w:t>)</w:t>
@@ -6372,6 +6641,7 @@
             <w:r>
               <w:rPr>
                 <w:rFonts w:ascii="Arial" w:hAnsi="Arial"/>
+                <w:b w:val="0"/>
                 <w:sz w:val="17"/>
               </w:rPr>
               <w:t>$$X_u$$</w:t>
@@ -6401,6 +6671,7 @@
             <w:r>
               <w:rPr>
                 <w:rFonts w:ascii="Arial" w:hAnsi="Arial"/>
+                <w:b w:val="0"/>
                 <w:sz w:val="17"/>
               </w:rPr>
               <w:t>$$-4.03</w:t>
@@ -6434,6 +6705,7 @@
             <w:r>
               <w:rPr>
                 <w:rFonts w:ascii="Arial" w:hAnsi="Arial"/>
+                <w:b w:val="0"/>
                 <w:sz w:val="17"/>
               </w:rPr>
               <w:t>$$X_{u</w:t>
@@ -6463,6 +6735,7 @@
             <w:r>
               <w:rPr>
                 <w:rFonts w:ascii="Arial" w:hAnsi="Arial"/>
+                <w:b w:val="0"/>
                 <w:sz w:val="17"/>
               </w:rPr>
               <w:t>u</w:t>
@@ -6492,6 +6765,7 @@
             <w:r>
               <w:rPr>
                 <w:rFonts w:ascii="Arial" w:hAnsi="Arial"/>
+                <w:b w:val="0"/>
                 <w:sz w:val="17"/>
               </w:rPr>
               <w:t>}$$</w:t>
@@ -6521,6 +6795,7 @@
             <w:r>
               <w:rPr>
                 <w:rFonts w:ascii="Arial" w:hAnsi="Arial"/>
+                <w:b w:val="0"/>
                 <w:sz w:val="17"/>
               </w:rPr>
               <w:t>$$-18.18</w:t>
@@ -6558,6 +6833,7 @@
             <w:r>
               <w:rPr>
                 <w:rFonts w:ascii="Arial" w:hAnsi="Arial"/>
+                <w:b w:val="0"/>
                 <w:sz w:val="17"/>
               </w:rPr>
               <w:t>Sway (</w:t>
@@ -6565,6 +6841,7 @@
             <w:r>
               <w:rPr>
                 <w:rFonts w:ascii="Arial" w:hAnsi="Arial"/>
+                <w:b w:val="0"/>
                 <w:sz w:val="17"/>
               </w:rPr>
               <w:t>$$v$$</w:t>
@@ -6572,6 +6849,7 @@
             <w:r>
               <w:rPr>
                 <w:rFonts w:ascii="Arial" w:hAnsi="Arial"/>
+                <w:b w:val="0"/>
                 <w:sz w:val="17"/>
               </w:rPr>
               <w:t>)</w:t>
@@ -6601,6 +6879,7 @@
             <w:r>
               <w:rPr>
                 <w:rFonts w:ascii="Arial" w:hAnsi="Arial"/>
+                <w:b w:val="0"/>
                 <w:sz w:val="17"/>
               </w:rPr>
               <w:t>$$Y_v$$</w:t>
@@ -6630,6 +6909,7 @@
             <w:r>
               <w:rPr>
                 <w:rFonts w:ascii="Arial" w:hAnsi="Arial"/>
+                <w:b w:val="0"/>
                 <w:sz w:val="17"/>
               </w:rPr>
               <w:t>$$-6.22</w:t>
@@ -6663,6 +6943,7 @@
             <w:r>
               <w:rPr>
                 <w:rFonts w:ascii="Arial" w:hAnsi="Arial"/>
+                <w:b w:val="0"/>
                 <w:sz w:val="17"/>
               </w:rPr>
               <w:t>$$Y_{v</w:t>
@@ -6692,6 +6973,7 @@
             <w:r>
               <w:rPr>
                 <w:rFonts w:ascii="Arial" w:hAnsi="Arial"/>
+                <w:b w:val="0"/>
                 <w:sz w:val="17"/>
               </w:rPr>
               <w:t>v</w:t>
@@ -6721,6 +7003,7 @@
             <w:r>
               <w:rPr>
                 <w:rFonts w:ascii="Arial" w:hAnsi="Arial"/>
+                <w:b w:val="0"/>
                 <w:sz w:val="17"/>
               </w:rPr>
               <w:t>}$$</w:t>
@@ -6750,6 +7033,7 @@
             <w:r>
               <w:rPr>
                 <w:rFonts w:ascii="Arial" w:hAnsi="Arial"/>
+                <w:b w:val="0"/>
                 <w:sz w:val="17"/>
               </w:rPr>
               <w:t>$$-21.66</w:t>
@@ -6787,6 +7071,7 @@
             <w:r>
               <w:rPr>
                 <w:rFonts w:ascii="Arial" w:hAnsi="Arial"/>
+                <w:b w:val="0"/>
                 <w:sz w:val="17"/>
               </w:rPr>
               <w:t>Heave (</w:t>
@@ -6794,6 +7079,7 @@
             <w:r>
               <w:rPr>
                 <w:rFonts w:ascii="Arial" w:hAnsi="Arial"/>
+                <w:b w:val="0"/>
                 <w:sz w:val="17"/>
               </w:rPr>
               <w:t>$$w$$</w:t>
@@ -6801,6 +7087,7 @@
             <w:r>
               <w:rPr>
                 <w:rFonts w:ascii="Arial" w:hAnsi="Arial"/>
+                <w:b w:val="0"/>
                 <w:sz w:val="17"/>
               </w:rPr>
               <w:t>)</w:t>
@@ -6830,6 +7117,7 @@
             <w:r>
               <w:rPr>
                 <w:rFonts w:ascii="Arial" w:hAnsi="Arial"/>
+                <w:b w:val="0"/>
                 <w:sz w:val="17"/>
               </w:rPr>
               <w:t>$$Z_w$$</w:t>
@@ -6859,6 +7147,7 @@
             <w:r>
               <w:rPr>
                 <w:rFonts w:ascii="Arial" w:hAnsi="Arial"/>
+                <w:b w:val="0"/>
                 <w:sz w:val="17"/>
               </w:rPr>
               <w:t>$$-5.18</w:t>
@@ -6892,6 +7181,7 @@
             <w:r>
               <w:rPr>
                 <w:rFonts w:ascii="Arial" w:hAnsi="Arial"/>
+                <w:b w:val="0"/>
                 <w:sz w:val="17"/>
               </w:rPr>
               <w:t>$$Z_{w</w:t>
@@ -6921,6 +7211,7 @@
             <w:r>
               <w:rPr>
                 <w:rFonts w:ascii="Arial" w:hAnsi="Arial"/>
+                <w:b w:val="0"/>
                 <w:sz w:val="17"/>
               </w:rPr>
               <w:t>w</w:t>
@@ -6950,6 +7241,7 @@
             <w:r>
               <w:rPr>
                 <w:rFonts w:ascii="Arial" w:hAnsi="Arial"/>
+                <w:b w:val="0"/>
                 <w:sz w:val="17"/>
               </w:rPr>
               <w:t>}$$</w:t>
@@ -6979,6 +7271,7 @@
             <w:r>
               <w:rPr>
                 <w:rFonts w:ascii="Arial" w:hAnsi="Arial"/>
+                <w:b w:val="0"/>
                 <w:sz w:val="17"/>
               </w:rPr>
               <w:t>$$-36.99</w:t>
@@ -7016,6 +7309,7 @@
             <w:r>
               <w:rPr>
                 <w:rFonts w:ascii="Arial" w:hAnsi="Arial"/>
+                <w:b w:val="0"/>
                 <w:sz w:val="17"/>
               </w:rPr>
               <w:t>Roll (</w:t>
@@ -7023,6 +7317,7 @@
             <w:r>
               <w:rPr>
                 <w:rFonts w:ascii="Arial" w:hAnsi="Arial"/>
+                <w:b w:val="0"/>
                 <w:sz w:val="17"/>
               </w:rPr>
               <w:t>$$p$$</w:t>
@@ -7030,6 +7325,7 @@
             <w:r>
               <w:rPr>
                 <w:rFonts w:ascii="Arial" w:hAnsi="Arial"/>
+                <w:b w:val="0"/>
                 <w:sz w:val="17"/>
               </w:rPr>
               <w:t>)</w:t>
@@ -7059,6 +7355,7 @@
             <w:r>
               <w:rPr>
                 <w:rFonts w:ascii="Arial" w:hAnsi="Arial"/>
+                <w:b w:val="0"/>
                 <w:sz w:val="17"/>
               </w:rPr>
               <w:t>$$K_p$$</w:t>
@@ -7088,6 +7385,7 @@
             <w:r>
               <w:rPr>
                 <w:rFonts w:ascii="Arial" w:hAnsi="Arial"/>
+                <w:b w:val="0"/>
                 <w:sz w:val="17"/>
               </w:rPr>
               <w:t>$$-0.07</w:t>
@@ -7123,6 +7421,7 @@
             <w:r>
               <w:rPr>
                 <w:rFonts w:ascii="Arial" w:hAnsi="Arial"/>
+                <w:b w:val="0"/>
                 <w:sz w:val="17"/>
               </w:rPr>
               <w:t>$$K_{p</w:t>
@@ -7152,6 +7451,7 @@
             <w:r>
               <w:rPr>
                 <w:rFonts w:ascii="Arial" w:hAnsi="Arial"/>
+                <w:b w:val="0"/>
                 <w:sz w:val="17"/>
               </w:rPr>
               <w:t>p</w:t>
@@ -7181,6 +7481,7 @@
             <w:r>
               <w:rPr>
                 <w:rFonts w:ascii="Arial" w:hAnsi="Arial"/>
+                <w:b w:val="0"/>
                 <w:sz w:val="17"/>
               </w:rPr>
               <w:t>}$$</w:t>
@@ -7210,6 +7511,7 @@
             <w:r>
               <w:rPr>
                 <w:rFonts w:ascii="Arial" w:hAnsi="Arial"/>
+                <w:b w:val="0"/>
                 <w:sz w:val="17"/>
               </w:rPr>
               <w:t>$$-1.55</w:t>
@@ -7249,6 +7551,7 @@
             <w:r>
               <w:rPr>
                 <w:rFonts w:ascii="Arial" w:hAnsi="Arial"/>
+                <w:b w:val="0"/>
                 <w:sz w:val="17"/>
               </w:rPr>
               <w:t>Pitch (</w:t>
@@ -7256,6 +7559,7 @@
             <w:r>
               <w:rPr>
                 <w:rFonts w:ascii="Arial" w:hAnsi="Arial"/>
+                <w:b w:val="0"/>
                 <w:sz w:val="17"/>
               </w:rPr>
               <w:t>$$q$$</w:t>
@@ -7263,6 +7567,7 @@
             <w:r>
               <w:rPr>
                 <w:rFonts w:ascii="Arial" w:hAnsi="Arial"/>
+                <w:b w:val="0"/>
                 <w:sz w:val="17"/>
               </w:rPr>
               <w:t>)</w:t>
@@ -7292,6 +7597,7 @@
             <w:r>
               <w:rPr>
                 <w:rFonts w:ascii="Arial" w:hAnsi="Arial"/>
+                <w:b w:val="0"/>
                 <w:sz w:val="17"/>
               </w:rPr>
               <w:t>$$M_q$$</w:t>
@@ -7321,6 +7627,7 @@
             <w:r>
               <w:rPr>
                 <w:rFonts w:ascii="Arial" w:hAnsi="Arial"/>
+                <w:b w:val="0"/>
                 <w:sz w:val="17"/>
               </w:rPr>
               <w:t>$$-0.07</w:t>
@@ -7356,6 +7663,7 @@
             <w:r>
               <w:rPr>
                 <w:rFonts w:ascii="Arial" w:hAnsi="Arial"/>
+                <w:b w:val="0"/>
                 <w:sz w:val="17"/>
               </w:rPr>
               <w:t>$$M_{q</w:t>
@@ -7385,6 +7693,7 @@
             <w:r>
               <w:rPr>
                 <w:rFonts w:ascii="Arial" w:hAnsi="Arial"/>
+                <w:b w:val="0"/>
                 <w:sz w:val="17"/>
               </w:rPr>
               <w:t>q</w:t>
@@ -7414,6 +7723,7 @@
             <w:r>
               <w:rPr>
                 <w:rFonts w:ascii="Arial" w:hAnsi="Arial"/>
+                <w:b w:val="0"/>
                 <w:sz w:val="17"/>
               </w:rPr>
               <w:t>}$$</w:t>
@@ -7443,6 +7753,7 @@
             <w:r>
               <w:rPr>
                 <w:rFonts w:ascii="Arial" w:hAnsi="Arial"/>
+                <w:b w:val="0"/>
                 <w:sz w:val="17"/>
               </w:rPr>
               <w:t>$$-1.55</w:t>
@@ -7482,6 +7793,7 @@
             <w:r>
               <w:rPr>
                 <w:rFonts w:ascii="Arial" w:hAnsi="Arial"/>
+                <w:b w:val="0"/>
                 <w:sz w:val="17"/>
               </w:rPr>
               <w:t>Yaw (</w:t>
@@ -7489,6 +7801,7 @@
             <w:r>
               <w:rPr>
                 <w:rFonts w:ascii="Arial" w:hAnsi="Arial"/>
+                <w:b w:val="0"/>
                 <w:sz w:val="17"/>
               </w:rPr>
               <w:t>$$r$$</w:t>
@@ -7496,6 +7809,7 @@
             <w:r>
               <w:rPr>
                 <w:rFonts w:ascii="Arial" w:hAnsi="Arial"/>
+                <w:b w:val="0"/>
                 <w:sz w:val="17"/>
               </w:rPr>
               <w:t>)</w:t>
@@ -7525,6 +7839,7 @@
             <w:r>
               <w:rPr>
                 <w:rFonts w:ascii="Arial" w:hAnsi="Arial"/>
+                <w:b w:val="0"/>
                 <w:sz w:val="17"/>
               </w:rPr>
               <w:t>$$N_r$$</w:t>
@@ -7554,6 +7869,7 @@
             <w:r>
               <w:rPr>
                 <w:rFonts w:ascii="Arial" w:hAnsi="Arial"/>
+                <w:b w:val="0"/>
                 <w:sz w:val="17"/>
               </w:rPr>
               <w:t>$$-0.07</w:t>
@@ -7589,6 +7905,7 @@
             <w:r>
               <w:rPr>
                 <w:rFonts w:ascii="Arial" w:hAnsi="Arial"/>
+                <w:b w:val="0"/>
                 <w:sz w:val="17"/>
               </w:rPr>
               <w:t>$$N_{r</w:t>
@@ -7618,6 +7935,7 @@
             <w:r>
               <w:rPr>
                 <w:rFonts w:ascii="Arial" w:hAnsi="Arial"/>
+                <w:b w:val="0"/>
                 <w:sz w:val="17"/>
               </w:rPr>
               <w:t>r</w:t>
@@ -7647,6 +7965,7 @@
             <w:r>
               <w:rPr>
                 <w:rFonts w:ascii="Arial" w:hAnsi="Arial"/>
+                <w:b w:val="0"/>
                 <w:sz w:val="17"/>
               </w:rPr>
               <w:t>}$$</w:t>
@@ -7676,6 +7995,7 @@
             <w:r>
               <w:rPr>
                 <w:rFonts w:ascii="Arial" w:hAnsi="Arial"/>
+                <w:b w:val="0"/>
                 <w:sz w:val="17"/>
               </w:rPr>
               <w:t>$$-1.55</w:t>
@@ -7739,24 +8059,27 @@
           <w:rFonts w:ascii="Arial" w:hAnsi="Arial"/>
           <w:sz w:val="20"/>
         </w:rPr>
-        <w:t>Konfigurasi pendorong pada BlueROV2 Heavy terdiri dari delapan pendorong T200 [3], [21]:</w:t>
+        <w:t>Konfigurasi pendorong pada BlueROV2 Heavy terdiri dari delapan motor pendorong BLDC bawah air [3], [21]:</w:t>
       </w:r>
     </w:p>
     <w:p>
       <w:pPr>
-        <w:spacing w:after="60"/>
+        <w:spacing w:after="60" w:line="276" w:lineRule="auto"/>
         <w:ind w:left="567" w:hanging="340"/>
       </w:pPr>
       <w:r>
         <w:rPr>
-          <w:b/>
+          <w:rFonts w:ascii="Arial" w:hAnsi="Arial"/>
+          <w:b w:val="0"/>
+          <w:sz w:val="20"/>
         </w:rPr>
         <w:t xml:space="preserve">1.  </w:t>
       </w:r>
       <w:r>
         <w:rPr>
           <w:rFonts w:ascii="Arial" w:hAnsi="Arial"/>
-          <w:b/>
+          <w:b w:val="0"/>
+          <w:i/>
           <w:sz w:val="20"/>
         </w:rPr>
         <w:t>Pendorong Horizontal 1–4</w:t>
@@ -7764,6 +8087,7 @@
       <w:r>
         <w:rPr>
           <w:rFonts w:ascii="Arial" w:hAnsi="Arial"/>
+          <w:b w:val="0"/>
           <w:sz w:val="20"/>
         </w:rPr>
         <w:t>: Dipasang pada bidang horizontal (</w:t>
@@ -7771,6 +8095,7 @@
       <w:r>
         <w:rPr>
           <w:rFonts w:ascii="Arial" w:hAnsi="Arial"/>
+          <w:b w:val="0"/>
           <w:sz w:val="20"/>
         </w:rPr>
         <w:t>$$xy$$</w:t>
@@ -7778,6 +8103,7 @@
       <w:r>
         <w:rPr>
           <w:rFonts w:ascii="Arial" w:hAnsi="Arial"/>
+          <w:b w:val="0"/>
           <w:sz w:val="20"/>
         </w:rPr>
         <w:t xml:space="preserve">) dengan sudut kemiringan </w:t>
@@ -7785,6 +8111,7 @@
       <w:r>
         <w:rPr>
           <w:rFonts w:ascii="Arial" w:hAnsi="Arial"/>
+          <w:b w:val="0"/>
           <w:sz w:val="20"/>
         </w:rPr>
         <w:t>$$\pm 45^\circ$$</w:t>
@@ -7792,6 +8119,7 @@
       <w:r>
         <w:rPr>
           <w:rFonts w:ascii="Arial" w:hAnsi="Arial"/>
+          <w:b w:val="0"/>
           <w:sz w:val="20"/>
         </w:rPr>
         <w:t xml:space="preserve"> (</w:t>
@@ -7799,6 +8127,7 @@
       <w:r>
         <w:rPr>
           <w:rFonts w:ascii="Arial" w:hAnsi="Arial"/>
+          <w:b w:val="0"/>
           <w:sz w:val="20"/>
         </w:rPr>
         <w:t>$$\pi/4</w:t>
@@ -7808,6 +8137,7 @@
       <w:r>
         <w:rPr>
           <w:rFonts w:ascii="Arial" w:hAnsi="Arial"/>
+          <w:b w:val="0"/>
           <w:sz w:val="20"/>
         </w:rPr>
         <w:t xml:space="preserve">) terhadap sumbu longitudinal. Konfigurasi vektor ini menghasilkan gaya dorong terkopling pada sumbu </w:t>
@@ -7815,7 +8145,8 @@
       <w:r>
         <w:rPr>
           <w:rFonts w:ascii="Arial" w:hAnsi="Arial"/>
-          <w:b/>
+          <w:b w:val="0"/>
+          <w:i/>
           <w:sz w:val="20"/>
         </w:rPr>
         <w:t>Surge</w:t>
@@ -7823,6 +8154,7 @@
       <w:r>
         <w:rPr>
           <w:rFonts w:ascii="Arial" w:hAnsi="Arial"/>
+          <w:b w:val="0"/>
           <w:sz w:val="20"/>
         </w:rPr>
         <w:t xml:space="preserve">, </w:t>
@@ -7830,7 +8162,8 @@
       <w:r>
         <w:rPr>
           <w:rFonts w:ascii="Arial" w:hAnsi="Arial"/>
-          <w:b/>
+          <w:b w:val="0"/>
+          <w:i/>
           <w:sz w:val="20"/>
         </w:rPr>
         <w:t>Sway</w:t>
@@ -7838,6 +8171,7 @@
       <w:r>
         <w:rPr>
           <w:rFonts w:ascii="Arial" w:hAnsi="Arial"/>
+          <w:b w:val="0"/>
           <w:sz w:val="20"/>
         </w:rPr>
         <w:t xml:space="preserve">, dan torsi </w:t>
@@ -7845,7 +8179,8 @@
       <w:r>
         <w:rPr>
           <w:rFonts w:ascii="Arial" w:hAnsi="Arial"/>
-          <w:b/>
+          <w:b w:val="0"/>
+          <w:i/>
           <w:sz w:val="20"/>
         </w:rPr>
         <w:t>Yaw</w:t>
@@ -7853,6 +8188,7 @@
       <w:r>
         <w:rPr>
           <w:rFonts w:ascii="Arial" w:hAnsi="Arial"/>
+          <w:b w:val="0"/>
           <w:sz w:val="20"/>
         </w:rPr>
         <w:t>.</w:t>
@@ -7860,19 +8196,22 @@
     </w:p>
     <w:p>
       <w:pPr>
-        <w:spacing w:after="60"/>
+        <w:spacing w:after="60" w:line="276" w:lineRule="auto"/>
         <w:ind w:left="567" w:hanging="340"/>
       </w:pPr>
       <w:r>
         <w:rPr>
-          <w:b/>
+          <w:rFonts w:ascii="Arial" w:hAnsi="Arial"/>
+          <w:b w:val="0"/>
+          <w:sz w:val="20"/>
         </w:rPr>
         <w:t xml:space="preserve">2.  </w:t>
       </w:r>
       <w:r>
         <w:rPr>
           <w:rFonts w:ascii="Arial" w:hAnsi="Arial"/>
-          <w:b/>
+          <w:b w:val="0"/>
+          <w:i/>
           <w:sz w:val="20"/>
         </w:rPr>
         <w:t>Pendorong Vertikal 5–8</w:t>
@@ -7880,6 +8219,7 @@
       <w:r>
         <w:rPr>
           <w:rFonts w:ascii="Arial" w:hAnsi="Arial"/>
+          <w:b w:val="0"/>
           <w:sz w:val="20"/>
         </w:rPr>
         <w:t xml:space="preserve">: Dipasang tegak lurus searah sumbu </w:t>
@@ -7887,6 +8227,7 @@
       <w:r>
         <w:rPr>
           <w:rFonts w:ascii="Arial" w:hAnsi="Arial"/>
+          <w:b w:val="0"/>
           <w:sz w:val="20"/>
         </w:rPr>
         <w:t>$$z$$</w:t>
@@ -7894,6 +8235,7 @@
       <w:r>
         <w:rPr>
           <w:rFonts w:ascii="Arial" w:hAnsi="Arial"/>
+          <w:b w:val="0"/>
           <w:sz w:val="20"/>
         </w:rPr>
         <w:t xml:space="preserve"> pada empat sudut terluar kerangka. Konfigurasi ini menghasilkan gaya dorong murni pada sumbu </w:t>
@@ -7901,7 +8243,8 @@
       <w:r>
         <w:rPr>
           <w:rFonts w:ascii="Arial" w:hAnsi="Arial"/>
-          <w:b/>
+          <w:b w:val="0"/>
+          <w:i/>
           <w:sz w:val="20"/>
         </w:rPr>
         <w:t>Heave</w:t>
@@ -7909,6 +8252,7 @@
       <w:r>
         <w:rPr>
           <w:rFonts w:ascii="Arial" w:hAnsi="Arial"/>
+          <w:b w:val="0"/>
           <w:sz w:val="20"/>
         </w:rPr>
         <w:t xml:space="preserve">, serta torsi diferensial pada sumbu </w:t>
@@ -7916,7 +8260,8 @@
       <w:r>
         <w:rPr>
           <w:rFonts w:ascii="Arial" w:hAnsi="Arial"/>
-          <w:b/>
+          <w:b w:val="0"/>
+          <w:i/>
           <w:sz w:val="20"/>
         </w:rPr>
         <w:t>Roll</w:t>
@@ -7924,6 +8269,7 @@
       <w:r>
         <w:rPr>
           <w:rFonts w:ascii="Arial" w:hAnsi="Arial"/>
+          <w:b w:val="0"/>
           <w:sz w:val="20"/>
         </w:rPr>
         <w:t xml:space="preserve"> dan </w:t>
@@ -7931,7 +8277,8 @@
       <w:r>
         <w:rPr>
           <w:rFonts w:ascii="Arial" w:hAnsi="Arial"/>
-          <w:b/>
+          <w:b w:val="0"/>
+          <w:i/>
           <w:sz w:val="20"/>
         </w:rPr>
         <w:t>Pitch</w:t>
@@ -7939,6 +8286,7 @@
       <w:r>
         <w:rPr>
           <w:rFonts w:ascii="Arial" w:hAnsi="Arial"/>
+          <w:b w:val="0"/>
           <w:sz w:val="20"/>
         </w:rPr>
         <w:t>.</w:t>
@@ -8002,21 +8350,22 @@
     </w:p>
     <w:p>
       <w:pPr>
-        <w:spacing w:before="160" w:after="60"/>
-      </w:pPr>
-      <w:r>
-        <w:rPr>
-          <w:rFonts w:ascii="Arial" w:hAnsi="Arial"/>
-          <w:b/>
-          <w:sz w:val="19"/>
+        <w:spacing w:after="80" w:line="276" w:lineRule="auto"/>
+        <w:ind w:firstLine="567"/>
+        <w:jc w:val="both"/>
+      </w:pPr>
+      <w:r>
+        <w:rPr>
+          <w:rFonts w:ascii="Arial" w:hAnsi="Arial"/>
+          <w:i/>
+          <w:sz w:val="20"/>
         </w:rPr>
         <w:t>Tabel 3.4</w:t>
       </w:r>
       <w:r>
         <w:rPr>
           <w:rFonts w:ascii="Arial" w:hAnsi="Arial"/>
-          <w:b/>
-          <w:sz w:val="19"/>
+          <w:sz w:val="20"/>
         </w:rPr>
         <w:t xml:space="preserve"> Posisi Spasial dan Vektor Satuan Gaya Dorong 8-Pendorong BlueROV2 Heavy</w:t>
       </w:r>
@@ -8285,6 +8634,7 @@
             <w:r>
               <w:rPr>
                 <w:rFonts w:ascii="Arial" w:hAnsi="Arial"/>
+                <w:b w:val="0"/>
                 <w:sz w:val="17"/>
               </w:rPr>
               <w:t>Pendorong 1 (Depan-Kanan)</w:t>
@@ -8314,6 +8664,7 @@
             <w:r>
               <w:rPr>
                 <w:rFonts w:ascii="Arial" w:hAnsi="Arial"/>
+                <w:b w:val="0"/>
                 <w:sz w:val="17"/>
               </w:rPr>
               <w:t>$$+0.156$$</w:t>
@@ -8343,6 +8694,7 @@
             <w:r>
               <w:rPr>
                 <w:rFonts w:ascii="Arial" w:hAnsi="Arial"/>
+                <w:b w:val="0"/>
                 <w:sz w:val="17"/>
               </w:rPr>
               <w:t>$$+0.111$$</w:t>
@@ -8372,6 +8724,7 @@
             <w:r>
               <w:rPr>
                 <w:rFonts w:ascii="Arial" w:hAnsi="Arial"/>
+                <w:b w:val="0"/>
                 <w:sz w:val="17"/>
               </w:rPr>
               <w:t>$$0.000$$</w:t>
@@ -8401,6 +8754,7 @@
             <w:r>
               <w:rPr>
                 <w:rFonts w:ascii="Arial" w:hAnsi="Arial"/>
+                <w:b w:val="0"/>
                 <w:sz w:val="17"/>
               </w:rPr>
               <w:t>$$[\cos 45^\circ, -\sin 45^\circ, 0]^T$$</w:t>
@@ -8430,6 +8784,7 @@
             <w:r>
               <w:rPr>
                 <w:rFonts w:ascii="Arial" w:hAnsi="Arial"/>
+                <w:b w:val="0"/>
                 <w:sz w:val="17"/>
               </w:rPr>
               <w:t>Surge (+), Sway (-), Yaw (-)</w:t>
@@ -8461,6 +8816,7 @@
             <w:r>
               <w:rPr>
                 <w:rFonts w:ascii="Arial" w:hAnsi="Arial"/>
+                <w:b w:val="0"/>
                 <w:sz w:val="17"/>
               </w:rPr>
               <w:t>Pendorong 2 (Depan-Kiri)</w:t>
@@ -8490,6 +8846,7 @@
             <w:r>
               <w:rPr>
                 <w:rFonts w:ascii="Arial" w:hAnsi="Arial"/>
+                <w:b w:val="0"/>
                 <w:sz w:val="17"/>
               </w:rPr>
               <w:t>$$+0.156$$</w:t>
@@ -8519,6 +8876,7 @@
             <w:r>
               <w:rPr>
                 <w:rFonts w:ascii="Arial" w:hAnsi="Arial"/>
+                <w:b w:val="0"/>
                 <w:sz w:val="17"/>
               </w:rPr>
               <w:t>$$-0.111$$</w:t>
@@ -8548,6 +8906,7 @@
             <w:r>
               <w:rPr>
                 <w:rFonts w:ascii="Arial" w:hAnsi="Arial"/>
+                <w:b w:val="0"/>
                 <w:sz w:val="17"/>
               </w:rPr>
               <w:t>$$0.000$$</w:t>
@@ -8577,6 +8936,7 @@
             <w:r>
               <w:rPr>
                 <w:rFonts w:ascii="Arial" w:hAnsi="Arial"/>
+                <w:b w:val="0"/>
                 <w:sz w:val="17"/>
               </w:rPr>
               <w:t>$$[\cos 45^\circ, \sin 45^\circ, 0]^T$$</w:t>
@@ -8606,6 +8966,7 @@
             <w:r>
               <w:rPr>
                 <w:rFonts w:ascii="Arial" w:hAnsi="Arial"/>
+                <w:b w:val="0"/>
                 <w:sz w:val="17"/>
               </w:rPr>
               <w:t>Surge (+), Sway (+), Yaw (+)</w:t>
@@ -8637,6 +8998,7 @@
             <w:r>
               <w:rPr>
                 <w:rFonts w:ascii="Arial" w:hAnsi="Arial"/>
+                <w:b w:val="0"/>
                 <w:sz w:val="17"/>
               </w:rPr>
               <w:t>Pendorong 3 (Belakang-Kanan)</w:t>
@@ -8666,6 +9028,7 @@
             <w:r>
               <w:rPr>
                 <w:rFonts w:ascii="Arial" w:hAnsi="Arial"/>
+                <w:b w:val="0"/>
                 <w:sz w:val="17"/>
               </w:rPr>
               <w:t>$$-0.156$$</w:t>
@@ -8695,6 +9058,7 @@
             <w:r>
               <w:rPr>
                 <w:rFonts w:ascii="Arial" w:hAnsi="Arial"/>
+                <w:b w:val="0"/>
                 <w:sz w:val="17"/>
               </w:rPr>
               <w:t>$$+0.111$$</w:t>
@@ -8724,6 +9088,7 @@
             <w:r>
               <w:rPr>
                 <w:rFonts w:ascii="Arial" w:hAnsi="Arial"/>
+                <w:b w:val="0"/>
                 <w:sz w:val="17"/>
               </w:rPr>
               <w:t>$$0.000$$</w:t>
@@ -8753,6 +9118,7 @@
             <w:r>
               <w:rPr>
                 <w:rFonts w:ascii="Arial" w:hAnsi="Arial"/>
+                <w:b w:val="0"/>
                 <w:sz w:val="17"/>
               </w:rPr>
               <w:t>$$[-\cos 45^\circ, -\sin 45^\circ, 0]^T$$</w:t>
@@ -8782,6 +9148,7 @@
             <w:r>
               <w:rPr>
                 <w:rFonts w:ascii="Arial" w:hAnsi="Arial"/>
+                <w:b w:val="0"/>
                 <w:sz w:val="17"/>
               </w:rPr>
               <w:t>Surge (-), Sway (-), Yaw (+)</w:t>
@@ -8813,6 +9180,7 @@
             <w:r>
               <w:rPr>
                 <w:rFonts w:ascii="Arial" w:hAnsi="Arial"/>
+                <w:b w:val="0"/>
                 <w:sz w:val="17"/>
               </w:rPr>
               <w:t>Pendorong 4 (Belakang-Kiri)</w:t>
@@ -8842,6 +9210,7 @@
             <w:r>
               <w:rPr>
                 <w:rFonts w:ascii="Arial" w:hAnsi="Arial"/>
+                <w:b w:val="0"/>
                 <w:sz w:val="17"/>
               </w:rPr>
               <w:t>$$-0.156$$</w:t>
@@ -8871,6 +9240,7 @@
             <w:r>
               <w:rPr>
                 <w:rFonts w:ascii="Arial" w:hAnsi="Arial"/>
+                <w:b w:val="0"/>
                 <w:sz w:val="17"/>
               </w:rPr>
               <w:t>$$-0.111$$</w:t>
@@ -8900,6 +9270,7 @@
             <w:r>
               <w:rPr>
                 <w:rFonts w:ascii="Arial" w:hAnsi="Arial"/>
+                <w:b w:val="0"/>
                 <w:sz w:val="17"/>
               </w:rPr>
               <w:t>$$0.000$$</w:t>
@@ -8929,6 +9300,7 @@
             <w:r>
               <w:rPr>
                 <w:rFonts w:ascii="Arial" w:hAnsi="Arial"/>
+                <w:b w:val="0"/>
                 <w:sz w:val="17"/>
               </w:rPr>
               <w:t>$$[-\cos 45^\circ, \sin 45^\circ, 0]^T$$</w:t>
@@ -8958,6 +9330,7 @@
             <w:r>
               <w:rPr>
                 <w:rFonts w:ascii="Arial" w:hAnsi="Arial"/>
+                <w:b w:val="0"/>
                 <w:sz w:val="17"/>
               </w:rPr>
               <w:t>Surge (-), Sway (+), Yaw (-)</w:t>
@@ -8989,6 +9362,7 @@
             <w:r>
               <w:rPr>
                 <w:rFonts w:ascii="Arial" w:hAnsi="Arial"/>
+                <w:b w:val="0"/>
                 <w:sz w:val="17"/>
               </w:rPr>
               <w:t>Pendorong 5 (Vertikal Depan-Kanan)</w:t>
@@ -9018,6 +9392,7 @@
             <w:r>
               <w:rPr>
                 <w:rFonts w:ascii="Arial" w:hAnsi="Arial"/>
+                <w:b w:val="0"/>
                 <w:sz w:val="17"/>
               </w:rPr>
               <w:t>$$+0.120$$</w:t>
@@ -9047,6 +9422,7 @@
             <w:r>
               <w:rPr>
                 <w:rFonts w:ascii="Arial" w:hAnsi="Arial"/>
+                <w:b w:val="0"/>
                 <w:sz w:val="17"/>
               </w:rPr>
               <w:t>$$+0.218$$</w:t>
@@ -9076,6 +9452,7 @@
             <w:r>
               <w:rPr>
                 <w:rFonts w:ascii="Arial" w:hAnsi="Arial"/>
+                <w:b w:val="0"/>
                 <w:sz w:val="17"/>
               </w:rPr>
               <w:t>$$-0.075$$</w:t>
@@ -9105,6 +9482,7 @@
             <w:r>
               <w:rPr>
                 <w:rFonts w:ascii="Arial" w:hAnsi="Arial"/>
+                <w:b w:val="0"/>
                 <w:sz w:val="17"/>
               </w:rPr>
               <w:t>$$[0, 0, 1]^T$$</w:t>
@@ -9134,6 +9512,7 @@
             <w:r>
               <w:rPr>
                 <w:rFonts w:ascii="Arial" w:hAnsi="Arial"/>
+                <w:b w:val="0"/>
                 <w:sz w:val="17"/>
               </w:rPr>
               <w:t>Heave (+), Roll (-), Pitch (+)</w:t>
@@ -9165,6 +9544,7 @@
             <w:r>
               <w:rPr>
                 <w:rFonts w:ascii="Arial" w:hAnsi="Arial"/>
+                <w:b w:val="0"/>
                 <w:sz w:val="17"/>
               </w:rPr>
               <w:t>Pendorong 6 (Vertikal Depan-Kiri)</w:t>
@@ -9194,6 +9574,7 @@
             <w:r>
               <w:rPr>
                 <w:rFonts w:ascii="Arial" w:hAnsi="Arial"/>
+                <w:b w:val="0"/>
                 <w:sz w:val="17"/>
               </w:rPr>
               <w:t>$$+0.120$$</w:t>
@@ -9223,6 +9604,7 @@
             <w:r>
               <w:rPr>
                 <w:rFonts w:ascii="Arial" w:hAnsi="Arial"/>
+                <w:b w:val="0"/>
                 <w:sz w:val="17"/>
               </w:rPr>
               <w:t>$$-0.218$$</w:t>
@@ -9252,6 +9634,7 @@
             <w:r>
               <w:rPr>
                 <w:rFonts w:ascii="Arial" w:hAnsi="Arial"/>
+                <w:b w:val="0"/>
                 <w:sz w:val="17"/>
               </w:rPr>
               <w:t>$$-0.075$$</w:t>
@@ -9281,6 +9664,7 @@
             <w:r>
               <w:rPr>
                 <w:rFonts w:ascii="Arial" w:hAnsi="Arial"/>
+                <w:b w:val="0"/>
                 <w:sz w:val="17"/>
               </w:rPr>
               <w:t>$$[0, 0, 1]^T$$</w:t>
@@ -9310,6 +9694,7 @@
             <w:r>
               <w:rPr>
                 <w:rFonts w:ascii="Arial" w:hAnsi="Arial"/>
+                <w:b w:val="0"/>
                 <w:sz w:val="17"/>
               </w:rPr>
               <w:t>Heave (+), Roll (+), Pitch (+)</w:t>
@@ -9341,6 +9726,7 @@
             <w:r>
               <w:rPr>
                 <w:rFonts w:ascii="Arial" w:hAnsi="Arial"/>
+                <w:b w:val="0"/>
                 <w:sz w:val="17"/>
               </w:rPr>
               <w:t>Pendorong 7 (Vertikal Belakang-Kanan)</w:t>
@@ -9370,6 +9756,7 @@
             <w:r>
               <w:rPr>
                 <w:rFonts w:ascii="Arial" w:hAnsi="Arial"/>
+                <w:b w:val="0"/>
                 <w:sz w:val="17"/>
               </w:rPr>
               <w:t>$$-0.120$$</w:t>
@@ -9399,6 +9786,7 @@
             <w:r>
               <w:rPr>
                 <w:rFonts w:ascii="Arial" w:hAnsi="Arial"/>
+                <w:b w:val="0"/>
                 <w:sz w:val="17"/>
               </w:rPr>
               <w:t>$$+0.218$$</w:t>
@@ -9428,6 +9816,7 @@
             <w:r>
               <w:rPr>
                 <w:rFonts w:ascii="Arial" w:hAnsi="Arial"/>
+                <w:b w:val="0"/>
                 <w:sz w:val="17"/>
               </w:rPr>
               <w:t>$$-0.075$$</w:t>
@@ -9457,6 +9846,7 @@
             <w:r>
               <w:rPr>
                 <w:rFonts w:ascii="Arial" w:hAnsi="Arial"/>
+                <w:b w:val="0"/>
                 <w:sz w:val="17"/>
               </w:rPr>
               <w:t>$$[0, 0, 1]^T$$</w:t>
@@ -9486,6 +9876,7 @@
             <w:r>
               <w:rPr>
                 <w:rFonts w:ascii="Arial" w:hAnsi="Arial"/>
+                <w:b w:val="0"/>
                 <w:sz w:val="17"/>
               </w:rPr>
               <w:t>Heave (+), Roll (-), Pitch (-)</w:t>
@@ -9517,6 +9908,7 @@
             <w:r>
               <w:rPr>
                 <w:rFonts w:ascii="Arial" w:hAnsi="Arial"/>
+                <w:b w:val="0"/>
                 <w:sz w:val="17"/>
               </w:rPr>
               <w:t>Pendorong 8 (Vertikal Belakang-Kiri)</w:t>
@@ -9546,6 +9938,7 @@
             <w:r>
               <w:rPr>
                 <w:rFonts w:ascii="Arial" w:hAnsi="Arial"/>
+                <w:b w:val="0"/>
                 <w:sz w:val="17"/>
               </w:rPr>
               <w:t>$$-0.120$$</w:t>
@@ -9575,6 +9968,7 @@
             <w:r>
               <w:rPr>
                 <w:rFonts w:ascii="Arial" w:hAnsi="Arial"/>
+                <w:b w:val="0"/>
                 <w:sz w:val="17"/>
               </w:rPr>
               <w:t>$$-0.218$$</w:t>
@@ -9604,6 +9998,7 @@
             <w:r>
               <w:rPr>
                 <w:rFonts w:ascii="Arial" w:hAnsi="Arial"/>
+                <w:b w:val="0"/>
                 <w:sz w:val="17"/>
               </w:rPr>
               <w:t>$$-0.075$$</w:t>
@@ -9633,6 +10028,7 @@
             <w:r>
               <w:rPr>
                 <w:rFonts w:ascii="Arial" w:hAnsi="Arial"/>
+                <w:b w:val="0"/>
                 <w:sz w:val="17"/>
               </w:rPr>
               <w:t>$$[0, 0, 1]^T$$</w:t>
@@ -9662,6 +10058,7 @@
             <w:r>
               <w:rPr>
                 <w:rFonts w:ascii="Arial" w:hAnsi="Arial"/>
+                <w:b w:val="0"/>
                 <w:sz w:val="17"/>
               </w:rPr>
               <w:t>Heave (+), Roll (+), Pitch (-)</w:t>
@@ -9984,7 +10381,7 @@
       <w:r>
         <w:rPr>
           <w:rFonts w:ascii="Arial" w:hAnsi="Arial"/>
-          <w:b/>
+          <w:i/>
           <w:sz w:val="20"/>
         </w:rPr>
         <w:t>over-actuated</w:t>
@@ -10143,7 +10540,7 @@
           <w:rFonts w:ascii="Arial" w:hAnsi="Arial"/>
           <w:sz w:val="20"/>
         </w:rPr>
-        <w:t xml:space="preserve"> sesuai karakteristik elektro-hidrodinamika ESC pendorong T200 [3]:</w:t>
+        <w:t xml:space="preserve"> sesuai karakteristik elektro-hidrodinamika ESC motor pendorong BLDC bawah air [3]:</w:t>
       </w:r>
     </w:p>
     <w:p>
@@ -10345,17 +10742,24 @@
       <w:r>
         <w:rPr>
           <w:rFonts w:ascii="Arial" w:hAnsi="Arial"/>
+          <w:sz w:val="20"/>
+        </w:rPr>
+        <w:t xml:space="preserve"> (SITL) dibangun untuk memvalidasi algoritma estimasi </w:t>
+      </w:r>
+      <w:r>
+        <w:rPr>
+          <w:rFonts w:ascii="Arial" w:hAnsi="Arial"/>
           <w:i/>
           <w:sz w:val="20"/>
         </w:rPr>
-        <w:t>(SITL) dibangun untuk memvalidasi algoritma estimasi</w:t>
-      </w:r>
-      <w:r>
-        <w:rPr>
-          <w:rFonts w:ascii="Arial" w:hAnsi="Arial"/>
-          <w:sz w:val="20"/>
-        </w:rPr>
-        <w:t xml:space="preserve">Dual Kalman Filter dan kinematika/dinamika 6-DOF secara komprehensif di lingkungan simulasi hidrodinamika virtual sebelum diimplementasikan pada perangkat keras fisik, sejalan dengan metodologi </w:t>
+        <w:t>Dual Kalman Filter dan kinematika/dinamika 6-DOF secara komprehensif di lingkungan simulasi hidrodinamika virtual sebelum diimplementasikan pada perangkat keras fisik, sejalan dengan metodologi</w:t>
+      </w:r>
+      <w:r>
+        <w:rPr>
+          <w:rFonts w:ascii="Arial" w:hAnsi="Arial"/>
+          <w:sz w:val="20"/>
+        </w:rPr>
+        <w:t xml:space="preserve">simulation-driven dan validasi </w:t>
       </w:r>
       <w:r>
         <w:rPr>
@@ -10363,14 +10767,14 @@
           <w:i/>
           <w:sz w:val="20"/>
         </w:rPr>
-        <w:t>simulation-driven dan validasi</w:t>
-      </w:r>
-      <w:r>
-        <w:rPr>
-          <w:rFonts w:ascii="Arial" w:hAnsi="Arial"/>
-          <w:sz w:val="20"/>
-        </w:rPr>
-        <w:t>digital twin yang dirumuskan oleh Karras dkk. (2024) serta Mari dkk. (2026) [14], [15], [19], [21], [31].</w:t>
+        <w:t>digital twin</w:t>
+      </w:r>
+      <w:r>
+        <w:rPr>
+          <w:rFonts w:ascii="Arial" w:hAnsi="Arial"/>
+          <w:sz w:val="20"/>
+        </w:rPr>
+        <w:t xml:space="preserve"> yang dirumuskan oleh Karras dkk. (2024) serta Mari dkk. (2026) [14], [15], [19], [21], [31].</w:t>
       </w:r>
     </w:p>
     <w:p>
@@ -10520,18 +10924,21 @@
     </w:p>
     <w:p>
       <w:pPr>
-        <w:spacing w:after="60"/>
+        <w:spacing w:after="60" w:line="276" w:lineRule="auto"/>
         <w:ind w:left="567" w:hanging="340"/>
       </w:pPr>
       <w:r>
         <w:rPr>
-          <w:b/>
+          <w:rFonts w:ascii="Arial" w:hAnsi="Arial"/>
+          <w:b w:val="0"/>
+          <w:sz w:val="20"/>
         </w:rPr>
         <w:t xml:space="preserve">1.  </w:t>
       </w:r>
       <w:r>
         <w:rPr>
           <w:rFonts w:ascii="Arial" w:hAnsi="Arial"/>
+          <w:b w:val="0"/>
           <w:i/>
           <w:sz w:val="20"/>
         </w:rPr>
@@ -10540,6 +10947,7 @@
       <w:r>
         <w:rPr>
           <w:rFonts w:ascii="Arial" w:hAnsi="Arial"/>
+          <w:b w:val="0"/>
           <w:sz w:val="20"/>
         </w:rPr>
         <w:t>: Menghitung gaya angkat hidrostatis Archimedes secara terdistribusi berdasarkan volume elemen wahana yang tercelup fluida dan gradien tekanan kedalaman [31].</w:t>
@@ -10547,18 +10955,21 @@
     </w:p>
     <w:p>
       <w:pPr>
-        <w:spacing w:after="60"/>
+        <w:spacing w:after="60" w:line="276" w:lineRule="auto"/>
         <w:ind w:left="567" w:hanging="340"/>
       </w:pPr>
       <w:r>
         <w:rPr>
-          <w:b/>
+          <w:rFonts w:ascii="Arial" w:hAnsi="Arial"/>
+          <w:b w:val="0"/>
+          <w:sz w:val="20"/>
         </w:rPr>
         <w:t xml:space="preserve">2.  </w:t>
       </w:r>
       <w:r>
         <w:rPr>
           <w:rFonts w:ascii="Arial" w:hAnsi="Arial"/>
+          <w:b w:val="0"/>
           <w:i/>
           <w:sz w:val="20"/>
         </w:rPr>
@@ -10567,6 +10978,7 @@
       <w:r>
         <w:rPr>
           <w:rFonts w:ascii="Arial" w:hAnsi="Arial"/>
+          <w:b w:val="0"/>
           <w:sz w:val="20"/>
         </w:rPr>
         <w:t>: Mengimplementasikan model persamaan gerak Fossen (2021) secara langsung di dalam inti mesin fisika (physics engine) Gazebo [7]. Parameter massa tambah (</w:t>
@@ -10574,6 +10986,7 @@
       <w:r>
         <w:rPr>
           <w:rFonts w:ascii="Arial" w:hAnsi="Arial"/>
+          <w:b w:val="0"/>
           <w:sz w:val="20"/>
         </w:rPr>
         <w:t>$$X_{\dot{u}}, Y_{\dot{v}}, Z_{\dot{w}}, K_{\dot{p}}, M_{\dot{q}}, N_{\dot{r}}$$</w:t>
@@ -10581,6 +10994,7 @@
       <w:r>
         <w:rPr>
           <w:rFonts w:ascii="Arial" w:hAnsi="Arial"/>
+          <w:b w:val="0"/>
           <w:sz w:val="20"/>
         </w:rPr>
         <w:t>) dan koefisien redaman hidrodinamika linier serta kuadratik (</w:t>
@@ -10588,6 +11002,7 @@
       <w:r>
         <w:rPr>
           <w:rFonts w:ascii="Arial" w:hAnsi="Arial"/>
+          <w:b w:val="0"/>
           <w:sz w:val="20"/>
         </w:rPr>
         <w:t>$$X_u, X_{u|u|}, Y_v, Y_{v|v|}, \dots$$</w:t>
@@ -10595,6 +11010,7 @@
       <w:r>
         <w:rPr>
           <w:rFonts w:ascii="Arial" w:hAnsi="Arial"/>
+          <w:b w:val="0"/>
           <w:sz w:val="20"/>
         </w:rPr>
         <w:t>) dimasukkan sesuai hasil identifikasi pada Sub-bab 3.3.</w:t>
@@ -10602,18 +11018,21 @@
     </w:p>
     <w:p>
       <w:pPr>
-        <w:spacing w:after="60"/>
+        <w:spacing w:after="60" w:line="276" w:lineRule="auto"/>
         <w:ind w:left="567" w:hanging="340"/>
       </w:pPr>
       <w:r>
         <w:rPr>
-          <w:b/>
+          <w:rFonts w:ascii="Arial" w:hAnsi="Arial"/>
+          <w:b w:val="0"/>
+          <w:sz w:val="20"/>
         </w:rPr>
         <w:t xml:space="preserve">3.  </w:t>
       </w:r>
       <w:r>
         <w:rPr>
           <w:rFonts w:ascii="Arial" w:hAnsi="Arial"/>
+          <w:b w:val="0"/>
           <w:i/>
           <w:sz w:val="20"/>
         </w:rPr>
@@ -10622,6 +11041,7 @@
       <w:r>
         <w:rPr>
           <w:rFonts w:ascii="Arial" w:hAnsi="Arial"/>
+          <w:b w:val="0"/>
           <w:sz w:val="20"/>
         </w:rPr>
         <w:t xml:space="preserve">: Bertindak sebagai jembatan komunikasi antara model fisik Gazebo dan perangkat lunak autopilot ArduSub [21]. Plugin ini membaca kecepatan putar motor pendorong dari paket JSON ArduSub, menerapkannya sebagai vektor gaya dorong pada model wahana di Gazebo, membaca kembali data sensor virtual (IMU, barometer tekanan kedalaman), dan mengirimkannya kembali ke ArduSub dengan sinkronisasi waktu langkah (lockstep simulation) pada frekuensi </w:t>
@@ -10629,6 +11049,7 @@
       <w:r>
         <w:rPr>
           <w:rFonts w:ascii="Arial" w:hAnsi="Arial"/>
+          <w:b w:val="0"/>
           <w:sz w:val="20"/>
         </w:rPr>
         <w:t>$$200</w:t>
@@ -10638,6 +11059,7 @@
       <w:r>
         <w:rPr>
           <w:rFonts w:ascii="Arial" w:hAnsi="Arial"/>
+          <w:b w:val="0"/>
           <w:sz w:val="20"/>
         </w:rPr>
         <w:t>.</w:t>
@@ -10848,18 +11270,21 @@
     </w:p>
     <w:p>
       <w:pPr>
-        <w:spacing w:after="60"/>
+        <w:spacing w:after="60" w:line="276" w:lineRule="auto"/>
         <w:ind w:left="567" w:hanging="340"/>
       </w:pPr>
       <w:r>
         <w:rPr>
-          <w:b/>
+          <w:rFonts w:ascii="Arial" w:hAnsi="Arial"/>
+          <w:b w:val="0"/>
+          <w:sz w:val="20"/>
         </w:rPr>
         <w:t xml:space="preserve">1.  </w:t>
       </w:r>
       <w:r>
         <w:rPr>
           <w:rFonts w:ascii="Arial" w:hAnsi="Arial"/>
+          <w:b w:val="0"/>
           <w:sz w:val="20"/>
         </w:rPr>
         <w:t xml:space="preserve">Topik data odometri wahana </w:t>
@@ -10867,6 +11292,7 @@
       <w:r>
         <w:rPr>
           <w:rFonts w:ascii="Consolas" w:hAnsi="Consolas"/>
+          <w:b w:val="0"/>
           <w:sz w:val="19"/>
         </w:rPr>
         <w:t>/model/bluerov2_heavy/odometry</w:t>
@@ -10874,6 +11300,7 @@
       <w:r>
         <w:rPr>
           <w:rFonts w:ascii="Arial" w:hAnsi="Arial"/>
+          <w:b w:val="0"/>
           <w:sz w:val="20"/>
         </w:rPr>
         <w:t xml:space="preserve"> dijembatani menjadi pesan ROS 2 </w:t>
@@ -10881,6 +11308,7 @@
       <w:r>
         <w:rPr>
           <w:rFonts w:ascii="Consolas" w:hAnsi="Consolas"/>
+          <w:b w:val="0"/>
           <w:sz w:val="19"/>
         </w:rPr>
         <w:t>nav_msgs/msg/Odometry</w:t>
@@ -10888,6 +11316,7 @@
       <w:r>
         <w:rPr>
           <w:rFonts w:ascii="Arial" w:hAnsi="Arial"/>
+          <w:b w:val="0"/>
           <w:sz w:val="20"/>
         </w:rPr>
         <w:t xml:space="preserve"> untuk merekam koordinat posisi </w:t>
@@ -10895,6 +11324,7 @@
       <w:r>
         <w:rPr>
           <w:rFonts w:ascii="Arial" w:hAnsi="Arial"/>
+          <w:b w:val="0"/>
           <w:sz w:val="20"/>
         </w:rPr>
         <w:t>$$(x, y, z)$$</w:t>
@@ -10902,6 +11332,7 @@
       <w:r>
         <w:rPr>
           <w:rFonts w:ascii="Arial" w:hAnsi="Arial"/>
+          <w:b w:val="0"/>
           <w:sz w:val="20"/>
         </w:rPr>
         <w:t>, orientasi kuaternion, dan kecepatan linier/sudut wahana sebagai nilai kebenaran dasar (</w:t>
@@ -10909,6 +11340,7 @@
       <w:r>
         <w:rPr>
           <w:rFonts w:ascii="Arial" w:hAnsi="Arial"/>
+          <w:b w:val="0"/>
           <w:i/>
           <w:sz w:val="20"/>
         </w:rPr>
@@ -10917,6 +11349,7 @@
       <w:r>
         <w:rPr>
           <w:rFonts w:ascii="Arial" w:hAnsi="Arial"/>
+          <w:b w:val="0"/>
           <w:sz w:val="20"/>
         </w:rPr>
         <w:t>).</w:t>
@@ -10924,18 +11357,21 @@
     </w:p>
     <w:p>
       <w:pPr>
-        <w:spacing w:after="60"/>
+        <w:spacing w:after="60" w:line="276" w:lineRule="auto"/>
         <w:ind w:left="567" w:hanging="340"/>
       </w:pPr>
       <w:r>
         <w:rPr>
-          <w:b/>
+          <w:rFonts w:ascii="Arial" w:hAnsi="Arial"/>
+          <w:b w:val="0"/>
+          <w:sz w:val="20"/>
         </w:rPr>
         <w:t xml:space="preserve">2.  </w:t>
       </w:r>
       <w:r>
         <w:rPr>
           <w:rFonts w:ascii="Arial" w:hAnsi="Arial"/>
+          <w:b w:val="0"/>
           <w:sz w:val="20"/>
         </w:rPr>
         <w:t xml:space="preserve">Topik kamera virtual bawah air </w:t>
@@ -10943,6 +11379,7 @@
       <w:r>
         <w:rPr>
           <w:rFonts w:ascii="Consolas" w:hAnsi="Consolas"/>
+          <w:b w:val="0"/>
           <w:sz w:val="19"/>
         </w:rPr>
         <w:t>/camera/image_raw</w:t>
@@ -10950,6 +11387,7 @@
       <w:r>
         <w:rPr>
           <w:rFonts w:ascii="Arial" w:hAnsi="Arial"/>
+          <w:b w:val="0"/>
           <w:sz w:val="20"/>
         </w:rPr>
         <w:t xml:space="preserve"> dijembatani menjadi pesan ROS 2 </w:t>
@@ -10957,6 +11395,7 @@
       <w:r>
         <w:rPr>
           <w:rFonts w:ascii="Consolas" w:hAnsi="Consolas"/>
+          <w:b w:val="0"/>
           <w:sz w:val="19"/>
         </w:rPr>
         <w:t>sensor_msgs/msg/Image</w:t>
@@ -10964,6 +11403,7 @@
       <w:r>
         <w:rPr>
           <w:rFonts w:ascii="Arial" w:hAnsi="Arial"/>
+          <w:b w:val="0"/>
           <w:sz w:val="20"/>
         </w:rPr>
         <w:t xml:space="preserve"> dengan laju penyegaran </w:t>
@@ -10971,6 +11411,7 @@
       <w:r>
         <w:rPr>
           <w:rFonts w:ascii="Arial" w:hAnsi="Arial"/>
+          <w:b w:val="0"/>
           <w:sz w:val="20"/>
         </w:rPr>
         <w:t>$$30</w:t>
@@ -10980,6 +11421,7 @@
       <w:r>
         <w:rPr>
           <w:rFonts w:ascii="Arial" w:hAnsi="Arial"/>
+          <w:b w:val="0"/>
           <w:sz w:val="20"/>
         </w:rPr>
         <w:t xml:space="preserve"> pada resolusi </w:t>
@@ -10987,6 +11429,7 @@
       <w:r>
         <w:rPr>
           <w:rFonts w:ascii="Arial" w:hAnsi="Arial"/>
+          <w:b w:val="0"/>
           <w:sz w:val="20"/>
         </w:rPr>
         <w:t xml:space="preserve">$$1280 </w:t>
@@ -10996,6 +11439,7 @@
       <w:r>
         <w:rPr>
           <w:rFonts w:ascii="Arial" w:hAnsi="Arial"/>
+          <w:b w:val="0"/>
           <w:sz w:val="20"/>
         </w:rPr>
         <w:t xml:space="preserve"> piksel.</w:t>
@@ -11003,18 +11447,21 @@
     </w:p>
     <w:p>
       <w:pPr>
-        <w:spacing w:after="60"/>
+        <w:spacing w:after="60" w:line="276" w:lineRule="auto"/>
         <w:ind w:left="567" w:hanging="340"/>
       </w:pPr>
       <w:r>
         <w:rPr>
-          <w:b/>
+          <w:rFonts w:ascii="Arial" w:hAnsi="Arial"/>
+          <w:b w:val="0"/>
+          <w:sz w:val="20"/>
         </w:rPr>
         <w:t xml:space="preserve">3.  </w:t>
       </w:r>
       <w:r>
         <w:rPr>
           <w:rFonts w:ascii="Arial" w:hAnsi="Arial"/>
+          <w:b w:val="0"/>
           <w:sz w:val="20"/>
         </w:rPr>
         <w:t xml:space="preserve">Node pembaca kecepatan </w:t>
@@ -11022,6 +11469,7 @@
       <w:r>
         <w:rPr>
           <w:rFonts w:ascii="Consolas" w:hAnsi="Consolas"/>
+          <w:b w:val="0"/>
           <w:sz w:val="19"/>
         </w:rPr>
         <w:t>display_velocity.py</w:t>
@@ -11029,6 +11477,7 @@
       <w:r>
         <w:rPr>
           <w:rFonts w:ascii="Arial" w:hAnsi="Arial"/>
+          <w:b w:val="0"/>
           <w:sz w:val="20"/>
         </w:rPr>
         <w:t xml:space="preserve"> mengekstraksi kecepatan bodi relatif wahana secara </w:t>
@@ -11036,7 +11485,8 @@
       <w:r>
         <w:rPr>
           <w:rFonts w:ascii="Arial" w:hAnsi="Arial"/>
-          <w:b/>
+          <w:b w:val="0"/>
+          <w:i/>
           <w:sz w:val="20"/>
         </w:rPr>
         <w:t>real-time</w:t>
@@ -11044,6 +11494,7 @@
       <w:r>
         <w:rPr>
           <w:rFonts w:ascii="Arial" w:hAnsi="Arial"/>
+          <w:b w:val="0"/>
           <w:sz w:val="20"/>
         </w:rPr>
         <w:t xml:space="preserve"> untuk memvalidasi estimasi kecepatan dari penapis dinamika EKF.</w:t>
@@ -11078,7 +11529,7 @@
       <w:r>
         <w:rPr>
           <w:rFonts w:ascii="Arial" w:hAnsi="Arial"/>
-          <w:b/>
+          <w:i/>
           <w:sz w:val="20"/>
         </w:rPr>
         <w:t>Hardware-In-The-Loop</w:t>
@@ -11101,10 +11552,9 @@
       <w:r>
         <w:rPr>
           <w:rFonts w:ascii="Arial" w:hAnsi="Arial"/>
-          <w:i/>
-          <w:sz w:val="20"/>
-        </w:rPr>
-        <w:t>Pixhawk 2.4.8,</w:t>
+          <w:sz w:val="20"/>
+        </w:rPr>
+        <w:t xml:space="preserve"> Pixhawk 2.4.8, </w:t>
       </w:r>
       <w:r>
         <w:rPr>
@@ -11225,7 +11675,7 @@
         <w:br/>
         <w:t>|                                                           +-----------------------+   |</w:t>
         <w:br/>
-        <w:t>|                                                           | 8x ESC &amp; MOTOR T200   |   |</w:t>
+        <w:t>|                                                           | 8x ESC EMAX 30A &amp; MOTOR BLDC   |   |</w:t>
         <w:br/>
         <w:t>|                                                           | • 4x Horizontal 45 deg|   |</w:t>
         <w:br/>
@@ -11265,7 +11715,7 @@
     </w:p>
     <w:p>
       <w:pPr>
-        <w:spacing w:before="160" w:after="60"/>
+        <w:spacing w:before="160" w:after="60" w:line="276" w:lineRule="auto"/>
       </w:pPr>
       <w:r>
         <w:rPr>
@@ -11273,15 +11723,15 @@
           <w:b/>
           <w:sz w:val="19"/>
         </w:rPr>
-        <w:t>Tabel 3.5</w:t>
-      </w:r>
-      <w:r>
-        <w:rPr>
-          <w:rFonts w:ascii="Arial" w:hAnsi="Arial"/>
-          <w:b/>
+        <w:t xml:space="preserve">Tabel 3.5 </w:t>
+      </w:r>
+      <w:r>
+        <w:rPr>
+          <w:rFonts w:ascii="Arial" w:hAnsi="Arial"/>
+          <w:b w:val="0"/>
           <w:sz w:val="19"/>
         </w:rPr>
-        <w:t xml:space="preserve"> Spesifikasi Komponen Perangkat Keras Arsitektur HITL</w:t>
+        <w:t>Spesifikasi Komponen Perangkat Keras Arsitektur HITL</w:t>
       </w:r>
     </w:p>
     <w:tbl>
@@ -11446,7 +11896,129 @@
             <w:r>
               <w:rPr>
                 <w:rFonts w:ascii="Arial" w:hAnsi="Arial"/>
-                <w:b/>
+                <w:b w:val="0"/>
+                <w:sz w:val="17"/>
+              </w:rPr>
+              <w:t>Rangka &amp; Lambung</w:t>
+            </w:r>
+          </w:p>
+        </w:tc>
+        <w:tc>
+          <w:tcPr>
+            <w:tcW w:type="dxa" w:w="1857"/>
+            <w:tcBorders>
+              <w:top w:val="single" w:sz="4" w:space="0" w:color="CCCCCC"/>
+              <w:left w:val="single" w:sz="4" w:space="0" w:color="CCCCCC"/>
+              <w:bottom w:val="single" w:sz="4" w:space="0" w:color="CCCCCC"/>
+              <w:right w:val="single" w:sz="4" w:space="0" w:color="CCCCCC"/>
+            </w:tcBorders>
+            <w:tcMar>
+              <w:top w:w="60" w:type="dxa"/>
+              <w:bottom w:w="60" w:type="dxa"/>
+              <w:left w:w="100" w:type="dxa"/>
+              <w:right w:w="100" w:type="dxa"/>
+            </w:tcMar>
+          </w:tcPr>
+          <w:p>
+            <w:pPr>
+              <w:spacing w:line="240" w:lineRule="auto" w:after="40"/>
+            </w:pPr>
+            <w:r>
+              <w:rPr>
+                <w:rFonts w:ascii="Arial" w:hAnsi="Arial"/>
+                <w:b w:val="0"/>
+                <w:sz w:val="17"/>
+              </w:rPr>
+              <w:t>Custom-made AUV Hull &amp; Frame (Tabung Akrilik Silinder Kedap Air + Kerangka 8 Pendorong)</w:t>
+            </w:r>
+          </w:p>
+        </w:tc>
+        <w:tc>
+          <w:tcPr>
+            <w:tcW w:type="dxa" w:w="1857"/>
+            <w:tcBorders>
+              <w:top w:val="single" w:sz="4" w:space="0" w:color="CCCCCC"/>
+              <w:left w:val="single" w:sz="4" w:space="0" w:color="CCCCCC"/>
+              <w:bottom w:val="single" w:sz="4" w:space="0" w:color="CCCCCC"/>
+              <w:right w:val="single" w:sz="4" w:space="0" w:color="CCCCCC"/>
+            </w:tcBorders>
+            <w:tcMar>
+              <w:top w:w="60" w:type="dxa"/>
+              <w:bottom w:w="60" w:type="dxa"/>
+              <w:left w:w="100" w:type="dxa"/>
+              <w:right w:w="100" w:type="dxa"/>
+            </w:tcMar>
+          </w:tcPr>
+          <w:p>
+            <w:pPr>
+              <w:spacing w:line="240" w:lineRule="auto" w:after="40"/>
+            </w:pPr>
+            <w:r>
+              <w:rPr>
+                <w:rFonts w:ascii="Arial" w:hAnsi="Arial"/>
+                <w:b w:val="0"/>
+                <w:sz w:val="17"/>
+              </w:rPr>
+              <w:t>Mekanikal / Sealing O-Ring Ganda</w:t>
+            </w:r>
+          </w:p>
+        </w:tc>
+        <w:tc>
+          <w:tcPr>
+            <w:tcW w:type="dxa" w:w="1857"/>
+            <w:tcBorders>
+              <w:top w:val="single" w:sz="4" w:space="0" w:color="CCCCCC"/>
+              <w:left w:val="single" w:sz="4" w:space="0" w:color="CCCCCC"/>
+              <w:bottom w:val="single" w:sz="4" w:space="0" w:color="CCCCCC"/>
+              <w:right w:val="single" w:sz="4" w:space="0" w:color="CCCCCC"/>
+            </w:tcBorders>
+            <w:tcMar>
+              <w:top w:w="60" w:type="dxa"/>
+              <w:bottom w:w="60" w:type="dxa"/>
+              <w:left w:w="100" w:type="dxa"/>
+              <w:right w:w="100" w:type="dxa"/>
+            </w:tcMar>
+          </w:tcPr>
+          <w:p>
+            <w:pPr>
+              <w:spacing w:line="240" w:lineRule="auto" w:after="40"/>
+            </w:pPr>
+            <w:r>
+              <w:rPr>
+                <w:rFonts w:ascii="Arial" w:hAnsi="Arial"/>
+                <w:b w:val="0"/>
+                <w:sz w:val="17"/>
+              </w:rPr>
+              <w:t>Struktur fisik penahan tekanan hidrostatis dan dudukan geometris 8 pendorong bervektor</w:t>
+            </w:r>
+          </w:p>
+        </w:tc>
+      </w:tr>
+      <w:tr>
+        <w:tc>
+          <w:tcPr>
+            <w:tcW w:type="dxa" w:w="1857"/>
+            <w:tcBorders>
+              <w:top w:val="single" w:sz="4" w:space="0" w:color="CCCCCC"/>
+              <w:left w:val="single" w:sz="4" w:space="0" w:color="CCCCCC"/>
+              <w:bottom w:val="single" w:sz="4" w:space="0" w:color="CCCCCC"/>
+              <w:right w:val="single" w:sz="4" w:space="0" w:color="CCCCCC"/>
+            </w:tcBorders>
+            <w:tcMar>
+              <w:top w:w="60" w:type="dxa"/>
+              <w:bottom w:w="60" w:type="dxa"/>
+              <w:left w:w="100" w:type="dxa"/>
+              <w:right w:w="100" w:type="dxa"/>
+            </w:tcMar>
+          </w:tcPr>
+          <w:p>
+            <w:pPr>
+              <w:spacing w:line="240" w:lineRule="auto" w:after="40"/>
+            </w:pPr>
+            <w:r>
+              <w:rPr>
+                <w:rFonts w:ascii="Arial" w:hAnsi="Arial"/>
+                <w:b w:val="0"/>
                 <w:sz w:val="17"/>
               </w:rPr>
               <w:t>Flight Controller</w:t>
@@ -11476,6 +12048,7 @@
             <w:r>
               <w:rPr>
                 <w:rFonts w:ascii="Arial" w:hAnsi="Arial"/>
+                <w:b w:val="0"/>
                 <w:sz w:val="17"/>
               </w:rPr>
               <w:t>Pixhawk 2.4.8 (STM32F427 Cortex-M4, 168 MHz)</w:t>
@@ -11505,6 +12078,7 @@
             <w:r>
               <w:rPr>
                 <w:rFonts w:ascii="Arial" w:hAnsi="Arial"/>
+                <w:b w:val="0"/>
                 <w:sz w:val="17"/>
               </w:rPr>
               <w:t>UART Serial (</w:t>
@@ -11512,6 +12086,7 @@
             <w:r>
               <w:rPr>
                 <w:rFonts w:ascii="Arial" w:hAnsi="Arial"/>
+                <w:b w:val="0"/>
                 <w:sz w:val="17"/>
               </w:rPr>
               <w:t>/dev/ttyAMA0</w:t>
@@ -11519,6 +12094,7 @@
             <w:r>
               <w:rPr>
                 <w:rFonts w:ascii="Arial" w:hAnsi="Arial"/>
+                <w:b w:val="0"/>
                 <w:sz w:val="17"/>
               </w:rPr>
               <w:t>, 921600 baud)</w:t>
@@ -11548,9 +12124,26 @@
             <w:r>
               <w:rPr>
                 <w:rFonts w:ascii="Arial" w:hAnsi="Arial"/>
+                <w:b w:val="0"/>
                 <w:sz w:val="17"/>
               </w:rPr>
-              <w:t>Eksekusi ArduSub, akuisisi IMU internal, loop kendali sikap, alokasi 8 pendorong [14]</w:t>
+              <w:t xml:space="preserve">Eksekusi ArduSub </w:t>
+            </w:r>
+            <w:r>
+              <w:rPr>
+                <w:rFonts w:ascii="Arial" w:hAnsi="Arial"/>
+                <w:b w:val="0"/>
+                <w:sz w:val="17"/>
+              </w:rPr>
+              <w:t>vectored_6dof</w:t>
+            </w:r>
+            <w:r>
+              <w:rPr>
+                <w:rFonts w:ascii="Arial" w:hAnsi="Arial"/>
+                <w:b w:val="0"/>
+                <w:sz w:val="17"/>
+              </w:rPr>
+              <w:t>, akuisisi IMU internal, loop kendali sikap, alokasi 8 pendorong [14]</w:t>
             </w:r>
           </w:p>
         </w:tc>
@@ -11579,7 +12172,7 @@
             <w:r>
               <w:rPr>
                 <w:rFonts w:ascii="Arial" w:hAnsi="Arial"/>
-                <w:i/>
+                <w:b w:val="0"/>
                 <w:sz w:val="17"/>
               </w:rPr>
               <w:t>Companion Computer</w:t>
@@ -11609,6 +12202,7 @@
             <w:r>
               <w:rPr>
                 <w:rFonts w:ascii="Arial" w:hAnsi="Arial"/>
+                <w:b w:val="0"/>
                 <w:sz w:val="17"/>
               </w:rPr>
               <w:t>Raspberry Pi 4B (Quad-core Cortex-A72 @ 1.5 GHz, 4GB RAM)</w:t>
@@ -11638,6 +12232,7 @@
             <w:r>
               <w:rPr>
                 <w:rFonts w:ascii="Arial" w:hAnsi="Arial"/>
+                <w:b w:val="0"/>
                 <w:sz w:val="17"/>
               </w:rPr>
               <w:t>Ethernet 10/100/1000 Mbps</w:t>
@@ -11667,9 +12262,18 @@
             <w:r>
               <w:rPr>
                 <w:rFonts w:ascii="Arial" w:hAnsi="Arial"/>
+                <w:b w:val="0"/>
                 <w:sz w:val="17"/>
               </w:rPr>
-              <w:t>Menjalankan sistem operasi BlueOS 1.4.5, kompresi video H.264, jembatan REST telemetri</w:t>
+              <w:t xml:space="preserve">Menjalankan sistem operasi BlueOS, kompresi video H.264, jembatan REST telemetri </w:t>
+            </w:r>
+            <w:r>
+              <w:rPr>
+                <w:rFonts w:ascii="Arial" w:hAnsi="Arial"/>
+                <w:b w:val="0"/>
+                <w:sz w:val="17"/>
+              </w:rPr>
+              <w:t>mavlink2rest</w:t>
             </w:r>
           </w:p>
         </w:tc>
@@ -11698,6 +12302,7 @@
             <w:r>
               <w:rPr>
                 <w:rFonts w:ascii="Arial" w:hAnsi="Arial"/>
+                <w:b w:val="0"/>
                 <w:sz w:val="17"/>
               </w:rPr>
               <w:t>Sensor Kedalaman</w:t>
@@ -11727,9 +12332,10 @@
             <w:r>
               <w:rPr>
                 <w:rFonts w:ascii="Arial" w:hAnsi="Arial"/>
+                <w:b w:val="0"/>
                 <w:sz w:val="17"/>
               </w:rPr>
-              <w:t>Blue Robotics Bar30 (Sensor Keller MS5837-30BA)</w:t>
+              <w:t>Sensor Tekanan &amp; Kedalaman Digital Subsea MS5837-30BA</w:t>
             </w:r>
           </w:p>
         </w:tc>
@@ -11756,6 +12362,7 @@
             <w:r>
               <w:rPr>
                 <w:rFonts w:ascii="Arial" w:hAnsi="Arial"/>
+                <w:b w:val="0"/>
                 <w:sz w:val="17"/>
               </w:rPr>
               <w:t xml:space="preserve">I2C Bus (Alamat </w:t>
@@ -11763,6 +12370,7 @@
             <w:r>
               <w:rPr>
                 <w:rFonts w:ascii="Arial" w:hAnsi="Arial"/>
+                <w:b w:val="0"/>
                 <w:sz w:val="17"/>
               </w:rPr>
               <w:t>0x76</w:t>
@@ -11770,6 +12378,7 @@
             <w:r>
               <w:rPr>
                 <w:rFonts w:ascii="Arial" w:hAnsi="Arial"/>
+                <w:b w:val="0"/>
                 <w:sz w:val="17"/>
               </w:rPr>
               <w:t>)</w:t>
@@ -11799,6 +12408,7 @@
             <w:r>
               <w:rPr>
                 <w:rFonts w:ascii="Arial" w:hAnsi="Arial"/>
+                <w:b w:val="0"/>
                 <w:sz w:val="17"/>
               </w:rPr>
               <w:t xml:space="preserve">Pengukuran tekanan absolut fluida (0–30 bar) dan estimasi kedalaman dengan resolusi </w:t>
@@ -11806,11 +12416,10 @@
             <w:r>
               <w:rPr>
                 <w:rFonts w:ascii="Arial" w:hAnsi="Arial"/>
+                <w:b w:val="0"/>
                 <w:sz w:val="17"/>
               </w:rPr>
-              <w:t>$$0.2</w:t>
-              <w:tab/>
-              <w:t>ext{ mm}$$</w:t>
+              <w:t>$$0.2\text{ mm}$$</w:t>
             </w:r>
           </w:p>
         </w:tc>
@@ -11839,9 +12448,10 @@
             <w:r>
               <w:rPr>
                 <w:rFonts w:ascii="Arial" w:hAnsi="Arial"/>
+                <w:b w:val="0"/>
                 <w:sz w:val="17"/>
               </w:rPr>
-              <w:t>Modul Kamera</w:t>
+              <w:t>Modul Kamera Utama</w:t>
             </w:r>
           </w:p>
         </w:tc>
@@ -11868,9 +12478,10 @@
             <w:r>
               <w:rPr>
                 <w:rFonts w:ascii="Arial" w:hAnsi="Arial"/>
+                <w:b w:val="0"/>
                 <w:sz w:val="17"/>
               </w:rPr>
-              <w:t>Raspberry Pi Camera v1.3 (OmniVision OV5647 5MP)</w:t>
+              <w:t>Raspberry Pi Camera Rev 1.3 (OmniVision OV5647 5MP)</w:t>
             </w:r>
           </w:p>
         </w:tc>
@@ -11897,6 +12508,7 @@
             <w:r>
               <w:rPr>
                 <w:rFonts w:ascii="Arial" w:hAnsi="Arial"/>
+                <w:b w:val="0"/>
                 <w:sz w:val="17"/>
               </w:rPr>
               <w:t>MIPI CSI-2 Ribbon Cable</w:t>
@@ -11926,6 +12538,7 @@
             <w:r>
               <w:rPr>
                 <w:rFonts w:ascii="Arial" w:hAnsi="Arial"/>
+                <w:b w:val="0"/>
                 <w:sz w:val="17"/>
               </w:rPr>
               <w:t xml:space="preserve">Akuisisi citra visual bawah air monokuler </w:t>
@@ -11933,18 +12546,18 @@
             <w:r>
               <w:rPr>
                 <w:rFonts w:ascii="Arial" w:hAnsi="Arial"/>
+                <w:b w:val="0"/>
                 <w:sz w:val="17"/>
               </w:rPr>
-              <w:t xml:space="preserve">$$1280 </w:t>
-              <w:tab/>
-              <w:t>imes 720$$</w:t>
+              <w:t>$$1280 \times 720$$</w:t>
             </w:r>
             <w:r>
               <w:rPr>
                 <w:rFonts w:ascii="Arial" w:hAnsi="Arial"/>
+                <w:b w:val="0"/>
                 <w:sz w:val="17"/>
               </w:rPr>
-              <w:t xml:space="preserve"> piksel @ 30 FPS</w:t>
+              <w:t xml:space="preserve"> piksel @ 30 FPS untuk pelacakan target</w:t>
             </w:r>
           </w:p>
         </w:tc>
@@ -11973,6 +12586,7 @@
             <w:r>
               <w:rPr>
                 <w:rFonts w:ascii="Arial" w:hAnsi="Arial"/>
+                <w:b w:val="0"/>
                 <w:sz w:val="17"/>
               </w:rPr>
               <w:t>Kamera Sekunder</w:t>
@@ -12002,6 +12616,7 @@
             <w:r>
               <w:rPr>
                 <w:rFonts w:ascii="Arial" w:hAnsi="Arial"/>
+                <w:b w:val="0"/>
                 <w:sz w:val="17"/>
               </w:rPr>
               <w:t>Logitech C922 Pro Stream Webcam</w:t>
@@ -12031,6 +12646,7 @@
             <w:r>
               <w:rPr>
                 <w:rFonts w:ascii="Arial" w:hAnsi="Arial"/>
+                <w:b w:val="0"/>
                 <w:sz w:val="17"/>
               </w:rPr>
               <w:t>USB 2.0 (Protokol UVC / MJPG)</w:t>
@@ -12060,9 +12676,10 @@
             <w:r>
               <w:rPr>
                 <w:rFonts w:ascii="Arial" w:hAnsi="Arial"/>
+                <w:b w:val="0"/>
                 <w:sz w:val="17"/>
               </w:rPr>
-              <w:t>Kamera uji alternatif resolusi tinggi dengan lensa wide-angle</w:t>
+              <w:t>Kamera uji alternatif resolusi tinggi Full HD 1080p / 720p dengan lensa sudut lebar</w:t>
             </w:r>
           </w:p>
         </w:tc>
@@ -12091,6 +12708,7 @@
             <w:r>
               <w:rPr>
                 <w:rFonts w:ascii="Arial" w:hAnsi="Arial"/>
+                <w:b w:val="0"/>
                 <w:sz w:val="17"/>
               </w:rPr>
               <w:t>Komputer Topside</w:t>
@@ -12120,9 +12738,10 @@
             <w:r>
               <w:rPr>
                 <w:rFonts w:ascii="Arial" w:hAnsi="Arial"/>
+                <w:b w:val="0"/>
                 <w:sz w:val="17"/>
               </w:rPr>
-              <w:t>Laptop Asus ROG / Workstation</w:t>
+              <w:t>Laptop dengan GPU NVIDIA (CUDA / TensorRT)</w:t>
             </w:r>
           </w:p>
         </w:tc>
@@ -12149,6 +12768,7 @@
             <w:r>
               <w:rPr>
                 <w:rFonts w:ascii="Arial" w:hAnsi="Arial"/>
+                <w:b w:val="0"/>
                 <w:sz w:val="17"/>
               </w:rPr>
               <w:t>Tether Ethernet RJ45</w:t>
@@ -12178,9 +12798,10 @@
             <w:r>
               <w:rPr>
                 <w:rFonts w:ascii="Arial" w:hAnsi="Arial"/>
+                <w:b w:val="0"/>
                 <w:sz w:val="17"/>
               </w:rPr>
-              <w:t>Pemrosesan visi YOLO26 World pada GPU NVIDIA RTX 4070 (8GB VRAM) &amp; penapis 8D Kalman</w:t>
+              <w:t>Pemrosesan visi YOLO pada GPU NVIDIA &amp; penapis Topside Visual Kalman Filter 8D</w:t>
             </w:r>
           </w:p>
         </w:tc>
@@ -12209,6 +12830,145 @@
             <w:r>
               <w:rPr>
                 <w:rFonts w:ascii="Arial" w:hAnsi="Arial"/>
+                <w:b w:val="0"/>
+                <w:sz w:val="17"/>
+              </w:rPr>
+              <w:t>Pengendali Kecepatan</w:t>
+            </w:r>
+          </w:p>
+        </w:tc>
+        <w:tc>
+          <w:tcPr>
+            <w:tcW w:type="dxa" w:w="1857"/>
+            <w:tcBorders>
+              <w:top w:val="single" w:sz="4" w:space="0" w:color="CCCCCC"/>
+              <w:left w:val="single" w:sz="4" w:space="0" w:color="CCCCCC"/>
+              <w:bottom w:val="single" w:sz="4" w:space="0" w:color="CCCCCC"/>
+              <w:right w:val="single" w:sz="4" w:space="0" w:color="CCCCCC"/>
+            </w:tcBorders>
+            <w:tcMar>
+              <w:top w:w="60" w:type="dxa"/>
+              <w:bottom w:w="60" w:type="dxa"/>
+              <w:left w:w="100" w:type="dxa"/>
+              <w:right w:w="100" w:type="dxa"/>
+            </w:tcMar>
+          </w:tcPr>
+          <w:p>
+            <w:pPr>
+              <w:spacing w:line="240" w:lineRule="auto" w:after="40"/>
+            </w:pPr>
+            <w:r>
+              <w:rPr>
+                <w:rFonts w:ascii="Arial" w:hAnsi="Arial"/>
+                <w:b w:val="0"/>
+                <w:sz w:val="17"/>
+              </w:rPr>
+              <w:t>8x ESC EMAX BLHeli 30A (Bidirectional Firmware)</w:t>
+            </w:r>
+          </w:p>
+        </w:tc>
+        <w:tc>
+          <w:tcPr>
+            <w:tcW w:type="dxa" w:w="1857"/>
+            <w:tcBorders>
+              <w:top w:val="single" w:sz="4" w:space="0" w:color="CCCCCC"/>
+              <w:left w:val="single" w:sz="4" w:space="0" w:color="CCCCCC"/>
+              <w:bottom w:val="single" w:sz="4" w:space="0" w:color="CCCCCC"/>
+              <w:right w:val="single" w:sz="4" w:space="0" w:color="CCCCCC"/>
+            </w:tcBorders>
+            <w:tcMar>
+              <w:top w:w="60" w:type="dxa"/>
+              <w:bottom w:w="60" w:type="dxa"/>
+              <w:left w:w="100" w:type="dxa"/>
+              <w:right w:w="100" w:type="dxa"/>
+            </w:tcMar>
+          </w:tcPr>
+          <w:p>
+            <w:pPr>
+              <w:spacing w:line="240" w:lineRule="auto" w:after="40"/>
+            </w:pPr>
+            <w:r>
+              <w:rPr>
+                <w:rFonts w:ascii="Arial" w:hAnsi="Arial"/>
+                <w:b w:val="0"/>
+                <w:sz w:val="17"/>
+              </w:rPr>
+              <w:t>Sinyal PWM (</w:t>
+            </w:r>
+            <w:r>
+              <w:rPr>
+                <w:rFonts w:ascii="Arial" w:hAnsi="Arial"/>
+                <w:b w:val="0"/>
+                <w:sz w:val="17"/>
+              </w:rPr>
+              <w:t>$$1100 - 1900\text{ }\mu\text{s}$$</w:t>
+            </w:r>
+            <w:r>
+              <w:rPr>
+                <w:rFonts w:ascii="Arial" w:hAnsi="Arial"/>
+                <w:b w:val="0"/>
+                <w:sz w:val="17"/>
+              </w:rPr>
+              <w:t>)</w:t>
+            </w:r>
+          </w:p>
+        </w:tc>
+        <w:tc>
+          <w:tcPr>
+            <w:tcW w:type="dxa" w:w="1857"/>
+            <w:tcBorders>
+              <w:top w:val="single" w:sz="4" w:space="0" w:color="CCCCCC"/>
+              <w:left w:val="single" w:sz="4" w:space="0" w:color="CCCCCC"/>
+              <w:bottom w:val="single" w:sz="4" w:space="0" w:color="CCCCCC"/>
+              <w:right w:val="single" w:sz="4" w:space="0" w:color="CCCCCC"/>
+            </w:tcBorders>
+            <w:tcMar>
+              <w:top w:w="60" w:type="dxa"/>
+              <w:bottom w:w="60" w:type="dxa"/>
+              <w:left w:w="100" w:type="dxa"/>
+              <w:right w:w="100" w:type="dxa"/>
+            </w:tcMar>
+          </w:tcPr>
+          <w:p>
+            <w:pPr>
+              <w:spacing w:line="240" w:lineRule="auto" w:after="40"/>
+            </w:pPr>
+            <w:r>
+              <w:rPr>
+                <w:rFonts w:ascii="Arial" w:hAnsi="Arial"/>
+                <w:b w:val="0"/>
+                <w:sz w:val="17"/>
+              </w:rPr>
+              <w:t>Pengaturan komutasi dan kecepatan putar dua arah (maju-mundur) 8 motor pendorong BLDC</w:t>
+            </w:r>
+          </w:p>
+        </w:tc>
+      </w:tr>
+      <w:tr>
+        <w:tc>
+          <w:tcPr>
+            <w:tcW w:type="dxa" w:w="1857"/>
+            <w:tcBorders>
+              <w:top w:val="single" w:sz="4" w:space="0" w:color="CCCCCC"/>
+              <w:left w:val="single" w:sz="4" w:space="0" w:color="CCCCCC"/>
+              <w:bottom w:val="single" w:sz="4" w:space="0" w:color="CCCCCC"/>
+              <w:right w:val="single" w:sz="4" w:space="0" w:color="CCCCCC"/>
+            </w:tcBorders>
+            <w:tcMar>
+              <w:top w:w="60" w:type="dxa"/>
+              <w:bottom w:w="60" w:type="dxa"/>
+              <w:left w:w="100" w:type="dxa"/>
+              <w:right w:w="100" w:type="dxa"/>
+            </w:tcMar>
+          </w:tcPr>
+          <w:p>
+            <w:pPr>
+              <w:spacing w:line="240" w:lineRule="auto" w:after="40"/>
+            </w:pPr>
+            <w:r>
+              <w:rPr>
+                <w:rFonts w:ascii="Arial" w:hAnsi="Arial"/>
+                <w:b w:val="0"/>
                 <w:sz w:val="17"/>
               </w:rPr>
               <w:t>Sistem Penggerak</w:t>
@@ -12238,9 +12998,10 @@
             <w:r>
               <w:rPr>
                 <w:rFonts w:ascii="Arial" w:hAnsi="Arial"/>
+                <w:b w:val="0"/>
                 <w:sz w:val="17"/>
               </w:rPr>
-              <w:t>8x Blue Robotics T200 Brushless Motor + Basic ESC</w:t>
+              <w:t>8x BLDC Motor Underwater Thruster (12–24V, 4-Blade Propeller)</w:t>
             </w:r>
           </w:p>
         </w:tc>
@@ -12267,27 +13028,10 @@
             <w:r>
               <w:rPr>
                 <w:rFonts w:ascii="Arial" w:hAnsi="Arial"/>
+                <w:b w:val="0"/>
                 <w:sz w:val="17"/>
               </w:rPr>
-              <w:t>Sinyal PWM (</w:t>
-            </w:r>
-            <w:r>
-              <w:rPr>
-                <w:rFonts w:ascii="Arial" w:hAnsi="Arial"/>
-                <w:sz w:val="17"/>
-              </w:rPr>
-              <w:t>$$1100 - 1900</w:t>
-              <w:tab/>
-              <w:t>ext{ }\mu</w:t>
-              <w:tab/>
-              <w:t>ext{s}$$</w:t>
-            </w:r>
-            <w:r>
-              <w:rPr>
-                <w:rFonts w:ascii="Arial" w:hAnsi="Arial"/>
-                <w:sz w:val="17"/>
-              </w:rPr>
-              <w:t>)</w:t>
+              <w:t>Kabel Fasa 3-Kawat ke ESC</w:t>
             </w:r>
           </w:p>
         </w:tc>
@@ -12314,6 +13058,7 @@
             <w:r>
               <w:rPr>
                 <w:rFonts w:ascii="Arial" w:hAnsi="Arial"/>
+                <w:b w:val="0"/>
                 <w:sz w:val="17"/>
               </w:rPr>
               <w:t xml:space="preserve">Aktuasi gaya dorong 6-DOF </w:t>
@@ -12321,6 +13066,7 @@
             <w:r>
               <w:rPr>
                 <w:rFonts w:ascii="Arial" w:hAnsi="Arial"/>
+                <w:b w:val="0"/>
                 <w:i/>
                 <w:sz w:val="17"/>
               </w:rPr>
@@ -12329,25 +13075,10 @@
             <w:r>
               <w:rPr>
                 <w:rFonts w:ascii="Arial" w:hAnsi="Arial"/>
+                <w:b w:val="0"/>
                 <w:sz w:val="17"/>
               </w:rPr>
-              <w:t xml:space="preserve"> (maksimum </w:t>
-            </w:r>
-            <w:r>
-              <w:rPr>
-                <w:rFonts w:ascii="Arial" w:hAnsi="Arial"/>
-                <w:sz w:val="17"/>
-              </w:rPr>
-              <w:t>$$\pm 35</w:t>
-              <w:tab/>
-              <w:t>ext{ N}$$</w:t>
-            </w:r>
-            <w:r>
-              <w:rPr>
-                <w:rFonts w:ascii="Arial" w:hAnsi="Arial"/>
-                <w:sz w:val="17"/>
-              </w:rPr>
-              <w:t xml:space="preserve"> per pendorong) [3]</w:t>
+              <w:t xml:space="preserve"> (gaya dorong nominal 3–5 kgf per motor, putaran CW/CCW)</w:t>
             </w:r>
           </w:p>
         </w:tc>
@@ -12376,9 +13107,10 @@
             <w:r>
               <w:rPr>
                 <w:rFonts w:ascii="Arial" w:hAnsi="Arial"/>
+                <w:b w:val="0"/>
                 <w:sz w:val="17"/>
               </w:rPr>
-              <w:t>Sistem Daya</w:t>
+              <w:t>Sistem Catu Daya</w:t>
             </w:r>
           </w:p>
         </w:tc>
@@ -12405,9 +13137,10 @@
             <w:r>
               <w:rPr>
                 <w:rFonts w:ascii="Arial" w:hAnsi="Arial"/>
+                <w:b w:val="0"/>
                 <w:sz w:val="17"/>
               </w:rPr>
-              <w:t>Baterai LiPo 4S (14.8V nominal, 10.000 mAh)</w:t>
+              <w:t>Baterai Li-Po 4S1P 14.8V kapasitas 6000 mAh (88.8 Wh)</w:t>
             </w:r>
           </w:p>
         </w:tc>
@@ -12434,9 +13167,10 @@
             <w:r>
               <w:rPr>
                 <w:rFonts w:ascii="Arial" w:hAnsi="Arial"/>
+                <w:b w:val="0"/>
                 <w:sz w:val="17"/>
               </w:rPr>
-              <w:t>Konektor XT90 / Power Sense Module</w:t>
+              <w:t>Konektor Arus Tinggi XT90 / Power Module</w:t>
             </w:r>
           </w:p>
         </w:tc>
@@ -12463,9 +13197,254 @@
             <w:r>
               <w:rPr>
                 <w:rFonts w:ascii="Arial" w:hAnsi="Arial"/>
+                <w:b w:val="0"/>
                 <w:sz w:val="17"/>
               </w:rPr>
-              <w:t>Pencatu daya utama sistem propulsi dan modul elektronik internal wahana</w:t>
+              <w:t>Pencatu daya utama sistem propulsi pendorong dan modul elektronik internal wahana</w:t>
+            </w:r>
+          </w:p>
+        </w:tc>
+      </w:tr>
+      <w:tr>
+        <w:tc>
+          <w:tcPr>
+            <w:tcW w:type="dxa" w:w="1857"/>
+            <w:tcBorders>
+              <w:top w:val="single" w:sz="4" w:space="0" w:color="CCCCCC"/>
+              <w:left w:val="single" w:sz="4" w:space="0" w:color="CCCCCC"/>
+              <w:bottom w:val="single" w:sz="4" w:space="0" w:color="CCCCCC"/>
+              <w:right w:val="single" w:sz="4" w:space="0" w:color="CCCCCC"/>
+            </w:tcBorders>
+            <w:tcMar>
+              <w:top w:w="60" w:type="dxa"/>
+              <w:bottom w:w="60" w:type="dxa"/>
+              <w:left w:w="100" w:type="dxa"/>
+              <w:right w:w="100" w:type="dxa"/>
+            </w:tcMar>
+          </w:tcPr>
+          <w:p>
+            <w:pPr>
+              <w:spacing w:line="240" w:lineRule="auto" w:after="40"/>
+            </w:pPr>
+            <w:r>
+              <w:rPr>
+                <w:rFonts w:ascii="Arial" w:hAnsi="Arial"/>
+                <w:b w:val="0"/>
+                <w:sz w:val="17"/>
+              </w:rPr>
+              <w:t>Pengisi Daya Baterai</w:t>
+            </w:r>
+          </w:p>
+        </w:tc>
+        <w:tc>
+          <w:tcPr>
+            <w:tcW w:type="dxa" w:w="1857"/>
+            <w:tcBorders>
+              <w:top w:val="single" w:sz="4" w:space="0" w:color="CCCCCC"/>
+              <w:left w:val="single" w:sz="4" w:space="0" w:color="CCCCCC"/>
+              <w:bottom w:val="single" w:sz="4" w:space="0" w:color="CCCCCC"/>
+              <w:right w:val="single" w:sz="4" w:space="0" w:color="CCCCCC"/>
+            </w:tcBorders>
+            <w:tcMar>
+              <w:top w:w="60" w:type="dxa"/>
+              <w:bottom w:w="60" w:type="dxa"/>
+              <w:left w:w="100" w:type="dxa"/>
+              <w:right w:w="100" w:type="dxa"/>
+            </w:tcMar>
+          </w:tcPr>
+          <w:p>
+            <w:pPr>
+              <w:spacing w:line="240" w:lineRule="auto" w:after="40"/>
+            </w:pPr>
+            <w:r>
+              <w:rPr>
+                <w:rFonts w:ascii="Arial" w:hAnsi="Arial"/>
+                <w:b w:val="0"/>
+                <w:sz w:val="17"/>
+              </w:rPr>
+              <w:t>SKYRC IMAX B6AC V2 Cerdas Mikroprosesor</w:t>
+            </w:r>
+          </w:p>
+        </w:tc>
+        <w:tc>
+          <w:tcPr>
+            <w:tcW w:type="dxa" w:w="1857"/>
+            <w:tcBorders>
+              <w:top w:val="single" w:sz="4" w:space="0" w:color="CCCCCC"/>
+              <w:left w:val="single" w:sz="4" w:space="0" w:color="CCCCCC"/>
+              <w:bottom w:val="single" w:sz="4" w:space="0" w:color="CCCCCC"/>
+              <w:right w:val="single" w:sz="4" w:space="0" w:color="CCCCCC"/>
+            </w:tcBorders>
+            <w:tcMar>
+              <w:top w:w="60" w:type="dxa"/>
+              <w:bottom w:w="60" w:type="dxa"/>
+              <w:left w:w="100" w:type="dxa"/>
+              <w:right w:w="100" w:type="dxa"/>
+            </w:tcMar>
+          </w:tcPr>
+          <w:p>
+            <w:pPr>
+              <w:spacing w:line="240" w:lineRule="auto" w:after="40"/>
+            </w:pPr>
+            <w:r>
+              <w:rPr>
+                <w:rFonts w:ascii="Arial" w:hAnsi="Arial"/>
+                <w:b w:val="0"/>
+                <w:sz w:val="17"/>
+              </w:rPr>
+              <w:t>Dual Input AC/DC, Port JST-XH Balance</w:t>
+            </w:r>
+          </w:p>
+        </w:tc>
+        <w:tc>
+          <w:tcPr>
+            <w:tcW w:type="dxa" w:w="1857"/>
+            <w:tcBorders>
+              <w:top w:val="single" w:sz="4" w:space="0" w:color="CCCCCC"/>
+              <w:left w:val="single" w:sz="4" w:space="0" w:color="CCCCCC"/>
+              <w:bottom w:val="single" w:sz="4" w:space="0" w:color="CCCCCC"/>
+              <w:right w:val="single" w:sz="4" w:space="0" w:color="CCCCCC"/>
+            </w:tcBorders>
+            <w:tcMar>
+              <w:top w:w="60" w:type="dxa"/>
+              <w:bottom w:w="60" w:type="dxa"/>
+              <w:left w:w="100" w:type="dxa"/>
+              <w:right w:w="100" w:type="dxa"/>
+            </w:tcMar>
+          </w:tcPr>
+          <w:p>
+            <w:pPr>
+              <w:spacing w:line="240" w:lineRule="auto" w:after="40"/>
+            </w:pPr>
+            <w:r>
+              <w:rPr>
+                <w:rFonts w:ascii="Arial" w:hAnsi="Arial"/>
+                <w:b w:val="0"/>
+                <w:sz w:val="17"/>
+              </w:rPr>
+              <w:t>Pengisian daya dan penyeimbangan tegangan tiap sel baterai Li-Po secara presisi dan aman</w:t>
+            </w:r>
+          </w:p>
+        </w:tc>
+      </w:tr>
+      <w:tr>
+        <w:tc>
+          <w:tcPr>
+            <w:tcW w:type="dxa" w:w="1857"/>
+            <w:tcBorders>
+              <w:top w:val="single" w:sz="4" w:space="0" w:color="CCCCCC"/>
+              <w:left w:val="single" w:sz="4" w:space="0" w:color="CCCCCC"/>
+              <w:bottom w:val="single" w:sz="4" w:space="0" w:color="CCCCCC"/>
+              <w:right w:val="single" w:sz="4" w:space="0" w:color="CCCCCC"/>
+            </w:tcBorders>
+            <w:tcMar>
+              <w:top w:w="60" w:type="dxa"/>
+              <w:bottom w:w="60" w:type="dxa"/>
+              <w:left w:w="100" w:type="dxa"/>
+              <w:right w:w="100" w:type="dxa"/>
+            </w:tcMar>
+          </w:tcPr>
+          <w:p>
+            <w:pPr>
+              <w:spacing w:line="240" w:lineRule="auto" w:after="40"/>
+            </w:pPr>
+            <w:r>
+              <w:rPr>
+                <w:rFonts w:ascii="Arial" w:hAnsi="Arial"/>
+                <w:b w:val="0"/>
+                <w:sz w:val="17"/>
+              </w:rPr>
+              <w:t>Kabel Komunikasi</w:t>
+            </w:r>
+          </w:p>
+        </w:tc>
+        <w:tc>
+          <w:tcPr>
+            <w:tcW w:type="dxa" w:w="1857"/>
+            <w:tcBorders>
+              <w:top w:val="single" w:sz="4" w:space="0" w:color="CCCCCC"/>
+              <w:left w:val="single" w:sz="4" w:space="0" w:color="CCCCCC"/>
+              <w:bottom w:val="single" w:sz="4" w:space="0" w:color="CCCCCC"/>
+              <w:right w:val="single" w:sz="4" w:space="0" w:color="CCCCCC"/>
+            </w:tcBorders>
+            <w:tcMar>
+              <w:top w:w="60" w:type="dxa"/>
+              <w:bottom w:w="60" w:type="dxa"/>
+              <w:left w:w="100" w:type="dxa"/>
+              <w:right w:w="100" w:type="dxa"/>
+            </w:tcMar>
+          </w:tcPr>
+          <w:p>
+            <w:pPr>
+              <w:spacing w:line="240" w:lineRule="auto" w:after="40"/>
+            </w:pPr>
+            <w:r>
+              <w:rPr>
+                <w:rFonts w:ascii="Arial" w:hAnsi="Arial"/>
+                <w:b w:val="0"/>
+                <w:sz w:val="17"/>
+              </w:rPr>
+              <w:t>Kabel Tether Ethernet Subsea CAT5e/CAT6</w:t>
+            </w:r>
+          </w:p>
+        </w:tc>
+        <w:tc>
+          <w:tcPr>
+            <w:tcW w:type="dxa" w:w="1857"/>
+            <w:tcBorders>
+              <w:top w:val="single" w:sz="4" w:space="0" w:color="CCCCCC"/>
+              <w:left w:val="single" w:sz="4" w:space="0" w:color="CCCCCC"/>
+              <w:bottom w:val="single" w:sz="4" w:space="0" w:color="CCCCCC"/>
+              <w:right w:val="single" w:sz="4" w:space="0" w:color="CCCCCC"/>
+            </w:tcBorders>
+            <w:tcMar>
+              <w:top w:w="60" w:type="dxa"/>
+              <w:bottom w:w="60" w:type="dxa"/>
+              <w:left w:w="100" w:type="dxa"/>
+              <w:right w:w="100" w:type="dxa"/>
+            </w:tcMar>
+          </w:tcPr>
+          <w:p>
+            <w:pPr>
+              <w:spacing w:line="240" w:lineRule="auto" w:after="40"/>
+            </w:pPr>
+            <w:r>
+              <w:rPr>
+                <w:rFonts w:ascii="Arial" w:hAnsi="Arial"/>
+                <w:b w:val="0"/>
+                <w:sz w:val="17"/>
+              </w:rPr>
+              <w:t>Antarmuka RJ45 (Bandwidth 100 Mbps)</w:t>
+            </w:r>
+          </w:p>
+        </w:tc>
+        <w:tc>
+          <w:tcPr>
+            <w:tcW w:type="dxa" w:w="1857"/>
+            <w:tcBorders>
+              <w:top w:val="single" w:sz="4" w:space="0" w:color="CCCCCC"/>
+              <w:left w:val="single" w:sz="4" w:space="0" w:color="CCCCCC"/>
+              <w:bottom w:val="single" w:sz="4" w:space="0" w:color="CCCCCC"/>
+              <w:right w:val="single" w:sz="4" w:space="0" w:color="CCCCCC"/>
+            </w:tcBorders>
+            <w:tcMar>
+              <w:top w:w="60" w:type="dxa"/>
+              <w:bottom w:w="60" w:type="dxa"/>
+              <w:left w:w="100" w:type="dxa"/>
+              <w:right w:w="100" w:type="dxa"/>
+            </w:tcMar>
+          </w:tcPr>
+          <w:p>
+            <w:pPr>
+              <w:spacing w:line="240" w:lineRule="auto" w:after="40"/>
+            </w:pPr>
+            <w:r>
+              <w:rPr>
+                <w:rFonts w:ascii="Arial" w:hAnsi="Arial"/>
+                <w:b w:val="0"/>
+                <w:sz w:val="17"/>
+              </w:rPr>
+              <w:t>Transmisi data aliran video H.264 dan komunikasi dua arah telemetri kendali MAVLink</w:t>
             </w:r>
           </w:p>
         </w:tc>
@@ -12508,7 +13487,7 @@
           <w:i/>
           <w:sz w:val="19"/>
         </w:rPr>
-        <w:t>Gambar 3.2. Rangka (Frame</w:t>
+        <w:t>Gambar 3.2. Rangka (</w:t>
       </w:r>
       <w:r>
         <w:rPr>
@@ -12517,7 +13496,7 @@
           <w:i/>
           <w:sz w:val="19"/>
         </w:rPr>
-        <w:t>) dan Lambung Tekanan (</w:t>
+        <w:t>Frame</w:t>
       </w:r>
       <w:r>
         <w:rPr>
@@ -12526,25 +13505,7 @@
           <w:i/>
           <w:sz w:val="19"/>
         </w:rPr>
-        <w:t>Pressure Hull) Tipe BlueROV2 Heavy</w:t>
-      </w:r>
-      <w:r>
-        <w:rPr>
-          <w:rFonts w:ascii="Arial" w:hAnsi="Arial"/>
-        </w:rPr>
-        <w:t>]</w:t>
-      </w:r>
-    </w:p>
-    <w:p>
-      <w:pPr>
-        <w:spacing w:before="160" w:after="120"/>
-        <w:jc w:val="center"/>
-      </w:pPr>
-      <w:r>
-        <w:rPr>
-          <w:rFonts w:ascii="Arial" w:hAnsi="Arial"/>
-        </w:rPr>
-        <w:t>[</w:t>
+        <w:t>) dan Lambung Tekanan Kustom (</w:t>
       </w:r>
       <w:r>
         <w:rPr>
@@ -12553,7 +13514,7 @@
           <w:i/>
           <w:sz w:val="19"/>
         </w:rPr>
-        <w:t>Gambar 3.3. Papan Pengendali Penerbangan (</w:t>
+        <w:t>Custom Pressure Hull</w:t>
       </w:r>
       <w:r>
         <w:rPr>
@@ -12562,7 +13523,25 @@
           <w:i/>
           <w:sz w:val="19"/>
         </w:rPr>
-        <w:t>Flight Controller</w:t>
+        <w:t>) AUV 8-Pendorong</w:t>
+      </w:r>
+      <w:r>
+        <w:rPr>
+          <w:rFonts w:ascii="Arial" w:hAnsi="Arial"/>
+        </w:rPr>
+        <w:t>]</w:t>
+      </w:r>
+    </w:p>
+    <w:p>
+      <w:pPr>
+        <w:spacing w:before="160" w:after="120"/>
+        <w:jc w:val="center"/>
+      </w:pPr>
+      <w:r>
+        <w:rPr>
+          <w:rFonts w:ascii="Arial" w:hAnsi="Arial"/>
+        </w:rPr>
+        <w:t>[</w:t>
       </w:r>
       <w:r>
         <w:rPr>
@@ -12571,25 +13550,7 @@
           <w:i/>
           <w:sz w:val="19"/>
         </w:rPr>
-        <w:t>) Pixhawk 2.4.8</w:t>
-      </w:r>
-      <w:r>
-        <w:rPr>
-          <w:rFonts w:ascii="Arial" w:hAnsi="Arial"/>
-        </w:rPr>
-        <w:t>]</w:t>
-      </w:r>
-    </w:p>
-    <w:p>
-      <w:pPr>
-        <w:spacing w:before="160" w:after="120"/>
-        <w:jc w:val="center"/>
-      </w:pPr>
-      <w:r>
-        <w:rPr>
-          <w:rFonts w:ascii="Arial" w:hAnsi="Arial"/>
-        </w:rPr>
-        <w:t>[</w:t>
+        <w:t>Gambar 3.3. Papan Pengendali Penerbangan (</w:t>
       </w:r>
       <w:r>
         <w:rPr>
@@ -12598,7 +13559,7 @@
           <w:i/>
           <w:sz w:val="19"/>
         </w:rPr>
-        <w:t>Gambar 3.4. Komputer Pendamping (</w:t>
+        <w:t>Flight Controller</w:t>
       </w:r>
       <w:r>
         <w:rPr>
@@ -12607,7 +13568,25 @@
           <w:i/>
           <w:sz w:val="19"/>
         </w:rPr>
-        <w:t>Companion Computer</w:t>
+        <w:t>) Pixhawk 2.4.8</w:t>
+      </w:r>
+      <w:r>
+        <w:rPr>
+          <w:rFonts w:ascii="Arial" w:hAnsi="Arial"/>
+        </w:rPr>
+        <w:t>]</w:t>
+      </w:r>
+    </w:p>
+    <w:p>
+      <w:pPr>
+        <w:spacing w:before="160" w:after="120"/>
+        <w:jc w:val="center"/>
+      </w:pPr>
+      <w:r>
+        <w:rPr>
+          <w:rFonts w:ascii="Arial" w:hAnsi="Arial"/>
+        </w:rPr>
+        <w:t>[</w:t>
       </w:r>
       <w:r>
         <w:rPr>
@@ -12616,25 +13595,7 @@
           <w:i/>
           <w:sz w:val="19"/>
         </w:rPr>
-        <w:t>) Raspberry Pi 4B</w:t>
-      </w:r>
-      <w:r>
-        <w:rPr>
-          <w:rFonts w:ascii="Arial" w:hAnsi="Arial"/>
-        </w:rPr>
-        <w:t>]</w:t>
-      </w:r>
-    </w:p>
-    <w:p>
-      <w:pPr>
-        <w:spacing w:before="160" w:after="120"/>
-        <w:jc w:val="center"/>
-      </w:pPr>
-      <w:r>
-        <w:rPr>
-          <w:rFonts w:ascii="Arial" w:hAnsi="Arial"/>
-        </w:rPr>
-        <w:t>[</w:t>
+        <w:t>Gambar 3.4. Komputer Pendamping (</w:t>
       </w:r>
       <w:r>
         <w:rPr>
@@ -12643,7 +13604,7 @@
           <w:i/>
           <w:sz w:val="19"/>
         </w:rPr>
-        <w:t>Gambar 3.5. Modul Pengendali Kecepatan Elektronik (</w:t>
+        <w:t>Companion Computer</w:t>
       </w:r>
       <w:r>
         <w:rPr>
@@ -12652,7 +13613,25 @@
           <w:i/>
           <w:sz w:val="19"/>
         </w:rPr>
-        <w:t>Basic Electronic Speed Controller</w:t>
+        <w:t>) Raspberry Pi 4B</w:t>
+      </w:r>
+      <w:r>
+        <w:rPr>
+          <w:rFonts w:ascii="Arial" w:hAnsi="Arial"/>
+        </w:rPr>
+        <w:t>]</w:t>
+      </w:r>
+    </w:p>
+    <w:p>
+      <w:pPr>
+        <w:spacing w:before="160" w:after="120"/>
+        <w:jc w:val="center"/>
+      </w:pPr>
+      <w:r>
+        <w:rPr>
+          <w:rFonts w:ascii="Arial" w:hAnsi="Arial"/>
+        </w:rPr>
+        <w:t>[</w:t>
       </w:r>
       <w:r>
         <w:rPr>
@@ -12661,7 +13640,7 @@
           <w:i/>
           <w:sz w:val="19"/>
         </w:rPr>
-        <w:t xml:space="preserve"> / ESC)</w:t>
+        <w:t>Gambar 3.5. Modul Pengendali Kecepatan Elektronik (ESC EMAX BLHeli 30A)</w:t>
       </w:r>
       <w:r>
         <w:rPr>
@@ -12688,7 +13667,7 @@
           <w:i/>
           <w:sz w:val="19"/>
         </w:rPr>
-        <w:t>Gambar 3.6. Motor Pendorong (</w:t>
+        <w:t>Gambar 3.6. Motor Pendorong Bawah Air (</w:t>
       </w:r>
       <w:r>
         <w:rPr>
@@ -12697,7 +13676,7 @@
           <w:i/>
           <w:sz w:val="19"/>
         </w:rPr>
-        <w:t>Thruster</w:t>
+        <w:t>BLDC Underwater Thruster</w:t>
       </w:r>
       <w:r>
         <w:rPr>
@@ -12706,7 +13685,7 @@
           <w:i/>
           <w:sz w:val="19"/>
         </w:rPr>
-        <w:t>) T200</w:t>
+        <w:t>)</w:t>
       </w:r>
       <w:r>
         <w:rPr>
@@ -12733,7 +13712,7 @@
           <w:i/>
           <w:sz w:val="19"/>
         </w:rPr>
-        <w:t>Gambar 3.7. Sumber Daya Utama Baterai Li-Po 4S 14.8V</w:t>
+        <w:t>Gambar 3.7. Sumber Daya Baterai Li-Po 4S 14.8V 6000 mAh dan Pengisi Daya SKYRC IMAX B6AC V2</w:t>
       </w:r>
       <w:r>
         <w:rPr>
@@ -12801,18 +13780,21 @@
     </w:p>
     <w:p>
       <w:pPr>
-        <w:spacing w:after="60"/>
+        <w:spacing w:after="60" w:line="276" w:lineRule="auto"/>
         <w:ind w:left="567" w:hanging="340"/>
       </w:pPr>
       <w:r>
         <w:rPr>
-          <w:b/>
+          <w:rFonts w:ascii="Arial" w:hAnsi="Arial"/>
+          <w:b w:val="0"/>
+          <w:sz w:val="20"/>
         </w:rPr>
         <w:t xml:space="preserve">1.  </w:t>
       </w:r>
       <w:r>
         <w:rPr>
           <w:rFonts w:ascii="Arial" w:hAnsi="Arial"/>
+          <w:b w:val="0"/>
           <w:i/>
           <w:sz w:val="20"/>
         </w:rPr>
@@ -12821,6 +13803,7 @@
       <w:r>
         <w:rPr>
           <w:rFonts w:ascii="Arial" w:hAnsi="Arial"/>
+          <w:b w:val="0"/>
           <w:sz w:val="20"/>
         </w:rPr>
         <w:t xml:space="preserve">: Modul Python </w:t>
@@ -12828,6 +13811,7 @@
       <w:r>
         <w:rPr>
           <w:rFonts w:ascii="Consolas" w:hAnsi="Consolas"/>
+          <w:b w:val="0"/>
           <w:sz w:val="19"/>
         </w:rPr>
         <w:t>SubseaTelemetryBridge</w:t>
@@ -12835,6 +13819,7 @@
       <w:r>
         <w:rPr>
           <w:rFonts w:ascii="Arial" w:hAnsi="Arial"/>
+          <w:b w:val="0"/>
           <w:sz w:val="20"/>
         </w:rPr>
         <w:t xml:space="preserve"> pada berkas [</w:t>
@@ -12842,6 +13827,7 @@
       <w:r>
         <w:rPr>
           <w:rFonts w:ascii="Consolas" w:hAnsi="Consolas"/>
+          <w:b w:val="0"/>
           <w:sz w:val="19"/>
         </w:rPr>
         <w:t>auv_dynamics_hil_node.py</w:t>
@@ -12849,6 +13835,7 @@
       <w:r>
         <w:rPr>
           <w:rFonts w:ascii="Arial" w:hAnsi="Arial"/>
+          <w:b w:val="0"/>
           <w:sz w:val="20"/>
         </w:rPr>
         <w:t>](file:///home/radhi/Documents/AUV_GitHub_Upload/auv_dynamics_hil_node.py) melakukan polling</w:t>
@@ -12856,6 +13843,7 @@
       <w:r>
         <w:rPr>
           <w:rFonts w:ascii="Arial" w:hAnsi="Arial"/>
+          <w:b w:val="0"/>
           <w:i/>
           <w:sz w:val="20"/>
         </w:rPr>
@@ -12864,6 +13852,7 @@
       <w:r>
         <w:rPr>
           <w:rFonts w:ascii="Arial" w:hAnsi="Arial"/>
+          <w:b w:val="0"/>
           <w:sz w:val="20"/>
         </w:rPr>
         <w:t xml:space="preserve">timeout) </w:t>
@@ -12871,6 +13860,7 @@
       <w:r>
         <w:rPr>
           <w:rFonts w:ascii="Arial" w:hAnsi="Arial"/>
+          <w:b w:val="0"/>
           <w:sz w:val="20"/>
         </w:rPr>
         <w:t>$$0.25</w:t>
@@ -12880,6 +13870,7 @@
       <w:r>
         <w:rPr>
           <w:rFonts w:ascii="Arial" w:hAnsi="Arial"/>
+          <w:b w:val="0"/>
           <w:sz w:val="20"/>
         </w:rPr>
         <w:t>.</w:t>
@@ -12887,18 +13878,21 @@
     </w:p>
     <w:p>
       <w:pPr>
-        <w:spacing w:after="60"/>
+        <w:spacing w:after="60" w:line="276" w:lineRule="auto"/>
         <w:ind w:left="567" w:hanging="340"/>
       </w:pPr>
       <w:r>
         <w:rPr>
-          <w:b/>
+          <w:rFonts w:ascii="Arial" w:hAnsi="Arial"/>
+          <w:b w:val="0"/>
+          <w:sz w:val="20"/>
         </w:rPr>
         <w:t xml:space="preserve">2.  </w:t>
       </w:r>
       <w:r>
         <w:rPr>
           <w:rFonts w:ascii="Arial" w:hAnsi="Arial"/>
+          <w:b w:val="0"/>
           <w:i/>
           <w:sz w:val="20"/>
         </w:rPr>
@@ -12907,6 +13901,7 @@
       <w:r>
         <w:rPr>
           <w:rFonts w:ascii="Arial" w:hAnsi="Arial"/>
+          <w:b w:val="0"/>
           <w:sz w:val="20"/>
         </w:rPr>
         <w:t xml:space="preserve">: Pesan </w:t>
@@ -12914,6 +13909,7 @@
       <w:r>
         <w:rPr>
           <w:rFonts w:ascii="Consolas" w:hAnsi="Consolas"/>
+          <w:b w:val="0"/>
           <w:sz w:val="19"/>
         </w:rPr>
         <w:t>SCALED_IMU2</w:t>
@@ -12921,6 +13917,7 @@
       <w:r>
         <w:rPr>
           <w:rFonts w:ascii="Arial" w:hAnsi="Arial"/>
+          <w:b w:val="0"/>
           <w:sz w:val="20"/>
         </w:rPr>
         <w:t xml:space="preserve"> atau </w:t>
@@ -12928,6 +13925,7 @@
       <w:r>
         <w:rPr>
           <w:rFonts w:ascii="Consolas" w:hAnsi="Consolas"/>
+          <w:b w:val="0"/>
           <w:sz w:val="19"/>
         </w:rPr>
         <w:t>RAW_IMU</w:t>
@@ -12935,6 +13933,7 @@
       <w:r>
         <w:rPr>
           <w:rFonts w:ascii="Arial" w:hAnsi="Arial"/>
+          <w:b w:val="0"/>
           <w:sz w:val="20"/>
         </w:rPr>
         <w:t xml:space="preserve"> diekstraksi untuk memperoleh percepatan linier tiga sumbu (</w:t>
@@ -12942,6 +13941,7 @@
       <w:r>
         <w:rPr>
           <w:rFonts w:ascii="Arial" w:hAnsi="Arial"/>
+          <w:b w:val="0"/>
           <w:sz w:val="20"/>
         </w:rPr>
         <w:t>$$a_x, a_y, a_z$$</w:t>
@@ -12949,6 +13949,7 @@
       <w:r>
         <w:rPr>
           <w:rFonts w:ascii="Arial" w:hAnsi="Arial"/>
+          <w:b w:val="0"/>
           <w:sz w:val="20"/>
         </w:rPr>
         <w:t>) dan kecepatan sudut (</w:t>
@@ -12956,6 +13957,7 @@
       <w:r>
         <w:rPr>
           <w:rFonts w:ascii="Arial" w:hAnsi="Arial"/>
+          <w:b w:val="0"/>
           <w:sz w:val="20"/>
         </w:rPr>
         <w:t>$$p, q, r$$</w:t>
@@ -12963,6 +13965,7 @@
       <w:r>
         <w:rPr>
           <w:rFonts w:ascii="Arial" w:hAnsi="Arial"/>
+          <w:b w:val="0"/>
           <w:sz w:val="20"/>
         </w:rPr>
         <w:t xml:space="preserve">). Pesan </w:t>
@@ -12970,6 +13973,7 @@
       <w:r>
         <w:rPr>
           <w:rFonts w:ascii="Consolas" w:hAnsi="Consolas"/>
+          <w:b w:val="0"/>
           <w:sz w:val="19"/>
         </w:rPr>
         <w:t>ATTITUDE</w:t>
@@ -12977,6 +13981,7 @@
       <w:r>
         <w:rPr>
           <w:rFonts w:ascii="Arial" w:hAnsi="Arial"/>
+          <w:b w:val="0"/>
           <w:sz w:val="20"/>
         </w:rPr>
         <w:t xml:space="preserve"> diekstraksi untuk memperoleh orientasi Euler (</w:t>
@@ -12984,6 +13989,7 @@
       <w:r>
         <w:rPr>
           <w:rFonts w:ascii="Arial" w:hAnsi="Arial"/>
+          <w:b w:val="0"/>
           <w:sz w:val="20"/>
         </w:rPr>
         <w:t xml:space="preserve">$$\phi, </w:t>
@@ -12993,6 +13999,7 @@
       <w:r>
         <w:rPr>
           <w:rFonts w:ascii="Arial" w:hAnsi="Arial"/>
+          <w:b w:val="0"/>
           <w:sz w:val="20"/>
         </w:rPr>
         <w:t xml:space="preserve">). Pesan </w:t>
@@ -13000,6 +14007,7 @@
       <w:r>
         <w:rPr>
           <w:rFonts w:ascii="Consolas" w:hAnsi="Consolas"/>
+          <w:b w:val="0"/>
           <w:sz w:val="19"/>
         </w:rPr>
         <w:t>SCALED_PRESSURE2</w:t>
@@ -13007,6 +14015,7 @@
       <w:r>
         <w:rPr>
           <w:rFonts w:ascii="Arial" w:hAnsi="Arial"/>
+          <w:b w:val="0"/>
           <w:sz w:val="20"/>
         </w:rPr>
         <w:t xml:space="preserve"> diekstraksi untuk memperoleh tekanan absolut subsea (</w:t>
@@ -13014,6 +14023,7 @@
       <w:r>
         <w:rPr>
           <w:rFonts w:ascii="Arial" w:hAnsi="Arial"/>
+          <w:b w:val="0"/>
           <w:sz w:val="20"/>
         </w:rPr>
         <w:t>$$P_{</w:t>
@@ -13023,6 +14033,7 @@
       <w:r>
         <w:rPr>
           <w:rFonts w:ascii="Arial" w:hAnsi="Arial"/>
+          <w:b w:val="0"/>
           <w:sz w:val="20"/>
         </w:rPr>
         <w:t xml:space="preserve">). Pesan </w:t>
@@ -13030,6 +14041,7 @@
       <w:r>
         <w:rPr>
           <w:rFonts w:ascii="Consolas" w:hAnsi="Consolas"/>
+          <w:b w:val="0"/>
           <w:sz w:val="19"/>
         </w:rPr>
         <w:t>SERVO_OUTPUT_RAW</w:t>
@@ -13037,6 +14049,7 @@
       <w:r>
         <w:rPr>
           <w:rFonts w:ascii="Arial" w:hAnsi="Arial"/>
+          <w:b w:val="0"/>
           <w:sz w:val="20"/>
         </w:rPr>
         <w:t xml:space="preserve"> diekstraksi untuk merekam sinyal PWM dari delapan pendorong secara simultan.</w:t>
@@ -13044,19 +14057,22 @@
     </w:p>
     <w:p>
       <w:pPr>
-        <w:spacing w:after="60"/>
+        <w:spacing w:after="60" w:line="276" w:lineRule="auto"/>
         <w:ind w:left="567" w:hanging="340"/>
       </w:pPr>
       <w:r>
         <w:rPr>
-          <w:b/>
+          <w:rFonts w:ascii="Arial" w:hAnsi="Arial"/>
+          <w:b w:val="0"/>
+          <w:sz w:val="20"/>
         </w:rPr>
         <w:t xml:space="preserve">3.  </w:t>
       </w:r>
       <w:r>
         <w:rPr>
           <w:rFonts w:ascii="Arial" w:hAnsi="Arial"/>
-          <w:b/>
+          <w:b w:val="0"/>
+          <w:i/>
           <w:sz w:val="20"/>
         </w:rPr>
         <w:t>Kalibrasi Tekanan Atmosfer Otomatis</w:t>
@@ -13064,6 +14080,7 @@
       <w:r>
         <w:rPr>
           <w:rFonts w:ascii="Arial" w:hAnsi="Arial"/>
+          <w:b w:val="0"/>
           <w:sz w:val="20"/>
         </w:rPr>
         <w:t>: Saat node diinisialisasi di permukaan air, sistem secara otomatis mengambil sampel baseline tekanan atmosfer sebanyak 10 sampel untuk mengkalibrasi tekanan udara lokal (</w:t>
@@ -13071,6 +14088,7 @@
       <w:r>
         <w:rPr>
           <w:rFonts w:ascii="Arial" w:hAnsi="Arial"/>
+          <w:b w:val="0"/>
           <w:sz w:val="20"/>
         </w:rPr>
         <w:t>$$P_{</w:t>
@@ -13080,6 +14098,7 @@
       <w:r>
         <w:rPr>
           <w:rFonts w:ascii="Arial" w:hAnsi="Arial"/>
+          <w:b w:val="0"/>
           <w:sz w:val="20"/>
         </w:rPr>
         <w:t>). Kedalaman subsea dihitung secara langsung menggunakan persamaan hidrostatik:</w:t>
@@ -13210,18 +14229,21 @@
     </w:p>
     <w:p>
       <w:pPr>
-        <w:spacing w:after="60"/>
+        <w:spacing w:after="60" w:line="276" w:lineRule="auto"/>
         <w:ind w:left="567" w:hanging="340"/>
       </w:pPr>
       <w:r>
         <w:rPr>
-          <w:b/>
+          <w:rFonts w:ascii="Arial" w:hAnsi="Arial"/>
+          <w:b w:val="0"/>
+          <w:sz w:val="20"/>
         </w:rPr>
         <w:t xml:space="preserve">1.  </w:t>
       </w:r>
       <w:r>
         <w:rPr>
           <w:rFonts w:ascii="Arial" w:hAnsi="Arial"/>
+          <w:b w:val="0"/>
           <w:i/>
           <w:sz w:val="20"/>
         </w:rPr>
@@ -13230,6 +14252,7 @@
       <w:r>
         <w:rPr>
           <w:rFonts w:ascii="Arial" w:hAnsi="Arial"/>
+          <w:b w:val="0"/>
           <w:sz w:val="20"/>
         </w:rPr>
         <w:t>: Citra RGB yang diterima didegradasi oleh partikel air dikonversi ke ruang warna CIE LAB. Saluran kecerahan (Luminance channel</w:t>
@@ -13237,6 +14260,7 @@
       <w:r>
         <w:rPr>
           <w:rFonts w:ascii="Arial" w:hAnsi="Arial"/>
+          <w:b w:val="0"/>
           <w:i/>
           <w:sz w:val="20"/>
         </w:rPr>
@@ -13245,6 +14269,7 @@
       <w:r>
         <w:rPr>
           <w:rFonts w:ascii="Arial" w:hAnsi="Arial"/>
+          <w:b w:val="0"/>
           <w:sz w:val="20"/>
         </w:rPr>
         <w:t>Contrast Limited Adaptive Histogram Equalization</w:t>
@@ -13252,6 +14277,7 @@
       <w:r>
         <w:rPr>
           <w:rFonts w:ascii="Arial" w:hAnsi="Arial"/>
+          <w:b w:val="0"/>
           <w:i/>
           <w:sz w:val="20"/>
         </w:rPr>
@@ -13260,6 +14286,7 @@
       <w:r>
         <w:rPr>
           <w:rFonts w:ascii="Arial" w:hAnsi="Arial"/>
+          <w:b w:val="0"/>
           <w:sz w:val="20"/>
         </w:rPr>
         <w:t>clip limit</w:t>
@@ -13267,6 +14294,7 @@
       <w:r>
         <w:rPr>
           <w:rFonts w:ascii="Arial" w:hAnsi="Arial"/>
+          <w:b w:val="0"/>
           <w:i/>
           <w:sz w:val="20"/>
         </w:rPr>
@@ -13275,6 +14303,7 @@
       <w:r>
         <w:rPr>
           <w:rFonts w:ascii="Arial" w:hAnsi="Arial"/>
+          <w:b w:val="0"/>
           <w:sz w:val="20"/>
         </w:rPr>
         <w:t xml:space="preserve">tile grid size) </w:t>
@@ -13282,6 +14311,7 @@
       <w:r>
         <w:rPr>
           <w:rFonts w:ascii="Arial" w:hAnsi="Arial"/>
+          <w:b w:val="0"/>
           <w:sz w:val="20"/>
         </w:rPr>
         <w:t xml:space="preserve">$$8 </w:t>
@@ -13291,6 +14321,7 @@
       <w:r>
         <w:rPr>
           <w:rFonts w:ascii="Arial" w:hAnsi="Arial"/>
+          <w:b w:val="0"/>
           <w:sz w:val="20"/>
         </w:rPr>
         <w:t>:</w:t>
@@ -13377,18 +14408,21 @@
     </w:p>
     <w:p>
       <w:pPr>
-        <w:spacing w:after="60"/>
+        <w:spacing w:after="60" w:line="276" w:lineRule="auto"/>
         <w:ind w:left="567" w:hanging="340"/>
       </w:pPr>
       <w:r>
         <w:rPr>
-          <w:b/>
+          <w:rFonts w:ascii="Arial" w:hAnsi="Arial"/>
+          <w:b w:val="0"/>
+          <w:sz w:val="20"/>
         </w:rPr>
         <w:t xml:space="preserve">2.  </w:t>
       </w:r>
       <w:r>
         <w:rPr>
           <w:rFonts w:ascii="Arial" w:hAnsi="Arial"/>
+          <w:b w:val="0"/>
           <w:i/>
           <w:sz w:val="20"/>
         </w:rPr>
@@ -13397,6 +14431,7 @@
       <w:r>
         <w:rPr>
           <w:rFonts w:ascii="Arial" w:hAnsi="Arial"/>
+          <w:b w:val="0"/>
           <w:sz w:val="20"/>
         </w:rPr>
         <w:t>: Citra yang telah ditingkatkan diumpankan ke arsitektur jaringan syaraf tiruan YOLO26 World</w:t>
@@ -13404,6 +14439,7 @@
       <w:r>
         <w:rPr>
           <w:rFonts w:ascii="Arial" w:hAnsi="Arial"/>
+          <w:b w:val="0"/>
           <w:i/>
           <w:sz w:val="20"/>
         </w:rPr>
@@ -13412,6 +14448,7 @@
       <w:r>
         <w:rPr>
           <w:rFonts w:ascii="Arial" w:hAnsi="Arial"/>
+          <w:b w:val="0"/>
           <w:sz w:val="20"/>
         </w:rPr>
         <w:t xml:space="preserve">fine-tuned 11 kelas bawah air) pada resolusi spasial </w:t>
@@ -13419,6 +14456,7 @@
       <w:r>
         <w:rPr>
           <w:rFonts w:ascii="Arial" w:hAnsi="Arial"/>
+          <w:b w:val="0"/>
           <w:sz w:val="20"/>
         </w:rPr>
         <w:t xml:space="preserve">$$1024 </w:t>
@@ -13428,6 +14466,7 @@
       <w:r>
         <w:rPr>
           <w:rFonts w:ascii="Arial" w:hAnsi="Arial"/>
+          <w:b w:val="0"/>
           <w:sz w:val="20"/>
         </w:rPr>
         <w:t xml:space="preserve"> piksel. Model dieksekusi dengan akselerasi perangkat keras GPU NVIDIA RTX 4070 Laptop (CUDA) menggunakan presisi floating point 16-bit (FP16). Keluaran deteksi berupa koordinat kotak pembatas (</w:t>
@@ -13435,6 +14474,7 @@
       <w:r>
         <w:rPr>
           <w:rFonts w:ascii="Arial" w:hAnsi="Arial"/>
+          <w:b w:val="0"/>
           <w:i/>
           <w:sz w:val="20"/>
         </w:rPr>
@@ -13443,6 +14483,7 @@
       <w:r>
         <w:rPr>
           <w:rFonts w:ascii="Arial" w:hAnsi="Arial"/>
+          <w:b w:val="0"/>
           <w:sz w:val="20"/>
         </w:rPr>
         <w:t>):</w:t>
@@ -13593,19 +14634,22 @@
     </w:p>
     <w:p>
       <w:pPr>
-        <w:spacing w:after="60"/>
+        <w:spacing w:after="60" w:line="276" w:lineRule="auto"/>
         <w:ind w:left="567" w:hanging="283"/>
       </w:pPr>
       <w:r>
         <w:rPr>
           <w:rFonts w:ascii="Arial" w:hAnsi="Arial"/>
+          <w:b w:val="0"/>
+          <w:sz w:val="20"/>
         </w:rPr>
         <w:t xml:space="preserve">•  </w:t>
       </w:r>
       <w:r>
         <w:rPr>
           <w:rFonts w:ascii="Arial" w:hAnsi="Arial"/>
-          <w:b/>
+          <w:b w:val="0"/>
+          <w:i/>
           <w:sz w:val="20"/>
         </w:rPr>
         <w:t>Vektor Keadaan 8D</w:t>
@@ -13613,6 +14657,7 @@
       <w:r>
         <w:rPr>
           <w:rFonts w:ascii="Arial" w:hAnsi="Arial"/>
+          <w:b w:val="0"/>
           <w:sz w:val="20"/>
         </w:rPr>
         <w:t>:</w:t>
@@ -13663,7 +14708,7 @@
       <w:r>
         <w:rPr>
           <w:rFonts w:ascii="Arial" w:hAnsi="Arial"/>
-          <w:b/>
+          <w:i/>
           <w:sz w:val="20"/>
         </w:rPr>
         <w:t>bounding box</w:t>
@@ -13722,19 +14767,22 @@
     </w:p>
     <w:p>
       <w:pPr>
-        <w:spacing w:after="60"/>
+        <w:spacing w:after="60" w:line="276" w:lineRule="auto"/>
         <w:ind w:left="567" w:hanging="283"/>
       </w:pPr>
       <w:r>
         <w:rPr>
           <w:rFonts w:ascii="Arial" w:hAnsi="Arial"/>
+          <w:b w:val="0"/>
+          <w:sz w:val="20"/>
         </w:rPr>
         <w:t xml:space="preserve">•  </w:t>
       </w:r>
       <w:r>
         <w:rPr>
           <w:rFonts w:ascii="Arial" w:hAnsi="Arial"/>
-          <w:b/>
+          <w:b w:val="0"/>
+          <w:i/>
           <w:sz w:val="20"/>
         </w:rPr>
         <w:t>Kovariansi Proses Stokastik CWNA</w:t>
@@ -13742,6 +14790,7 @@
       <w:r>
         <w:rPr>
           <w:rFonts w:ascii="Arial" w:hAnsi="Arial"/>
+          <w:b w:val="0"/>
           <w:sz w:val="20"/>
         </w:rPr>
         <w:t>:</w:t>
@@ -13902,19 +14951,22 @@
     </w:p>
     <w:p>
       <w:pPr>
-        <w:spacing w:after="60"/>
+        <w:spacing w:after="60" w:line="276" w:lineRule="auto"/>
         <w:ind w:left="567" w:hanging="283"/>
       </w:pPr>
       <w:r>
         <w:rPr>
           <w:rFonts w:ascii="Arial" w:hAnsi="Arial"/>
+          <w:b w:val="0"/>
+          <w:sz w:val="20"/>
         </w:rPr>
         <w:t xml:space="preserve">•  </w:t>
       </w:r>
       <w:r>
         <w:rPr>
           <w:rFonts w:ascii="Arial" w:hAnsi="Arial"/>
-          <w:b/>
+          <w:b w:val="0"/>
+          <w:i/>
           <w:sz w:val="20"/>
         </w:rPr>
         <w:t>Kovariansi Pengukuran Adaptif Berbobot Konfidensi</w:t>
@@ -13922,6 +14974,7 @@
       <w:r>
         <w:rPr>
           <w:rFonts w:ascii="Arial" w:hAnsi="Arial"/>
+          <w:b w:val="0"/>
           <w:sz w:val="20"/>
         </w:rPr>
         <w:t>:</w:t>
@@ -13994,18 +15047,21 @@
     </w:p>
     <w:p>
       <w:pPr>
-        <w:spacing w:after="60"/>
+        <w:spacing w:after="60" w:line="276" w:lineRule="auto"/>
         <w:ind w:left="567" w:hanging="283"/>
       </w:pPr>
       <w:r>
         <w:rPr>
           <w:rFonts w:ascii="Arial" w:hAnsi="Arial"/>
+          <w:b w:val="0"/>
+          <w:sz w:val="20"/>
         </w:rPr>
         <w:t xml:space="preserve">•  </w:t>
       </w:r>
       <w:r>
         <w:rPr>
           <w:rFonts w:ascii="Arial" w:hAnsi="Arial"/>
+          <w:b w:val="0"/>
           <w:i/>
           <w:sz w:val="20"/>
         </w:rPr>
@@ -14014,6 +15070,7 @@
       <w:r>
         <w:rPr>
           <w:rFonts w:ascii="Arial" w:hAnsi="Arial"/>
+          <w:b w:val="0"/>
           <w:sz w:val="20"/>
         </w:rPr>
         <w:t>Outlier Gating</w:t>
@@ -14021,6 +15078,7 @@
       <w:r>
         <w:rPr>
           <w:rFonts w:ascii="Arial" w:hAnsi="Arial"/>
+          <w:b w:val="0"/>
           <w:i/>
           <w:sz w:val="20"/>
         </w:rPr>
@@ -14029,6 +15087,7 @@
       <w:r>
         <w:rPr>
           <w:rFonts w:ascii="Arial" w:hAnsi="Arial"/>
+          <w:b w:val="0"/>
           <w:sz w:val="20"/>
         </w:rPr>
         <w:t>:</w:t>
@@ -14136,18 +15195,21 @@
     </w:p>
     <w:p>
       <w:pPr>
-        <w:spacing w:after="60"/>
+        <w:spacing w:after="60" w:line="276" w:lineRule="auto"/>
         <w:ind w:left="567" w:hanging="283"/>
       </w:pPr>
       <w:r>
         <w:rPr>
           <w:rFonts w:ascii="Arial" w:hAnsi="Arial"/>
+          <w:b w:val="0"/>
+          <w:sz w:val="20"/>
         </w:rPr>
         <w:t xml:space="preserve">•  </w:t>
       </w:r>
       <w:r>
         <w:rPr>
           <w:rFonts w:ascii="Arial" w:hAnsi="Arial"/>
+          <w:b w:val="0"/>
           <w:i/>
           <w:sz w:val="20"/>
         </w:rPr>
@@ -14156,6 +15218,7 @@
       <w:r>
         <w:rPr>
           <w:rFonts w:ascii="Arial" w:hAnsi="Arial"/>
+          <w:b w:val="0"/>
           <w:sz w:val="20"/>
         </w:rPr>
         <w:t>Occlusion Bridging):</w:t>
@@ -14223,7 +15286,7 @@
       <w:r>
         <w:rPr>
           <w:rFonts w:ascii="Arial" w:hAnsi="Arial"/>
-          <w:b/>
+          <w:i/>
           <w:sz w:val="20"/>
         </w:rPr>
         <w:t>dead-reckoning</w:t>
@@ -14353,7 +15416,7 @@
       <w:r>
         <w:rPr>
           <w:rFonts w:ascii="Arial" w:hAnsi="Arial"/>
-          <w:b/>
+          <w:i/>
           <w:sz w:val="20"/>
         </w:rPr>
         <w:t>companion computer</w:t>
@@ -14383,19 +15446,22 @@
     </w:p>
     <w:p>
       <w:pPr>
-        <w:spacing w:after="60"/>
+        <w:spacing w:after="60" w:line="276" w:lineRule="auto"/>
         <w:ind w:left="567" w:hanging="283"/>
       </w:pPr>
       <w:r>
         <w:rPr>
           <w:rFonts w:ascii="Arial" w:hAnsi="Arial"/>
+          <w:b w:val="0"/>
+          <w:sz w:val="20"/>
         </w:rPr>
         <w:t xml:space="preserve">•  </w:t>
       </w:r>
       <w:r>
         <w:rPr>
           <w:rFonts w:ascii="Arial" w:hAnsi="Arial"/>
-          <w:b/>
+          <w:b w:val="0"/>
+          <w:i/>
           <w:sz w:val="20"/>
         </w:rPr>
         <w:t>Vektor Keadaan Dinamika 9-Dimensi</w:t>
@@ -14403,6 +15469,7 @@
       <w:r>
         <w:rPr>
           <w:rFonts w:ascii="Arial" w:hAnsi="Arial"/>
+          <w:b w:val="0"/>
           <w:sz w:val="20"/>
         </w:rPr>
         <w:t>:</w:t>
@@ -14439,19 +15506,22 @@
     </w:p>
     <w:p>
       <w:pPr>
-        <w:spacing w:after="60"/>
+        <w:spacing w:after="60" w:line="276" w:lineRule="auto"/>
         <w:ind w:left="567" w:hanging="283"/>
       </w:pPr>
       <w:r>
         <w:rPr>
           <w:rFonts w:ascii="Arial" w:hAnsi="Arial"/>
+          <w:b w:val="0"/>
+          <w:sz w:val="20"/>
         </w:rPr>
         <w:t xml:space="preserve">•  </w:t>
       </w:r>
       <w:r>
         <w:rPr>
           <w:rFonts w:ascii="Arial" w:hAnsi="Arial"/>
-          <w:b/>
+          <w:b w:val="0"/>
+          <w:i/>
           <w:sz w:val="20"/>
         </w:rPr>
         <w:t>Vektor Pengukuran Multi-Sensor</w:t>
@@ -14459,6 +15529,7 @@
       <w:r>
         <w:rPr>
           <w:rFonts w:ascii="Arial" w:hAnsi="Arial"/>
+          <w:b w:val="0"/>
           <w:sz w:val="20"/>
         </w:rPr>
         <w:t>:</w:t>
@@ -14503,19 +15574,22 @@
     </w:p>
     <w:p>
       <w:pPr>
-        <w:spacing w:after="60"/>
+        <w:spacing w:after="60" w:line="276" w:lineRule="auto"/>
         <w:ind w:left="567" w:hanging="283"/>
       </w:pPr>
       <w:r>
         <w:rPr>
           <w:rFonts w:ascii="Arial" w:hAnsi="Arial"/>
+          <w:b w:val="0"/>
+          <w:sz w:val="20"/>
         </w:rPr>
         <w:t xml:space="preserve">•  </w:t>
       </w:r>
       <w:r>
         <w:rPr>
           <w:rFonts w:ascii="Arial" w:hAnsi="Arial"/>
-          <w:b/>
+          <w:b w:val="0"/>
+          <w:i/>
           <w:sz w:val="20"/>
         </w:rPr>
         <w:t>Linearisasi Analitis Matriks Transisi Kontinu $$\mathbf{F}$$</w:t>
@@ -14523,6 +15597,7 @@
       <w:r>
         <w:rPr>
           <w:rFonts w:ascii="Arial" w:hAnsi="Arial"/>
+          <w:b w:val="0"/>
           <w:sz w:val="20"/>
         </w:rPr>
         <w:t>:</w:t>
@@ -14750,18 +15825,21 @@
     </w:p>
     <w:p>
       <w:pPr>
-        <w:spacing w:after="60"/>
+        <w:spacing w:after="60" w:line="276" w:lineRule="auto"/>
         <w:ind w:left="567" w:hanging="283"/>
       </w:pPr>
       <w:r>
         <w:rPr>
           <w:rFonts w:ascii="Arial" w:hAnsi="Arial"/>
+          <w:b w:val="0"/>
+          <w:sz w:val="20"/>
         </w:rPr>
         <w:t xml:space="preserve">•  </w:t>
       </w:r>
       <w:r>
         <w:rPr>
           <w:rFonts w:ascii="Arial" w:hAnsi="Arial"/>
+          <w:b w:val="0"/>
           <w:i/>
           <w:sz w:val="20"/>
         </w:rPr>
@@ -14770,6 +15848,7 @@
       <w:r>
         <w:rPr>
           <w:rFonts w:ascii="Arial" w:hAnsi="Arial"/>
+          <w:b w:val="0"/>
           <w:sz w:val="20"/>
         </w:rPr>
         <w:t>:</w:t>
@@ -14876,18 +15955,21 @@
     </w:p>
     <w:p>
       <w:pPr>
-        <w:spacing w:after="60"/>
+        <w:spacing w:after="60" w:line="276" w:lineRule="auto"/>
         <w:ind w:left="567" w:hanging="283"/>
       </w:pPr>
       <w:r>
         <w:rPr>
           <w:rFonts w:ascii="Arial" w:hAnsi="Arial"/>
+          <w:b w:val="0"/>
+          <w:sz w:val="20"/>
         </w:rPr>
         <w:t xml:space="preserve">•  </w:t>
       </w:r>
       <w:r>
         <w:rPr>
           <w:rFonts w:ascii="Arial" w:hAnsi="Arial"/>
+          <w:b w:val="0"/>
           <w:i/>
           <w:sz w:val="20"/>
         </w:rPr>
@@ -14896,6 +15978,7 @@
       <w:r>
         <w:rPr>
           <w:rFonts w:ascii="Arial" w:hAnsi="Arial"/>
+          <w:b w:val="0"/>
           <w:sz w:val="20"/>
         </w:rPr>
         <w:t>:</w:t>
@@ -14903,18 +15986,21 @@
     </w:p>
     <w:p>
       <w:pPr>
-        <w:spacing w:after="60"/>
+        <w:spacing w:after="60" w:line="276" w:lineRule="auto"/>
         <w:ind w:left="567" w:hanging="340"/>
       </w:pPr>
       <w:r>
         <w:rPr>
-          <w:b/>
+          <w:rFonts w:ascii="Arial" w:hAnsi="Arial"/>
+          <w:b w:val="0"/>
+          <w:sz w:val="20"/>
         </w:rPr>
         <w:t xml:space="preserve">1.  </w:t>
       </w:r>
       <w:r>
         <w:rPr>
           <w:rFonts w:ascii="Arial" w:hAnsi="Arial"/>
+          <w:b w:val="0"/>
           <w:sz w:val="20"/>
         </w:rPr>
         <w:t xml:space="preserve">Wahana AUV diposisikan mengapung di depan target visual referensi (misalnya pelampung bawah air underwater buoy atau penanda berstruktur) pada jarak observasi nominal </w:t>
@@ -14922,6 +16008,7 @@
       <w:r>
         <w:rPr>
           <w:rFonts w:ascii="Arial" w:hAnsi="Arial"/>
+          <w:b w:val="0"/>
           <w:sz w:val="20"/>
         </w:rPr>
         <w:t>$$1.5 - 3.0</w:t>
@@ -14931,6 +16018,7 @@
       <w:r>
         <w:rPr>
           <w:rFonts w:ascii="Arial" w:hAnsi="Arial"/>
+          <w:b w:val="0"/>
           <w:sz w:val="20"/>
         </w:rPr>
         <w:t>.</w:t>
@@ -14938,18 +16026,21 @@
     </w:p>
     <w:p>
       <w:pPr>
-        <w:spacing w:after="60"/>
+        <w:spacing w:after="60" w:line="276" w:lineRule="auto"/>
         <w:ind w:left="567" w:hanging="340"/>
       </w:pPr>
       <w:r>
         <w:rPr>
-          <w:b/>
+          <w:rFonts w:ascii="Arial" w:hAnsi="Arial"/>
+          <w:b w:val="0"/>
+          <w:sz w:val="20"/>
         </w:rPr>
         <w:t xml:space="preserve">2.  </w:t>
       </w:r>
       <w:r>
         <w:rPr>
           <w:rFonts w:ascii="Arial" w:hAnsi="Arial"/>
+          <w:b w:val="0"/>
           <w:sz w:val="20"/>
         </w:rPr>
         <w:t>Target visual digerakkan secara dinamis mengikuti trajektori spasial acak pada bidang pandang kamera (</w:t>
@@ -14957,6 +16048,7 @@
       <w:r>
         <w:rPr>
           <w:rFonts w:ascii="Arial" w:hAnsi="Arial"/>
+          <w:b w:val="0"/>
           <w:sz w:val="20"/>
         </w:rPr>
         <w:t>$$xy$$</w:t>
@@ -14964,6 +16056,7 @@
       <w:r>
         <w:rPr>
           <w:rFonts w:ascii="Arial" w:hAnsi="Arial"/>
+          <w:b w:val="0"/>
           <w:sz w:val="20"/>
         </w:rPr>
         <w:t xml:space="preserve">) dan variasi jarak maju-mundur (perubahan skala area </w:t>
@@ -14971,6 +16064,7 @@
       <w:r>
         <w:rPr>
           <w:rFonts w:ascii="Arial" w:hAnsi="Arial"/>
+          <w:b w:val="0"/>
           <w:sz w:val="20"/>
         </w:rPr>
         <w:t>$$s$$</w:t>
@@ -14978,6 +16072,7 @@
       <w:r>
         <w:rPr>
           <w:rFonts w:ascii="Arial" w:hAnsi="Arial"/>
+          <w:b w:val="0"/>
           <w:sz w:val="20"/>
         </w:rPr>
         <w:t>).</w:t>
@@ -14985,18 +16080,21 @@
     </w:p>
     <w:p>
       <w:pPr>
-        <w:spacing w:after="60"/>
+        <w:spacing w:after="60" w:line="276" w:lineRule="auto"/>
         <w:ind w:left="567" w:hanging="340"/>
       </w:pPr>
       <w:r>
         <w:rPr>
-          <w:b/>
+          <w:rFonts w:ascii="Arial" w:hAnsi="Arial"/>
+          <w:b w:val="0"/>
+          <w:sz w:val="20"/>
         </w:rPr>
         <w:t xml:space="preserve">3.  </w:t>
       </w:r>
       <w:r>
         <w:rPr>
           <w:rFonts w:ascii="Arial" w:hAnsi="Arial"/>
+          <w:b w:val="0"/>
           <w:i/>
           <w:sz w:val="20"/>
         </w:rPr>
@@ -15005,6 +16103,7 @@
       <w:r>
         <w:rPr>
           <w:rFonts w:ascii="Arial" w:hAnsi="Arial"/>
+          <w:b w:val="0"/>
           <w:sz w:val="20"/>
         </w:rPr>
         <w:t>: Untuk menguji ketahanan filter terhadap turbiditas dan fluktuasi pencahayaan, sinyal deteksi kotak pembatas YOLO diinjeksikan derau acak Gaussian dengan variansi spasial terkontrol:</w:t>
@@ -15061,18 +16160,21 @@
     </w:p>
     <w:p>
       <w:pPr>
-        <w:spacing w:after="60"/>
+        <w:spacing w:after="60" w:line="276" w:lineRule="auto"/>
         <w:ind w:left="567" w:hanging="340"/>
       </w:pPr>
       <w:r>
         <w:rPr>
-          <w:b/>
+          <w:rFonts w:ascii="Arial" w:hAnsi="Arial"/>
+          <w:b w:val="0"/>
+          <w:sz w:val="20"/>
         </w:rPr>
         <w:t xml:space="preserve">4.  </w:t>
       </w:r>
       <w:r>
         <w:rPr>
           <w:rFonts w:ascii="Arial" w:hAnsi="Arial"/>
+          <w:b w:val="0"/>
           <w:i/>
           <w:sz w:val="20"/>
         </w:rPr>
@@ -15081,6 +16183,7 @@
       <w:r>
         <w:rPr>
           <w:rFonts w:ascii="Arial" w:hAnsi="Arial"/>
+          <w:b w:val="0"/>
           <w:sz w:val="20"/>
         </w:rPr>
         <w:t>: Selama interval waktu pelacakan detik ke-</w:t>
@@ -15088,6 +16191,7 @@
       <w:r>
         <w:rPr>
           <w:rFonts w:ascii="Arial" w:hAnsi="Arial"/>
+          <w:b w:val="0"/>
           <w:sz w:val="20"/>
         </w:rPr>
         <w:t>$$10$$</w:t>
@@ -15095,6 +16199,7 @@
       <w:r>
         <w:rPr>
           <w:rFonts w:ascii="Arial" w:hAnsi="Arial"/>
+          <w:b w:val="0"/>
           <w:sz w:val="20"/>
         </w:rPr>
         <w:t xml:space="preserve"> hingga detik ke-</w:t>
@@ -15102,6 +16207,7 @@
       <w:r>
         <w:rPr>
           <w:rFonts w:ascii="Arial" w:hAnsi="Arial"/>
+          <w:b w:val="0"/>
           <w:sz w:val="20"/>
         </w:rPr>
         <w:t>$$11.5$$</w:t>
@@ -15109,6 +16215,7 @@
       <w:r>
         <w:rPr>
           <w:rFonts w:ascii="Arial" w:hAnsi="Arial"/>
+          <w:b w:val="0"/>
           <w:sz w:val="20"/>
         </w:rPr>
         <w:t xml:space="preserve"> (sebanyak </w:t>
@@ -15116,6 +16223,7 @@
       <w:r>
         <w:rPr>
           <w:rFonts w:ascii="Arial" w:hAnsi="Arial"/>
+          <w:b w:val="0"/>
           <w:sz w:val="20"/>
         </w:rPr>
         <w:t>$$45$$</w:t>
@@ -15123,6 +16231,7 @@
       <w:r>
         <w:rPr>
           <w:rFonts w:ascii="Arial" w:hAnsi="Arial"/>
+          <w:b w:val="0"/>
           <w:sz w:val="20"/>
         </w:rPr>
         <w:t xml:space="preserve"> frame beruntun), aliran bounding box dari YOLO dihentikan secara artifisial (</w:t>
@@ -15130,6 +16239,7 @@
       <w:r>
         <w:rPr>
           <w:rFonts w:ascii="Arial" w:hAnsi="Arial"/>
+          <w:b w:val="0"/>
           <w:sz w:val="20"/>
         </w:rPr>
         <w:t>$$</w:t>
@@ -15139,6 +16249,7 @@
       <w:r>
         <w:rPr>
           <w:rFonts w:ascii="Arial" w:hAnsi="Arial"/>
+          <w:b w:val="0"/>
           <w:sz w:val="20"/>
         </w:rPr>
         <w:t>) untuk merepresentasikan kondisi target terhalang total oleh awan gelembung atau partikel sedimen pekat.</w:t>
@@ -15146,18 +16257,21 @@
     </w:p>
     <w:p>
       <w:pPr>
-        <w:spacing w:after="60"/>
+        <w:spacing w:after="60" w:line="276" w:lineRule="auto"/>
         <w:ind w:left="567" w:hanging="340"/>
       </w:pPr>
       <w:r>
         <w:rPr>
-          <w:b/>
+          <w:rFonts w:ascii="Arial" w:hAnsi="Arial"/>
+          <w:b w:val="0"/>
+          <w:sz w:val="20"/>
         </w:rPr>
         <w:t xml:space="preserve">5.  </w:t>
       </w:r>
       <w:r>
         <w:rPr>
           <w:rFonts w:ascii="Arial" w:hAnsi="Arial"/>
+          <w:b w:val="0"/>
           <w:sz w:val="20"/>
         </w:rPr>
         <w:t>Sinyal trajektori hasil penapisan Kalman dibandingkan secara kuantitatif terhadap sinyal koordinat deteksi mentah (raw YOLO detection) dan posisi kebenaran dasar (</w:t>
@@ -15165,6 +16279,7 @@
       <w:r>
         <w:rPr>
           <w:rFonts w:ascii="Arial" w:hAnsi="Arial"/>
+          <w:b w:val="0"/>
           <w:i/>
           <w:sz w:val="20"/>
         </w:rPr>
@@ -15173,6 +16288,7 @@
       <w:r>
         <w:rPr>
           <w:rFonts w:ascii="Arial" w:hAnsi="Arial"/>
+          <w:b w:val="0"/>
           <w:sz w:val="20"/>
         </w:rPr>
         <w:t>).</w:t>
@@ -15207,18 +16323,21 @@
     </w:p>
     <w:p>
       <w:pPr>
-        <w:spacing w:after="60"/>
+        <w:spacing w:after="60" w:line="276" w:lineRule="auto"/>
         <w:ind w:left="567" w:hanging="283"/>
       </w:pPr>
       <w:r>
         <w:rPr>
           <w:rFonts w:ascii="Arial" w:hAnsi="Arial"/>
+          <w:b w:val="0"/>
+          <w:sz w:val="20"/>
         </w:rPr>
         <w:t xml:space="preserve">•  </w:t>
       </w:r>
       <w:r>
         <w:rPr>
           <w:rFonts w:ascii="Arial" w:hAnsi="Arial"/>
+          <w:b w:val="0"/>
           <w:i/>
           <w:sz w:val="20"/>
         </w:rPr>
@@ -15227,6 +16346,7 @@
       <w:r>
         <w:rPr>
           <w:rFonts w:ascii="Arial" w:hAnsi="Arial"/>
+          <w:b w:val="0"/>
           <w:sz w:val="20"/>
         </w:rPr>
         <w:t>:</w:t>
@@ -15234,18 +16354,21 @@
     </w:p>
     <w:p>
       <w:pPr>
-        <w:spacing w:after="60"/>
+        <w:spacing w:after="60" w:line="276" w:lineRule="auto"/>
         <w:ind w:left="567" w:hanging="340"/>
       </w:pPr>
       <w:r>
         <w:rPr>
-          <w:b/>
+          <w:rFonts w:ascii="Arial" w:hAnsi="Arial"/>
+          <w:b w:val="0"/>
+          <w:sz w:val="20"/>
         </w:rPr>
         <w:t xml:space="preserve">1.  </w:t>
       </w:r>
       <w:r>
         <w:rPr>
           <w:rFonts w:ascii="Arial" w:hAnsi="Arial"/>
+          <w:b w:val="0"/>
           <w:sz w:val="20"/>
         </w:rPr>
         <w:t>Wahana dioperasikan dalam lingkungan simulasi Gazebo Harmonic dan diarahkan menjalankan serangkaian manuver uji standar:</w:t>
@@ -15253,18 +16376,21 @@
     </w:p>
     <w:p>
       <w:pPr>
-        <w:spacing w:after="60"/>
+        <w:spacing w:after="60" w:line="276" w:lineRule="auto"/>
         <w:ind w:left="567" w:hanging="283"/>
       </w:pPr>
       <w:r>
         <w:rPr>
           <w:rFonts w:ascii="Arial" w:hAnsi="Arial"/>
+          <w:b w:val="0"/>
+          <w:sz w:val="20"/>
         </w:rPr>
         <w:t xml:space="preserve">•  </w:t>
       </w:r>
       <w:r>
         <w:rPr>
           <w:rFonts w:ascii="Arial" w:hAnsi="Arial"/>
+          <w:b w:val="0"/>
           <w:i/>
           <w:sz w:val="20"/>
         </w:rPr>
@@ -15273,6 +16399,7 @@
       <w:r>
         <w:rPr>
           <w:rFonts w:ascii="Arial" w:hAnsi="Arial"/>
+          <w:b w:val="0"/>
           <w:sz w:val="20"/>
         </w:rPr>
         <w:t xml:space="preserve">: Wahana dipercepat dari diam hingga mencapai kecepatan jelajah </w:t>
@@ -15280,6 +16407,7 @@
       <w:r>
         <w:rPr>
           <w:rFonts w:ascii="Arial" w:hAnsi="Arial"/>
+          <w:b w:val="0"/>
           <w:sz w:val="20"/>
         </w:rPr>
         <w:t>$$u = 1.0</w:t>
@@ -15289,6 +16417,7 @@
       <w:r>
         <w:rPr>
           <w:rFonts w:ascii="Arial" w:hAnsi="Arial"/>
+          <w:b w:val="0"/>
           <w:sz w:val="20"/>
         </w:rPr>
         <w:t>.</w:t>
@@ -15296,18 +16425,21 @@
     </w:p>
     <w:p>
       <w:pPr>
-        <w:spacing w:after="60"/>
+        <w:spacing w:after="60" w:line="276" w:lineRule="auto"/>
         <w:ind w:left="567" w:hanging="283"/>
       </w:pPr>
       <w:r>
         <w:rPr>
           <w:rFonts w:ascii="Arial" w:hAnsi="Arial"/>
+          <w:b w:val="0"/>
+          <w:sz w:val="20"/>
         </w:rPr>
         <w:t xml:space="preserve">•  </w:t>
       </w:r>
       <w:r>
         <w:rPr>
           <w:rFonts w:ascii="Arial" w:hAnsi="Arial"/>
+          <w:b w:val="0"/>
           <w:i/>
           <w:sz w:val="20"/>
         </w:rPr>
@@ -15316,6 +16448,7 @@
       <w:r>
         <w:rPr>
           <w:rFonts w:ascii="Arial" w:hAnsi="Arial"/>
+          <w:b w:val="0"/>
           <w:sz w:val="20"/>
         </w:rPr>
         <w:t xml:space="preserve">: Wahana diberi perintah kecepatan sudut yaw </w:t>
@@ -15323,6 +16456,7 @@
       <w:r>
         <w:rPr>
           <w:rFonts w:ascii="Arial" w:hAnsi="Arial"/>
+          <w:b w:val="0"/>
           <w:sz w:val="20"/>
         </w:rPr>
         <w:t>$$r = 0.5</w:t>
@@ -15332,6 +16466,7 @@
       <w:r>
         <w:rPr>
           <w:rFonts w:ascii="Arial" w:hAnsi="Arial"/>
+          <w:b w:val="0"/>
           <w:sz w:val="20"/>
         </w:rPr>
         <w:t xml:space="preserve"> secara simultan dengan kecepatan surge </w:t>
@@ -15339,6 +16474,7 @@
       <w:r>
         <w:rPr>
           <w:rFonts w:ascii="Arial" w:hAnsi="Arial"/>
+          <w:b w:val="0"/>
           <w:sz w:val="20"/>
         </w:rPr>
         <w:t>$$u = 0.8</w:t>
@@ -15348,6 +16484,7 @@
       <w:r>
         <w:rPr>
           <w:rFonts w:ascii="Arial" w:hAnsi="Arial"/>
+          <w:b w:val="0"/>
           <w:sz w:val="20"/>
         </w:rPr>
         <w:t>.</w:t>
@@ -15355,18 +16492,21 @@
     </w:p>
     <w:p>
       <w:pPr>
-        <w:spacing w:after="60"/>
+        <w:spacing w:after="60" w:line="276" w:lineRule="auto"/>
         <w:ind w:left="567" w:hanging="283"/>
       </w:pPr>
       <w:r>
         <w:rPr>
           <w:rFonts w:ascii="Arial" w:hAnsi="Arial"/>
+          <w:b w:val="0"/>
+          <w:sz w:val="20"/>
         </w:rPr>
         <w:t xml:space="preserve">•  </w:t>
       </w:r>
       <w:r>
         <w:rPr>
           <w:rFonts w:ascii="Arial" w:hAnsi="Arial"/>
+          <w:b w:val="0"/>
           <w:i/>
           <w:sz w:val="20"/>
         </w:rPr>
@@ -15375,6 +16515,7 @@
       <w:r>
         <w:rPr>
           <w:rFonts w:ascii="Arial" w:hAnsi="Arial"/>
+          <w:b w:val="0"/>
           <w:sz w:val="20"/>
         </w:rPr>
         <w:t>: Wahana diarahkan mempertahankan sudut tukik tertentu (</w:t>
@@ -15382,6 +16523,7 @@
       <w:r>
         <w:rPr>
           <w:rFonts w:ascii="Arial" w:hAnsi="Arial"/>
+          <w:b w:val="0"/>
           <w:sz w:val="20"/>
         </w:rPr>
         <w:t>$$</w:t>
@@ -15391,6 +16533,7 @@
       <w:r>
         <w:rPr>
           <w:rFonts w:ascii="Arial" w:hAnsi="Arial"/>
+          <w:b w:val="0"/>
           <w:sz w:val="20"/>
         </w:rPr>
         <w:t>) untuk inspeksi dasar perairan sembari bermanuver melintang (swaying).</w:t>
@@ -15398,18 +16541,21 @@
     </w:p>
     <w:p>
       <w:pPr>
-        <w:spacing w:after="60"/>
+        <w:spacing w:after="60" w:line="276" w:lineRule="auto"/>
         <w:ind w:left="567" w:hanging="340"/>
       </w:pPr>
       <w:r>
         <w:rPr>
-          <w:b/>
+          <w:rFonts w:ascii="Arial" w:hAnsi="Arial"/>
+          <w:b w:val="0"/>
+          <w:sz w:val="20"/>
         </w:rPr>
         <w:t xml:space="preserve">2.  </w:t>
       </w:r>
       <w:r>
         <w:rPr>
           <w:rFonts w:ascii="Arial" w:hAnsi="Arial"/>
+          <w:b w:val="0"/>
           <w:i/>
           <w:sz w:val="20"/>
         </w:rPr>
@@ -15418,6 +16564,7 @@
       <w:r>
         <w:rPr>
           <w:rFonts w:ascii="Arial" w:hAnsi="Arial"/>
+          <w:b w:val="0"/>
           <w:sz w:val="20"/>
         </w:rPr>
         <w:t>Ocean Current Disturbance): Pada detik ke-</w:t>
@@ -15425,6 +16572,7 @@
       <w:r>
         <w:rPr>
           <w:rFonts w:ascii="Arial" w:hAnsi="Arial"/>
+          <w:b w:val="0"/>
           <w:sz w:val="20"/>
         </w:rPr>
         <w:t>$$15$$</w:t>
@@ -15432,6 +16580,7 @@
       <w:r>
         <w:rPr>
           <w:rFonts w:ascii="Arial" w:hAnsi="Arial"/>
+          <w:b w:val="0"/>
           <w:sz w:val="20"/>
         </w:rPr>
         <w:t>, fluida virtual Gazebo diinjeksikan vektor arus laut konstan:</w:t>
@@ -15497,18 +16646,21 @@
     </w:p>
     <w:p>
       <w:pPr>
-        <w:spacing w:after="60"/>
+        <w:spacing w:after="60" w:line="276" w:lineRule="auto"/>
         <w:ind w:left="567" w:hanging="340"/>
       </w:pPr>
       <w:r>
         <w:rPr>
-          <w:b/>
+          <w:rFonts w:ascii="Arial" w:hAnsi="Arial"/>
+          <w:b w:val="0"/>
+          <w:sz w:val="20"/>
         </w:rPr>
         <w:t xml:space="preserve">3.  </w:t>
       </w:r>
       <w:r>
         <w:rPr>
           <w:rFonts w:ascii="Arial" w:hAnsi="Arial"/>
+          <w:b w:val="0"/>
           <w:sz w:val="20"/>
         </w:rPr>
         <w:t>Modul EKF merekonstruksi estimasi kecepatan bodi $$\hat{\boldsymbol{</w:t>
@@ -15544,18 +16696,21 @@
     </w:p>
     <w:p>
       <w:pPr>
-        <w:spacing w:after="60"/>
+        <w:spacing w:after="60" w:line="276" w:lineRule="auto"/>
         <w:ind w:left="567" w:hanging="340"/>
       </w:pPr>
       <w:r>
         <w:rPr>
-          <w:b/>
+          <w:rFonts w:ascii="Arial" w:hAnsi="Arial"/>
+          <w:b w:val="0"/>
+          <w:sz w:val="20"/>
         </w:rPr>
         <w:t xml:space="preserve">4.  </w:t>
       </w:r>
       <w:r>
         <w:rPr>
           <w:rFonts w:ascii="Arial" w:hAnsi="Arial"/>
+          <w:b w:val="0"/>
           <w:sz w:val="20"/>
         </w:rPr>
         <w:t xml:space="preserve">Sinyal gaya dorong kompensasi dari alokasi Moore-Penrose dievaluasi untuk membuktikan peredaman momen Munk pada wahana </w:t>
@@ -15563,7 +16718,8 @@
       <w:r>
         <w:rPr>
           <w:rFonts w:ascii="Arial" w:hAnsi="Arial"/>
-          <w:b/>
+          <w:b w:val="0"/>
+          <w:i/>
           <w:sz w:val="20"/>
         </w:rPr>
         <w:t>over-actuated</w:t>
@@ -15571,6 +16727,7 @@
       <w:r>
         <w:rPr>
           <w:rFonts w:ascii="Arial" w:hAnsi="Arial"/>
+          <w:b w:val="0"/>
           <w:sz w:val="20"/>
         </w:rPr>
         <w:t xml:space="preserve"> 8-pendorong dibandingkan dengan wahana konvensional </w:t>
@@ -15578,6 +16735,7 @@
       <w:r>
         <w:rPr>
           <w:rFonts w:ascii="Arial" w:hAnsi="Arial"/>
+          <w:b w:val="0"/>
           <w:i/>
           <w:sz w:val="20"/>
         </w:rPr>
@@ -15586,6 +16744,7 @@
       <w:r>
         <w:rPr>
           <w:rFonts w:ascii="Arial" w:hAnsi="Arial"/>
+          <w:b w:val="0"/>
           <w:sz w:val="20"/>
         </w:rPr>
         <w:t xml:space="preserve"> 6-pendorong [21], [32].</w:t>
@@ -15697,18 +16856,21 @@
     </w:p>
     <w:p>
       <w:pPr>
-        <w:spacing w:after="60"/>
+        <w:spacing w:after="60" w:line="276" w:lineRule="auto"/>
         <w:ind w:left="567" w:hanging="283"/>
       </w:pPr>
       <w:r>
         <w:rPr>
           <w:rFonts w:ascii="Arial" w:hAnsi="Arial"/>
+          <w:b w:val="0"/>
+          <w:sz w:val="20"/>
         </w:rPr>
         <w:t xml:space="preserve">•  </w:t>
       </w:r>
       <w:r>
         <w:rPr>
           <w:rFonts w:ascii="Arial" w:hAnsi="Arial"/>
+          <w:b w:val="0"/>
           <w:i/>
           <w:sz w:val="20"/>
         </w:rPr>
@@ -15717,6 +16879,7 @@
       <w:r>
         <w:rPr>
           <w:rFonts w:ascii="Arial" w:hAnsi="Arial"/>
+          <w:b w:val="0"/>
           <w:sz w:val="20"/>
         </w:rPr>
         <w:t>:</w:t>
@@ -15724,18 +16887,21 @@
     </w:p>
     <w:p>
       <w:pPr>
-        <w:spacing w:after="60"/>
+        <w:spacing w:after="60" w:line="276" w:lineRule="auto"/>
         <w:ind w:left="567" w:hanging="340"/>
       </w:pPr>
       <w:r>
         <w:rPr>
-          <w:b/>
+          <w:rFonts w:ascii="Arial" w:hAnsi="Arial"/>
+          <w:b w:val="0"/>
+          <w:sz w:val="20"/>
         </w:rPr>
         <w:t xml:space="preserve">1.  </w:t>
       </w:r>
       <w:r>
         <w:rPr>
           <w:rFonts w:ascii="Arial" w:hAnsi="Arial"/>
+          <w:b w:val="0"/>
           <w:sz w:val="20"/>
         </w:rPr>
         <w:t>Menggunakan modul pewaktu presisi tinggi hardware timer Python (</w:t>
@@ -15743,6 +16909,7 @@
       <w:r>
         <w:rPr>
           <w:rFonts w:ascii="Consolas" w:hAnsi="Consolas"/>
+          <w:b w:val="0"/>
           <w:sz w:val="19"/>
         </w:rPr>
         <w:t>time.perf_counter_ns()</w:t>
@@ -15750,6 +16917,7 @@
       <w:r>
         <w:rPr>
           <w:rFonts w:ascii="Arial" w:hAnsi="Arial"/>
+          <w:b w:val="0"/>
           <w:sz w:val="20"/>
         </w:rPr>
         <w:t xml:space="preserve">), dilakukan pencatatan durasi komputasi mikrodetik pada setiap segmen pipeline selama </w:t>
@@ -15757,6 +16925,7 @@
       <w:r>
         <w:rPr>
           <w:rFonts w:ascii="Arial" w:hAnsi="Arial"/>
+          <w:b w:val="0"/>
           <w:sz w:val="20"/>
         </w:rPr>
         <w:t>$$1.000$$</w:t>
@@ -15764,6 +16933,7 @@
       <w:r>
         <w:rPr>
           <w:rFonts w:ascii="Arial" w:hAnsi="Arial"/>
+          <w:b w:val="0"/>
           <w:sz w:val="20"/>
         </w:rPr>
         <w:t xml:space="preserve"> siklus eksekusi beruntun:</w:t>
@@ -15771,18 +16941,21 @@
     </w:p>
     <w:p>
       <w:pPr>
-        <w:spacing w:after="60"/>
+        <w:spacing w:after="60" w:line="276" w:lineRule="auto"/>
         <w:ind w:left="567" w:hanging="283"/>
       </w:pPr>
       <w:r>
         <w:rPr>
           <w:rFonts w:ascii="Arial" w:hAnsi="Arial"/>
+          <w:b w:val="0"/>
+          <w:sz w:val="20"/>
         </w:rPr>
         <w:t xml:space="preserve">•  </w:t>
       </w:r>
       <w:r>
         <w:rPr>
           <w:rFonts w:ascii="Arial" w:hAnsi="Arial"/>
+          <w:b w:val="0"/>
           <w:sz w:val="20"/>
         </w:rPr>
         <w:t xml:space="preserve">Waktu akuisisi dan dekode frame citra UDP: </w:t>
@@ -15790,6 +16963,7 @@
       <w:r>
         <w:rPr>
           <w:rFonts w:ascii="Arial" w:hAnsi="Arial"/>
+          <w:b w:val="0"/>
           <w:sz w:val="20"/>
         </w:rPr>
         <w:t>$$t_{</w:t>
@@ -15799,18 +16973,21 @@
     </w:p>
     <w:p>
       <w:pPr>
-        <w:spacing w:after="60"/>
+        <w:spacing w:after="60" w:line="276" w:lineRule="auto"/>
         <w:ind w:left="567" w:hanging="283"/>
       </w:pPr>
       <w:r>
         <w:rPr>
           <w:rFonts w:ascii="Arial" w:hAnsi="Arial"/>
+          <w:b w:val="0"/>
+          <w:sz w:val="20"/>
         </w:rPr>
         <w:t xml:space="preserve">•  </w:t>
       </w:r>
       <w:r>
         <w:rPr>
           <w:rFonts w:ascii="Arial" w:hAnsi="Arial"/>
+          <w:b w:val="0"/>
           <w:sz w:val="20"/>
         </w:rPr>
         <w:t xml:space="preserve">Waktu prapemrosesan adaptif CLAHE: </w:t>
@@ -15818,6 +16995,7 @@
       <w:r>
         <w:rPr>
           <w:rFonts w:ascii="Arial" w:hAnsi="Arial"/>
+          <w:b w:val="0"/>
           <w:sz w:val="20"/>
         </w:rPr>
         <w:t>$$t_{</w:t>
@@ -15827,18 +17005,21 @@
     </w:p>
     <w:p>
       <w:pPr>
-        <w:spacing w:after="60"/>
+        <w:spacing w:after="60" w:line="276" w:lineRule="auto"/>
         <w:ind w:left="567" w:hanging="283"/>
       </w:pPr>
       <w:r>
         <w:rPr>
           <w:rFonts w:ascii="Arial" w:hAnsi="Arial"/>
+          <w:b w:val="0"/>
+          <w:sz w:val="20"/>
         </w:rPr>
         <w:t xml:space="preserve">•  </w:t>
       </w:r>
       <w:r>
         <w:rPr>
           <w:rFonts w:ascii="Arial" w:hAnsi="Arial"/>
+          <w:b w:val="0"/>
           <w:sz w:val="20"/>
         </w:rPr>
         <w:t xml:space="preserve">Waktu inferensi forward-pass jaringan syaraf YOLO26 World: </w:t>
@@ -15846,6 +17027,7 @@
       <w:r>
         <w:rPr>
           <w:rFonts w:ascii="Arial" w:hAnsi="Arial"/>
+          <w:b w:val="0"/>
           <w:sz w:val="20"/>
         </w:rPr>
         <w:t>$$t_{</w:t>
@@ -15855,18 +17037,21 @@
     </w:p>
     <w:p>
       <w:pPr>
-        <w:spacing w:after="60"/>
+        <w:spacing w:after="60" w:line="276" w:lineRule="auto"/>
         <w:ind w:left="567" w:hanging="283"/>
       </w:pPr>
       <w:r>
         <w:rPr>
           <w:rFonts w:ascii="Arial" w:hAnsi="Arial"/>
+          <w:b w:val="0"/>
+          <w:sz w:val="20"/>
         </w:rPr>
         <w:t xml:space="preserve">•  </w:t>
       </w:r>
       <w:r>
         <w:rPr>
           <w:rFonts w:ascii="Arial" w:hAnsi="Arial"/>
+          <w:b w:val="0"/>
           <w:sz w:val="20"/>
         </w:rPr>
         <w:t xml:space="preserve">Waktu eksekusi prediksi dan pembaruan penapis visual 8D: </w:t>
@@ -15874,6 +17059,7 @@
       <w:r>
         <w:rPr>
           <w:rFonts w:ascii="Arial" w:hAnsi="Arial"/>
+          <w:b w:val="0"/>
           <w:sz w:val="20"/>
         </w:rPr>
         <w:t>$$t_{</w:t>
@@ -15883,18 +17069,21 @@
     </w:p>
     <w:p>
       <w:pPr>
-        <w:spacing w:after="60"/>
+        <w:spacing w:after="60" w:line="276" w:lineRule="auto"/>
         <w:ind w:left="567" w:hanging="283"/>
       </w:pPr>
       <w:r>
         <w:rPr>
           <w:rFonts w:ascii="Arial" w:hAnsi="Arial"/>
+          <w:b w:val="0"/>
+          <w:sz w:val="20"/>
         </w:rPr>
         <w:t xml:space="preserve">•  </w:t>
       </w:r>
       <w:r>
         <w:rPr>
           <w:rFonts w:ascii="Arial" w:hAnsi="Arial"/>
+          <w:b w:val="0"/>
           <w:sz w:val="20"/>
         </w:rPr>
         <w:t xml:space="preserve">Waktu enkapsulasi paket MAVLink dan transmisi tether: </w:t>
@@ -15902,6 +17091,7 @@
       <w:r>
         <w:rPr>
           <w:rFonts w:ascii="Arial" w:hAnsi="Arial"/>
+          <w:b w:val="0"/>
           <w:sz w:val="20"/>
         </w:rPr>
         <w:t>$$t_{</w:t>
@@ -15911,18 +17101,21 @@
     </w:p>
     <w:p>
       <w:pPr>
-        <w:spacing w:after="60"/>
+        <w:spacing w:after="60" w:line="276" w:lineRule="auto"/>
         <w:ind w:left="567" w:hanging="283"/>
       </w:pPr>
       <w:r>
         <w:rPr>
           <w:rFonts w:ascii="Arial" w:hAnsi="Arial"/>
+          <w:b w:val="0"/>
+          <w:sz w:val="20"/>
         </w:rPr>
         <w:t xml:space="preserve">•  </w:t>
       </w:r>
       <w:r>
         <w:rPr>
           <w:rFonts w:ascii="Arial" w:hAnsi="Arial"/>
+          <w:b w:val="0"/>
           <w:sz w:val="20"/>
         </w:rPr>
         <w:t xml:space="preserve">Waktu siklus eksekusi EKF dinamika pada Raspberry Pi 4B: </w:t>
@@ -15930,6 +17123,7 @@
       <w:r>
         <w:rPr>
           <w:rFonts w:ascii="Arial" w:hAnsi="Arial"/>
+          <w:b w:val="0"/>
           <w:sz w:val="20"/>
         </w:rPr>
         <w:t>$$t_{</w:t>
@@ -15939,18 +17133,21 @@
     </w:p>
     <w:p>
       <w:pPr>
-        <w:spacing w:after="60"/>
+        <w:spacing w:after="60" w:line="276" w:lineRule="auto"/>
         <w:ind w:left="567" w:hanging="340"/>
       </w:pPr>
       <w:r>
         <w:rPr>
-          <w:b/>
+          <w:rFonts w:ascii="Arial" w:hAnsi="Arial"/>
+          <w:b w:val="0"/>
+          <w:sz w:val="20"/>
         </w:rPr>
         <w:t xml:space="preserve">2.  </w:t>
       </w:r>
       <w:r>
         <w:rPr>
           <w:rFonts w:ascii="Arial" w:hAnsi="Arial"/>
+          <w:b w:val="0"/>
           <w:sz w:val="20"/>
         </w:rPr>
         <w:t>Data waktu komputasi dianalisis secara statistik untuk menentukan nilai rerata (</w:t>
@@ -15958,6 +17155,7 @@
       <w:r>
         <w:rPr>
           <w:rFonts w:ascii="Arial" w:hAnsi="Arial"/>
+          <w:b w:val="0"/>
           <w:i/>
           <w:sz w:val="20"/>
         </w:rPr>
@@ -15966,6 +17164,7 @@
       <w:r>
         <w:rPr>
           <w:rFonts w:ascii="Arial" w:hAnsi="Arial"/>
+          <w:b w:val="0"/>
           <w:sz w:val="20"/>
         </w:rPr>
         <w:t>jitter</w:t>
@@ -15973,6 +17172,7 @@
       <w:r>
         <w:rPr>
           <w:rFonts w:ascii="Arial" w:hAnsi="Arial"/>
+          <w:b w:val="0"/>
           <w:i/>
           <w:sz w:val="20"/>
         </w:rPr>
@@ -15981,6 +17181,7 @@
       <w:r>
         <w:rPr>
           <w:rFonts w:ascii="Arial" w:hAnsi="Arial"/>
+          <w:b w:val="0"/>
           <w:sz w:val="20"/>
         </w:rPr>
         <w:t>worst-case execution time / WCET).</w:t>
@@ -16319,898 +17520,6 @@
           <w:sz w:val="20"/>
         </w:rPr>
         <w:t>) sesaat setelah target visual muncul kembali dari oklusi total.</w:t>
-      </w:r>
-    </w:p>
-    <w:p>
-      <w:pPr>
-        <w:spacing w:before="200" w:after="80"/>
-      </w:pPr>
-      <w:r>
-        <w:rPr>
-          <w:rFonts w:ascii="Arial" w:hAnsi="Arial"/>
-          <w:b/>
-          <w:sz w:val="20"/>
-        </w:rPr>
-        <w:t>Daftar Pustaka (Bab III)</w:t>
-      </w:r>
-    </w:p>
-    <w:p>
-      <w:pPr>
-        <w:spacing w:after="60"/>
-        <w:ind w:left="567" w:hanging="283"/>
-      </w:pPr>
-      <w:r>
-        <w:rPr>
-          <w:rFonts w:ascii="Arial" w:hAnsi="Arial"/>
-        </w:rPr>
-        <w:t xml:space="preserve">•  </w:t>
-      </w:r>
-      <w:r>
-        <w:rPr>
-          <w:rFonts w:ascii="Arial" w:hAnsi="Arial"/>
-          <w:i/>
-          <w:sz w:val="20"/>
-        </w:rPr>
-        <w:t>[1]</w:t>
-      </w:r>
-      <w:r>
-        <w:rPr>
-          <w:rFonts w:ascii="Arial" w:hAnsi="Arial"/>
-          <w:sz w:val="20"/>
-        </w:rPr>
-        <w:t xml:space="preserve"> Ahmed, F., Xiang, X., Jiang, C., &amp; Wang, Y. (2023). Survey on Traditional and AI-Based Estimation Techniques for Hydrodynamic Coefficients of Autonomous Underwater Vehicle. Ocean Engineering, 268, 113300. https://doi.org/10.1016/j.oceaneng.2023.113300</w:t>
-      </w:r>
-    </w:p>
-    <w:p>
-      <w:pPr>
-        <w:spacing w:after="60"/>
-        <w:ind w:left="567" w:hanging="283"/>
-      </w:pPr>
-      <w:r>
-        <w:rPr>
-          <w:rFonts w:ascii="Arial" w:hAnsi="Arial"/>
-        </w:rPr>
-        <w:t xml:space="preserve">•  </w:t>
-      </w:r>
-      <w:r>
-        <w:rPr>
-          <w:rFonts w:ascii="Arial" w:hAnsi="Arial"/>
-          <w:i/>
-          <w:sz w:val="20"/>
-        </w:rPr>
-        <w:t>[2]</w:t>
-      </w:r>
-      <w:r>
-        <w:rPr>
-          <w:rFonts w:ascii="Arial" w:hAnsi="Arial"/>
-          <w:sz w:val="20"/>
-        </w:rPr>
-        <w:t xml:space="preserve"> Alinei-Poiană, T., Rețe, D., Martinovici, D., Maer, V. M., &amp; Bușoniu, L. (2024). A BlueROV2-Based Platform for Underwater Mapping Experiments. IFAC-PapersOnLine, 58(20), 470–475. https://doi.org/10.1016/j.ifacol.2024.10.098</w:t>
-      </w:r>
-    </w:p>
-    <w:p>
-      <w:pPr>
-        <w:spacing w:after="60"/>
-        <w:ind w:left="567" w:hanging="283"/>
-      </w:pPr>
-      <w:r>
-        <w:rPr>
-          <w:rFonts w:ascii="Arial" w:hAnsi="Arial"/>
-        </w:rPr>
-        <w:t xml:space="preserve">•  </w:t>
-      </w:r>
-      <w:r>
-        <w:rPr>
-          <w:rFonts w:ascii="Arial" w:hAnsi="Arial"/>
-          <w:i/>
-          <w:sz w:val="20"/>
-        </w:rPr>
-        <w:t>[3]</w:t>
-      </w:r>
-      <w:r>
-        <w:rPr>
-          <w:rFonts w:ascii="Arial" w:hAnsi="Arial"/>
-          <w:sz w:val="20"/>
-        </w:rPr>
-        <w:t xml:space="preserve"> Blue Robotics (2024). BlueROV2 Heavy Configuration Retrofit Operating Guide and Technical Specifications. Blue Robotics Inc., Torrance, CA, USA.</w:t>
-      </w:r>
-    </w:p>
-    <w:p>
-      <w:pPr>
-        <w:spacing w:after="60"/>
-        <w:ind w:left="567" w:hanging="283"/>
-      </w:pPr>
-      <w:r>
-        <w:rPr>
-          <w:rFonts w:ascii="Arial" w:hAnsi="Arial"/>
-        </w:rPr>
-        <w:t xml:space="preserve">•  </w:t>
-      </w:r>
-      <w:r>
-        <w:rPr>
-          <w:rFonts w:ascii="Arial" w:hAnsi="Arial"/>
-          <w:i/>
-          <w:sz w:val="20"/>
-        </w:rPr>
-        <w:t>[4]</w:t>
-      </w:r>
-      <w:r>
-        <w:rPr>
-          <w:rFonts w:ascii="Arial" w:hAnsi="Arial"/>
-          <w:sz w:val="20"/>
-        </w:rPr>
-        <w:t xml:space="preserve"> de Moraes, C. C., Faltinsen, O. M., Esperança, P. T. T., Sphaier, S. H., &amp; Lugni, C. (2025). Free-Surface Interaction of a Fully Appendaged AUV: An Experimental Study Using the Planar Motion Mechanism Method for Calculating Hydrodynamic Coefficients. Ocean Engineering, 324, 120562. https://doi.org/10.1016/j.oceaneng.2025.120562</w:t>
-      </w:r>
-    </w:p>
-    <w:p>
-      <w:pPr>
-        <w:spacing w:after="60"/>
-        <w:ind w:left="567" w:hanging="283"/>
-      </w:pPr>
-      <w:r>
-        <w:rPr>
-          <w:rFonts w:ascii="Arial" w:hAnsi="Arial"/>
-        </w:rPr>
-        <w:t xml:space="preserve">•  </w:t>
-      </w:r>
-      <w:r>
-        <w:rPr>
-          <w:rFonts w:ascii="Arial" w:hAnsi="Arial"/>
-          <w:i/>
-          <w:sz w:val="20"/>
-        </w:rPr>
-        <w:t>[5]</w:t>
-      </w:r>
-      <w:r>
-        <w:rPr>
-          <w:rFonts w:ascii="Arial" w:hAnsi="Arial"/>
-          <w:sz w:val="20"/>
-        </w:rPr>
-        <w:t xml:space="preserve"> Det Norske Veritas (DNV) (2021). Environmental Conditions and Environmental Loads / Modelling and Analysis of Marine Operations. Recommended Practice DNVGL-RP-N103, Oslo, Norway.</w:t>
-      </w:r>
-    </w:p>
-    <w:p>
-      <w:pPr>
-        <w:spacing w:after="60"/>
-        <w:ind w:left="567" w:hanging="283"/>
-      </w:pPr>
-      <w:r>
-        <w:rPr>
-          <w:rFonts w:ascii="Arial" w:hAnsi="Arial"/>
-        </w:rPr>
-        <w:t xml:space="preserve">•  </w:t>
-      </w:r>
-      <w:r>
-        <w:rPr>
-          <w:rFonts w:ascii="Arial" w:hAnsi="Arial"/>
-          <w:i/>
-          <w:sz w:val="20"/>
-        </w:rPr>
-        <w:t>[6]</w:t>
-      </w:r>
-      <w:r>
-        <w:rPr>
-          <w:rFonts w:ascii="Arial" w:hAnsi="Arial"/>
-          <w:sz w:val="20"/>
-        </w:rPr>
-        <w:t xml:space="preserve"> Fan, Y., Dong, H., Zhao, X., &amp; Denissenko, P. (2024). Path-Following Control of Unmanned Underwater Vehicle Based on an Improved TD3 Deep Reinforcement Learning. IEEE Transactions on Control Systems Technology, 32(5), 1904–1919. https://doi.org/10.1109/TCST.2024.3382741</w:t>
-      </w:r>
-    </w:p>
-    <w:p>
-      <w:pPr>
-        <w:spacing w:after="60"/>
-        <w:ind w:left="567" w:hanging="283"/>
-      </w:pPr>
-      <w:r>
-        <w:rPr>
-          <w:rFonts w:ascii="Arial" w:hAnsi="Arial"/>
-        </w:rPr>
-        <w:t xml:space="preserve">•  </w:t>
-      </w:r>
-      <w:r>
-        <w:rPr>
-          <w:rFonts w:ascii="Arial" w:hAnsi="Arial"/>
-          <w:i/>
-          <w:sz w:val="20"/>
-        </w:rPr>
-        <w:t>[7]</w:t>
-      </w:r>
-      <w:r>
-        <w:rPr>
-          <w:rFonts w:ascii="Arial" w:hAnsi="Arial"/>
-          <w:sz w:val="20"/>
-        </w:rPr>
-        <w:t xml:space="preserve"> Fossen, T. I. (2021). Handbook of Marine Craft Hydrodynamics and Motion Control. John Wiley &amp; Sons, 2nd Edition, Hoboken, NJ, USA.</w:t>
-      </w:r>
-    </w:p>
-    <w:p>
-      <w:pPr>
-        <w:spacing w:after="60"/>
-        <w:ind w:left="567" w:hanging="283"/>
-      </w:pPr>
-      <w:r>
-        <w:rPr>
-          <w:rFonts w:ascii="Arial" w:hAnsi="Arial"/>
-        </w:rPr>
-        <w:t xml:space="preserve">•  </w:t>
-      </w:r>
-      <w:r>
-        <w:rPr>
-          <w:rFonts w:ascii="Arial" w:hAnsi="Arial"/>
-          <w:i/>
-          <w:sz w:val="20"/>
-        </w:rPr>
-        <w:t>[8]</w:t>
-      </w:r>
-      <w:r>
-        <w:rPr>
-          <w:rFonts w:ascii="Arial" w:hAnsi="Arial"/>
-          <w:sz w:val="20"/>
-        </w:rPr>
-        <w:t xml:space="preserve"> Franchi, M., Ridolfi, A., &amp; Allotta, B. (2022). Tethered Multi-Robot Systems in Marine Environments: A Review. Current Robotics Reports, 3(4), 229–239. https://doi.org/10.1007/s43154-022-00091-x</w:t>
-      </w:r>
-    </w:p>
-    <w:p>
-      <w:pPr>
-        <w:spacing w:after="60"/>
-        <w:ind w:left="567" w:hanging="283"/>
-      </w:pPr>
-      <w:r>
-        <w:rPr>
-          <w:rFonts w:ascii="Arial" w:hAnsi="Arial"/>
-        </w:rPr>
-        <w:t xml:space="preserve">•  </w:t>
-      </w:r>
-      <w:r>
-        <w:rPr>
-          <w:rFonts w:ascii="Arial" w:hAnsi="Arial"/>
-          <w:i/>
-          <w:sz w:val="20"/>
-        </w:rPr>
-        <w:t>[9]</w:t>
-      </w:r>
-      <w:r>
-        <w:rPr>
-          <w:rFonts w:ascii="Arial" w:hAnsi="Arial"/>
-          <w:sz w:val="20"/>
-        </w:rPr>
-        <w:t xml:space="preserve"> Gaggero, P., Corradini, F., &amp; Fossen, T. I. (2024). Tracking Data of a Remotely Operated Vehicle and Its Tether Using a Motion Capture System and a Tension Sensor. Scientific Data, 11, 482. https://doi.org/10.1038/s41597-024-03297-7</w:t>
-      </w:r>
-    </w:p>
-    <w:p>
-      <w:pPr>
-        <w:spacing w:after="60"/>
-        <w:ind w:left="567" w:hanging="283"/>
-      </w:pPr>
-      <w:r>
-        <w:rPr>
-          <w:rFonts w:ascii="Arial" w:hAnsi="Arial"/>
-        </w:rPr>
-        <w:t xml:space="preserve">•  </w:t>
-      </w:r>
-      <w:r>
-        <w:rPr>
-          <w:rFonts w:ascii="Arial" w:hAnsi="Arial"/>
-          <w:i/>
-          <w:sz w:val="20"/>
-        </w:rPr>
-        <w:t>[11]</w:t>
-      </w:r>
-      <w:r>
-        <w:rPr>
-          <w:rFonts w:ascii="Arial" w:hAnsi="Arial"/>
-          <w:sz w:val="20"/>
-        </w:rPr>
-        <w:t xml:space="preserve"> Gieraths, M., Kuchelmeister, F., &amp; Albiez, J. (2023). Modular Hardware Architecture for the Development of Underwater Vehicles Based on Systems Engineering. Sensors, 23(17), 7481. https://doi.org/10.3390/s23177481</w:t>
-      </w:r>
-    </w:p>
-    <w:p>
-      <w:pPr>
-        <w:spacing w:after="60"/>
-        <w:ind w:left="567" w:hanging="283"/>
-      </w:pPr>
-      <w:r>
-        <w:rPr>
-          <w:rFonts w:ascii="Arial" w:hAnsi="Arial"/>
-        </w:rPr>
-        <w:t xml:space="preserve">•  </w:t>
-      </w:r>
-      <w:r>
-        <w:rPr>
-          <w:rFonts w:ascii="Arial" w:hAnsi="Arial"/>
-          <w:i/>
-          <w:sz w:val="20"/>
-        </w:rPr>
-        <w:t>[12]</w:t>
-      </w:r>
-      <w:r>
-        <w:rPr>
-          <w:rFonts w:ascii="Arial" w:hAnsi="Arial"/>
-          <w:sz w:val="20"/>
-        </w:rPr>
-        <w:t xml:space="preserve"> Hong, L., Wang, X., &amp; Zhang, D. (2024). CFD-Based Hydrodynamic Performance Investigation of Autonomous Underwater Vehicles: A Survey. Ocean Engineering, 305, 117911. https://doi.org/10.1016/j.oceaneng.2024.117911</w:t>
-      </w:r>
-    </w:p>
-    <w:p>
-      <w:pPr>
-        <w:spacing w:after="60"/>
-        <w:ind w:left="567" w:hanging="283"/>
-      </w:pPr>
-      <w:r>
-        <w:rPr>
-          <w:rFonts w:ascii="Arial" w:hAnsi="Arial"/>
-        </w:rPr>
-        <w:t xml:space="preserve">•  </w:t>
-      </w:r>
-      <w:r>
-        <w:rPr>
-          <w:rFonts w:ascii="Arial" w:hAnsi="Arial"/>
-          <w:i/>
-          <w:sz w:val="20"/>
-        </w:rPr>
-        <w:t>[14]</w:t>
-      </w:r>
-      <w:r>
-        <w:rPr>
-          <w:rFonts w:ascii="Arial" w:hAnsi="Arial"/>
-          <w:sz w:val="20"/>
-        </w:rPr>
-        <w:t xml:space="preserve"> Ismail, W. M., Hassan, A. E., Abdelhady, N. M., Hassan, N. A., Maged, S. A., &amp; Abdulhasieb, H. M. (2021). Design of Affordable Hybrid Underwater Vehicle Platform Using ArduSub &amp; Robot Operating System (ROS) for Marine Robotics Research. In Proceedings of the 5th IUGRC International Undergraduate Research Conference, Cairo, Egypt, pp. 96–102.</w:t>
-      </w:r>
-    </w:p>
-    <w:p>
-      <w:pPr>
-        <w:spacing w:after="60"/>
-        <w:ind w:left="567" w:hanging="283"/>
-      </w:pPr>
-      <w:r>
-        <w:rPr>
-          <w:rFonts w:ascii="Arial" w:hAnsi="Arial"/>
-        </w:rPr>
-        <w:t xml:space="preserve">•  </w:t>
-      </w:r>
-      <w:r>
-        <w:rPr>
-          <w:rFonts w:ascii="Arial" w:hAnsi="Arial"/>
-          <w:i/>
-          <w:sz w:val="20"/>
-        </w:rPr>
-        <w:t>[15]</w:t>
-      </w:r>
-      <w:r>
-        <w:rPr>
-          <w:rFonts w:ascii="Arial" w:hAnsi="Arial"/>
-          <w:sz w:val="20"/>
-        </w:rPr>
-        <w:t xml:space="preserve"> Karras, A. A., Charalampous, K., &amp; Kyriakopoulos, K. J. (2024). From Virtual Waters to Real Oceans: A Simulation-Driven Approach to ROV Control System Design. Journal of Marine Science and Engineering, 12(11), 1957. https://doi.org/10.3390/jmse12111957</w:t>
-      </w:r>
-    </w:p>
-    <w:p>
-      <w:pPr>
-        <w:spacing w:after="60"/>
-        <w:ind w:left="567" w:hanging="283"/>
-      </w:pPr>
-      <w:r>
-        <w:rPr>
-          <w:rFonts w:ascii="Arial" w:hAnsi="Arial"/>
-        </w:rPr>
-        <w:t xml:space="preserve">•  </w:t>
-      </w:r>
-      <w:r>
-        <w:rPr>
-          <w:rFonts w:ascii="Arial" w:hAnsi="Arial"/>
-          <w:i/>
-          <w:sz w:val="20"/>
-        </w:rPr>
-        <w:t>[16]</w:t>
-      </w:r>
-      <w:r>
-        <w:rPr>
-          <w:rFonts w:ascii="Arial" w:hAnsi="Arial"/>
-          <w:sz w:val="20"/>
-        </w:rPr>
-        <w:t xml:space="preserve"> Khalid, A., Sarwat, A., &amp; Riggs, H. (Eds.). (2024). Applications and Optimizations of Kalman Filter and Their Variants. IntechOpen, London, UK. https://doi.org/10.5772/intechopen.109154</w:t>
-      </w:r>
-    </w:p>
-    <w:p>
-      <w:pPr>
-        <w:spacing w:after="60"/>
-        <w:ind w:left="567" w:hanging="283"/>
-      </w:pPr>
-      <w:r>
-        <w:rPr>
-          <w:rFonts w:ascii="Arial" w:hAnsi="Arial"/>
-        </w:rPr>
-        <w:t xml:space="preserve">•  </w:t>
-      </w:r>
-      <w:r>
-        <w:rPr>
-          <w:rFonts w:ascii="Arial" w:hAnsi="Arial"/>
-          <w:i/>
-          <w:sz w:val="20"/>
-        </w:rPr>
-        <w:t>[17]</w:t>
-      </w:r>
-      <w:r>
-        <w:rPr>
-          <w:rFonts w:ascii="Arial" w:hAnsi="Arial"/>
-          <w:sz w:val="20"/>
-        </w:rPr>
-        <w:t xml:space="preserve"> Kim, Y. V. (Ed.). (2023). Kalman Filter - Engineering Applications. IntechOpen, London, UK. https://doi.org/10.5772/intechopen.100722</w:t>
-      </w:r>
-    </w:p>
-    <w:p>
-      <w:pPr>
-        <w:spacing w:after="60"/>
-        <w:ind w:left="567" w:hanging="283"/>
-      </w:pPr>
-      <w:r>
-        <w:rPr>
-          <w:rFonts w:ascii="Arial" w:hAnsi="Arial"/>
-        </w:rPr>
-        <w:t xml:space="preserve">•  </w:t>
-      </w:r>
-      <w:r>
-        <w:rPr>
-          <w:rFonts w:ascii="Arial" w:hAnsi="Arial"/>
-          <w:i/>
-          <w:sz w:val="20"/>
-        </w:rPr>
-        <w:t>[18]</w:t>
-      </w:r>
-      <w:r>
-        <w:rPr>
-          <w:rFonts w:ascii="Arial" w:hAnsi="Arial"/>
-          <w:sz w:val="20"/>
-        </w:rPr>
-        <w:t xml:space="preserve"> Llorente-Vidrio, D., Chavez-Galaviz, J., Fuentes-Aguilar, R. Q., Chairez, I., &amp; Mahmoudian, N. (2025). Robust Sliding-Mode Control of an Underwater ROV via Neural Differential Identification of Model Uncertainties. Ocean Engineering, 341, 122728. https://doi.org/10.1016/j.oceaneng.2025.122728</w:t>
-      </w:r>
-    </w:p>
-    <w:p>
-      <w:pPr>
-        <w:spacing w:after="60"/>
-        <w:ind w:left="567" w:hanging="283"/>
-      </w:pPr>
-      <w:r>
-        <w:rPr>
-          <w:rFonts w:ascii="Arial" w:hAnsi="Arial"/>
-        </w:rPr>
-        <w:t xml:space="preserve">•  </w:t>
-      </w:r>
-      <w:r>
-        <w:rPr>
-          <w:rFonts w:ascii="Arial" w:hAnsi="Arial"/>
-          <w:i/>
-          <w:sz w:val="20"/>
-        </w:rPr>
-        <w:t>[19]</w:t>
-      </w:r>
-      <w:r>
-        <w:rPr>
-          <w:rFonts w:ascii="Arial" w:hAnsi="Arial"/>
-          <w:sz w:val="20"/>
-        </w:rPr>
-        <w:t xml:space="preserve"> Mari, Z., Nawaf, M. M., &amp; Drap, P. (2026). Deep Reinforcement Learning for Autonomous Underwater Navigation: A Comparative Study with DWA and Digital Twin Validation. Sensors, 26(2), 512. https://doi.org/10.3390/s26020512</w:t>
-      </w:r>
-    </w:p>
-    <w:p>
-      <w:pPr>
-        <w:spacing w:after="60"/>
-        <w:ind w:left="567" w:hanging="283"/>
-      </w:pPr>
-      <w:r>
-        <w:rPr>
-          <w:rFonts w:ascii="Arial" w:hAnsi="Arial"/>
-        </w:rPr>
-        <w:t xml:space="preserve">•  </w:t>
-      </w:r>
-      <w:r>
-        <w:rPr>
-          <w:rFonts w:ascii="Arial" w:hAnsi="Arial"/>
-          <w:i/>
-          <w:sz w:val="20"/>
-        </w:rPr>
-        <w:t>[20]</w:t>
-      </w:r>
-      <w:r>
-        <w:rPr>
-          <w:rFonts w:ascii="Arial" w:hAnsi="Arial"/>
-          <w:sz w:val="20"/>
-        </w:rPr>
-        <w:t xml:space="preserve"> McIvor, E., Sklivanitis, G., &amp; Pados, D. A. (2024). A Generalizable Entity-Component-System Architecture for Underwater ROV Control. In IEEE/OES OCEANS 2024 - Singapore, pp. 1–7. https://doi.org/10.1109/OCEANS51537.2024.10682121</w:t>
-      </w:r>
-    </w:p>
-    <w:p>
-      <w:pPr>
-        <w:spacing w:after="60"/>
-        <w:ind w:left="567" w:hanging="283"/>
-      </w:pPr>
-      <w:r>
-        <w:rPr>
-          <w:rFonts w:ascii="Arial" w:hAnsi="Arial"/>
-        </w:rPr>
-        <w:t xml:space="preserve">•  </w:t>
-      </w:r>
-      <w:r>
-        <w:rPr>
-          <w:rFonts w:ascii="Arial" w:hAnsi="Arial"/>
-          <w:i/>
-          <w:sz w:val="20"/>
-        </w:rPr>
-        <w:t>[21]</w:t>
-      </w:r>
-      <w:r>
-        <w:rPr>
-          <w:rFonts w:ascii="Arial" w:hAnsi="Arial"/>
-          <w:sz w:val="20"/>
-        </w:rPr>
-        <w:t xml:space="preserve"> Ng, P., &amp; Krieg, M. (2024). Modifications to ArduSub That Improve BlueROV SITL Accuracy and Design of Hybrid Autopilot. Applied Sciences, 14(17), 7453. https://doi.org/10.3390/app14177453</w:t>
-      </w:r>
-    </w:p>
-    <w:p>
-      <w:pPr>
-        <w:spacing w:after="60"/>
-        <w:ind w:left="567" w:hanging="283"/>
-      </w:pPr>
-      <w:r>
-        <w:rPr>
-          <w:rFonts w:ascii="Arial" w:hAnsi="Arial"/>
-        </w:rPr>
-        <w:t xml:space="preserve">•  </w:t>
-      </w:r>
-      <w:r>
-        <w:rPr>
-          <w:rFonts w:ascii="Arial" w:hAnsi="Arial"/>
-          <w:i/>
-          <w:sz w:val="20"/>
-        </w:rPr>
-        <w:t>[25]</w:t>
-      </w:r>
-      <w:r>
-        <w:rPr>
-          <w:rFonts w:ascii="Arial" w:hAnsi="Arial"/>
-          <w:sz w:val="20"/>
-        </w:rPr>
-        <w:t xml:space="preserve"> Särkkä, S., &amp; Svensson, L. (2023). Bayesian Filtering and Smoothing. Cambridge University Press, 2nd Edition, Cambridge, UK. https://doi.org/10.1017/9781108910002</w:t>
-      </w:r>
-    </w:p>
-    <w:p>
-      <w:pPr>
-        <w:spacing w:after="60"/>
-        <w:ind w:left="567" w:hanging="283"/>
-      </w:pPr>
-      <w:r>
-        <w:rPr>
-          <w:rFonts w:ascii="Arial" w:hAnsi="Arial"/>
-        </w:rPr>
-        <w:t xml:space="preserve">•  </w:t>
-      </w:r>
-      <w:r>
-        <w:rPr>
-          <w:rFonts w:ascii="Arial" w:hAnsi="Arial"/>
-          <w:i/>
-          <w:sz w:val="20"/>
-        </w:rPr>
-        <w:t>[26]</w:t>
-      </w:r>
-      <w:r>
-        <w:rPr>
-          <w:rFonts w:ascii="Arial" w:hAnsi="Arial"/>
-          <w:sz w:val="20"/>
-        </w:rPr>
-        <w:t xml:space="preserve"> Song, P., Wei, Z., Zhang, J., &amp; Wang, X. (2023). Multi-Objective Shape Optimization of Autonomous Underwater Vehicle by Coupling CFD Simulation with Genetic Algorithm. Ocean Engineering, 280, 114686. https://doi.org/10.1016/j.oceaneng.2023.114686</w:t>
-      </w:r>
-    </w:p>
-    <w:p>
-      <w:pPr>
-        <w:spacing w:after="60"/>
-        <w:ind w:left="567" w:hanging="283"/>
-      </w:pPr>
-      <w:r>
-        <w:rPr>
-          <w:rFonts w:ascii="Arial" w:hAnsi="Arial"/>
-        </w:rPr>
-        <w:t xml:space="preserve">•  </w:t>
-      </w:r>
-      <w:r>
-        <w:rPr>
-          <w:rFonts w:ascii="Arial" w:hAnsi="Arial"/>
-          <w:i/>
-          <w:sz w:val="20"/>
-        </w:rPr>
-        <w:t>[28]</w:t>
-      </w:r>
-      <w:r>
-        <w:rPr>
-          <w:rFonts w:ascii="Arial" w:hAnsi="Arial"/>
-          <w:sz w:val="20"/>
-        </w:rPr>
-        <w:t xml:space="preserve"> Sun, Y., Wang, X., Zhang, Y., &amp; Chen, G. (2022). Nonlinear Dynamics of Novel Flight-Style Autonomous Underwater Vehicle with Bow Wings, Part I: ASE and CFD Based Estimations of Hydrodynamic Coefficients; Part II: Nonlinear Dynamic Modeling and Experimental Validations. Ocean Engineering, 266, 112836. https://doi.org/10.1016/j.oceaneng.2022.112836</w:t>
-      </w:r>
-    </w:p>
-    <w:p>
-      <w:pPr>
-        <w:spacing w:after="60"/>
-        <w:ind w:left="567" w:hanging="283"/>
-      </w:pPr>
-      <w:r>
-        <w:rPr>
-          <w:rFonts w:ascii="Arial" w:hAnsi="Arial"/>
-        </w:rPr>
-        <w:t xml:space="preserve">•  </w:t>
-      </w:r>
-      <w:r>
-        <w:rPr>
-          <w:rFonts w:ascii="Arial" w:hAnsi="Arial"/>
-          <w:i/>
-          <w:sz w:val="20"/>
-        </w:rPr>
-        <w:t>[29]</w:t>
-      </w:r>
-      <w:r>
-        <w:rPr>
-          <w:rFonts w:ascii="Arial" w:hAnsi="Arial"/>
-          <w:sz w:val="20"/>
-        </w:rPr>
-        <w:t xml:space="preserve"> Ulin-Avila, E., &amp; Ponce-Hernandez, J. (2021). Kalman Filter Estimation and Its Implementation</w:t>
-      </w:r>
-      <w:r>
-        <w:rPr>
-          <w:rFonts w:ascii="Arial" w:hAnsi="Arial"/>
-          <w:i/>
-          <w:sz w:val="20"/>
-        </w:rPr>
-        <w:t>. In</w:t>
-      </w:r>
-      <w:r>
-        <w:rPr>
-          <w:rFonts w:ascii="Arial" w:hAnsi="Arial"/>
-          <w:sz w:val="20"/>
-        </w:rPr>
-        <w:t>Adaptive Filtering - Recent Advances and Practical Implementation, IntechOpen, London, UK. https://doi.org/10.5772/intechopen.97406</w:t>
-      </w:r>
-    </w:p>
-    <w:p>
-      <w:pPr>
-        <w:spacing w:after="60"/>
-        <w:ind w:left="567" w:hanging="283"/>
-      </w:pPr>
-      <w:r>
-        <w:rPr>
-          <w:rFonts w:ascii="Arial" w:hAnsi="Arial"/>
-        </w:rPr>
-        <w:t xml:space="preserve">•  </w:t>
-      </w:r>
-      <w:r>
-        <w:rPr>
-          <w:rFonts w:ascii="Arial" w:hAnsi="Arial"/>
-          <w:i/>
-          <w:sz w:val="20"/>
-        </w:rPr>
-        <w:t>[30]</w:t>
-      </w:r>
-      <w:r>
-        <w:rPr>
-          <w:rFonts w:ascii="Arial" w:hAnsi="Arial"/>
-          <w:sz w:val="20"/>
-        </w:rPr>
-        <w:t xml:space="preserve"> Vögele, C., Schilling, M., &amp; Hildebrandt, M. (2022). Modularis: Modular Underwater Robot for Rapid Development and Validation of Autonomous Systems. In 2022 IEEE International Conference on Robotics and Biomimetics (ROBIO), pp. 2004–2010. https://doi.org/10.1109/ROBIO54168.2022.10011985</w:t>
-      </w:r>
-    </w:p>
-    <w:p>
-      <w:pPr>
-        <w:spacing w:after="60"/>
-        <w:ind w:left="567" w:hanging="283"/>
-      </w:pPr>
-      <w:r>
-        <w:rPr>
-          <w:rFonts w:ascii="Arial" w:hAnsi="Arial"/>
-        </w:rPr>
-        <w:t xml:space="preserve">•  </w:t>
-      </w:r>
-      <w:r>
-        <w:rPr>
-          <w:rFonts w:ascii="Arial" w:hAnsi="Arial"/>
-          <w:i/>
-          <w:sz w:val="20"/>
-        </w:rPr>
-        <w:t>[31]</w:t>
-      </w:r>
-      <w:r>
-        <w:rPr>
-          <w:rFonts w:ascii="Arial" w:hAnsi="Arial"/>
-          <w:sz w:val="20"/>
-        </w:rPr>
-        <w:t xml:space="preserve"> von Benzon, M., Sørensen, F. F., Uth, E., Jouffroy, J., Liniger, J., &amp; Pedersen, S. (2022). An Open-Source Benchmark Simulator: Control of a BlueROV2 Underwater Robot. Journal of Marine Science and Engineering, 10(12), 1898. https://doi.org/10.3390/jmse10121898</w:t>
-      </w:r>
-    </w:p>
-    <w:p>
-      <w:pPr>
-        <w:spacing w:after="60"/>
-        <w:ind w:left="567" w:hanging="283"/>
-      </w:pPr>
-      <w:r>
-        <w:rPr>
-          <w:rFonts w:ascii="Arial" w:hAnsi="Arial"/>
-        </w:rPr>
-        <w:t xml:space="preserve">•  </w:t>
-      </w:r>
-      <w:r>
-        <w:rPr>
-          <w:rFonts w:ascii="Arial" w:hAnsi="Arial"/>
-          <w:i/>
-          <w:sz w:val="20"/>
-        </w:rPr>
-        <w:t>[32]</w:t>
-      </w:r>
-      <w:r>
-        <w:rPr>
-          <w:rFonts w:ascii="Arial" w:hAnsi="Arial"/>
-          <w:sz w:val="20"/>
-        </w:rPr>
-        <w:t xml:space="preserve"> Vu, M. T., Le, T. H., Thanh, H. L. N. N., Huynh, T. T., Van, M., Hoang, Q. D., &amp; Do, T. D. (2021). Robust Position Control of an Over-Actuated Underwater Vehicle Under Model Uncertainties and Ocean Current Effects Using Dynamic Sliding Mode Surface and Optimal Allocation Control. Sensors, 21(3), 747. https://doi.org/10.3390/s21030747</w:t>
-      </w:r>
-    </w:p>
-    <w:p>
-      <w:pPr>
-        <w:spacing w:after="60"/>
-        <w:ind w:left="567" w:hanging="283"/>
-      </w:pPr>
-      <w:r>
-        <w:rPr>
-          <w:rFonts w:ascii="Arial" w:hAnsi="Arial"/>
-        </w:rPr>
-        <w:t xml:space="preserve">•  </w:t>
-      </w:r>
-      <w:r>
-        <w:rPr>
-          <w:rFonts w:ascii="Arial" w:hAnsi="Arial"/>
-          <w:i/>
-          <w:sz w:val="20"/>
-        </w:rPr>
-        <w:t>[34]</w:t>
-      </w:r>
-      <w:r>
-        <w:rPr>
-          <w:rFonts w:ascii="Arial" w:hAnsi="Arial"/>
-          <w:sz w:val="20"/>
-        </w:rPr>
-        <w:t xml:space="preserve"> Wei, X., Du, H., Yan, T., &amp; He, B. (2025). A Solution Method for Hydrodynamic Coefficients of Autonomous Underwater Vehicle Using Multi-Degree-of-Freedom Coupled Motion Data. Ocean Engineering, 341, 122653. https://doi.org/10.1016/j.oceaneng.2025.122653</w:t>
-      </w:r>
-    </w:p>
-    <w:p>
-      <w:pPr>
-        <w:spacing w:after="60"/>
-        <w:ind w:left="567" w:hanging="283"/>
-      </w:pPr>
-      <w:r>
-        <w:rPr>
-          <w:rFonts w:ascii="Arial" w:hAnsi="Arial"/>
-        </w:rPr>
-        <w:t xml:space="preserve">•  </w:t>
-      </w:r>
-      <w:r>
-        <w:rPr>
-          <w:rFonts w:ascii="Arial" w:hAnsi="Arial"/>
-          <w:i/>
-          <w:sz w:val="20"/>
-        </w:rPr>
-        <w:t>[35]</w:t>
-      </w:r>
-      <w:r>
-        <w:rPr>
-          <w:rFonts w:ascii="Arial" w:hAnsi="Arial"/>
-          <w:sz w:val="20"/>
-        </w:rPr>
-        <w:t xml:space="preserve"> Westman, E., Kaess, M., &amp; Hollinger, G. A. (2021). Towards Modular and Accessible AUV Systems. In 2021 IEEE Aerospace Conference (50100), pp. 1–10. https://doi.org/10.1109/AERO50100.2021.9438312</w:t>
-      </w:r>
-    </w:p>
-    <w:p>
-      <w:pPr>
-        <w:spacing w:after="60"/>
-        <w:ind w:left="567" w:hanging="283"/>
-      </w:pPr>
-      <w:r>
-        <w:rPr>
-          <w:rFonts w:ascii="Arial" w:hAnsi="Arial"/>
-        </w:rPr>
-        <w:t xml:space="preserve">•  </w:t>
-      </w:r>
-      <w:r>
-        <w:rPr>
-          <w:rFonts w:ascii="Arial" w:hAnsi="Arial"/>
-          <w:i/>
-          <w:sz w:val="20"/>
-        </w:rPr>
-        <w:t>[36]</w:t>
-      </w:r>
-      <w:r>
-        <w:rPr>
-          <w:rFonts w:ascii="Arial" w:hAnsi="Arial"/>
-          <w:sz w:val="20"/>
-        </w:rPr>
-        <w:t xml:space="preserve"> Widhalm, D., Ohnsted, C., Knutson, C., Kutzke, D., Singh, S., Mukherjee, R., Schwidder, G., Wu, Y.-K., &amp; Sattar, J. (2025). Design and Development of the MeCO Open-Source Autonomous Underwater Vehicle. In IEEE/RSJ International Conference on Intelligent Robots and Systems (IROS).</w:t>
-      </w:r>
-    </w:p>
-    <w:p>
-      <w:pPr>
-        <w:spacing w:after="60"/>
-        <w:ind w:left="567" w:hanging="283"/>
-      </w:pPr>
-      <w:r>
-        <w:rPr>
-          <w:rFonts w:ascii="Arial" w:hAnsi="Arial"/>
-        </w:rPr>
-        <w:t xml:space="preserve">•  </w:t>
-      </w:r>
-      <w:r>
-        <w:rPr>
-          <w:rFonts w:ascii="Arial" w:hAnsi="Arial"/>
-          <w:i/>
-          <w:sz w:val="20"/>
-        </w:rPr>
-        <w:t>[37]</w:t>
-      </w:r>
-      <w:r>
-        <w:rPr>
-          <w:rFonts w:ascii="Arial" w:hAnsi="Arial"/>
-          <w:sz w:val="20"/>
-        </w:rPr>
-        <w:t xml:space="preserve"> Xia, T., Liu, S., Wang, T., Li, J., Lin, W., Zhang, B., Cai, Y., &amp; Xu, W. (2025). Experimental and Numerical Analysis on Two-Way Hull–Propeller Coupled Effect of a Fully-Actuated AUV. Ocean Engineering, 321, 120288. https://doi.org/10.1016/j.oceaneng.2025.120288</w:t>
-      </w:r>
-    </w:p>
-    <w:p>
-      <w:pPr>
-        <w:spacing w:after="60"/>
-        <w:ind w:left="567" w:hanging="283"/>
-      </w:pPr>
-      <w:r>
-        <w:rPr>
-          <w:rFonts w:ascii="Arial" w:hAnsi="Arial"/>
-        </w:rPr>
-        <w:t xml:space="preserve">•  </w:t>
-      </w:r>
-      <w:r>
-        <w:rPr>
-          <w:rFonts w:ascii="Arial" w:hAnsi="Arial"/>
-          <w:i/>
-          <w:sz w:val="20"/>
-        </w:rPr>
-        <w:t>[40]</w:t>
-      </w:r>
-      <w:r>
-        <w:rPr>
-          <w:rFonts w:ascii="Arial" w:hAnsi="Arial"/>
-          <w:sz w:val="20"/>
-        </w:rPr>
-        <w:t xml:space="preserve"> Zhang, Y., Zhang, J., Guo, Z., Zhang, L., &amp; Shang, Y. (2025). An Adaptive NMPC for ROVs Trajectory Tracking with Environmental Disturbances and Model Uncertainties. Brodogradnja, 76(1), 1–25. https://doi.org/10.21278/brod76101</w:t>
-      </w:r>
-    </w:p>
-    <w:p>
-      <w:pPr>
-        <w:spacing w:after="60"/>
-        <w:ind w:left="567" w:hanging="283"/>
-      </w:pPr>
-      <w:r>
-        <w:rPr>
-          <w:rFonts w:ascii="Arial" w:hAnsi="Arial"/>
-        </w:rPr>
-        <w:t xml:space="preserve">•  </w:t>
-      </w:r>
-      <w:r>
-        <w:rPr>
-          <w:rFonts w:ascii="Arial" w:hAnsi="Arial"/>
-          <w:i/>
-          <w:sz w:val="20"/>
-        </w:rPr>
-        <w:t>[41]</w:t>
-      </w:r>
-      <w:r>
-        <w:rPr>
-          <w:rFonts w:ascii="Arial" w:hAnsi="Arial"/>
-          <w:sz w:val="20"/>
-        </w:rPr>
-        <w:t xml:space="preserve"> Zuluaga, C. A., Aristizábal, L. M., Rúa, S., Franco, D. A., Osorio, D. A., &amp; Vásquez, R. E. (2022). Development of a Modular Software Architecture for Underwater Vehicles Using Systems Engineering. Journal of Marine Science and Engineering, 10(9), 1276. https://doi.org/10.3390/jmse10091276</w:t>
       </w:r>
     </w:p>
     <w:sectPr>

--- a/Thesis/docx_export/BAB_3_METODOLOGI_PENELITIAN.docx
+++ b/Thesis/docx_export/BAB_3_METODOLOGI_PENELITIAN.docx
@@ -1118,7 +1118,7 @@
                     <pic:cNvPicPr/>
                   </pic:nvPicPr>
                   <pic:blipFill>
-                    <a:blip r:embed="rId9"/>
+                    <a:blip r:embed="rId10"/>
                     <a:stretch>
                       <a:fillRect/>
                     </a:stretch>
@@ -2491,6 +2491,7 @@
     <w:p>
       <w:pPr>
         <w:spacing w:before="160" w:after="60" w:line="276" w:lineRule="auto"/>
+        <w:jc w:val="center"/>
       </w:pPr>
       <w:r>
         <w:rPr>
@@ -2506,7 +2507,7 @@
           <w:b w:val="0"/>
           <w:sz w:val="19"/>
         </w:rPr>
-        <w:t>Parameter Fisik dan Properti Benda Tegar Wahana BlueROV2 Heavy</w:t>
+        <w:t>Parameter Fisik dan Properti Benda Tegar Wahana Over-Actuated 8-Pendorong</w:t>
       </w:r>
     </w:p>
     <w:tbl>
@@ -2523,6 +2524,10 @@
         <w:gridCol w:w="1485"/>
       </w:tblGrid>
       <w:tr>
+        <w:trPr>
+          <w:cantSplit/>
+          <w:tblHeader/>
+        </w:trPr>
         <w:tc>
           <w:tcPr>
             <w:tcW w:type="dxa" w:w="1485"/>
@@ -2680,6 +2685,9 @@
         </w:tc>
       </w:tr>
       <w:tr>
+        <w:trPr>
+          <w:cantSplit/>
+        </w:trPr>
         <w:tc>
           <w:tcPr>
             <w:tcW w:type="dxa" w:w="1485"/>
@@ -2832,6 +2840,9 @@
         </w:tc>
       </w:tr>
       <w:tr>
+        <w:trPr>
+          <w:cantSplit/>
+        </w:trPr>
         <w:tc>
           <w:tcPr>
             <w:tcW w:type="dxa" w:w="1485"/>
@@ -2858,7 +2869,24 @@
                 <w:b w:val="0"/>
                 <w:sz w:val="17"/>
               </w:rPr>
-              <w:t>Panjang Total (Length)</w:t>
+              <w:t>Panjang Total (</w:t>
+            </w:r>
+            <w:r>
+              <w:rPr>
+                <w:rFonts w:ascii="Arial" w:hAnsi="Arial"/>
+                <w:b w:val="0"/>
+                <w:i/>
+                <w:sz w:val="17"/>
+              </w:rPr>
+              <w:t>Length</w:t>
+            </w:r>
+            <w:r>
+              <w:rPr>
+                <w:rFonts w:ascii="Arial" w:hAnsi="Arial"/>
+                <w:b w:val="0"/>
+                <w:sz w:val="17"/>
+              </w:rPr>
+              <w:t>)</w:t>
             </w:r>
           </w:p>
         </w:tc>
@@ -2984,6 +3012,9 @@
         </w:tc>
       </w:tr>
       <w:tr>
+        <w:trPr>
+          <w:cantSplit/>
+        </w:trPr>
         <w:tc>
           <w:tcPr>
             <w:tcW w:type="dxa" w:w="1485"/>
@@ -3153,6 +3184,9 @@
         </w:tc>
       </w:tr>
       <w:tr>
+        <w:trPr>
+          <w:cantSplit/>
+        </w:trPr>
         <w:tc>
           <w:tcPr>
             <w:tcW w:type="dxa" w:w="1485"/>
@@ -3322,6 +3356,9 @@
         </w:tc>
       </w:tr>
       <w:tr>
+        <w:trPr>
+          <w:cantSplit/>
+        </w:trPr>
         <w:tc>
           <w:tcPr>
             <w:tcW w:type="dxa" w:w="1485"/>
@@ -3474,6 +3511,9 @@
         </w:tc>
       </w:tr>
       <w:tr>
+        <w:trPr>
+          <w:cantSplit/>
+        </w:trPr>
         <w:tc>
           <w:tcPr>
             <w:tcW w:type="dxa" w:w="1485"/>
@@ -3642,6 +3682,9 @@
         </w:tc>
       </w:tr>
       <w:tr>
+        <w:trPr>
+          <w:cantSplit/>
+        </w:trPr>
         <w:tc>
           <w:tcPr>
             <w:tcW w:type="dxa" w:w="1485"/>
@@ -3794,6 +3837,9 @@
         </w:tc>
       </w:tr>
       <w:tr>
+        <w:trPr>
+          <w:cantSplit/>
+        </w:trPr>
         <w:tc>
           <w:tcPr>
             <w:tcW w:type="dxa" w:w="1485"/>
@@ -3946,6 +3992,9 @@
         </w:tc>
       </w:tr>
       <w:tr>
+        <w:trPr>
+          <w:cantSplit/>
+        </w:trPr>
         <w:tc>
           <w:tcPr>
             <w:tcW w:type="dxa" w:w="1485"/>
@@ -4098,6 +4147,9 @@
         </w:tc>
       </w:tr>
       <w:tr>
+        <w:trPr>
+          <w:cantSplit/>
+        </w:trPr>
         <w:tc>
           <w:tcPr>
             <w:tcW w:type="dxa" w:w="1485"/>
@@ -4250,6 +4302,9 @@
         </w:tc>
       </w:tr>
       <w:tr>
+        <w:trPr>
+          <w:cantSplit/>
+        </w:trPr>
         <w:tc>
           <w:tcPr>
             <w:tcW w:type="dxa" w:w="1485"/>
@@ -4402,6 +4457,9 @@
         </w:tc>
       </w:tr>
       <w:tr>
+        <w:trPr>
+          <w:cantSplit/>
+        </w:trPr>
         <w:tc>
           <w:tcPr>
             <w:tcW w:type="dxa" w:w="1485"/>
@@ -4554,6 +4612,9 @@
         </w:tc>
       </w:tr>
       <w:tr>
+        <w:trPr>
+          <w:cantSplit/>
+        </w:trPr>
         <w:tc>
           <w:tcPr>
             <w:tcW w:type="dxa" w:w="1485"/>
@@ -5262,6 +5323,7 @@
     <w:p>
       <w:pPr>
         <w:spacing w:before="160" w:after="60" w:line="276" w:lineRule="auto"/>
+        <w:jc w:val="center"/>
       </w:pPr>
       <w:r>
         <w:rPr>
@@ -5294,6 +5356,10 @@
         <w:gridCol w:w="1485"/>
       </w:tblGrid>
       <w:tr>
+        <w:trPr>
+          <w:cantSplit/>
+          <w:tblHeader/>
+        </w:trPr>
         <w:tc>
           <w:tcPr>
             <w:tcW w:type="dxa" w:w="1485"/>
@@ -5451,6 +5517,9 @@
         </w:tc>
       </w:tr>
       <w:tr>
+        <w:trPr>
+          <w:cantSplit/>
+        </w:trPr>
         <w:tc>
           <w:tcPr>
             <w:tcW w:type="dxa" w:w="1485"/>
@@ -5603,6 +5672,9 @@
         </w:tc>
       </w:tr>
       <w:tr>
+        <w:trPr>
+          <w:cantSplit/>
+        </w:trPr>
         <w:tc>
           <w:tcPr>
             <w:tcW w:type="dxa" w:w="1485"/>
@@ -5755,6 +5827,9 @@
         </w:tc>
       </w:tr>
       <w:tr>
+        <w:trPr>
+          <w:cantSplit/>
+        </w:trPr>
         <w:tc>
           <w:tcPr>
             <w:tcW w:type="dxa" w:w="1485"/>
@@ -5907,6 +5982,9 @@
         </w:tc>
       </w:tr>
       <w:tr>
+        <w:trPr>
+          <w:cantSplit/>
+        </w:trPr>
         <w:tc>
           <w:tcPr>
             <w:tcW w:type="dxa" w:w="1485"/>
@@ -6059,6 +6137,9 @@
         </w:tc>
       </w:tr>
       <w:tr>
+        <w:trPr>
+          <w:cantSplit/>
+        </w:trPr>
         <w:tc>
           <w:tcPr>
             <w:tcW w:type="dxa" w:w="1485"/>
@@ -6211,6 +6292,9 @@
         </w:tc>
       </w:tr>
       <w:tr>
+        <w:trPr>
+          <w:cantSplit/>
+        </w:trPr>
         <w:tc>
           <w:tcPr>
             <w:tcW w:type="dxa" w:w="1485"/>
@@ -6801,6 +6885,7 @@
     <w:p>
       <w:pPr>
         <w:spacing w:before="160" w:after="60" w:line="276" w:lineRule="auto"/>
+        <w:jc w:val="center"/>
       </w:pPr>
       <w:r>
         <w:rPr>
@@ -6835,6 +6920,10 @@
         <w:gridCol w:w="1061"/>
       </w:tblGrid>
       <w:tr>
+        <w:trPr>
+          <w:cantSplit/>
+          <w:tblHeader/>
+        </w:trPr>
         <w:tc>
           <w:tcPr>
             <w:tcW w:type="dxa" w:w="1061"/>
@@ -7070,6 +7159,9 @@
         </w:tc>
       </w:tr>
       <w:tr>
+        <w:trPr>
+          <w:cantSplit/>
+        </w:trPr>
         <w:tc>
           <w:tcPr>
             <w:tcW w:type="dxa" w:w="1061"/>
@@ -7298,6 +7390,9 @@
         </w:tc>
       </w:tr>
       <w:tr>
+        <w:trPr>
+          <w:cantSplit/>
+        </w:trPr>
         <w:tc>
           <w:tcPr>
             <w:tcW w:type="dxa" w:w="1061"/>
@@ -7526,6 +7621,9 @@
         </w:tc>
       </w:tr>
       <w:tr>
+        <w:trPr>
+          <w:cantSplit/>
+        </w:trPr>
         <w:tc>
           <w:tcPr>
             <w:tcW w:type="dxa" w:w="1061"/>
@@ -7754,6 +7852,9 @@
         </w:tc>
       </w:tr>
       <w:tr>
+        <w:trPr>
+          <w:cantSplit/>
+        </w:trPr>
         <w:tc>
           <w:tcPr>
             <w:tcW w:type="dxa" w:w="1061"/>
@@ -7982,6 +8083,9 @@
         </w:tc>
       </w:tr>
       <w:tr>
+        <w:trPr>
+          <w:cantSplit/>
+        </w:trPr>
         <w:tc>
           <w:tcPr>
             <w:tcW w:type="dxa" w:w="1061"/>
@@ -8210,6 +8314,9 @@
         </w:tc>
       </w:tr>
       <w:tr>
+        <w:trPr>
+          <w:cantSplit/>
+        </w:trPr>
         <w:tc>
           <w:tcPr>
             <w:tcW w:type="dxa" w:w="1061"/>
@@ -8773,6 +8880,7 @@
     <w:p>
       <w:pPr>
         <w:spacing w:before="160" w:after="60" w:line="276" w:lineRule="auto"/>
+        <w:jc w:val="center"/>
       </w:pPr>
       <w:r>
         <w:rPr>
@@ -8788,7 +8896,7 @@
           <w:b w:val="0"/>
           <w:sz w:val="19"/>
         </w:rPr>
-        <w:t>Posisi Spasial dan Vektor Satuan Gaya Dorong 8-Pendorong BlueROV2 Heavy</w:t>
+        <w:t>Posisi Spasial dan Vektor Satuan Gaya Dorong 8-Pendorong Bervektor</w:t>
       </w:r>
     </w:p>
     <w:tbl>
@@ -8806,6 +8914,10 @@
         <w:gridCol w:w="1238"/>
       </w:tblGrid>
       <w:tr>
+        <w:trPr>
+          <w:cantSplit/>
+          <w:tblHeader/>
+        </w:trPr>
         <w:tc>
           <w:tcPr>
             <w:tcW w:type="dxa" w:w="1238"/>
@@ -9026,6 +9138,9 @@
         </w:tc>
       </w:tr>
       <w:tr>
+        <w:trPr>
+          <w:cantSplit/>
+        </w:trPr>
         <w:tc>
           <w:tcPr>
             <w:tcW w:type="dxa" w:w="1238"/>
@@ -9208,6 +9323,9 @@
         </w:tc>
       </w:tr>
       <w:tr>
+        <w:trPr>
+          <w:cantSplit/>
+        </w:trPr>
         <w:tc>
           <w:tcPr>
             <w:tcW w:type="dxa" w:w="1238"/>
@@ -9390,6 +9508,9 @@
         </w:tc>
       </w:tr>
       <w:tr>
+        <w:trPr>
+          <w:cantSplit/>
+        </w:trPr>
         <w:tc>
           <w:tcPr>
             <w:tcW w:type="dxa" w:w="1238"/>
@@ -9572,6 +9693,9 @@
         </w:tc>
       </w:tr>
       <w:tr>
+        <w:trPr>
+          <w:cantSplit/>
+        </w:trPr>
         <w:tc>
           <w:tcPr>
             <w:tcW w:type="dxa" w:w="1238"/>
@@ -9754,6 +9878,9 @@
         </w:tc>
       </w:tr>
       <w:tr>
+        <w:trPr>
+          <w:cantSplit/>
+        </w:trPr>
         <w:tc>
           <w:tcPr>
             <w:tcW w:type="dxa" w:w="1238"/>
@@ -9936,6 +10063,9 @@
         </w:tc>
       </w:tr>
       <w:tr>
+        <w:trPr>
+          <w:cantSplit/>
+        </w:trPr>
         <w:tc>
           <w:tcPr>
             <w:tcW w:type="dxa" w:w="1238"/>
@@ -10118,6 +10248,9 @@
         </w:tc>
       </w:tr>
       <w:tr>
+        <w:trPr>
+          <w:cantSplit/>
+        </w:trPr>
         <w:tc>
           <w:tcPr>
             <w:tcW w:type="dxa" w:w="1238"/>
@@ -10300,6 +10433,9 @@
         </w:tc>
       </w:tr>
       <w:tr>
+        <w:trPr>
+          <w:cantSplit/>
+        </w:trPr>
         <w:tc>
           <w:tcPr>
             <w:tcW w:type="dxa" w:w="1238"/>
@@ -11112,7 +11248,7 @@
                     <pic:cNvPicPr/>
                   </pic:nvPicPr>
                   <pic:blipFill>
-                    <a:blip r:embed="rId10"/>
+                    <a:blip r:embed="rId11"/>
                     <a:stretch>
                       <a:fillRect/>
                     </a:stretch>
@@ -11908,7 +12044,7 @@
                     <pic:cNvPicPr/>
                   </pic:nvPicPr>
                   <pic:blipFill>
-                    <a:blip r:embed="rId11"/>
+                    <a:blip r:embed="rId12"/>
                     <a:stretch>
                       <a:fillRect/>
                     </a:stretch>
@@ -11996,6 +12132,7 @@
     <w:p>
       <w:pPr>
         <w:spacing w:before="160" w:after="60" w:line="276" w:lineRule="auto"/>
+        <w:jc w:val="center"/>
       </w:pPr>
       <w:r>
         <w:rPr>
@@ -12027,6 +12164,10 @@
         <w:gridCol w:w="1856"/>
       </w:tblGrid>
       <w:tr>
+        <w:trPr>
+          <w:cantSplit/>
+          <w:tblHeader/>
+        </w:trPr>
         <w:tc>
           <w:tcPr>
             <w:tcW w:type="dxa" w:w="1857"/>
@@ -12153,6 +12294,9 @@
         </w:tc>
       </w:tr>
       <w:tr>
+        <w:trPr>
+          <w:cantSplit/>
+        </w:trPr>
         <w:tc>
           <w:tcPr>
             <w:tcW w:type="dxa" w:w="1857"/>
@@ -12275,6 +12419,9 @@
         </w:tc>
       </w:tr>
       <w:tr>
+        <w:trPr>
+          <w:cantSplit/>
+        </w:trPr>
         <w:tc>
           <w:tcPr>
             <w:tcW w:type="dxa" w:w="1857"/>
@@ -12429,6 +12576,9 @@
         </w:tc>
       </w:tr>
       <w:tr>
+        <w:trPr>
+          <w:cantSplit/>
+        </w:trPr>
         <w:tc>
           <w:tcPr>
             <w:tcW w:type="dxa" w:w="1857"/>
@@ -12559,6 +12709,9 @@
         </w:tc>
       </w:tr>
       <w:tr>
+        <w:trPr>
+          <w:cantSplit/>
+        </w:trPr>
         <w:tc>
           <w:tcPr>
             <w:tcW w:type="dxa" w:w="1857"/>
@@ -12705,6 +12858,9 @@
         </w:tc>
       </w:tr>
       <w:tr>
+        <w:trPr>
+          <w:cantSplit/>
+        </w:trPr>
         <w:tc>
           <w:tcPr>
             <w:tcW w:type="dxa" w:w="1857"/>
@@ -12843,6 +12999,9 @@
         </w:tc>
       </w:tr>
       <w:tr>
+        <w:trPr>
+          <w:cantSplit/>
+        </w:trPr>
         <w:tc>
           <w:tcPr>
             <w:tcW w:type="dxa" w:w="1857"/>
@@ -12965,6 +13124,9 @@
         </w:tc>
       </w:tr>
       <w:tr>
+        <w:trPr>
+          <w:cantSplit/>
+        </w:trPr>
         <w:tc>
           <w:tcPr>
             <w:tcW w:type="dxa" w:w="1857"/>
@@ -13087,6 +13249,9 @@
         </w:tc>
       </w:tr>
       <w:tr>
+        <w:trPr>
+          <w:cantSplit/>
+        </w:trPr>
         <w:tc>
           <w:tcPr>
             <w:tcW w:type="dxa" w:w="1857"/>
@@ -13225,6 +13390,9 @@
         </w:tc>
       </w:tr>
       <w:tr>
+        <w:trPr>
+          <w:cantSplit/>
+        </w:trPr>
         <w:tc>
           <w:tcPr>
             <w:tcW w:type="dxa" w:w="1857"/>
@@ -13364,6 +13532,9 @@
         </w:tc>
       </w:tr>
       <w:tr>
+        <w:trPr>
+          <w:cantSplit/>
+        </w:trPr>
         <w:tc>
           <w:tcPr>
             <w:tcW w:type="dxa" w:w="1857"/>
@@ -13486,6 +13657,9 @@
         </w:tc>
       </w:tr>
       <w:tr>
+        <w:trPr>
+          <w:cantSplit/>
+        </w:trPr>
         <w:tc>
           <w:tcPr>
             <w:tcW w:type="dxa" w:w="1857"/>
@@ -13608,6 +13782,9 @@
         </w:tc>
       </w:tr>
       <w:tr>
+        <w:trPr>
+          <w:cantSplit/>
+        </w:trPr>
         <w:tc>
           <w:tcPr>
             <w:tcW w:type="dxa" w:w="1857"/>
@@ -13755,10 +13932,60 @@
         <w:jc w:val="center"/>
       </w:pPr>
       <w:r>
-        <w:rPr>
-          <w:rFonts w:ascii="Arial" w:hAnsi="Arial"/>
-        </w:rPr>
-        <w:t>[</w:t>
+        <w:drawing>
+          <wp:inline xmlns:a="http://schemas.openxmlformats.org/drawingml/2006/main" xmlns:pic="http://schemas.openxmlformats.org/drawingml/2006/picture">
+            <wp:extent cx="4608000" cy="2536989"/>
+            <wp:docPr id="4" name="Picture 4"/>
+            <wp:cNvGraphicFramePr>
+              <a:graphicFrameLocks noChangeAspect="1"/>
+            </wp:cNvGraphicFramePr>
+            <a:graphic>
+              <a:graphicData uri="http://schemas.openxmlformats.org/drawingml/2006/picture">
+                <pic:pic>
+                  <pic:nvPicPr>
+                    <pic:cNvPr id="0" name="placeholder_frame_hull.png"/>
+                    <pic:cNvPicPr/>
+                  </pic:nvPicPr>
+                  <pic:blipFill>
+                    <a:blip r:embed="rId13"/>
+                    <a:stretch>
+                      <a:fillRect/>
+                    </a:stretch>
+                  </pic:blipFill>
+                  <pic:spPr>
+                    <a:xfrm>
+                      <a:off x="0" y="0"/>
+                      <a:ext cx="4608000" cy="2536989"/>
+                    </a:xfrm>
+                    <a:prstGeom prst="rect"/>
+                  </pic:spPr>
+                </pic:pic>
+              </a:graphicData>
+            </a:graphic>
+          </wp:inline>
+        </w:drawing>
+      </w:r>
+    </w:p>
+    <w:p>
+      <w:pPr>
+        <w:spacing w:before="80" w:after="160" w:line="276" w:lineRule="auto"/>
+        <w:jc w:val="center"/>
+      </w:pPr>
+      <w:r>
+        <w:rPr>
+          <w:rFonts w:ascii="Arial" w:hAnsi="Arial"/>
+          <w:b/>
+          <w:sz w:val="19"/>
+        </w:rPr>
+        <w:t xml:space="preserve">Gambar 3.4 </w:t>
+      </w:r>
+      <w:r>
+        <w:rPr>
+          <w:rFonts w:ascii="Arial" w:hAnsi="Arial"/>
+          <w:b w:val="0"/>
+          <w:sz w:val="19"/>
+        </w:rPr>
+        <w:t>Rangka (</w:t>
       </w:r>
       <w:r>
         <w:rPr>
@@ -13767,17 +13994,76 @@
           <w:i/>
           <w:sz w:val="19"/>
         </w:rPr>
-        <w:t>Rangka dan Lambung Tekanan Kustom AUV 8-Pendorong</w:t>
-      </w:r>
-      <w:r>
-        <w:rPr>
-          <w:rFonts w:ascii="Arial" w:hAnsi="Arial"/>
-        </w:rPr>
-        <w:t>]</w:t>
+        <w:t>frame</w:t>
+      </w:r>
+      <w:r>
+        <w:rPr>
+          <w:rFonts w:ascii="Arial" w:hAnsi="Arial"/>
+          <w:b w:val="0"/>
+          <w:sz w:val="19"/>
+        </w:rPr>
+        <w:t>) dan lambung tekanan kustom (</w:t>
+      </w:r>
+      <w:r>
+        <w:rPr>
+          <w:rFonts w:ascii="Arial" w:hAnsi="Arial"/>
+          <w:b w:val="0"/>
+          <w:i/>
+          <w:sz w:val="19"/>
+        </w:rPr>
+        <w:t>custom pressure hull</w:t>
+      </w:r>
+      <w:r>
+        <w:rPr>
+          <w:rFonts w:ascii="Arial" w:hAnsi="Arial"/>
+          <w:b w:val="0"/>
+          <w:sz w:val="19"/>
+        </w:rPr>
+        <w:t>) AUV 8-pendorong</w:t>
       </w:r>
     </w:p>
     <w:p>
       <w:pPr>
+        <w:spacing w:before="160" w:after="80"/>
+        <w:jc w:val="center"/>
+      </w:pPr>
+      <w:r>
+        <w:drawing>
+          <wp:inline xmlns:a="http://schemas.openxmlformats.org/drawingml/2006/main" xmlns:pic="http://schemas.openxmlformats.org/drawingml/2006/picture">
+            <wp:extent cx="4608000" cy="2536989"/>
+            <wp:docPr id="5" name="Picture 5"/>
+            <wp:cNvGraphicFramePr>
+              <a:graphicFrameLocks noChangeAspect="1"/>
+            </wp:cNvGraphicFramePr>
+            <a:graphic>
+              <a:graphicData uri="http://schemas.openxmlformats.org/drawingml/2006/picture">
+                <pic:pic>
+                  <pic:nvPicPr>
+                    <pic:cNvPr id="0" name="placeholder_pixhawk.png"/>
+                    <pic:cNvPicPr/>
+                  </pic:nvPicPr>
+                  <pic:blipFill>
+                    <a:blip r:embed="rId14"/>
+                    <a:stretch>
+                      <a:fillRect/>
+                    </a:stretch>
+                  </pic:blipFill>
+                  <pic:spPr>
+                    <a:xfrm>
+                      <a:off x="0" y="0"/>
+                      <a:ext cx="4608000" cy="2536989"/>
+                    </a:xfrm>
+                    <a:prstGeom prst="rect"/>
+                  </pic:spPr>
+                </pic:pic>
+              </a:graphicData>
+            </a:graphic>
+          </wp:inline>
+        </w:drawing>
+      </w:r>
+    </w:p>
+    <w:p>
+      <w:pPr>
         <w:spacing w:before="80" w:after="160" w:line="276" w:lineRule="auto"/>
         <w:jc w:val="center"/>
       </w:pPr>
@@ -13787,7 +14073,7 @@
           <w:b/>
           <w:sz w:val="19"/>
         </w:rPr>
-        <w:t xml:space="preserve">Gambar 3.4 </w:t>
+        <w:t xml:space="preserve">Gambar 3.5 </w:t>
       </w:r>
       <w:r>
         <w:rPr>
@@ -13795,7 +14081,7 @@
           <w:b w:val="0"/>
           <w:sz w:val="19"/>
         </w:rPr>
-        <w:t>Rangka (</w:t>
+        <w:t>Papan pengendali penerbangan (</w:t>
       </w:r>
       <w:r>
         <w:rPr>
@@ -13804,7 +14090,7 @@
           <w:i/>
           <w:sz w:val="19"/>
         </w:rPr>
-        <w:t>frame</w:t>
+        <w:t>flight controller</w:t>
       </w:r>
       <w:r>
         <w:rPr>
@@ -13812,7 +14098,69 @@
           <w:b w:val="0"/>
           <w:sz w:val="19"/>
         </w:rPr>
-        <w:t>) dan lambung tekanan kustom (</w:t>
+        <w:t>) Pixhawk 2.4.8</w:t>
+      </w:r>
+    </w:p>
+    <w:p>
+      <w:pPr>
+        <w:spacing w:before="160" w:after="80"/>
+        <w:jc w:val="center"/>
+      </w:pPr>
+      <w:r>
+        <w:drawing>
+          <wp:inline xmlns:a="http://schemas.openxmlformats.org/drawingml/2006/main" xmlns:pic="http://schemas.openxmlformats.org/drawingml/2006/picture">
+            <wp:extent cx="4608000" cy="2536989"/>
+            <wp:docPr id="6" name="Picture 6"/>
+            <wp:cNvGraphicFramePr>
+              <a:graphicFrameLocks noChangeAspect="1"/>
+            </wp:cNvGraphicFramePr>
+            <a:graphic>
+              <a:graphicData uri="http://schemas.openxmlformats.org/drawingml/2006/picture">
+                <pic:pic>
+                  <pic:nvPicPr>
+                    <pic:cNvPr id="0" name="placeholder_rpi4.png"/>
+                    <pic:cNvPicPr/>
+                  </pic:nvPicPr>
+                  <pic:blipFill>
+                    <a:blip r:embed="rId15"/>
+                    <a:stretch>
+                      <a:fillRect/>
+                    </a:stretch>
+                  </pic:blipFill>
+                  <pic:spPr>
+                    <a:xfrm>
+                      <a:off x="0" y="0"/>
+                      <a:ext cx="4608000" cy="2536989"/>
+                    </a:xfrm>
+                    <a:prstGeom prst="rect"/>
+                  </pic:spPr>
+                </pic:pic>
+              </a:graphicData>
+            </a:graphic>
+          </wp:inline>
+        </w:drawing>
+      </w:r>
+    </w:p>
+    <w:p>
+      <w:pPr>
+        <w:spacing w:before="80" w:after="160" w:line="276" w:lineRule="auto"/>
+        <w:jc w:val="center"/>
+      </w:pPr>
+      <w:r>
+        <w:rPr>
+          <w:rFonts w:ascii="Arial" w:hAnsi="Arial"/>
+          <w:b/>
+          <w:sz w:val="19"/>
+        </w:rPr>
+        <w:t xml:space="preserve">Gambar 3.6 </w:t>
+      </w:r>
+      <w:r>
+        <w:rPr>
+          <w:rFonts w:ascii="Arial" w:hAnsi="Arial"/>
+          <w:b w:val="0"/>
+          <w:sz w:val="19"/>
+        </w:rPr>
+        <w:t>Komputer pendamping (</w:t>
       </w:r>
       <w:r>
         <w:rPr>
@@ -13821,7 +14169,7 @@
           <w:i/>
           <w:sz w:val="19"/>
         </w:rPr>
-        <w:t>custom pressure hull</w:t>
+        <w:t>companion computer</w:t>
       </w:r>
       <w:r>
         <w:rPr>
@@ -13829,7 +14177,7 @@
           <w:b w:val="0"/>
           <w:sz w:val="19"/>
         </w:rPr>
-        <w:t>) AUV 8-pendorong</w:t>
+        <w:t>) Raspberry Pi 4B</w:t>
       </w:r>
     </w:p>
     <w:p>
@@ -13838,10 +14186,122 @@
         <w:jc w:val="center"/>
       </w:pPr>
       <w:r>
-        <w:rPr>
-          <w:rFonts w:ascii="Arial" w:hAnsi="Arial"/>
-        </w:rPr>
-        <w:t>[</w:t>
+        <w:drawing>
+          <wp:inline xmlns:a="http://schemas.openxmlformats.org/drawingml/2006/main" xmlns:pic="http://schemas.openxmlformats.org/drawingml/2006/picture">
+            <wp:extent cx="4608000" cy="2536989"/>
+            <wp:docPr id="7" name="Picture 7"/>
+            <wp:cNvGraphicFramePr>
+              <a:graphicFrameLocks noChangeAspect="1"/>
+            </wp:cNvGraphicFramePr>
+            <a:graphic>
+              <a:graphicData uri="http://schemas.openxmlformats.org/drawingml/2006/picture">
+                <pic:pic>
+                  <pic:nvPicPr>
+                    <pic:cNvPr id="0" name="placeholder_esc.png"/>
+                    <pic:cNvPicPr/>
+                  </pic:nvPicPr>
+                  <pic:blipFill>
+                    <a:blip r:embed="rId16"/>
+                    <a:stretch>
+                      <a:fillRect/>
+                    </a:stretch>
+                  </pic:blipFill>
+                  <pic:spPr>
+                    <a:xfrm>
+                      <a:off x="0" y="0"/>
+                      <a:ext cx="4608000" cy="2536989"/>
+                    </a:xfrm>
+                    <a:prstGeom prst="rect"/>
+                  </pic:spPr>
+                </pic:pic>
+              </a:graphicData>
+            </a:graphic>
+          </wp:inline>
+        </w:drawing>
+      </w:r>
+    </w:p>
+    <w:p>
+      <w:pPr>
+        <w:spacing w:before="80" w:after="160" w:line="276" w:lineRule="auto"/>
+        <w:jc w:val="center"/>
+      </w:pPr>
+      <w:r>
+        <w:rPr>
+          <w:rFonts w:ascii="Arial" w:hAnsi="Arial"/>
+          <w:b/>
+          <w:sz w:val="19"/>
+        </w:rPr>
+        <w:t xml:space="preserve">Gambar 3.7 </w:t>
+      </w:r>
+      <w:r>
+        <w:rPr>
+          <w:rFonts w:ascii="Arial" w:hAnsi="Arial"/>
+          <w:b w:val="0"/>
+          <w:sz w:val="19"/>
+        </w:rPr>
+        <w:t>Modul pengendali kecepatan elektronik (ESC EMAX BLHeli 30A)</w:t>
+      </w:r>
+    </w:p>
+    <w:p>
+      <w:pPr>
+        <w:spacing w:before="160" w:after="80"/>
+        <w:jc w:val="center"/>
+      </w:pPr>
+      <w:r>
+        <w:drawing>
+          <wp:inline xmlns:a="http://schemas.openxmlformats.org/drawingml/2006/main" xmlns:pic="http://schemas.openxmlformats.org/drawingml/2006/picture">
+            <wp:extent cx="4608000" cy="2536989"/>
+            <wp:docPr id="8" name="Picture 8"/>
+            <wp:cNvGraphicFramePr>
+              <a:graphicFrameLocks noChangeAspect="1"/>
+            </wp:cNvGraphicFramePr>
+            <a:graphic>
+              <a:graphicData uri="http://schemas.openxmlformats.org/drawingml/2006/picture">
+                <pic:pic>
+                  <pic:nvPicPr>
+                    <pic:cNvPr id="0" name="placeholder_thruster.png"/>
+                    <pic:cNvPicPr/>
+                  </pic:nvPicPr>
+                  <pic:blipFill>
+                    <a:blip r:embed="rId17"/>
+                    <a:stretch>
+                      <a:fillRect/>
+                    </a:stretch>
+                  </pic:blipFill>
+                  <pic:spPr>
+                    <a:xfrm>
+                      <a:off x="0" y="0"/>
+                      <a:ext cx="4608000" cy="2536989"/>
+                    </a:xfrm>
+                    <a:prstGeom prst="rect"/>
+                  </pic:spPr>
+                </pic:pic>
+              </a:graphicData>
+            </a:graphic>
+          </wp:inline>
+        </w:drawing>
+      </w:r>
+    </w:p>
+    <w:p>
+      <w:pPr>
+        <w:spacing w:before="80" w:after="160" w:line="276" w:lineRule="auto"/>
+        <w:jc w:val="center"/>
+      </w:pPr>
+      <w:r>
+        <w:rPr>
+          <w:rFonts w:ascii="Arial" w:hAnsi="Arial"/>
+          <w:b/>
+          <w:sz w:val="19"/>
+        </w:rPr>
+        <w:t xml:space="preserve">Gambar 3.8 </w:t>
+      </w:r>
+      <w:r>
+        <w:rPr>
+          <w:rFonts w:ascii="Arial" w:hAnsi="Arial"/>
+          <w:b w:val="0"/>
+          <w:sz w:val="19"/>
+        </w:rPr>
+        <w:t>Motor pendorong bawah air (</w:t>
       </w:r>
       <w:r>
         <w:rPr>
@@ -13850,260 +14310,55 @@
           <w:i/>
           <w:sz w:val="19"/>
         </w:rPr>
-        <w:t>Papan Pengendali Penerbangan Pixhawk 2.4.8</w:t>
-      </w:r>
-      <w:r>
-        <w:rPr>
-          <w:rFonts w:ascii="Arial" w:hAnsi="Arial"/>
-        </w:rPr>
-        <w:t>]</w:t>
+        <w:t>BLDC underwater thruster</w:t>
+      </w:r>
+      <w:r>
+        <w:rPr>
+          <w:rFonts w:ascii="Arial" w:hAnsi="Arial"/>
+          <w:b w:val="0"/>
+          <w:sz w:val="19"/>
+        </w:rPr>
+        <w:t>)</w:t>
       </w:r>
     </w:p>
     <w:p>
       <w:pPr>
-        <w:spacing w:before="80" w:after="160" w:line="276" w:lineRule="auto"/>
-        <w:jc w:val="center"/>
-      </w:pPr>
-      <w:r>
-        <w:rPr>
-          <w:rFonts w:ascii="Arial" w:hAnsi="Arial"/>
-          <w:b/>
-          <w:sz w:val="19"/>
-        </w:rPr>
-        <w:t xml:space="preserve">Gambar 3.5 </w:t>
-      </w:r>
-      <w:r>
-        <w:rPr>
-          <w:rFonts w:ascii="Arial" w:hAnsi="Arial"/>
-          <w:b w:val="0"/>
-          <w:sz w:val="19"/>
-        </w:rPr>
-        <w:t>Papan pengendali penerbangan (</w:t>
-      </w:r>
-      <w:r>
-        <w:rPr>
-          <w:rFonts w:ascii="Arial" w:hAnsi="Arial"/>
-          <w:b w:val="0"/>
-          <w:i/>
-          <w:sz w:val="19"/>
-        </w:rPr>
-        <w:t>flight controller</w:t>
-      </w:r>
-      <w:r>
-        <w:rPr>
-          <w:rFonts w:ascii="Arial" w:hAnsi="Arial"/>
-          <w:b w:val="0"/>
-          <w:sz w:val="19"/>
-        </w:rPr>
-        <w:t>) Pixhawk 2.4.8</w:t>
-      </w:r>
-    </w:p>
-    <w:p>
-      <w:pPr>
         <w:spacing w:before="160" w:after="80"/>
         <w:jc w:val="center"/>
       </w:pPr>
       <w:r>
-        <w:rPr>
-          <w:rFonts w:ascii="Arial" w:hAnsi="Arial"/>
-        </w:rPr>
-        <w:t>[</w:t>
-      </w:r>
-      <w:r>
-        <w:rPr>
-          <w:rFonts w:ascii="Arial" w:hAnsi="Arial"/>
-          <w:b w:val="0"/>
-          <w:i/>
-          <w:sz w:val="19"/>
-        </w:rPr>
-        <w:t>Komputer Pendamping Raspberry Pi 4B</w:t>
-      </w:r>
-      <w:r>
-        <w:rPr>
-          <w:rFonts w:ascii="Arial" w:hAnsi="Arial"/>
-        </w:rPr>
-        <w:t>]</w:t>
-      </w:r>
-    </w:p>
-    <w:p>
-      <w:pPr>
-        <w:spacing w:before="80" w:after="160" w:line="276" w:lineRule="auto"/>
-        <w:jc w:val="center"/>
-      </w:pPr>
-      <w:r>
-        <w:rPr>
-          <w:rFonts w:ascii="Arial" w:hAnsi="Arial"/>
-          <w:b/>
-          <w:sz w:val="19"/>
-        </w:rPr>
-        <w:t xml:space="preserve">Gambar 3.6 </w:t>
-      </w:r>
-      <w:r>
-        <w:rPr>
-          <w:rFonts w:ascii="Arial" w:hAnsi="Arial"/>
-          <w:b w:val="0"/>
-          <w:sz w:val="19"/>
-        </w:rPr>
-        <w:t>Komputer pendamping (</w:t>
-      </w:r>
-      <w:r>
-        <w:rPr>
-          <w:rFonts w:ascii="Arial" w:hAnsi="Arial"/>
-          <w:b w:val="0"/>
-          <w:i/>
-          <w:sz w:val="19"/>
-        </w:rPr>
-        <w:t>companion computer</w:t>
-      </w:r>
-      <w:r>
-        <w:rPr>
-          <w:rFonts w:ascii="Arial" w:hAnsi="Arial"/>
-          <w:b w:val="0"/>
-          <w:sz w:val="19"/>
-        </w:rPr>
-        <w:t>) Raspberry Pi 4B</w:t>
-      </w:r>
-    </w:p>
-    <w:p>
-      <w:pPr>
-        <w:spacing w:before="160" w:after="80"/>
-        <w:jc w:val="center"/>
-      </w:pPr>
-      <w:r>
-        <w:rPr>
-          <w:rFonts w:ascii="Arial" w:hAnsi="Arial"/>
-        </w:rPr>
-        <w:t>[</w:t>
-      </w:r>
-      <w:r>
-        <w:rPr>
-          <w:rFonts w:ascii="Arial" w:hAnsi="Arial"/>
-          <w:b w:val="0"/>
-          <w:i/>
-          <w:sz w:val="19"/>
-        </w:rPr>
-        <w:t>Modul Pengendali Kecepatan Elektronik ESC EMAX BLHeli 30A</w:t>
-      </w:r>
-      <w:r>
-        <w:rPr>
-          <w:rFonts w:ascii="Arial" w:hAnsi="Arial"/>
-        </w:rPr>
-        <w:t>]</w:t>
-      </w:r>
-    </w:p>
-    <w:p>
-      <w:pPr>
-        <w:spacing w:before="80" w:after="160" w:line="276" w:lineRule="auto"/>
-        <w:jc w:val="center"/>
-      </w:pPr>
-      <w:r>
-        <w:rPr>
-          <w:rFonts w:ascii="Arial" w:hAnsi="Arial"/>
-          <w:b/>
-          <w:sz w:val="19"/>
-        </w:rPr>
-        <w:t xml:space="preserve">Gambar 3.7 </w:t>
-      </w:r>
-      <w:r>
-        <w:rPr>
-          <w:rFonts w:ascii="Arial" w:hAnsi="Arial"/>
-          <w:b w:val="0"/>
-          <w:sz w:val="19"/>
-        </w:rPr>
-        <w:t>Modul pengendali kecepatan elektronik (ESC EMAX BLHeli 30A)</w:t>
-      </w:r>
-    </w:p>
-    <w:p>
-      <w:pPr>
-        <w:spacing w:before="160" w:after="80"/>
-        <w:jc w:val="center"/>
-      </w:pPr>
-      <w:r>
-        <w:rPr>
-          <w:rFonts w:ascii="Arial" w:hAnsi="Arial"/>
-        </w:rPr>
-        <w:t>[</w:t>
-      </w:r>
-      <w:r>
-        <w:rPr>
-          <w:rFonts w:ascii="Arial" w:hAnsi="Arial"/>
-          <w:b w:val="0"/>
-          <w:i/>
-          <w:sz w:val="19"/>
-        </w:rPr>
-        <w:t>Motor Pendorong Bawah Air BLDC Underwater Thruster</w:t>
-      </w:r>
-      <w:r>
-        <w:rPr>
-          <w:rFonts w:ascii="Arial" w:hAnsi="Arial"/>
-        </w:rPr>
-        <w:t>]</w:t>
-      </w:r>
-    </w:p>
-    <w:p>
-      <w:pPr>
-        <w:spacing w:before="80" w:after="160" w:line="276" w:lineRule="auto"/>
-        <w:jc w:val="center"/>
-      </w:pPr>
-      <w:r>
-        <w:rPr>
-          <w:rFonts w:ascii="Arial" w:hAnsi="Arial"/>
-          <w:b/>
-          <w:sz w:val="19"/>
-        </w:rPr>
-        <w:t xml:space="preserve">Gambar 3.8 </w:t>
-      </w:r>
-      <w:r>
-        <w:rPr>
-          <w:rFonts w:ascii="Arial" w:hAnsi="Arial"/>
-          <w:b w:val="0"/>
-          <w:sz w:val="19"/>
-        </w:rPr>
-        <w:t>Motor pendorong bawah air (</w:t>
-      </w:r>
-      <w:r>
-        <w:rPr>
-          <w:rFonts w:ascii="Arial" w:hAnsi="Arial"/>
-          <w:b w:val="0"/>
-          <w:i/>
-          <w:sz w:val="19"/>
-        </w:rPr>
-        <w:t>BLDC underwater thruster</w:t>
-      </w:r>
-      <w:r>
-        <w:rPr>
-          <w:rFonts w:ascii="Arial" w:hAnsi="Arial"/>
-          <w:b w:val="0"/>
-          <w:sz w:val="19"/>
-        </w:rPr>
-        <w:t>)</w:t>
-      </w:r>
-    </w:p>
-    <w:p>
-      <w:pPr>
-        <w:spacing w:before="160" w:after="80"/>
-        <w:jc w:val="center"/>
-      </w:pPr>
-      <w:r>
-        <w:rPr>
-          <w:rFonts w:ascii="Arial" w:hAnsi="Arial"/>
-        </w:rPr>
-        <w:t>[</w:t>
-      </w:r>
-      <w:r>
-        <w:rPr>
-          <w:rFonts w:ascii="Arial" w:hAnsi="Arial"/>
-          <w:b w:val="0"/>
-          <w:i/>
-          <w:sz w:val="19"/>
-        </w:rPr>
-        <w:t>Sumber Daya Baterai Li-Po 4S 14.8V 6000 mAh dan Pengisi Daya SKYRC IMAX B6AC V2</w:t>
-      </w:r>
-      <w:r>
-        <w:rPr>
-          <w:rFonts w:ascii="Arial" w:hAnsi="Arial"/>
-        </w:rPr>
-        <w:t>]</w:t>
+        <w:drawing>
+          <wp:inline xmlns:a="http://schemas.openxmlformats.org/drawingml/2006/main" xmlns:pic="http://schemas.openxmlformats.org/drawingml/2006/picture">
+            <wp:extent cx="4608000" cy="2536989"/>
+            <wp:docPr id="9" name="Picture 9"/>
+            <wp:cNvGraphicFramePr>
+              <a:graphicFrameLocks noChangeAspect="1"/>
+            </wp:cNvGraphicFramePr>
+            <a:graphic>
+              <a:graphicData uri="http://schemas.openxmlformats.org/drawingml/2006/picture">
+                <pic:pic>
+                  <pic:nvPicPr>
+                    <pic:cNvPr id="0" name="placeholder_baterai.png"/>
+                    <pic:cNvPicPr/>
+                  </pic:nvPicPr>
+                  <pic:blipFill>
+                    <a:blip r:embed="rId18"/>
+                    <a:stretch>
+                      <a:fillRect/>
+                    </a:stretch>
+                  </pic:blipFill>
+                  <pic:spPr>
+                    <a:xfrm>
+                      <a:off x="0" y="0"/>
+                      <a:ext cx="4608000" cy="2536989"/>
+                    </a:xfrm>
+                    <a:prstGeom prst="rect"/>
+                  </pic:spPr>
+                </pic:pic>
+              </a:graphicData>
+            </a:graphic>
+          </wp:inline>
+        </w:drawing>
       </w:r>
     </w:p>
     <w:p>
@@ -17638,13 +17893,34 @@
       </w:r>
     </w:p>
     <w:sectPr>
+      <w:headerReference w:type="default" r:id="rId9"/>
       <w:pgSz w:w="9978" w:h="14173"/>
       <w:pgMar w:top="1276" w:right="1276" w:bottom="1276" w:left="1276" w:header="720" w:footer="720" w:gutter="0"/>
       <w:cols w:space="720"/>
       <w:docGrid w:linePitch="360"/>
+      <w:pgNumType w:fmt="decimal" w:start="42"/>
     </w:sectPr>
   </w:body>
 </w:document>
+</file>
+
+<file path=word/header1.xml><?xml version="1.0" encoding="utf-8"?>
+<w:hdr xmlns:m="http://schemas.openxmlformats.org/officeDocument/2006/math" xmlns:mc="http://schemas.openxmlformats.org/markup-compatibility/2006" xmlns:mo="http://schemas.microsoft.com/office/mac/office/2008/main" xmlns:mv="urn:schemas-microsoft-com:mac:vml" xmlns:o="urn:schemas-microsoft-com:office:office" xmlns:r="http://schemas.openxmlformats.org/officeDocument/2006/relationships" xmlns:v="urn:schemas-microsoft-com:vml" xmlns:w10="urn:schemas-microsoft-com:office:word" xmlns:w14="http://schemas.microsoft.com/office/word/2010/wordml" xmlns:w="http://schemas.openxmlformats.org/wordprocessingml/2006/main" xmlns:wne="http://schemas.microsoft.com/office/word/2006/wordml" xmlns:wp14="http://schemas.microsoft.com/office/word/2010/wordprocessingDrawing" xmlns:wp="http://schemas.openxmlformats.org/drawingml/2006/wordprocessingDrawing" xmlns:wpc="http://schemas.microsoft.com/office/word/2010/wordprocessingCanvas" xmlns:wpg="http://schemas.microsoft.com/office/word/2010/wordprocessingGroup" xmlns:wpi="http://schemas.microsoft.com/office/word/2010/wordprocessingInk" xmlns:wps="http://schemas.microsoft.com/office/word/2010/wordprocessingShape" mc:Ignorable="w14 wp14">
+  <w:p>
+    <w:pPr>
+      <w:pStyle w:val="Header"/>
+      <w:spacing w:after="0" w:line="240" w:lineRule="auto"/>
+      <w:jc w:val="right"/>
+    </w:pPr>
+    <w:r>
+      <w:rPr>
+        <w:rFonts w:ascii="Arial" w:hAnsi="Arial"/>
+        <w:sz w:val="19"/>
+      </w:rPr>
+    </w:r>
+    <w:fldSimple w:instr="PAGE"/>
+  </w:p>
+</w:hdr>
 </file>
 
 <file path=word/numbering.xml><?xml version="1.0" encoding="utf-8"?>

--- a/Thesis/docx_export/BAB_3_METODOLOGI_PENELITIAN.docx
+++ b/Thesis/docx_export/BAB_3_METODOLOGI_PENELITIAN.docx
@@ -20,114 +20,6 @@
     </w:p>
     <w:p>
       <w:pPr>
-        <w:spacing w:after="80" w:line="276" w:lineRule="auto"/>
-        <w:ind w:left="680"/>
-      </w:pPr>
-      <w:r>
-        <w:rPr>
-          <w:rFonts w:ascii="Arial" w:hAnsi="Arial"/>
-          <w:b w:val="0"/>
-          <w:i/>
-          <w:sz w:val="19"/>
-        </w:rPr>
-        <w:t>Penulis: MUH. RADHI SYAFIQ GHANIM. S</w:t>
-      </w:r>
-    </w:p>
-    <w:p>
-      <w:pPr>
-        <w:spacing w:after="80" w:line="276" w:lineRule="auto"/>
-        <w:ind w:left="680"/>
-      </w:pPr>
-      <w:r>
-        <w:rPr>
-          <w:rFonts w:ascii="Arial" w:hAnsi="Arial"/>
-          <w:b w:val="0"/>
-          <w:i/>
-          <w:sz w:val="19"/>
-        </w:rPr>
-        <w:t>NIM: D021201006</w:t>
-      </w:r>
-    </w:p>
-    <w:p>
-      <w:pPr>
-        <w:spacing w:after="80" w:line="276" w:lineRule="auto"/>
-        <w:ind w:left="680"/>
-      </w:pPr>
-      <w:r>
-        <w:rPr>
-          <w:rFonts w:ascii="Arial" w:hAnsi="Arial"/>
-          <w:b w:val="0"/>
-          <w:i/>
-          <w:sz w:val="19"/>
-        </w:rPr>
-        <w:t>Departemen: Departemen Teknik Mesin, Fakultas Teknik, Universitas Hasanuddin</w:t>
-      </w:r>
-    </w:p>
-    <w:p>
-      <w:pPr>
-        <w:spacing w:after="80" w:line="276" w:lineRule="auto"/>
-        <w:ind w:left="680"/>
-      </w:pPr>
-      <w:r>
-        <w:rPr>
-          <w:rFonts w:ascii="Arial" w:hAnsi="Arial"/>
-          <w:b w:val="0"/>
-          <w:i/>
-          <w:sz w:val="19"/>
-        </w:rPr>
-        <w:t>Format Penulisan: Sesuai dengan Pedoman Tugas Akhir Mahasiswa Sarjana (S1) Universitas Hasanuddin</w:t>
-      </w:r>
-    </w:p>
-    <w:p>
-      <w:pPr>
-        <w:spacing w:after="80" w:line="276" w:lineRule="auto"/>
-        <w:ind w:left="680"/>
-      </w:pPr>
-      <w:r>
-        <w:rPr>
-          <w:rFonts w:ascii="Arial" w:hAnsi="Arial"/>
-          <w:b w:val="0"/>
-          <w:i/>
-          <w:sz w:val="19"/>
-        </w:rPr>
-        <w:t>Standar Notasi: Society of Naval Architects and Marine Engineers (SNAME, 1950) &amp; Fossen (2021)</w:t>
-      </w:r>
-    </w:p>
-    <w:p>
-      <w:pPr>
-        <w:spacing w:after="80" w:line="276" w:lineRule="auto"/>
-        <w:ind w:left="680"/>
-      </w:pPr>
-      <w:r>
-        <w:rPr>
-          <w:rFonts w:ascii="Arial" w:hAnsi="Arial"/>
-          <w:b w:val="0"/>
-          <w:i/>
-          <w:sz w:val="19"/>
-        </w:rPr>
-        <w:t xml:space="preserve">Format Matematis: Seluruh persamaan dan simbol variabel diformat menggunakan delimitasi </w:t>
-      </w:r>
-      <w:r>
-        <w:rPr>
-          <w:rFonts w:ascii="Arial" w:hAnsi="Arial"/>
-          <w:b w:val="0"/>
-          <w:i/>
-          <w:sz w:val="19"/>
-        </w:rPr>
-        <w:t>$$...$$</w:t>
-      </w:r>
-      <w:r>
-        <w:rPr>
-          <w:rFonts w:ascii="Arial" w:hAnsi="Arial"/>
-          <w:b w:val="0"/>
-          <w:i/>
-          <w:sz w:val="19"/>
-        </w:rPr>
-        <w:t xml:space="preserve"> untuk Google Docs Auto-LaTeX Equations.</w:t>
-      </w:r>
-    </w:p>
-    <w:p>
-      <w:pPr>
         <w:spacing w:before="200" w:after="80"/>
       </w:pPr>
       <w:r>
@@ -1105,7 +997,7 @@
       <w:r>
         <w:drawing>
           <wp:inline xmlns:a="http://schemas.openxmlformats.org/drawingml/2006/main" xmlns:pic="http://schemas.openxmlformats.org/drawingml/2006/picture">
-            <wp:extent cx="4608000" cy="4276489"/>
+            <wp:extent cx="3780000" cy="3508058"/>
             <wp:docPr id="1" name="Picture 1"/>
             <wp:cNvGraphicFramePr>
               <a:graphicFrameLocks noChangeAspect="1"/>
@@ -1126,7 +1018,7 @@
                   <pic:spPr>
                     <a:xfrm>
                       <a:off x="0" y="0"/>
-                      <a:ext cx="4608000" cy="4276489"/>
+                      <a:ext cx="3780000" cy="3508058"/>
                     </a:xfrm>
                     <a:prstGeom prst="rect"/>
                   </pic:spPr>
@@ -12031,7 +11923,7 @@
       <w:r>
         <w:drawing>
           <wp:inline xmlns:a="http://schemas.openxmlformats.org/drawingml/2006/main" xmlns:pic="http://schemas.openxmlformats.org/drawingml/2006/picture">
-            <wp:extent cx="4608000" cy="3893581"/>
+            <wp:extent cx="3780000" cy="3193953"/>
             <wp:docPr id="3" name="Picture 3"/>
             <wp:cNvGraphicFramePr>
               <a:graphicFrameLocks noChangeAspect="1"/>
@@ -12052,7 +11944,7 @@
                   <pic:spPr>
                     <a:xfrm>
                       <a:off x="0" y="0"/>
-                      <a:ext cx="4608000" cy="3893581"/>
+                      <a:ext cx="3780000" cy="3193953"/>
                     </a:xfrm>
                     <a:prstGeom prst="rect"/>
                   </pic:spPr>
@@ -17898,7 +17790,7 @@
       <w:pgMar w:top="1276" w:right="1276" w:bottom="1276" w:left="1276" w:header="720" w:footer="720" w:gutter="0"/>
       <w:cols w:space="720"/>
       <w:docGrid w:linePitch="360"/>
-      <w:pgNumType w:fmt="decimal" w:start="42"/>
+      <w:pgNumType w:fmt="decimal" w:start="52"/>
     </w:sectPr>
   </w:body>
 </w:document>

--- a/Thesis/docx_export/BAB_3_METODOLOGI_PENELITIAN.docx
+++ b/Thesis/docx_export/BAB_3_METODOLOGI_PENELITIAN.docx
@@ -15001,317 +15001,319 @@
     </w:p>
     <w:p>
       <w:pPr>
-        <w:spacing w:after="60" w:line="276" w:lineRule="auto"/>
-        <w:ind w:left="567" w:hanging="340"/>
+        <w:pStyle w:val="Heading4"/>
+        <w:keepNext/>
+        <w:spacing w:before="120" w:after="40" w:line="276" w:lineRule="auto"/>
+        <w:ind w:firstLine="0"/>
+        <w:jc w:val="left"/>
       </w:pPr>
       <w:r>
         <w:rPr>
           <w:rFonts w:ascii="Arial" w:hAnsi="Arial"/>
-          <w:b w:val="0"/>
-          <w:sz w:val="20"/>
-        </w:rPr>
-        <w:t xml:space="preserve">1.  </w:t>
-      </w:r>
-      <w:r>
-        <w:rPr>
-          <w:rFonts w:ascii="Arial" w:hAnsi="Arial"/>
-          <w:b w:val="0"/>
-          <w:i/>
-          <w:sz w:val="20"/>
-        </w:rPr>
-        <w:t>Akuisisi Data IMU dan Tekanan</w:t>
-      </w:r>
-      <w:r>
-        <w:rPr>
-          <w:rFonts w:ascii="Arial" w:hAnsi="Arial"/>
-          <w:b w:val="0"/>
-          <w:sz w:val="20"/>
-        </w:rPr>
-        <w:t xml:space="preserve">: Modul Python </w:t>
-      </w:r>
-      <w:r>
-        <w:rPr>
-          <w:rFonts w:ascii="Consolas" w:hAnsi="Consolas"/>
-          <w:b w:val="0"/>
-          <w:sz w:val="19"/>
-        </w:rPr>
-        <w:t>SubseaTelemetryBridge</w:t>
-      </w:r>
-      <w:r>
-        <w:rPr>
-          <w:rFonts w:ascii="Arial" w:hAnsi="Arial"/>
-          <w:b w:val="0"/>
-          <w:sz w:val="20"/>
-        </w:rPr>
-        <w:t xml:space="preserve"> pada berkas [</w:t>
-      </w:r>
-      <w:r>
-        <w:rPr>
-          <w:rFonts w:ascii="Consolas" w:hAnsi="Consolas"/>
-          <w:b w:val="0"/>
-          <w:sz w:val="19"/>
-        </w:rPr>
-        <w:t>auv_dynamics_hil_node.py</w:t>
-      </w:r>
-      <w:r>
-        <w:rPr>
-          <w:rFonts w:ascii="Arial" w:hAnsi="Arial"/>
-          <w:b w:val="0"/>
-          <w:sz w:val="20"/>
-        </w:rPr>
-        <w:t>](file:///home/radhi/Documents/AUV_GitHub_Upload/auv_dynamics_hil_node.py) melakukan polling</w:t>
-      </w:r>
-      <w:r>
-        <w:rPr>
-          <w:rFonts w:ascii="Arial" w:hAnsi="Arial"/>
-          <w:b w:val="0"/>
-          <w:sz w:val="20"/>
-        </w:rPr>
-        <w:t xml:space="preserve"> </w:t>
-      </w:r>
-      <w:r>
-        <w:rPr>
-          <w:rFonts w:ascii="Arial" w:hAnsi="Arial"/>
-          <w:b w:val="0"/>
-          <w:i/>
-          <w:sz w:val="20"/>
-        </w:rPr>
-        <w:t>data JSON pada endpoint `http://192.168.2.2:6040/mavlink/vehicles/1/components/1/messages` dengan batas waktu (</w:t>
-      </w:r>
-      <w:r>
-        <w:rPr>
-          <w:rFonts w:ascii="Arial" w:hAnsi="Arial"/>
-          <w:b w:val="0"/>
-          <w:sz w:val="20"/>
-        </w:rPr>
-        <w:t xml:space="preserve">timeout) </w:t>
-      </w:r>
-      <w:r>
-        <w:rPr>
-          <w:rFonts w:ascii="Arial" w:hAnsi="Arial"/>
-          <w:b w:val="0"/>
-          <w:sz w:val="20"/>
-        </w:rPr>
-        <w:t>$$0.25\text{ detik}$$</w:t>
-      </w:r>
-      <w:r>
-        <w:rPr>
-          <w:rFonts w:ascii="Arial" w:hAnsi="Arial"/>
-          <w:b w:val="0"/>
-          <w:sz w:val="20"/>
-        </w:rPr>
-        <w:t>.</w:t>
+          <w:b/>
+          <w:sz w:val="20"/>
+        </w:rPr>
+        <w:t>1. Akuisisi Data IMU dan Tekanan</w:t>
       </w:r>
     </w:p>
     <w:p>
       <w:pPr>
-        <w:spacing w:after="60" w:line="276" w:lineRule="auto"/>
-        <w:ind w:left="567" w:hanging="340"/>
+        <w:spacing w:after="80" w:line="276" w:lineRule="auto"/>
+        <w:ind w:firstLine="0"/>
+        <w:jc w:val="both"/>
       </w:pPr>
       <w:r>
         <w:rPr>
           <w:rFonts w:ascii="Arial" w:hAnsi="Arial"/>
-          <w:b w:val="0"/>
-          <w:sz w:val="20"/>
-        </w:rPr>
-        <w:t xml:space="preserve">2.  </w:t>
-      </w:r>
-      <w:r>
-        <w:rPr>
-          <w:rFonts w:ascii="Arial" w:hAnsi="Arial"/>
-          <w:b w:val="0"/>
+          <w:sz w:val="20"/>
+        </w:rPr>
+        <w:t xml:space="preserve">Modul Python </w:t>
+      </w:r>
+      <w:r>
+        <w:rPr>
+          <w:rFonts w:ascii="Consolas" w:hAnsi="Consolas"/>
+          <w:color w:val="333333"/>
+          <w:sz w:val="19"/>
+        </w:rPr>
+        <w:t>SubseaTelemetryBridge</w:t>
+      </w:r>
+      <w:r>
+        <w:rPr>
+          <w:rFonts w:ascii="Arial" w:hAnsi="Arial"/>
+          <w:sz w:val="20"/>
+        </w:rPr>
+        <w:t xml:space="preserve"> pada berkas [</w:t>
+      </w:r>
+      <w:r>
+        <w:rPr>
+          <w:rFonts w:ascii="Consolas" w:hAnsi="Consolas"/>
+          <w:color w:val="333333"/>
+          <w:sz w:val="19"/>
+        </w:rPr>
+        <w:t>auv_dynamics_hil_node.py</w:t>
+      </w:r>
+      <w:r>
+        <w:rPr>
+          <w:rFonts w:ascii="Arial" w:hAnsi="Arial"/>
+          <w:sz w:val="20"/>
+        </w:rPr>
+        <w:t xml:space="preserve">](file:///home/radhi/Documents/AUV_GitHub_Upload/auv_dynamics_hil_node.py) melakukan </w:t>
+      </w:r>
+      <w:r>
+        <w:rPr>
+          <w:rFonts w:ascii="Arial" w:hAnsi="Arial"/>
           <w:i/>
           <w:sz w:val="20"/>
         </w:rPr>
-        <w:t>Pengekstrakkan Pesan MAVLink</w:t>
-      </w:r>
-      <w:r>
-        <w:rPr>
-          <w:rFonts w:ascii="Arial" w:hAnsi="Arial"/>
-          <w:b w:val="0"/>
-          <w:sz w:val="20"/>
-        </w:rPr>
-        <w:t xml:space="preserve">: Pesan </w:t>
+        <w:t>polling</w:t>
+      </w:r>
+      <w:r>
+        <w:rPr>
+          <w:rFonts w:ascii="Arial" w:hAnsi="Arial"/>
+          <w:sz w:val="20"/>
+        </w:rPr>
+        <w:t xml:space="preserve"> data JSON pada endpoint </w:t>
       </w:r>
       <w:r>
         <w:rPr>
           <w:rFonts w:ascii="Consolas" w:hAnsi="Consolas"/>
-          <w:b w:val="0"/>
+          <w:color w:val="333333"/>
           <w:sz w:val="19"/>
         </w:rPr>
-        <w:t>SCALED_IMU2</w:t>
-      </w:r>
-      <w:r>
-        <w:rPr>
-          <w:rFonts w:ascii="Arial" w:hAnsi="Arial"/>
-          <w:b w:val="0"/>
-          <w:sz w:val="20"/>
-        </w:rPr>
-        <w:t xml:space="preserve"> atau </w:t>
-      </w:r>
-      <w:r>
-        <w:rPr>
-          <w:rFonts w:ascii="Consolas" w:hAnsi="Consolas"/>
-          <w:b w:val="0"/>
-          <w:sz w:val="19"/>
-        </w:rPr>
-        <w:t>RAW_IMU</w:t>
-      </w:r>
-      <w:r>
-        <w:rPr>
-          <w:rFonts w:ascii="Arial" w:hAnsi="Arial"/>
-          <w:b w:val="0"/>
-          <w:sz w:val="20"/>
-        </w:rPr>
-        <w:t xml:space="preserve"> diekstraksi untuk memperoleh percepatan linier tiga sumbu (</w:t>
-      </w:r>
-      <w:r>
-        <w:rPr>
-          <w:rFonts w:ascii="Arial" w:hAnsi="Arial"/>
-          <w:b w:val="0"/>
-          <w:sz w:val="20"/>
-        </w:rPr>
-        <w:t>$$a_x, a_y, a_z$$</w:t>
-      </w:r>
-      <w:r>
-        <w:rPr>
-          <w:rFonts w:ascii="Arial" w:hAnsi="Arial"/>
-          <w:b w:val="0"/>
-          <w:sz w:val="20"/>
-        </w:rPr>
-        <w:t>) dan kecepatan sudut (</w:t>
-      </w:r>
-      <w:r>
-        <w:rPr>
-          <w:rFonts w:ascii="Arial" w:hAnsi="Arial"/>
-          <w:b w:val="0"/>
-          <w:sz w:val="20"/>
-        </w:rPr>
-        <w:t>$$p, q, r$$</w:t>
-      </w:r>
-      <w:r>
-        <w:rPr>
-          <w:rFonts w:ascii="Arial" w:hAnsi="Arial"/>
-          <w:b w:val="0"/>
-          <w:sz w:val="20"/>
-        </w:rPr>
-        <w:t xml:space="preserve">). Pesan </w:t>
-      </w:r>
-      <w:r>
-        <w:rPr>
-          <w:rFonts w:ascii="Consolas" w:hAnsi="Consolas"/>
-          <w:b w:val="0"/>
-          <w:sz w:val="19"/>
-        </w:rPr>
-        <w:t>ATTITUDE</w:t>
-      </w:r>
-      <w:r>
-        <w:rPr>
-          <w:rFonts w:ascii="Arial" w:hAnsi="Arial"/>
-          <w:b w:val="0"/>
-          <w:sz w:val="20"/>
-        </w:rPr>
-        <w:t xml:space="preserve"> diekstraksi untuk memperoleh orientasi Euler (</w:t>
-      </w:r>
-      <w:r>
-        <w:rPr>
-          <w:rFonts w:ascii="Arial" w:hAnsi="Arial"/>
-          <w:b w:val="0"/>
-          <w:sz w:val="20"/>
-        </w:rPr>
-        <w:t>$$\phi, \theta, \psi$$</w:t>
-      </w:r>
-      <w:r>
-        <w:rPr>
-          <w:rFonts w:ascii="Arial" w:hAnsi="Arial"/>
-          <w:b w:val="0"/>
-          <w:sz w:val="20"/>
-        </w:rPr>
-        <w:t xml:space="preserve">). Pesan </w:t>
-      </w:r>
-      <w:r>
-        <w:rPr>
-          <w:rFonts w:ascii="Consolas" w:hAnsi="Consolas"/>
-          <w:b w:val="0"/>
-          <w:sz w:val="19"/>
-        </w:rPr>
-        <w:t>SCALED_PRESSURE2</w:t>
-      </w:r>
-      <w:r>
-        <w:rPr>
-          <w:rFonts w:ascii="Arial" w:hAnsi="Arial"/>
-          <w:b w:val="0"/>
-          <w:sz w:val="20"/>
-        </w:rPr>
-        <w:t xml:space="preserve"> diekstraksi untuk memperoleh tekanan absolut subsea (</w:t>
-      </w:r>
-      <w:r>
-        <w:rPr>
-          <w:rFonts w:ascii="Arial" w:hAnsi="Arial"/>
-          <w:b w:val="0"/>
-          <w:sz w:val="20"/>
-        </w:rPr>
-        <w:t>$$P_{\text{fluid}}$$</w:t>
-      </w:r>
-      <w:r>
-        <w:rPr>
-          <w:rFonts w:ascii="Arial" w:hAnsi="Arial"/>
-          <w:b w:val="0"/>
-          <w:sz w:val="20"/>
-        </w:rPr>
-        <w:t xml:space="preserve">). Pesan </w:t>
-      </w:r>
-      <w:r>
-        <w:rPr>
-          <w:rFonts w:ascii="Consolas" w:hAnsi="Consolas"/>
-          <w:b w:val="0"/>
-          <w:sz w:val="19"/>
-        </w:rPr>
-        <w:t>SERVO_OUTPUT_RAW</w:t>
-      </w:r>
-      <w:r>
-        <w:rPr>
-          <w:rFonts w:ascii="Arial" w:hAnsi="Arial"/>
-          <w:b w:val="0"/>
-          <w:sz w:val="20"/>
-        </w:rPr>
-        <w:t xml:space="preserve"> diekstraksi untuk merekam sinyal PWM dari delapan pendorong secara simultan.</w:t>
+        <w:t>http://192.168.2.2:6040/mavlink/vehicles/1/components/1/messages</w:t>
+      </w:r>
+      <w:r>
+        <w:rPr>
+          <w:rFonts w:ascii="Arial" w:hAnsi="Arial"/>
+          <w:sz w:val="20"/>
+        </w:rPr>
+        <w:t xml:space="preserve"> dengan batas waktu (</w:t>
+      </w:r>
+      <w:r>
+        <w:rPr>
+          <w:rFonts w:ascii="Arial" w:hAnsi="Arial"/>
+          <w:i/>
+          <w:sz w:val="20"/>
+        </w:rPr>
+        <w:t>timeout</w:t>
+      </w:r>
+      <w:r>
+        <w:rPr>
+          <w:rFonts w:ascii="Arial" w:hAnsi="Arial"/>
+          <w:sz w:val="20"/>
+        </w:rPr>
+        <w:t xml:space="preserve">) </w:t>
+      </w:r>
+      <w:r>
+        <w:rPr>
+          <w:rFonts w:ascii="Arial" w:hAnsi="Arial"/>
+          <w:sz w:val="20"/>
+        </w:rPr>
+        <w:t>$$0.25\text{ detik}$$</w:t>
+      </w:r>
+      <w:r>
+        <w:rPr>
+          <w:rFonts w:ascii="Arial" w:hAnsi="Arial"/>
+          <w:sz w:val="20"/>
+        </w:rPr>
+        <w:t>.</w:t>
       </w:r>
     </w:p>
     <w:p>
       <w:pPr>
-        <w:spacing w:after="60" w:line="276" w:lineRule="auto"/>
-        <w:ind w:left="567" w:hanging="340"/>
+        <w:pStyle w:val="Heading4"/>
+        <w:keepNext/>
+        <w:spacing w:before="120" w:after="40" w:line="276" w:lineRule="auto"/>
+        <w:ind w:firstLine="0"/>
+        <w:jc w:val="left"/>
       </w:pPr>
       <w:r>
         <w:rPr>
           <w:rFonts w:ascii="Arial" w:hAnsi="Arial"/>
-          <w:b w:val="0"/>
-          <w:sz w:val="20"/>
-        </w:rPr>
-        <w:t xml:space="preserve">3.  </w:t>
-      </w:r>
-      <w:r>
-        <w:rPr>
-          <w:rFonts w:ascii="Arial" w:hAnsi="Arial"/>
-          <w:b w:val="0"/>
-          <w:i/>
-          <w:sz w:val="20"/>
-        </w:rPr>
-        <w:t>Kalibrasi Tekanan Atmosfer Otomatis</w:t>
-      </w:r>
-      <w:r>
-        <w:rPr>
-          <w:rFonts w:ascii="Arial" w:hAnsi="Arial"/>
-          <w:b w:val="0"/>
-          <w:sz w:val="20"/>
-        </w:rPr>
-        <w:t>: Saat node diinisialisasi di permukaan air, sistem secara otomatis mengambil sampel baseline tekanan atmosfer sebanyak 10 sampel untuk mengkalibrasi tekanan udara lokal (</w:t>
-      </w:r>
-      <w:r>
-        <w:rPr>
-          <w:rFonts w:ascii="Arial" w:hAnsi="Arial"/>
-          <w:b w:val="0"/>
+          <w:b/>
+          <w:sz w:val="20"/>
+        </w:rPr>
+        <w:t>2. Pengekstrakkan Pesan MAVLink</w:t>
+      </w:r>
+    </w:p>
+    <w:p>
+      <w:pPr>
+        <w:spacing w:after="80" w:line="276" w:lineRule="auto"/>
+        <w:ind w:firstLine="0"/>
+        <w:jc w:val="both"/>
+      </w:pPr>
+      <w:r>
+        <w:rPr>
+          <w:rFonts w:ascii="Arial" w:hAnsi="Arial"/>
+          <w:sz w:val="20"/>
+        </w:rPr>
+        <w:t xml:space="preserve">Pesan </w:t>
+      </w:r>
+      <w:r>
+        <w:rPr>
+          <w:rFonts w:ascii="Consolas" w:hAnsi="Consolas"/>
+          <w:color w:val="333333"/>
+          <w:sz w:val="19"/>
+        </w:rPr>
+        <w:t>SCALED_IMU2</w:t>
+      </w:r>
+      <w:r>
+        <w:rPr>
+          <w:rFonts w:ascii="Arial" w:hAnsi="Arial"/>
+          <w:sz w:val="20"/>
+        </w:rPr>
+        <w:t xml:space="preserve"> atau </w:t>
+      </w:r>
+      <w:r>
+        <w:rPr>
+          <w:rFonts w:ascii="Consolas" w:hAnsi="Consolas"/>
+          <w:color w:val="333333"/>
+          <w:sz w:val="19"/>
+        </w:rPr>
+        <w:t>RAW_IMU</w:t>
+      </w:r>
+      <w:r>
+        <w:rPr>
+          <w:rFonts w:ascii="Arial" w:hAnsi="Arial"/>
+          <w:sz w:val="20"/>
+        </w:rPr>
+        <w:t xml:space="preserve"> diekstraksi untuk memperoleh percepatan linier tiga sumbu (</w:t>
+      </w:r>
+      <w:r>
+        <w:rPr>
+          <w:rFonts w:ascii="Arial" w:hAnsi="Arial"/>
+          <w:sz w:val="20"/>
+        </w:rPr>
+        <w:t>$$a_x, a_y, a_z$$</w:t>
+      </w:r>
+      <w:r>
+        <w:rPr>
+          <w:rFonts w:ascii="Arial" w:hAnsi="Arial"/>
+          <w:sz w:val="20"/>
+        </w:rPr>
+        <w:t>) dan kecepatan sudut (</w:t>
+      </w:r>
+      <w:r>
+        <w:rPr>
+          <w:rFonts w:ascii="Arial" w:hAnsi="Arial"/>
+          <w:sz w:val="20"/>
+        </w:rPr>
+        <w:t>$$p, q, r$$</w:t>
+      </w:r>
+      <w:r>
+        <w:rPr>
+          <w:rFonts w:ascii="Arial" w:hAnsi="Arial"/>
+          <w:sz w:val="20"/>
+        </w:rPr>
+        <w:t xml:space="preserve">). Pesan </w:t>
+      </w:r>
+      <w:r>
+        <w:rPr>
+          <w:rFonts w:ascii="Consolas" w:hAnsi="Consolas"/>
+          <w:color w:val="333333"/>
+          <w:sz w:val="19"/>
+        </w:rPr>
+        <w:t>ATTITUDE</w:t>
+      </w:r>
+      <w:r>
+        <w:rPr>
+          <w:rFonts w:ascii="Arial" w:hAnsi="Arial"/>
+          <w:sz w:val="20"/>
+        </w:rPr>
+        <w:t xml:space="preserve"> diekstraksi untuk memperoleh orientasi Euler (</w:t>
+      </w:r>
+      <w:r>
+        <w:rPr>
+          <w:rFonts w:ascii="Arial" w:hAnsi="Arial"/>
+          <w:sz w:val="20"/>
+        </w:rPr>
+        <w:t>$$\phi, \theta, \psi$$</w:t>
+      </w:r>
+      <w:r>
+        <w:rPr>
+          <w:rFonts w:ascii="Arial" w:hAnsi="Arial"/>
+          <w:sz w:val="20"/>
+        </w:rPr>
+        <w:t xml:space="preserve">). Pesan </w:t>
+      </w:r>
+      <w:r>
+        <w:rPr>
+          <w:rFonts w:ascii="Consolas" w:hAnsi="Consolas"/>
+          <w:color w:val="333333"/>
+          <w:sz w:val="19"/>
+        </w:rPr>
+        <w:t>SCALED_PRESSURE2</w:t>
+      </w:r>
+      <w:r>
+        <w:rPr>
+          <w:rFonts w:ascii="Arial" w:hAnsi="Arial"/>
+          <w:sz w:val="20"/>
+        </w:rPr>
+        <w:t xml:space="preserve"> diekstraksi untuk memperoleh tekanan absolut subsea (</w:t>
+      </w:r>
+      <w:r>
+        <w:rPr>
+          <w:rFonts w:ascii="Arial" w:hAnsi="Arial"/>
+          <w:sz w:val="20"/>
+        </w:rPr>
+        <w:t>$$P_{\text{fluid}}$$</w:t>
+      </w:r>
+      <w:r>
+        <w:rPr>
+          <w:rFonts w:ascii="Arial" w:hAnsi="Arial"/>
+          <w:sz w:val="20"/>
+        </w:rPr>
+        <w:t xml:space="preserve">). Pesan </w:t>
+      </w:r>
+      <w:r>
+        <w:rPr>
+          <w:rFonts w:ascii="Consolas" w:hAnsi="Consolas"/>
+          <w:color w:val="333333"/>
+          <w:sz w:val="19"/>
+        </w:rPr>
+        <w:t>SERVO_OUTPUT_RAW</w:t>
+      </w:r>
+      <w:r>
+        <w:rPr>
+          <w:rFonts w:ascii="Arial" w:hAnsi="Arial"/>
+          <w:sz w:val="20"/>
+        </w:rPr>
+        <w:t xml:space="preserve"> diekstraksi untuk merekam sinyal PWM dari delapan pendorong secara simultan.</w:t>
+      </w:r>
+    </w:p>
+    <w:p>
+      <w:pPr>
+        <w:pStyle w:val="Heading4"/>
+        <w:keepNext/>
+        <w:spacing w:before="120" w:after="40" w:line="276" w:lineRule="auto"/>
+        <w:ind w:firstLine="0"/>
+        <w:jc w:val="left"/>
+      </w:pPr>
+      <w:r>
+        <w:rPr>
+          <w:rFonts w:ascii="Arial" w:hAnsi="Arial"/>
+          <w:b/>
+          <w:sz w:val="20"/>
+        </w:rPr>
+        <w:t>3. Kalibrasi Tekanan Atmosfer Otomatis</w:t>
+      </w:r>
+    </w:p>
+    <w:p>
+      <w:pPr>
+        <w:spacing w:after="80" w:line="276" w:lineRule="auto"/>
+        <w:ind w:firstLine="0"/>
+        <w:jc w:val="both"/>
+      </w:pPr>
+      <w:r>
+        <w:rPr>
+          <w:rFonts w:ascii="Arial" w:hAnsi="Arial"/>
+          <w:sz w:val="20"/>
+        </w:rPr>
+        <w:t>Saat node diinisialisasi di permukaan air, sistem secara otomatis mengambil sampel baseline tekanan atmosfer sebanyak 10 sampel untuk mengkalibrasi tekanan udara lokal (</w:t>
+      </w:r>
+      <w:r>
+        <w:rPr>
+          <w:rFonts w:ascii="Arial" w:hAnsi="Arial"/>
           <w:sz w:val="20"/>
         </w:rPr>
         <w:t>$$P_{\text{atm}}$$</w:t>
@@ -15319,7 +15321,6 @@
       <w:r>
         <w:rPr>
           <w:rFonts w:ascii="Arial" w:hAnsi="Arial"/>
-          <w:b w:val="0"/>
           <w:sz w:val="20"/>
         </w:rPr>
         <w:t>). Kedalaman subsea dihitung secara langsung menggunakan persamaan hidrostatik:</w:t>
@@ -15430,97 +15431,118 @@
     </w:p>
     <w:p>
       <w:pPr>
-        <w:spacing w:after="60" w:line="276" w:lineRule="auto"/>
-        <w:ind w:left="567" w:hanging="340"/>
+        <w:pStyle w:val="Heading4"/>
+        <w:keepNext/>
+        <w:spacing w:before="120" w:after="40" w:line="276" w:lineRule="auto"/>
+        <w:ind w:firstLine="0"/>
+        <w:jc w:val="left"/>
       </w:pPr>
       <w:r>
         <w:rPr>
           <w:rFonts w:ascii="Arial" w:hAnsi="Arial"/>
-          <w:b w:val="0"/>
-          <w:sz w:val="20"/>
-        </w:rPr>
-        <w:t xml:space="preserve">1.  </w:t>
-      </w:r>
-      <w:r>
-        <w:rPr>
-          <w:rFonts w:ascii="Arial" w:hAnsi="Arial"/>
-          <w:b w:val="0"/>
+          <w:b/>
+          <w:sz w:val="20"/>
+        </w:rPr>
+        <w:t>1. Prapemrosesan Peningkatan Kontras Adaptif (CLAHE)</w:t>
+      </w:r>
+    </w:p>
+    <w:p>
+      <w:pPr>
+        <w:spacing w:after="80" w:line="276" w:lineRule="auto"/>
+        <w:ind w:firstLine="0"/>
+        <w:jc w:val="both"/>
+      </w:pPr>
+      <w:r>
+        <w:rPr>
+          <w:rFonts w:ascii="Arial" w:hAnsi="Arial"/>
+          <w:sz w:val="20"/>
+        </w:rPr>
+        <w:t>Citra RGB yang diterima didegradasi oleh partikel air dikonversi ke ruang warna CIE LAB. Saluran kecerahan (</w:t>
+      </w:r>
+      <w:r>
+        <w:rPr>
+          <w:rFonts w:ascii="Arial" w:hAnsi="Arial"/>
           <w:i/>
           <w:sz w:val="20"/>
         </w:rPr>
-        <w:t>Prapemrosesan Peningkatan Kontras Adaptif (CLAHE)</w:t>
-      </w:r>
-      <w:r>
-        <w:rPr>
-          <w:rFonts w:ascii="Arial" w:hAnsi="Arial"/>
-          <w:b w:val="0"/>
-          <w:sz w:val="20"/>
-        </w:rPr>
-        <w:t>: Citra RGB yang diterima didegradasi oleh partikel air dikonversi ke ruang warna CIE LAB. Saluran kecerahan (</w:t>
-      </w:r>
-      <w:r>
-        <w:rPr>
-          <w:rFonts w:ascii="Arial" w:hAnsi="Arial"/>
-          <w:b w:val="0"/>
+        <w:t>Luminance channel</w:t>
+      </w:r>
+      <w:r>
+        <w:rPr>
+          <w:rFonts w:ascii="Arial" w:hAnsi="Arial"/>
+          <w:sz w:val="20"/>
+        </w:rPr>
+        <w:t xml:space="preserve"> </w:t>
+      </w:r>
+      <w:r>
+        <w:rPr>
+          <w:rFonts w:ascii="Arial" w:hAnsi="Arial"/>
+          <w:sz w:val="20"/>
+        </w:rPr>
+        <w:t>$$L$$</w:t>
+      </w:r>
+      <w:r>
+        <w:rPr>
+          <w:rFonts w:ascii="Arial" w:hAnsi="Arial"/>
+          <w:sz w:val="20"/>
+        </w:rPr>
+        <w:t>) ditingkatkan menggunakan operator CLAHE (</w:t>
+      </w:r>
+      <w:r>
+        <w:rPr>
+          <w:rFonts w:ascii="Arial" w:hAnsi="Arial"/>
           <w:i/>
           <w:sz w:val="20"/>
         </w:rPr>
-        <w:t>Luminance channel</w:t>
-      </w:r>
-      <w:r>
-        <w:rPr>
-          <w:rFonts w:ascii="Arial" w:hAnsi="Arial"/>
-          <w:b w:val="0"/>
-          <w:sz w:val="20"/>
-        </w:rPr>
-        <w:t xml:space="preserve"> </w:t>
-      </w:r>
-      <w:r>
-        <w:rPr>
-          <w:rFonts w:ascii="Arial" w:hAnsi="Arial"/>
-          <w:b w:val="0"/>
-          <w:sz w:val="20"/>
-        </w:rPr>
-        <w:t>$$L$$</w:t>
-      </w:r>
-      <w:r>
-        <w:rPr>
-          <w:rFonts w:ascii="Arial" w:hAnsi="Arial"/>
-          <w:b w:val="0"/>
-          <w:sz w:val="20"/>
-        </w:rPr>
-        <w:t>) ditingkatkan menggunakan operator CLAHE (</w:t>
-      </w:r>
-      <w:r>
-        <w:rPr>
-          <w:rFonts w:ascii="Arial" w:hAnsi="Arial"/>
-          <w:b w:val="0"/>
+        <w:t>Contrast Limited Adaptive Histogram Equalization</w:t>
+      </w:r>
+      <w:r>
+        <w:rPr>
+          <w:rFonts w:ascii="Arial" w:hAnsi="Arial"/>
+          <w:sz w:val="20"/>
+        </w:rPr>
+        <w:t>) dengan parameter ambang klip (</w:t>
+      </w:r>
+      <w:r>
+        <w:rPr>
+          <w:rFonts w:ascii="Arial" w:hAnsi="Arial"/>
           <w:i/>
           <w:sz w:val="20"/>
         </w:rPr>
-        <w:t>Contrast Limited Adaptive Histogram Equalization</w:t>
-      </w:r>
-      <w:r>
-        <w:rPr>
-          <w:rFonts w:ascii="Arial" w:hAnsi="Arial"/>
-          <w:b w:val="0"/>
-          <w:sz w:val="20"/>
-        </w:rPr>
-        <w:t>) dengan parameter ambang klip (</w:t>
-      </w:r>
-      <w:r>
-        <w:rPr>
-          <w:rFonts w:ascii="Arial" w:hAnsi="Arial"/>
-          <w:b w:val="0"/>
+        <w:t>clip limit</w:t>
+      </w:r>
+      <w:r>
+        <w:rPr>
+          <w:rFonts w:ascii="Arial" w:hAnsi="Arial"/>
+          <w:sz w:val="20"/>
+        </w:rPr>
+        <w:t xml:space="preserve">) </w:t>
+      </w:r>
+      <w:r>
+        <w:rPr>
+          <w:rFonts w:ascii="Arial" w:hAnsi="Arial"/>
+          <w:sz w:val="20"/>
+        </w:rPr>
+        <w:t>$$2.5$$</w:t>
+      </w:r>
+      <w:r>
+        <w:rPr>
+          <w:rFonts w:ascii="Arial" w:hAnsi="Arial"/>
+          <w:sz w:val="20"/>
+        </w:rPr>
+        <w:t xml:space="preserve"> dan ukuran kisi ubin (</w:t>
+      </w:r>
+      <w:r>
+        <w:rPr>
+          <w:rFonts w:ascii="Arial" w:hAnsi="Arial"/>
           <w:i/>
           <w:sz w:val="20"/>
         </w:rPr>
-        <w:t>clip limit</w:t>
-      </w:r>
-      <w:r>
-        <w:rPr>
-          <w:rFonts w:ascii="Arial" w:hAnsi="Arial"/>
-          <w:b w:val="0"/>
+        <w:t>tile grid size</w:t>
+      </w:r>
+      <w:r>
+        <w:rPr>
+          <w:rFonts w:ascii="Arial" w:hAnsi="Arial"/>
           <w:sz w:val="20"/>
         </w:rPr>
         <w:t xml:space="preserve">) </w:t>
@@ -15528,40 +15550,6 @@
       <w:r>
         <w:rPr>
           <w:rFonts w:ascii="Arial" w:hAnsi="Arial"/>
-          <w:b w:val="0"/>
-          <w:sz w:val="20"/>
-        </w:rPr>
-        <w:t>$$2.5$$</w:t>
-      </w:r>
-      <w:r>
-        <w:rPr>
-          <w:rFonts w:ascii="Arial" w:hAnsi="Arial"/>
-          <w:b w:val="0"/>
-          <w:sz w:val="20"/>
-        </w:rPr>
-        <w:t xml:space="preserve"> dan ukuran kisi ubin (</w:t>
-      </w:r>
-      <w:r>
-        <w:rPr>
-          <w:rFonts w:ascii="Arial" w:hAnsi="Arial"/>
-          <w:b w:val="0"/>
-          <w:i/>
-          <w:sz w:val="20"/>
-        </w:rPr>
-        <w:t>tile grid size</w:t>
-      </w:r>
-      <w:r>
-        <w:rPr>
-          <w:rFonts w:ascii="Arial" w:hAnsi="Arial"/>
-          <w:b w:val="0"/>
-          <w:sz w:val="20"/>
-        </w:rPr>
-        <w:t xml:space="preserve">) </w:t>
-      </w:r>
-      <w:r>
-        <w:rPr>
-          <w:rFonts w:ascii="Arial" w:hAnsi="Arial"/>
-          <w:b w:val="0"/>
           <w:sz w:val="20"/>
         </w:rPr>
         <w:t>$$8 \times 8$$</w:t>
@@ -15569,7 +15557,6 @@
       <w:r>
         <w:rPr>
           <w:rFonts w:ascii="Arial" w:hAnsi="Arial"/>
-          <w:b w:val="0"/>
           <w:sz w:val="20"/>
         </w:rPr>
         <w:t>:</w:t>
@@ -15662,71 +15649,67 @@
     </w:p>
     <w:p>
       <w:pPr>
-        <w:spacing w:after="60" w:line="276" w:lineRule="auto"/>
-        <w:ind w:left="567" w:hanging="340"/>
+        <w:pStyle w:val="Heading4"/>
+        <w:keepNext/>
+        <w:spacing w:before="120" w:after="40" w:line="276" w:lineRule="auto"/>
+        <w:ind w:firstLine="0"/>
+        <w:jc w:val="left"/>
       </w:pPr>
       <w:r>
         <w:rPr>
           <w:rFonts w:ascii="Arial" w:hAnsi="Arial"/>
-          <w:b w:val="0"/>
-          <w:sz w:val="20"/>
-        </w:rPr>
-        <w:t xml:space="preserve">2.  </w:t>
-      </w:r>
-      <w:r>
-        <w:rPr>
-          <w:rFonts w:ascii="Arial" w:hAnsi="Arial"/>
-          <w:b w:val="0"/>
+          <w:b/>
+          <w:sz w:val="20"/>
+        </w:rPr>
+        <w:t>2. Inferensi Deteksi Objek YOLO26 World</w:t>
+      </w:r>
+    </w:p>
+    <w:p>
+      <w:pPr>
+        <w:spacing w:after="80" w:line="276" w:lineRule="auto"/>
+        <w:ind w:firstLine="0"/>
+        <w:jc w:val="both"/>
+      </w:pPr>
+      <w:r>
+        <w:rPr>
+          <w:rFonts w:ascii="Arial" w:hAnsi="Arial"/>
+          <w:sz w:val="20"/>
+        </w:rPr>
+        <w:t xml:space="preserve">Citra yang telah ditingkatkan diumpankan ke arsitektur jaringan syaraf tiruan </w:t>
+      </w:r>
+      <w:r>
+        <w:rPr>
+          <w:rFonts w:ascii="Arial" w:hAnsi="Arial"/>
           <w:i/>
           <w:sz w:val="20"/>
         </w:rPr>
-        <w:t>Inferensi Deteksi Objek YOLO26 World</w:t>
-      </w:r>
-      <w:r>
-        <w:rPr>
-          <w:rFonts w:ascii="Arial" w:hAnsi="Arial"/>
-          <w:b w:val="0"/>
-          <w:sz w:val="20"/>
-        </w:rPr>
-        <w:t>: Citra yang telah ditingkatkan diumpankan ke arsitektur jaringan syaraf tiruan YOLO26 World</w:t>
-      </w:r>
-      <w:r>
-        <w:rPr>
-          <w:rFonts w:ascii="Arial" w:hAnsi="Arial"/>
-          <w:b w:val="0"/>
-          <w:sz w:val="20"/>
-        </w:rPr>
-        <w:t xml:space="preserve"> </w:t>
-      </w:r>
-      <w:r>
-        <w:rPr>
-          <w:rFonts w:ascii="Arial" w:hAnsi="Arial"/>
-          <w:b w:val="0"/>
+        <w:t>YOLO26 World</w:t>
+      </w:r>
+      <w:r>
+        <w:rPr>
+          <w:rFonts w:ascii="Arial" w:hAnsi="Arial"/>
+          <w:sz w:val="20"/>
+        </w:rPr>
+        <w:t xml:space="preserve"> (atau model kustom </w:t>
+      </w:r>
+      <w:r>
+        <w:rPr>
+          <w:rFonts w:ascii="Arial" w:hAnsi="Arial"/>
           <w:i/>
           <w:sz w:val="20"/>
         </w:rPr>
-        <w:t>(atau model kustom</w:t>
-      </w:r>
-      <w:r>
-        <w:rPr>
-          <w:rFonts w:ascii="Arial" w:hAnsi="Arial"/>
-          <w:b w:val="0"/>
-          <w:sz w:val="20"/>
-        </w:rPr>
-        <w:t xml:space="preserve"> </w:t>
-      </w:r>
-      <w:r>
-        <w:rPr>
-          <w:rFonts w:ascii="Arial" w:hAnsi="Arial"/>
-          <w:b w:val="0"/>
-          <w:sz w:val="20"/>
-        </w:rPr>
-        <w:t xml:space="preserve">fine-tuned 11 kelas bawah air) pada resolusi spasial </w:t>
-      </w:r>
-      <w:r>
-        <w:rPr>
-          <w:rFonts w:ascii="Arial" w:hAnsi="Arial"/>
-          <w:b w:val="0"/>
+        <w:t>fine-tuned</w:t>
+      </w:r>
+      <w:r>
+        <w:rPr>
+          <w:rFonts w:ascii="Arial" w:hAnsi="Arial"/>
+          <w:sz w:val="20"/>
+        </w:rPr>
+        <w:t xml:space="preserve"> 11 kelas bawah air) pada resolusi spasial </w:t>
+      </w:r>
+      <w:r>
+        <w:rPr>
+          <w:rFonts w:ascii="Arial" w:hAnsi="Arial"/>
           <w:sz w:val="20"/>
         </w:rPr>
         <w:t>$$1024 \times 1024$$</w:t>
@@ -15734,24 +15717,36 @@
       <w:r>
         <w:rPr>
           <w:rFonts w:ascii="Arial" w:hAnsi="Arial"/>
-          <w:b w:val="0"/>
-          <w:sz w:val="20"/>
-        </w:rPr>
-        <w:t xml:space="preserve"> piksel. Model dieksekusi dengan akselerasi perangkat keras GPU NVIDIA RTX 4070 Laptop (CUDA) menggunakan presisi floating point 16-bit (FP16). Keluaran deteksi berupa koordinat kotak pembatas (</w:t>
-      </w:r>
-      <w:r>
-        <w:rPr>
-          <w:rFonts w:ascii="Arial" w:hAnsi="Arial"/>
-          <w:b w:val="0"/>
+          <w:sz w:val="20"/>
+        </w:rPr>
+        <w:t xml:space="preserve"> piksel. Model dieksekusi dengan akselerasi perangkat keras GPU NVIDIA RTX 4070 Laptop (CUDA) menggunakan presisi </w:t>
+      </w:r>
+      <w:r>
+        <w:rPr>
+          <w:rFonts w:ascii="Arial" w:hAnsi="Arial"/>
           <w:i/>
           <w:sz w:val="20"/>
         </w:rPr>
+        <w:t>floating point</w:t>
+      </w:r>
+      <w:r>
+        <w:rPr>
+          <w:rFonts w:ascii="Arial" w:hAnsi="Arial"/>
+          <w:sz w:val="20"/>
+        </w:rPr>
+        <w:t xml:space="preserve"> 16-bit (FP16). Keluaran deteksi berupa koordinat kotak pembatas (</w:t>
+      </w:r>
+      <w:r>
+        <w:rPr>
+          <w:rFonts w:ascii="Arial" w:hAnsi="Arial"/>
+          <w:i/>
+          <w:sz w:val="20"/>
+        </w:rPr>
         <w:t>bounding box</w:t>
       </w:r>
       <w:r>
         <w:rPr>
           <w:rFonts w:ascii="Arial" w:hAnsi="Arial"/>
-          <w:b w:val="0"/>
           <w:sz w:val="20"/>
         </w:rPr>
         <w:t>):</w:t>
@@ -15782,7 +15777,22 @@
           <w:rFonts w:ascii="Arial" w:hAnsi="Arial"/>
           <w:sz w:val="20"/>
         </w:rPr>
-        <w:t xml:space="preserve">beserta skor keyakinan deteksi (detection confidence score) </w:t>
+        <w:t>beserta skor keyakinan deteksi (</w:t>
+      </w:r>
+      <w:r>
+        <w:rPr>
+          <w:rFonts w:ascii="Arial" w:hAnsi="Arial"/>
+          <w:i/>
+          <w:sz w:val="20"/>
+        </w:rPr>
+        <w:t>detection confidence score</w:t>
+      </w:r>
+      <w:r>
+        <w:rPr>
+          <w:rFonts w:ascii="Arial" w:hAnsi="Arial"/>
+          <w:sz w:val="20"/>
+        </w:rPr>
+        <w:t xml:space="preserve">) </w:t>
       </w:r>
       <w:r>
         <w:rPr>
@@ -15832,7 +15842,7 @@
     </w:p>
     <w:p>
       <w:pPr>
-        <w:pStyle w:val="Heading3"/>
+        <w:pStyle w:val="Heading4"/>
         <w:keepNext/>
         <w:spacing w:before="120" w:after="40" w:line="276" w:lineRule="auto"/>
         <w:ind w:firstLine="0"/>
@@ -16604,7 +16614,7 @@
     </w:p>
     <w:p>
       <w:pPr>
-        <w:pStyle w:val="Heading3"/>
+        <w:pStyle w:val="Heading4"/>
         <w:keepNext/>
         <w:spacing w:before="120" w:after="40" w:line="276" w:lineRule="auto"/>
         <w:ind w:firstLine="0"/>
@@ -18474,7 +18484,7 @@
     </w:p>
     <w:p>
       <w:pPr>
-        <w:pStyle w:val="Heading3"/>
+        <w:pStyle w:val="Heading4"/>
         <w:keepNext/>
         <w:spacing w:before="120" w:after="40" w:line="276" w:lineRule="auto"/>
         <w:ind w:firstLine="0"/>
@@ -18534,7 +18544,7 @@
     </w:p>
     <w:p>
       <w:pPr>
-        <w:pStyle w:val="Heading3"/>
+        <w:pStyle w:val="Heading4"/>
         <w:keepNext/>
         <w:spacing w:before="120" w:after="40" w:line="276" w:lineRule="auto"/>
         <w:ind w:firstLine="0"/>
@@ -18594,7 +18604,7 @@
     </w:p>
     <w:p>
       <w:pPr>
-        <w:pStyle w:val="Heading3"/>
+        <w:pStyle w:val="Heading4"/>
         <w:keepNext/>
         <w:spacing w:before="120" w:after="40" w:line="276" w:lineRule="auto"/>
         <w:ind w:firstLine="0"/>
@@ -18684,7 +18694,7 @@
     </w:p>
     <w:p>
       <w:pPr>
-        <w:pStyle w:val="Heading3"/>
+        <w:pStyle w:val="Heading4"/>
         <w:keepNext/>
         <w:spacing w:before="120" w:after="40" w:line="276" w:lineRule="auto"/>
         <w:ind w:firstLine="0"/>
@@ -19294,16 +19304,18 @@
     <w:pPr>
       <w:keepNext/>
       <w:keepLines/>
-      <w:spacing w:before="200" w:after="0"/>
+      <w:spacing w:before="120" w:after="40" w:line="276" w:lineRule="auto"/>
+      <w:jc w:val="left"/>
       <w:outlineLvl w:val="3"/>
     </w:pPr>
     <w:rPr>
-      <w:rFonts w:asciiTheme="majorHAnsi" w:eastAsiaTheme="majorEastAsia" w:hAnsiTheme="majorHAnsi" w:cstheme="majorBidi"/>
       <w:b/>
       <w:bCs/>
       <w:i/>
       <w:iCs/>
-      <w:color w:val="4F81BD" w:themeColor="accent1"/>
+      <w:color w:val="111111"/>
+      <w:sz w:val="20"/>
+      <w:rFonts w:ascii="Arial" w:hAnsi="Arial" w:cs="Arial" w:eastAsia="Arial"/>
     </w:rPr>
   </w:style>
   <w:style w:type="paragraph" w:styleId="Heading5">
